--- a/Documento auxiliar PROY II.docx
+++ b/Documento auxiliar PROY II.docx
@@ -1,15 +1,19 @@
 
 <file path=word/document.xml><?xml version="1.0" encoding="utf-8"?>
-<w:document xmlns:wpc="http://schemas.microsoft.com/office/word/2010/wordprocessingCanvas" xmlns:cx="http://schemas.microsoft.com/office/drawing/2014/chartex" xmlns:cx1="http://schemas.microsoft.com/office/drawing/2015/9/8/chartex" xmlns:cx2="http://schemas.microsoft.com/office/drawing/2015/10/21/chartex" xmlns:cx3="http://schemas.microsoft.com/office/drawing/2016/5/9/chartex" xmlns:cx4="http://schemas.microsoft.com/office/drawing/2016/5/10/chartex" xmlns:cx5="http://schemas.microsoft.com/office/drawing/2016/5/11/chartex" xmlns:cx6="http://schemas.microsoft.com/office/drawing/2016/5/12/chartex" xmlns:cx7="http://schemas.microsoft.com/office/drawing/2016/5/13/chartex" xmlns:cx8="http://schemas.microsoft.com/office/drawing/2016/5/14/chartex" xmlns:mc="http://schemas.openxmlformats.org/markup-compatibility/2006" xmlns:aink="http://schemas.microsoft.com/office/drawing/2016/ink" xmlns:am3d="http://schemas.microsoft.com/office/drawing/2017/model3d" xmlns:o="urn:schemas-microsoft-com:office:office" xmlns:oel="http://schemas.microsoft.com/office/2019/extlst" xmlns:r="http://schemas.openxmlformats.org/officeDocument/2006/relationships" xmlns:m="http://schemas.openxmlformats.org/officeDocument/2006/math" xmlns:v="urn:schemas-microsoft-com:vml" xmlns:wp14="http://schemas.microsoft.com/office/word/2010/wordprocessingDrawing" xmlns:wp="http://schemas.openxmlformats.org/drawingml/2006/wordprocessingDrawing" xmlns:w10="urn:schemas-microsoft-com:office:word" xmlns:w="http://schemas.openxmlformats.org/wordprocessingml/2006/main" xmlns:w14="http://schemas.microsoft.com/office/word/2010/wordml" xmlns:w15="http://schemas.microsoft.com/office/word/2012/wordml" xmlns:w16cex="http://schemas.microsoft.com/office/word/2018/wordml/cex" xmlns:w16cid="http://schemas.microsoft.com/office/word/2016/wordml/cid" xmlns:w16="http://schemas.microsoft.com/office/word/2018/wordml" xmlns:w16sdtdh="http://schemas.microsoft.com/office/word/2020/wordml/sdtdatahash" xmlns:w16se="http://schemas.microsoft.com/office/word/2015/wordml/symex" xmlns:wpg="http://schemas.microsoft.com/office/word/2010/wordprocessingGroup" xmlns:wpi="http://schemas.microsoft.com/office/word/2010/wordprocessingInk" xmlns:wne="http://schemas.microsoft.com/office/word/2006/wordml" xmlns:wps="http://schemas.microsoft.com/office/word/2010/wordprocessingShape" mc:Ignorable="w14 w15 w16se w16cid w16 w16cex w16sdtdh wp14">
+<w:document xmlns:wpc="http://schemas.microsoft.com/office/word/2010/wordprocessingCanvas" xmlns:cx="http://schemas.microsoft.com/office/drawing/2014/chartex" xmlns:cx1="http://schemas.microsoft.com/office/drawing/2015/9/8/chartex" xmlns:cx2="http://schemas.microsoft.com/office/drawing/2015/10/21/chartex" xmlns:cx3="http://schemas.microsoft.com/office/drawing/2016/5/9/chartex" xmlns:cx4="http://schemas.microsoft.com/office/drawing/2016/5/10/chartex" xmlns:cx5="http://schemas.microsoft.com/office/drawing/2016/5/11/chartex" xmlns:cx6="http://schemas.microsoft.com/office/drawing/2016/5/12/chartex" xmlns:cx7="http://schemas.microsoft.com/office/drawing/2016/5/13/chartex" xmlns:cx8="http://schemas.microsoft.com/office/drawing/2016/5/14/chartex" xmlns:mc="http://schemas.openxmlformats.org/markup-compatibility/2006" xmlns:aink="http://schemas.microsoft.com/office/drawing/2016/ink" xmlns:am3d="http://schemas.microsoft.com/office/drawing/2017/model3d" xmlns:o="urn:schemas-microsoft-com:office:office" xmlns:oel="http://schemas.microsoft.com/office/2019/extlst" xmlns:r="http://schemas.openxmlformats.org/officeDocument/2006/relationships" xmlns:m="http://schemas.openxmlformats.org/officeDocument/2006/math" xmlns:v="urn:schemas-microsoft-com:vml" xmlns:wp14="http://schemas.microsoft.com/office/word/2010/wordprocessingDrawing" xmlns:wp="http://schemas.openxmlformats.org/drawingml/2006/wordprocessingDrawing" xmlns:w10="urn:schemas-microsoft-com:office:word" xmlns:w="http://schemas.openxmlformats.org/wordprocessingml/2006/main" xmlns:w14="http://schemas.microsoft.com/office/word/2010/wordml" xmlns:w15="http://schemas.microsoft.com/office/word/2012/wordml" xmlns:w16cex="http://schemas.microsoft.com/office/word/2018/wordml/cex" xmlns:w16cid="http://schemas.microsoft.com/office/word/2016/wordml/cid" xmlns:w16="http://schemas.microsoft.com/office/word/2018/wordml" xmlns:w16du="http://schemas.microsoft.com/office/word/2023/wordml/word16du" xmlns:w16sdtdh="http://schemas.microsoft.com/office/word/2020/wordml/sdtdatahash" xmlns:w16sdtfl="http://schemas.microsoft.com/office/word/2024/wordml/sdtformatlock" xmlns:w16se="http://schemas.microsoft.com/office/word/2015/wordml/symex" xmlns:wpg="http://schemas.microsoft.com/office/word/2010/wordprocessingGroup" xmlns:wpi="http://schemas.microsoft.com/office/word/2010/wordprocessingInk" xmlns:wne="http://schemas.microsoft.com/office/word/2006/wordml" xmlns:wps="http://schemas.microsoft.com/office/word/2010/wordprocessingShape" mc:Ignorable="w14 w15 w16se w16cid w16 w16cex w16sdtdh w16sdtfl w16du wp14">
   <w:body>
     <w:p>
       <w:pPr>
         <w:spacing w:after="0"/>
         <w:jc w:val="center"/>
-      </w:pPr>
-      <w:r>
-        <w:rPr>
-          <w:rFonts w:ascii="Arial" w:hAnsi="Arial" w:eastAsia="Arial" w:cs="Arial"/>
+        <w:rPr>
+          <w:b/>
+          <w:bCs/>
+        </w:rPr>
+      </w:pPr>
+      <w:r>
+        <w:rPr>
+          <w:rFonts w:ascii="Arial" w:eastAsia="Arial" w:hAnsi="Arial" w:cs="Arial"/>
           <w:b/>
           <w:bCs/>
           <w:color w:val="000000" w:themeColor="text1"/>
@@ -18,63 +22,121 @@
         </w:rPr>
         <w:t>BASES DE DATOS PROYECTO</w:t>
       </w:r>
+      <w:r>
+        <w:rPr>
+          <w:b/>
+          <w:bCs/>
+        </w:rPr>
+        <w:t>:</w:t>
+      </w:r>
     </w:p>
     <w:p>
       <w:pPr>
         <w:spacing w:after="0"/>
-      </w:pPr>
-      <w:r>
-        <w:rPr>
-          <w:rFonts w:ascii="Arial" w:hAnsi="Arial" w:eastAsia="Arial" w:cs="Arial"/>
-          <w:b/>
-          <w:bCs/>
-          <w:color w:val="000000" w:themeColor="text1"/>
-          <w:sz w:val="28"/>
-          <w:szCs w:val="28"/>
-        </w:rPr>
-        <w:t xml:space="preserve"> </w:t>
-      </w:r>
-    </w:p>
-    <w:p>
-      <w:pPr>
-        <w:rPr>
-          <w:b w:val="1"/>
-          <w:bCs w:val="1"/>
-        </w:rPr>
-      </w:pPr>
-      <w:r>
-        <w:rPr>
-          <w:b w:val="1"/>
-          <w:bCs w:val="1"/>
-        </w:rPr>
-        <w:t>CUESTIONARIO</w:t>
-      </w:r>
-      <w:r>
-        <w:rPr>
-          <w:b w:val="1"/>
-          <w:bCs w:val="1"/>
-        </w:rPr>
-        <w:t>:</w:t>
-      </w:r>
-    </w:p>
-    <w:p>
-      <w:pPr>
-        <w:pStyle w:val="Prrafodelista"/>
+        <w:jc w:val="center"/>
+        <w:rPr>
+          <w:b/>
+          <w:bCs/>
+        </w:rPr>
+      </w:pPr>
+    </w:p>
+    <w:p>
+      <w:pPr>
+        <w:spacing w:after="0"/>
+      </w:pPr>
+      <w:r>
+        <w:t>Hay que tener en cuenta que se han eliminado todos los municipios con aquella conexión a internet menor a 90 (</w:t>
+      </w:r>
+      <w:r>
+        <w:rPr>
+          <w:i/>
+          <w:iCs/>
+        </w:rPr>
+        <w:t>conectividad a internet</w:t>
+      </w:r>
+      <w:r>
+        <w:t>)</w:t>
+      </w:r>
+      <w:r>
+        <w:t>.</w:t>
+      </w:r>
+    </w:p>
+    <w:p>
+      <w:pPr>
+        <w:spacing w:after="0"/>
+        <w:rPr>
+          <w:b/>
+          <w:bCs/>
+        </w:rPr>
+      </w:pPr>
+    </w:p>
+    <w:p>
+      <w:pPr>
+        <w:spacing w:after="0"/>
+        <w:rPr>
+          <w:b/>
+          <w:bCs/>
+        </w:rPr>
+      </w:pPr>
+      <w:r>
+        <w:rPr>
+          <w:b/>
+          <w:bCs/>
+        </w:rPr>
+        <w:t>FORMULARIO:</w:t>
+      </w:r>
+      <w:r>
+        <w:tab/>
+      </w:r>
+    </w:p>
+    <w:p>
+      <w:pPr>
+        <w:pStyle w:val="ListParagraph"/>
         <w:numPr>
           <w:ilvl w:val="0"/>
-          <w:numId w:val="13"/>
+          <w:numId w:val="8"/>
         </w:numPr>
       </w:pPr>
       <w:r>
         <w:t>EDAD</w:t>
       </w:r>
-    </w:p>
-    <w:p>
-      <w:pPr>
-        <w:pStyle w:val="Prrafodelista"/>
+      <w:r>
+        <w:t xml:space="preserve"> </w:t>
+      </w:r>
+      <w:r>
+        <w:t>–</w:t>
+      </w:r>
+      <w:r>
+        <w:t xml:space="preserve"> </w:t>
+      </w:r>
+      <w:r>
+        <w:rPr>
+          <w:i/>
+          <w:iCs/>
+        </w:rPr>
+        <w:t>Índice</w:t>
+      </w:r>
+      <w:r>
+        <w:rPr>
+          <w:i/>
+          <w:iCs/>
+        </w:rPr>
+        <w:t xml:space="preserve"> </w:t>
+      </w:r>
+      <w:r>
+        <w:rPr>
+          <w:i/>
+          <w:iCs/>
+        </w:rPr>
+        <w:t>envejecimiento</w:t>
+      </w:r>
+    </w:p>
+    <w:p>
+      <w:pPr>
+        <w:pStyle w:val="ListParagraph"/>
         <w:numPr>
           <w:ilvl w:val="0"/>
-          <w:numId w:val="13"/>
+          <w:numId w:val="8"/>
         </w:numPr>
       </w:pPr>
       <w:r>
@@ -86,13 +148,29 @@
       <w:r>
         <w:t>EN EL HOGAR</w:t>
       </w:r>
-    </w:p>
-    <w:p>
-      <w:pPr>
-        <w:pStyle w:val="Prrafodelista"/>
+      <w:r>
+        <w:t xml:space="preserve"> </w:t>
+      </w:r>
+      <w:r>
+        <w:t>–</w:t>
+      </w:r>
+      <w:r>
+        <w:t xml:space="preserve"> </w:t>
+      </w:r>
+      <w:r>
+        <w:rPr>
+          <w:i/>
+          <w:iCs/>
+        </w:rPr>
+        <w:t>Ratio colegios o distancia centro educativo</w:t>
+      </w:r>
+    </w:p>
+    <w:p>
+      <w:pPr>
+        <w:pStyle w:val="ListParagraph"/>
         <w:numPr>
           <w:ilvl w:val="1"/>
-          <w:numId w:val="13"/>
+          <w:numId w:val="8"/>
         </w:numPr>
       </w:pPr>
       <w:r>
@@ -104,10 +182,10 @@
     </w:p>
     <w:p>
       <w:pPr>
-        <w:pStyle w:val="Prrafodelista"/>
+        <w:pStyle w:val="ListParagraph"/>
         <w:numPr>
           <w:ilvl w:val="0"/>
-          <w:numId w:val="13"/>
+          <w:numId w:val="8"/>
         </w:numPr>
       </w:pPr>
       <w:r>
@@ -119,102 +197,166 @@
       <w:r>
         <w:t>QUE PRECISE DE HOSPITAL</w:t>
       </w:r>
-    </w:p>
-    <w:p>
-      <w:pPr>
-        <w:pStyle w:val="Prrafodelista"/>
+      <w:r>
+        <w:t xml:space="preserve"> </w:t>
+      </w:r>
+      <w:r>
+        <w:t>–</w:t>
+      </w:r>
+      <w:r>
+        <w:t xml:space="preserve"> </w:t>
+      </w:r>
+      <w:r>
+        <w:rPr>
+          <w:i/>
+          <w:iCs/>
+        </w:rPr>
+        <w:t>Ratio hospital o distancia hospital</w:t>
+      </w:r>
+    </w:p>
+    <w:p>
+      <w:pPr>
+        <w:pStyle w:val="ListParagraph"/>
         <w:numPr>
           <w:ilvl w:val="0"/>
-          <w:numId w:val="13"/>
+          <w:numId w:val="8"/>
         </w:numPr>
+        <w:rPr>
+          <w:i/>
+          <w:iCs/>
+        </w:rPr>
       </w:pPr>
       <w:r>
         <w:t>PROPENSO A CONTRAER ENFERMEDADES</w:t>
       </w:r>
       <w:r>
-        <w:t>-CENTRO SALUD</w:t>
-      </w:r>
-    </w:p>
-    <w:p>
-      <w:pPr>
-        <w:pStyle w:val="Prrafodelista"/>
+        <w:t xml:space="preserve"> – </w:t>
+      </w:r>
+      <w:r>
+        <w:rPr>
+          <w:i/>
+          <w:iCs/>
+        </w:rPr>
+        <w:t>Ratio centro de salud o existencia consultorio local</w:t>
+      </w:r>
+    </w:p>
+    <w:p>
+      <w:pPr>
+        <w:pStyle w:val="ListParagraph"/>
         <w:numPr>
           <w:ilvl w:val="0"/>
-          <w:numId w:val="13"/>
+          <w:numId w:val="8"/>
         </w:numPr>
       </w:pPr>
       <w:r>
         <w:t>RENTA</w:t>
       </w:r>
-    </w:p>
-    <w:p>
-      <w:pPr>
-        <w:pStyle w:val="Prrafodelista"/>
+      <w:r>
+        <w:t xml:space="preserve"> O CUÁNTO DE TU RENTA ESTÁS DISPUESTO A GASTAR EN </w:t>
+      </w:r>
+      <w:r>
+        <w:t>LA VIVIENDA</w:t>
+      </w:r>
+      <w:r>
+        <w:t xml:space="preserve"> </w:t>
+      </w:r>
+      <w:r>
+        <w:t xml:space="preserve">– </w:t>
+      </w:r>
+      <w:r>
+        <w:rPr>
+          <w:i/>
+          <w:iCs/>
+        </w:rPr>
+        <w:t>Esfuerzo alquiler</w:t>
+      </w:r>
+    </w:p>
+    <w:p>
+      <w:pPr>
+        <w:pStyle w:val="ListParagraph"/>
         <w:numPr>
           <w:ilvl w:val="0"/>
-          <w:numId w:val="13"/>
+          <w:numId w:val="8"/>
         </w:numPr>
-        <w:rPr/>
-      </w:pPr>
-      <w:r>
-        <w:rPr/>
+      </w:pPr>
+      <w:r>
         <w:t>BUSCAS TRANQUILIDAD</w:t>
       </w:r>
       <w:r>
-        <w:rPr/>
         <w:t xml:space="preserve"> </w:t>
       </w:r>
       <w:r>
-        <w:rPr/>
-        <w:t>(ESPACIOS EN VERDE DISTRITOS)</w:t>
-      </w:r>
-    </w:p>
-    <w:p>
-      <w:pPr>
-        <w:pStyle w:val="Prrafodelista"/>
+        <w:t xml:space="preserve">– </w:t>
+      </w:r>
+      <w:r>
+        <w:rPr>
+          <w:i/>
+          <w:iCs/>
+        </w:rPr>
+        <w:t>Espacios verdes en distritos</w:t>
+      </w:r>
+    </w:p>
+    <w:p>
+      <w:pPr>
+        <w:pStyle w:val="ListParagraph"/>
         <w:numPr>
           <w:ilvl w:val="0"/>
-          <w:numId w:val="13"/>
+          <w:numId w:val="8"/>
         </w:numPr>
       </w:pPr>
       <w:r>
         <w:t>TIENES COCHE</w:t>
       </w:r>
     </w:p>
-    <w:p>
-      <w:pPr>
-        <w:pStyle w:val="Prrafodelista"/>
+    <w:p/>
+    <w:p>
+      <w:pPr>
+        <w:pStyle w:val="ListParagraph"/>
         <w:numPr>
           <w:ilvl w:val="0"/>
-          <w:numId w:val="13"/>
+          <w:numId w:val="8"/>
         </w:numPr>
       </w:pPr>
-    </w:p>
-    <w:p>
-      <w:pPr>
-        <w:pStyle w:val="Prrafodelista"/>
+      <w:r>
+        <w:t>CLIMA</w:t>
+      </w:r>
+      <w:r>
+        <w:t xml:space="preserve"> (PARA DIFERENCIAR ENTRE VIZCAYA/VALENCIA)</w:t>
+      </w:r>
+    </w:p>
+    <w:p>
+      <w:pPr>
+        <w:pStyle w:val="ListParagraph"/>
+      </w:pPr>
+    </w:p>
+    <w:p>
+      <w:pPr>
+        <w:pStyle w:val="ListParagraph"/>
         <w:numPr>
           <w:ilvl w:val="0"/>
-          <w:numId w:val="13"/>
+          <w:numId w:val="8"/>
         </w:numPr>
       </w:pPr>
       <w:r>
-        <w:t>CLIMA</w:t>
-      </w:r>
-      <w:r>
-        <w:t xml:space="preserve"> (PARA DIFERENCIAR ENTRE VIZCAYA/VALENCIA)</w:t>
-      </w:r>
-    </w:p>
-    <w:p>
-      <w:pPr>
-        <w:pStyle w:val="Prrafodelista"/>
+        <w:t xml:space="preserve">LAS VARIABLES </w:t>
+      </w:r>
+      <w:r>
+        <w:t xml:space="preserve">RELACIONADAS CON LOS CONTRATOS POR SECTORES SOLO SIRVEN PARA CLUSTERING O </w:t>
+      </w:r>
+      <w:r>
+        <w:t>CREAR UNA PREGUNTA SOBRE ELLO??</w:t>
+      </w:r>
+    </w:p>
+    <w:p>
+      <w:pPr>
+        <w:pStyle w:val="ListParagraph"/>
       </w:pPr>
     </w:p>
     <w:p>
       <w:pPr>
         <w:spacing w:after="0"/>
         <w:rPr>
-          <w:rFonts w:ascii="Arial" w:hAnsi="Arial" w:eastAsia="Arial" w:cs="Arial"/>
+          <w:rFonts w:ascii="Arial" w:eastAsia="Arial" w:hAnsi="Arial" w:cs="Arial"/>
           <w:b/>
           <w:bCs/>
           <w:color w:val="000000" w:themeColor="text1"/>
@@ -227,7 +369,7 @@
       <w:pPr>
         <w:spacing w:after="0"/>
         <w:rPr>
-          <w:rFonts w:ascii="Arial" w:hAnsi="Arial" w:eastAsia="Arial" w:cs="Arial"/>
+          <w:rFonts w:ascii="Arial" w:eastAsia="Arial" w:hAnsi="Arial" w:cs="Arial"/>
           <w:b/>
           <w:bCs/>
           <w:color w:val="000000" w:themeColor="text1"/>
@@ -240,7 +382,7 @@
       <w:pPr>
         <w:spacing w:after="0"/>
         <w:rPr>
-          <w:rFonts w:ascii="Arial" w:hAnsi="Arial" w:eastAsia="Arial" w:cs="Arial"/>
+          <w:rFonts w:ascii="Arial" w:eastAsia="Arial" w:hAnsi="Arial" w:cs="Arial"/>
           <w:b/>
           <w:bCs/>
           <w:color w:val="000000" w:themeColor="text1"/>
@@ -253,7 +395,7 @@
       <w:pPr>
         <w:spacing w:after="0"/>
         <w:rPr>
-          <w:rFonts w:ascii="Arial" w:hAnsi="Arial" w:eastAsia="Arial" w:cs="Arial"/>
+          <w:rFonts w:ascii="Arial" w:eastAsia="Arial" w:hAnsi="Arial" w:cs="Arial"/>
           <w:b/>
           <w:bCs/>
           <w:color w:val="000000" w:themeColor="text1"/>
@@ -266,7 +408,7 @@
       <w:pPr>
         <w:spacing w:after="0"/>
         <w:rPr>
-          <w:rFonts w:ascii="Arial" w:hAnsi="Arial" w:eastAsia="Arial" w:cs="Arial"/>
+          <w:rFonts w:ascii="Arial" w:eastAsia="Arial" w:hAnsi="Arial" w:cs="Arial"/>
           <w:b/>
           <w:bCs/>
           <w:color w:val="000000" w:themeColor="text1"/>
@@ -279,7 +421,7 @@
       <w:pPr>
         <w:spacing w:after="0"/>
         <w:rPr>
-          <w:rFonts w:ascii="Arial" w:hAnsi="Arial" w:eastAsia="Arial" w:cs="Arial"/>
+          <w:rFonts w:ascii="Arial" w:eastAsia="Arial" w:hAnsi="Arial" w:cs="Arial"/>
           <w:b/>
           <w:bCs/>
           <w:color w:val="000000" w:themeColor="text1"/>
@@ -292,7 +434,7 @@
       <w:pPr>
         <w:spacing w:after="0"/>
         <w:rPr>
-          <w:rFonts w:ascii="Arial" w:hAnsi="Arial" w:eastAsia="Arial" w:cs="Arial"/>
+          <w:rFonts w:ascii="Arial" w:eastAsia="Arial" w:hAnsi="Arial" w:cs="Arial"/>
           <w:b/>
           <w:bCs/>
           <w:color w:val="000000" w:themeColor="text1"/>
@@ -305,7 +447,7 @@
       <w:pPr>
         <w:spacing w:after="0"/>
         <w:rPr>
-          <w:rFonts w:ascii="Arial" w:hAnsi="Arial" w:eastAsia="Arial" w:cs="Arial"/>
+          <w:rFonts w:ascii="Arial" w:eastAsia="Arial" w:hAnsi="Arial" w:cs="Arial"/>
           <w:b/>
           <w:bCs/>
           <w:color w:val="000000" w:themeColor="text1"/>
@@ -318,7 +460,7 @@
       <w:pPr>
         <w:spacing w:after="0"/>
         <w:rPr>
-          <w:rFonts w:ascii="Arial" w:hAnsi="Arial" w:eastAsia="Arial" w:cs="Arial"/>
+          <w:rFonts w:ascii="Arial" w:eastAsia="Arial" w:hAnsi="Arial" w:cs="Arial"/>
           <w:b/>
           <w:bCs/>
           <w:color w:val="000000" w:themeColor="text1"/>
@@ -331,7 +473,7 @@
       <w:pPr>
         <w:spacing w:after="0"/>
         <w:rPr>
-          <w:rFonts w:ascii="Arial" w:hAnsi="Arial" w:eastAsia="Arial" w:cs="Arial"/>
+          <w:rFonts w:ascii="Arial" w:eastAsia="Arial" w:hAnsi="Arial" w:cs="Arial"/>
           <w:b/>
           <w:bCs/>
           <w:color w:val="000000" w:themeColor="text1"/>
@@ -344,7 +486,7 @@
       <w:pPr>
         <w:spacing w:after="0"/>
         <w:rPr>
-          <w:rFonts w:ascii="Arial" w:hAnsi="Arial" w:eastAsia="Arial" w:cs="Arial"/>
+          <w:rFonts w:ascii="Arial" w:eastAsia="Arial" w:hAnsi="Arial" w:cs="Arial"/>
           <w:b/>
           <w:bCs/>
           <w:color w:val="000000" w:themeColor="text1"/>
@@ -357,7 +499,7 @@
       <w:pPr>
         <w:spacing w:after="0"/>
         <w:rPr>
-          <w:rFonts w:ascii="Arial" w:hAnsi="Arial" w:eastAsia="Arial" w:cs="Arial"/>
+          <w:rFonts w:ascii="Arial" w:eastAsia="Arial" w:hAnsi="Arial" w:cs="Arial"/>
           <w:b/>
           <w:bCs/>
           <w:color w:val="000000" w:themeColor="text1"/>
@@ -370,7 +512,7 @@
       <w:pPr>
         <w:spacing w:after="0"/>
         <w:rPr>
-          <w:rFonts w:ascii="Arial" w:hAnsi="Arial" w:eastAsia="Arial" w:cs="Arial"/>
+          <w:rFonts w:ascii="Arial" w:eastAsia="Arial" w:hAnsi="Arial" w:cs="Arial"/>
           <w:b/>
           <w:bCs/>
           <w:color w:val="000000" w:themeColor="text1"/>
@@ -383,7 +525,7 @@
       <w:pPr>
         <w:spacing w:after="0"/>
         <w:rPr>
-          <w:rFonts w:ascii="Arial" w:hAnsi="Arial" w:eastAsia="Arial" w:cs="Arial"/>
+          <w:rFonts w:ascii="Arial" w:eastAsia="Arial" w:hAnsi="Arial" w:cs="Arial"/>
           <w:b/>
           <w:bCs/>
           <w:color w:val="000000" w:themeColor="text1"/>
@@ -396,7 +538,7 @@
       <w:pPr>
         <w:spacing w:after="0"/>
         <w:rPr>
-          <w:rFonts w:ascii="Arial" w:hAnsi="Arial" w:eastAsia="Arial" w:cs="Arial"/>
+          <w:rFonts w:ascii="Arial" w:eastAsia="Arial" w:hAnsi="Arial" w:cs="Arial"/>
           <w:b/>
           <w:bCs/>
           <w:color w:val="000000" w:themeColor="text1"/>
@@ -409,7 +551,7 @@
       <w:pPr>
         <w:spacing w:after="0"/>
         <w:rPr>
-          <w:rFonts w:ascii="Arial" w:hAnsi="Arial" w:eastAsia="Arial" w:cs="Arial"/>
+          <w:rFonts w:ascii="Arial" w:eastAsia="Arial" w:hAnsi="Arial" w:cs="Arial"/>
           <w:b/>
           <w:bCs/>
           <w:color w:val="000000" w:themeColor="text1"/>
@@ -422,7 +564,7 @@
       <w:pPr>
         <w:spacing w:after="0"/>
         <w:rPr>
-          <w:rFonts w:ascii="Arial" w:hAnsi="Arial" w:eastAsia="Arial" w:cs="Arial"/>
+          <w:rFonts w:ascii="Arial" w:eastAsia="Arial" w:hAnsi="Arial" w:cs="Arial"/>
           <w:b/>
           <w:bCs/>
           <w:color w:val="000000" w:themeColor="text1"/>
@@ -435,7 +577,7 @@
       <w:pPr>
         <w:spacing w:after="0"/>
         <w:rPr>
-          <w:rFonts w:ascii="Arial" w:hAnsi="Arial" w:eastAsia="Arial" w:cs="Arial"/>
+          <w:rFonts w:ascii="Arial" w:eastAsia="Arial" w:hAnsi="Arial" w:cs="Arial"/>
           <w:b/>
           <w:bCs/>
           <w:color w:val="000000" w:themeColor="text1"/>
@@ -448,7 +590,7 @@
       <w:pPr>
         <w:spacing w:after="0"/>
         <w:rPr>
-          <w:rFonts w:ascii="Arial" w:hAnsi="Arial" w:eastAsia="Arial" w:cs="Arial"/>
+          <w:rFonts w:ascii="Arial" w:eastAsia="Arial" w:hAnsi="Arial" w:cs="Arial"/>
           <w:b/>
           <w:bCs/>
           <w:color w:val="000000" w:themeColor="text1"/>
@@ -461,7 +603,7 @@
       <w:pPr>
         <w:spacing w:after="0"/>
         <w:rPr>
-          <w:rFonts w:ascii="Arial" w:hAnsi="Arial" w:eastAsia="Arial" w:cs="Arial"/>
+          <w:rFonts w:ascii="Arial" w:eastAsia="Arial" w:hAnsi="Arial" w:cs="Arial"/>
           <w:b/>
           <w:bCs/>
           <w:color w:val="000000" w:themeColor="text1"/>
@@ -474,7 +616,7 @@
       <w:pPr>
         <w:spacing w:after="0"/>
         <w:rPr>
-          <w:rFonts w:ascii="Arial" w:hAnsi="Arial" w:eastAsia="Arial" w:cs="Arial"/>
+          <w:rFonts w:ascii="Arial" w:eastAsia="Arial" w:hAnsi="Arial" w:cs="Arial"/>
           <w:b/>
           <w:bCs/>
           <w:color w:val="000000" w:themeColor="text1"/>
@@ -487,7 +629,7 @@
       <w:pPr>
         <w:spacing w:after="0"/>
         <w:rPr>
-          <w:rFonts w:ascii="Arial" w:hAnsi="Arial" w:eastAsia="Arial" w:cs="Arial"/>
+          <w:rFonts w:ascii="Arial" w:eastAsia="Arial" w:hAnsi="Arial" w:cs="Arial"/>
           <w:b/>
           <w:bCs/>
           <w:color w:val="000000" w:themeColor="text1"/>
@@ -500,7 +642,7 @@
       <w:pPr>
         <w:spacing w:after="0"/>
         <w:rPr>
-          <w:rFonts w:ascii="Arial" w:hAnsi="Arial" w:eastAsia="Arial" w:cs="Arial"/>
+          <w:rFonts w:ascii="Arial" w:eastAsia="Arial" w:hAnsi="Arial" w:cs="Arial"/>
           <w:b/>
           <w:bCs/>
           <w:color w:val="000000" w:themeColor="text1"/>
@@ -513,7 +655,7 @@
       <w:pPr>
         <w:spacing w:after="0"/>
         <w:rPr>
-          <w:rFonts w:ascii="Arial" w:hAnsi="Arial" w:eastAsia="Arial" w:cs="Arial"/>
+          <w:rFonts w:ascii="Arial" w:eastAsia="Arial" w:hAnsi="Arial" w:cs="Arial"/>
           <w:b/>
           <w:bCs/>
           <w:color w:val="000000" w:themeColor="text1"/>
@@ -526,7 +668,7 @@
       <w:pPr>
         <w:spacing w:after="0"/>
         <w:rPr>
-          <w:rFonts w:ascii="Arial" w:hAnsi="Arial" w:eastAsia="Arial" w:cs="Arial"/>
+          <w:rFonts w:ascii="Arial" w:eastAsia="Arial" w:hAnsi="Arial" w:cs="Arial"/>
           <w:b/>
           <w:bCs/>
           <w:color w:val="000000" w:themeColor="text1"/>
@@ -539,7 +681,7 @@
       <w:pPr>
         <w:spacing w:after="0"/>
         <w:rPr>
-          <w:rFonts w:ascii="Arial" w:hAnsi="Arial" w:eastAsia="Arial" w:cs="Arial"/>
+          <w:rFonts w:ascii="Arial" w:eastAsia="Arial" w:hAnsi="Arial" w:cs="Arial"/>
           <w:b/>
           <w:bCs/>
           <w:color w:val="000000" w:themeColor="text1"/>
@@ -551,146 +693,16 @@
     <w:p>
       <w:pPr>
         <w:spacing w:after="0"/>
-        <w:rPr>
-          <w:rFonts w:ascii="Arial" w:hAnsi="Arial" w:eastAsia="Arial" w:cs="Arial"/>
+      </w:pPr>
+      <w:r>
+        <w:rPr>
+          <w:rFonts w:ascii="Arial" w:eastAsia="Arial" w:hAnsi="Arial" w:cs="Arial"/>
           <w:b/>
           <w:bCs/>
           <w:color w:val="000000" w:themeColor="text1"/>
           <w:sz w:val="26"/>
           <w:szCs w:val="26"/>
         </w:rPr>
-      </w:pPr>
-    </w:p>
-    <w:p>
-      <w:pPr>
-        <w:spacing w:after="0"/>
-        <w:rPr>
-          <w:rFonts w:ascii="Arial" w:hAnsi="Arial" w:eastAsia="Arial" w:cs="Arial"/>
-          <w:b/>
-          <w:bCs/>
-          <w:color w:val="000000" w:themeColor="text1"/>
-          <w:sz w:val="26"/>
-          <w:szCs w:val="26"/>
-        </w:rPr>
-      </w:pPr>
-    </w:p>
-    <w:p>
-      <w:pPr>
-        <w:spacing w:after="0"/>
-        <w:rPr>
-          <w:rFonts w:ascii="Arial" w:hAnsi="Arial" w:eastAsia="Arial" w:cs="Arial"/>
-          <w:b/>
-          <w:bCs/>
-          <w:color w:val="000000" w:themeColor="text1"/>
-          <w:sz w:val="26"/>
-          <w:szCs w:val="26"/>
-        </w:rPr>
-      </w:pPr>
-    </w:p>
-    <w:p>
-      <w:pPr>
-        <w:spacing w:after="0"/>
-        <w:rPr>
-          <w:rFonts w:ascii="Arial" w:hAnsi="Arial" w:eastAsia="Arial" w:cs="Arial"/>
-          <w:b/>
-          <w:bCs/>
-          <w:color w:val="000000" w:themeColor="text1"/>
-          <w:sz w:val="26"/>
-          <w:szCs w:val="26"/>
-        </w:rPr>
-      </w:pPr>
-    </w:p>
-    <w:p>
-      <w:pPr>
-        <w:spacing w:after="0"/>
-        <w:rPr>
-          <w:rFonts w:ascii="Arial" w:hAnsi="Arial" w:eastAsia="Arial" w:cs="Arial"/>
-          <w:b/>
-          <w:bCs/>
-          <w:color w:val="000000" w:themeColor="text1"/>
-          <w:sz w:val="26"/>
-          <w:szCs w:val="26"/>
-        </w:rPr>
-      </w:pPr>
-    </w:p>
-    <w:p>
-      <w:pPr>
-        <w:spacing w:after="0"/>
-        <w:rPr>
-          <w:rFonts w:ascii="Arial" w:hAnsi="Arial" w:eastAsia="Arial" w:cs="Arial"/>
-          <w:b/>
-          <w:bCs/>
-          <w:color w:val="000000" w:themeColor="text1"/>
-          <w:sz w:val="26"/>
-          <w:szCs w:val="26"/>
-        </w:rPr>
-      </w:pPr>
-    </w:p>
-    <w:p>
-      <w:pPr>
-        <w:spacing w:after="0"/>
-        <w:rPr>
-          <w:rFonts w:ascii="Arial" w:hAnsi="Arial" w:eastAsia="Arial" w:cs="Arial"/>
-          <w:b/>
-          <w:bCs/>
-          <w:color w:val="000000" w:themeColor="text1"/>
-          <w:sz w:val="26"/>
-          <w:szCs w:val="26"/>
-        </w:rPr>
-      </w:pPr>
-    </w:p>
-    <w:p>
-      <w:pPr>
-        <w:spacing w:after="0"/>
-        <w:rPr>
-          <w:rFonts w:ascii="Arial" w:hAnsi="Arial" w:eastAsia="Arial" w:cs="Arial"/>
-          <w:b/>
-          <w:bCs/>
-          <w:color w:val="000000" w:themeColor="text1"/>
-          <w:sz w:val="26"/>
-          <w:szCs w:val="26"/>
-        </w:rPr>
-      </w:pPr>
-    </w:p>
-    <w:p>
-      <w:pPr>
-        <w:spacing w:after="0"/>
-        <w:rPr>
-          <w:rFonts w:ascii="Arial" w:hAnsi="Arial" w:eastAsia="Arial" w:cs="Arial"/>
-          <w:b/>
-          <w:bCs/>
-          <w:color w:val="000000" w:themeColor="text1"/>
-          <w:sz w:val="26"/>
-          <w:szCs w:val="26"/>
-        </w:rPr>
-      </w:pPr>
-    </w:p>
-    <w:p>
-      <w:pPr>
-        <w:spacing w:after="0"/>
-        <w:rPr>
-          <w:rFonts w:ascii="Arial" w:hAnsi="Arial" w:eastAsia="Arial" w:cs="Arial"/>
-          <w:b/>
-          <w:bCs/>
-          <w:color w:val="000000" w:themeColor="text1"/>
-          <w:sz w:val="26"/>
-          <w:szCs w:val="26"/>
-        </w:rPr>
-      </w:pPr>
-    </w:p>
-    <w:p>
-      <w:pPr>
-        <w:spacing w:after="0"/>
-      </w:pPr>
-      <w:r>
-        <w:rPr>
-          <w:rFonts w:ascii="Arial" w:hAnsi="Arial" w:eastAsia="Arial" w:cs="Arial"/>
-          <w:b/>
-          <w:bCs/>
-          <w:color w:val="000000" w:themeColor="text1"/>
-          <w:sz w:val="26"/>
-          <w:szCs w:val="26"/>
-        </w:rPr>
         <w:t>Ciudad vs pueblo</w:t>
       </w:r>
     </w:p>
@@ -702,7 +714,7 @@
       </w:pPr>
       <w:r>
         <w:rPr>
-          <w:rFonts w:ascii="Arial" w:hAnsi="Arial" w:eastAsia="Arial" w:cs="Arial"/>
+          <w:rFonts w:ascii="Arial" w:eastAsia="Arial" w:hAnsi="Arial" w:cs="Arial"/>
           <w:color w:val="000000" w:themeColor="text1"/>
           <w:sz w:val="22"/>
           <w:szCs w:val="22"/>
@@ -717,7 +729,7 @@
       </w:pPr>
       <w:r>
         <w:rPr>
-          <w:rFonts w:ascii="Arial" w:hAnsi="Arial" w:eastAsia="Arial" w:cs="Arial"/>
+          <w:rFonts w:ascii="Arial" w:eastAsia="Arial" w:hAnsi="Arial" w:cs="Arial"/>
           <w:b/>
           <w:bCs/>
           <w:color w:val="000000" w:themeColor="text1"/>
@@ -730,24 +742,24 @@
     <w:p/>
     <w:p>
       <w:pPr>
-        <w:pStyle w:val="Prrafodelista"/>
+        <w:pStyle w:val="ListParagraph"/>
         <w:numPr>
           <w:ilvl w:val="0"/>
-          <w:numId w:val="7"/>
+          <w:numId w:val="12"/>
         </w:numPr>
         <w:spacing w:before="220" w:after="220"/>
         <w:rPr>
-          <w:rFonts w:ascii="Arial" w:hAnsi="Arial" w:eastAsia="Arial" w:cs="Arial"/>
-          <w:b/>
-          <w:bCs/>
-          <w:color w:val="000000" w:themeColor="text1"/>
-          <w:sz w:val="22"/>
-          <w:szCs w:val="22"/>
-        </w:rPr>
-      </w:pPr>
-      <w:r>
-        <w:rPr>
-          <w:rFonts w:ascii="Arial" w:hAnsi="Arial" w:eastAsia="Arial" w:cs="Arial"/>
+          <w:rFonts w:ascii="Arial" w:eastAsia="Arial" w:hAnsi="Arial" w:cs="Arial"/>
+          <w:b/>
+          <w:bCs/>
+          <w:color w:val="000000" w:themeColor="text1"/>
+          <w:sz w:val="22"/>
+          <w:szCs w:val="22"/>
+        </w:rPr>
+      </w:pPr>
+      <w:r>
+        <w:rPr>
+          <w:rFonts w:ascii="Arial" w:eastAsia="Arial" w:hAnsi="Arial" w:cs="Arial"/>
           <w:b/>
           <w:bCs/>
           <w:color w:val="000000" w:themeColor="text1"/>
@@ -765,8 +777,8 @@
       <w:hyperlink r:id="rId7">
         <w:r>
           <w:rPr>
-            <w:rStyle w:val="Hipervnculo"/>
-            <w:rFonts w:ascii="Arial" w:hAnsi="Arial" w:eastAsia="Arial" w:cs="Arial"/>
+            <w:rStyle w:val="Hyperlink"/>
+            <w:rFonts w:ascii="Arial" w:eastAsia="Arial" w:hAnsi="Arial" w:cs="Arial"/>
             <w:b/>
             <w:bCs/>
             <w:color w:val="1155CC"/>
@@ -780,22 +792,22 @@
     </w:p>
     <w:p>
       <w:pPr>
-        <w:pStyle w:val="Prrafodelista"/>
+        <w:pStyle w:val="ListParagraph"/>
         <w:numPr>
           <w:ilvl w:val="0"/>
-          <w:numId w:val="6"/>
+          <w:numId w:val="9"/>
         </w:numPr>
         <w:spacing w:before="220" w:after="220"/>
         <w:rPr>
-          <w:rFonts w:ascii="Arial" w:hAnsi="Arial" w:eastAsia="Arial" w:cs="Arial"/>
-          <w:color w:val="000000" w:themeColor="text1"/>
-          <w:sz w:val="22"/>
-          <w:szCs w:val="22"/>
-        </w:rPr>
-      </w:pPr>
-      <w:r>
-        <w:rPr>
-          <w:rFonts w:ascii="Arial" w:hAnsi="Arial" w:eastAsia="Arial" w:cs="Arial"/>
+          <w:rFonts w:ascii="Arial" w:eastAsia="Arial" w:hAnsi="Arial" w:cs="Arial"/>
+          <w:color w:val="000000" w:themeColor="text1"/>
+          <w:sz w:val="22"/>
+          <w:szCs w:val="22"/>
+        </w:rPr>
+      </w:pPr>
+      <w:r>
+        <w:rPr>
+          <w:rFonts w:ascii="Arial" w:eastAsia="Arial" w:hAnsi="Arial" w:cs="Arial"/>
           <w:b/>
           <w:bCs/>
           <w:color w:val="000000" w:themeColor="text1"/>
@@ -806,7 +818,7 @@
       </w:r>
       <w:r>
         <w:rPr>
-          <w:rFonts w:ascii="Arial" w:hAnsi="Arial" w:eastAsia="Arial" w:cs="Arial"/>
+          <w:rFonts w:ascii="Arial" w:eastAsia="Arial" w:hAnsi="Arial" w:cs="Arial"/>
           <w:color w:val="000000" w:themeColor="text1"/>
           <w:sz w:val="22"/>
           <w:szCs w:val="22"/>
@@ -816,22 +828,22 @@
     </w:p>
     <w:p>
       <w:pPr>
-        <w:pStyle w:val="Prrafodelista"/>
+        <w:pStyle w:val="ListParagraph"/>
         <w:numPr>
           <w:ilvl w:val="0"/>
-          <w:numId w:val="6"/>
+          <w:numId w:val="9"/>
         </w:numPr>
         <w:spacing w:before="220" w:after="220"/>
         <w:rPr>
-          <w:rFonts w:ascii="Arial" w:hAnsi="Arial" w:eastAsia="Arial" w:cs="Arial"/>
-          <w:color w:val="000000" w:themeColor="text1"/>
-          <w:sz w:val="22"/>
-          <w:szCs w:val="22"/>
-        </w:rPr>
-      </w:pPr>
-      <w:r>
-        <w:rPr>
-          <w:rFonts w:ascii="Arial" w:hAnsi="Arial" w:eastAsia="Arial" w:cs="Arial"/>
+          <w:rFonts w:ascii="Arial" w:eastAsia="Arial" w:hAnsi="Arial" w:cs="Arial"/>
+          <w:color w:val="000000" w:themeColor="text1"/>
+          <w:sz w:val="22"/>
+          <w:szCs w:val="22"/>
+        </w:rPr>
+      </w:pPr>
+      <w:r>
+        <w:rPr>
+          <w:rFonts w:ascii="Arial" w:eastAsia="Arial" w:hAnsi="Arial" w:cs="Arial"/>
           <w:b/>
           <w:bCs/>
           <w:color w:val="000000" w:themeColor="text1"/>
@@ -842,7 +854,7 @@
       </w:r>
       <w:r>
         <w:rPr>
-          <w:rFonts w:ascii="Arial" w:hAnsi="Arial" w:eastAsia="Arial" w:cs="Arial"/>
+          <w:rFonts w:ascii="Arial" w:eastAsia="Arial" w:hAnsi="Arial" w:cs="Arial"/>
           <w:color w:val="000000" w:themeColor="text1"/>
           <w:sz w:val="22"/>
           <w:szCs w:val="22"/>
@@ -852,24 +864,24 @@
     </w:p>
     <w:p>
       <w:pPr>
-        <w:pStyle w:val="Prrafodelista"/>
+        <w:pStyle w:val="ListParagraph"/>
         <w:numPr>
           <w:ilvl w:val="0"/>
-          <w:numId w:val="6"/>
+          <w:numId w:val="9"/>
         </w:numPr>
         <w:spacing w:before="220" w:after="220"/>
         <w:rPr>
-          <w:rFonts w:ascii="Arial" w:hAnsi="Arial" w:eastAsia="Arial" w:cs="Arial"/>
-          <w:b/>
-          <w:bCs/>
-          <w:color w:val="000000" w:themeColor="text1"/>
-          <w:sz w:val="22"/>
-          <w:szCs w:val="22"/>
-        </w:rPr>
-      </w:pPr>
-      <w:r>
-        <w:rPr>
-          <w:rFonts w:ascii="Arial" w:hAnsi="Arial" w:eastAsia="Arial" w:cs="Arial"/>
+          <w:rFonts w:ascii="Arial" w:eastAsia="Arial" w:hAnsi="Arial" w:cs="Arial"/>
+          <w:b/>
+          <w:bCs/>
+          <w:color w:val="000000" w:themeColor="text1"/>
+          <w:sz w:val="22"/>
+          <w:szCs w:val="22"/>
+        </w:rPr>
+      </w:pPr>
+      <w:r>
+        <w:rPr>
+          <w:rFonts w:ascii="Arial" w:eastAsia="Arial" w:hAnsi="Arial" w:cs="Arial"/>
           <w:b/>
           <w:bCs/>
           <w:color w:val="000000" w:themeColor="text1"/>
@@ -881,22 +893,22 @@
     </w:p>
     <w:p>
       <w:pPr>
-        <w:pStyle w:val="Prrafodelista"/>
+        <w:pStyle w:val="ListParagraph"/>
         <w:numPr>
           <w:ilvl w:val="1"/>
-          <w:numId w:val="6"/>
+          <w:numId w:val="9"/>
         </w:numPr>
         <w:spacing w:before="220" w:after="220"/>
         <w:rPr>
-          <w:rFonts w:ascii="Arial" w:hAnsi="Arial" w:eastAsia="Arial" w:cs="Arial"/>
-          <w:color w:val="000000" w:themeColor="text1"/>
-          <w:sz w:val="22"/>
-          <w:szCs w:val="22"/>
-        </w:rPr>
-      </w:pPr>
-      <w:r>
-        <w:rPr>
-          <w:rFonts w:ascii="Arial" w:hAnsi="Arial" w:eastAsia="Arial" w:cs="Arial"/>
+          <w:rFonts w:ascii="Arial" w:eastAsia="Arial" w:hAnsi="Arial" w:cs="Arial"/>
+          <w:color w:val="000000" w:themeColor="text1"/>
+          <w:sz w:val="22"/>
+          <w:szCs w:val="22"/>
+        </w:rPr>
+      </w:pPr>
+      <w:r>
+        <w:rPr>
+          <w:rFonts w:ascii="Arial" w:eastAsia="Arial" w:hAnsi="Arial" w:cs="Arial"/>
           <w:b/>
           <w:bCs/>
           <w:color w:val="000000" w:themeColor="text1"/>
@@ -907,7 +919,7 @@
       </w:r>
       <w:r>
         <w:rPr>
-          <w:rFonts w:ascii="Arial" w:hAnsi="Arial" w:eastAsia="Arial" w:cs="Arial"/>
+          <w:rFonts w:ascii="Arial" w:eastAsia="Arial" w:hAnsi="Arial" w:cs="Arial"/>
           <w:color w:val="000000" w:themeColor="text1"/>
           <w:sz w:val="22"/>
           <w:szCs w:val="22"/>
@@ -917,22 +929,22 @@
     </w:p>
     <w:p>
       <w:pPr>
-        <w:pStyle w:val="Prrafodelista"/>
+        <w:pStyle w:val="ListParagraph"/>
         <w:numPr>
           <w:ilvl w:val="1"/>
-          <w:numId w:val="6"/>
+          <w:numId w:val="9"/>
         </w:numPr>
         <w:spacing w:before="220" w:after="220"/>
         <w:rPr>
-          <w:rFonts w:ascii="Arial" w:hAnsi="Arial" w:eastAsia="Arial" w:cs="Arial"/>
-          <w:color w:val="000000" w:themeColor="text1"/>
-          <w:sz w:val="22"/>
-          <w:szCs w:val="22"/>
-        </w:rPr>
-      </w:pPr>
-      <w:r>
-        <w:rPr>
-          <w:rFonts w:ascii="Arial" w:hAnsi="Arial" w:eastAsia="Arial" w:cs="Arial"/>
+          <w:rFonts w:ascii="Arial" w:eastAsia="Arial" w:hAnsi="Arial" w:cs="Arial"/>
+          <w:color w:val="000000" w:themeColor="text1"/>
+          <w:sz w:val="22"/>
+          <w:szCs w:val="22"/>
+        </w:rPr>
+      </w:pPr>
+      <w:r>
+        <w:rPr>
+          <w:rFonts w:ascii="Arial" w:eastAsia="Arial" w:hAnsi="Arial" w:cs="Arial"/>
           <w:b/>
           <w:bCs/>
           <w:color w:val="000000" w:themeColor="text1"/>
@@ -943,7 +955,7 @@
       </w:r>
       <w:r>
         <w:rPr>
-          <w:rFonts w:ascii="Arial" w:hAnsi="Arial" w:eastAsia="Arial" w:cs="Arial"/>
+          <w:rFonts w:ascii="Arial" w:eastAsia="Arial" w:hAnsi="Arial" w:cs="Arial"/>
           <w:color w:val="000000" w:themeColor="text1"/>
           <w:sz w:val="22"/>
           <w:szCs w:val="22"/>
@@ -953,22 +965,22 @@
     </w:p>
     <w:p>
       <w:pPr>
-        <w:pStyle w:val="Prrafodelista"/>
+        <w:pStyle w:val="ListParagraph"/>
         <w:numPr>
           <w:ilvl w:val="1"/>
-          <w:numId w:val="6"/>
+          <w:numId w:val="9"/>
         </w:numPr>
         <w:spacing w:before="220" w:after="220"/>
         <w:rPr>
-          <w:rFonts w:ascii="Arial" w:hAnsi="Arial" w:eastAsia="Arial" w:cs="Arial"/>
-          <w:color w:val="000000" w:themeColor="text1"/>
-          <w:sz w:val="22"/>
-          <w:szCs w:val="22"/>
-        </w:rPr>
-      </w:pPr>
-      <w:r>
-        <w:rPr>
-          <w:rFonts w:ascii="Arial" w:hAnsi="Arial" w:eastAsia="Arial" w:cs="Arial"/>
+          <w:rFonts w:ascii="Arial" w:eastAsia="Arial" w:hAnsi="Arial" w:cs="Arial"/>
+          <w:color w:val="000000" w:themeColor="text1"/>
+          <w:sz w:val="22"/>
+          <w:szCs w:val="22"/>
+        </w:rPr>
+      </w:pPr>
+      <w:r>
+        <w:rPr>
+          <w:rFonts w:ascii="Arial" w:eastAsia="Arial" w:hAnsi="Arial" w:cs="Arial"/>
           <w:b/>
           <w:bCs/>
           <w:color w:val="000000" w:themeColor="text1"/>
@@ -979,7 +991,7 @@
       </w:r>
       <w:r>
         <w:rPr>
-          <w:rFonts w:ascii="Arial" w:hAnsi="Arial" w:eastAsia="Arial" w:cs="Arial"/>
+          <w:rFonts w:ascii="Arial" w:eastAsia="Arial" w:hAnsi="Arial" w:cs="Arial"/>
           <w:color w:val="000000" w:themeColor="text1"/>
           <w:sz w:val="22"/>
           <w:szCs w:val="22"/>
@@ -989,22 +1001,22 @@
     </w:p>
     <w:p>
       <w:pPr>
-        <w:pStyle w:val="Prrafodelista"/>
+        <w:pStyle w:val="ListParagraph"/>
         <w:numPr>
           <w:ilvl w:val="1"/>
-          <w:numId w:val="6"/>
+          <w:numId w:val="9"/>
         </w:numPr>
         <w:spacing w:before="220" w:after="220"/>
         <w:rPr>
-          <w:rFonts w:ascii="Arial" w:hAnsi="Arial" w:eastAsia="Arial" w:cs="Arial"/>
-          <w:color w:val="000000" w:themeColor="text1"/>
-          <w:sz w:val="22"/>
-          <w:szCs w:val="22"/>
-        </w:rPr>
-      </w:pPr>
-      <w:r>
-        <w:rPr>
-          <w:rFonts w:ascii="Arial" w:hAnsi="Arial" w:eastAsia="Arial" w:cs="Arial"/>
+          <w:rFonts w:ascii="Arial" w:eastAsia="Arial" w:hAnsi="Arial" w:cs="Arial"/>
+          <w:color w:val="000000" w:themeColor="text1"/>
+          <w:sz w:val="22"/>
+          <w:szCs w:val="22"/>
+        </w:rPr>
+      </w:pPr>
+      <w:r>
+        <w:rPr>
+          <w:rFonts w:ascii="Arial" w:eastAsia="Arial" w:hAnsi="Arial" w:cs="Arial"/>
           <w:b/>
           <w:bCs/>
           <w:color w:val="000000" w:themeColor="text1"/>
@@ -1015,7 +1027,7 @@
       </w:r>
       <w:r>
         <w:rPr>
-          <w:rFonts w:ascii="Arial" w:hAnsi="Arial" w:eastAsia="Arial" w:cs="Arial"/>
+          <w:rFonts w:ascii="Arial" w:eastAsia="Arial" w:hAnsi="Arial" w:cs="Arial"/>
           <w:color w:val="000000" w:themeColor="text1"/>
           <w:sz w:val="22"/>
           <w:szCs w:val="22"/>
@@ -1025,22 +1037,22 @@
     </w:p>
     <w:p>
       <w:pPr>
-        <w:pStyle w:val="Prrafodelista"/>
+        <w:pStyle w:val="ListParagraph"/>
         <w:numPr>
           <w:ilvl w:val="1"/>
-          <w:numId w:val="6"/>
+          <w:numId w:val="9"/>
         </w:numPr>
         <w:spacing w:before="220" w:after="220"/>
         <w:rPr>
-          <w:rFonts w:ascii="Arial" w:hAnsi="Arial" w:eastAsia="Arial" w:cs="Arial"/>
-          <w:color w:val="000000" w:themeColor="text1"/>
-          <w:sz w:val="22"/>
-          <w:szCs w:val="22"/>
-        </w:rPr>
-      </w:pPr>
-      <w:r>
-        <w:rPr>
-          <w:rFonts w:ascii="Arial" w:hAnsi="Arial" w:eastAsia="Arial" w:cs="Arial"/>
+          <w:rFonts w:ascii="Arial" w:eastAsia="Arial" w:hAnsi="Arial" w:cs="Arial"/>
+          <w:color w:val="000000" w:themeColor="text1"/>
+          <w:sz w:val="22"/>
+          <w:szCs w:val="22"/>
+        </w:rPr>
+      </w:pPr>
+      <w:r>
+        <w:rPr>
+          <w:rFonts w:ascii="Arial" w:eastAsia="Arial" w:hAnsi="Arial" w:cs="Arial"/>
           <w:b/>
           <w:bCs/>
           <w:color w:val="000000" w:themeColor="text1"/>
@@ -1051,7 +1063,7 @@
       </w:r>
       <w:r>
         <w:rPr>
-          <w:rFonts w:ascii="Arial" w:hAnsi="Arial" w:eastAsia="Arial" w:cs="Arial"/>
+          <w:rFonts w:ascii="Arial" w:eastAsia="Arial" w:hAnsi="Arial" w:cs="Arial"/>
           <w:color w:val="000000" w:themeColor="text1"/>
           <w:sz w:val="22"/>
           <w:szCs w:val="22"/>
@@ -1061,22 +1073,22 @@
     </w:p>
     <w:p>
       <w:pPr>
-        <w:pStyle w:val="Prrafodelista"/>
+        <w:pStyle w:val="ListParagraph"/>
         <w:numPr>
           <w:ilvl w:val="1"/>
-          <w:numId w:val="6"/>
+          <w:numId w:val="9"/>
         </w:numPr>
         <w:spacing w:before="220" w:after="220"/>
         <w:rPr>
-          <w:rFonts w:ascii="Arial" w:hAnsi="Arial" w:eastAsia="Arial" w:cs="Arial"/>
-          <w:color w:val="000000" w:themeColor="text1"/>
-          <w:sz w:val="22"/>
-          <w:szCs w:val="22"/>
-        </w:rPr>
-      </w:pPr>
-      <w:r>
-        <w:rPr>
-          <w:rFonts w:ascii="Arial" w:hAnsi="Arial" w:eastAsia="Arial" w:cs="Arial"/>
+          <w:rFonts w:ascii="Arial" w:eastAsia="Arial" w:hAnsi="Arial" w:cs="Arial"/>
+          <w:color w:val="000000" w:themeColor="text1"/>
+          <w:sz w:val="22"/>
+          <w:szCs w:val="22"/>
+        </w:rPr>
+      </w:pPr>
+      <w:r>
+        <w:rPr>
+          <w:rFonts w:ascii="Arial" w:eastAsia="Arial" w:hAnsi="Arial" w:cs="Arial"/>
           <w:b/>
           <w:bCs/>
           <w:color w:val="000000" w:themeColor="text1"/>
@@ -1087,7 +1099,7 @@
       </w:r>
       <w:r>
         <w:rPr>
-          <w:rFonts w:ascii="Arial" w:hAnsi="Arial" w:eastAsia="Arial" w:cs="Arial"/>
+          <w:rFonts w:ascii="Arial" w:eastAsia="Arial" w:hAnsi="Arial" w:cs="Arial"/>
           <w:color w:val="000000" w:themeColor="text1"/>
           <w:sz w:val="22"/>
           <w:szCs w:val="22"/>
@@ -1097,22 +1109,22 @@
     </w:p>
     <w:p>
       <w:pPr>
-        <w:pStyle w:val="Prrafodelista"/>
+        <w:pStyle w:val="ListParagraph"/>
         <w:numPr>
           <w:ilvl w:val="1"/>
-          <w:numId w:val="6"/>
+          <w:numId w:val="9"/>
         </w:numPr>
         <w:spacing w:before="220" w:after="220"/>
         <w:rPr>
-          <w:rFonts w:ascii="Arial" w:hAnsi="Arial" w:eastAsia="Arial" w:cs="Arial"/>
-          <w:color w:val="000000" w:themeColor="text1"/>
-          <w:sz w:val="22"/>
-          <w:szCs w:val="22"/>
-        </w:rPr>
-      </w:pPr>
-      <w:r>
-        <w:rPr>
-          <w:rFonts w:ascii="Arial" w:hAnsi="Arial" w:eastAsia="Arial" w:cs="Arial"/>
+          <w:rFonts w:ascii="Arial" w:eastAsia="Arial" w:hAnsi="Arial" w:cs="Arial"/>
+          <w:color w:val="000000" w:themeColor="text1"/>
+          <w:sz w:val="22"/>
+          <w:szCs w:val="22"/>
+        </w:rPr>
+      </w:pPr>
+      <w:r>
+        <w:rPr>
+          <w:rFonts w:ascii="Arial" w:eastAsia="Arial" w:hAnsi="Arial" w:cs="Arial"/>
           <w:b/>
           <w:bCs/>
           <w:color w:val="000000" w:themeColor="text1"/>
@@ -1123,7 +1135,7 @@
       </w:r>
       <w:r>
         <w:rPr>
-          <w:rFonts w:ascii="Arial" w:hAnsi="Arial" w:eastAsia="Arial" w:cs="Arial"/>
+          <w:rFonts w:ascii="Arial" w:eastAsia="Arial" w:hAnsi="Arial" w:cs="Arial"/>
           <w:color w:val="000000" w:themeColor="text1"/>
           <w:sz w:val="22"/>
           <w:szCs w:val="22"/>
@@ -1133,34 +1145,33 @@
     </w:p>
     <w:p>
       <w:pPr>
-        <w:pStyle w:val="Prrafodelista"/>
+        <w:pStyle w:val="ListParagraph"/>
         <w:numPr>
           <w:ilvl w:val="0"/>
-          <w:numId w:val="6"/>
+          <w:numId w:val="9"/>
         </w:numPr>
         <w:spacing w:before="220" w:after="220"/>
         <w:rPr>
-          <w:rFonts w:ascii="Arial" w:hAnsi="Arial" w:eastAsia="Arial" w:cs="Arial"/>
-          <w:color w:val="000000" w:themeColor="text1"/>
-          <w:sz w:val="22"/>
-          <w:szCs w:val="22"/>
-        </w:rPr>
-      </w:pPr>
-      <w:r>
-        <w:rPr>
-          <w:rFonts w:ascii="Arial" w:hAnsi="Arial" w:eastAsia="Arial" w:cs="Arial"/>
-          <w:b/>
-          <w:bCs/>
-          <w:color w:val="000000" w:themeColor="text1"/>
-          <w:sz w:val="22"/>
-          <w:szCs w:val="22"/>
-        </w:rPr>
-        <w:lastRenderedPageBreak/>
+          <w:rFonts w:ascii="Arial" w:eastAsia="Arial" w:hAnsi="Arial" w:cs="Arial"/>
+          <w:color w:val="000000" w:themeColor="text1"/>
+          <w:sz w:val="22"/>
+          <w:szCs w:val="22"/>
+        </w:rPr>
+      </w:pPr>
+      <w:r>
+        <w:rPr>
+          <w:rFonts w:ascii="Arial" w:eastAsia="Arial" w:hAnsi="Arial" w:cs="Arial"/>
+          <w:b/>
+          <w:bCs/>
+          <w:color w:val="000000" w:themeColor="text1"/>
+          <w:sz w:val="22"/>
+          <w:szCs w:val="22"/>
+        </w:rPr>
         <w:t xml:space="preserve">HAY datos faltantes: </w:t>
       </w:r>
       <w:r>
         <w:rPr>
-          <w:rFonts w:ascii="Arial" w:hAnsi="Arial" w:eastAsia="Arial" w:cs="Arial"/>
+          <w:rFonts w:ascii="Arial" w:eastAsia="Arial" w:hAnsi="Arial" w:cs="Arial"/>
           <w:color w:val="000000" w:themeColor="text1"/>
           <w:sz w:val="22"/>
           <w:szCs w:val="22"/>
@@ -1171,24 +1182,24 @@
     <w:p/>
     <w:p>
       <w:pPr>
-        <w:pStyle w:val="Prrafodelista"/>
+        <w:pStyle w:val="ListParagraph"/>
         <w:numPr>
           <w:ilvl w:val="0"/>
           <w:numId w:val="5"/>
         </w:numPr>
         <w:spacing w:before="220" w:after="220"/>
         <w:rPr>
-          <w:rFonts w:ascii="Arial" w:hAnsi="Arial" w:eastAsia="Arial" w:cs="Arial"/>
-          <w:b/>
-          <w:bCs/>
-          <w:color w:val="000000" w:themeColor="text1"/>
-          <w:sz w:val="22"/>
-          <w:szCs w:val="22"/>
-        </w:rPr>
-      </w:pPr>
-      <w:r>
-        <w:rPr>
-          <w:rFonts w:ascii="Arial" w:hAnsi="Arial" w:eastAsia="Arial" w:cs="Arial"/>
+          <w:rFonts w:ascii="Arial" w:eastAsia="Arial" w:hAnsi="Arial" w:cs="Arial"/>
+          <w:b/>
+          <w:bCs/>
+          <w:color w:val="000000" w:themeColor="text1"/>
+          <w:sz w:val="22"/>
+          <w:szCs w:val="22"/>
+        </w:rPr>
+      </w:pPr>
+      <w:r>
+        <w:rPr>
+          <w:rFonts w:ascii="Arial" w:eastAsia="Arial" w:hAnsi="Arial" w:cs="Arial"/>
           <w:b/>
           <w:bCs/>
           <w:color w:val="000000" w:themeColor="text1"/>
@@ -1206,8 +1217,8 @@
       <w:hyperlink r:id="rId8">
         <w:r>
           <w:rPr>
-            <w:rStyle w:val="Hipervnculo"/>
-            <w:rFonts w:ascii="Arial" w:hAnsi="Arial" w:eastAsia="Arial" w:cs="Arial"/>
+            <w:rStyle w:val="Hyperlink"/>
+            <w:rFonts w:ascii="Arial" w:eastAsia="Arial" w:hAnsi="Arial" w:cs="Arial"/>
             <w:b/>
             <w:bCs/>
             <w:color w:val="1155CC"/>
@@ -1220,7 +1231,7 @@
       </w:hyperlink>
       <w:r>
         <w:rPr>
-          <w:rFonts w:ascii="Arial" w:hAnsi="Arial" w:eastAsia="Arial" w:cs="Arial"/>
+          <w:rFonts w:ascii="Arial" w:eastAsia="Arial" w:hAnsi="Arial" w:cs="Arial"/>
           <w:b/>
           <w:bCs/>
           <w:color w:val="000000" w:themeColor="text1"/>
@@ -1237,7 +1248,7 @@
       </w:pPr>
       <w:r>
         <w:rPr>
-          <w:rFonts w:ascii="Arial" w:hAnsi="Arial" w:eastAsia="Arial" w:cs="Arial"/>
+          <w:rFonts w:ascii="Arial" w:eastAsia="Arial" w:hAnsi="Arial" w:cs="Arial"/>
           <w:color w:val="000000" w:themeColor="text1"/>
           <w:sz w:val="22"/>
           <w:szCs w:val="22"/>
@@ -1247,16 +1258,16 @@
     </w:p>
     <w:p>
       <w:pPr>
-        <w:pStyle w:val="Prrafodelista"/>
+        <w:pStyle w:val="ListParagraph"/>
         <w:numPr>
           <w:ilvl w:val="0"/>
-          <w:numId w:val="4"/>
+          <w:numId w:val="1"/>
         </w:numPr>
         <w:spacing w:before="220" w:after="220"/>
       </w:pPr>
       <w:r>
         <w:rPr>
-          <w:rFonts w:ascii="Arial" w:hAnsi="Arial" w:eastAsia="Arial" w:cs="Arial"/>
+          <w:rFonts w:ascii="Arial" w:eastAsia="Arial" w:hAnsi="Arial" w:cs="Arial"/>
           <w:color w:val="000000" w:themeColor="text1"/>
           <w:sz w:val="22"/>
           <w:szCs w:val="22"/>
@@ -1266,7 +1277,7 @@
     </w:p>
     <w:p>
       <w:pPr>
-        <w:pStyle w:val="Prrafodelista"/>
+        <w:pStyle w:val="ListParagraph"/>
         <w:numPr>
           <w:ilvl w:val="0"/>
           <w:numId w:val="3"/>
@@ -1275,7 +1286,7 @@
       </w:pPr>
       <w:r>
         <w:rPr>
-          <w:rFonts w:ascii="Arial" w:hAnsi="Arial" w:eastAsia="Arial" w:cs="Arial"/>
+          <w:rFonts w:ascii="Arial" w:eastAsia="Arial" w:hAnsi="Arial" w:cs="Arial"/>
           <w:b/>
           <w:bCs/>
           <w:color w:val="000000" w:themeColor="text1"/>
@@ -1286,7 +1297,7 @@
       </w:r>
       <w:r>
         <w:rPr>
-          <w:rFonts w:ascii="Arial" w:hAnsi="Arial" w:eastAsia="Arial" w:cs="Arial"/>
+          <w:rFonts w:ascii="Arial" w:eastAsia="Arial" w:hAnsi="Arial" w:cs="Arial"/>
           <w:color w:val="000000" w:themeColor="text1"/>
           <w:sz w:val="22"/>
           <w:szCs w:val="22"/>
@@ -1296,7 +1307,7 @@
     </w:p>
     <w:p>
       <w:pPr>
-        <w:pStyle w:val="Prrafodelista"/>
+        <w:pStyle w:val="ListParagraph"/>
         <w:numPr>
           <w:ilvl w:val="0"/>
           <w:numId w:val="3"/>
@@ -1305,7 +1316,7 @@
       </w:pPr>
       <w:r>
         <w:rPr>
-          <w:rFonts w:ascii="Arial" w:hAnsi="Arial" w:eastAsia="Arial" w:cs="Arial"/>
+          <w:rFonts w:ascii="Arial" w:eastAsia="Arial" w:hAnsi="Arial" w:cs="Arial"/>
           <w:b/>
           <w:bCs/>
           <w:color w:val="000000" w:themeColor="text1"/>
@@ -1316,7 +1327,7 @@
       </w:r>
       <w:r>
         <w:rPr>
-          <w:rFonts w:ascii="Arial" w:hAnsi="Arial" w:eastAsia="Arial" w:cs="Arial"/>
+          <w:rFonts w:ascii="Arial" w:eastAsia="Arial" w:hAnsi="Arial" w:cs="Arial"/>
           <w:color w:val="000000" w:themeColor="text1"/>
           <w:sz w:val="22"/>
           <w:szCs w:val="22"/>
@@ -1326,7 +1337,7 @@
     </w:p>
     <w:p>
       <w:pPr>
-        <w:pStyle w:val="Prrafodelista"/>
+        <w:pStyle w:val="ListParagraph"/>
         <w:numPr>
           <w:ilvl w:val="0"/>
           <w:numId w:val="3"/>
@@ -1335,7 +1346,7 @@
       </w:pPr>
       <w:r>
         <w:rPr>
-          <w:rFonts w:ascii="Arial" w:hAnsi="Arial" w:eastAsia="Arial" w:cs="Arial"/>
+          <w:rFonts w:ascii="Arial" w:eastAsia="Arial" w:hAnsi="Arial" w:cs="Arial"/>
           <w:b/>
           <w:bCs/>
           <w:color w:val="000000" w:themeColor="text1"/>
@@ -1346,7 +1357,7 @@
       </w:r>
       <w:r>
         <w:rPr>
-          <w:rFonts w:ascii="Arial" w:hAnsi="Arial" w:eastAsia="Arial" w:cs="Arial"/>
+          <w:rFonts w:ascii="Arial" w:eastAsia="Arial" w:hAnsi="Arial" w:cs="Arial"/>
           <w:color w:val="000000" w:themeColor="text1"/>
           <w:sz w:val="22"/>
           <w:szCs w:val="22"/>
@@ -1356,7 +1367,7 @@
     </w:p>
     <w:p>
       <w:pPr>
-        <w:pStyle w:val="Prrafodelista"/>
+        <w:pStyle w:val="ListParagraph"/>
         <w:numPr>
           <w:ilvl w:val="0"/>
           <w:numId w:val="3"/>
@@ -1365,7 +1376,7 @@
       </w:pPr>
       <w:r>
         <w:rPr>
-          <w:rFonts w:ascii="Arial" w:hAnsi="Arial" w:eastAsia="Arial" w:cs="Arial"/>
+          <w:rFonts w:ascii="Arial" w:eastAsia="Arial" w:hAnsi="Arial" w:cs="Arial"/>
           <w:color w:val="000000" w:themeColor="text1"/>
           <w:sz w:val="22"/>
           <w:szCs w:val="22"/>
@@ -1375,22 +1386,22 @@
     </w:p>
     <w:p>
       <w:pPr>
-        <w:pStyle w:val="Prrafodelista"/>
+        <w:pStyle w:val="ListParagraph"/>
         <w:numPr>
           <w:ilvl w:val="0"/>
           <w:numId w:val="3"/>
         </w:numPr>
         <w:spacing w:before="220" w:after="220"/>
         <w:rPr>
-          <w:rFonts w:ascii="Arial" w:hAnsi="Arial" w:eastAsia="Arial" w:cs="Arial"/>
-          <w:color w:val="000000" w:themeColor="text1"/>
-          <w:sz w:val="22"/>
-          <w:szCs w:val="22"/>
-        </w:rPr>
-      </w:pPr>
-      <w:r>
-        <w:rPr>
-          <w:rFonts w:ascii="Arial" w:hAnsi="Arial" w:eastAsia="Arial" w:cs="Arial"/>
+          <w:rFonts w:ascii="Arial" w:eastAsia="Arial" w:hAnsi="Arial" w:cs="Arial"/>
+          <w:color w:val="000000" w:themeColor="text1"/>
+          <w:sz w:val="22"/>
+          <w:szCs w:val="22"/>
+        </w:rPr>
+      </w:pPr>
+      <w:r>
+        <w:rPr>
+          <w:rFonts w:ascii="Arial" w:eastAsia="Arial" w:hAnsi="Arial" w:cs="Arial"/>
           <w:color w:val="000000" w:themeColor="text1"/>
           <w:sz w:val="22"/>
           <w:szCs w:val="22"/>
@@ -1401,24 +1412,24 @@
     <w:p/>
     <w:p>
       <w:pPr>
-        <w:pStyle w:val="Prrafodelista"/>
+        <w:pStyle w:val="ListParagraph"/>
         <w:numPr>
           <w:ilvl w:val="0"/>
-          <w:numId w:val="2"/>
+          <w:numId w:val="10"/>
         </w:numPr>
         <w:spacing w:before="220" w:after="220"/>
         <w:rPr>
-          <w:rFonts w:ascii="Arial" w:hAnsi="Arial" w:eastAsia="Arial" w:cs="Arial"/>
-          <w:b/>
-          <w:bCs/>
-          <w:color w:val="000000" w:themeColor="text1"/>
-          <w:sz w:val="22"/>
-          <w:szCs w:val="22"/>
-        </w:rPr>
-      </w:pPr>
-      <w:r>
-        <w:rPr>
-          <w:rFonts w:ascii="Arial" w:hAnsi="Arial" w:eastAsia="Arial" w:cs="Arial"/>
+          <w:rFonts w:ascii="Arial" w:eastAsia="Arial" w:hAnsi="Arial" w:cs="Arial"/>
+          <w:b/>
+          <w:bCs/>
+          <w:color w:val="000000" w:themeColor="text1"/>
+          <w:sz w:val="22"/>
+          <w:szCs w:val="22"/>
+        </w:rPr>
+      </w:pPr>
+      <w:r>
+        <w:rPr>
+          <w:rFonts w:ascii="Arial" w:eastAsia="Arial" w:hAnsi="Arial" w:cs="Arial"/>
           <w:b/>
           <w:bCs/>
           <w:color w:val="000000" w:themeColor="text1"/>
@@ -1429,7 +1440,7 @@
       </w:r>
       <w:r>
         <w:rPr>
-          <w:rFonts w:ascii="Arial" w:hAnsi="Arial" w:eastAsia="Arial" w:cs="Arial"/>
+          <w:rFonts w:ascii="Arial" w:eastAsia="Arial" w:hAnsi="Arial" w:cs="Arial"/>
           <w:b/>
           <w:bCs/>
           <w:color w:val="000000" w:themeColor="text1"/>
@@ -1447,8 +1458,8 @@
       <w:hyperlink r:id="rId9">
         <w:r>
           <w:rPr>
-            <w:rStyle w:val="Hipervnculo"/>
-            <w:rFonts w:ascii="Arial" w:hAnsi="Arial" w:eastAsia="Arial" w:cs="Arial"/>
+            <w:rStyle w:val="Hyperlink"/>
+            <w:rFonts w:ascii="Arial" w:eastAsia="Arial" w:hAnsi="Arial" w:cs="Arial"/>
             <w:b/>
             <w:bCs/>
             <w:color w:val="1155CC"/>
@@ -1461,7 +1472,7 @@
       </w:hyperlink>
       <w:r>
         <w:rPr>
-          <w:rFonts w:ascii="Arial" w:hAnsi="Arial" w:eastAsia="Arial" w:cs="Arial"/>
+          <w:rFonts w:ascii="Arial" w:eastAsia="Arial" w:hAnsi="Arial" w:cs="Arial"/>
           <w:b/>
           <w:bCs/>
           <w:color w:val="000000" w:themeColor="text1"/>
@@ -1478,7 +1489,7 @@
       </w:pPr>
       <w:r>
         <w:rPr>
-          <w:rFonts w:ascii="Arial" w:hAnsi="Arial" w:eastAsia="Arial" w:cs="Arial"/>
+          <w:rFonts w:ascii="Arial" w:eastAsia="Arial" w:hAnsi="Arial" w:cs="Arial"/>
           <w:b/>
           <w:bCs/>
           <w:color w:val="000000" w:themeColor="text1"/>
@@ -1489,7 +1500,7 @@
       </w:r>
       <w:r>
         <w:rPr>
-          <w:rFonts w:ascii="Arial" w:hAnsi="Arial" w:eastAsia="Arial" w:cs="Arial"/>
+          <w:rFonts w:ascii="Arial" w:eastAsia="Arial" w:hAnsi="Arial" w:cs="Arial"/>
           <w:color w:val="000000" w:themeColor="text1"/>
           <w:sz w:val="22"/>
           <w:szCs w:val="22"/>
@@ -1498,7 +1509,7 @@
       </w:r>
       <w:r>
         <w:rPr>
-          <w:rFonts w:ascii="Roboto" w:hAnsi="Roboto" w:eastAsia="Roboto" w:cs="Roboto"/>
+          <w:rFonts w:ascii="Roboto" w:eastAsia="Roboto" w:hAnsi="Roboto" w:cs="Roboto"/>
           <w:color w:val="212529"/>
           <w:sz w:val="22"/>
           <w:szCs w:val="22"/>
@@ -1513,7 +1524,7 @@
       </w:pPr>
       <w:r>
         <w:rPr>
-          <w:rFonts w:ascii="Roboto" w:hAnsi="Roboto" w:eastAsia="Roboto" w:cs="Roboto"/>
+          <w:rFonts w:ascii="Roboto" w:eastAsia="Roboto" w:hAnsi="Roboto" w:cs="Roboto"/>
           <w:b/>
           <w:bCs/>
           <w:color w:val="212529"/>
@@ -1524,7 +1535,7 @@
       </w:r>
       <w:r>
         <w:rPr>
-          <w:rFonts w:ascii="Roboto" w:hAnsi="Roboto" w:eastAsia="Roboto" w:cs="Roboto"/>
+          <w:rFonts w:ascii="Roboto" w:eastAsia="Roboto" w:hAnsi="Roboto" w:cs="Roboto"/>
           <w:color w:val="212529"/>
           <w:sz w:val="22"/>
           <w:szCs w:val="22"/>
@@ -1537,7 +1548,7 @@
         <w:spacing w:after="0"/>
         <w:ind w:left="720"/>
         <w:rPr>
-          <w:rFonts w:ascii="Roboto" w:hAnsi="Roboto" w:eastAsia="Roboto" w:cs="Roboto"/>
+          <w:rFonts w:ascii="Roboto" w:eastAsia="Roboto" w:hAnsi="Roboto" w:cs="Roboto"/>
           <w:color w:val="212529"/>
           <w:sz w:val="22"/>
           <w:szCs w:val="22"/>
@@ -1545,7 +1556,7 @@
       </w:pPr>
       <w:r>
         <w:rPr>
-          <w:rFonts w:ascii="Roboto" w:hAnsi="Roboto" w:eastAsia="Roboto" w:cs="Roboto"/>
+          <w:rFonts w:ascii="Roboto" w:eastAsia="Roboto" w:hAnsi="Roboto" w:cs="Roboto"/>
           <w:b/>
           <w:bCs/>
           <w:color w:val="212529"/>
@@ -1556,7 +1567,7 @@
       </w:r>
       <w:r>
         <w:rPr>
-          <w:rFonts w:ascii="Roboto" w:hAnsi="Roboto" w:eastAsia="Roboto" w:cs="Roboto"/>
+          <w:rFonts w:ascii="Roboto" w:eastAsia="Roboto" w:hAnsi="Roboto" w:cs="Roboto"/>
           <w:color w:val="212529"/>
           <w:sz w:val="22"/>
           <w:szCs w:val="22"/>
@@ -1575,7 +1586,7 @@
       </w:pPr>
       <w:r>
         <w:rPr>
-          <w:rFonts w:ascii="Roboto" w:hAnsi="Roboto" w:eastAsia="Roboto" w:cs="Roboto"/>
+          <w:rFonts w:ascii="Roboto" w:eastAsia="Roboto" w:hAnsi="Roboto" w:cs="Roboto"/>
           <w:color w:val="212529"/>
           <w:sz w:val="22"/>
           <w:szCs w:val="22"/>
@@ -1591,8 +1602,8 @@
       <w:hyperlink r:id="rId10">
         <w:r>
           <w:rPr>
-            <w:rStyle w:val="Hipervnculo"/>
-            <w:rFonts w:ascii="Roboto" w:hAnsi="Roboto" w:eastAsia="Roboto" w:cs="Roboto"/>
+            <w:rStyle w:val="Hyperlink"/>
+            <w:rFonts w:ascii="Roboto" w:eastAsia="Roboto" w:hAnsi="Roboto" w:cs="Roboto"/>
             <w:color w:val="1155CC"/>
             <w:sz w:val="22"/>
             <w:szCs w:val="22"/>
@@ -1609,7 +1620,7 @@
       </w:pPr>
       <w:r>
         <w:rPr>
-          <w:rFonts w:ascii="Arial" w:hAnsi="Arial" w:eastAsia="Arial" w:cs="Arial"/>
+          <w:rFonts w:ascii="Arial" w:eastAsia="Arial" w:hAnsi="Arial" w:cs="Arial"/>
           <w:b/>
           <w:bCs/>
           <w:color w:val="000000" w:themeColor="text1"/>
@@ -1620,7 +1631,7 @@
       </w:r>
       <w:r>
         <w:rPr>
-          <w:rFonts w:ascii="Arial" w:hAnsi="Arial" w:eastAsia="Arial" w:cs="Arial"/>
+          <w:rFonts w:ascii="Arial" w:eastAsia="Arial" w:hAnsi="Arial" w:cs="Arial"/>
           <w:color w:val="000000" w:themeColor="text1"/>
           <w:sz w:val="22"/>
           <w:szCs w:val="22"/>
@@ -1629,7 +1640,7 @@
       </w:r>
       <w:r>
         <w:rPr>
-          <w:rFonts w:ascii="Roboto" w:hAnsi="Roboto" w:eastAsia="Roboto" w:cs="Roboto"/>
+          <w:rFonts w:ascii="Roboto" w:eastAsia="Roboto" w:hAnsi="Roboto" w:cs="Roboto"/>
           <w:color w:val="212529"/>
           <w:sz w:val="22"/>
           <w:szCs w:val="22"/>
@@ -1644,7 +1655,7 @@
       </w:pPr>
       <w:r>
         <w:rPr>
-          <w:rFonts w:ascii="Roboto" w:hAnsi="Roboto" w:eastAsia="Roboto" w:cs="Roboto"/>
+          <w:rFonts w:ascii="Roboto" w:eastAsia="Roboto" w:hAnsi="Roboto" w:cs="Roboto"/>
           <w:b/>
           <w:bCs/>
           <w:color w:val="212529"/>
@@ -1655,7 +1666,7 @@
       </w:r>
       <w:r>
         <w:rPr>
-          <w:rFonts w:ascii="Roboto" w:hAnsi="Roboto" w:eastAsia="Roboto" w:cs="Roboto"/>
+          <w:rFonts w:ascii="Roboto" w:eastAsia="Roboto" w:hAnsi="Roboto" w:cs="Roboto"/>
           <w:color w:val="212529"/>
           <w:sz w:val="22"/>
           <w:szCs w:val="22"/>
@@ -1670,7 +1681,7 @@
       </w:pPr>
       <w:r>
         <w:rPr>
-          <w:rFonts w:ascii="Roboto" w:hAnsi="Roboto" w:eastAsia="Roboto" w:cs="Roboto"/>
+          <w:rFonts w:ascii="Roboto" w:eastAsia="Roboto" w:hAnsi="Roboto" w:cs="Roboto"/>
           <w:b/>
           <w:bCs/>
           <w:color w:val="212529"/>
@@ -1681,7 +1692,7 @@
       </w:r>
       <w:r>
         <w:rPr>
-          <w:rFonts w:ascii="Roboto" w:hAnsi="Roboto" w:eastAsia="Roboto" w:cs="Roboto"/>
+          <w:rFonts w:ascii="Roboto" w:eastAsia="Roboto" w:hAnsi="Roboto" w:cs="Roboto"/>
           <w:color w:val="212529"/>
           <w:sz w:val="22"/>
           <w:szCs w:val="22"/>
@@ -1697,12 +1708,11 @@
       </w:pPr>
       <w:r>
         <w:rPr>
-          <w:rFonts w:ascii="Arial" w:hAnsi="Arial" w:eastAsia="Arial" w:cs="Arial"/>
-          <w:color w:val="000000" w:themeColor="text1"/>
-          <w:sz w:val="22"/>
-          <w:szCs w:val="22"/>
-        </w:rPr>
-        <w:lastRenderedPageBreak/>
+          <w:rFonts w:ascii="Arial" w:eastAsia="Arial" w:hAnsi="Arial" w:cs="Arial"/>
+          <w:color w:val="000000" w:themeColor="text1"/>
+          <w:sz w:val="22"/>
+          <w:szCs w:val="22"/>
+        </w:rPr>
         <w:t>Todos los valores son absolutos (número de personas)</w:t>
       </w:r>
     </w:p>
@@ -1719,7 +1729,7 @@
       </w:pPr>
       <w:r>
         <w:rPr>
-          <w:rFonts w:ascii="Arial" w:hAnsi="Arial" w:eastAsia="Arial" w:cs="Arial"/>
+          <w:rFonts w:ascii="Arial" w:eastAsia="Arial" w:hAnsi="Arial" w:cs="Arial"/>
           <w:color w:val="000000" w:themeColor="text1"/>
           <w:sz w:val="22"/>
           <w:szCs w:val="22"/>
@@ -1730,24 +1740,24 @@
     <w:p/>
     <w:p>
       <w:pPr>
-        <w:pStyle w:val="Prrafodelista"/>
+        <w:pStyle w:val="ListParagraph"/>
         <w:numPr>
           <w:ilvl w:val="0"/>
-          <w:numId w:val="1"/>
+          <w:numId w:val="7"/>
         </w:numPr>
         <w:spacing w:before="220" w:after="220"/>
         <w:rPr>
-          <w:rFonts w:ascii="Arial" w:hAnsi="Arial" w:eastAsia="Arial" w:cs="Arial"/>
-          <w:b/>
-          <w:bCs/>
-          <w:color w:val="000000" w:themeColor="text1"/>
-          <w:sz w:val="22"/>
-          <w:szCs w:val="22"/>
-        </w:rPr>
-      </w:pPr>
-      <w:r>
-        <w:rPr>
-          <w:rFonts w:ascii="Arial" w:hAnsi="Arial" w:eastAsia="Arial" w:cs="Arial"/>
+          <w:rFonts w:ascii="Arial" w:eastAsia="Arial" w:hAnsi="Arial" w:cs="Arial"/>
+          <w:b/>
+          <w:bCs/>
+          <w:color w:val="000000" w:themeColor="text1"/>
+          <w:sz w:val="22"/>
+          <w:szCs w:val="22"/>
+        </w:rPr>
+      </w:pPr>
+      <w:r>
+        <w:rPr>
+          <w:rFonts w:ascii="Arial" w:eastAsia="Arial" w:hAnsi="Arial" w:cs="Arial"/>
           <w:b/>
           <w:bCs/>
           <w:color w:val="000000" w:themeColor="text1"/>
@@ -1767,8 +1777,8 @@
       <w:hyperlink r:id="rId11">
         <w:r>
           <w:rPr>
-            <w:rStyle w:val="Hipervnculo"/>
-            <w:rFonts w:ascii="Arial" w:hAnsi="Arial" w:eastAsia="Arial" w:cs="Arial"/>
+            <w:rStyle w:val="Hyperlink"/>
+            <w:rFonts w:ascii="Arial" w:eastAsia="Arial" w:hAnsi="Arial" w:cs="Arial"/>
             <w:b/>
             <w:bCs/>
             <w:color w:val="1155CC"/>
@@ -1787,7 +1797,7 @@
       </w:pPr>
       <w:r>
         <w:rPr>
-          <w:rFonts w:ascii="Arial" w:hAnsi="Arial" w:eastAsia="Arial" w:cs="Arial"/>
+          <w:rFonts w:ascii="Arial" w:eastAsia="Arial" w:hAnsi="Arial" w:cs="Arial"/>
           <w:b/>
           <w:bCs/>
           <w:color w:val="000000" w:themeColor="text1"/>
@@ -1798,7 +1808,7 @@
       </w:r>
       <w:r>
         <w:rPr>
-          <w:rFonts w:ascii="Arial" w:hAnsi="Arial" w:eastAsia="Arial" w:cs="Arial"/>
+          <w:rFonts w:ascii="Arial" w:eastAsia="Arial" w:hAnsi="Arial" w:cs="Arial"/>
           <w:color w:val="000000" w:themeColor="text1"/>
           <w:sz w:val="22"/>
           <w:szCs w:val="22"/>
@@ -1814,7 +1824,7 @@
       </w:pPr>
       <w:r>
         <w:rPr>
-          <w:rFonts w:ascii="Arial" w:hAnsi="Arial" w:eastAsia="Arial" w:cs="Arial"/>
+          <w:rFonts w:ascii="Arial" w:eastAsia="Arial" w:hAnsi="Arial" w:cs="Arial"/>
           <w:b/>
           <w:bCs/>
           <w:color w:val="000000" w:themeColor="text1"/>
@@ -1825,7 +1835,7 @@
       </w:r>
       <w:r>
         <w:rPr>
-          <w:rFonts w:ascii="Arial" w:hAnsi="Arial" w:eastAsia="Arial" w:cs="Arial"/>
+          <w:rFonts w:ascii="Arial" w:eastAsia="Arial" w:hAnsi="Arial" w:cs="Arial"/>
           <w:color w:val="000000" w:themeColor="text1"/>
           <w:sz w:val="22"/>
           <w:szCs w:val="22"/>
@@ -1841,7 +1851,7 @@
       </w:pPr>
       <w:r>
         <w:rPr>
-          <w:rFonts w:ascii="Arial" w:hAnsi="Arial" w:eastAsia="Arial" w:cs="Arial"/>
+          <w:rFonts w:ascii="Arial" w:eastAsia="Arial" w:hAnsi="Arial" w:cs="Arial"/>
           <w:b/>
           <w:bCs/>
           <w:color w:val="000000" w:themeColor="text1"/>
@@ -1852,7 +1862,7 @@
       </w:r>
       <w:r>
         <w:rPr>
-          <w:rFonts w:ascii="Arial" w:hAnsi="Arial" w:eastAsia="Arial" w:cs="Arial"/>
+          <w:rFonts w:ascii="Arial" w:eastAsia="Arial" w:hAnsi="Arial" w:cs="Arial"/>
           <w:color w:val="000000" w:themeColor="text1"/>
           <w:sz w:val="22"/>
           <w:szCs w:val="22"/>
@@ -1868,7 +1878,7 @@
       </w:pPr>
       <w:r>
         <w:rPr>
-          <w:rFonts w:ascii="Arial" w:hAnsi="Arial" w:eastAsia="Arial" w:cs="Arial"/>
+          <w:rFonts w:ascii="Arial" w:eastAsia="Arial" w:hAnsi="Arial" w:cs="Arial"/>
           <w:b/>
           <w:bCs/>
           <w:color w:val="000000" w:themeColor="text1"/>
@@ -1879,7 +1889,7 @@
       </w:r>
       <w:r>
         <w:rPr>
-          <w:rFonts w:ascii="Arial" w:hAnsi="Arial" w:eastAsia="Arial" w:cs="Arial"/>
+          <w:rFonts w:ascii="Arial" w:eastAsia="Arial" w:hAnsi="Arial" w:cs="Arial"/>
           <w:color w:val="000000" w:themeColor="text1"/>
           <w:sz w:val="22"/>
           <w:szCs w:val="22"/>
@@ -1888,7 +1898,7 @@
       </w:r>
       <w:r>
         <w:rPr>
-          <w:rFonts w:ascii="Arial" w:hAnsi="Arial" w:eastAsia="Arial" w:cs="Arial"/>
+          <w:rFonts w:ascii="Arial" w:eastAsia="Arial" w:hAnsi="Arial" w:cs="Arial"/>
           <w:i/>
           <w:iCs/>
           <w:color w:val="000000" w:themeColor="text1"/>
@@ -1899,7 +1909,7 @@
       </w:r>
       <w:r>
         <w:rPr>
-          <w:rFonts w:ascii="Arial" w:hAnsi="Arial" w:eastAsia="Arial" w:cs="Arial"/>
+          <w:rFonts w:ascii="Arial" w:eastAsia="Arial" w:hAnsi="Arial" w:cs="Arial"/>
           <w:color w:val="000000" w:themeColor="text1"/>
           <w:sz w:val="22"/>
           <w:szCs w:val="22"/>
@@ -1915,7 +1925,7 @@
       </w:pPr>
       <w:r>
         <w:rPr>
-          <w:rFonts w:ascii="Arial" w:hAnsi="Arial" w:eastAsia="Arial" w:cs="Arial"/>
+          <w:rFonts w:ascii="Arial" w:eastAsia="Arial" w:hAnsi="Arial" w:cs="Arial"/>
           <w:b/>
           <w:bCs/>
           <w:color w:val="000000" w:themeColor="text1"/>
@@ -1926,7 +1936,7 @@
       </w:r>
       <w:r>
         <w:rPr>
-          <w:rFonts w:ascii="Arial" w:hAnsi="Arial" w:eastAsia="Arial" w:cs="Arial"/>
+          <w:rFonts w:ascii="Arial" w:eastAsia="Arial" w:hAnsi="Arial" w:cs="Arial"/>
           <w:color w:val="000000" w:themeColor="text1"/>
           <w:sz w:val="22"/>
           <w:szCs w:val="22"/>
@@ -1943,8 +1953,8 @@
       <w:hyperlink r:id="rId12">
         <w:r>
           <w:rPr>
-            <w:rStyle w:val="Hipervnculo"/>
-            <w:rFonts w:ascii="Arial" w:hAnsi="Arial" w:eastAsia="Arial" w:cs="Arial"/>
+            <w:rStyle w:val="Hyperlink"/>
+            <w:rFonts w:ascii="Arial" w:eastAsia="Arial" w:hAnsi="Arial" w:cs="Arial"/>
             <w:b/>
             <w:bCs/>
             <w:color w:val="1155CC"/>
@@ -1963,7 +1973,7 @@
       </w:pPr>
       <w:r>
         <w:rPr>
-          <w:rFonts w:ascii="Arial" w:hAnsi="Arial" w:eastAsia="Arial" w:cs="Arial"/>
+          <w:rFonts w:ascii="Arial" w:eastAsia="Arial" w:hAnsi="Arial" w:cs="Arial"/>
           <w:color w:val="000000" w:themeColor="text1"/>
           <w:sz w:val="22"/>
           <w:szCs w:val="22"/>
@@ -1972,7 +1982,7 @@
       </w:r>
       <w:r>
         <w:rPr>
-          <w:rFonts w:ascii="Arial" w:hAnsi="Arial" w:eastAsia="Arial" w:cs="Arial"/>
+          <w:rFonts w:ascii="Arial" w:eastAsia="Arial" w:hAnsi="Arial" w:cs="Arial"/>
           <w:b/>
           <w:bCs/>
           <w:color w:val="000000" w:themeColor="text1"/>
@@ -1983,7 +1993,7 @@
       </w:r>
       <w:r>
         <w:rPr>
-          <w:rFonts w:ascii="Arial" w:hAnsi="Arial" w:eastAsia="Arial" w:cs="Arial"/>
+          <w:rFonts w:ascii="Arial" w:eastAsia="Arial" w:hAnsi="Arial" w:cs="Arial"/>
           <w:color w:val="000000" w:themeColor="text1"/>
           <w:sz w:val="22"/>
           <w:szCs w:val="22"/>
@@ -1998,7 +2008,7 @@
       </w:pPr>
       <w:r>
         <w:rPr>
-          <w:rFonts w:ascii="Arial" w:hAnsi="Arial" w:eastAsia="Arial" w:cs="Arial"/>
+          <w:rFonts w:ascii="Arial" w:eastAsia="Arial" w:hAnsi="Arial" w:cs="Arial"/>
           <w:b/>
           <w:bCs/>
           <w:color w:val="000000" w:themeColor="text1"/>
@@ -2009,7 +2019,7 @@
       </w:r>
       <w:r>
         <w:rPr>
-          <w:rFonts w:ascii="Arial" w:hAnsi="Arial" w:eastAsia="Arial" w:cs="Arial"/>
+          <w:rFonts w:ascii="Arial" w:eastAsia="Arial" w:hAnsi="Arial" w:cs="Arial"/>
           <w:color w:val="000000" w:themeColor="text1"/>
           <w:sz w:val="22"/>
           <w:szCs w:val="22"/>
@@ -2024,7 +2034,7 @@
       </w:pPr>
       <w:r>
         <w:rPr>
-          <w:rFonts w:ascii="Arial" w:hAnsi="Arial" w:eastAsia="Arial" w:cs="Arial"/>
+          <w:rFonts w:ascii="Arial" w:eastAsia="Arial" w:hAnsi="Arial" w:cs="Arial"/>
           <w:b/>
           <w:bCs/>
           <w:color w:val="000000" w:themeColor="text1"/>
@@ -2035,7 +2045,7 @@
       </w:r>
       <w:r>
         <w:rPr>
-          <w:rFonts w:ascii="Arial" w:hAnsi="Arial" w:eastAsia="Arial" w:cs="Arial"/>
+          <w:rFonts w:ascii="Arial" w:eastAsia="Arial" w:hAnsi="Arial" w:cs="Arial"/>
           <w:color w:val="000000" w:themeColor="text1"/>
           <w:sz w:val="22"/>
           <w:szCs w:val="22"/>
@@ -2050,7 +2060,7 @@
       </w:pPr>
       <w:r>
         <w:rPr>
-          <w:rFonts w:ascii="Arial" w:hAnsi="Arial" w:eastAsia="Arial" w:cs="Arial"/>
+          <w:rFonts w:ascii="Arial" w:eastAsia="Arial" w:hAnsi="Arial" w:cs="Arial"/>
           <w:b/>
           <w:bCs/>
           <w:color w:val="000000" w:themeColor="text1"/>
@@ -2061,7 +2071,7 @@
       </w:r>
       <w:r>
         <w:rPr>
-          <w:rFonts w:ascii="Arial" w:hAnsi="Arial" w:eastAsia="Arial" w:cs="Arial"/>
+          <w:rFonts w:ascii="Arial" w:eastAsia="Arial" w:hAnsi="Arial" w:cs="Arial"/>
           <w:color w:val="000000" w:themeColor="text1"/>
           <w:sz w:val="22"/>
           <w:szCs w:val="22"/>
@@ -2076,7 +2086,7 @@
       </w:pPr>
       <w:r>
         <w:rPr>
-          <w:rFonts w:ascii="Arial" w:hAnsi="Arial" w:eastAsia="Arial" w:cs="Arial"/>
+          <w:rFonts w:ascii="Arial" w:eastAsia="Arial" w:hAnsi="Arial" w:cs="Arial"/>
           <w:b/>
           <w:bCs/>
           <w:color w:val="000000" w:themeColor="text1"/>
@@ -2087,7 +2097,7 @@
       </w:r>
       <w:r>
         <w:rPr>
-          <w:rFonts w:ascii="Arial" w:hAnsi="Arial" w:eastAsia="Arial" w:cs="Arial"/>
+          <w:rFonts w:ascii="Arial" w:eastAsia="Arial" w:hAnsi="Arial" w:cs="Arial"/>
           <w:color w:val="000000" w:themeColor="text1"/>
           <w:sz w:val="22"/>
           <w:szCs w:val="22"/>
@@ -2102,7 +2112,7 @@
       </w:pPr>
       <w:r>
         <w:rPr>
-          <w:rFonts w:ascii="Arial" w:hAnsi="Arial" w:eastAsia="Arial" w:cs="Arial"/>
+          <w:rFonts w:ascii="Arial" w:eastAsia="Arial" w:hAnsi="Arial" w:cs="Arial"/>
           <w:b/>
           <w:bCs/>
           <w:color w:val="000000" w:themeColor="text1"/>
@@ -2121,8 +2131,8 @@
       <w:hyperlink r:id="rId13">
         <w:r>
           <w:rPr>
-            <w:rStyle w:val="Hipervnculo"/>
-            <w:rFonts w:ascii="Arial" w:hAnsi="Arial" w:eastAsia="Arial" w:cs="Arial"/>
+            <w:rStyle w:val="Hyperlink"/>
+            <w:rFonts w:ascii="Arial" w:eastAsia="Arial" w:hAnsi="Arial" w:cs="Arial"/>
             <w:b/>
             <w:bCs/>
             <w:color w:val="1155CC"/>
@@ -2141,7 +2151,7 @@
       </w:pPr>
       <w:r>
         <w:rPr>
-          <w:rFonts w:ascii="Arial" w:hAnsi="Arial" w:eastAsia="Arial" w:cs="Arial"/>
+          <w:rFonts w:ascii="Arial" w:eastAsia="Arial" w:hAnsi="Arial" w:cs="Arial"/>
           <w:b/>
           <w:bCs/>
           <w:color w:val="000000" w:themeColor="text1"/>
@@ -2152,7 +2162,7 @@
       </w:r>
       <w:r>
         <w:rPr>
-          <w:rFonts w:ascii="Arial" w:hAnsi="Arial" w:eastAsia="Arial" w:cs="Arial"/>
+          <w:rFonts w:ascii="Arial" w:eastAsia="Arial" w:hAnsi="Arial" w:cs="Arial"/>
           <w:color w:val="000000" w:themeColor="text1"/>
           <w:sz w:val="22"/>
           <w:szCs w:val="22"/>
@@ -2167,7 +2177,7 @@
       </w:pPr>
       <w:r>
         <w:rPr>
-          <w:rFonts w:ascii="Arial" w:hAnsi="Arial" w:eastAsia="Arial" w:cs="Arial"/>
+          <w:rFonts w:ascii="Arial" w:eastAsia="Arial" w:hAnsi="Arial" w:cs="Arial"/>
           <w:b/>
           <w:bCs/>
           <w:color w:val="000000" w:themeColor="text1"/>
@@ -2178,7 +2188,7 @@
       </w:r>
       <w:r>
         <w:rPr>
-          <w:rFonts w:ascii="Arial" w:hAnsi="Arial" w:eastAsia="Arial" w:cs="Arial"/>
+          <w:rFonts w:ascii="Arial" w:eastAsia="Arial" w:hAnsi="Arial" w:cs="Arial"/>
           <w:color w:val="000000" w:themeColor="text1"/>
           <w:sz w:val="22"/>
           <w:szCs w:val="22"/>
@@ -2193,19 +2203,18 @@
       </w:pPr>
       <w:r>
         <w:rPr>
-          <w:rFonts w:ascii="Arial" w:hAnsi="Arial" w:eastAsia="Arial" w:cs="Arial"/>
-          <w:b/>
-          <w:bCs/>
-          <w:color w:val="000000" w:themeColor="text1"/>
-          <w:sz w:val="22"/>
-          <w:szCs w:val="22"/>
-        </w:rPr>
-        <w:lastRenderedPageBreak/>
+          <w:rFonts w:ascii="Arial" w:eastAsia="Arial" w:hAnsi="Arial" w:cs="Arial"/>
+          <w:b/>
+          <w:bCs/>
+          <w:color w:val="000000" w:themeColor="text1"/>
+          <w:sz w:val="22"/>
+          <w:szCs w:val="22"/>
+        </w:rPr>
         <w:t xml:space="preserve">-Columnas (11): </w:t>
       </w:r>
       <w:r>
         <w:rPr>
-          <w:rFonts w:ascii="Arial" w:hAnsi="Arial" w:eastAsia="Arial" w:cs="Arial"/>
+          <w:rFonts w:ascii="Arial" w:eastAsia="Arial" w:hAnsi="Arial" w:cs="Arial"/>
           <w:color w:val="000000" w:themeColor="text1"/>
           <w:sz w:val="22"/>
           <w:szCs w:val="22"/>
@@ -2220,7 +2229,7 @@
       </w:pPr>
       <w:r>
         <w:rPr>
-          <w:rFonts w:ascii="Arial" w:hAnsi="Arial" w:eastAsia="Arial" w:cs="Arial"/>
+          <w:rFonts w:ascii="Arial" w:eastAsia="Arial" w:hAnsi="Arial" w:cs="Arial"/>
           <w:b/>
           <w:bCs/>
           <w:color w:val="000000" w:themeColor="text1"/>
@@ -2231,7 +2240,7 @@
       </w:r>
       <w:r>
         <w:rPr>
-          <w:rFonts w:ascii="Arial" w:hAnsi="Arial" w:eastAsia="Arial" w:cs="Arial"/>
+          <w:rFonts w:ascii="Arial" w:eastAsia="Arial" w:hAnsi="Arial" w:cs="Arial"/>
           <w:color w:val="000000" w:themeColor="text1"/>
           <w:sz w:val="22"/>
           <w:szCs w:val="22"/>
@@ -2246,7 +2255,7 @@
       </w:pPr>
       <w:r>
         <w:rPr>
-          <w:rFonts w:ascii="Arial" w:hAnsi="Arial" w:eastAsia="Arial" w:cs="Arial"/>
+          <w:rFonts w:ascii="Arial" w:eastAsia="Arial" w:hAnsi="Arial" w:cs="Arial"/>
           <w:b/>
           <w:bCs/>
           <w:color w:val="000000" w:themeColor="text1"/>
@@ -2257,7 +2266,7 @@
       </w:r>
       <w:r>
         <w:rPr>
-          <w:rFonts w:ascii="Arial" w:hAnsi="Arial" w:eastAsia="Arial" w:cs="Arial"/>
+          <w:rFonts w:ascii="Arial" w:eastAsia="Arial" w:hAnsi="Arial" w:cs="Arial"/>
           <w:color w:val="000000" w:themeColor="text1"/>
           <w:sz w:val="22"/>
           <w:szCs w:val="22"/>
@@ -2276,7 +2285,7 @@
       </w:pPr>
       <w:r>
         <w:rPr>
-          <w:rFonts w:ascii="Arial" w:hAnsi="Arial" w:eastAsia="Arial" w:cs="Arial"/>
+          <w:rFonts w:ascii="Arial" w:eastAsia="Arial" w:hAnsi="Arial" w:cs="Arial"/>
           <w:color w:val="000000" w:themeColor="text1"/>
           <w:sz w:val="22"/>
           <w:szCs w:val="22"/>
@@ -2292,7 +2301,7 @@
       </w:pPr>
       <w:r>
         <w:rPr>
-          <w:rFonts w:ascii="Arial" w:hAnsi="Arial" w:eastAsia="Arial" w:cs="Arial"/>
+          <w:rFonts w:ascii="Arial" w:eastAsia="Arial" w:hAnsi="Arial" w:cs="Arial"/>
           <w:color w:val="000000" w:themeColor="text1"/>
           <w:sz w:val="22"/>
           <w:szCs w:val="22"/>
@@ -2307,7 +2316,7 @@
       </w:pPr>
       <w:r>
         <w:rPr>
-          <w:rFonts w:ascii="Arial" w:hAnsi="Arial" w:eastAsia="Arial" w:cs="Arial"/>
+          <w:rFonts w:ascii="Arial" w:eastAsia="Arial" w:hAnsi="Arial" w:cs="Arial"/>
           <w:color w:val="000000" w:themeColor="text1"/>
           <w:sz w:val="22"/>
           <w:szCs w:val="22"/>
@@ -2323,7 +2332,7 @@
       </w:pPr>
       <w:r>
         <w:rPr>
-          <w:rFonts w:ascii="Arial" w:hAnsi="Arial" w:eastAsia="Arial" w:cs="Arial"/>
+          <w:rFonts w:ascii="Arial" w:eastAsia="Arial" w:hAnsi="Arial" w:cs="Arial"/>
           <w:color w:val="000000" w:themeColor="text1"/>
           <w:sz w:val="22"/>
           <w:szCs w:val="22"/>
@@ -2338,7 +2347,7 @@
       </w:pPr>
       <w:r>
         <w:rPr>
-          <w:rFonts w:ascii="Arial" w:hAnsi="Arial" w:eastAsia="Arial" w:cs="Arial"/>
+          <w:rFonts w:ascii="Arial" w:eastAsia="Arial" w:hAnsi="Arial" w:cs="Arial"/>
           <w:color w:val="000000" w:themeColor="text1"/>
           <w:sz w:val="22"/>
           <w:szCs w:val="22"/>
@@ -2351,7 +2360,7 @@
       </w:r>
       <w:r>
         <w:rPr>
-          <w:rFonts w:ascii="Arial" w:hAnsi="Arial" w:eastAsia="Arial" w:cs="Arial"/>
+          <w:rFonts w:ascii="Arial" w:eastAsia="Arial" w:hAnsi="Arial" w:cs="Arial"/>
           <w:color w:val="000000" w:themeColor="text1"/>
           <w:sz w:val="22"/>
           <w:szCs w:val="22"/>
@@ -2366,7 +2375,7 @@
       </w:pPr>
       <w:r>
         <w:rPr>
-          <w:rFonts w:ascii="Arial" w:hAnsi="Arial" w:eastAsia="Arial" w:cs="Arial"/>
+          <w:rFonts w:ascii="Arial" w:eastAsia="Arial" w:hAnsi="Arial" w:cs="Arial"/>
           <w:color w:val="000000" w:themeColor="text1"/>
           <w:sz w:val="22"/>
           <w:szCs w:val="22"/>
@@ -2381,7 +2390,7 @@
       </w:pPr>
       <w:r>
         <w:rPr>
-          <w:rFonts w:ascii="Arial" w:hAnsi="Arial" w:eastAsia="Arial" w:cs="Arial"/>
+          <w:rFonts w:ascii="Arial" w:eastAsia="Arial" w:hAnsi="Arial" w:cs="Arial"/>
           <w:color w:val="000000" w:themeColor="text1"/>
           <w:sz w:val="22"/>
           <w:szCs w:val="22"/>
@@ -2398,7 +2407,7 @@
       </w:pPr>
       <w:r>
         <w:rPr>
-          <w:rFonts w:ascii="Arial" w:hAnsi="Arial" w:eastAsia="Arial" w:cs="Arial"/>
+          <w:rFonts w:ascii="Arial" w:eastAsia="Arial" w:hAnsi="Arial" w:cs="Arial"/>
           <w:color w:val="000000" w:themeColor="text1"/>
           <w:sz w:val="22"/>
           <w:szCs w:val="22"/>
@@ -2413,7 +2422,7 @@
       </w:pPr>
       <w:r>
         <w:rPr>
-          <w:rFonts w:ascii="Arial" w:hAnsi="Arial" w:eastAsia="Arial" w:cs="Arial"/>
+          <w:rFonts w:ascii="Arial" w:eastAsia="Arial" w:hAnsi="Arial" w:cs="Arial"/>
           <w:color w:val="000000" w:themeColor="text1"/>
           <w:sz w:val="22"/>
           <w:szCs w:val="22"/>
@@ -2428,7 +2437,7 @@
       </w:pPr>
       <w:r>
         <w:rPr>
-          <w:rFonts w:ascii="Verdana" w:hAnsi="Verdana" w:eastAsia="Verdana" w:cs="Verdana"/>
+          <w:rFonts w:ascii="Verdana" w:eastAsia="Verdana" w:hAnsi="Verdana" w:cs="Verdana"/>
           <w:color w:val="000000" w:themeColor="text1"/>
           <w:sz w:val="22"/>
           <w:szCs w:val="22"/>
@@ -2448,7 +2457,7 @@
       </w:pPr>
       <w:r>
         <w:rPr>
-          <w:rFonts w:ascii="Verdana" w:hAnsi="Verdana" w:eastAsia="Verdana" w:cs="Verdana"/>
+          <w:rFonts w:ascii="Verdana" w:eastAsia="Verdana" w:hAnsi="Verdana" w:cs="Verdana"/>
           <w:color w:val="000000" w:themeColor="text1"/>
           <w:sz w:val="22"/>
           <w:szCs w:val="22"/>
@@ -2457,7 +2466,7 @@
       </w:r>
       <w:r>
         <w:rPr>
-          <w:rFonts w:ascii="Verdana" w:hAnsi="Verdana" w:eastAsia="Verdana" w:cs="Verdana"/>
+          <w:rFonts w:ascii="Verdana" w:eastAsia="Verdana" w:hAnsi="Verdana" w:cs="Verdana"/>
           <w:color w:val="000000" w:themeColor="text1"/>
           <w:sz w:val="22"/>
           <w:szCs w:val="22"/>
@@ -2466,7 +2475,7 @@
       </w:r>
       <w:r>
         <w:rPr>
-          <w:rFonts w:ascii="Verdana" w:hAnsi="Verdana" w:eastAsia="Verdana" w:cs="Verdana"/>
+          <w:rFonts w:ascii="Verdana" w:eastAsia="Verdana" w:hAnsi="Verdana" w:cs="Verdana"/>
           <w:color w:val="000000" w:themeColor="text1"/>
           <w:sz w:val="22"/>
           <w:szCs w:val="22"/>
@@ -2475,7 +2484,7 @@
       </w:r>
       <w:r>
         <w:rPr>
-          <w:rFonts w:ascii="Verdana" w:hAnsi="Verdana" w:eastAsia="Verdana" w:cs="Verdana"/>
+          <w:rFonts w:ascii="Verdana" w:eastAsia="Verdana" w:hAnsi="Verdana" w:cs="Verdana"/>
           <w:color w:val="000000" w:themeColor="text1"/>
           <w:sz w:val="22"/>
           <w:szCs w:val="22"/>
@@ -2484,7 +2493,7 @@
       </w:r>
       <w:r>
         <w:rPr>
-          <w:rFonts w:ascii="Verdana" w:hAnsi="Verdana" w:eastAsia="Verdana" w:cs="Verdana"/>
+          <w:rFonts w:ascii="Verdana" w:eastAsia="Verdana" w:hAnsi="Verdana" w:cs="Verdana"/>
           <w:color w:val="000000" w:themeColor="text1"/>
           <w:sz w:val="22"/>
           <w:szCs w:val="22"/>
@@ -2493,7 +2502,7 @@
       </w:r>
       <w:r>
         <w:rPr>
-          <w:rFonts w:ascii="Verdana" w:hAnsi="Verdana" w:eastAsia="Verdana" w:cs="Verdana"/>
+          <w:rFonts w:ascii="Verdana" w:eastAsia="Verdana" w:hAnsi="Verdana" w:cs="Verdana"/>
           <w:color w:val="000000" w:themeColor="text1"/>
           <w:sz w:val="22"/>
           <w:szCs w:val="22"/>
@@ -2502,7 +2511,7 @@
       </w:r>
       <w:r>
         <w:rPr>
-          <w:rFonts w:ascii="Verdana" w:hAnsi="Verdana" w:eastAsia="Verdana" w:cs="Verdana"/>
+          <w:rFonts w:ascii="Verdana" w:eastAsia="Verdana" w:hAnsi="Verdana" w:cs="Verdana"/>
           <w:color w:val="000000" w:themeColor="text1"/>
           <w:sz w:val="22"/>
           <w:szCs w:val="22"/>
@@ -2511,7 +2520,7 @@
       </w:r>
       <w:r>
         <w:rPr>
-          <w:rFonts w:ascii="Verdana" w:hAnsi="Verdana" w:eastAsia="Verdana" w:cs="Verdana"/>
+          <w:rFonts w:ascii="Verdana" w:eastAsia="Verdana" w:hAnsi="Verdana" w:cs="Verdana"/>
           <w:sz w:val="22"/>
           <w:szCs w:val="22"/>
         </w:rPr>
@@ -2519,7 +2528,7 @@
       </w:r>
       <w:r>
         <w:rPr>
-          <w:rFonts w:ascii="Verdana" w:hAnsi="Verdana" w:eastAsia="Verdana" w:cs="Verdana"/>
+          <w:rFonts w:ascii="Verdana" w:eastAsia="Verdana" w:hAnsi="Verdana" w:cs="Verdana"/>
           <w:sz w:val="22"/>
           <w:szCs w:val="22"/>
         </w:rPr>
@@ -2527,7 +2536,7 @@
       </w:r>
       <w:r>
         <w:rPr>
-          <w:rFonts w:ascii="Verdana" w:hAnsi="Verdana" w:eastAsia="Verdana" w:cs="Verdana"/>
+          <w:rFonts w:ascii="Verdana" w:eastAsia="Verdana" w:hAnsi="Verdana" w:cs="Verdana"/>
           <w:color w:val="000000" w:themeColor="text1"/>
           <w:sz w:val="22"/>
           <w:szCs w:val="22"/>
@@ -2536,7 +2545,7 @@
       </w:r>
       <w:r>
         <w:rPr>
-          <w:rFonts w:ascii="Verdana" w:hAnsi="Verdana" w:eastAsia="Verdana" w:cs="Verdana"/>
+          <w:rFonts w:ascii="Verdana" w:eastAsia="Verdana" w:hAnsi="Verdana" w:cs="Verdana"/>
           <w:color w:val="000000" w:themeColor="text1"/>
           <w:sz w:val="22"/>
           <w:szCs w:val="22"/>
@@ -2545,7 +2554,7 @@
       </w:r>
       <w:r>
         <w:rPr>
-          <w:rFonts w:ascii="Verdana" w:hAnsi="Verdana" w:eastAsia="Verdana" w:cs="Verdana"/>
+          <w:rFonts w:ascii="Verdana" w:eastAsia="Verdana" w:hAnsi="Verdana" w:cs="Verdana"/>
           <w:color w:val="000000" w:themeColor="text1"/>
           <w:sz w:val="22"/>
           <w:szCs w:val="22"/>
@@ -2554,7 +2563,7 @@
       </w:r>
       <w:r>
         <w:rPr>
-          <w:rFonts w:ascii="Verdana" w:hAnsi="Verdana" w:eastAsia="Verdana" w:cs="Verdana"/>
+          <w:rFonts w:ascii="Verdana" w:eastAsia="Verdana" w:hAnsi="Verdana" w:cs="Verdana"/>
           <w:color w:val="000000" w:themeColor="text1"/>
           <w:sz w:val="22"/>
           <w:szCs w:val="22"/>
@@ -2563,7 +2572,7 @@
       </w:r>
       <w:r>
         <w:rPr>
-          <w:rFonts w:ascii="Verdana" w:hAnsi="Verdana" w:eastAsia="Verdana" w:cs="Verdana"/>
+          <w:rFonts w:ascii="Verdana" w:eastAsia="Verdana" w:hAnsi="Verdana" w:cs="Verdana"/>
           <w:sz w:val="22"/>
           <w:szCs w:val="22"/>
         </w:rPr>
@@ -2571,7 +2580,7 @@
       </w:r>
       <w:r>
         <w:rPr>
-          <w:rFonts w:ascii="Verdana" w:hAnsi="Verdana" w:eastAsia="Verdana" w:cs="Verdana"/>
+          <w:rFonts w:ascii="Verdana" w:eastAsia="Verdana" w:hAnsi="Verdana" w:cs="Verdana"/>
           <w:color w:val="000000" w:themeColor="text1"/>
           <w:sz w:val="22"/>
           <w:szCs w:val="22"/>
@@ -2580,7 +2589,7 @@
       </w:r>
       <w:r>
         <w:rPr>
-          <w:rFonts w:ascii="Verdana" w:hAnsi="Verdana" w:eastAsia="Verdana" w:cs="Verdana"/>
+          <w:rFonts w:ascii="Verdana" w:eastAsia="Verdana" w:hAnsi="Verdana" w:cs="Verdana"/>
           <w:color w:val="000000" w:themeColor="text1"/>
           <w:sz w:val="22"/>
           <w:szCs w:val="22"/>
@@ -2589,7 +2598,7 @@
       </w:r>
       <w:r>
         <w:rPr>
-          <w:rFonts w:ascii="Verdana" w:hAnsi="Verdana" w:eastAsia="Verdana" w:cs="Verdana"/>
+          <w:rFonts w:ascii="Verdana" w:eastAsia="Verdana" w:hAnsi="Verdana" w:cs="Verdana"/>
           <w:color w:val="000000" w:themeColor="text1"/>
           <w:sz w:val="22"/>
           <w:szCs w:val="22"/>
@@ -2598,7 +2607,7 @@
       </w:r>
       <w:r>
         <w:rPr>
-          <w:rFonts w:ascii="Verdana" w:hAnsi="Verdana" w:eastAsia="Verdana" w:cs="Verdana"/>
+          <w:rFonts w:ascii="Verdana" w:eastAsia="Verdana" w:hAnsi="Verdana" w:cs="Verdana"/>
           <w:color w:val="000000" w:themeColor="text1"/>
           <w:sz w:val="22"/>
           <w:szCs w:val="22"/>
@@ -2610,25 +2619,24 @@
       <w:pPr>
         <w:spacing w:after="200"/>
         <w:rPr>
-          <w:rFonts w:ascii="Verdana" w:hAnsi="Verdana" w:eastAsia="Verdana" w:cs="Verdana"/>
-          <w:color w:val="000000" w:themeColor="text1"/>
-          <w:sz w:val="22"/>
-          <w:szCs w:val="22"/>
-        </w:rPr>
-      </w:pPr>
-      <w:r>
-        <w:rPr>
-          <w:rFonts w:ascii="Verdana" w:hAnsi="Verdana" w:eastAsia="Verdana" w:cs="Verdana"/>
-          <w:color w:val="000000" w:themeColor="text1"/>
-          <w:sz w:val="22"/>
-          <w:szCs w:val="22"/>
-        </w:rPr>
-        <w:lastRenderedPageBreak/>
+          <w:rFonts w:ascii="Verdana" w:eastAsia="Verdana" w:hAnsi="Verdana" w:cs="Verdana"/>
+          <w:color w:val="000000" w:themeColor="text1"/>
+          <w:sz w:val="22"/>
+          <w:szCs w:val="22"/>
+        </w:rPr>
+      </w:pPr>
+      <w:r>
+        <w:rPr>
+          <w:rFonts w:ascii="Verdana" w:eastAsia="Verdana" w:hAnsi="Verdana" w:cs="Verdana"/>
+          <w:color w:val="000000" w:themeColor="text1"/>
+          <w:sz w:val="22"/>
+          <w:szCs w:val="22"/>
+        </w:rPr>
         <w:t>2-</w:t>
       </w:r>
       <w:r>
         <w:rPr>
-          <w:rFonts w:ascii="Verdana" w:hAnsi="Verdana" w:eastAsia="Verdana" w:cs="Verdana"/>
+          <w:rFonts w:ascii="Verdana" w:eastAsia="Verdana" w:hAnsi="Verdana" w:cs="Verdana"/>
           <w:color w:val="000000" w:themeColor="text1"/>
           <w:sz w:val="22"/>
           <w:szCs w:val="22"/>
@@ -2637,7 +2645,7 @@
       </w:r>
       <w:r>
         <w:rPr>
-          <w:rFonts w:ascii="Verdana" w:hAnsi="Verdana" w:eastAsia="Verdana" w:cs="Verdana"/>
+          <w:rFonts w:ascii="Verdana" w:eastAsia="Verdana" w:hAnsi="Verdana" w:cs="Verdana"/>
           <w:color w:val="000000" w:themeColor="text1"/>
           <w:sz w:val="22"/>
           <w:szCs w:val="22"/>
@@ -2646,7 +2654,7 @@
       </w:r>
       <w:r>
         <w:rPr>
-          <w:rFonts w:ascii="Verdana" w:hAnsi="Verdana" w:eastAsia="Verdana" w:cs="Verdana"/>
+          <w:rFonts w:ascii="Verdana" w:eastAsia="Verdana" w:hAnsi="Verdana" w:cs="Verdana"/>
           <w:color w:val="000000" w:themeColor="text1"/>
           <w:sz w:val="22"/>
           <w:szCs w:val="22"/>
@@ -2655,7 +2663,7 @@
       </w:r>
       <w:r>
         <w:rPr>
-          <w:rFonts w:ascii="Verdana" w:hAnsi="Verdana" w:eastAsia="Verdana" w:cs="Verdana"/>
+          <w:rFonts w:ascii="Verdana" w:eastAsia="Verdana" w:hAnsi="Verdana" w:cs="Verdana"/>
           <w:color w:val="000000" w:themeColor="text1"/>
           <w:sz w:val="22"/>
           <w:szCs w:val="22"/>
@@ -2664,7 +2672,7 @@
       </w:r>
       <w:r>
         <w:rPr>
-          <w:rFonts w:ascii="Verdana" w:hAnsi="Verdana" w:eastAsia="Verdana" w:cs="Verdana"/>
+          <w:rFonts w:ascii="Verdana" w:eastAsia="Verdana" w:hAnsi="Verdana" w:cs="Verdana"/>
           <w:color w:val="000000" w:themeColor="text1"/>
           <w:sz w:val="22"/>
           <w:szCs w:val="22"/>
@@ -2673,7 +2681,7 @@
       </w:r>
       <w:r>
         <w:rPr>
-          <w:rFonts w:ascii="Verdana" w:hAnsi="Verdana" w:eastAsia="Verdana" w:cs="Verdana"/>
+          <w:rFonts w:ascii="Verdana" w:eastAsia="Verdana" w:hAnsi="Verdana" w:cs="Verdana"/>
           <w:color w:val="000000" w:themeColor="text1"/>
           <w:sz w:val="22"/>
           <w:szCs w:val="22"/>
@@ -2682,7 +2690,7 @@
       </w:r>
       <w:r>
         <w:rPr>
-          <w:rFonts w:ascii="Verdana" w:hAnsi="Verdana" w:eastAsia="Verdana" w:cs="Verdana"/>
+          <w:rFonts w:ascii="Verdana" w:eastAsia="Verdana" w:hAnsi="Verdana" w:cs="Verdana"/>
           <w:color w:val="000000" w:themeColor="text1"/>
           <w:sz w:val="22"/>
           <w:szCs w:val="22"/>
@@ -2691,7 +2699,7 @@
       </w:r>
       <w:r>
         <w:rPr>
-          <w:rFonts w:ascii="Verdana" w:hAnsi="Verdana" w:eastAsia="Verdana" w:cs="Verdana"/>
+          <w:rFonts w:ascii="Verdana" w:eastAsia="Verdana" w:hAnsi="Verdana" w:cs="Verdana"/>
           <w:color w:val="000000" w:themeColor="text1"/>
           <w:sz w:val="22"/>
           <w:szCs w:val="22"/>
@@ -2700,7 +2708,7 @@
       </w:r>
       <w:r>
         <w:rPr>
-          <w:rFonts w:ascii="Verdana" w:hAnsi="Verdana" w:eastAsia="Verdana" w:cs="Verdana"/>
+          <w:rFonts w:ascii="Verdana" w:eastAsia="Verdana" w:hAnsi="Verdana" w:cs="Verdana"/>
           <w:color w:val="000000" w:themeColor="text1"/>
           <w:sz w:val="22"/>
           <w:szCs w:val="22"/>
@@ -2709,7 +2717,7 @@
       </w:r>
       <w:r>
         <w:rPr>
-          <w:rFonts w:ascii="Verdana" w:hAnsi="Verdana" w:eastAsia="Verdana" w:cs="Verdana"/>
+          <w:rFonts w:ascii="Verdana" w:eastAsia="Verdana" w:hAnsi="Verdana" w:cs="Verdana"/>
           <w:color w:val="000000" w:themeColor="text1"/>
           <w:sz w:val="22"/>
           <w:szCs w:val="22"/>
@@ -2718,7 +2726,7 @@
       </w:r>
       <w:r>
         <w:rPr>
-          <w:rFonts w:ascii="Verdana" w:hAnsi="Verdana" w:eastAsia="Verdana" w:cs="Verdana"/>
+          <w:rFonts w:ascii="Verdana" w:eastAsia="Verdana" w:hAnsi="Verdana" w:cs="Verdana"/>
           <w:color w:val="000000" w:themeColor="text1"/>
           <w:sz w:val="22"/>
           <w:szCs w:val="22"/>
@@ -2727,7 +2735,7 @@
       </w:r>
       <w:r>
         <w:rPr>
-          <w:rFonts w:ascii="Verdana" w:hAnsi="Verdana" w:eastAsia="Verdana" w:cs="Verdana"/>
+          <w:rFonts w:ascii="Verdana" w:eastAsia="Verdana" w:hAnsi="Verdana" w:cs="Verdana"/>
           <w:color w:val="000000" w:themeColor="text1"/>
           <w:sz w:val="22"/>
           <w:szCs w:val="22"/>
@@ -2736,7 +2744,7 @@
       </w:r>
       <w:r>
         <w:rPr>
-          <w:rFonts w:ascii="Verdana" w:hAnsi="Verdana" w:eastAsia="Verdana" w:cs="Verdana"/>
+          <w:rFonts w:ascii="Verdana" w:eastAsia="Verdana" w:hAnsi="Verdana" w:cs="Verdana"/>
           <w:color w:val="000000" w:themeColor="text1"/>
           <w:sz w:val="22"/>
           <w:szCs w:val="22"/>
@@ -2745,7 +2753,7 @@
       </w:r>
       <w:r>
         <w:rPr>
-          <w:rFonts w:ascii="Verdana" w:hAnsi="Verdana" w:eastAsia="Verdana" w:cs="Verdana"/>
+          <w:rFonts w:ascii="Verdana" w:eastAsia="Verdana" w:hAnsi="Verdana" w:cs="Verdana"/>
           <w:color w:val="000000" w:themeColor="text1"/>
           <w:sz w:val="22"/>
           <w:szCs w:val="22"/>
@@ -2754,7 +2762,7 @@
       </w:r>
       <w:r>
         <w:rPr>
-          <w:rFonts w:ascii="Verdana" w:hAnsi="Verdana" w:eastAsia="Verdana" w:cs="Verdana"/>
+          <w:rFonts w:ascii="Verdana" w:eastAsia="Verdana" w:hAnsi="Verdana" w:cs="Verdana"/>
           <w:color w:val="000000" w:themeColor="text1"/>
           <w:sz w:val="22"/>
           <w:szCs w:val="22"/>
@@ -2763,7 +2771,7 @@
       </w:r>
       <w:r>
         <w:rPr>
-          <w:rFonts w:ascii="Verdana" w:hAnsi="Verdana" w:eastAsia="Verdana" w:cs="Verdana"/>
+          <w:rFonts w:ascii="Verdana" w:eastAsia="Verdana" w:hAnsi="Verdana" w:cs="Verdana"/>
           <w:color w:val="000000" w:themeColor="text1"/>
           <w:sz w:val="22"/>
           <w:szCs w:val="22"/>
@@ -2775,15 +2783,15 @@
       <w:pPr>
         <w:spacing w:after="200"/>
         <w:rPr>
-          <w:rFonts w:ascii="Verdana" w:hAnsi="Verdana" w:eastAsia="Verdana" w:cs="Verdana"/>
-          <w:color w:val="000000" w:themeColor="text1"/>
-          <w:sz w:val="22"/>
-          <w:szCs w:val="22"/>
-        </w:rPr>
-      </w:pPr>
-      <w:r>
-        <w:rPr>
-          <w:rFonts w:ascii="Verdana" w:hAnsi="Verdana" w:eastAsia="Verdana" w:cs="Verdana"/>
+          <w:rFonts w:ascii="Verdana" w:eastAsia="Verdana" w:hAnsi="Verdana" w:cs="Verdana"/>
+          <w:color w:val="000000" w:themeColor="text1"/>
+          <w:sz w:val="22"/>
+          <w:szCs w:val="22"/>
+        </w:rPr>
+      </w:pPr>
+      <w:r>
+        <w:rPr>
+          <w:rFonts w:ascii="Verdana" w:eastAsia="Verdana" w:hAnsi="Verdana" w:cs="Verdana"/>
           <w:color w:val="000000" w:themeColor="text1"/>
           <w:sz w:val="22"/>
           <w:szCs w:val="22"/>
@@ -2792,7 +2800,7 @@
       </w:r>
       <w:r>
         <w:rPr>
-          <w:rFonts w:ascii="Verdana" w:hAnsi="Verdana" w:eastAsia="Verdana" w:cs="Verdana"/>
+          <w:rFonts w:ascii="Verdana" w:eastAsia="Verdana" w:hAnsi="Verdana" w:cs="Verdana"/>
           <w:color w:val="000000" w:themeColor="text1"/>
           <w:sz w:val="22"/>
           <w:szCs w:val="22"/>
@@ -2806,7 +2814,7 @@
       </w:pPr>
       <w:r>
         <w:rPr>
-          <w:rFonts w:ascii="Verdana" w:hAnsi="Verdana" w:eastAsia="Verdana" w:cs="Verdana"/>
+          <w:rFonts w:ascii="Verdana" w:eastAsia="Verdana" w:hAnsi="Verdana" w:cs="Verdana"/>
           <w:color w:val="000000" w:themeColor="text1"/>
           <w:sz w:val="22"/>
           <w:szCs w:val="22"/>
@@ -2815,7 +2823,7 @@
       </w:r>
       <w:r>
         <w:rPr>
-          <w:rFonts w:ascii="Verdana" w:hAnsi="Verdana" w:eastAsia="Verdana" w:cs="Verdana"/>
+          <w:rFonts w:ascii="Verdana" w:eastAsia="Verdana" w:hAnsi="Verdana" w:cs="Verdana"/>
           <w:color w:val="000000" w:themeColor="text1"/>
           <w:sz w:val="22"/>
           <w:szCs w:val="22"/>
@@ -2824,7 +2832,7 @@
       </w:r>
       <w:r>
         <w:rPr>
-          <w:rFonts w:ascii="Verdana" w:hAnsi="Verdana" w:eastAsia="Verdana" w:cs="Verdana"/>
+          <w:rFonts w:ascii="Verdana" w:eastAsia="Verdana" w:hAnsi="Verdana" w:cs="Verdana"/>
           <w:color w:val="000000" w:themeColor="text1"/>
           <w:sz w:val="22"/>
           <w:szCs w:val="22"/>
@@ -2833,7 +2841,7 @@
       </w:r>
       <w:r>
         <w:rPr>
-          <w:rFonts w:ascii="Verdana" w:hAnsi="Verdana" w:eastAsia="Verdana" w:cs="Verdana"/>
+          <w:rFonts w:ascii="Verdana" w:eastAsia="Verdana" w:hAnsi="Verdana" w:cs="Verdana"/>
           <w:color w:val="000000" w:themeColor="text1"/>
           <w:sz w:val="22"/>
           <w:szCs w:val="22"/>
@@ -2842,7 +2850,7 @@
       </w:r>
       <w:r>
         <w:rPr>
-          <w:rFonts w:ascii="Verdana" w:hAnsi="Verdana" w:eastAsia="Verdana" w:cs="Verdana"/>
+          <w:rFonts w:ascii="Verdana" w:eastAsia="Verdana" w:hAnsi="Verdana" w:cs="Verdana"/>
           <w:color w:val="000000" w:themeColor="text1"/>
           <w:sz w:val="22"/>
           <w:szCs w:val="22"/>
@@ -2856,7 +2864,7 @@
       </w:pPr>
       <w:r>
         <w:rPr>
-          <w:rFonts w:ascii="Verdana" w:hAnsi="Verdana" w:eastAsia="Verdana" w:cs="Verdana"/>
+          <w:rFonts w:ascii="Verdana" w:eastAsia="Verdana" w:hAnsi="Verdana" w:cs="Verdana"/>
           <w:color w:val="000000" w:themeColor="text1"/>
           <w:sz w:val="22"/>
           <w:szCs w:val="22"/>
@@ -2868,7 +2876,7 @@
       <w:pPr>
         <w:spacing w:after="200"/>
         <w:rPr>
-          <w:rFonts w:ascii="Verdana" w:hAnsi="Verdana" w:eastAsia="Verdana" w:cs="Verdana"/>
+          <w:rFonts w:ascii="Verdana" w:eastAsia="Verdana" w:hAnsi="Verdana" w:cs="Verdana"/>
           <w:color w:val="000000" w:themeColor="text1"/>
           <w:sz w:val="22"/>
           <w:szCs w:val="22"/>
@@ -2879,15 +2887,15 @@
       <w:pPr>
         <w:spacing w:after="200"/>
         <w:rPr>
-          <w:rFonts w:ascii="Verdana" w:hAnsi="Verdana" w:eastAsia="Verdana" w:cs="Verdana"/>
-          <w:color w:val="000000" w:themeColor="text1"/>
-          <w:sz w:val="22"/>
-          <w:szCs w:val="22"/>
-        </w:rPr>
-      </w:pPr>
-      <w:r>
-        <w:rPr>
-          <w:rFonts w:ascii="Verdana" w:hAnsi="Verdana" w:eastAsia="Verdana" w:cs="Verdana"/>
+          <w:rFonts w:ascii="Verdana" w:eastAsia="Verdana" w:hAnsi="Verdana" w:cs="Verdana"/>
+          <w:color w:val="000000" w:themeColor="text1"/>
+          <w:sz w:val="22"/>
+          <w:szCs w:val="22"/>
+        </w:rPr>
+      </w:pPr>
+      <w:r>
+        <w:rPr>
+          <w:rFonts w:ascii="Verdana" w:eastAsia="Verdana" w:hAnsi="Verdana" w:cs="Verdana"/>
           <w:color w:val="000000" w:themeColor="text1"/>
           <w:sz w:val="22"/>
           <w:szCs w:val="22"/>
@@ -2899,7 +2907,7 @@
       <w:pPr>
         <w:spacing w:after="200"/>
         <w:rPr>
-          <w:rFonts w:ascii="Verdana" w:hAnsi="Verdana" w:eastAsia="Verdana" w:cs="Verdana"/>
+          <w:rFonts w:ascii="Verdana" w:eastAsia="Verdana" w:hAnsi="Verdana" w:cs="Verdana"/>
           <w:color w:val="000000" w:themeColor="text1"/>
           <w:sz w:val="22"/>
           <w:szCs w:val="22"/>
@@ -2908,8 +2916,8 @@
       <w:hyperlink r:id="rId14">
         <w:r>
           <w:rPr>
-            <w:rStyle w:val="Hipervnculo"/>
-            <w:rFonts w:ascii="Verdana" w:hAnsi="Verdana" w:eastAsia="Verdana" w:cs="Verdana"/>
+            <w:rStyle w:val="Hyperlink"/>
+            <w:rFonts w:ascii="Verdana" w:eastAsia="Verdana" w:hAnsi="Verdana" w:cs="Verdana"/>
             <w:sz w:val="22"/>
             <w:szCs w:val="22"/>
           </w:rPr>
@@ -2933,7 +2941,7 @@
       <w:hyperlink r:id="rId15">
         <w:r>
           <w:rPr>
-            <w:rStyle w:val="Hipervnculo"/>
+            <w:rStyle w:val="Hyperlink"/>
             <w:highlight w:val="lightGray"/>
           </w:rPr>
           <w:t>https://www.bilbao.eus/opendata/es/catalogo/dato-habitantes-distrito-barrio-edad-2022</w:t>
@@ -2949,7 +2957,7 @@
       <w:hyperlink r:id="rId16">
         <w:r>
           <w:rPr>
-            <w:rStyle w:val="Hipervnculo"/>
+            <w:rStyle w:val="Hyperlink"/>
             <w:highlight w:val="lightGray"/>
           </w:rPr>
           <w:t>Renta Media Municipios / Distritos</w:t>
@@ -2965,7 +2973,7 @@
       <w:hyperlink r:id="rId17">
         <w:r>
           <w:rPr>
-            <w:rStyle w:val="Hipervnculo"/>
+            <w:rStyle w:val="Hyperlink"/>
             <w:highlight w:val="lightGray"/>
           </w:rPr>
           <w:t>https://www.bilbao.eus/opendata/es/catalogo/dato-distritos</w:t>
@@ -2981,25 +2989,25 @@
       <w:hyperlink r:id="rId18">
         <w:r>
           <w:rPr>
-            <w:rStyle w:val="Hipervnculo"/>
+            <w:rStyle w:val="Hyperlink"/>
           </w:rPr>
           <w:t>Renta familiar media por barrios</w:t>
         </w:r>
         <w:r>
           <w:rPr>
-            <w:rStyle w:val="Hipervnculo"/>
+            <w:rStyle w:val="Hyperlink"/>
           </w:rPr>
           <w:t xml:space="preserve"> Bilbao</w:t>
         </w:r>
         <w:r>
           <w:rPr>
-            <w:rStyle w:val="Hipervnculo"/>
+            <w:rStyle w:val="Hyperlink"/>
           </w:rPr>
           <w:t xml:space="preserve"> (2023)</w:t>
         </w:r>
         <w:r>
           <w:rPr>
-            <w:rStyle w:val="Hipervnculo"/>
+            <w:rStyle w:val="Hyperlink"/>
           </w:rPr>
           <w:t xml:space="preserve"> </w:t>
         </w:r>
@@ -3014,14 +3022,14 @@
       <w:hyperlink r:id="rId19">
         <w:r>
           <w:rPr>
-            <w:rStyle w:val="Hipervnculo"/>
+            <w:rStyle w:val="Hyperlink"/>
             <w:highlight w:val="lightGray"/>
           </w:rPr>
           <w:t>Idealista evolución alquiler barrios Bilbao</w:t>
         </w:r>
         <w:r>
           <w:rPr>
-            <w:rStyle w:val="Hipervnculo"/>
+            <w:rStyle w:val="Hyperlink"/>
             <w:highlight w:val="lightGray"/>
           </w:rPr>
           <w:t xml:space="preserve"> (2021-2026)</w:t>
@@ -3032,7 +3040,7 @@
       <w:hyperlink r:id="rId20">
         <w:r>
           <w:rPr>
-            <w:rStyle w:val="Hipervnculo"/>
+            <w:rStyle w:val="Hyperlink"/>
           </w:rPr>
           <w:t>PDF pág. 7 precio medio alquiler por barrios de Bilbao (2018)</w:t>
         </w:r>
@@ -3053,7 +3061,7 @@
       <w:hyperlink r:id="rId21">
         <w:r>
           <w:rPr>
-            <w:rStyle w:val="Hipervnculo"/>
+            <w:rStyle w:val="Hyperlink"/>
             <w:highlight w:val="lightGray"/>
           </w:rPr>
           <w:t>Censo por distritos por 3 grupos de edad</w:t>
@@ -3069,7 +3077,7 @@
       <w:hyperlink r:id="rId22">
         <w:r>
           <w:rPr>
-            <w:rStyle w:val="Hipervnculo"/>
+            <w:rStyle w:val="Hyperlink"/>
             <w:highlight w:val="lightGray"/>
           </w:rPr>
           <w:t>Idealista evolución alquiler barrios Valencia (2021-2026)</w:t>
@@ -3085,7 +3093,7 @@
       <w:hyperlink r:id="rId23">
         <w:r>
           <w:rPr>
-            <w:rStyle w:val="Hipervnculo"/>
+            <w:rStyle w:val="Hyperlink"/>
             <w:highlight w:val="lightGray"/>
           </w:rPr>
           <w:t>Renta Media Por Municipios/Distritos</w:t>
@@ -3108,7 +3116,7 @@
       <w:hyperlink r:id="rId24">
         <w:r>
           <w:rPr>
-            <w:rStyle w:val="Hipervnculo"/>
+            <w:rStyle w:val="Hyperlink"/>
           </w:rPr>
           <w:t>https://www.valencia.es/cas/estadistica/mapa-barrios</w:t>
         </w:r>
@@ -3121,7 +3129,7 @@
       <w:hyperlink r:id="rId25">
         <w:r>
           <w:rPr>
-            <w:rStyle w:val="Hipervnculo"/>
+            <w:rStyle w:val="Hyperlink"/>
           </w:rPr>
           <w:t>Censo Distrito por lugar de nacimiento</w:t>
         </w:r>
@@ -3131,7 +3139,7 @@
       <w:hyperlink r:id="rId26">
         <w:r>
           <w:rPr>
-            <w:rStyle w:val="Hipervnculo"/>
+            <w:rStyle w:val="Hyperlink"/>
           </w:rPr>
           <w:t>Desempleo por nacionalidad y edad distritos</w:t>
         </w:r>
@@ -3355,7 +3363,7 @@
     <w:sectPr>
       <w:headerReference w:type="default" r:id="rId27"/>
       <w:footerReference w:type="default" r:id="rId28"/>
-      <w:pgSz w:w="11906" w:h="16838" w:orient="portrait"/>
+      <w:pgSz w:w="11906" w:h="16838"/>
       <w:pgMar w:top="1440" w:right="1440" w:bottom="1440" w:left="1440" w:header="720" w:footer="720" w:gutter="0"/>
       <w:cols w:space="720"/>
       <w:docGrid w:linePitch="360"/>
@@ -3365,7 +3373,7 @@
 </file>
 
 <file path=word/endnotes.xml><?xml version="1.0" encoding="utf-8"?>
-<w:endnotes xmlns:wpc="http://schemas.microsoft.com/office/word/2010/wordprocessingCanvas" xmlns:cx="http://schemas.microsoft.com/office/drawing/2014/chartex" xmlns:cx1="http://schemas.microsoft.com/office/drawing/2015/9/8/chartex" xmlns:cx2="http://schemas.microsoft.com/office/drawing/2015/10/21/chartex" xmlns:cx3="http://schemas.microsoft.com/office/drawing/2016/5/9/chartex" xmlns:cx4="http://schemas.microsoft.com/office/drawing/2016/5/10/chartex" xmlns:cx5="http://schemas.microsoft.com/office/drawing/2016/5/11/chartex" xmlns:cx6="http://schemas.microsoft.com/office/drawing/2016/5/12/chartex" xmlns:cx7="http://schemas.microsoft.com/office/drawing/2016/5/13/chartex" xmlns:cx8="http://schemas.microsoft.com/office/drawing/2016/5/14/chartex" xmlns:mc="http://schemas.openxmlformats.org/markup-compatibility/2006" xmlns:aink="http://schemas.microsoft.com/office/drawing/2016/ink" xmlns:am3d="http://schemas.microsoft.com/office/drawing/2017/model3d" xmlns:o="urn:schemas-microsoft-com:office:office" xmlns:oel="http://schemas.microsoft.com/office/2019/extlst" xmlns:r="http://schemas.openxmlformats.org/officeDocument/2006/relationships" xmlns:m="http://schemas.openxmlformats.org/officeDocument/2006/math" xmlns:v="urn:schemas-microsoft-com:vml" xmlns:wp14="http://schemas.microsoft.com/office/word/2010/wordprocessingDrawing" xmlns:wp="http://schemas.openxmlformats.org/drawingml/2006/wordprocessingDrawing" xmlns:w10="urn:schemas-microsoft-com:office:word" xmlns:w="http://schemas.openxmlformats.org/wordprocessingml/2006/main" xmlns:w14="http://schemas.microsoft.com/office/word/2010/wordml" xmlns:w15="http://schemas.microsoft.com/office/word/2012/wordml" xmlns:w16cex="http://schemas.microsoft.com/office/word/2018/wordml/cex" xmlns:w16cid="http://schemas.microsoft.com/office/word/2016/wordml/cid" xmlns:w16="http://schemas.microsoft.com/office/word/2018/wordml" xmlns:w16sdtdh="http://schemas.microsoft.com/office/word/2020/wordml/sdtdatahash" xmlns:w16se="http://schemas.microsoft.com/office/word/2015/wordml/symex" xmlns:wpg="http://schemas.microsoft.com/office/word/2010/wordprocessingGroup" xmlns:wpi="http://schemas.microsoft.com/office/word/2010/wordprocessingInk" xmlns:wne="http://schemas.microsoft.com/office/word/2006/wordml" xmlns:wps="http://schemas.microsoft.com/office/word/2010/wordprocessingShape" mc:Ignorable="w14 w15 w16se w16cid w16 w16cex w16sdtdh wp14">
+<w:endnotes xmlns:wpc="http://schemas.microsoft.com/office/word/2010/wordprocessingCanvas" xmlns:cx="http://schemas.microsoft.com/office/drawing/2014/chartex" xmlns:cx1="http://schemas.microsoft.com/office/drawing/2015/9/8/chartex" xmlns:cx2="http://schemas.microsoft.com/office/drawing/2015/10/21/chartex" xmlns:cx3="http://schemas.microsoft.com/office/drawing/2016/5/9/chartex" xmlns:cx4="http://schemas.microsoft.com/office/drawing/2016/5/10/chartex" xmlns:cx5="http://schemas.microsoft.com/office/drawing/2016/5/11/chartex" xmlns:cx6="http://schemas.microsoft.com/office/drawing/2016/5/12/chartex" xmlns:cx7="http://schemas.microsoft.com/office/drawing/2016/5/13/chartex" xmlns:cx8="http://schemas.microsoft.com/office/drawing/2016/5/14/chartex" xmlns:mc="http://schemas.openxmlformats.org/markup-compatibility/2006" xmlns:aink="http://schemas.microsoft.com/office/drawing/2016/ink" xmlns:am3d="http://schemas.microsoft.com/office/drawing/2017/model3d" xmlns:o="urn:schemas-microsoft-com:office:office" xmlns:oel="http://schemas.microsoft.com/office/2019/extlst" xmlns:r="http://schemas.openxmlformats.org/officeDocument/2006/relationships" xmlns:m="http://schemas.openxmlformats.org/officeDocument/2006/math" xmlns:v="urn:schemas-microsoft-com:vml" xmlns:wp14="http://schemas.microsoft.com/office/word/2010/wordprocessingDrawing" xmlns:wp="http://schemas.openxmlformats.org/drawingml/2006/wordprocessingDrawing" xmlns:w10="urn:schemas-microsoft-com:office:word" xmlns:w="http://schemas.openxmlformats.org/wordprocessingml/2006/main" xmlns:w14="http://schemas.microsoft.com/office/word/2010/wordml" xmlns:w15="http://schemas.microsoft.com/office/word/2012/wordml" xmlns:w16cex="http://schemas.microsoft.com/office/word/2018/wordml/cex" xmlns:w16cid="http://schemas.microsoft.com/office/word/2016/wordml/cid" xmlns:w16="http://schemas.microsoft.com/office/word/2018/wordml" xmlns:w16du="http://schemas.microsoft.com/office/word/2023/wordml/word16du" xmlns:w16sdtdh="http://schemas.microsoft.com/office/word/2020/wordml/sdtdatahash" xmlns:w16sdtfl="http://schemas.microsoft.com/office/word/2024/wordml/sdtformatlock" xmlns:w16se="http://schemas.microsoft.com/office/word/2015/wordml/symex" xmlns:wpg="http://schemas.microsoft.com/office/word/2010/wordprocessingGroup" xmlns:wpi="http://schemas.microsoft.com/office/word/2010/wordprocessingInk" xmlns:wne="http://schemas.microsoft.com/office/word/2006/wordml" xmlns:wps="http://schemas.microsoft.com/office/word/2010/wordprocessingShape" mc:Ignorable="w14 w15 w16se w16cid w16 w16cex w16sdtdh w16sdtfl w16du wp14">
   <w:endnote w:type="separator" w:id="-1">
     <w:p>
       <w:pPr>
@@ -3397,7 +3405,7 @@
 </file>
 
 <file path=word/footer1.xml><?xml version="1.0" encoding="utf-8"?>
-<w:ftr xmlns:wpc="http://schemas.microsoft.com/office/word/2010/wordprocessingCanvas" xmlns:cx="http://schemas.microsoft.com/office/drawing/2014/chartex" xmlns:cx1="http://schemas.microsoft.com/office/drawing/2015/9/8/chartex" xmlns:cx2="http://schemas.microsoft.com/office/drawing/2015/10/21/chartex" xmlns:cx3="http://schemas.microsoft.com/office/drawing/2016/5/9/chartex" xmlns:cx4="http://schemas.microsoft.com/office/drawing/2016/5/10/chartex" xmlns:cx5="http://schemas.microsoft.com/office/drawing/2016/5/11/chartex" xmlns:cx6="http://schemas.microsoft.com/office/drawing/2016/5/12/chartex" xmlns:cx7="http://schemas.microsoft.com/office/drawing/2016/5/13/chartex" xmlns:cx8="http://schemas.microsoft.com/office/drawing/2016/5/14/chartex" xmlns:mc="http://schemas.openxmlformats.org/markup-compatibility/2006" xmlns:aink="http://schemas.microsoft.com/office/drawing/2016/ink" xmlns:am3d="http://schemas.microsoft.com/office/drawing/2017/model3d" xmlns:o="urn:schemas-microsoft-com:office:office" xmlns:oel="http://schemas.microsoft.com/office/2019/extlst" xmlns:r="http://schemas.openxmlformats.org/officeDocument/2006/relationships" xmlns:m="http://schemas.openxmlformats.org/officeDocument/2006/math" xmlns:v="urn:schemas-microsoft-com:vml" xmlns:wp14="http://schemas.microsoft.com/office/word/2010/wordprocessingDrawing" xmlns:wp="http://schemas.openxmlformats.org/drawingml/2006/wordprocessingDrawing" xmlns:w10="urn:schemas-microsoft-com:office:word" xmlns:w="http://schemas.openxmlformats.org/wordprocessingml/2006/main" xmlns:w14="http://schemas.microsoft.com/office/word/2010/wordml" xmlns:w15="http://schemas.microsoft.com/office/word/2012/wordml" xmlns:w16cex="http://schemas.microsoft.com/office/word/2018/wordml/cex" xmlns:w16cid="http://schemas.microsoft.com/office/word/2016/wordml/cid" xmlns:w16="http://schemas.microsoft.com/office/word/2018/wordml" xmlns:w16sdtdh="http://schemas.microsoft.com/office/word/2020/wordml/sdtdatahash" xmlns:w16se="http://schemas.microsoft.com/office/word/2015/wordml/symex" xmlns:wpg="http://schemas.microsoft.com/office/word/2010/wordprocessingGroup" xmlns:wpi="http://schemas.microsoft.com/office/word/2010/wordprocessingInk" xmlns:wne="http://schemas.microsoft.com/office/word/2006/wordml" xmlns:wps="http://schemas.microsoft.com/office/word/2010/wordprocessingShape" mc:Ignorable="w14 w15 w16se w16cid w16 w16cex w16sdtdh wp14">
+<w:ftr xmlns:wpc="http://schemas.microsoft.com/office/word/2010/wordprocessingCanvas" xmlns:cx="http://schemas.microsoft.com/office/drawing/2014/chartex" xmlns:cx1="http://schemas.microsoft.com/office/drawing/2015/9/8/chartex" xmlns:cx2="http://schemas.microsoft.com/office/drawing/2015/10/21/chartex" xmlns:cx3="http://schemas.microsoft.com/office/drawing/2016/5/9/chartex" xmlns:cx4="http://schemas.microsoft.com/office/drawing/2016/5/10/chartex" xmlns:cx5="http://schemas.microsoft.com/office/drawing/2016/5/11/chartex" xmlns:cx6="http://schemas.microsoft.com/office/drawing/2016/5/12/chartex" xmlns:cx7="http://schemas.microsoft.com/office/drawing/2016/5/13/chartex" xmlns:cx8="http://schemas.microsoft.com/office/drawing/2016/5/14/chartex" xmlns:mc="http://schemas.openxmlformats.org/markup-compatibility/2006" xmlns:aink="http://schemas.microsoft.com/office/drawing/2016/ink" xmlns:am3d="http://schemas.microsoft.com/office/drawing/2017/model3d" xmlns:o="urn:schemas-microsoft-com:office:office" xmlns:oel="http://schemas.microsoft.com/office/2019/extlst" xmlns:r="http://schemas.openxmlformats.org/officeDocument/2006/relationships" xmlns:m="http://schemas.openxmlformats.org/officeDocument/2006/math" xmlns:v="urn:schemas-microsoft-com:vml" xmlns:wp14="http://schemas.microsoft.com/office/word/2010/wordprocessingDrawing" xmlns:wp="http://schemas.openxmlformats.org/drawingml/2006/wordprocessingDrawing" xmlns:w10="urn:schemas-microsoft-com:office:word" xmlns:w="http://schemas.openxmlformats.org/wordprocessingml/2006/main" xmlns:w14="http://schemas.microsoft.com/office/word/2010/wordml" xmlns:w15="http://schemas.microsoft.com/office/word/2012/wordml" xmlns:w16cex="http://schemas.microsoft.com/office/word/2018/wordml/cex" xmlns:w16cid="http://schemas.microsoft.com/office/word/2016/wordml/cid" xmlns:w16="http://schemas.microsoft.com/office/word/2018/wordml" xmlns:w16du="http://schemas.microsoft.com/office/word/2023/wordml/word16du" xmlns:w16sdtdh="http://schemas.microsoft.com/office/word/2020/wordml/sdtdatahash" xmlns:w16sdtfl="http://schemas.microsoft.com/office/word/2024/wordml/sdtformatlock" xmlns:w16se="http://schemas.microsoft.com/office/word/2015/wordml/symex" xmlns:wpg="http://schemas.microsoft.com/office/word/2010/wordprocessingGroup" xmlns:wpi="http://schemas.microsoft.com/office/word/2010/wordprocessingInk" xmlns:wne="http://schemas.microsoft.com/office/word/2006/wordml" xmlns:wps="http://schemas.microsoft.com/office/word/2010/wordprocessingShape" mc:Ignorable="w14 w15 w16se w16cid w16 w16cex w16sdtdh w16sdtfl w16du wp14">
   <w:tbl>
     <w:tblPr>
       <w:tblW w:w="0" w:type="auto"/>
@@ -3418,7 +3426,7 @@
         </w:tcPr>
         <w:p>
           <w:pPr>
-            <w:pStyle w:val="Encabezado"/>
+            <w:pStyle w:val="Header"/>
             <w:ind w:left="-115"/>
           </w:pPr>
         </w:p>
@@ -3429,7 +3437,7 @@
         </w:tcPr>
         <w:p>
           <w:pPr>
-            <w:pStyle w:val="Encabezado"/>
+            <w:pStyle w:val="Header"/>
             <w:jc w:val="center"/>
           </w:pPr>
         </w:p>
@@ -3440,7 +3448,7 @@
         </w:tcPr>
         <w:p>
           <w:pPr>
-            <w:pStyle w:val="Encabezado"/>
+            <w:pStyle w:val="Header"/>
             <w:ind w:right="-115"/>
             <w:jc w:val="right"/>
           </w:pPr>
@@ -3450,14 +3458,14 @@
   </w:tbl>
   <w:p>
     <w:pPr>
-      <w:pStyle w:val="Piedepgina"/>
+      <w:pStyle w:val="Footer"/>
     </w:pPr>
   </w:p>
 </w:ftr>
 </file>
 
 <file path=word/footnotes.xml><?xml version="1.0" encoding="utf-8"?>
-<w:footnotes xmlns:wpc="http://schemas.microsoft.com/office/word/2010/wordprocessingCanvas" xmlns:cx="http://schemas.microsoft.com/office/drawing/2014/chartex" xmlns:cx1="http://schemas.microsoft.com/office/drawing/2015/9/8/chartex" xmlns:cx2="http://schemas.microsoft.com/office/drawing/2015/10/21/chartex" xmlns:cx3="http://schemas.microsoft.com/office/drawing/2016/5/9/chartex" xmlns:cx4="http://schemas.microsoft.com/office/drawing/2016/5/10/chartex" xmlns:cx5="http://schemas.microsoft.com/office/drawing/2016/5/11/chartex" xmlns:cx6="http://schemas.microsoft.com/office/drawing/2016/5/12/chartex" xmlns:cx7="http://schemas.microsoft.com/office/drawing/2016/5/13/chartex" xmlns:cx8="http://schemas.microsoft.com/office/drawing/2016/5/14/chartex" xmlns:mc="http://schemas.openxmlformats.org/markup-compatibility/2006" xmlns:aink="http://schemas.microsoft.com/office/drawing/2016/ink" xmlns:am3d="http://schemas.microsoft.com/office/drawing/2017/model3d" xmlns:o="urn:schemas-microsoft-com:office:office" xmlns:oel="http://schemas.microsoft.com/office/2019/extlst" xmlns:r="http://schemas.openxmlformats.org/officeDocument/2006/relationships" xmlns:m="http://schemas.openxmlformats.org/officeDocument/2006/math" xmlns:v="urn:schemas-microsoft-com:vml" xmlns:wp14="http://schemas.microsoft.com/office/word/2010/wordprocessingDrawing" xmlns:wp="http://schemas.openxmlformats.org/drawingml/2006/wordprocessingDrawing" xmlns:w10="urn:schemas-microsoft-com:office:word" xmlns:w="http://schemas.openxmlformats.org/wordprocessingml/2006/main" xmlns:w14="http://schemas.microsoft.com/office/word/2010/wordml" xmlns:w15="http://schemas.microsoft.com/office/word/2012/wordml" xmlns:w16cex="http://schemas.microsoft.com/office/word/2018/wordml/cex" xmlns:w16cid="http://schemas.microsoft.com/office/word/2016/wordml/cid" xmlns:w16="http://schemas.microsoft.com/office/word/2018/wordml" xmlns:w16sdtdh="http://schemas.microsoft.com/office/word/2020/wordml/sdtdatahash" xmlns:w16se="http://schemas.microsoft.com/office/word/2015/wordml/symex" xmlns:wpg="http://schemas.microsoft.com/office/word/2010/wordprocessingGroup" xmlns:wpi="http://schemas.microsoft.com/office/word/2010/wordprocessingInk" xmlns:wne="http://schemas.microsoft.com/office/word/2006/wordml" xmlns:wps="http://schemas.microsoft.com/office/word/2010/wordprocessingShape" mc:Ignorable="w14 w15 w16se w16cid w16 w16cex w16sdtdh wp14">
+<w:footnotes xmlns:wpc="http://schemas.microsoft.com/office/word/2010/wordprocessingCanvas" xmlns:cx="http://schemas.microsoft.com/office/drawing/2014/chartex" xmlns:cx1="http://schemas.microsoft.com/office/drawing/2015/9/8/chartex" xmlns:cx2="http://schemas.microsoft.com/office/drawing/2015/10/21/chartex" xmlns:cx3="http://schemas.microsoft.com/office/drawing/2016/5/9/chartex" xmlns:cx4="http://schemas.microsoft.com/office/drawing/2016/5/10/chartex" xmlns:cx5="http://schemas.microsoft.com/office/drawing/2016/5/11/chartex" xmlns:cx6="http://schemas.microsoft.com/office/drawing/2016/5/12/chartex" xmlns:cx7="http://schemas.microsoft.com/office/drawing/2016/5/13/chartex" xmlns:cx8="http://schemas.microsoft.com/office/drawing/2016/5/14/chartex" xmlns:mc="http://schemas.openxmlformats.org/markup-compatibility/2006" xmlns:aink="http://schemas.microsoft.com/office/drawing/2016/ink" xmlns:am3d="http://schemas.microsoft.com/office/drawing/2017/model3d" xmlns:o="urn:schemas-microsoft-com:office:office" xmlns:oel="http://schemas.microsoft.com/office/2019/extlst" xmlns:r="http://schemas.openxmlformats.org/officeDocument/2006/relationships" xmlns:m="http://schemas.openxmlformats.org/officeDocument/2006/math" xmlns:v="urn:schemas-microsoft-com:vml" xmlns:wp14="http://schemas.microsoft.com/office/word/2010/wordprocessingDrawing" xmlns:wp="http://schemas.openxmlformats.org/drawingml/2006/wordprocessingDrawing" xmlns:w10="urn:schemas-microsoft-com:office:word" xmlns:w="http://schemas.openxmlformats.org/wordprocessingml/2006/main" xmlns:w14="http://schemas.microsoft.com/office/word/2010/wordml" xmlns:w15="http://schemas.microsoft.com/office/word/2012/wordml" xmlns:w16cex="http://schemas.microsoft.com/office/word/2018/wordml/cex" xmlns:w16cid="http://schemas.microsoft.com/office/word/2016/wordml/cid" xmlns:w16="http://schemas.microsoft.com/office/word/2018/wordml" xmlns:w16du="http://schemas.microsoft.com/office/word/2023/wordml/word16du" xmlns:w16sdtdh="http://schemas.microsoft.com/office/word/2020/wordml/sdtdatahash" xmlns:w16sdtfl="http://schemas.microsoft.com/office/word/2024/wordml/sdtformatlock" xmlns:w16se="http://schemas.microsoft.com/office/word/2015/wordml/symex" xmlns:wpg="http://schemas.microsoft.com/office/word/2010/wordprocessingGroup" xmlns:wpi="http://schemas.microsoft.com/office/word/2010/wordprocessingInk" xmlns:wne="http://schemas.microsoft.com/office/word/2006/wordml" xmlns:wps="http://schemas.microsoft.com/office/word/2010/wordprocessingShape" mc:Ignorable="w14 w15 w16se w16cid w16 w16cex w16sdtdh w16sdtfl w16du wp14">
   <w:footnote w:type="separator" w:id="-1">
     <w:p>
       <w:pPr>
@@ -3489,7 +3497,7 @@
 </file>
 
 <file path=word/header1.xml><?xml version="1.0" encoding="utf-8"?>
-<w:hdr xmlns:wpc="http://schemas.microsoft.com/office/word/2010/wordprocessingCanvas" xmlns:cx="http://schemas.microsoft.com/office/drawing/2014/chartex" xmlns:cx1="http://schemas.microsoft.com/office/drawing/2015/9/8/chartex" xmlns:cx2="http://schemas.microsoft.com/office/drawing/2015/10/21/chartex" xmlns:cx3="http://schemas.microsoft.com/office/drawing/2016/5/9/chartex" xmlns:cx4="http://schemas.microsoft.com/office/drawing/2016/5/10/chartex" xmlns:cx5="http://schemas.microsoft.com/office/drawing/2016/5/11/chartex" xmlns:cx6="http://schemas.microsoft.com/office/drawing/2016/5/12/chartex" xmlns:cx7="http://schemas.microsoft.com/office/drawing/2016/5/13/chartex" xmlns:cx8="http://schemas.microsoft.com/office/drawing/2016/5/14/chartex" xmlns:mc="http://schemas.openxmlformats.org/markup-compatibility/2006" xmlns:aink="http://schemas.microsoft.com/office/drawing/2016/ink" xmlns:am3d="http://schemas.microsoft.com/office/drawing/2017/model3d" xmlns:o="urn:schemas-microsoft-com:office:office" xmlns:oel="http://schemas.microsoft.com/office/2019/extlst" xmlns:r="http://schemas.openxmlformats.org/officeDocument/2006/relationships" xmlns:m="http://schemas.openxmlformats.org/officeDocument/2006/math" xmlns:v="urn:schemas-microsoft-com:vml" xmlns:wp14="http://schemas.microsoft.com/office/word/2010/wordprocessingDrawing" xmlns:wp="http://schemas.openxmlformats.org/drawingml/2006/wordprocessingDrawing" xmlns:w10="urn:schemas-microsoft-com:office:word" xmlns:w="http://schemas.openxmlformats.org/wordprocessingml/2006/main" xmlns:w14="http://schemas.microsoft.com/office/word/2010/wordml" xmlns:w15="http://schemas.microsoft.com/office/word/2012/wordml" xmlns:w16cex="http://schemas.microsoft.com/office/word/2018/wordml/cex" xmlns:w16cid="http://schemas.microsoft.com/office/word/2016/wordml/cid" xmlns:w16="http://schemas.microsoft.com/office/word/2018/wordml" xmlns:w16sdtdh="http://schemas.microsoft.com/office/word/2020/wordml/sdtdatahash" xmlns:w16se="http://schemas.microsoft.com/office/word/2015/wordml/symex" xmlns:wpg="http://schemas.microsoft.com/office/word/2010/wordprocessingGroup" xmlns:wpi="http://schemas.microsoft.com/office/word/2010/wordprocessingInk" xmlns:wne="http://schemas.microsoft.com/office/word/2006/wordml" xmlns:wps="http://schemas.microsoft.com/office/word/2010/wordprocessingShape" mc:Ignorable="w14 w15 w16se w16cid w16 w16cex w16sdtdh wp14">
+<w:hdr xmlns:wpc="http://schemas.microsoft.com/office/word/2010/wordprocessingCanvas" xmlns:cx="http://schemas.microsoft.com/office/drawing/2014/chartex" xmlns:cx1="http://schemas.microsoft.com/office/drawing/2015/9/8/chartex" xmlns:cx2="http://schemas.microsoft.com/office/drawing/2015/10/21/chartex" xmlns:cx3="http://schemas.microsoft.com/office/drawing/2016/5/9/chartex" xmlns:cx4="http://schemas.microsoft.com/office/drawing/2016/5/10/chartex" xmlns:cx5="http://schemas.microsoft.com/office/drawing/2016/5/11/chartex" xmlns:cx6="http://schemas.microsoft.com/office/drawing/2016/5/12/chartex" xmlns:cx7="http://schemas.microsoft.com/office/drawing/2016/5/13/chartex" xmlns:cx8="http://schemas.microsoft.com/office/drawing/2016/5/14/chartex" xmlns:mc="http://schemas.openxmlformats.org/markup-compatibility/2006" xmlns:aink="http://schemas.microsoft.com/office/drawing/2016/ink" xmlns:am3d="http://schemas.microsoft.com/office/drawing/2017/model3d" xmlns:o="urn:schemas-microsoft-com:office:office" xmlns:oel="http://schemas.microsoft.com/office/2019/extlst" xmlns:r="http://schemas.openxmlformats.org/officeDocument/2006/relationships" xmlns:m="http://schemas.openxmlformats.org/officeDocument/2006/math" xmlns:v="urn:schemas-microsoft-com:vml" xmlns:wp14="http://schemas.microsoft.com/office/word/2010/wordprocessingDrawing" xmlns:wp="http://schemas.openxmlformats.org/drawingml/2006/wordprocessingDrawing" xmlns:w10="urn:schemas-microsoft-com:office:word" xmlns:w="http://schemas.openxmlformats.org/wordprocessingml/2006/main" xmlns:w14="http://schemas.microsoft.com/office/word/2010/wordml" xmlns:w15="http://schemas.microsoft.com/office/word/2012/wordml" xmlns:w16cex="http://schemas.microsoft.com/office/word/2018/wordml/cex" xmlns:w16cid="http://schemas.microsoft.com/office/word/2016/wordml/cid" xmlns:w16="http://schemas.microsoft.com/office/word/2018/wordml" xmlns:w16du="http://schemas.microsoft.com/office/word/2023/wordml/word16du" xmlns:w16sdtdh="http://schemas.microsoft.com/office/word/2020/wordml/sdtdatahash" xmlns:w16sdtfl="http://schemas.microsoft.com/office/word/2024/wordml/sdtformatlock" xmlns:w16se="http://schemas.microsoft.com/office/word/2015/wordml/symex" xmlns:wpg="http://schemas.microsoft.com/office/word/2010/wordprocessingGroup" xmlns:wpi="http://schemas.microsoft.com/office/word/2010/wordprocessingInk" xmlns:wne="http://schemas.microsoft.com/office/word/2006/wordml" xmlns:wps="http://schemas.microsoft.com/office/word/2010/wordprocessingShape" mc:Ignorable="w14 w15 w16se w16cid w16 w16cex w16sdtdh w16sdtfl w16du wp14">
   <w:tbl>
     <w:tblPr>
       <w:tblW w:w="0" w:type="auto"/>
@@ -3510,7 +3518,7 @@
         </w:tcPr>
         <w:p>
           <w:pPr>
-            <w:pStyle w:val="Encabezado"/>
+            <w:pStyle w:val="Header"/>
             <w:ind w:left="-115"/>
           </w:pPr>
         </w:p>
@@ -3521,7 +3529,7 @@
         </w:tcPr>
         <w:p>
           <w:pPr>
-            <w:pStyle w:val="Encabezado"/>
+            <w:pStyle w:val="Header"/>
             <w:jc w:val="center"/>
           </w:pPr>
         </w:p>
@@ -3532,7 +3540,7 @@
         </w:tcPr>
         <w:p>
           <w:pPr>
-            <w:pStyle w:val="Encabezado"/>
+            <w:pStyle w:val="Header"/>
             <w:ind w:right="-115"/>
             <w:jc w:val="right"/>
           </w:pPr>
@@ -3542,14 +3550,14 @@
   </w:tbl>
   <w:p>
     <w:pPr>
-      <w:pStyle w:val="Encabezado"/>
+      <w:pStyle w:val="Header"/>
     </w:pPr>
   </w:p>
 </w:hdr>
 </file>
 
 <file path=word/numbering.xml><?xml version="1.0" encoding="utf-8"?>
-<w:numbering xmlns:wpc="http://schemas.microsoft.com/office/word/2010/wordprocessingCanvas" xmlns:cx="http://schemas.microsoft.com/office/drawing/2014/chartex" xmlns:cx1="http://schemas.microsoft.com/office/drawing/2015/9/8/chartex" xmlns:cx2="http://schemas.microsoft.com/office/drawing/2015/10/21/chartex" xmlns:cx3="http://schemas.microsoft.com/office/drawing/2016/5/9/chartex" xmlns:cx4="http://schemas.microsoft.com/office/drawing/2016/5/10/chartex" xmlns:cx5="http://schemas.microsoft.com/office/drawing/2016/5/11/chartex" xmlns:cx6="http://schemas.microsoft.com/office/drawing/2016/5/12/chartex" xmlns:cx7="http://schemas.microsoft.com/office/drawing/2016/5/13/chartex" xmlns:cx8="http://schemas.microsoft.com/office/drawing/2016/5/14/chartex" xmlns:mc="http://schemas.openxmlformats.org/markup-compatibility/2006" xmlns:aink="http://schemas.microsoft.com/office/drawing/2016/ink" xmlns:am3d="http://schemas.microsoft.com/office/drawing/2017/model3d" xmlns:o="urn:schemas-microsoft-com:office:office" xmlns:oel="http://schemas.microsoft.com/office/2019/extlst" xmlns:r="http://schemas.openxmlformats.org/officeDocument/2006/relationships" xmlns:m="http://schemas.openxmlformats.org/officeDocument/2006/math" xmlns:v="urn:schemas-microsoft-com:vml" xmlns:wp14="http://schemas.microsoft.com/office/word/2010/wordprocessingDrawing" xmlns:wp="http://schemas.openxmlformats.org/drawingml/2006/wordprocessingDrawing" xmlns:w10="urn:schemas-microsoft-com:office:word" xmlns:w="http://schemas.openxmlformats.org/wordprocessingml/2006/main" xmlns:w14="http://schemas.microsoft.com/office/word/2010/wordml" xmlns:w15="http://schemas.microsoft.com/office/word/2012/wordml" xmlns:w16cex="http://schemas.microsoft.com/office/word/2018/wordml/cex" xmlns:w16cid="http://schemas.microsoft.com/office/word/2016/wordml/cid" xmlns:w16="http://schemas.microsoft.com/office/word/2018/wordml" xmlns:w16sdtdh="http://schemas.microsoft.com/office/word/2020/wordml/sdtdatahash" xmlns:w16se="http://schemas.microsoft.com/office/word/2015/wordml/symex" xmlns:wpg="http://schemas.microsoft.com/office/word/2010/wordprocessingGroup" xmlns:wpi="http://schemas.microsoft.com/office/word/2010/wordprocessingInk" xmlns:wne="http://schemas.microsoft.com/office/word/2006/wordml" xmlns:wps="http://schemas.microsoft.com/office/word/2010/wordprocessingShape" mc:Ignorable="w14 w15 w16se w16cid w16 w16cex w16sdtdh wp14">
+<w:numbering xmlns:wpc="http://schemas.microsoft.com/office/word/2010/wordprocessingCanvas" xmlns:cx="http://schemas.microsoft.com/office/drawing/2014/chartex" xmlns:cx1="http://schemas.microsoft.com/office/drawing/2015/9/8/chartex" xmlns:cx2="http://schemas.microsoft.com/office/drawing/2015/10/21/chartex" xmlns:cx3="http://schemas.microsoft.com/office/drawing/2016/5/9/chartex" xmlns:cx4="http://schemas.microsoft.com/office/drawing/2016/5/10/chartex" xmlns:cx5="http://schemas.microsoft.com/office/drawing/2016/5/11/chartex" xmlns:cx6="http://schemas.microsoft.com/office/drawing/2016/5/12/chartex" xmlns:cx7="http://schemas.microsoft.com/office/drawing/2016/5/13/chartex" xmlns:cx8="http://schemas.microsoft.com/office/drawing/2016/5/14/chartex" xmlns:mc="http://schemas.openxmlformats.org/markup-compatibility/2006" xmlns:aink="http://schemas.microsoft.com/office/drawing/2016/ink" xmlns:am3d="http://schemas.microsoft.com/office/drawing/2017/model3d" xmlns:o="urn:schemas-microsoft-com:office:office" xmlns:oel="http://schemas.microsoft.com/office/2019/extlst" xmlns:r="http://schemas.openxmlformats.org/officeDocument/2006/relationships" xmlns:m="http://schemas.openxmlformats.org/officeDocument/2006/math" xmlns:v="urn:schemas-microsoft-com:vml" xmlns:wp14="http://schemas.microsoft.com/office/word/2010/wordprocessingDrawing" xmlns:wp="http://schemas.openxmlformats.org/drawingml/2006/wordprocessingDrawing" xmlns:w10="urn:schemas-microsoft-com:office:word" xmlns:w="http://schemas.openxmlformats.org/wordprocessingml/2006/main" xmlns:w14="http://schemas.microsoft.com/office/word/2010/wordml" xmlns:w15="http://schemas.microsoft.com/office/word/2012/wordml" xmlns:w16cex="http://schemas.microsoft.com/office/word/2018/wordml/cex" xmlns:w16cid="http://schemas.microsoft.com/office/word/2016/wordml/cid" xmlns:w16="http://schemas.microsoft.com/office/word/2018/wordml" xmlns:w16du="http://schemas.microsoft.com/office/word/2023/wordml/word16du" xmlns:w16sdtdh="http://schemas.microsoft.com/office/word/2020/wordml/sdtdatahash" xmlns:w16sdtfl="http://schemas.microsoft.com/office/word/2024/wordml/sdtformatlock" xmlns:w16se="http://schemas.microsoft.com/office/word/2015/wordml/symex" xmlns:wpg="http://schemas.microsoft.com/office/word/2010/wordprocessingGroup" xmlns:wpi="http://schemas.microsoft.com/office/word/2010/wordprocessingInk" xmlns:wne="http://schemas.microsoft.com/office/word/2006/wordml" xmlns:wps="http://schemas.microsoft.com/office/word/2010/wordprocessingShape" mc:Ignorable="w14 w15 w16se w16cid w16 w16cex w16sdtdh w16sdtfl w16du wp14">
   <w:abstractNum w:abstractNumId="0" w15:restartNumberingAfterBreak="0">
     <w:nsid w:val="0487CB84"/>
     <w:multiLevelType w:val="hybridMultilevel"/>
@@ -3648,7 +3656,7 @@
         <w:ind w:left="720" w:hanging="360"/>
       </w:pPr>
       <w:rPr>
-        <w:rFonts w:hint="default" w:ascii="Aptos" w:hAnsi="Aptos" w:eastAsiaTheme="minorHAnsi" w:cstheme="minorBidi"/>
+        <w:rFonts w:ascii="Aptos" w:eastAsiaTheme="minorHAnsi" w:hAnsi="Aptos" w:cstheme="minorBidi" w:hint="default"/>
         <w:b/>
       </w:rPr>
     </w:lvl>
@@ -3661,7 +3669,7 @@
         <w:ind w:left="1440" w:hanging="360"/>
       </w:pPr>
       <w:rPr>
-        <w:rFonts w:hint="default" w:ascii="Courier New" w:hAnsi="Courier New" w:cs="Courier New"/>
+        <w:rFonts w:ascii="Courier New" w:hAnsi="Courier New" w:cs="Courier New" w:hint="default"/>
       </w:rPr>
     </w:lvl>
     <w:lvl w:ilvl="2" w:tplc="0C0A0005" w:tentative="1">
@@ -3673,7 +3681,7 @@
         <w:ind w:left="2160" w:hanging="360"/>
       </w:pPr>
       <w:rPr>
-        <w:rFonts w:hint="default" w:ascii="Wingdings" w:hAnsi="Wingdings"/>
+        <w:rFonts w:ascii="Wingdings" w:hAnsi="Wingdings" w:hint="default"/>
       </w:rPr>
     </w:lvl>
     <w:lvl w:ilvl="3" w:tplc="0C0A0001" w:tentative="1">
@@ -3685,7 +3693,7 @@
         <w:ind w:left="2880" w:hanging="360"/>
       </w:pPr>
       <w:rPr>
-        <w:rFonts w:hint="default" w:ascii="Symbol" w:hAnsi="Symbol"/>
+        <w:rFonts w:ascii="Symbol" w:hAnsi="Symbol" w:hint="default"/>
       </w:rPr>
     </w:lvl>
     <w:lvl w:ilvl="4" w:tplc="0C0A0003" w:tentative="1">
@@ -3697,7 +3705,7 @@
         <w:ind w:left="3600" w:hanging="360"/>
       </w:pPr>
       <w:rPr>
-        <w:rFonts w:hint="default" w:ascii="Courier New" w:hAnsi="Courier New" w:cs="Courier New"/>
+        <w:rFonts w:ascii="Courier New" w:hAnsi="Courier New" w:cs="Courier New" w:hint="default"/>
       </w:rPr>
     </w:lvl>
     <w:lvl w:ilvl="5" w:tplc="0C0A0005" w:tentative="1">
@@ -3709,7 +3717,7 @@
         <w:ind w:left="4320" w:hanging="360"/>
       </w:pPr>
       <w:rPr>
-        <w:rFonts w:hint="default" w:ascii="Wingdings" w:hAnsi="Wingdings"/>
+        <w:rFonts w:ascii="Wingdings" w:hAnsi="Wingdings" w:hint="default"/>
       </w:rPr>
     </w:lvl>
     <w:lvl w:ilvl="6" w:tplc="0C0A0001" w:tentative="1">
@@ -3721,7 +3729,7 @@
         <w:ind w:left="5040" w:hanging="360"/>
       </w:pPr>
       <w:rPr>
-        <w:rFonts w:hint="default" w:ascii="Symbol" w:hAnsi="Symbol"/>
+        <w:rFonts w:ascii="Symbol" w:hAnsi="Symbol" w:hint="default"/>
       </w:rPr>
     </w:lvl>
     <w:lvl w:ilvl="7" w:tplc="0C0A0003" w:tentative="1">
@@ -3733,7 +3741,7 @@
         <w:ind w:left="5760" w:hanging="360"/>
       </w:pPr>
       <w:rPr>
-        <w:rFonts w:hint="default" w:ascii="Courier New" w:hAnsi="Courier New" w:cs="Courier New"/>
+        <w:rFonts w:ascii="Courier New" w:hAnsi="Courier New" w:cs="Courier New" w:hint="default"/>
       </w:rPr>
     </w:lvl>
     <w:lvl w:ilvl="8" w:tplc="0C0A0005" w:tentative="1">
@@ -3745,7 +3753,7 @@
         <w:ind w:left="6480" w:hanging="360"/>
       </w:pPr>
       <w:rPr>
-        <w:rFonts w:hint="default" w:ascii="Wingdings" w:hAnsi="Wingdings"/>
+        <w:rFonts w:ascii="Wingdings" w:hAnsi="Wingdings" w:hint="default"/>
       </w:rPr>
     </w:lvl>
   </w:abstractNum>
@@ -3762,7 +3770,7 @@
         <w:ind w:left="720" w:hanging="360"/>
       </w:pPr>
       <w:rPr>
-        <w:rFonts w:hint="default" w:ascii="Symbol" w:hAnsi="Symbol"/>
+        <w:rFonts w:ascii="Symbol" w:hAnsi="Symbol" w:hint="default"/>
       </w:rPr>
     </w:lvl>
     <w:lvl w:ilvl="1" w:tplc="C7A49B12">
@@ -3774,7 +3782,7 @@
         <w:ind w:left="1440" w:hanging="360"/>
       </w:pPr>
       <w:rPr>
-        <w:rFonts w:hint="default" w:ascii="Courier New" w:hAnsi="Courier New"/>
+        <w:rFonts w:ascii="Courier New" w:hAnsi="Courier New" w:hint="default"/>
       </w:rPr>
     </w:lvl>
     <w:lvl w:ilvl="2" w:tplc="A9C0986C">
@@ -3786,7 +3794,7 @@
         <w:ind w:left="2160" w:hanging="360"/>
       </w:pPr>
       <w:rPr>
-        <w:rFonts w:hint="default" w:ascii="Wingdings" w:hAnsi="Wingdings"/>
+        <w:rFonts w:ascii="Wingdings" w:hAnsi="Wingdings" w:hint="default"/>
       </w:rPr>
     </w:lvl>
     <w:lvl w:ilvl="3" w:tplc="04EAD070">
@@ -3798,7 +3806,7 @@
         <w:ind w:left="2880" w:hanging="360"/>
       </w:pPr>
       <w:rPr>
-        <w:rFonts w:hint="default" w:ascii="Symbol" w:hAnsi="Symbol"/>
+        <w:rFonts w:ascii="Symbol" w:hAnsi="Symbol" w:hint="default"/>
       </w:rPr>
     </w:lvl>
     <w:lvl w:ilvl="4" w:tplc="02CA71CA">
@@ -3810,7 +3818,7 @@
         <w:ind w:left="3600" w:hanging="360"/>
       </w:pPr>
       <w:rPr>
-        <w:rFonts w:hint="default" w:ascii="Courier New" w:hAnsi="Courier New"/>
+        <w:rFonts w:ascii="Courier New" w:hAnsi="Courier New" w:hint="default"/>
       </w:rPr>
     </w:lvl>
     <w:lvl w:ilvl="5" w:tplc="E022392C">
@@ -3822,7 +3830,7 @@
         <w:ind w:left="4320" w:hanging="360"/>
       </w:pPr>
       <w:rPr>
-        <w:rFonts w:hint="default" w:ascii="Wingdings" w:hAnsi="Wingdings"/>
+        <w:rFonts w:ascii="Wingdings" w:hAnsi="Wingdings" w:hint="default"/>
       </w:rPr>
     </w:lvl>
     <w:lvl w:ilvl="6" w:tplc="C3F4F482">
@@ -3834,7 +3842,7 @@
         <w:ind w:left="5040" w:hanging="360"/>
       </w:pPr>
       <w:rPr>
-        <w:rFonts w:hint="default" w:ascii="Symbol" w:hAnsi="Symbol"/>
+        <w:rFonts w:ascii="Symbol" w:hAnsi="Symbol" w:hint="default"/>
       </w:rPr>
     </w:lvl>
     <w:lvl w:ilvl="7" w:tplc="9FE21CC2">
@@ -3846,7 +3854,7 @@
         <w:ind w:left="5760" w:hanging="360"/>
       </w:pPr>
       <w:rPr>
-        <w:rFonts w:hint="default" w:ascii="Courier New" w:hAnsi="Courier New"/>
+        <w:rFonts w:ascii="Courier New" w:hAnsi="Courier New" w:hint="default"/>
       </w:rPr>
     </w:lvl>
     <w:lvl w:ilvl="8" w:tplc="B7B64906">
@@ -3858,7 +3866,7 @@
         <w:ind w:left="6480" w:hanging="360"/>
       </w:pPr>
       <w:rPr>
-        <w:rFonts w:hint="default" w:ascii="Wingdings" w:hAnsi="Wingdings"/>
+        <w:rFonts w:ascii="Wingdings" w:hAnsi="Wingdings" w:hint="default"/>
       </w:rPr>
     </w:lvl>
   </w:abstractNum>
@@ -3875,7 +3883,7 @@
         <w:ind w:left="720" w:hanging="360"/>
       </w:pPr>
       <w:rPr>
-        <w:rFonts w:hint="default" w:ascii="Aptos" w:hAnsi="Aptos"/>
+        <w:rFonts w:ascii="Aptos" w:hAnsi="Aptos" w:hint="default"/>
       </w:rPr>
     </w:lvl>
     <w:lvl w:ilvl="1" w:tplc="85C8F142">
@@ -3887,7 +3895,7 @@
         <w:ind w:left="1440" w:hanging="360"/>
       </w:pPr>
       <w:rPr>
-        <w:rFonts w:hint="default" w:ascii="Courier New" w:hAnsi="Courier New"/>
+        <w:rFonts w:ascii="Courier New" w:hAnsi="Courier New" w:hint="default"/>
       </w:rPr>
     </w:lvl>
     <w:lvl w:ilvl="2" w:tplc="08BC7CBA">
@@ -3899,7 +3907,7 @@
         <w:ind w:left="2160" w:hanging="360"/>
       </w:pPr>
       <w:rPr>
-        <w:rFonts w:hint="default" w:ascii="Wingdings" w:hAnsi="Wingdings"/>
+        <w:rFonts w:ascii="Wingdings" w:hAnsi="Wingdings" w:hint="default"/>
       </w:rPr>
     </w:lvl>
     <w:lvl w:ilvl="3" w:tplc="54ACAEE6">
@@ -3911,7 +3919,7 @@
         <w:ind w:left="2880" w:hanging="360"/>
       </w:pPr>
       <w:rPr>
-        <w:rFonts w:hint="default" w:ascii="Symbol" w:hAnsi="Symbol"/>
+        <w:rFonts w:ascii="Symbol" w:hAnsi="Symbol" w:hint="default"/>
       </w:rPr>
     </w:lvl>
     <w:lvl w:ilvl="4" w:tplc="28968DE6">
@@ -3923,7 +3931,7 @@
         <w:ind w:left="3600" w:hanging="360"/>
       </w:pPr>
       <w:rPr>
-        <w:rFonts w:hint="default" w:ascii="Courier New" w:hAnsi="Courier New"/>
+        <w:rFonts w:ascii="Courier New" w:hAnsi="Courier New" w:hint="default"/>
       </w:rPr>
     </w:lvl>
     <w:lvl w:ilvl="5" w:tplc="159ECA94">
@@ -3935,7 +3943,7 @@
         <w:ind w:left="4320" w:hanging="360"/>
       </w:pPr>
       <w:rPr>
-        <w:rFonts w:hint="default" w:ascii="Wingdings" w:hAnsi="Wingdings"/>
+        <w:rFonts w:ascii="Wingdings" w:hAnsi="Wingdings" w:hint="default"/>
       </w:rPr>
     </w:lvl>
     <w:lvl w:ilvl="6" w:tplc="22323CE6">
@@ -3947,7 +3955,7 @@
         <w:ind w:left="5040" w:hanging="360"/>
       </w:pPr>
       <w:rPr>
-        <w:rFonts w:hint="default" w:ascii="Symbol" w:hAnsi="Symbol"/>
+        <w:rFonts w:ascii="Symbol" w:hAnsi="Symbol" w:hint="default"/>
       </w:rPr>
     </w:lvl>
     <w:lvl w:ilvl="7" w:tplc="A9B04CD6">
@@ -3959,7 +3967,7 @@
         <w:ind w:left="5760" w:hanging="360"/>
       </w:pPr>
       <w:rPr>
-        <w:rFonts w:hint="default" w:ascii="Courier New" w:hAnsi="Courier New"/>
+        <w:rFonts w:ascii="Courier New" w:hAnsi="Courier New" w:hint="default"/>
       </w:rPr>
     </w:lvl>
     <w:lvl w:ilvl="8" w:tplc="2EEA23B4">
@@ -3971,7 +3979,7 @@
         <w:ind w:left="6480" w:hanging="360"/>
       </w:pPr>
       <w:rPr>
-        <w:rFonts w:hint="default" w:ascii="Wingdings" w:hAnsi="Wingdings"/>
+        <w:rFonts w:ascii="Wingdings" w:hAnsi="Wingdings" w:hint="default"/>
       </w:rPr>
     </w:lvl>
   </w:abstractNum>
@@ -4077,7 +4085,7 @@
         <w:ind w:left="720" w:hanging="360"/>
       </w:pPr>
       <w:rPr>
-        <w:rFonts w:hint="default" w:ascii="Symbol" w:hAnsi="Symbol"/>
+        <w:rFonts w:ascii="Symbol" w:hAnsi="Symbol" w:hint="default"/>
         <w:sz w:val="20"/>
       </w:rPr>
     </w:lvl>
@@ -4093,7 +4101,7 @@
         <w:ind w:left="1440" w:hanging="360"/>
       </w:pPr>
       <w:rPr>
-        <w:rFonts w:hint="default" w:ascii="Courier New" w:hAnsi="Courier New"/>
+        <w:rFonts w:ascii="Courier New" w:hAnsi="Courier New" w:hint="default"/>
         <w:sz w:val="20"/>
       </w:rPr>
     </w:lvl>
@@ -4109,7 +4117,7 @@
         <w:ind w:left="2160" w:hanging="360"/>
       </w:pPr>
       <w:rPr>
-        <w:rFonts w:hint="default" w:ascii="Wingdings" w:hAnsi="Wingdings"/>
+        <w:rFonts w:ascii="Wingdings" w:hAnsi="Wingdings" w:hint="default"/>
         <w:sz w:val="20"/>
       </w:rPr>
     </w:lvl>
@@ -4125,7 +4133,7 @@
         <w:ind w:left="2880" w:hanging="360"/>
       </w:pPr>
       <w:rPr>
-        <w:rFonts w:hint="default" w:ascii="Wingdings" w:hAnsi="Wingdings"/>
+        <w:rFonts w:ascii="Wingdings" w:hAnsi="Wingdings" w:hint="default"/>
         <w:sz w:val="20"/>
       </w:rPr>
     </w:lvl>
@@ -4141,7 +4149,7 @@
         <w:ind w:left="3600" w:hanging="360"/>
       </w:pPr>
       <w:rPr>
-        <w:rFonts w:hint="default" w:ascii="Wingdings" w:hAnsi="Wingdings"/>
+        <w:rFonts w:ascii="Wingdings" w:hAnsi="Wingdings" w:hint="default"/>
         <w:sz w:val="20"/>
       </w:rPr>
     </w:lvl>
@@ -4157,7 +4165,7 @@
         <w:ind w:left="4320" w:hanging="360"/>
       </w:pPr>
       <w:rPr>
-        <w:rFonts w:hint="default" w:ascii="Wingdings" w:hAnsi="Wingdings"/>
+        <w:rFonts w:ascii="Wingdings" w:hAnsi="Wingdings" w:hint="default"/>
         <w:sz w:val="20"/>
       </w:rPr>
     </w:lvl>
@@ -4173,7 +4181,7 @@
         <w:ind w:left="5040" w:hanging="360"/>
       </w:pPr>
       <w:rPr>
-        <w:rFonts w:hint="default" w:ascii="Wingdings" w:hAnsi="Wingdings"/>
+        <w:rFonts w:ascii="Wingdings" w:hAnsi="Wingdings" w:hint="default"/>
         <w:sz w:val="20"/>
       </w:rPr>
     </w:lvl>
@@ -4189,7 +4197,7 @@
         <w:ind w:left="5760" w:hanging="360"/>
       </w:pPr>
       <w:rPr>
-        <w:rFonts w:hint="default" w:ascii="Wingdings" w:hAnsi="Wingdings"/>
+        <w:rFonts w:ascii="Wingdings" w:hAnsi="Wingdings" w:hint="default"/>
         <w:sz w:val="20"/>
       </w:rPr>
     </w:lvl>
@@ -4205,7 +4213,7 @@
         <w:ind w:left="6480" w:hanging="360"/>
       </w:pPr>
       <w:rPr>
-        <w:rFonts w:hint="default" w:ascii="Wingdings" w:hAnsi="Wingdings"/>
+        <w:rFonts w:ascii="Wingdings" w:hAnsi="Wingdings" w:hint="default"/>
         <w:sz w:val="20"/>
       </w:rPr>
     </w:lvl>
@@ -4226,7 +4234,7 @@
         <w:ind w:left="720" w:hanging="360"/>
       </w:pPr>
       <w:rPr>
-        <w:rFonts w:hint="default" w:ascii="Symbol" w:hAnsi="Symbol"/>
+        <w:rFonts w:ascii="Symbol" w:hAnsi="Symbol" w:hint="default"/>
         <w:sz w:val="20"/>
       </w:rPr>
     </w:lvl>
@@ -4242,7 +4250,7 @@
         <w:ind w:left="1440" w:hanging="360"/>
       </w:pPr>
       <w:rPr>
-        <w:rFonts w:hint="default" w:ascii="Courier New" w:hAnsi="Courier New"/>
+        <w:rFonts w:ascii="Courier New" w:hAnsi="Courier New" w:hint="default"/>
         <w:sz w:val="20"/>
       </w:rPr>
     </w:lvl>
@@ -4258,7 +4266,7 @@
         <w:ind w:left="2160" w:hanging="360"/>
       </w:pPr>
       <w:rPr>
-        <w:rFonts w:hint="default" w:ascii="Wingdings" w:hAnsi="Wingdings"/>
+        <w:rFonts w:ascii="Wingdings" w:hAnsi="Wingdings" w:hint="default"/>
         <w:sz w:val="20"/>
       </w:rPr>
     </w:lvl>
@@ -4274,7 +4282,7 @@
         <w:ind w:left="2880" w:hanging="360"/>
       </w:pPr>
       <w:rPr>
-        <w:rFonts w:hint="default" w:ascii="Wingdings" w:hAnsi="Wingdings"/>
+        <w:rFonts w:ascii="Wingdings" w:hAnsi="Wingdings" w:hint="default"/>
         <w:sz w:val="20"/>
       </w:rPr>
     </w:lvl>
@@ -4290,7 +4298,7 @@
         <w:ind w:left="3600" w:hanging="360"/>
       </w:pPr>
       <w:rPr>
-        <w:rFonts w:hint="default" w:ascii="Wingdings" w:hAnsi="Wingdings"/>
+        <w:rFonts w:ascii="Wingdings" w:hAnsi="Wingdings" w:hint="default"/>
         <w:sz w:val="20"/>
       </w:rPr>
     </w:lvl>
@@ -4306,7 +4314,7 @@
         <w:ind w:left="4320" w:hanging="360"/>
       </w:pPr>
       <w:rPr>
-        <w:rFonts w:hint="default" w:ascii="Wingdings" w:hAnsi="Wingdings"/>
+        <w:rFonts w:ascii="Wingdings" w:hAnsi="Wingdings" w:hint="default"/>
         <w:sz w:val="20"/>
       </w:rPr>
     </w:lvl>
@@ -4322,7 +4330,7 @@
         <w:ind w:left="5040" w:hanging="360"/>
       </w:pPr>
       <w:rPr>
-        <w:rFonts w:hint="default" w:ascii="Wingdings" w:hAnsi="Wingdings"/>
+        <w:rFonts w:ascii="Wingdings" w:hAnsi="Wingdings" w:hint="default"/>
         <w:sz w:val="20"/>
       </w:rPr>
     </w:lvl>
@@ -4338,7 +4346,7 @@
         <w:ind w:left="5760" w:hanging="360"/>
       </w:pPr>
       <w:rPr>
-        <w:rFonts w:hint="default" w:ascii="Wingdings" w:hAnsi="Wingdings"/>
+        <w:rFonts w:ascii="Wingdings" w:hAnsi="Wingdings" w:hint="default"/>
         <w:sz w:val="20"/>
       </w:rPr>
     </w:lvl>
@@ -4354,7 +4362,7 @@
         <w:ind w:left="6480" w:hanging="360"/>
       </w:pPr>
       <w:rPr>
-        <w:rFonts w:hint="default" w:ascii="Wingdings" w:hAnsi="Wingdings"/>
+        <w:rFonts w:ascii="Wingdings" w:hAnsi="Wingdings" w:hint="default"/>
         <w:sz w:val="20"/>
       </w:rPr>
     </w:lvl>
@@ -4372,7 +4380,7 @@
         <w:ind w:left="720" w:hanging="360"/>
       </w:pPr>
       <w:rPr>
-        <w:rFonts w:hint="default" w:ascii="Symbol" w:hAnsi="Symbol"/>
+        <w:rFonts w:ascii="Symbol" w:hAnsi="Symbol" w:hint="default"/>
       </w:rPr>
     </w:lvl>
     <w:lvl w:ilvl="1" w:tplc="F1223098">
@@ -4384,7 +4392,7 @@
         <w:ind w:left="1440" w:hanging="360"/>
       </w:pPr>
       <w:rPr>
-        <w:rFonts w:hint="default" w:ascii="Courier New" w:hAnsi="Courier New"/>
+        <w:rFonts w:ascii="Courier New" w:hAnsi="Courier New" w:hint="default"/>
       </w:rPr>
     </w:lvl>
     <w:lvl w:ilvl="2" w:tplc="A330F532">
@@ -4396,7 +4404,7 @@
         <w:ind w:left="2160" w:hanging="360"/>
       </w:pPr>
       <w:rPr>
-        <w:rFonts w:hint="default" w:ascii="Wingdings" w:hAnsi="Wingdings"/>
+        <w:rFonts w:ascii="Wingdings" w:hAnsi="Wingdings" w:hint="default"/>
       </w:rPr>
     </w:lvl>
     <w:lvl w:ilvl="3" w:tplc="22A44CE6">
@@ -4408,7 +4416,7 @@
         <w:ind w:left="2880" w:hanging="360"/>
       </w:pPr>
       <w:rPr>
-        <w:rFonts w:hint="default" w:ascii="Symbol" w:hAnsi="Symbol"/>
+        <w:rFonts w:ascii="Symbol" w:hAnsi="Symbol" w:hint="default"/>
       </w:rPr>
     </w:lvl>
     <w:lvl w:ilvl="4" w:tplc="967A5EE0">
@@ -4420,7 +4428,7 @@
         <w:ind w:left="3600" w:hanging="360"/>
       </w:pPr>
       <w:rPr>
-        <w:rFonts w:hint="default" w:ascii="Courier New" w:hAnsi="Courier New"/>
+        <w:rFonts w:ascii="Courier New" w:hAnsi="Courier New" w:hint="default"/>
       </w:rPr>
     </w:lvl>
     <w:lvl w:ilvl="5" w:tplc="3EE2B056">
@@ -4432,7 +4440,7 @@
         <w:ind w:left="4320" w:hanging="360"/>
       </w:pPr>
       <w:rPr>
-        <w:rFonts w:hint="default" w:ascii="Wingdings" w:hAnsi="Wingdings"/>
+        <w:rFonts w:ascii="Wingdings" w:hAnsi="Wingdings" w:hint="default"/>
       </w:rPr>
     </w:lvl>
     <w:lvl w:ilvl="6" w:tplc="72580A12">
@@ -4444,7 +4452,7 @@
         <w:ind w:left="5040" w:hanging="360"/>
       </w:pPr>
       <w:rPr>
-        <w:rFonts w:hint="default" w:ascii="Symbol" w:hAnsi="Symbol"/>
+        <w:rFonts w:ascii="Symbol" w:hAnsi="Symbol" w:hint="default"/>
       </w:rPr>
     </w:lvl>
     <w:lvl w:ilvl="7" w:tplc="C878479A">
@@ -4456,7 +4464,7 @@
         <w:ind w:left="5760" w:hanging="360"/>
       </w:pPr>
       <w:rPr>
-        <w:rFonts w:hint="default" w:ascii="Courier New" w:hAnsi="Courier New"/>
+        <w:rFonts w:ascii="Courier New" w:hAnsi="Courier New" w:hint="default"/>
       </w:rPr>
     </w:lvl>
     <w:lvl w:ilvl="8" w:tplc="740EBA06">
@@ -4468,7 +4476,7 @@
         <w:ind w:left="6480" w:hanging="360"/>
       </w:pPr>
       <w:rPr>
-        <w:rFonts w:hint="default" w:ascii="Wingdings" w:hAnsi="Wingdings"/>
+        <w:rFonts w:ascii="Wingdings" w:hAnsi="Wingdings" w:hint="default"/>
       </w:rPr>
     </w:lvl>
   </w:abstractNum>
@@ -4657,7 +4665,7 @@
         <w:ind w:left="720" w:hanging="360"/>
       </w:pPr>
       <w:rPr>
-        <w:rFonts w:hint="default" w:ascii="Symbol" w:hAnsi="Symbol"/>
+        <w:rFonts w:ascii="Symbol" w:hAnsi="Symbol" w:hint="default"/>
       </w:rPr>
     </w:lvl>
     <w:lvl w:ilvl="1" w:tplc="F774E9DC">
@@ -4669,7 +4677,7 @@
         <w:ind w:left="1440" w:hanging="360"/>
       </w:pPr>
       <w:rPr>
-        <w:rFonts w:hint="default" w:ascii="Courier New" w:hAnsi="Courier New"/>
+        <w:rFonts w:ascii="Courier New" w:hAnsi="Courier New" w:hint="default"/>
       </w:rPr>
     </w:lvl>
     <w:lvl w:ilvl="2" w:tplc="40D81BD6">
@@ -4681,7 +4689,7 @@
         <w:ind w:left="2160" w:hanging="360"/>
       </w:pPr>
       <w:rPr>
-        <w:rFonts w:hint="default" w:ascii="Wingdings" w:hAnsi="Wingdings"/>
+        <w:rFonts w:ascii="Wingdings" w:hAnsi="Wingdings" w:hint="default"/>
       </w:rPr>
     </w:lvl>
     <w:lvl w:ilvl="3" w:tplc="38E4E478">
@@ -4693,7 +4701,7 @@
         <w:ind w:left="2880" w:hanging="360"/>
       </w:pPr>
       <w:rPr>
-        <w:rFonts w:hint="default" w:ascii="Symbol" w:hAnsi="Symbol"/>
+        <w:rFonts w:ascii="Symbol" w:hAnsi="Symbol" w:hint="default"/>
       </w:rPr>
     </w:lvl>
     <w:lvl w:ilvl="4" w:tplc="8208E3BE">
@@ -4705,7 +4713,7 @@
         <w:ind w:left="3600" w:hanging="360"/>
       </w:pPr>
       <w:rPr>
-        <w:rFonts w:hint="default" w:ascii="Courier New" w:hAnsi="Courier New"/>
+        <w:rFonts w:ascii="Courier New" w:hAnsi="Courier New" w:hint="default"/>
       </w:rPr>
     </w:lvl>
     <w:lvl w:ilvl="5" w:tplc="9E50D772">
@@ -4717,7 +4725,7 @@
         <w:ind w:left="4320" w:hanging="360"/>
       </w:pPr>
       <w:rPr>
-        <w:rFonts w:hint="default" w:ascii="Wingdings" w:hAnsi="Wingdings"/>
+        <w:rFonts w:ascii="Wingdings" w:hAnsi="Wingdings" w:hint="default"/>
       </w:rPr>
     </w:lvl>
     <w:lvl w:ilvl="6" w:tplc="E334D1FE">
@@ -4729,7 +4737,7 @@
         <w:ind w:left="5040" w:hanging="360"/>
       </w:pPr>
       <w:rPr>
-        <w:rFonts w:hint="default" w:ascii="Symbol" w:hAnsi="Symbol"/>
+        <w:rFonts w:ascii="Symbol" w:hAnsi="Symbol" w:hint="default"/>
       </w:rPr>
     </w:lvl>
     <w:lvl w:ilvl="7" w:tplc="994A49E4">
@@ -4741,7 +4749,7 @@
         <w:ind w:left="5760" w:hanging="360"/>
       </w:pPr>
       <w:rPr>
-        <w:rFonts w:hint="default" w:ascii="Courier New" w:hAnsi="Courier New"/>
+        <w:rFonts w:ascii="Courier New" w:hAnsi="Courier New" w:hint="default"/>
       </w:rPr>
     </w:lvl>
     <w:lvl w:ilvl="8" w:tplc="1910CBC0">
@@ -4753,7 +4761,7 @@
         <w:ind w:left="6480" w:hanging="360"/>
       </w:pPr>
       <w:rPr>
-        <w:rFonts w:hint="default" w:ascii="Wingdings" w:hAnsi="Wingdings"/>
+        <w:rFonts w:ascii="Wingdings" w:hAnsi="Wingdings" w:hint="default"/>
       </w:rPr>
     </w:lvl>
   </w:abstractNum>
@@ -4929,54 +4937,54 @@
       </w:pPr>
     </w:lvl>
   </w:abstractNum>
-  <w:num w:numId="1" w16cid:durableId="1817332283">
-    <w:abstractNumId w:val="8"/>
+  <w:num w:numId="1" w16cid:durableId="1015545936">
+    <w:abstractNumId w:val="7"/>
   </w:num>
-  <w:num w:numId="2" w16cid:durableId="571618663">
-    <w:abstractNumId w:val="4"/>
+  <w:num w:numId="2" w16cid:durableId="1048988523">
+    <w:abstractNumId w:val="3"/>
   </w:num>
   <w:num w:numId="3" w16cid:durableId="13844102">
     <w:abstractNumId w:val="2"/>
   </w:num>
-  <w:num w:numId="4" w16cid:durableId="1015545936">
-    <w:abstractNumId w:val="7"/>
+  <w:num w:numId="4" w16cid:durableId="1421953723">
+    <w:abstractNumId w:val="5"/>
   </w:num>
   <w:num w:numId="5" w16cid:durableId="1452282957">
     <w:abstractNumId w:val="11"/>
   </w:num>
-  <w:num w:numId="6" w16cid:durableId="433742685">
+  <w:num w:numId="6" w16cid:durableId="1567379756">
+    <w:abstractNumId w:val="6"/>
+  </w:num>
+  <w:num w:numId="7" w16cid:durableId="1817332283">
+    <w:abstractNumId w:val="8"/>
+  </w:num>
+  <w:num w:numId="8" w16cid:durableId="2084403704">
+    <w:abstractNumId w:val="1"/>
+  </w:num>
+  <w:num w:numId="9" w16cid:durableId="433742685">
     <w:abstractNumId w:val="10"/>
   </w:num>
-  <w:num w:numId="7" w16cid:durableId="702362505">
+  <w:num w:numId="10" w16cid:durableId="571618663">
+    <w:abstractNumId w:val="4"/>
+  </w:num>
+  <w:num w:numId="11" w16cid:durableId="612130589">
+    <w:abstractNumId w:val="12"/>
+  </w:num>
+  <w:num w:numId="12" w16cid:durableId="702362505">
     <w:abstractNumId w:val="9"/>
   </w:num>
-  <w:num w:numId="8" w16cid:durableId="612130589">
-    <w:abstractNumId w:val="12"/>
-  </w:num>
-  <w:num w:numId="9" w16cid:durableId="97798789">
+  <w:num w:numId="13" w16cid:durableId="97798789">
     <w:abstractNumId w:val="0"/>
-  </w:num>
-  <w:num w:numId="10" w16cid:durableId="1048988523">
-    <w:abstractNumId w:val="3"/>
-  </w:num>
-  <w:num w:numId="11" w16cid:durableId="1567379756">
-    <w:abstractNumId w:val="6"/>
-  </w:num>
-  <w:num w:numId="12" w16cid:durableId="1421953723">
-    <w:abstractNumId w:val="5"/>
-  </w:num>
-  <w:num w:numId="13" w16cid:durableId="2084403704">
-    <w:abstractNumId w:val="1"/>
   </w:num>
 </w:numbering>
 </file>
 
 <file path=word/styles.xml><?xml version="1.0" encoding="utf-8"?>
-<w:styles xmlns:mc="http://schemas.openxmlformats.org/markup-compatibility/2006" xmlns:r="http://schemas.openxmlformats.org/officeDocument/2006/relationships" xmlns:w="http://schemas.openxmlformats.org/wordprocessingml/2006/main" xmlns:w14="http://schemas.microsoft.com/office/word/2010/wordml" xmlns:w15="http://schemas.microsoft.com/office/word/2012/wordml" xmlns:w16cex="http://schemas.microsoft.com/office/word/2018/wordml/cex" xmlns:w16cid="http://schemas.microsoft.com/office/word/2016/wordml/cid" xmlns:w16="http://schemas.microsoft.com/office/word/2018/wordml" xmlns:w16sdtdh="http://schemas.microsoft.com/office/word/2020/wordml/sdtdatahash" xmlns:w16se="http://schemas.microsoft.com/office/word/2015/wordml/symex" mc:Ignorable="w14 w15 w16se w16cid w16 w16cex w16sdtdh">
+<w:styles xmlns:mc="http://schemas.openxmlformats.org/markup-compatibility/2006" xmlns:r="http://schemas.openxmlformats.org/officeDocument/2006/relationships" xmlns:w="http://schemas.openxmlformats.org/wordprocessingml/2006/main" xmlns:w14="http://schemas.microsoft.com/office/word/2010/wordml" xmlns:w15="http://schemas.microsoft.com/office/word/2012/wordml" xmlns:w16cex="http://schemas.microsoft.com/office/word/2018/wordml/cex" xmlns:w16cid="http://schemas.microsoft.com/office/word/2016/wordml/cid" xmlns:w16="http://schemas.microsoft.com/office/word/2018/wordml" xmlns:w16du="http://schemas.microsoft.com/office/word/2023/wordml/word16du" xmlns:w16sdtdh="http://schemas.microsoft.com/office/word/2020/wordml/sdtdatahash" xmlns:w16sdtfl="http://schemas.microsoft.com/office/word/2024/wordml/sdtformatlock" xmlns:w16se="http://schemas.microsoft.com/office/word/2015/wordml/symex" mc:Ignorable="w14 w15 w16se w16cid w16 w16cex w16sdtdh w16sdtfl w16du">
   <w:docDefaults>
     <w:rPrDefault>
       <w:rPr>
-        <w:rFonts w:asciiTheme="minorHAnsi" w:hAnsiTheme="minorHAnsi" w:eastAsiaTheme="minorHAnsi" w:cstheme="minorBidi"/>
+        <w:rFonts w:asciiTheme="minorHAnsi" w:eastAsiaTheme="minorHAnsi" w:hAnsiTheme="minorHAnsi" w:cstheme="minorBidi"/>
         <w:sz w:val="24"/>
         <w:szCs w:val="24"/>
         <w:lang w:val="es-ES" w:eastAsia="en-US" w:bidi="ar-SA"/>
@@ -4991,14 +4999,14 @@
   <w:latentStyles w:defLockedState="0" w:defUIPriority="99" w:defSemiHidden="0" w:defUnhideWhenUsed="0" w:defQFormat="0" w:count="376">
     <w:lsdException w:name="Normal" w:uiPriority="0" w:qFormat="1"/>
     <w:lsdException w:name="heading 1" w:uiPriority="9" w:qFormat="1"/>
-    <w:lsdException w:name="heading 2" w:uiPriority="9" w:semiHidden="1" w:unhideWhenUsed="1" w:qFormat="1"/>
-    <w:lsdException w:name="heading 3" w:uiPriority="9" w:semiHidden="1" w:unhideWhenUsed="1" w:qFormat="1"/>
-    <w:lsdException w:name="heading 4" w:uiPriority="9" w:semiHidden="1" w:unhideWhenUsed="1" w:qFormat="1"/>
-    <w:lsdException w:name="heading 5" w:uiPriority="9" w:semiHidden="1" w:unhideWhenUsed="1" w:qFormat="1"/>
-    <w:lsdException w:name="heading 6" w:uiPriority="9" w:semiHidden="1" w:unhideWhenUsed="1" w:qFormat="1"/>
-    <w:lsdException w:name="heading 7" w:uiPriority="9" w:semiHidden="1" w:unhideWhenUsed="1" w:qFormat="1"/>
-    <w:lsdException w:name="heading 8" w:uiPriority="9" w:semiHidden="1" w:unhideWhenUsed="1" w:qFormat="1"/>
-    <w:lsdException w:name="heading 9" w:uiPriority="9" w:semiHidden="1" w:unhideWhenUsed="1" w:qFormat="1"/>
+    <w:lsdException w:name="heading 2" w:semiHidden="1" w:uiPriority="9" w:unhideWhenUsed="1" w:qFormat="1"/>
+    <w:lsdException w:name="heading 3" w:semiHidden="1" w:uiPriority="9" w:unhideWhenUsed="1" w:qFormat="1"/>
+    <w:lsdException w:name="heading 4" w:semiHidden="1" w:uiPriority="9" w:unhideWhenUsed="1" w:qFormat="1"/>
+    <w:lsdException w:name="heading 5" w:semiHidden="1" w:uiPriority="9" w:unhideWhenUsed="1" w:qFormat="1"/>
+    <w:lsdException w:name="heading 6" w:semiHidden="1" w:uiPriority="9" w:unhideWhenUsed="1" w:qFormat="1"/>
+    <w:lsdException w:name="heading 7" w:semiHidden="1" w:uiPriority="9" w:unhideWhenUsed="1" w:qFormat="1"/>
+    <w:lsdException w:name="heading 8" w:semiHidden="1" w:uiPriority="9" w:unhideWhenUsed="1" w:qFormat="1"/>
+    <w:lsdException w:name="heading 9" w:semiHidden="1" w:uiPriority="9" w:unhideWhenUsed="1" w:qFormat="1"/>
     <w:lsdException w:name="index 1" w:semiHidden="1" w:unhideWhenUsed="1"/>
     <w:lsdException w:name="index 2" w:semiHidden="1" w:unhideWhenUsed="1"/>
     <w:lsdException w:name="index 3" w:semiHidden="1" w:unhideWhenUsed="1"/>
@@ -5008,22 +5016,22 @@
     <w:lsdException w:name="index 7" w:semiHidden="1" w:unhideWhenUsed="1"/>
     <w:lsdException w:name="index 8" w:semiHidden="1" w:unhideWhenUsed="1"/>
     <w:lsdException w:name="index 9" w:semiHidden="1" w:unhideWhenUsed="1"/>
-    <w:lsdException w:name="toc 1" w:uiPriority="39" w:semiHidden="1" w:unhideWhenUsed="1"/>
-    <w:lsdException w:name="toc 2" w:uiPriority="39" w:semiHidden="1" w:unhideWhenUsed="1"/>
-    <w:lsdException w:name="toc 3" w:uiPriority="39" w:semiHidden="1" w:unhideWhenUsed="1"/>
-    <w:lsdException w:name="toc 4" w:uiPriority="39" w:semiHidden="1" w:unhideWhenUsed="1"/>
-    <w:lsdException w:name="toc 5" w:uiPriority="39" w:semiHidden="1" w:unhideWhenUsed="1"/>
-    <w:lsdException w:name="toc 6" w:uiPriority="39" w:semiHidden="1" w:unhideWhenUsed="1"/>
-    <w:lsdException w:name="toc 7" w:uiPriority="39" w:semiHidden="1" w:unhideWhenUsed="1"/>
-    <w:lsdException w:name="toc 8" w:uiPriority="39" w:semiHidden="1" w:unhideWhenUsed="1"/>
-    <w:lsdException w:name="toc 9" w:uiPriority="39" w:semiHidden="1" w:unhideWhenUsed="1"/>
+    <w:lsdException w:name="toc 1" w:semiHidden="1" w:uiPriority="39" w:unhideWhenUsed="1"/>
+    <w:lsdException w:name="toc 2" w:semiHidden="1" w:uiPriority="39" w:unhideWhenUsed="1"/>
+    <w:lsdException w:name="toc 3" w:semiHidden="1" w:uiPriority="39" w:unhideWhenUsed="1"/>
+    <w:lsdException w:name="toc 4" w:semiHidden="1" w:uiPriority="39" w:unhideWhenUsed="1"/>
+    <w:lsdException w:name="toc 5" w:semiHidden="1" w:uiPriority="39" w:unhideWhenUsed="1"/>
+    <w:lsdException w:name="toc 6" w:semiHidden="1" w:uiPriority="39" w:unhideWhenUsed="1"/>
+    <w:lsdException w:name="toc 7" w:semiHidden="1" w:uiPriority="39" w:unhideWhenUsed="1"/>
+    <w:lsdException w:name="toc 8" w:semiHidden="1" w:uiPriority="39" w:unhideWhenUsed="1"/>
+    <w:lsdException w:name="toc 9" w:semiHidden="1" w:uiPriority="39" w:unhideWhenUsed="1"/>
     <w:lsdException w:name="Normal Indent" w:semiHidden="1" w:unhideWhenUsed="1"/>
     <w:lsdException w:name="footnote text" w:semiHidden="1" w:unhideWhenUsed="1"/>
     <w:lsdException w:name="annotation text" w:semiHidden="1" w:unhideWhenUsed="1"/>
     <w:lsdException w:name="header" w:semiHidden="1" w:unhideWhenUsed="1"/>
     <w:lsdException w:name="footer" w:semiHidden="1" w:unhideWhenUsed="1"/>
     <w:lsdException w:name="index heading" w:semiHidden="1" w:unhideWhenUsed="1"/>
-    <w:lsdException w:name="caption" w:uiPriority="35" w:semiHidden="1" w:unhideWhenUsed="1" w:qFormat="1"/>
+    <w:lsdException w:name="caption" w:semiHidden="1" w:uiPriority="35" w:unhideWhenUsed="1" w:qFormat="1"/>
     <w:lsdException w:name="table of figures" w:semiHidden="1" w:unhideWhenUsed="1"/>
     <w:lsdException w:name="envelope address" w:semiHidden="1" w:unhideWhenUsed="1"/>
     <w:lsdException w:name="envelope return" w:semiHidden="1" w:unhideWhenUsed="1"/>
@@ -5054,7 +5062,7 @@
     <w:lsdException w:name="Title" w:uiPriority="10" w:qFormat="1"/>
     <w:lsdException w:name="Closing" w:semiHidden="1" w:unhideWhenUsed="1"/>
     <w:lsdException w:name="Signature" w:semiHidden="1" w:unhideWhenUsed="1"/>
-    <w:lsdException w:name="Default Paragraph Font" w:uiPriority="1" w:semiHidden="1" w:unhideWhenUsed="1"/>
+    <w:lsdException w:name="Default Paragraph Font" w:semiHidden="1" w:uiPriority="1" w:unhideWhenUsed="1"/>
     <w:lsdException w:name="Body Text" w:semiHidden="1" w:unhideWhenUsed="1"/>
     <w:lsdException w:name="Body Text Indent" w:semiHidden="1" w:unhideWhenUsed="1"/>
     <w:lsdException w:name="List Continue" w:semiHidden="1" w:unhideWhenUsed="1"/>
@@ -5254,8 +5262,8 @@
     <w:lsdException w:name="Subtle Reference" w:uiPriority="31" w:qFormat="1"/>
     <w:lsdException w:name="Intense Reference" w:uiPriority="32" w:qFormat="1"/>
     <w:lsdException w:name="Book Title" w:uiPriority="33" w:qFormat="1"/>
-    <w:lsdException w:name="Bibliography" w:uiPriority="37" w:semiHidden="1" w:unhideWhenUsed="1"/>
-    <w:lsdException w:name="TOC Heading" w:uiPriority="39" w:semiHidden="1" w:unhideWhenUsed="1" w:qFormat="1"/>
+    <w:lsdException w:name="Bibliography" w:semiHidden="1" w:uiPriority="37" w:unhideWhenUsed="1"/>
+    <w:lsdException w:name="TOC Heading" w:semiHidden="1" w:uiPriority="39" w:unhideWhenUsed="1" w:qFormat="1"/>
     <w:lsdException w:name="Plain Table 1" w:uiPriority="41"/>
     <w:lsdException w:name="Plain Table 2" w:uiPriority="42"/>
     <w:lsdException w:name="Plain Table 3" w:uiPriority="43"/>
@@ -5366,11 +5374,11 @@
     <w:lsdException w:name="Unresolved Mention" w:semiHidden="1" w:unhideWhenUsed="1"/>
     <w:lsdException w:name="Smart Link" w:semiHidden="1" w:unhideWhenUsed="1"/>
   </w:latentStyles>
-  <w:style w:type="paragraph" w:styleId="Normal" w:default="1">
+  <w:style w:type="paragraph" w:default="1" w:styleId="Normal">
     <w:name w:val="Normal"/>
     <w:qFormat/>
   </w:style>
-  <w:style w:type="paragraph" w:styleId="Ttulo2">
+  <w:style w:type="paragraph" w:styleId="Heading2">
     <w:name w:val="heading 2"/>
     <w:basedOn w:val="Normal"/>
     <w:next w:val="Normal"/>
@@ -5385,17 +5393,17 @@
       <w:outlineLvl w:val="1"/>
     </w:pPr>
     <w:rPr>
-      <w:rFonts w:asciiTheme="majorHAnsi" w:hAnsiTheme="majorHAnsi" w:eastAsiaTheme="majorEastAsia" w:cstheme="majorBidi"/>
+      <w:rFonts w:asciiTheme="majorHAnsi" w:eastAsiaTheme="majorEastAsia" w:hAnsiTheme="majorHAnsi" w:cstheme="majorBidi"/>
       <w:color w:val="0F4761" w:themeColor="accent1" w:themeShade="BF"/>
       <w:sz w:val="32"/>
       <w:szCs w:val="32"/>
     </w:rPr>
   </w:style>
-  <w:style w:type="paragraph" w:styleId="Ttulo3">
+  <w:style w:type="paragraph" w:styleId="Heading3">
     <w:name w:val="heading 3"/>
     <w:basedOn w:val="Normal"/>
     <w:next w:val="Normal"/>
-    <w:link w:val="Ttulo3Car"/>
+    <w:link w:val="Heading3Char"/>
     <w:uiPriority w:val="9"/>
     <w:semiHidden/>
     <w:unhideWhenUsed/>
@@ -5408,17 +5416,17 @@
       <w:outlineLvl w:val="2"/>
     </w:pPr>
     <w:rPr>
-      <w:rFonts w:asciiTheme="majorHAnsi" w:hAnsiTheme="majorHAnsi" w:eastAsiaTheme="majorEastAsia" w:cstheme="majorBidi"/>
+      <w:rFonts w:asciiTheme="majorHAnsi" w:eastAsiaTheme="majorEastAsia" w:hAnsiTheme="majorHAnsi" w:cstheme="majorBidi"/>
       <w:color w:val="0A2F40" w:themeColor="accent1" w:themeShade="7F"/>
     </w:rPr>
   </w:style>
-  <w:style w:type="character" w:styleId="Fuentedeprrafopredeter" w:default="1">
+  <w:style w:type="character" w:default="1" w:styleId="DefaultParagraphFont">
     <w:name w:val="Default Paragraph Font"/>
     <w:uiPriority w:val="1"/>
     <w:semiHidden/>
     <w:unhideWhenUsed/>
   </w:style>
-  <w:style w:type="table" w:styleId="Tablanormal" w:default="1">
+  <w:style w:type="table" w:default="1" w:styleId="TableNormal">
     <w:name w:val="Normal Table"/>
     <w:uiPriority w:val="99"/>
     <w:semiHidden/>
@@ -5433,13 +5441,13 @@
       </w:tblCellMar>
     </w:tblPr>
   </w:style>
-  <w:style w:type="numbering" w:styleId="Sinlista" w:default="1">
+  <w:style w:type="numbering" w:default="1" w:styleId="NoList">
     <w:name w:val="No List"/>
     <w:uiPriority w:val="99"/>
     <w:semiHidden/>
     <w:unhideWhenUsed/>
   </w:style>
-  <w:style w:type="paragraph" w:styleId="Prrafodelista">
+  <w:style w:type="paragraph" w:styleId="ListParagraph">
     <w:name w:val="List Paragraph"/>
     <w:basedOn w:val="Normal"/>
     <w:uiPriority w:val="34"/>
@@ -5450,9 +5458,9 @@
       <w:contextualSpacing/>
     </w:pPr>
   </w:style>
-  <w:style w:type="character" w:styleId="Hipervnculo">
+  <w:style w:type="character" w:styleId="Hyperlink">
     <w:name w:val="Hyperlink"/>
-    <w:basedOn w:val="Fuentedeprrafopredeter"/>
+    <w:basedOn w:val="DefaultParagraphFont"/>
     <w:uiPriority w:val="99"/>
     <w:unhideWhenUsed/>
     <w:rsid w:val="06F781DD"/>
@@ -5461,7 +5469,7 @@
       <w:u w:val="single"/>
     </w:rPr>
   </w:style>
-  <w:style w:type="paragraph" w:styleId="Encabezado">
+  <w:style w:type="paragraph" w:styleId="Header">
     <w:name w:val="header"/>
     <w:basedOn w:val="Normal"/>
     <w:uiPriority w:val="99"/>
@@ -5475,7 +5483,7 @@
       <w:spacing w:after="0" w:line="240" w:lineRule="auto"/>
     </w:pPr>
   </w:style>
-  <w:style w:type="paragraph" w:styleId="Piedepgina">
+  <w:style w:type="paragraph" w:styleId="Footer">
     <w:name w:val="footer"/>
     <w:basedOn w:val="Normal"/>
     <w:uiPriority w:val="99"/>
@@ -5489,9 +5497,9 @@
       <w:spacing w:after="0" w:line="240" w:lineRule="auto"/>
     </w:pPr>
   </w:style>
-  <w:style w:type="table" w:styleId="Tablaconcuadrcula">
+  <w:style w:type="table" w:styleId="TableGrid">
     <w:name w:val="Table Grid"/>
-    <w:basedOn w:val="Tablanormal"/>
+    <w:basedOn w:val="TableNormal"/>
     <w:uiPriority w:val="59"/>
     <w:rsid w:val="00FB4123"/>
     <w:pPr>
@@ -5499,18 +5507,18 @@
     </w:pPr>
     <w:tblPr>
       <w:tblBorders>
-        <w:top w:val="single" w:color="000000" w:themeColor="text1" w:sz="4" w:space="0"/>
-        <w:left w:val="single" w:color="000000" w:themeColor="text1" w:sz="4" w:space="0"/>
-        <w:bottom w:val="single" w:color="000000" w:themeColor="text1" w:sz="4" w:space="0"/>
-        <w:right w:val="single" w:color="000000" w:themeColor="text1" w:sz="4" w:space="0"/>
-        <w:insideH w:val="single" w:color="000000" w:themeColor="text1" w:sz="4" w:space="0"/>
-        <w:insideV w:val="single" w:color="000000" w:themeColor="text1" w:sz="4" w:space="0"/>
+        <w:top w:val="single" w:sz="4" w:space="0" w:color="000000" w:themeColor="text1"/>
+        <w:left w:val="single" w:sz="4" w:space="0" w:color="000000" w:themeColor="text1"/>
+        <w:bottom w:val="single" w:sz="4" w:space="0" w:color="000000" w:themeColor="text1"/>
+        <w:right w:val="single" w:sz="4" w:space="0" w:color="000000" w:themeColor="text1"/>
+        <w:insideH w:val="single" w:sz="4" w:space="0" w:color="000000" w:themeColor="text1"/>
+        <w:insideV w:val="single" w:sz="4" w:space="0" w:color="000000" w:themeColor="text1"/>
       </w:tblBorders>
     </w:tblPr>
   </w:style>
-  <w:style w:type="character" w:styleId="Hipervnculovisitado">
+  <w:style w:type="character" w:styleId="FollowedHyperlink">
     <w:name w:val="FollowedHyperlink"/>
-    <w:basedOn w:val="Fuentedeprrafopredeter"/>
+    <w:basedOn w:val="DefaultParagraphFont"/>
     <w:uiPriority w:val="99"/>
     <w:semiHidden/>
     <w:unhideWhenUsed/>
@@ -5520,15 +5528,15 @@
       <w:u w:val="single"/>
     </w:rPr>
   </w:style>
-  <w:style w:type="character" w:styleId="Ttulo3Car" w:customStyle="1">
-    <w:name w:val="Título 3 Car"/>
-    <w:basedOn w:val="Fuentedeprrafopredeter"/>
-    <w:link w:val="Ttulo3"/>
+  <w:style w:type="character" w:customStyle="1" w:styleId="Heading3Char">
+    <w:name w:val="Heading 3 Char"/>
+    <w:basedOn w:val="DefaultParagraphFont"/>
+    <w:link w:val="Heading3"/>
     <w:uiPriority w:val="9"/>
     <w:semiHidden/>
     <w:rsid w:val="00EC0504"/>
     <w:rPr>
-      <w:rFonts w:asciiTheme="majorHAnsi" w:hAnsiTheme="majorHAnsi" w:eastAsiaTheme="majorEastAsia" w:cstheme="majorBidi"/>
+      <w:rFonts w:asciiTheme="majorHAnsi" w:eastAsiaTheme="majorEastAsia" w:hAnsiTheme="majorHAnsi" w:cstheme="majorBidi"/>
       <w:color w:val="0A2F40" w:themeColor="accent1" w:themeShade="7F"/>
     </w:rPr>
   </w:style>
@@ -5536,7 +5544,7 @@
 </file>
 
 <file path=word/theme/theme1.xml><?xml version="1.0" encoding="utf-8"?>
-<a:theme xmlns:a="http://schemas.openxmlformats.org/drawingml/2006/main" xmlns:thm15="http://schemas.microsoft.com/office/thememl/2012/main" name="Office Theme">
+<a:theme xmlns:a="http://schemas.openxmlformats.org/drawingml/2006/main" name="Office Theme">
   <a:themeElements>
     <a:clrScheme name="Office">
       <a:dk1>

--- a/Documento auxiliar PROY II.docx
+++ b/Documento auxiliar PROY II.docx
@@ -13,7 +13,7 @@
       </w:pPr>
       <w:r>
         <w:rPr>
-          <w:rFonts w:ascii="Arial" w:eastAsia="Arial" w:hAnsi="Arial" w:cs="Arial"/>
+          <w:rFonts w:ascii="Arial" w:hAnsi="Arial" w:eastAsia="Arial" w:cs="Arial"/>
           <w:b/>
           <w:bCs/>
           <w:color w:val="000000" w:themeColor="text1"/>
@@ -308,7 +308,14 @@
         <w:t>TIENES COCHE</w:t>
       </w:r>
     </w:p>
-    <w:p/>
+    <w:p>
+      <w:pPr>
+        <w:rPr>
+          <w:sz w:val="18"/>
+          <w:szCs w:val="18"/>
+        </w:rPr>
+      </w:pPr>
+    </w:p>
     <w:p>
       <w:pPr>
         <w:pStyle w:val="ListParagraph"/>
@@ -354,25 +361,1722 @@
     </w:p>
     <w:p>
       <w:pPr>
+        <w:pStyle w:val="Normal"/>
         <w:spacing w:after="0"/>
         <w:rPr>
-          <w:rFonts w:ascii="Arial" w:eastAsia="Arial" w:hAnsi="Arial" w:cs="Arial"/>
-          <w:b/>
-          <w:bCs/>
-          <w:color w:val="000000" w:themeColor="text1"/>
+          <w:b w:val="1"/>
+          <w:bCs w:val="1"/>
+        </w:rPr>
+      </w:pPr>
+      <w:r>
+        <w:rPr>
+          <w:rFonts w:ascii="Arial" w:hAnsi="Arial" w:eastAsia="Arial" w:cs="Arial"/>
+          <w:b w:val="1"/>
+          <w:bCs w:val="1"/>
+          <w:color w:val="000000" w:themeColor="text1" w:themeTint="FF" w:themeShade="FF"/>
           <w:sz w:val="26"/>
           <w:szCs w:val="26"/>
         </w:rPr>
-      </w:pPr>
+        <w:t>PROPUESTA DE PREGUNTAS FORMULARIO</w:t>
+      </w:r>
+    </w:p>
+    <w:p>
+      <w:pPr>
+        <w:spacing w:before="240" w:beforeAutospacing="off" w:after="240" w:afterAutospacing="off"/>
+        <w:rPr>
+          <w:rFonts w:ascii="Arial" w:hAnsi="Arial" w:eastAsia="Arial" w:cs="Arial"/>
+          <w:b w:val="1"/>
+          <w:bCs w:val="1"/>
+          <w:noProof w:val="0"/>
+          <w:sz w:val="24"/>
+          <w:szCs w:val="24"/>
+          <w:lang w:val="es-ES"/>
+        </w:rPr>
+      </w:pPr>
+      <w:r>
+        <w:rPr>
+          <w:rFonts w:ascii="Arial" w:hAnsi="Arial" w:eastAsia="Arial" w:cs="Arial"/>
+          <w:noProof w:val="0"/>
+          <w:sz w:val="24"/>
+          <w:szCs w:val="24"/>
+          <w:lang w:val="es-ES"/>
+        </w:rPr>
+        <w:t>¿Qué nivel de ajetreo buscas en tu día a día?</w:t>
+      </w:r>
+      <w:r>
+        <w:rPr>
+          <w:rFonts w:ascii="Arial" w:hAnsi="Arial" w:eastAsia="Arial" w:cs="Arial"/>
+          <w:noProof w:val="0"/>
+          <w:sz w:val="24"/>
+          <w:szCs w:val="24"/>
+          <w:lang w:val="es-ES"/>
+        </w:rPr>
+        <w:t xml:space="preserve">     </w:t>
+      </w:r>
+      <w:r>
+        <w:rPr>
+          <w:rFonts w:ascii="Arial" w:hAnsi="Arial" w:eastAsia="Arial" w:cs="Arial"/>
+          <w:b w:val="1"/>
+          <w:bCs w:val="1"/>
+          <w:noProof w:val="0"/>
+          <w:sz w:val="24"/>
+          <w:szCs w:val="24"/>
+          <w:lang w:val="es-ES"/>
+        </w:rPr>
+        <w:t>pob_total</w:t>
+      </w:r>
+    </w:p>
+    <w:p>
+      <w:pPr>
+        <w:pStyle w:val="ListParagraph"/>
+        <w:numPr>
+          <w:ilvl w:val="0"/>
+          <w:numId w:val="18"/>
+        </w:numPr>
+        <w:spacing w:before="240" w:beforeAutospacing="off" w:after="240" w:afterAutospacing="off"/>
+        <w:rPr>
+          <w:rFonts w:ascii="Arial" w:hAnsi="Arial" w:eastAsia="Arial" w:cs="Arial"/>
+          <w:noProof w:val="0"/>
+          <w:sz w:val="24"/>
+          <w:szCs w:val="24"/>
+          <w:lang w:val="es-ES"/>
+        </w:rPr>
+      </w:pPr>
+      <w:r>
+        <w:rPr>
+          <w:rFonts w:ascii="Arial" w:hAnsi="Arial" w:eastAsia="Arial" w:cs="Arial"/>
+          <w:noProof w:val="0"/>
+          <w:sz w:val="24"/>
+          <w:szCs w:val="24"/>
+          <w:lang w:val="es-ES"/>
+        </w:rPr>
+        <w:t>Busco desconexión total y tranquilidad absoluta. (Filtra hacia clústeres de pueblos muy pequeños).</w:t>
+      </w:r>
+    </w:p>
+    <w:p>
+      <w:pPr>
+        <w:pStyle w:val="ListParagraph"/>
+        <w:numPr>
+          <w:ilvl w:val="0"/>
+          <w:numId w:val="18"/>
+        </w:numPr>
+        <w:spacing w:before="240" w:beforeAutospacing="off" w:after="240" w:afterAutospacing="off"/>
+        <w:rPr>
+          <w:rFonts w:ascii="Arial" w:hAnsi="Arial" w:eastAsia="Arial" w:cs="Arial"/>
+          <w:noProof w:val="0"/>
+          <w:sz w:val="24"/>
+          <w:szCs w:val="24"/>
+          <w:lang w:val="es-ES"/>
+        </w:rPr>
+      </w:pPr>
+      <w:r>
+        <w:rPr>
+          <w:rFonts w:ascii="Arial" w:hAnsi="Arial" w:eastAsia="Arial" w:cs="Arial"/>
+          <w:noProof w:val="0"/>
+          <w:sz w:val="24"/>
+          <w:szCs w:val="24"/>
+          <w:lang w:val="es-ES"/>
+        </w:rPr>
+        <w:t>Me gusta la vida de pueblo, pero con algo de vida y vecinos. (Filtra hacia municipios medianos).</w:t>
+      </w:r>
+    </w:p>
+    <w:p>
+      <w:pPr>
+        <w:pStyle w:val="ListParagraph"/>
+        <w:numPr>
+          <w:ilvl w:val="0"/>
+          <w:numId w:val="18"/>
+        </w:numPr>
+        <w:spacing w:before="240" w:beforeAutospacing="off" w:after="240" w:afterAutospacing="off"/>
+        <w:rPr>
+          <w:rFonts w:ascii="Arial" w:hAnsi="Arial" w:eastAsia="Arial" w:cs="Arial"/>
+          <w:noProof w:val="0"/>
+          <w:sz w:val="24"/>
+          <w:szCs w:val="24"/>
+          <w:lang w:val="es-ES"/>
+        </w:rPr>
+      </w:pPr>
+      <w:r>
+        <w:rPr>
+          <w:rFonts w:ascii="Arial" w:hAnsi="Arial" w:eastAsia="Arial" w:cs="Arial"/>
+          <w:noProof w:val="0"/>
+          <w:sz w:val="24"/>
+          <w:szCs w:val="24"/>
+          <w:lang w:val="es-ES"/>
+        </w:rPr>
+        <w:t>Necesito ambiente, servicios constantes y no me importa el bullicio. (Filtra hacia ciudades o áreas metropolitanas grandes como Bilbao o Valencia).</w:t>
+      </w:r>
+    </w:p>
+    <w:p>
+      <w:pPr>
+        <w:spacing w:before="240" w:beforeAutospacing="off" w:after="240" w:afterAutospacing="off"/>
+        <w:rPr>
+          <w:rFonts w:ascii="Arial" w:hAnsi="Arial" w:eastAsia="Arial" w:cs="Arial"/>
+          <w:b w:val="1"/>
+          <w:bCs w:val="1"/>
+          <w:noProof w:val="0"/>
+          <w:sz w:val="24"/>
+          <w:szCs w:val="24"/>
+          <w:lang w:val="es-ES"/>
+        </w:rPr>
+      </w:pPr>
+      <w:r>
+        <w:rPr>
+          <w:rFonts w:ascii="Arial" w:hAnsi="Arial" w:eastAsia="Arial" w:cs="Arial"/>
+          <w:noProof w:val="0"/>
+          <w:sz w:val="24"/>
+          <w:szCs w:val="24"/>
+          <w:lang w:val="es-ES"/>
+        </w:rPr>
+        <w:t>¿Tienes hijos en edad escolar o planeas tenerlos a corto plazo?</w:t>
+      </w:r>
+      <w:r>
+        <w:rPr>
+          <w:rFonts w:ascii="Arial" w:hAnsi="Arial" w:eastAsia="Arial" w:cs="Arial"/>
+          <w:noProof w:val="0"/>
+          <w:sz w:val="24"/>
+          <w:szCs w:val="24"/>
+          <w:lang w:val="es-ES"/>
+        </w:rPr>
+        <w:t xml:space="preserve">   </w:t>
+      </w:r>
+      <w:r>
+        <w:rPr>
+          <w:rFonts w:ascii="Arial" w:hAnsi="Arial" w:eastAsia="Arial" w:cs="Arial"/>
+          <w:b w:val="1"/>
+          <w:bCs w:val="1"/>
+          <w:noProof w:val="0"/>
+          <w:sz w:val="24"/>
+          <w:szCs w:val="24"/>
+          <w:lang w:val="es-ES"/>
+        </w:rPr>
+        <w:t>ratio_colegios /</w:t>
+      </w:r>
+      <w:r>
+        <w:rPr>
+          <w:rFonts w:ascii="Arial" w:hAnsi="Arial" w:eastAsia="Arial" w:cs="Arial"/>
+          <w:b w:val="1"/>
+          <w:bCs w:val="1"/>
+          <w:noProof w:val="0"/>
+          <w:sz w:val="24"/>
+          <w:szCs w:val="24"/>
+          <w:lang w:val="es-ES"/>
+        </w:rPr>
+        <w:t xml:space="preserve"> </w:t>
+      </w:r>
+      <w:r>
+        <w:rPr>
+          <w:rFonts w:ascii="Arial" w:hAnsi="Arial" w:eastAsia="Arial" w:cs="Arial"/>
+          <w:b w:val="1"/>
+          <w:bCs w:val="1"/>
+          <w:noProof w:val="0"/>
+          <w:sz w:val="24"/>
+          <w:szCs w:val="24"/>
+          <w:lang w:val="es-ES"/>
+        </w:rPr>
+        <w:t>distancia_centro_educativo</w:t>
+      </w:r>
+    </w:p>
+    <w:p>
+      <w:pPr>
+        <w:pStyle w:val="ListParagraph"/>
+        <w:numPr>
+          <w:ilvl w:val="0"/>
+          <w:numId w:val="19"/>
+        </w:numPr>
+        <w:spacing w:before="240" w:beforeAutospacing="off" w:after="240" w:afterAutospacing="off"/>
+        <w:rPr>
+          <w:rFonts w:ascii="Arial" w:hAnsi="Arial" w:eastAsia="Arial" w:cs="Arial"/>
+          <w:noProof w:val="0"/>
+          <w:sz w:val="24"/>
+          <w:szCs w:val="24"/>
+          <w:lang w:val="es-ES"/>
+        </w:rPr>
+      </w:pPr>
+      <w:r>
+        <w:rPr>
+          <w:rFonts w:ascii="Arial" w:hAnsi="Arial" w:eastAsia="Arial" w:cs="Arial"/>
+          <w:noProof w:val="0"/>
+          <w:sz w:val="24"/>
+          <w:szCs w:val="24"/>
+          <w:lang w:val="es-ES"/>
+        </w:rPr>
+        <w:t>Sí, es imprescindible que mis hijos puedan ir al colegio andando o muy cerca de casa. (Filtra hacia clústeres con</w:t>
+      </w:r>
+      <w:r>
+        <w:rPr>
+          <w:rFonts w:ascii="Arial" w:hAnsi="Arial" w:eastAsia="Arial" w:cs="Arial"/>
+          <w:noProof w:val="0"/>
+          <w:sz w:val="24"/>
+          <w:szCs w:val="24"/>
+          <w:lang w:val="es-ES"/>
+        </w:rPr>
+        <w:t xml:space="preserve"> baja distancia y alto ratio)</w:t>
+      </w:r>
+    </w:p>
+    <w:p>
+      <w:pPr>
+        <w:pStyle w:val="ListParagraph"/>
+        <w:numPr>
+          <w:ilvl w:val="0"/>
+          <w:numId w:val="19"/>
+        </w:numPr>
+        <w:spacing w:before="240" w:beforeAutospacing="off" w:after="240" w:afterAutospacing="off"/>
+        <w:rPr>
+          <w:rFonts w:ascii="Arial" w:hAnsi="Arial" w:eastAsia="Arial" w:cs="Arial"/>
+          <w:noProof w:val="0"/>
+          <w:sz w:val="24"/>
+          <w:szCs w:val="24"/>
+          <w:lang w:val="es-ES"/>
+        </w:rPr>
+      </w:pPr>
+      <w:r>
+        <w:rPr>
+          <w:rFonts w:ascii="Arial" w:hAnsi="Arial" w:eastAsia="Arial" w:cs="Arial"/>
+          <w:noProof w:val="0"/>
+          <w:sz w:val="24"/>
+          <w:szCs w:val="24"/>
+          <w:lang w:val="es-ES"/>
+        </w:rPr>
+        <w:t>Sí, pero no me importa tener que coger el coche o el transporte público un trayecto corto para llevarlos. (Filtra hacia distancias medias).</w:t>
+      </w:r>
+    </w:p>
+    <w:p>
+      <w:pPr>
+        <w:pStyle w:val="ListParagraph"/>
+        <w:numPr>
+          <w:ilvl w:val="0"/>
+          <w:numId w:val="19"/>
+        </w:numPr>
+        <w:spacing w:before="240" w:beforeAutospacing="off" w:after="240" w:afterAutospacing="off"/>
+        <w:rPr>
+          <w:rFonts w:ascii="Arial" w:hAnsi="Arial" w:eastAsia="Arial" w:cs="Arial"/>
+          <w:noProof w:val="0"/>
+          <w:sz w:val="24"/>
+          <w:szCs w:val="24"/>
+          <w:lang w:val="es-ES"/>
+        </w:rPr>
+      </w:pPr>
+      <w:r>
+        <w:rPr>
+          <w:rFonts w:ascii="Arial" w:hAnsi="Arial" w:eastAsia="Arial" w:cs="Arial"/>
+          <w:noProof w:val="0"/>
+          <w:sz w:val="24"/>
+          <w:szCs w:val="24"/>
+          <w:lang w:val="es-ES"/>
+        </w:rPr>
+        <w:t>No, la cercanía a colegios no es un factor relevante para mí. (Ignora esta variable en el peso de la recomendación).</w:t>
+      </w:r>
+    </w:p>
+    <w:p>
+      <w:pPr>
+        <w:pStyle w:val="Normal"/>
+        <w:spacing w:before="240" w:beforeAutospacing="off" w:after="240" w:afterAutospacing="off"/>
+        <w:rPr>
+          <w:rFonts w:ascii="Arial" w:hAnsi="Arial" w:eastAsia="Arial" w:cs="Arial"/>
+          <w:b w:val="0"/>
+          <w:bCs w:val="0"/>
+          <w:noProof w:val="0"/>
+          <w:sz w:val="24"/>
+          <w:szCs w:val="24"/>
+          <w:lang w:val="es-ES"/>
+        </w:rPr>
+      </w:pPr>
+      <w:r>
+        <w:rPr>
+          <w:rFonts w:ascii="Arial" w:hAnsi="Arial" w:eastAsia="Arial" w:cs="Arial"/>
+          <w:noProof w:val="0"/>
+          <w:sz w:val="24"/>
+          <w:szCs w:val="24"/>
+          <w:lang w:val="es-ES"/>
+        </w:rPr>
+        <w:t>¿Dispones de vehículo propio para tu día a día?</w:t>
+      </w:r>
+      <w:r>
+        <w:rPr>
+          <w:rFonts w:ascii="Arial" w:hAnsi="Arial" w:eastAsia="Arial" w:cs="Arial"/>
+          <w:noProof w:val="0"/>
+          <w:sz w:val="24"/>
+          <w:szCs w:val="24"/>
+          <w:lang w:val="es-ES"/>
+        </w:rPr>
+        <w:t xml:space="preserve"> </w:t>
+      </w:r>
+      <w:r>
+        <w:rPr>
+          <w:rFonts w:ascii="Arial" w:hAnsi="Arial" w:eastAsia="Arial" w:cs="Arial"/>
+          <w:b w:val="1"/>
+          <w:bCs w:val="1"/>
+          <w:i w:val="1"/>
+          <w:iCs w:val="1"/>
+          <w:noProof w:val="0"/>
+          <w:sz w:val="24"/>
+          <w:szCs w:val="24"/>
+          <w:lang w:val="es-ES"/>
+        </w:rPr>
+        <w:t>distancia_hospital</w:t>
+      </w:r>
+      <w:r>
+        <w:rPr>
+          <w:rFonts w:ascii="Arial" w:hAnsi="Arial" w:eastAsia="Arial" w:cs="Arial"/>
+          <w:b w:val="1"/>
+          <w:bCs w:val="1"/>
+          <w:i w:val="1"/>
+          <w:iCs w:val="1"/>
+          <w:noProof w:val="0"/>
+          <w:sz w:val="24"/>
+          <w:szCs w:val="24"/>
+          <w:lang w:val="es-ES"/>
+        </w:rPr>
+        <w:t xml:space="preserve"> y </w:t>
+      </w:r>
+      <w:r>
+        <w:rPr>
+          <w:rFonts w:ascii="Arial" w:hAnsi="Arial" w:eastAsia="Arial" w:cs="Arial"/>
+          <w:b w:val="1"/>
+          <w:bCs w:val="1"/>
+          <w:i w:val="1"/>
+          <w:iCs w:val="1"/>
+          <w:noProof w:val="0"/>
+          <w:sz w:val="24"/>
+          <w:szCs w:val="24"/>
+          <w:lang w:val="es-ES"/>
+        </w:rPr>
+        <w:t>distancia_centro_educativo</w:t>
+      </w:r>
+    </w:p>
+    <w:p>
+      <w:pPr>
+        <w:pStyle w:val="ListParagraph"/>
+        <w:numPr>
+          <w:ilvl w:val="0"/>
+          <w:numId w:val="14"/>
+        </w:numPr>
+        <w:spacing w:before="240" w:beforeAutospacing="off" w:after="240" w:afterAutospacing="off"/>
+        <w:rPr>
+          <w:rFonts w:ascii="Arial" w:hAnsi="Arial" w:eastAsia="Arial" w:cs="Arial"/>
+          <w:b w:val="0"/>
+          <w:bCs w:val="0"/>
+          <w:noProof w:val="0"/>
+          <w:sz w:val="24"/>
+          <w:szCs w:val="24"/>
+          <w:lang w:val="es-ES"/>
+        </w:rPr>
+      </w:pPr>
+      <w:r>
+        <w:rPr>
+          <w:rFonts w:ascii="Arial" w:hAnsi="Arial" w:eastAsia="Arial" w:cs="Arial"/>
+          <w:b w:val="0"/>
+          <w:bCs w:val="0"/>
+          <w:noProof w:val="0"/>
+          <w:sz w:val="24"/>
+          <w:szCs w:val="24"/>
+          <w:lang w:val="es-ES"/>
+        </w:rPr>
+        <w:t xml:space="preserve">Sí. </w:t>
+      </w:r>
+      <w:r>
+        <w:rPr>
+          <w:rFonts w:ascii="Arial" w:hAnsi="Arial" w:eastAsia="Arial" w:cs="Arial"/>
+          <w:b w:val="0"/>
+          <w:bCs w:val="0"/>
+          <w:i w:val="1"/>
+          <w:iCs w:val="1"/>
+          <w:noProof w:val="0"/>
+          <w:sz w:val="24"/>
+          <w:szCs w:val="24"/>
+          <w:lang w:val="es-ES"/>
+        </w:rPr>
+        <w:t xml:space="preserve">(El algoritmo es más permisivo con las variables </w:t>
+      </w:r>
+      <w:r>
+        <w:rPr>
+          <w:rFonts w:ascii="Arial" w:hAnsi="Arial" w:eastAsia="Arial" w:cs="Arial"/>
+          <w:b w:val="0"/>
+          <w:bCs w:val="0"/>
+          <w:i w:val="1"/>
+          <w:iCs w:val="1"/>
+          <w:noProof w:val="0"/>
+          <w:sz w:val="24"/>
+          <w:szCs w:val="24"/>
+          <w:lang w:val="es-ES"/>
+        </w:rPr>
+        <w:t>de distancia</w:t>
+      </w:r>
+      <w:r>
+        <w:rPr>
+          <w:rFonts w:ascii="Arial" w:hAnsi="Arial" w:eastAsia="Arial" w:cs="Arial"/>
+          <w:b w:val="0"/>
+          <w:bCs w:val="0"/>
+          <w:i w:val="1"/>
+          <w:iCs w:val="1"/>
+          <w:noProof w:val="0"/>
+          <w:sz w:val="24"/>
+          <w:szCs w:val="24"/>
+          <w:lang w:val="es-ES"/>
+        </w:rPr>
+        <w:t xml:space="preserve"> en</w:t>
+      </w:r>
+      <w:r>
+        <w:rPr>
+          <w:rFonts w:ascii="Arial" w:hAnsi="Arial" w:eastAsia="Arial" w:cs="Arial"/>
+          <w:b w:val="0"/>
+          <w:bCs w:val="0"/>
+          <w:i w:val="1"/>
+          <w:iCs w:val="1"/>
+          <w:noProof w:val="0"/>
+          <w:sz w:val="24"/>
+          <w:szCs w:val="24"/>
+          <w:lang w:val="es-ES"/>
+        </w:rPr>
+        <w:t xml:space="preserve"> los municipios)</w:t>
+      </w:r>
+      <w:r>
+        <w:rPr>
+          <w:rFonts w:ascii="Arial" w:hAnsi="Arial" w:eastAsia="Arial" w:cs="Arial"/>
+          <w:b w:val="0"/>
+          <w:bCs w:val="0"/>
+          <w:noProof w:val="0"/>
+          <w:sz w:val="24"/>
+          <w:szCs w:val="24"/>
+          <w:lang w:val="es-ES"/>
+        </w:rPr>
+        <w:t>.</w:t>
+      </w:r>
+    </w:p>
+    <w:p>
+      <w:pPr>
+        <w:pStyle w:val="ListParagraph"/>
+        <w:numPr>
+          <w:ilvl w:val="0"/>
+          <w:numId w:val="14"/>
+        </w:numPr>
+        <w:spacing w:before="240" w:beforeAutospacing="off" w:after="240" w:afterAutospacing="off"/>
+        <w:rPr>
+          <w:rFonts w:ascii="Arial" w:hAnsi="Arial" w:eastAsia="Arial" w:cs="Arial"/>
+          <w:noProof w:val="0"/>
+          <w:sz w:val="24"/>
+          <w:szCs w:val="24"/>
+          <w:lang w:val="es-ES"/>
+        </w:rPr>
+      </w:pPr>
+      <w:r>
+        <w:rPr>
+          <w:rFonts w:ascii="Arial" w:hAnsi="Arial" w:eastAsia="Arial" w:cs="Arial"/>
+          <w:b w:val="0"/>
+          <w:bCs w:val="0"/>
+          <w:noProof w:val="0"/>
+          <w:sz w:val="24"/>
+          <w:szCs w:val="24"/>
+          <w:lang w:val="es-ES"/>
+        </w:rPr>
+        <w:t>N</w:t>
+      </w:r>
+      <w:r>
+        <w:rPr>
+          <w:rFonts w:ascii="Arial" w:hAnsi="Arial" w:eastAsia="Arial" w:cs="Arial"/>
+          <w:b w:val="0"/>
+          <w:bCs w:val="0"/>
+          <w:noProof w:val="0"/>
+          <w:sz w:val="24"/>
+          <w:szCs w:val="24"/>
+          <w:lang w:val="es-ES"/>
+        </w:rPr>
+        <w:t>o, dependo del transporte público o de ir andando.</w:t>
+      </w:r>
+      <w:r>
+        <w:rPr>
+          <w:rFonts w:ascii="Arial" w:hAnsi="Arial" w:eastAsia="Arial" w:cs="Arial"/>
+          <w:noProof w:val="0"/>
+          <w:sz w:val="24"/>
+          <w:szCs w:val="24"/>
+          <w:lang w:val="es-ES"/>
+        </w:rPr>
+        <w:t xml:space="preserve"> </w:t>
+      </w:r>
+      <w:r>
+        <w:rPr>
+          <w:rFonts w:ascii="Arial" w:hAnsi="Arial" w:eastAsia="Arial" w:cs="Arial"/>
+          <w:i w:val="1"/>
+          <w:iCs w:val="1"/>
+          <w:noProof w:val="0"/>
+          <w:sz w:val="24"/>
+          <w:szCs w:val="24"/>
+          <w:lang w:val="es-ES"/>
+        </w:rPr>
+        <w:t>(El algoritmo debe penalizar severamente los municipios que tengan estas distancias altas, empujando la recomendación hacia distritos urbanos o pueblos cabecera de comarca)</w:t>
+      </w:r>
+      <w:r>
+        <w:rPr>
+          <w:rFonts w:ascii="Arial" w:hAnsi="Arial" w:eastAsia="Arial" w:cs="Arial"/>
+          <w:noProof w:val="0"/>
+          <w:sz w:val="24"/>
+          <w:szCs w:val="24"/>
+          <w:lang w:val="es-ES"/>
+        </w:rPr>
+        <w:t>.</w:t>
+      </w:r>
+    </w:p>
+    <w:p>
+      <w:pPr>
+        <w:spacing w:before="240" w:beforeAutospacing="off" w:after="240" w:afterAutospacing="off"/>
+        <w:rPr>
+          <w:rFonts w:ascii="Arial" w:hAnsi="Arial" w:eastAsia="Arial" w:cs="Arial"/>
+          <w:b w:val="1"/>
+          <w:bCs w:val="1"/>
+          <w:noProof w:val="0"/>
+          <w:sz w:val="24"/>
+          <w:szCs w:val="24"/>
+          <w:lang w:val="es-ES"/>
+        </w:rPr>
+      </w:pPr>
+      <w:r>
+        <w:rPr>
+          <w:rFonts w:ascii="Arial" w:hAnsi="Arial" w:eastAsia="Arial" w:cs="Arial"/>
+          <w:noProof w:val="0"/>
+          <w:sz w:val="24"/>
+          <w:szCs w:val="24"/>
+          <w:lang w:val="es-ES"/>
+        </w:rPr>
+        <w:t>¿Cómo describirías tus necesidades médicas o las de tu familia?</w:t>
+      </w:r>
+      <w:r>
+        <w:rPr>
+          <w:rFonts w:ascii="Arial" w:hAnsi="Arial" w:eastAsia="Arial" w:cs="Arial"/>
+          <w:noProof w:val="0"/>
+          <w:sz w:val="24"/>
+          <w:szCs w:val="24"/>
+          <w:lang w:val="es-ES"/>
+        </w:rPr>
+        <w:t xml:space="preserve"> </w:t>
+      </w:r>
+      <w:r>
+        <w:rPr>
+          <w:rFonts w:ascii="Arial" w:hAnsi="Arial" w:eastAsia="Arial" w:cs="Arial"/>
+          <w:b w:val="1"/>
+          <w:bCs w:val="1"/>
+          <w:noProof w:val="0"/>
+          <w:sz w:val="24"/>
+          <w:szCs w:val="24"/>
+          <w:lang w:val="es-ES"/>
+        </w:rPr>
+        <w:t>ratio_hospital</w:t>
+      </w:r>
+      <w:r>
+        <w:rPr>
+          <w:rFonts w:ascii="Arial" w:hAnsi="Arial" w:eastAsia="Arial" w:cs="Arial"/>
+          <w:b w:val="1"/>
+          <w:bCs w:val="1"/>
+          <w:noProof w:val="0"/>
+          <w:sz w:val="24"/>
+          <w:szCs w:val="24"/>
+          <w:lang w:val="es-ES"/>
+        </w:rPr>
+        <w:t xml:space="preserve"> / </w:t>
+      </w:r>
+      <w:r>
+        <w:rPr>
+          <w:rFonts w:ascii="Arial" w:hAnsi="Arial" w:eastAsia="Arial" w:cs="Arial"/>
+          <w:b w:val="1"/>
+          <w:bCs w:val="1"/>
+          <w:noProof w:val="0"/>
+          <w:sz w:val="24"/>
+          <w:szCs w:val="24"/>
+          <w:lang w:val="es-ES"/>
+        </w:rPr>
+        <w:t>ratio_centros_salud</w:t>
+      </w:r>
+      <w:r>
+        <w:rPr>
+          <w:rFonts w:ascii="Arial" w:hAnsi="Arial" w:eastAsia="Arial" w:cs="Arial"/>
+          <w:b w:val="1"/>
+          <w:bCs w:val="1"/>
+          <w:noProof w:val="0"/>
+          <w:sz w:val="24"/>
+          <w:szCs w:val="24"/>
+          <w:lang w:val="es-ES"/>
+        </w:rPr>
+        <w:t xml:space="preserve"> / </w:t>
+      </w:r>
+      <w:r>
+        <w:rPr>
+          <w:rFonts w:ascii="Arial" w:hAnsi="Arial" w:eastAsia="Arial" w:cs="Arial"/>
+          <w:b w:val="1"/>
+          <w:bCs w:val="1"/>
+          <w:noProof w:val="0"/>
+          <w:sz w:val="24"/>
+          <w:szCs w:val="24"/>
+          <w:lang w:val="es-ES"/>
+        </w:rPr>
+        <w:t>consultorio_local</w:t>
+      </w:r>
+      <w:r>
+        <w:rPr>
+          <w:rFonts w:ascii="Arial" w:hAnsi="Arial" w:eastAsia="Arial" w:cs="Arial"/>
+          <w:b w:val="1"/>
+          <w:bCs w:val="1"/>
+          <w:noProof w:val="0"/>
+          <w:sz w:val="24"/>
+          <w:szCs w:val="24"/>
+          <w:lang w:val="es-ES"/>
+        </w:rPr>
+        <w:t xml:space="preserve">  / distancia_hospital </w:t>
+      </w:r>
+    </w:p>
+    <w:p>
+      <w:pPr>
+        <w:pStyle w:val="ListParagraph"/>
+        <w:numPr>
+          <w:ilvl w:val="0"/>
+          <w:numId w:val="15"/>
+        </w:numPr>
+        <w:spacing w:before="240" w:beforeAutospacing="off" w:after="240" w:afterAutospacing="off"/>
+        <w:rPr>
+          <w:rFonts w:ascii="Arial" w:hAnsi="Arial" w:eastAsia="Arial" w:cs="Arial"/>
+          <w:i w:val="1"/>
+          <w:iCs w:val="1"/>
+          <w:noProof w:val="0"/>
+          <w:sz w:val="24"/>
+          <w:szCs w:val="24"/>
+          <w:lang w:val="es-ES"/>
+        </w:rPr>
+      </w:pPr>
+      <w:r>
+        <w:rPr>
+          <w:rFonts w:ascii="Arial" w:hAnsi="Arial" w:eastAsia="Arial" w:cs="Arial"/>
+          <w:noProof w:val="0"/>
+          <w:sz w:val="24"/>
+          <w:szCs w:val="24"/>
+          <w:lang w:val="es-ES"/>
+        </w:rPr>
+        <w:t xml:space="preserve">Necesito tener urgencias o un hospital muy cerca por cuestiones crónicas, edad o tranquilidad. </w:t>
+      </w:r>
+      <w:r>
+        <w:rPr>
+          <w:rFonts w:ascii="Arial" w:hAnsi="Arial" w:eastAsia="Arial" w:cs="Arial"/>
+          <w:i w:val="1"/>
+          <w:iCs w:val="1"/>
+          <w:noProof w:val="0"/>
+          <w:sz w:val="24"/>
+          <w:szCs w:val="24"/>
+          <w:lang w:val="es-ES"/>
+        </w:rPr>
+        <w:t xml:space="preserve">(Prioriza </w:t>
+      </w:r>
+      <w:r>
+        <w:rPr>
+          <w:rFonts w:ascii="Arial" w:hAnsi="Arial" w:eastAsia="Arial" w:cs="Arial"/>
+          <w:i w:val="1"/>
+          <w:iCs w:val="1"/>
+          <w:noProof w:val="0"/>
+          <w:sz w:val="24"/>
+          <w:szCs w:val="24"/>
+          <w:lang w:val="es-ES"/>
+        </w:rPr>
+        <w:t>el ratio</w:t>
+      </w:r>
+      <w:r>
+        <w:rPr>
+          <w:rFonts w:ascii="Arial" w:hAnsi="Arial" w:eastAsia="Arial" w:cs="Arial"/>
+          <w:i w:val="1"/>
+          <w:iCs w:val="1"/>
+          <w:noProof w:val="0"/>
+          <w:sz w:val="24"/>
+          <w:szCs w:val="24"/>
+          <w:lang w:val="es-ES"/>
+        </w:rPr>
+        <w:t xml:space="preserve"> máx y la distancia mínima al hospital)</w:t>
+      </w:r>
+    </w:p>
+    <w:p>
+      <w:pPr>
+        <w:pStyle w:val="ListParagraph"/>
+        <w:numPr>
+          <w:ilvl w:val="0"/>
+          <w:numId w:val="15"/>
+        </w:numPr>
+        <w:spacing w:before="240" w:beforeAutospacing="off" w:after="240" w:afterAutospacing="off"/>
+        <w:rPr>
+          <w:rFonts w:ascii="Arial" w:hAnsi="Arial" w:eastAsia="Arial" w:cs="Arial"/>
+          <w:noProof w:val="0"/>
+          <w:sz w:val="24"/>
+          <w:szCs w:val="24"/>
+          <w:lang w:val="es-ES"/>
+        </w:rPr>
+      </w:pPr>
+      <w:r>
+        <w:rPr>
+          <w:rFonts w:ascii="Arial" w:hAnsi="Arial" w:eastAsia="Arial" w:cs="Arial"/>
+          <w:noProof w:val="0"/>
+          <w:sz w:val="24"/>
+          <w:szCs w:val="24"/>
+          <w:lang w:val="es-ES"/>
+        </w:rPr>
+        <w:t xml:space="preserve">Para el día a día me basta con tener un centro de salud o un consultorio en </w:t>
+      </w:r>
+      <w:r>
+        <w:rPr>
+          <w:rFonts w:ascii="Arial" w:hAnsi="Arial" w:eastAsia="Arial" w:cs="Arial"/>
+          <w:noProof w:val="0"/>
+          <w:sz w:val="24"/>
+          <w:szCs w:val="24"/>
+          <w:lang w:val="es-ES"/>
+        </w:rPr>
+        <w:t>mi</w:t>
+      </w:r>
+      <w:r>
+        <w:rPr>
+          <w:rFonts w:ascii="Arial" w:hAnsi="Arial" w:eastAsia="Arial" w:cs="Arial"/>
+          <w:noProof w:val="0"/>
+          <w:sz w:val="24"/>
+          <w:szCs w:val="24"/>
+          <w:lang w:val="es-ES"/>
+        </w:rPr>
+        <w:t xml:space="preserve"> mismo barrio/pueblo para consultas rutinarias. </w:t>
+      </w:r>
+      <w:r>
+        <w:rPr>
+          <w:rFonts w:ascii="Arial" w:hAnsi="Arial" w:eastAsia="Arial" w:cs="Arial"/>
+          <w:i w:val="1"/>
+          <w:iCs w:val="1"/>
+          <w:noProof w:val="0"/>
+          <w:sz w:val="24"/>
+          <w:szCs w:val="24"/>
+          <w:lang w:val="es-ES"/>
+        </w:rPr>
+        <w:t xml:space="preserve">(Prioriza </w:t>
+      </w:r>
+      <w:r>
+        <w:rPr>
+          <w:rFonts w:ascii="Arial" w:hAnsi="Arial" w:eastAsia="Arial" w:cs="Arial"/>
+          <w:i w:val="1"/>
+          <w:iCs w:val="1"/>
+          <w:noProof w:val="0"/>
+          <w:sz w:val="24"/>
+          <w:szCs w:val="24"/>
+          <w:lang w:val="es-ES"/>
+        </w:rPr>
+        <w:t>que tengan consultorio local y ratio alto de centros de salud</w:t>
+      </w:r>
+      <w:r>
+        <w:rPr>
+          <w:rFonts w:ascii="Arial" w:hAnsi="Arial" w:eastAsia="Arial" w:cs="Arial"/>
+          <w:i w:val="1"/>
+          <w:iCs w:val="1"/>
+          <w:noProof w:val="0"/>
+          <w:sz w:val="24"/>
+          <w:szCs w:val="24"/>
+          <w:lang w:val="es-ES"/>
+        </w:rPr>
+        <w:t>)</w:t>
+      </w:r>
+      <w:r>
+        <w:rPr>
+          <w:rFonts w:ascii="Arial" w:hAnsi="Arial" w:eastAsia="Arial" w:cs="Arial"/>
+          <w:noProof w:val="0"/>
+          <w:sz w:val="24"/>
+          <w:szCs w:val="24"/>
+          <w:lang w:val="es-ES"/>
+        </w:rPr>
+        <w:t>.</w:t>
+      </w:r>
+    </w:p>
+    <w:p>
+      <w:pPr>
+        <w:pStyle w:val="ListParagraph"/>
+        <w:numPr>
+          <w:ilvl w:val="0"/>
+          <w:numId w:val="15"/>
+        </w:numPr>
+        <w:spacing w:before="240" w:beforeAutospacing="off" w:after="240" w:afterAutospacing="off"/>
+        <w:rPr>
+          <w:rFonts w:ascii="Arial" w:hAnsi="Arial" w:eastAsia="Arial" w:cs="Arial"/>
+          <w:noProof w:val="0"/>
+          <w:sz w:val="24"/>
+          <w:szCs w:val="24"/>
+          <w:lang w:val="es-ES"/>
+        </w:rPr>
+      </w:pPr>
+      <w:r>
+        <w:rPr>
+          <w:rFonts w:ascii="Arial" w:hAnsi="Arial" w:eastAsia="Arial" w:cs="Arial"/>
+          <w:noProof w:val="0"/>
+          <w:sz w:val="24"/>
+          <w:szCs w:val="24"/>
+          <w:lang w:val="es-ES"/>
+        </w:rPr>
+        <w:t xml:space="preserve">Voy muy poco al médico, no me importa tener que desplazarme a otro pueblo o distrito cuando lo necesite. </w:t>
+      </w:r>
+      <w:r>
+        <w:rPr>
+          <w:rFonts w:ascii="Arial" w:hAnsi="Arial" w:eastAsia="Arial" w:cs="Arial"/>
+          <w:i w:val="1"/>
+          <w:iCs w:val="1"/>
+          <w:noProof w:val="0"/>
+          <w:sz w:val="24"/>
+          <w:szCs w:val="24"/>
+          <w:lang w:val="es-ES"/>
+        </w:rPr>
+        <w:t>(Se le quita peso a estas variables de salud)</w:t>
+      </w:r>
+    </w:p>
+    <w:p>
+      <w:pPr>
+        <w:spacing w:before="240" w:beforeAutospacing="off" w:after="240" w:afterAutospacing="off"/>
+        <w:rPr>
+          <w:rFonts w:ascii="Arial" w:hAnsi="Arial" w:eastAsia="Arial" w:cs="Arial"/>
+          <w:noProof w:val="0"/>
+          <w:sz w:val="24"/>
+          <w:szCs w:val="24"/>
+          <w:lang w:val="es-ES"/>
+        </w:rPr>
+      </w:pPr>
+      <w:r>
+        <w:rPr>
+          <w:rFonts w:ascii="Arial" w:hAnsi="Arial" w:eastAsia="Arial" w:cs="Arial"/>
+          <w:noProof w:val="0"/>
+          <w:sz w:val="24"/>
+          <w:szCs w:val="24"/>
+          <w:lang w:val="es-ES"/>
+        </w:rPr>
+        <w:t>Respecto a tus ingresos, ¿qué porcentaje estás dispuesto a destinar al alquiler para vivir en la zona que deseas?</w:t>
+      </w:r>
+      <w:r>
+        <w:rPr>
+          <w:rFonts w:ascii="Arial" w:hAnsi="Arial" w:eastAsia="Arial" w:cs="Arial"/>
+          <w:noProof w:val="0"/>
+          <w:sz w:val="24"/>
+          <w:szCs w:val="24"/>
+          <w:lang w:val="es-ES"/>
+        </w:rPr>
+        <w:t xml:space="preserve"> </w:t>
+      </w:r>
+      <w:r>
+        <w:rPr>
+          <w:rFonts w:ascii="Arial" w:hAnsi="Arial" w:eastAsia="Arial" w:cs="Arial"/>
+          <w:b w:val="1"/>
+          <w:bCs w:val="1"/>
+          <w:noProof w:val="0"/>
+          <w:sz w:val="24"/>
+          <w:szCs w:val="24"/>
+          <w:lang w:val="es-ES"/>
+        </w:rPr>
+        <w:t>esfuerzo_alquiler</w:t>
+      </w:r>
+    </w:p>
+    <w:p>
+      <w:pPr>
+        <w:pStyle w:val="ListParagraph"/>
+        <w:numPr>
+          <w:ilvl w:val="0"/>
+          <w:numId w:val="20"/>
+        </w:numPr>
+        <w:spacing w:before="240" w:beforeAutospacing="off" w:after="240" w:afterAutospacing="off"/>
+        <w:rPr>
+          <w:rFonts w:ascii="Arial" w:hAnsi="Arial" w:eastAsia="Arial" w:cs="Arial"/>
+          <w:noProof w:val="0"/>
+          <w:sz w:val="24"/>
+          <w:szCs w:val="24"/>
+          <w:lang w:val="es-ES"/>
+        </w:rPr>
+      </w:pPr>
+      <w:r>
+        <w:rPr>
+          <w:rFonts w:ascii="Arial" w:hAnsi="Arial" w:eastAsia="Arial" w:cs="Arial"/>
+          <w:noProof w:val="0"/>
+          <w:sz w:val="24"/>
+          <w:szCs w:val="24"/>
+          <w:lang w:val="es-ES"/>
+        </w:rPr>
+        <w:t xml:space="preserve">Busco lo más económico posible, mi prioridad es ahorrar, aunque viva algo más lejos. (Filtra hacia clústeres con menor </w:t>
+      </w:r>
+      <w:r>
+        <w:rPr>
+          <w:rFonts w:ascii="Arial" w:hAnsi="Arial" w:eastAsia="Arial" w:cs="Arial"/>
+          <w:noProof w:val="0"/>
+          <w:sz w:val="24"/>
+          <w:szCs w:val="24"/>
+          <w:lang w:val="es-ES"/>
+        </w:rPr>
+        <w:t>esfuerzo de alquiler</w:t>
+      </w:r>
+      <w:r>
+        <w:rPr>
+          <w:rFonts w:ascii="Arial" w:hAnsi="Arial" w:eastAsia="Arial" w:cs="Arial"/>
+          <w:noProof w:val="0"/>
+          <w:sz w:val="24"/>
+          <w:szCs w:val="24"/>
+          <w:lang w:val="es-ES"/>
+        </w:rPr>
+        <w:t>).</w:t>
+      </w:r>
+    </w:p>
+    <w:p>
+      <w:pPr>
+        <w:pStyle w:val="ListParagraph"/>
+        <w:numPr>
+          <w:ilvl w:val="0"/>
+          <w:numId w:val="20"/>
+        </w:numPr>
+        <w:spacing w:before="240" w:beforeAutospacing="off" w:after="240" w:afterAutospacing="off"/>
+        <w:rPr>
+          <w:rFonts w:ascii="Arial" w:hAnsi="Arial" w:eastAsia="Arial" w:cs="Arial"/>
+          <w:noProof w:val="0"/>
+          <w:sz w:val="24"/>
+          <w:szCs w:val="24"/>
+          <w:lang w:val="es-ES"/>
+        </w:rPr>
+      </w:pPr>
+      <w:r>
+        <w:rPr>
+          <w:rFonts w:ascii="Arial" w:hAnsi="Arial" w:eastAsia="Arial" w:cs="Arial"/>
+          <w:noProof w:val="0"/>
+          <w:sz w:val="24"/>
+          <w:szCs w:val="24"/>
+          <w:lang w:val="es-ES"/>
+        </w:rPr>
+        <w:t>Un término medio. Puedo pagar un alquiler razonable por estar en un lugar que me guste.</w:t>
+      </w:r>
+    </w:p>
+    <w:p>
+      <w:pPr>
+        <w:pStyle w:val="ListParagraph"/>
+        <w:numPr>
+          <w:ilvl w:val="0"/>
+          <w:numId w:val="20"/>
+        </w:numPr>
+        <w:spacing w:before="240" w:beforeAutospacing="off" w:after="240" w:afterAutospacing="off"/>
+        <w:rPr>
+          <w:rFonts w:ascii="Arial" w:hAnsi="Arial" w:eastAsia="Arial" w:cs="Arial"/>
+          <w:noProof w:val="0"/>
+          <w:sz w:val="24"/>
+          <w:szCs w:val="24"/>
+          <w:lang w:val="es-ES"/>
+        </w:rPr>
+      </w:pPr>
+      <w:r>
+        <w:rPr>
+          <w:rFonts w:ascii="Arial" w:hAnsi="Arial" w:eastAsia="Arial" w:cs="Arial"/>
+          <w:noProof w:val="0"/>
+          <w:sz w:val="24"/>
+          <w:szCs w:val="24"/>
+          <w:lang w:val="es-ES"/>
+        </w:rPr>
+        <w:t xml:space="preserve">El presupuesto no es mi mayor limitación; prefiero pagar más por estar en mi zona ideal o distritos céntricos. (Filtra hacia zonas con </w:t>
+      </w:r>
+      <w:r>
+        <w:rPr>
+          <w:rFonts w:ascii="Arial" w:hAnsi="Arial" w:eastAsia="Arial" w:cs="Arial"/>
+          <w:noProof w:val="0"/>
+          <w:sz w:val="24"/>
+          <w:szCs w:val="24"/>
+          <w:lang w:val="es-ES"/>
+        </w:rPr>
+        <w:t xml:space="preserve">mayor </w:t>
+      </w:r>
+      <w:r>
+        <w:rPr>
+          <w:rFonts w:ascii="Arial" w:hAnsi="Arial" w:eastAsia="Arial" w:cs="Arial"/>
+          <w:noProof w:val="0"/>
+          <w:sz w:val="24"/>
+          <w:szCs w:val="24"/>
+          <w:lang w:val="es-ES"/>
+        </w:rPr>
+        <w:t>esfuerzo de alquiler</w:t>
+      </w:r>
+      <w:r>
+        <w:rPr>
+          <w:rFonts w:ascii="Arial" w:hAnsi="Arial" w:eastAsia="Arial" w:cs="Arial"/>
+          <w:noProof w:val="0"/>
+          <w:sz w:val="24"/>
+          <w:szCs w:val="24"/>
+          <w:lang w:val="es-ES"/>
+        </w:rPr>
+        <w:t>).</w:t>
+      </w:r>
+    </w:p>
+    <w:p>
+      <w:pPr>
+        <w:spacing w:before="240" w:beforeAutospacing="off" w:after="240" w:afterAutospacing="off"/>
+      </w:pPr>
+      <w:r>
+        <w:rPr>
+          <w:rFonts w:ascii="Arial" w:hAnsi="Arial" w:eastAsia="Arial" w:cs="Arial"/>
+          <w:noProof w:val="0"/>
+          <w:sz w:val="24"/>
+          <w:szCs w:val="24"/>
+          <w:lang w:val="es-ES"/>
+        </w:rPr>
+        <w:t>¿Qué tipo de entorno o economía local prefieres para tu día a día (o para tu pareja, si busca empleo)?</w:t>
+      </w:r>
+      <w:r>
+        <w:rPr>
+          <w:rFonts w:ascii="Arial" w:hAnsi="Arial" w:eastAsia="Arial" w:cs="Arial"/>
+          <w:noProof w:val="0"/>
+          <w:sz w:val="24"/>
+          <w:szCs w:val="24"/>
+          <w:lang w:val="es-ES"/>
+        </w:rPr>
+        <w:t xml:space="preserve"> </w:t>
+      </w:r>
+      <w:r>
+        <w:rPr>
+          <w:rFonts w:ascii="Arial" w:hAnsi="Arial" w:eastAsia="Arial" w:cs="Arial"/>
+          <w:b w:val="1"/>
+          <w:bCs w:val="1"/>
+          <w:noProof w:val="0"/>
+          <w:sz w:val="24"/>
+          <w:szCs w:val="24"/>
+          <w:lang w:val="es-ES"/>
+        </w:rPr>
+        <w:t>variables de contratos</w:t>
+      </w:r>
+    </w:p>
+    <w:p>
+      <w:pPr>
+        <w:pStyle w:val="ListParagraph"/>
+        <w:numPr>
+          <w:ilvl w:val="0"/>
+          <w:numId w:val="16"/>
+        </w:numPr>
+        <w:spacing w:before="240" w:beforeAutospacing="off" w:after="240" w:afterAutospacing="off"/>
+        <w:rPr>
+          <w:rFonts w:ascii="Arial" w:hAnsi="Arial" w:eastAsia="Arial" w:cs="Arial"/>
+          <w:noProof w:val="0"/>
+          <w:sz w:val="24"/>
+          <w:szCs w:val="24"/>
+          <w:lang w:val="es-ES"/>
+        </w:rPr>
+      </w:pPr>
+      <w:r>
+        <w:rPr>
+          <w:rFonts w:ascii="Arial" w:hAnsi="Arial" w:eastAsia="Arial" w:cs="Arial"/>
+          <w:noProof w:val="0"/>
+          <w:sz w:val="24"/>
+          <w:szCs w:val="24"/>
+          <w:lang w:val="es-ES"/>
+        </w:rPr>
+        <w:t xml:space="preserve">Un entorno puramente rural, rodeado de naturaleza o actividad agraria. </w:t>
+      </w:r>
+      <w:r>
+        <w:rPr>
+          <w:rFonts w:ascii="Arial" w:hAnsi="Arial" w:eastAsia="Arial" w:cs="Arial"/>
+          <w:i w:val="1"/>
+          <w:iCs w:val="1"/>
+          <w:noProof w:val="0"/>
+          <w:sz w:val="24"/>
+          <w:szCs w:val="24"/>
+          <w:lang w:val="es-ES"/>
+        </w:rPr>
+        <w:t xml:space="preserve">(Sube el peso de </w:t>
+      </w:r>
+      <w:r>
+        <w:rPr>
+          <w:rFonts w:ascii="Consolas" w:hAnsi="Consolas" w:eastAsia="Consolas" w:cs="Consolas"/>
+          <w:i w:val="1"/>
+          <w:iCs w:val="1"/>
+          <w:noProof w:val="0"/>
+          <w:sz w:val="24"/>
+          <w:szCs w:val="24"/>
+          <w:lang w:val="es-ES"/>
+        </w:rPr>
+        <w:t>pct_contratos_agricultura</w:t>
+      </w:r>
+      <w:r>
+        <w:rPr>
+          <w:rFonts w:ascii="Arial" w:hAnsi="Arial" w:eastAsia="Arial" w:cs="Arial"/>
+          <w:i w:val="1"/>
+          <w:iCs w:val="1"/>
+          <w:noProof w:val="0"/>
+          <w:sz w:val="24"/>
+          <w:szCs w:val="24"/>
+          <w:lang w:val="es-ES"/>
+        </w:rPr>
+        <w:t>)</w:t>
+      </w:r>
+      <w:r>
+        <w:rPr>
+          <w:rFonts w:ascii="Arial" w:hAnsi="Arial" w:eastAsia="Arial" w:cs="Arial"/>
+          <w:noProof w:val="0"/>
+          <w:sz w:val="24"/>
+          <w:szCs w:val="24"/>
+          <w:lang w:val="es-ES"/>
+        </w:rPr>
+        <w:t>.</w:t>
+      </w:r>
+    </w:p>
+    <w:p>
+      <w:pPr>
+        <w:pStyle w:val="ListParagraph"/>
+        <w:numPr>
+          <w:ilvl w:val="0"/>
+          <w:numId w:val="16"/>
+        </w:numPr>
+        <w:spacing w:before="240" w:beforeAutospacing="off" w:after="240" w:afterAutospacing="off"/>
+        <w:rPr>
+          <w:rFonts w:ascii="Arial" w:hAnsi="Arial" w:eastAsia="Arial" w:cs="Arial"/>
+          <w:noProof w:val="0"/>
+          <w:sz w:val="24"/>
+          <w:szCs w:val="24"/>
+          <w:lang w:val="es-ES"/>
+        </w:rPr>
+      </w:pPr>
+      <w:r>
+        <w:rPr>
+          <w:rFonts w:ascii="Arial" w:hAnsi="Arial" w:eastAsia="Arial" w:cs="Arial"/>
+          <w:noProof w:val="0"/>
+          <w:sz w:val="24"/>
+          <w:szCs w:val="24"/>
+          <w:lang w:val="es-ES"/>
+        </w:rPr>
+        <w:t xml:space="preserve">Un municipio con mucho comercio, hostelería y vida en la calle. </w:t>
+      </w:r>
+      <w:r>
+        <w:rPr>
+          <w:rFonts w:ascii="Arial" w:hAnsi="Arial" w:eastAsia="Arial" w:cs="Arial"/>
+          <w:i w:val="1"/>
+          <w:iCs w:val="1"/>
+          <w:noProof w:val="0"/>
+          <w:sz w:val="24"/>
+          <w:szCs w:val="24"/>
+          <w:lang w:val="es-ES"/>
+        </w:rPr>
+        <w:t xml:space="preserve">(Sube el peso de </w:t>
+      </w:r>
+      <w:r>
+        <w:rPr>
+          <w:rFonts w:ascii="Consolas" w:hAnsi="Consolas" w:eastAsia="Consolas" w:cs="Consolas"/>
+          <w:i w:val="1"/>
+          <w:iCs w:val="1"/>
+          <w:noProof w:val="0"/>
+          <w:sz w:val="24"/>
+          <w:szCs w:val="24"/>
+          <w:lang w:val="es-ES"/>
+        </w:rPr>
+        <w:t>pct_contratos_servicios</w:t>
+      </w:r>
+      <w:r>
+        <w:rPr>
+          <w:rFonts w:ascii="Arial" w:hAnsi="Arial" w:eastAsia="Arial" w:cs="Arial"/>
+          <w:i w:val="1"/>
+          <w:iCs w:val="1"/>
+          <w:noProof w:val="0"/>
+          <w:sz w:val="24"/>
+          <w:szCs w:val="24"/>
+          <w:lang w:val="es-ES"/>
+        </w:rPr>
+        <w:t>)</w:t>
+      </w:r>
+      <w:r>
+        <w:rPr>
+          <w:rFonts w:ascii="Arial" w:hAnsi="Arial" w:eastAsia="Arial" w:cs="Arial"/>
+          <w:noProof w:val="0"/>
+          <w:sz w:val="24"/>
+          <w:szCs w:val="24"/>
+          <w:lang w:val="es-ES"/>
+        </w:rPr>
+        <w:t>.</w:t>
+      </w:r>
+    </w:p>
+    <w:p>
+      <w:pPr>
+        <w:pStyle w:val="ListParagraph"/>
+        <w:numPr>
+          <w:ilvl w:val="0"/>
+          <w:numId w:val="16"/>
+        </w:numPr>
+        <w:spacing w:before="240" w:beforeAutospacing="off" w:after="240" w:afterAutospacing="off"/>
+        <w:rPr>
+          <w:rFonts w:ascii="Arial" w:hAnsi="Arial" w:eastAsia="Arial" w:cs="Arial"/>
+          <w:noProof w:val="0"/>
+          <w:sz w:val="24"/>
+          <w:szCs w:val="24"/>
+          <w:lang w:val="es-ES"/>
+        </w:rPr>
+      </w:pPr>
+      <w:r>
+        <w:rPr>
+          <w:rFonts w:ascii="Arial" w:hAnsi="Arial" w:eastAsia="Arial" w:cs="Arial"/>
+          <w:noProof w:val="0"/>
+          <w:sz w:val="24"/>
+          <w:szCs w:val="24"/>
+          <w:lang w:val="es-ES"/>
+        </w:rPr>
+        <w:t xml:space="preserve">Una zona con tejido industrial o de empresas, me da igual si es menos "pintoresco". </w:t>
+      </w:r>
+      <w:r>
+        <w:rPr>
+          <w:rFonts w:ascii="Arial" w:hAnsi="Arial" w:eastAsia="Arial" w:cs="Arial"/>
+          <w:i w:val="1"/>
+          <w:iCs w:val="1"/>
+          <w:noProof w:val="0"/>
+          <w:sz w:val="24"/>
+          <w:szCs w:val="24"/>
+          <w:lang w:val="es-ES"/>
+        </w:rPr>
+        <w:t xml:space="preserve">(Sube el peso de </w:t>
+      </w:r>
+      <w:r>
+        <w:rPr>
+          <w:rFonts w:ascii="Consolas" w:hAnsi="Consolas" w:eastAsia="Consolas" w:cs="Consolas"/>
+          <w:i w:val="1"/>
+          <w:iCs w:val="1"/>
+          <w:noProof w:val="0"/>
+          <w:sz w:val="24"/>
+          <w:szCs w:val="24"/>
+          <w:lang w:val="es-ES"/>
+        </w:rPr>
+        <w:t>pct_contratos_industria</w:t>
+      </w:r>
+      <w:r>
+        <w:rPr>
+          <w:rFonts w:ascii="Arial" w:hAnsi="Arial" w:eastAsia="Arial" w:cs="Arial"/>
+          <w:i w:val="1"/>
+          <w:iCs w:val="1"/>
+          <w:noProof w:val="0"/>
+          <w:sz w:val="24"/>
+          <w:szCs w:val="24"/>
+          <w:lang w:val="es-ES"/>
+        </w:rPr>
+        <w:t>)</w:t>
+      </w:r>
+      <w:r>
+        <w:rPr>
+          <w:rFonts w:ascii="Arial" w:hAnsi="Arial" w:eastAsia="Arial" w:cs="Arial"/>
+          <w:noProof w:val="0"/>
+          <w:sz w:val="24"/>
+          <w:szCs w:val="24"/>
+          <w:lang w:val="es-ES"/>
+        </w:rPr>
+        <w:t>.</w:t>
+      </w:r>
+    </w:p>
+    <w:p>
+      <w:pPr>
+        <w:pStyle w:val="ListParagraph"/>
+        <w:numPr>
+          <w:ilvl w:val="0"/>
+          <w:numId w:val="16"/>
+        </w:numPr>
+        <w:spacing w:before="240" w:beforeAutospacing="off" w:after="240" w:afterAutospacing="off"/>
+        <w:rPr>
+          <w:rFonts w:ascii="Arial" w:hAnsi="Arial" w:eastAsia="Arial" w:cs="Arial"/>
+          <w:noProof w:val="0"/>
+          <w:sz w:val="24"/>
+          <w:szCs w:val="24"/>
+          <w:lang w:val="es-ES"/>
+        </w:rPr>
+      </w:pPr>
+      <w:r>
+        <w:rPr>
+          <w:rFonts w:ascii="Arial" w:hAnsi="Arial" w:eastAsia="Arial" w:cs="Arial"/>
+          <w:noProof w:val="0"/>
+          <w:sz w:val="24"/>
+          <w:szCs w:val="24"/>
+          <w:lang w:val="es-ES"/>
+        </w:rPr>
+        <w:t xml:space="preserve">Me es indiferente, yo me quedo en casa teletrabajando. </w:t>
+      </w:r>
+      <w:r>
+        <w:rPr>
+          <w:rFonts w:ascii="Arial" w:hAnsi="Arial" w:eastAsia="Arial" w:cs="Arial"/>
+          <w:i w:val="1"/>
+          <w:iCs w:val="1"/>
+          <w:noProof w:val="0"/>
+          <w:sz w:val="24"/>
+          <w:szCs w:val="24"/>
+          <w:lang w:val="es-ES"/>
+        </w:rPr>
+        <w:t xml:space="preserve">(El algoritmo usa las variables solo para el </w:t>
+      </w:r>
+      <w:r>
+        <w:rPr>
+          <w:rFonts w:ascii="Arial" w:hAnsi="Arial" w:eastAsia="Arial" w:cs="Arial"/>
+          <w:i w:val="1"/>
+          <w:iCs w:val="1"/>
+          <w:noProof w:val="0"/>
+          <w:sz w:val="24"/>
+          <w:szCs w:val="24"/>
+          <w:lang w:val="es-ES"/>
+        </w:rPr>
+        <w:t>clustering</w:t>
+      </w:r>
+      <w:r>
+        <w:rPr>
+          <w:rFonts w:ascii="Arial" w:hAnsi="Arial" w:eastAsia="Arial" w:cs="Arial"/>
+          <w:i w:val="1"/>
+          <w:iCs w:val="1"/>
+          <w:noProof w:val="0"/>
+          <w:sz w:val="24"/>
+          <w:szCs w:val="24"/>
+          <w:lang w:val="es-ES"/>
+        </w:rPr>
+        <w:t xml:space="preserve"> base, sin darle peso extra a las preferencias)</w:t>
+      </w:r>
+      <w:r>
+        <w:rPr>
+          <w:rFonts w:ascii="Arial" w:hAnsi="Arial" w:eastAsia="Arial" w:cs="Arial"/>
+          <w:noProof w:val="0"/>
+          <w:sz w:val="24"/>
+          <w:szCs w:val="24"/>
+          <w:lang w:val="es-ES"/>
+        </w:rPr>
+        <w:t>.</w:t>
+      </w:r>
+    </w:p>
+    <w:p>
+      <w:pPr>
+        <w:pStyle w:val="Normal"/>
+        <w:spacing w:before="240" w:beforeAutospacing="off" w:after="240" w:afterAutospacing="off"/>
+        <w:ind w:left="0"/>
+        <w:rPr>
+          <w:b w:val="1"/>
+          <w:bCs w:val="1"/>
+          <w:noProof w:val="0"/>
+          <w:u w:val="none"/>
+          <w:lang w:val="es-ES"/>
+        </w:rPr>
+      </w:pPr>
+      <w:r>
+        <w:rPr>
+          <w:noProof w:val="0"/>
+          <w:lang w:val="es-ES"/>
+        </w:rPr>
+        <w:t xml:space="preserve"> ¿En qué tipo de comunidad te sentirías más a gusto? </w:t>
+      </w:r>
+      <w:r>
+        <w:rPr>
+          <w:noProof w:val="0"/>
+          <w:u w:val="single"/>
+          <w:lang w:val="es-ES"/>
+        </w:rPr>
+        <w:t>(</w:t>
+      </w:r>
+      <w:bookmarkStart w:name="_Int_BbBRSYde" w:id="1961608475"/>
+      <w:r>
+        <w:rPr>
+          <w:noProof w:val="0"/>
+          <w:u w:val="single"/>
+          <w:lang w:val="es-ES"/>
+        </w:rPr>
+        <w:t>Se reformula o se quita?</w:t>
+      </w:r>
+      <w:r>
+        <w:rPr>
+          <w:noProof w:val="0"/>
+          <w:u w:val="single"/>
+          <w:lang w:val="es-ES"/>
+        </w:rPr>
+        <w:t>??</w:t>
+      </w:r>
+      <w:bookmarkEnd w:id="1961608475"/>
+      <w:r>
+        <w:rPr>
+          <w:noProof w:val="0"/>
+          <w:u w:val="single"/>
+          <w:lang w:val="es-ES"/>
+        </w:rPr>
+        <w:t>)</w:t>
+      </w:r>
+      <w:r>
+        <w:rPr>
+          <w:noProof w:val="0"/>
+          <w:u w:val="single"/>
+          <w:lang w:val="es-ES"/>
+        </w:rPr>
+        <w:t xml:space="preserve"> </w:t>
+      </w:r>
+      <w:r>
+        <w:rPr>
+          <w:b w:val="1"/>
+          <w:bCs w:val="1"/>
+          <w:noProof w:val="0"/>
+          <w:u w:val="none"/>
+          <w:lang w:val="es-ES"/>
+        </w:rPr>
+        <w:t>indice_envejecimiento</w:t>
+      </w:r>
+      <w:r>
+        <w:rPr>
+          <w:b w:val="1"/>
+          <w:bCs w:val="1"/>
+          <w:noProof w:val="0"/>
+          <w:u w:val="none"/>
+          <w:lang w:val="es-ES"/>
+        </w:rPr>
+        <w:t xml:space="preserve"> / pct_extranjeros</w:t>
+      </w:r>
+    </w:p>
+    <w:p>
+      <w:pPr>
+        <w:pStyle w:val="ListParagraph"/>
+        <w:numPr>
+          <w:ilvl w:val="0"/>
+          <w:numId w:val="16"/>
+        </w:numPr>
+        <w:spacing w:before="240" w:beforeAutospacing="off" w:after="240" w:afterAutospacing="off"/>
+        <w:rPr>
+          <w:noProof w:val="0"/>
+          <w:lang w:val="es-ES"/>
+        </w:rPr>
+      </w:pPr>
+      <w:r>
+        <w:rPr>
+          <w:noProof w:val="0"/>
+          <w:lang w:val="es-ES"/>
+        </w:rPr>
+        <w:t xml:space="preserve">Un vecindario joven, dinámico y multicultural. (Filtra hacia bajo </w:t>
+      </w:r>
+      <w:r>
+        <w:rPr>
+          <w:rFonts w:ascii="Consolas" w:hAnsi="Consolas" w:eastAsia="Consolas" w:cs="Consolas"/>
+          <w:noProof w:val="0"/>
+          <w:lang w:val="es-ES"/>
+        </w:rPr>
+        <w:t>indice_envejecimiento</w:t>
+      </w:r>
+      <w:r>
+        <w:rPr>
+          <w:noProof w:val="0"/>
+          <w:lang w:val="es-ES"/>
+        </w:rPr>
+        <w:t xml:space="preserve"> y mayor </w:t>
+      </w:r>
+      <w:r>
+        <w:rPr>
+          <w:rFonts w:ascii="Consolas" w:hAnsi="Consolas" w:eastAsia="Consolas" w:cs="Consolas"/>
+          <w:noProof w:val="0"/>
+          <w:lang w:val="es-ES"/>
+        </w:rPr>
+        <w:t>pct_extranjeros</w:t>
+      </w:r>
+      <w:r>
+        <w:rPr>
+          <w:noProof w:val="0"/>
+          <w:lang w:val="es-ES"/>
+        </w:rPr>
+        <w:t>).</w:t>
+      </w:r>
+    </w:p>
+    <w:p>
+      <w:pPr>
+        <w:pStyle w:val="ListParagraph"/>
+        <w:numPr>
+          <w:ilvl w:val="0"/>
+          <w:numId w:val="16"/>
+        </w:numPr>
+        <w:spacing w:before="240" w:beforeAutospacing="off" w:after="240" w:afterAutospacing="off"/>
+        <w:rPr>
+          <w:noProof w:val="0"/>
+          <w:lang w:val="es-ES"/>
+        </w:rPr>
+      </w:pPr>
+      <w:r>
+        <w:rPr>
+          <w:noProof w:val="0"/>
+          <w:lang w:val="es-ES"/>
+        </w:rPr>
+        <w:t xml:space="preserve">Un entorno maduro y tradicional, ideal para asentar raíces de forma pausada. (Filtra hacia clústeres con mayor </w:t>
+      </w:r>
+      <w:r>
+        <w:rPr>
+          <w:rFonts w:ascii="Consolas" w:hAnsi="Consolas" w:eastAsia="Consolas" w:cs="Consolas"/>
+          <w:noProof w:val="0"/>
+          <w:lang w:val="es-ES"/>
+        </w:rPr>
+        <w:t>indice_envejecimiento</w:t>
+      </w:r>
+      <w:r>
+        <w:rPr>
+          <w:noProof w:val="0"/>
+          <w:lang w:val="es-ES"/>
+        </w:rPr>
+        <w:t>).</w:t>
+      </w:r>
+    </w:p>
+    <w:p>
+      <w:pPr>
+        <w:pStyle w:val="ListParagraph"/>
+        <w:numPr>
+          <w:ilvl w:val="0"/>
+          <w:numId w:val="16"/>
+        </w:numPr>
+        <w:spacing w:before="240" w:beforeAutospacing="off" w:after="240" w:afterAutospacing="off"/>
+        <w:rPr>
+          <w:noProof w:val="0"/>
+          <w:lang w:val="es-ES"/>
+        </w:rPr>
+      </w:pPr>
+      <w:r>
+        <w:rPr>
+          <w:noProof w:val="0"/>
+          <w:lang w:val="es-ES"/>
+        </w:rPr>
+        <w:t>Me es indiferente, me adapto al perfil de mis vecinos.</w:t>
+      </w:r>
+    </w:p>
+    <w:p>
+      <w:pPr>
+        <w:pStyle w:val="Normal"/>
+        <w:suppressLineNumbers w:val="0"/>
+        <w:bidi w:val="0"/>
+        <w:spacing w:before="240" w:beforeAutospacing="off" w:after="240" w:afterAutospacing="off" w:line="279" w:lineRule="auto"/>
+        <w:ind w:left="0" w:right="0"/>
+        <w:jc w:val="left"/>
+        <w:rPr>
+          <w:rFonts w:ascii="Arial" w:hAnsi="Arial" w:eastAsia="Arial" w:cs="Arial"/>
+          <w:noProof w:val="0"/>
+          <w:sz w:val="22"/>
+          <w:szCs w:val="22"/>
+          <w:lang w:val="es-ES"/>
+        </w:rPr>
+      </w:pPr>
+      <w:r>
+        <w:rPr>
+          <w:rFonts w:ascii="Arial" w:hAnsi="Arial" w:eastAsia="Arial" w:cs="Arial"/>
+          <w:i w:val="1"/>
+          <w:iCs w:val="1"/>
+          <w:noProof w:val="0"/>
+          <w:sz w:val="24"/>
+          <w:szCs w:val="24"/>
+          <w:lang w:val="es-ES"/>
+        </w:rPr>
+        <w:t>(Solo para distritos)</w:t>
+      </w:r>
+      <w:r>
+        <w:rPr>
+          <w:rFonts w:ascii="Arial" w:hAnsi="Arial" w:eastAsia="Arial" w:cs="Arial"/>
+          <w:noProof w:val="0"/>
+          <w:sz w:val="24"/>
+          <w:szCs w:val="24"/>
+          <w:lang w:val="es-ES"/>
+        </w:rPr>
+        <w:t xml:space="preserve"> ¿Cómo de importante es para ti tener grandes parques o zonas verdes cerca de casa?</w:t>
+      </w:r>
+      <w:r>
+        <w:rPr>
+          <w:rFonts w:ascii="Arial" w:hAnsi="Arial" w:eastAsia="Arial" w:cs="Arial"/>
+          <w:b w:val="1"/>
+          <w:bCs w:val="1"/>
+          <w:noProof w:val="0"/>
+          <w:sz w:val="24"/>
+          <w:szCs w:val="24"/>
+          <w:lang w:val="es-ES"/>
+        </w:rPr>
+        <w:t xml:space="preserve"> zonas verdes </w:t>
+      </w:r>
+    </w:p>
+    <w:p>
+      <w:pPr>
+        <w:pStyle w:val="ListParagraph"/>
+        <w:numPr>
+          <w:ilvl w:val="0"/>
+          <w:numId w:val="17"/>
+        </w:numPr>
+        <w:spacing w:before="240" w:beforeAutospacing="off" w:after="240" w:afterAutospacing="off"/>
+        <w:rPr>
+          <w:rFonts w:ascii="Arial" w:hAnsi="Arial" w:eastAsia="Arial" w:cs="Arial"/>
+          <w:noProof w:val="0"/>
+          <w:sz w:val="24"/>
+          <w:szCs w:val="24"/>
+          <w:lang w:val="es-ES"/>
+        </w:rPr>
+      </w:pPr>
+      <w:r>
+        <w:rPr>
+          <w:rFonts w:ascii="Arial" w:hAnsi="Arial" w:eastAsia="Arial" w:cs="Arial"/>
+          <w:noProof w:val="0"/>
+          <w:sz w:val="24"/>
+          <w:szCs w:val="24"/>
+          <w:lang w:val="es-ES"/>
+        </w:rPr>
+        <w:t xml:space="preserve">Fundamental, necesito verde cerca para pasear, hacer deporte o salir con el perro. </w:t>
+      </w:r>
+      <w:r>
+        <w:rPr>
+          <w:rFonts w:ascii="Arial" w:hAnsi="Arial" w:eastAsia="Arial" w:cs="Arial"/>
+          <w:i w:val="1"/>
+          <w:iCs w:val="1"/>
+          <w:noProof w:val="0"/>
+          <w:sz w:val="24"/>
+          <w:szCs w:val="24"/>
+          <w:lang w:val="es-ES"/>
+        </w:rPr>
+        <w:t>(Filtra hacia distritos con alta dotación de zonas verdes)</w:t>
+      </w:r>
+      <w:r>
+        <w:rPr>
+          <w:rFonts w:ascii="Arial" w:hAnsi="Arial" w:eastAsia="Arial" w:cs="Arial"/>
+          <w:noProof w:val="0"/>
+          <w:sz w:val="24"/>
+          <w:szCs w:val="24"/>
+          <w:lang w:val="es-ES"/>
+        </w:rPr>
+        <w:t>.</w:t>
+      </w:r>
+    </w:p>
+    <w:p>
+      <w:pPr>
+        <w:pStyle w:val="ListParagraph"/>
+        <w:numPr>
+          <w:ilvl w:val="0"/>
+          <w:numId w:val="17"/>
+        </w:numPr>
+        <w:spacing w:before="240" w:beforeAutospacing="off" w:after="240" w:afterAutospacing="off"/>
+        <w:rPr>
+          <w:rFonts w:ascii="Arial" w:hAnsi="Arial" w:eastAsia="Arial" w:cs="Arial"/>
+          <w:noProof w:val="0"/>
+          <w:sz w:val="24"/>
+          <w:szCs w:val="24"/>
+          <w:lang w:val="es-ES"/>
+        </w:rPr>
+      </w:pPr>
+      <w:r>
+        <w:rPr>
+          <w:rFonts w:ascii="Arial" w:hAnsi="Arial" w:eastAsia="Arial" w:cs="Arial"/>
+          <w:noProof w:val="0"/>
+          <w:sz w:val="24"/>
+          <w:szCs w:val="24"/>
+          <w:lang w:val="es-ES"/>
+        </w:rPr>
+        <w:t>Está bien, pero prefiero sacrificar el parque si a cambio estoy más céntrico o tengo el alquiler más barato.</w:t>
+      </w:r>
+    </w:p>
+    <w:p>
+      <w:pPr>
+        <w:pStyle w:val="ListParagraph"/>
+        <w:numPr>
+          <w:ilvl w:val="0"/>
+          <w:numId w:val="17"/>
+        </w:numPr>
+        <w:spacing w:before="240" w:beforeAutospacing="off" w:after="240" w:afterAutospacing="off"/>
+        <w:rPr>
+          <w:rFonts w:ascii="Arial" w:hAnsi="Arial" w:eastAsia="Arial" w:cs="Arial"/>
+          <w:noProof w:val="0"/>
+          <w:sz w:val="24"/>
+          <w:szCs w:val="24"/>
+          <w:lang w:val="es-ES"/>
+        </w:rPr>
+      </w:pPr>
+      <w:r>
+        <w:rPr>
+          <w:rFonts w:ascii="Arial" w:hAnsi="Arial" w:eastAsia="Arial" w:cs="Arial"/>
+          <w:noProof w:val="0"/>
+          <w:sz w:val="24"/>
+          <w:szCs w:val="24"/>
+          <w:lang w:val="es-ES"/>
+        </w:rPr>
+        <w:t>Me es indiferente.</w:t>
+      </w:r>
     </w:p>
     <w:p>
       <w:pPr>
         <w:spacing w:after="0"/>
         <w:rPr>
-          <w:rFonts w:ascii="Arial" w:eastAsia="Arial" w:hAnsi="Arial" w:cs="Arial"/>
-          <w:b/>
-          <w:bCs/>
-          <w:color w:val="000000" w:themeColor="text1"/>
+          <w:rFonts w:ascii="Arial" w:hAnsi="Arial" w:eastAsia="Arial" w:cs="Arial"/>
+          <w:b w:val="1"/>
+          <w:bCs w:val="1"/>
+          <w:color w:val="000000" w:themeColor="text1" w:themeTint="FF" w:themeShade="FF"/>
           <w:sz w:val="26"/>
           <w:szCs w:val="26"/>
         </w:rPr>
@@ -382,7 +2086,7 @@
       <w:pPr>
         <w:spacing w:after="0"/>
         <w:rPr>
-          <w:rFonts w:ascii="Arial" w:eastAsia="Arial" w:hAnsi="Arial" w:cs="Arial"/>
+          <w:rFonts w:ascii="Arial" w:hAnsi="Arial" w:eastAsia="Arial" w:cs="Arial"/>
           <w:b/>
           <w:bCs/>
           <w:color w:val="000000" w:themeColor="text1"/>
@@ -395,7 +2099,7 @@
       <w:pPr>
         <w:spacing w:after="0"/>
         <w:rPr>
-          <w:rFonts w:ascii="Arial" w:eastAsia="Arial" w:hAnsi="Arial" w:cs="Arial"/>
+          <w:rFonts w:ascii="Arial" w:hAnsi="Arial" w:eastAsia="Arial" w:cs="Arial"/>
           <w:b/>
           <w:bCs/>
           <w:color w:val="000000" w:themeColor="text1"/>
@@ -408,7 +2112,7 @@
       <w:pPr>
         <w:spacing w:after="0"/>
         <w:rPr>
-          <w:rFonts w:ascii="Arial" w:eastAsia="Arial" w:hAnsi="Arial" w:cs="Arial"/>
+          <w:rFonts w:ascii="Arial" w:hAnsi="Arial" w:eastAsia="Arial" w:cs="Arial"/>
           <w:b/>
           <w:bCs/>
           <w:color w:val="000000" w:themeColor="text1"/>
@@ -421,7 +2125,7 @@
       <w:pPr>
         <w:spacing w:after="0"/>
         <w:rPr>
-          <w:rFonts w:ascii="Arial" w:eastAsia="Arial" w:hAnsi="Arial" w:cs="Arial"/>
+          <w:rFonts w:ascii="Arial" w:hAnsi="Arial" w:eastAsia="Arial" w:cs="Arial"/>
           <w:b/>
           <w:bCs/>
           <w:color w:val="000000" w:themeColor="text1"/>
@@ -434,7 +2138,7 @@
       <w:pPr>
         <w:spacing w:after="0"/>
         <w:rPr>
-          <w:rFonts w:ascii="Arial" w:eastAsia="Arial" w:hAnsi="Arial" w:cs="Arial"/>
+          <w:rFonts w:ascii="Arial" w:hAnsi="Arial" w:eastAsia="Arial" w:cs="Arial"/>
           <w:b/>
           <w:bCs/>
           <w:color w:val="000000" w:themeColor="text1"/>
@@ -447,7 +2151,7 @@
       <w:pPr>
         <w:spacing w:after="0"/>
         <w:rPr>
-          <w:rFonts w:ascii="Arial" w:eastAsia="Arial" w:hAnsi="Arial" w:cs="Arial"/>
+          <w:rFonts w:ascii="Arial" w:hAnsi="Arial" w:eastAsia="Arial" w:cs="Arial"/>
           <w:b/>
           <w:bCs/>
           <w:color w:val="000000" w:themeColor="text1"/>
@@ -460,7 +2164,7 @@
       <w:pPr>
         <w:spacing w:after="0"/>
         <w:rPr>
-          <w:rFonts w:ascii="Arial" w:eastAsia="Arial" w:hAnsi="Arial" w:cs="Arial"/>
+          <w:rFonts w:ascii="Arial" w:hAnsi="Arial" w:eastAsia="Arial" w:cs="Arial"/>
           <w:b/>
           <w:bCs/>
           <w:color w:val="000000" w:themeColor="text1"/>
@@ -473,7 +2177,7 @@
       <w:pPr>
         <w:spacing w:after="0"/>
         <w:rPr>
-          <w:rFonts w:ascii="Arial" w:eastAsia="Arial" w:hAnsi="Arial" w:cs="Arial"/>
+          <w:rFonts w:ascii="Arial" w:hAnsi="Arial" w:eastAsia="Arial" w:cs="Arial"/>
           <w:b/>
           <w:bCs/>
           <w:color w:val="000000" w:themeColor="text1"/>
@@ -486,7 +2190,7 @@
       <w:pPr>
         <w:spacing w:after="0"/>
         <w:rPr>
-          <w:rFonts w:ascii="Arial" w:eastAsia="Arial" w:hAnsi="Arial" w:cs="Arial"/>
+          <w:rFonts w:ascii="Arial" w:hAnsi="Arial" w:eastAsia="Arial" w:cs="Arial"/>
           <w:b/>
           <w:bCs/>
           <w:color w:val="000000" w:themeColor="text1"/>
@@ -499,7 +2203,7 @@
       <w:pPr>
         <w:spacing w:after="0"/>
         <w:rPr>
-          <w:rFonts w:ascii="Arial" w:eastAsia="Arial" w:hAnsi="Arial" w:cs="Arial"/>
+          <w:rFonts w:ascii="Arial" w:hAnsi="Arial" w:eastAsia="Arial" w:cs="Arial"/>
           <w:b/>
           <w:bCs/>
           <w:color w:val="000000" w:themeColor="text1"/>
@@ -512,7 +2216,7 @@
       <w:pPr>
         <w:spacing w:after="0"/>
         <w:rPr>
-          <w:rFonts w:ascii="Arial" w:eastAsia="Arial" w:hAnsi="Arial" w:cs="Arial"/>
+          <w:rFonts w:ascii="Arial" w:hAnsi="Arial" w:eastAsia="Arial" w:cs="Arial"/>
           <w:b/>
           <w:bCs/>
           <w:color w:val="000000" w:themeColor="text1"/>
@@ -525,7 +2229,7 @@
       <w:pPr>
         <w:spacing w:after="0"/>
         <w:rPr>
-          <w:rFonts w:ascii="Arial" w:eastAsia="Arial" w:hAnsi="Arial" w:cs="Arial"/>
+          <w:rFonts w:ascii="Arial" w:hAnsi="Arial" w:eastAsia="Arial" w:cs="Arial"/>
           <w:b/>
           <w:bCs/>
           <w:color w:val="000000" w:themeColor="text1"/>
@@ -538,7 +2242,7 @@
       <w:pPr>
         <w:spacing w:after="0"/>
         <w:rPr>
-          <w:rFonts w:ascii="Arial" w:eastAsia="Arial" w:hAnsi="Arial" w:cs="Arial"/>
+          <w:rFonts w:ascii="Arial" w:hAnsi="Arial" w:eastAsia="Arial" w:cs="Arial"/>
           <w:b/>
           <w:bCs/>
           <w:color w:val="000000" w:themeColor="text1"/>
@@ -551,7 +2255,7 @@
       <w:pPr>
         <w:spacing w:after="0"/>
         <w:rPr>
-          <w:rFonts w:ascii="Arial" w:eastAsia="Arial" w:hAnsi="Arial" w:cs="Arial"/>
+          <w:rFonts w:ascii="Arial" w:hAnsi="Arial" w:eastAsia="Arial" w:cs="Arial"/>
           <w:b/>
           <w:bCs/>
           <w:color w:val="000000" w:themeColor="text1"/>
@@ -564,7 +2268,7 @@
       <w:pPr>
         <w:spacing w:after="0"/>
         <w:rPr>
-          <w:rFonts w:ascii="Arial" w:eastAsia="Arial" w:hAnsi="Arial" w:cs="Arial"/>
+          <w:rFonts w:ascii="Arial" w:hAnsi="Arial" w:eastAsia="Arial" w:cs="Arial"/>
           <w:b/>
           <w:bCs/>
           <w:color w:val="000000" w:themeColor="text1"/>
@@ -577,7 +2281,7 @@
       <w:pPr>
         <w:spacing w:after="0"/>
         <w:rPr>
-          <w:rFonts w:ascii="Arial" w:eastAsia="Arial" w:hAnsi="Arial" w:cs="Arial"/>
+          <w:rFonts w:ascii="Arial" w:hAnsi="Arial" w:eastAsia="Arial" w:cs="Arial"/>
           <w:b/>
           <w:bCs/>
           <w:color w:val="000000" w:themeColor="text1"/>
@@ -590,7 +2294,7 @@
       <w:pPr>
         <w:spacing w:after="0"/>
         <w:rPr>
-          <w:rFonts w:ascii="Arial" w:eastAsia="Arial" w:hAnsi="Arial" w:cs="Arial"/>
+          <w:rFonts w:ascii="Arial" w:hAnsi="Arial" w:eastAsia="Arial" w:cs="Arial"/>
           <w:b/>
           <w:bCs/>
           <w:color w:val="000000" w:themeColor="text1"/>
@@ -603,7 +2307,7 @@
       <w:pPr>
         <w:spacing w:after="0"/>
         <w:rPr>
-          <w:rFonts w:ascii="Arial" w:eastAsia="Arial" w:hAnsi="Arial" w:cs="Arial"/>
+          <w:rFonts w:ascii="Arial" w:hAnsi="Arial" w:eastAsia="Arial" w:cs="Arial"/>
           <w:b/>
           <w:bCs/>
           <w:color w:val="000000" w:themeColor="text1"/>
@@ -616,7 +2320,7 @@
       <w:pPr>
         <w:spacing w:after="0"/>
         <w:rPr>
-          <w:rFonts w:ascii="Arial" w:eastAsia="Arial" w:hAnsi="Arial" w:cs="Arial"/>
+          <w:rFonts w:ascii="Arial" w:hAnsi="Arial" w:eastAsia="Arial" w:cs="Arial"/>
           <w:b/>
           <w:bCs/>
           <w:color w:val="000000" w:themeColor="text1"/>
@@ -629,7 +2333,7 @@
       <w:pPr>
         <w:spacing w:after="0"/>
         <w:rPr>
-          <w:rFonts w:ascii="Arial" w:eastAsia="Arial" w:hAnsi="Arial" w:cs="Arial"/>
+          <w:rFonts w:ascii="Arial" w:hAnsi="Arial" w:eastAsia="Arial" w:cs="Arial"/>
           <w:b/>
           <w:bCs/>
           <w:color w:val="000000" w:themeColor="text1"/>
@@ -642,7 +2346,7 @@
       <w:pPr>
         <w:spacing w:after="0"/>
         <w:rPr>
-          <w:rFonts w:ascii="Arial" w:eastAsia="Arial" w:hAnsi="Arial" w:cs="Arial"/>
+          <w:rFonts w:ascii="Arial" w:hAnsi="Arial" w:eastAsia="Arial" w:cs="Arial"/>
           <w:b/>
           <w:bCs/>
           <w:color w:val="000000" w:themeColor="text1"/>
@@ -655,7 +2359,7 @@
       <w:pPr>
         <w:spacing w:after="0"/>
         <w:rPr>
-          <w:rFonts w:ascii="Arial" w:eastAsia="Arial" w:hAnsi="Arial" w:cs="Arial"/>
+          <w:rFonts w:ascii="Arial" w:hAnsi="Arial" w:eastAsia="Arial" w:cs="Arial"/>
           <w:b/>
           <w:bCs/>
           <w:color w:val="000000" w:themeColor="text1"/>
@@ -668,7 +2372,7 @@
       <w:pPr>
         <w:spacing w:after="0"/>
         <w:rPr>
-          <w:rFonts w:ascii="Arial" w:eastAsia="Arial" w:hAnsi="Arial" w:cs="Arial"/>
+          <w:rFonts w:ascii="Arial" w:hAnsi="Arial" w:eastAsia="Arial" w:cs="Arial"/>
           <w:b/>
           <w:bCs/>
           <w:color w:val="000000" w:themeColor="text1"/>
@@ -680,29 +2384,16 @@
     <w:p>
       <w:pPr>
         <w:spacing w:after="0"/>
-        <w:rPr>
-          <w:rFonts w:ascii="Arial" w:eastAsia="Arial" w:hAnsi="Arial" w:cs="Arial"/>
+      </w:pPr>
+      <w:r>
+        <w:rPr>
+          <w:rFonts w:ascii="Arial" w:hAnsi="Arial" w:eastAsia="Arial" w:cs="Arial"/>
           <w:b/>
           <w:bCs/>
           <w:color w:val="000000" w:themeColor="text1"/>
           <w:sz w:val="26"/>
           <w:szCs w:val="26"/>
         </w:rPr>
-      </w:pPr>
-    </w:p>
-    <w:p>
-      <w:pPr>
-        <w:spacing w:after="0"/>
-      </w:pPr>
-      <w:r>
-        <w:rPr>
-          <w:rFonts w:ascii="Arial" w:eastAsia="Arial" w:hAnsi="Arial" w:cs="Arial"/>
-          <w:b/>
-          <w:bCs/>
-          <w:color w:val="000000" w:themeColor="text1"/>
-          <w:sz w:val="26"/>
-          <w:szCs w:val="26"/>
-        </w:rPr>
         <w:t>Ciudad vs pueblo</w:t>
       </w:r>
     </w:p>
@@ -714,7 +2405,7 @@
       </w:pPr>
       <w:r>
         <w:rPr>
-          <w:rFonts w:ascii="Arial" w:eastAsia="Arial" w:hAnsi="Arial" w:cs="Arial"/>
+          <w:rFonts w:ascii="Arial" w:hAnsi="Arial" w:eastAsia="Arial" w:cs="Arial"/>
           <w:color w:val="000000" w:themeColor="text1"/>
           <w:sz w:val="22"/>
           <w:szCs w:val="22"/>
@@ -729,7 +2420,7 @@
       </w:pPr>
       <w:r>
         <w:rPr>
-          <w:rFonts w:ascii="Arial" w:eastAsia="Arial" w:hAnsi="Arial" w:cs="Arial"/>
+          <w:rFonts w:ascii="Arial" w:hAnsi="Arial" w:eastAsia="Arial" w:cs="Arial"/>
           <w:b/>
           <w:bCs/>
           <w:color w:val="000000" w:themeColor="text1"/>
@@ -749,17 +2440,17 @@
         </w:numPr>
         <w:spacing w:before="220" w:after="220"/>
         <w:rPr>
-          <w:rFonts w:ascii="Arial" w:eastAsia="Arial" w:hAnsi="Arial" w:cs="Arial"/>
-          <w:b/>
-          <w:bCs/>
-          <w:color w:val="000000" w:themeColor="text1"/>
-          <w:sz w:val="22"/>
-          <w:szCs w:val="22"/>
-        </w:rPr>
-      </w:pPr>
-      <w:r>
-        <w:rPr>
-          <w:rFonts w:ascii="Arial" w:eastAsia="Arial" w:hAnsi="Arial" w:cs="Arial"/>
+          <w:rFonts w:ascii="Arial" w:hAnsi="Arial" w:eastAsia="Arial" w:cs="Arial"/>
+          <w:b/>
+          <w:bCs/>
+          <w:color w:val="000000" w:themeColor="text1"/>
+          <w:sz w:val="22"/>
+          <w:szCs w:val="22"/>
+        </w:rPr>
+      </w:pPr>
+      <w:r>
+        <w:rPr>
+          <w:rFonts w:ascii="Arial" w:hAnsi="Arial" w:eastAsia="Arial" w:cs="Arial"/>
           <w:b/>
           <w:bCs/>
           <w:color w:val="000000" w:themeColor="text1"/>
@@ -778,7 +2469,7 @@
         <w:r>
           <w:rPr>
             <w:rStyle w:val="Hyperlink"/>
-            <w:rFonts w:ascii="Arial" w:eastAsia="Arial" w:hAnsi="Arial" w:cs="Arial"/>
+            <w:rFonts w:ascii="Arial" w:hAnsi="Arial" w:eastAsia="Arial" w:cs="Arial"/>
             <w:b/>
             <w:bCs/>
             <w:color w:val="1155CC"/>
@@ -799,15 +2490,15 @@
         </w:numPr>
         <w:spacing w:before="220" w:after="220"/>
         <w:rPr>
-          <w:rFonts w:ascii="Arial" w:eastAsia="Arial" w:hAnsi="Arial" w:cs="Arial"/>
-          <w:color w:val="000000" w:themeColor="text1"/>
-          <w:sz w:val="22"/>
-          <w:szCs w:val="22"/>
-        </w:rPr>
-      </w:pPr>
-      <w:r>
-        <w:rPr>
-          <w:rFonts w:ascii="Arial" w:eastAsia="Arial" w:hAnsi="Arial" w:cs="Arial"/>
+          <w:rFonts w:ascii="Arial" w:hAnsi="Arial" w:eastAsia="Arial" w:cs="Arial"/>
+          <w:color w:val="000000" w:themeColor="text1"/>
+          <w:sz w:val="22"/>
+          <w:szCs w:val="22"/>
+        </w:rPr>
+      </w:pPr>
+      <w:r>
+        <w:rPr>
+          <w:rFonts w:ascii="Arial" w:hAnsi="Arial" w:eastAsia="Arial" w:cs="Arial"/>
           <w:b/>
           <w:bCs/>
           <w:color w:val="000000" w:themeColor="text1"/>
@@ -818,7 +2509,7 @@
       </w:r>
       <w:r>
         <w:rPr>
-          <w:rFonts w:ascii="Arial" w:eastAsia="Arial" w:hAnsi="Arial" w:cs="Arial"/>
+          <w:rFonts w:ascii="Arial" w:hAnsi="Arial" w:eastAsia="Arial" w:cs="Arial"/>
           <w:color w:val="000000" w:themeColor="text1"/>
           <w:sz w:val="22"/>
           <w:szCs w:val="22"/>
@@ -835,15 +2526,15 @@
         </w:numPr>
         <w:spacing w:before="220" w:after="220"/>
         <w:rPr>
-          <w:rFonts w:ascii="Arial" w:eastAsia="Arial" w:hAnsi="Arial" w:cs="Arial"/>
-          <w:color w:val="000000" w:themeColor="text1"/>
-          <w:sz w:val="22"/>
-          <w:szCs w:val="22"/>
-        </w:rPr>
-      </w:pPr>
-      <w:r>
-        <w:rPr>
-          <w:rFonts w:ascii="Arial" w:eastAsia="Arial" w:hAnsi="Arial" w:cs="Arial"/>
+          <w:rFonts w:ascii="Arial" w:hAnsi="Arial" w:eastAsia="Arial" w:cs="Arial"/>
+          <w:color w:val="000000" w:themeColor="text1"/>
+          <w:sz w:val="22"/>
+          <w:szCs w:val="22"/>
+        </w:rPr>
+      </w:pPr>
+      <w:r>
+        <w:rPr>
+          <w:rFonts w:ascii="Arial" w:hAnsi="Arial" w:eastAsia="Arial" w:cs="Arial"/>
           <w:b/>
           <w:bCs/>
           <w:color w:val="000000" w:themeColor="text1"/>
@@ -854,7 +2545,7 @@
       </w:r>
       <w:r>
         <w:rPr>
-          <w:rFonts w:ascii="Arial" w:eastAsia="Arial" w:hAnsi="Arial" w:cs="Arial"/>
+          <w:rFonts w:ascii="Arial" w:hAnsi="Arial" w:eastAsia="Arial" w:cs="Arial"/>
           <w:color w:val="000000" w:themeColor="text1"/>
           <w:sz w:val="22"/>
           <w:szCs w:val="22"/>
@@ -871,17 +2562,17 @@
         </w:numPr>
         <w:spacing w:before="220" w:after="220"/>
         <w:rPr>
-          <w:rFonts w:ascii="Arial" w:eastAsia="Arial" w:hAnsi="Arial" w:cs="Arial"/>
-          <w:b/>
-          <w:bCs/>
-          <w:color w:val="000000" w:themeColor="text1"/>
-          <w:sz w:val="22"/>
-          <w:szCs w:val="22"/>
-        </w:rPr>
-      </w:pPr>
-      <w:r>
-        <w:rPr>
-          <w:rFonts w:ascii="Arial" w:eastAsia="Arial" w:hAnsi="Arial" w:cs="Arial"/>
+          <w:rFonts w:ascii="Arial" w:hAnsi="Arial" w:eastAsia="Arial" w:cs="Arial"/>
+          <w:b/>
+          <w:bCs/>
+          <w:color w:val="000000" w:themeColor="text1"/>
+          <w:sz w:val="22"/>
+          <w:szCs w:val="22"/>
+        </w:rPr>
+      </w:pPr>
+      <w:r>
+        <w:rPr>
+          <w:rFonts w:ascii="Arial" w:hAnsi="Arial" w:eastAsia="Arial" w:cs="Arial"/>
           <w:b/>
           <w:bCs/>
           <w:color w:val="000000" w:themeColor="text1"/>
@@ -900,15 +2591,15 @@
         </w:numPr>
         <w:spacing w:before="220" w:after="220"/>
         <w:rPr>
-          <w:rFonts w:ascii="Arial" w:eastAsia="Arial" w:hAnsi="Arial" w:cs="Arial"/>
-          <w:color w:val="000000" w:themeColor="text1"/>
-          <w:sz w:val="22"/>
-          <w:szCs w:val="22"/>
-        </w:rPr>
-      </w:pPr>
-      <w:r>
-        <w:rPr>
-          <w:rFonts w:ascii="Arial" w:eastAsia="Arial" w:hAnsi="Arial" w:cs="Arial"/>
+          <w:rFonts w:ascii="Arial" w:hAnsi="Arial" w:eastAsia="Arial" w:cs="Arial"/>
+          <w:color w:val="000000" w:themeColor="text1"/>
+          <w:sz w:val="22"/>
+          <w:szCs w:val="22"/>
+        </w:rPr>
+      </w:pPr>
+      <w:r>
+        <w:rPr>
+          <w:rFonts w:ascii="Arial" w:hAnsi="Arial" w:eastAsia="Arial" w:cs="Arial"/>
           <w:b/>
           <w:bCs/>
           <w:color w:val="000000" w:themeColor="text1"/>
@@ -919,7 +2610,7 @@
       </w:r>
       <w:r>
         <w:rPr>
-          <w:rFonts w:ascii="Arial" w:eastAsia="Arial" w:hAnsi="Arial" w:cs="Arial"/>
+          <w:rFonts w:ascii="Arial" w:hAnsi="Arial" w:eastAsia="Arial" w:cs="Arial"/>
           <w:color w:val="000000" w:themeColor="text1"/>
           <w:sz w:val="22"/>
           <w:szCs w:val="22"/>
@@ -936,15 +2627,15 @@
         </w:numPr>
         <w:spacing w:before="220" w:after="220"/>
         <w:rPr>
-          <w:rFonts w:ascii="Arial" w:eastAsia="Arial" w:hAnsi="Arial" w:cs="Arial"/>
-          <w:color w:val="000000" w:themeColor="text1"/>
-          <w:sz w:val="22"/>
-          <w:szCs w:val="22"/>
-        </w:rPr>
-      </w:pPr>
-      <w:r>
-        <w:rPr>
-          <w:rFonts w:ascii="Arial" w:eastAsia="Arial" w:hAnsi="Arial" w:cs="Arial"/>
+          <w:rFonts w:ascii="Arial" w:hAnsi="Arial" w:eastAsia="Arial" w:cs="Arial"/>
+          <w:color w:val="000000" w:themeColor="text1"/>
+          <w:sz w:val="22"/>
+          <w:szCs w:val="22"/>
+        </w:rPr>
+      </w:pPr>
+      <w:r>
+        <w:rPr>
+          <w:rFonts w:ascii="Arial" w:hAnsi="Arial" w:eastAsia="Arial" w:cs="Arial"/>
           <w:b/>
           <w:bCs/>
           <w:color w:val="000000" w:themeColor="text1"/>
@@ -955,7 +2646,7 @@
       </w:r>
       <w:r>
         <w:rPr>
-          <w:rFonts w:ascii="Arial" w:eastAsia="Arial" w:hAnsi="Arial" w:cs="Arial"/>
+          <w:rFonts w:ascii="Arial" w:hAnsi="Arial" w:eastAsia="Arial" w:cs="Arial"/>
           <w:color w:val="000000" w:themeColor="text1"/>
           <w:sz w:val="22"/>
           <w:szCs w:val="22"/>
@@ -972,15 +2663,15 @@
         </w:numPr>
         <w:spacing w:before="220" w:after="220"/>
         <w:rPr>
-          <w:rFonts w:ascii="Arial" w:eastAsia="Arial" w:hAnsi="Arial" w:cs="Arial"/>
-          <w:color w:val="000000" w:themeColor="text1"/>
-          <w:sz w:val="22"/>
-          <w:szCs w:val="22"/>
-        </w:rPr>
-      </w:pPr>
-      <w:r>
-        <w:rPr>
-          <w:rFonts w:ascii="Arial" w:eastAsia="Arial" w:hAnsi="Arial" w:cs="Arial"/>
+          <w:rFonts w:ascii="Arial" w:hAnsi="Arial" w:eastAsia="Arial" w:cs="Arial"/>
+          <w:color w:val="000000" w:themeColor="text1"/>
+          <w:sz w:val="22"/>
+          <w:szCs w:val="22"/>
+        </w:rPr>
+      </w:pPr>
+      <w:r>
+        <w:rPr>
+          <w:rFonts w:ascii="Arial" w:hAnsi="Arial" w:eastAsia="Arial" w:cs="Arial"/>
           <w:b/>
           <w:bCs/>
           <w:color w:val="000000" w:themeColor="text1"/>
@@ -991,7 +2682,7 @@
       </w:r>
       <w:r>
         <w:rPr>
-          <w:rFonts w:ascii="Arial" w:eastAsia="Arial" w:hAnsi="Arial" w:cs="Arial"/>
+          <w:rFonts w:ascii="Arial" w:hAnsi="Arial" w:eastAsia="Arial" w:cs="Arial"/>
           <w:color w:val="000000" w:themeColor="text1"/>
           <w:sz w:val="22"/>
           <w:szCs w:val="22"/>
@@ -1008,15 +2699,15 @@
         </w:numPr>
         <w:spacing w:before="220" w:after="220"/>
         <w:rPr>
-          <w:rFonts w:ascii="Arial" w:eastAsia="Arial" w:hAnsi="Arial" w:cs="Arial"/>
-          <w:color w:val="000000" w:themeColor="text1"/>
-          <w:sz w:val="22"/>
-          <w:szCs w:val="22"/>
-        </w:rPr>
-      </w:pPr>
-      <w:r>
-        <w:rPr>
-          <w:rFonts w:ascii="Arial" w:eastAsia="Arial" w:hAnsi="Arial" w:cs="Arial"/>
+          <w:rFonts w:ascii="Arial" w:hAnsi="Arial" w:eastAsia="Arial" w:cs="Arial"/>
+          <w:color w:val="000000" w:themeColor="text1"/>
+          <w:sz w:val="22"/>
+          <w:szCs w:val="22"/>
+        </w:rPr>
+      </w:pPr>
+      <w:r>
+        <w:rPr>
+          <w:rFonts w:ascii="Arial" w:hAnsi="Arial" w:eastAsia="Arial" w:cs="Arial"/>
           <w:b/>
           <w:bCs/>
           <w:color w:val="000000" w:themeColor="text1"/>
@@ -1027,7 +2718,7 @@
       </w:r>
       <w:r>
         <w:rPr>
-          <w:rFonts w:ascii="Arial" w:eastAsia="Arial" w:hAnsi="Arial" w:cs="Arial"/>
+          <w:rFonts w:ascii="Arial" w:hAnsi="Arial" w:eastAsia="Arial" w:cs="Arial"/>
           <w:color w:val="000000" w:themeColor="text1"/>
           <w:sz w:val="22"/>
           <w:szCs w:val="22"/>
@@ -1044,15 +2735,15 @@
         </w:numPr>
         <w:spacing w:before="220" w:after="220"/>
         <w:rPr>
-          <w:rFonts w:ascii="Arial" w:eastAsia="Arial" w:hAnsi="Arial" w:cs="Arial"/>
-          <w:color w:val="000000" w:themeColor="text1"/>
-          <w:sz w:val="22"/>
-          <w:szCs w:val="22"/>
-        </w:rPr>
-      </w:pPr>
-      <w:r>
-        <w:rPr>
-          <w:rFonts w:ascii="Arial" w:eastAsia="Arial" w:hAnsi="Arial" w:cs="Arial"/>
+          <w:rFonts w:ascii="Arial" w:hAnsi="Arial" w:eastAsia="Arial" w:cs="Arial"/>
+          <w:color w:val="000000" w:themeColor="text1"/>
+          <w:sz w:val="22"/>
+          <w:szCs w:val="22"/>
+        </w:rPr>
+      </w:pPr>
+      <w:r>
+        <w:rPr>
+          <w:rFonts w:ascii="Arial" w:hAnsi="Arial" w:eastAsia="Arial" w:cs="Arial"/>
           <w:b/>
           <w:bCs/>
           <w:color w:val="000000" w:themeColor="text1"/>
@@ -1063,7 +2754,7 @@
       </w:r>
       <w:r>
         <w:rPr>
-          <w:rFonts w:ascii="Arial" w:eastAsia="Arial" w:hAnsi="Arial" w:cs="Arial"/>
+          <w:rFonts w:ascii="Arial" w:hAnsi="Arial" w:eastAsia="Arial" w:cs="Arial"/>
           <w:color w:val="000000" w:themeColor="text1"/>
           <w:sz w:val="22"/>
           <w:szCs w:val="22"/>
@@ -1080,15 +2771,15 @@
         </w:numPr>
         <w:spacing w:before="220" w:after="220"/>
         <w:rPr>
-          <w:rFonts w:ascii="Arial" w:eastAsia="Arial" w:hAnsi="Arial" w:cs="Arial"/>
-          <w:color w:val="000000" w:themeColor="text1"/>
-          <w:sz w:val="22"/>
-          <w:szCs w:val="22"/>
-        </w:rPr>
-      </w:pPr>
-      <w:r>
-        <w:rPr>
-          <w:rFonts w:ascii="Arial" w:eastAsia="Arial" w:hAnsi="Arial" w:cs="Arial"/>
+          <w:rFonts w:ascii="Arial" w:hAnsi="Arial" w:eastAsia="Arial" w:cs="Arial"/>
+          <w:color w:val="000000" w:themeColor="text1"/>
+          <w:sz w:val="22"/>
+          <w:szCs w:val="22"/>
+        </w:rPr>
+      </w:pPr>
+      <w:r>
+        <w:rPr>
+          <w:rFonts w:ascii="Arial" w:hAnsi="Arial" w:eastAsia="Arial" w:cs="Arial"/>
           <w:b/>
           <w:bCs/>
           <w:color w:val="000000" w:themeColor="text1"/>
@@ -1099,7 +2790,7 @@
       </w:r>
       <w:r>
         <w:rPr>
-          <w:rFonts w:ascii="Arial" w:eastAsia="Arial" w:hAnsi="Arial" w:cs="Arial"/>
+          <w:rFonts w:ascii="Arial" w:hAnsi="Arial" w:eastAsia="Arial" w:cs="Arial"/>
           <w:color w:val="000000" w:themeColor="text1"/>
           <w:sz w:val="22"/>
           <w:szCs w:val="22"/>
@@ -1116,15 +2807,15 @@
         </w:numPr>
         <w:spacing w:before="220" w:after="220"/>
         <w:rPr>
-          <w:rFonts w:ascii="Arial" w:eastAsia="Arial" w:hAnsi="Arial" w:cs="Arial"/>
-          <w:color w:val="000000" w:themeColor="text1"/>
-          <w:sz w:val="22"/>
-          <w:szCs w:val="22"/>
-        </w:rPr>
-      </w:pPr>
-      <w:r>
-        <w:rPr>
-          <w:rFonts w:ascii="Arial" w:eastAsia="Arial" w:hAnsi="Arial" w:cs="Arial"/>
+          <w:rFonts w:ascii="Arial" w:hAnsi="Arial" w:eastAsia="Arial" w:cs="Arial"/>
+          <w:color w:val="000000" w:themeColor="text1"/>
+          <w:sz w:val="22"/>
+          <w:szCs w:val="22"/>
+        </w:rPr>
+      </w:pPr>
+      <w:r>
+        <w:rPr>
+          <w:rFonts w:ascii="Arial" w:hAnsi="Arial" w:eastAsia="Arial" w:cs="Arial"/>
           <w:b/>
           <w:bCs/>
           <w:color w:val="000000" w:themeColor="text1"/>
@@ -1135,7 +2826,7 @@
       </w:r>
       <w:r>
         <w:rPr>
-          <w:rFonts w:ascii="Arial" w:eastAsia="Arial" w:hAnsi="Arial" w:cs="Arial"/>
+          <w:rFonts w:ascii="Arial" w:hAnsi="Arial" w:eastAsia="Arial" w:cs="Arial"/>
           <w:color w:val="000000" w:themeColor="text1"/>
           <w:sz w:val="22"/>
           <w:szCs w:val="22"/>
@@ -1152,15 +2843,15 @@
         </w:numPr>
         <w:spacing w:before="220" w:after="220"/>
         <w:rPr>
-          <w:rFonts w:ascii="Arial" w:eastAsia="Arial" w:hAnsi="Arial" w:cs="Arial"/>
-          <w:color w:val="000000" w:themeColor="text1"/>
-          <w:sz w:val="22"/>
-          <w:szCs w:val="22"/>
-        </w:rPr>
-      </w:pPr>
-      <w:r>
-        <w:rPr>
-          <w:rFonts w:ascii="Arial" w:eastAsia="Arial" w:hAnsi="Arial" w:cs="Arial"/>
+          <w:rFonts w:ascii="Arial" w:hAnsi="Arial" w:eastAsia="Arial" w:cs="Arial"/>
+          <w:color w:val="000000" w:themeColor="text1"/>
+          <w:sz w:val="22"/>
+          <w:szCs w:val="22"/>
+        </w:rPr>
+      </w:pPr>
+      <w:r>
+        <w:rPr>
+          <w:rFonts w:ascii="Arial" w:hAnsi="Arial" w:eastAsia="Arial" w:cs="Arial"/>
           <w:b/>
           <w:bCs/>
           <w:color w:val="000000" w:themeColor="text1"/>
@@ -1171,7 +2862,7 @@
       </w:r>
       <w:r>
         <w:rPr>
-          <w:rFonts w:ascii="Arial" w:eastAsia="Arial" w:hAnsi="Arial" w:cs="Arial"/>
+          <w:rFonts w:ascii="Arial" w:hAnsi="Arial" w:eastAsia="Arial" w:cs="Arial"/>
           <w:color w:val="000000" w:themeColor="text1"/>
           <w:sz w:val="22"/>
           <w:szCs w:val="22"/>
@@ -1189,17 +2880,17 @@
         </w:numPr>
         <w:spacing w:before="220" w:after="220"/>
         <w:rPr>
-          <w:rFonts w:ascii="Arial" w:eastAsia="Arial" w:hAnsi="Arial" w:cs="Arial"/>
-          <w:b/>
-          <w:bCs/>
-          <w:color w:val="000000" w:themeColor="text1"/>
-          <w:sz w:val="22"/>
-          <w:szCs w:val="22"/>
-        </w:rPr>
-      </w:pPr>
-      <w:r>
-        <w:rPr>
-          <w:rFonts w:ascii="Arial" w:eastAsia="Arial" w:hAnsi="Arial" w:cs="Arial"/>
+          <w:rFonts w:ascii="Arial" w:hAnsi="Arial" w:eastAsia="Arial" w:cs="Arial"/>
+          <w:b/>
+          <w:bCs/>
+          <w:color w:val="000000" w:themeColor="text1"/>
+          <w:sz w:val="22"/>
+          <w:szCs w:val="22"/>
+        </w:rPr>
+      </w:pPr>
+      <w:r>
+        <w:rPr>
+          <w:rFonts w:ascii="Arial" w:hAnsi="Arial" w:eastAsia="Arial" w:cs="Arial"/>
           <w:b/>
           <w:bCs/>
           <w:color w:val="000000" w:themeColor="text1"/>
@@ -1218,7 +2909,7 @@
         <w:r>
           <w:rPr>
             <w:rStyle w:val="Hyperlink"/>
-            <w:rFonts w:ascii="Arial" w:eastAsia="Arial" w:hAnsi="Arial" w:cs="Arial"/>
+            <w:rFonts w:ascii="Arial" w:hAnsi="Arial" w:eastAsia="Arial" w:cs="Arial"/>
             <w:b/>
             <w:bCs/>
             <w:color w:val="1155CC"/>
@@ -1231,7 +2922,7 @@
       </w:hyperlink>
       <w:r>
         <w:rPr>
-          <w:rFonts w:ascii="Arial" w:eastAsia="Arial" w:hAnsi="Arial" w:cs="Arial"/>
+          <w:rFonts w:ascii="Arial" w:hAnsi="Arial" w:eastAsia="Arial" w:cs="Arial"/>
           <w:b/>
           <w:bCs/>
           <w:color w:val="000000" w:themeColor="text1"/>
@@ -1248,7 +2939,7 @@
       </w:pPr>
       <w:r>
         <w:rPr>
-          <w:rFonts w:ascii="Arial" w:eastAsia="Arial" w:hAnsi="Arial" w:cs="Arial"/>
+          <w:rFonts w:ascii="Arial" w:hAnsi="Arial" w:eastAsia="Arial" w:cs="Arial"/>
           <w:color w:val="000000" w:themeColor="text1"/>
           <w:sz w:val="22"/>
           <w:szCs w:val="22"/>
@@ -1267,7 +2958,7 @@
       </w:pPr>
       <w:r>
         <w:rPr>
-          <w:rFonts w:ascii="Arial" w:eastAsia="Arial" w:hAnsi="Arial" w:cs="Arial"/>
+          <w:rFonts w:ascii="Arial" w:hAnsi="Arial" w:eastAsia="Arial" w:cs="Arial"/>
           <w:color w:val="000000" w:themeColor="text1"/>
           <w:sz w:val="22"/>
           <w:szCs w:val="22"/>
@@ -1286,7 +2977,7 @@
       </w:pPr>
       <w:r>
         <w:rPr>
-          <w:rFonts w:ascii="Arial" w:eastAsia="Arial" w:hAnsi="Arial" w:cs="Arial"/>
+          <w:rFonts w:ascii="Arial" w:hAnsi="Arial" w:eastAsia="Arial" w:cs="Arial"/>
           <w:b/>
           <w:bCs/>
           <w:color w:val="000000" w:themeColor="text1"/>
@@ -1297,7 +2988,7 @@
       </w:r>
       <w:r>
         <w:rPr>
-          <w:rFonts w:ascii="Arial" w:eastAsia="Arial" w:hAnsi="Arial" w:cs="Arial"/>
+          <w:rFonts w:ascii="Arial" w:hAnsi="Arial" w:eastAsia="Arial" w:cs="Arial"/>
           <w:color w:val="000000" w:themeColor="text1"/>
           <w:sz w:val="22"/>
           <w:szCs w:val="22"/>
@@ -1316,7 +3007,7 @@
       </w:pPr>
       <w:r>
         <w:rPr>
-          <w:rFonts w:ascii="Arial" w:eastAsia="Arial" w:hAnsi="Arial" w:cs="Arial"/>
+          <w:rFonts w:ascii="Arial" w:hAnsi="Arial" w:eastAsia="Arial" w:cs="Arial"/>
           <w:b/>
           <w:bCs/>
           <w:color w:val="000000" w:themeColor="text1"/>
@@ -1327,7 +3018,7 @@
       </w:r>
       <w:r>
         <w:rPr>
-          <w:rFonts w:ascii="Arial" w:eastAsia="Arial" w:hAnsi="Arial" w:cs="Arial"/>
+          <w:rFonts w:ascii="Arial" w:hAnsi="Arial" w:eastAsia="Arial" w:cs="Arial"/>
           <w:color w:val="000000" w:themeColor="text1"/>
           <w:sz w:val="22"/>
           <w:szCs w:val="22"/>
@@ -1346,7 +3037,7 @@
       </w:pPr>
       <w:r>
         <w:rPr>
-          <w:rFonts w:ascii="Arial" w:eastAsia="Arial" w:hAnsi="Arial" w:cs="Arial"/>
+          <w:rFonts w:ascii="Arial" w:hAnsi="Arial" w:eastAsia="Arial" w:cs="Arial"/>
           <w:b/>
           <w:bCs/>
           <w:color w:val="000000" w:themeColor="text1"/>
@@ -1357,7 +3048,7 @@
       </w:r>
       <w:r>
         <w:rPr>
-          <w:rFonts w:ascii="Arial" w:eastAsia="Arial" w:hAnsi="Arial" w:cs="Arial"/>
+          <w:rFonts w:ascii="Arial" w:hAnsi="Arial" w:eastAsia="Arial" w:cs="Arial"/>
           <w:color w:val="000000" w:themeColor="text1"/>
           <w:sz w:val="22"/>
           <w:szCs w:val="22"/>
@@ -1376,7 +3067,7 @@
       </w:pPr>
       <w:r>
         <w:rPr>
-          <w:rFonts w:ascii="Arial" w:eastAsia="Arial" w:hAnsi="Arial" w:cs="Arial"/>
+          <w:rFonts w:ascii="Arial" w:hAnsi="Arial" w:eastAsia="Arial" w:cs="Arial"/>
           <w:color w:val="000000" w:themeColor="text1"/>
           <w:sz w:val="22"/>
           <w:szCs w:val="22"/>
@@ -1393,15 +3084,15 @@
         </w:numPr>
         <w:spacing w:before="220" w:after="220"/>
         <w:rPr>
-          <w:rFonts w:ascii="Arial" w:eastAsia="Arial" w:hAnsi="Arial" w:cs="Arial"/>
-          <w:color w:val="000000" w:themeColor="text1"/>
-          <w:sz w:val="22"/>
-          <w:szCs w:val="22"/>
-        </w:rPr>
-      </w:pPr>
-      <w:r>
-        <w:rPr>
-          <w:rFonts w:ascii="Arial" w:eastAsia="Arial" w:hAnsi="Arial" w:cs="Arial"/>
+          <w:rFonts w:ascii="Arial" w:hAnsi="Arial" w:eastAsia="Arial" w:cs="Arial"/>
+          <w:color w:val="000000" w:themeColor="text1"/>
+          <w:sz w:val="22"/>
+          <w:szCs w:val="22"/>
+        </w:rPr>
+      </w:pPr>
+      <w:r>
+        <w:rPr>
+          <w:rFonts w:ascii="Arial" w:hAnsi="Arial" w:eastAsia="Arial" w:cs="Arial"/>
           <w:color w:val="000000" w:themeColor="text1"/>
           <w:sz w:val="22"/>
           <w:szCs w:val="22"/>
@@ -1419,17 +3110,17 @@
         </w:numPr>
         <w:spacing w:before="220" w:after="220"/>
         <w:rPr>
-          <w:rFonts w:ascii="Arial" w:eastAsia="Arial" w:hAnsi="Arial" w:cs="Arial"/>
-          <w:b/>
-          <w:bCs/>
-          <w:color w:val="000000" w:themeColor="text1"/>
-          <w:sz w:val="22"/>
-          <w:szCs w:val="22"/>
-        </w:rPr>
-      </w:pPr>
-      <w:r>
-        <w:rPr>
-          <w:rFonts w:ascii="Arial" w:eastAsia="Arial" w:hAnsi="Arial" w:cs="Arial"/>
+          <w:rFonts w:ascii="Arial" w:hAnsi="Arial" w:eastAsia="Arial" w:cs="Arial"/>
+          <w:b/>
+          <w:bCs/>
+          <w:color w:val="000000" w:themeColor="text1"/>
+          <w:sz w:val="22"/>
+          <w:szCs w:val="22"/>
+        </w:rPr>
+      </w:pPr>
+      <w:r>
+        <w:rPr>
+          <w:rFonts w:ascii="Arial" w:hAnsi="Arial" w:eastAsia="Arial" w:cs="Arial"/>
           <w:b/>
           <w:bCs/>
           <w:color w:val="000000" w:themeColor="text1"/>
@@ -1440,7 +3131,7 @@
       </w:r>
       <w:r>
         <w:rPr>
-          <w:rFonts w:ascii="Arial" w:eastAsia="Arial" w:hAnsi="Arial" w:cs="Arial"/>
+          <w:rFonts w:ascii="Arial" w:hAnsi="Arial" w:eastAsia="Arial" w:cs="Arial"/>
           <w:b/>
           <w:bCs/>
           <w:color w:val="000000" w:themeColor="text1"/>
@@ -1459,7 +3150,7 @@
         <w:r>
           <w:rPr>
             <w:rStyle w:val="Hyperlink"/>
-            <w:rFonts w:ascii="Arial" w:eastAsia="Arial" w:hAnsi="Arial" w:cs="Arial"/>
+            <w:rFonts w:ascii="Arial" w:hAnsi="Arial" w:eastAsia="Arial" w:cs="Arial"/>
             <w:b/>
             <w:bCs/>
             <w:color w:val="1155CC"/>
@@ -1472,7 +3163,7 @@
       </w:hyperlink>
       <w:r>
         <w:rPr>
-          <w:rFonts w:ascii="Arial" w:eastAsia="Arial" w:hAnsi="Arial" w:cs="Arial"/>
+          <w:rFonts w:ascii="Arial" w:hAnsi="Arial" w:eastAsia="Arial" w:cs="Arial"/>
           <w:b/>
           <w:bCs/>
           <w:color w:val="000000" w:themeColor="text1"/>
@@ -1489,7 +3180,7 @@
       </w:pPr>
       <w:r>
         <w:rPr>
-          <w:rFonts w:ascii="Arial" w:eastAsia="Arial" w:hAnsi="Arial" w:cs="Arial"/>
+          <w:rFonts w:ascii="Arial" w:hAnsi="Arial" w:eastAsia="Arial" w:cs="Arial"/>
           <w:b/>
           <w:bCs/>
           <w:color w:val="000000" w:themeColor="text1"/>
@@ -1500,7 +3191,7 @@
       </w:r>
       <w:r>
         <w:rPr>
-          <w:rFonts w:ascii="Arial" w:eastAsia="Arial" w:hAnsi="Arial" w:cs="Arial"/>
+          <w:rFonts w:ascii="Arial" w:hAnsi="Arial" w:eastAsia="Arial" w:cs="Arial"/>
           <w:color w:val="000000" w:themeColor="text1"/>
           <w:sz w:val="22"/>
           <w:szCs w:val="22"/>
@@ -1509,7 +3200,7 @@
       </w:r>
       <w:r>
         <w:rPr>
-          <w:rFonts w:ascii="Roboto" w:eastAsia="Roboto" w:hAnsi="Roboto" w:cs="Roboto"/>
+          <w:rFonts w:ascii="Roboto" w:hAnsi="Roboto" w:eastAsia="Roboto" w:cs="Roboto"/>
           <w:color w:val="212529"/>
           <w:sz w:val="22"/>
           <w:szCs w:val="22"/>
@@ -1524,7 +3215,7 @@
       </w:pPr>
       <w:r>
         <w:rPr>
-          <w:rFonts w:ascii="Roboto" w:eastAsia="Roboto" w:hAnsi="Roboto" w:cs="Roboto"/>
+          <w:rFonts w:ascii="Roboto" w:hAnsi="Roboto" w:eastAsia="Roboto" w:cs="Roboto"/>
           <w:b/>
           <w:bCs/>
           <w:color w:val="212529"/>
@@ -1535,7 +3226,7 @@
       </w:r>
       <w:r>
         <w:rPr>
-          <w:rFonts w:ascii="Roboto" w:eastAsia="Roboto" w:hAnsi="Roboto" w:cs="Roboto"/>
+          <w:rFonts w:ascii="Roboto" w:hAnsi="Roboto" w:eastAsia="Roboto" w:cs="Roboto"/>
           <w:color w:val="212529"/>
           <w:sz w:val="22"/>
           <w:szCs w:val="22"/>
@@ -1548,7 +3239,7 @@
         <w:spacing w:after="0"/>
         <w:ind w:left="720"/>
         <w:rPr>
-          <w:rFonts w:ascii="Roboto" w:eastAsia="Roboto" w:hAnsi="Roboto" w:cs="Roboto"/>
+          <w:rFonts w:ascii="Roboto" w:hAnsi="Roboto" w:eastAsia="Roboto" w:cs="Roboto"/>
           <w:color w:val="212529"/>
           <w:sz w:val="22"/>
           <w:szCs w:val="22"/>
@@ -1556,7 +3247,7 @@
       </w:pPr>
       <w:r>
         <w:rPr>
-          <w:rFonts w:ascii="Roboto" w:eastAsia="Roboto" w:hAnsi="Roboto" w:cs="Roboto"/>
+          <w:rFonts w:ascii="Roboto" w:hAnsi="Roboto" w:eastAsia="Roboto" w:cs="Roboto"/>
           <w:b/>
           <w:bCs/>
           <w:color w:val="212529"/>
@@ -1567,7 +3258,7 @@
       </w:r>
       <w:r>
         <w:rPr>
-          <w:rFonts w:ascii="Roboto" w:eastAsia="Roboto" w:hAnsi="Roboto" w:cs="Roboto"/>
+          <w:rFonts w:ascii="Roboto" w:hAnsi="Roboto" w:eastAsia="Roboto" w:cs="Roboto"/>
           <w:color w:val="212529"/>
           <w:sz w:val="22"/>
           <w:szCs w:val="22"/>
@@ -1586,7 +3277,7 @@
       </w:pPr>
       <w:r>
         <w:rPr>
-          <w:rFonts w:ascii="Roboto" w:eastAsia="Roboto" w:hAnsi="Roboto" w:cs="Roboto"/>
+          <w:rFonts w:ascii="Roboto" w:hAnsi="Roboto" w:eastAsia="Roboto" w:cs="Roboto"/>
           <w:color w:val="212529"/>
           <w:sz w:val="22"/>
           <w:szCs w:val="22"/>
@@ -1603,7 +3294,7 @@
         <w:r>
           <w:rPr>
             <w:rStyle w:val="Hyperlink"/>
-            <w:rFonts w:ascii="Roboto" w:eastAsia="Roboto" w:hAnsi="Roboto" w:cs="Roboto"/>
+            <w:rFonts w:ascii="Roboto" w:hAnsi="Roboto" w:eastAsia="Roboto" w:cs="Roboto"/>
             <w:color w:val="1155CC"/>
             <w:sz w:val="22"/>
             <w:szCs w:val="22"/>
@@ -1620,7 +3311,7 @@
       </w:pPr>
       <w:r>
         <w:rPr>
-          <w:rFonts w:ascii="Arial" w:eastAsia="Arial" w:hAnsi="Arial" w:cs="Arial"/>
+          <w:rFonts w:ascii="Arial" w:hAnsi="Arial" w:eastAsia="Arial" w:cs="Arial"/>
           <w:b/>
           <w:bCs/>
           <w:color w:val="000000" w:themeColor="text1"/>
@@ -1631,7 +3322,7 @@
       </w:r>
       <w:r>
         <w:rPr>
-          <w:rFonts w:ascii="Arial" w:eastAsia="Arial" w:hAnsi="Arial" w:cs="Arial"/>
+          <w:rFonts w:ascii="Arial" w:hAnsi="Arial" w:eastAsia="Arial" w:cs="Arial"/>
           <w:color w:val="000000" w:themeColor="text1"/>
           <w:sz w:val="22"/>
           <w:szCs w:val="22"/>
@@ -1640,7 +3331,7 @@
       </w:r>
       <w:r>
         <w:rPr>
-          <w:rFonts w:ascii="Roboto" w:eastAsia="Roboto" w:hAnsi="Roboto" w:cs="Roboto"/>
+          <w:rFonts w:ascii="Roboto" w:hAnsi="Roboto" w:eastAsia="Roboto" w:cs="Roboto"/>
           <w:color w:val="212529"/>
           <w:sz w:val="22"/>
           <w:szCs w:val="22"/>
@@ -1655,7 +3346,7 @@
       </w:pPr>
       <w:r>
         <w:rPr>
-          <w:rFonts w:ascii="Roboto" w:eastAsia="Roboto" w:hAnsi="Roboto" w:cs="Roboto"/>
+          <w:rFonts w:ascii="Roboto" w:hAnsi="Roboto" w:eastAsia="Roboto" w:cs="Roboto"/>
           <w:b/>
           <w:bCs/>
           <w:color w:val="212529"/>
@@ -1666,7 +3357,7 @@
       </w:r>
       <w:r>
         <w:rPr>
-          <w:rFonts w:ascii="Roboto" w:eastAsia="Roboto" w:hAnsi="Roboto" w:cs="Roboto"/>
+          <w:rFonts w:ascii="Roboto" w:hAnsi="Roboto" w:eastAsia="Roboto" w:cs="Roboto"/>
           <w:color w:val="212529"/>
           <w:sz w:val="22"/>
           <w:szCs w:val="22"/>
@@ -1681,7 +3372,7 @@
       </w:pPr>
       <w:r>
         <w:rPr>
-          <w:rFonts w:ascii="Roboto" w:eastAsia="Roboto" w:hAnsi="Roboto" w:cs="Roboto"/>
+          <w:rFonts w:ascii="Roboto" w:hAnsi="Roboto" w:eastAsia="Roboto" w:cs="Roboto"/>
           <w:b/>
           <w:bCs/>
           <w:color w:val="212529"/>
@@ -1692,7 +3383,7 @@
       </w:r>
       <w:r>
         <w:rPr>
-          <w:rFonts w:ascii="Roboto" w:eastAsia="Roboto" w:hAnsi="Roboto" w:cs="Roboto"/>
+          <w:rFonts w:ascii="Roboto" w:hAnsi="Roboto" w:eastAsia="Roboto" w:cs="Roboto"/>
           <w:color w:val="212529"/>
           <w:sz w:val="22"/>
           <w:szCs w:val="22"/>
@@ -1708,7 +3399,7 @@
       </w:pPr>
       <w:r>
         <w:rPr>
-          <w:rFonts w:ascii="Arial" w:eastAsia="Arial" w:hAnsi="Arial" w:cs="Arial"/>
+          <w:rFonts w:ascii="Arial" w:hAnsi="Arial" w:eastAsia="Arial" w:cs="Arial"/>
           <w:color w:val="000000" w:themeColor="text1"/>
           <w:sz w:val="22"/>
           <w:szCs w:val="22"/>
@@ -1729,7 +3420,7 @@
       </w:pPr>
       <w:r>
         <w:rPr>
-          <w:rFonts w:ascii="Arial" w:eastAsia="Arial" w:hAnsi="Arial" w:cs="Arial"/>
+          <w:rFonts w:ascii="Arial" w:hAnsi="Arial" w:eastAsia="Arial" w:cs="Arial"/>
           <w:color w:val="000000" w:themeColor="text1"/>
           <w:sz w:val="22"/>
           <w:szCs w:val="22"/>
@@ -1747,17 +3438,17 @@
         </w:numPr>
         <w:spacing w:before="220" w:after="220"/>
         <w:rPr>
-          <w:rFonts w:ascii="Arial" w:eastAsia="Arial" w:hAnsi="Arial" w:cs="Arial"/>
-          <w:b/>
-          <w:bCs/>
-          <w:color w:val="000000" w:themeColor="text1"/>
-          <w:sz w:val="22"/>
-          <w:szCs w:val="22"/>
-        </w:rPr>
-      </w:pPr>
-      <w:r>
-        <w:rPr>
-          <w:rFonts w:ascii="Arial" w:eastAsia="Arial" w:hAnsi="Arial" w:cs="Arial"/>
+          <w:rFonts w:ascii="Arial" w:hAnsi="Arial" w:eastAsia="Arial" w:cs="Arial"/>
+          <w:b/>
+          <w:bCs/>
+          <w:color w:val="000000" w:themeColor="text1"/>
+          <w:sz w:val="22"/>
+          <w:szCs w:val="22"/>
+        </w:rPr>
+      </w:pPr>
+      <w:r>
+        <w:rPr>
+          <w:rFonts w:ascii="Arial" w:hAnsi="Arial" w:eastAsia="Arial" w:cs="Arial"/>
           <w:b/>
           <w:bCs/>
           <w:color w:val="000000" w:themeColor="text1"/>
@@ -1778,7 +3469,7 @@
         <w:r>
           <w:rPr>
             <w:rStyle w:val="Hyperlink"/>
-            <w:rFonts w:ascii="Arial" w:eastAsia="Arial" w:hAnsi="Arial" w:cs="Arial"/>
+            <w:rFonts w:ascii="Arial" w:hAnsi="Arial" w:eastAsia="Arial" w:cs="Arial"/>
             <w:b/>
             <w:bCs/>
             <w:color w:val="1155CC"/>
@@ -1797,7 +3488,7 @@
       </w:pPr>
       <w:r>
         <w:rPr>
-          <w:rFonts w:ascii="Arial" w:eastAsia="Arial" w:hAnsi="Arial" w:cs="Arial"/>
+          <w:rFonts w:ascii="Arial" w:hAnsi="Arial" w:eastAsia="Arial" w:cs="Arial"/>
           <w:b/>
           <w:bCs/>
           <w:color w:val="000000" w:themeColor="text1"/>
@@ -1808,7 +3499,7 @@
       </w:r>
       <w:r>
         <w:rPr>
-          <w:rFonts w:ascii="Arial" w:eastAsia="Arial" w:hAnsi="Arial" w:cs="Arial"/>
+          <w:rFonts w:ascii="Arial" w:hAnsi="Arial" w:eastAsia="Arial" w:cs="Arial"/>
           <w:color w:val="000000" w:themeColor="text1"/>
           <w:sz w:val="22"/>
           <w:szCs w:val="22"/>
@@ -1824,7 +3515,7 @@
       </w:pPr>
       <w:r>
         <w:rPr>
-          <w:rFonts w:ascii="Arial" w:eastAsia="Arial" w:hAnsi="Arial" w:cs="Arial"/>
+          <w:rFonts w:ascii="Arial" w:hAnsi="Arial" w:eastAsia="Arial" w:cs="Arial"/>
           <w:b/>
           <w:bCs/>
           <w:color w:val="000000" w:themeColor="text1"/>
@@ -1835,7 +3526,7 @@
       </w:r>
       <w:r>
         <w:rPr>
-          <w:rFonts w:ascii="Arial" w:eastAsia="Arial" w:hAnsi="Arial" w:cs="Arial"/>
+          <w:rFonts w:ascii="Arial" w:hAnsi="Arial" w:eastAsia="Arial" w:cs="Arial"/>
           <w:color w:val="000000" w:themeColor="text1"/>
           <w:sz w:val="22"/>
           <w:szCs w:val="22"/>
@@ -1851,7 +3542,7 @@
       </w:pPr>
       <w:r>
         <w:rPr>
-          <w:rFonts w:ascii="Arial" w:eastAsia="Arial" w:hAnsi="Arial" w:cs="Arial"/>
+          <w:rFonts w:ascii="Arial" w:hAnsi="Arial" w:eastAsia="Arial" w:cs="Arial"/>
           <w:b/>
           <w:bCs/>
           <w:color w:val="000000" w:themeColor="text1"/>
@@ -1862,7 +3553,7 @@
       </w:r>
       <w:r>
         <w:rPr>
-          <w:rFonts w:ascii="Arial" w:eastAsia="Arial" w:hAnsi="Arial" w:cs="Arial"/>
+          <w:rFonts w:ascii="Arial" w:hAnsi="Arial" w:eastAsia="Arial" w:cs="Arial"/>
           <w:color w:val="000000" w:themeColor="text1"/>
           <w:sz w:val="22"/>
           <w:szCs w:val="22"/>
@@ -1878,7 +3569,7 @@
       </w:pPr>
       <w:r>
         <w:rPr>
-          <w:rFonts w:ascii="Arial" w:eastAsia="Arial" w:hAnsi="Arial" w:cs="Arial"/>
+          <w:rFonts w:ascii="Arial" w:hAnsi="Arial" w:eastAsia="Arial" w:cs="Arial"/>
           <w:b/>
           <w:bCs/>
           <w:color w:val="000000" w:themeColor="text1"/>
@@ -1889,7 +3580,7 @@
       </w:r>
       <w:r>
         <w:rPr>
-          <w:rFonts w:ascii="Arial" w:eastAsia="Arial" w:hAnsi="Arial" w:cs="Arial"/>
+          <w:rFonts w:ascii="Arial" w:hAnsi="Arial" w:eastAsia="Arial" w:cs="Arial"/>
           <w:color w:val="000000" w:themeColor="text1"/>
           <w:sz w:val="22"/>
           <w:szCs w:val="22"/>
@@ -1898,7 +3589,7 @@
       </w:r>
       <w:r>
         <w:rPr>
-          <w:rFonts w:ascii="Arial" w:eastAsia="Arial" w:hAnsi="Arial" w:cs="Arial"/>
+          <w:rFonts w:ascii="Arial" w:hAnsi="Arial" w:eastAsia="Arial" w:cs="Arial"/>
           <w:i/>
           <w:iCs/>
           <w:color w:val="000000" w:themeColor="text1"/>
@@ -1909,7 +3600,7 @@
       </w:r>
       <w:r>
         <w:rPr>
-          <w:rFonts w:ascii="Arial" w:eastAsia="Arial" w:hAnsi="Arial" w:cs="Arial"/>
+          <w:rFonts w:ascii="Arial" w:hAnsi="Arial" w:eastAsia="Arial" w:cs="Arial"/>
           <w:color w:val="000000" w:themeColor="text1"/>
           <w:sz w:val="22"/>
           <w:szCs w:val="22"/>
@@ -1925,7 +3616,7 @@
       </w:pPr>
       <w:r>
         <w:rPr>
-          <w:rFonts w:ascii="Arial" w:eastAsia="Arial" w:hAnsi="Arial" w:cs="Arial"/>
+          <w:rFonts w:ascii="Arial" w:hAnsi="Arial" w:eastAsia="Arial" w:cs="Arial"/>
           <w:b/>
           <w:bCs/>
           <w:color w:val="000000" w:themeColor="text1"/>
@@ -1936,7 +3627,7 @@
       </w:r>
       <w:r>
         <w:rPr>
-          <w:rFonts w:ascii="Arial" w:eastAsia="Arial" w:hAnsi="Arial" w:cs="Arial"/>
+          <w:rFonts w:ascii="Arial" w:hAnsi="Arial" w:eastAsia="Arial" w:cs="Arial"/>
           <w:color w:val="000000" w:themeColor="text1"/>
           <w:sz w:val="22"/>
           <w:szCs w:val="22"/>
@@ -1954,7 +3645,7 @@
         <w:r>
           <w:rPr>
             <w:rStyle w:val="Hyperlink"/>
-            <w:rFonts w:ascii="Arial" w:eastAsia="Arial" w:hAnsi="Arial" w:cs="Arial"/>
+            <w:rFonts w:ascii="Arial" w:hAnsi="Arial" w:eastAsia="Arial" w:cs="Arial"/>
             <w:b/>
             <w:bCs/>
             <w:color w:val="1155CC"/>
@@ -1973,7 +3664,7 @@
       </w:pPr>
       <w:r>
         <w:rPr>
-          <w:rFonts w:ascii="Arial" w:eastAsia="Arial" w:hAnsi="Arial" w:cs="Arial"/>
+          <w:rFonts w:ascii="Arial" w:hAnsi="Arial" w:eastAsia="Arial" w:cs="Arial"/>
           <w:color w:val="000000" w:themeColor="text1"/>
           <w:sz w:val="22"/>
           <w:szCs w:val="22"/>
@@ -1982,7 +3673,7 @@
       </w:r>
       <w:r>
         <w:rPr>
-          <w:rFonts w:ascii="Arial" w:eastAsia="Arial" w:hAnsi="Arial" w:cs="Arial"/>
+          <w:rFonts w:ascii="Arial" w:hAnsi="Arial" w:eastAsia="Arial" w:cs="Arial"/>
           <w:b/>
           <w:bCs/>
           <w:color w:val="000000" w:themeColor="text1"/>
@@ -1993,7 +3684,7 @@
       </w:r>
       <w:r>
         <w:rPr>
-          <w:rFonts w:ascii="Arial" w:eastAsia="Arial" w:hAnsi="Arial" w:cs="Arial"/>
+          <w:rFonts w:ascii="Arial" w:hAnsi="Arial" w:eastAsia="Arial" w:cs="Arial"/>
           <w:color w:val="000000" w:themeColor="text1"/>
           <w:sz w:val="22"/>
           <w:szCs w:val="22"/>
@@ -2008,7 +3699,7 @@
       </w:pPr>
       <w:r>
         <w:rPr>
-          <w:rFonts w:ascii="Arial" w:eastAsia="Arial" w:hAnsi="Arial" w:cs="Arial"/>
+          <w:rFonts w:ascii="Arial" w:hAnsi="Arial" w:eastAsia="Arial" w:cs="Arial"/>
           <w:b/>
           <w:bCs/>
           <w:color w:val="000000" w:themeColor="text1"/>
@@ -2019,7 +3710,7 @@
       </w:r>
       <w:r>
         <w:rPr>
-          <w:rFonts w:ascii="Arial" w:eastAsia="Arial" w:hAnsi="Arial" w:cs="Arial"/>
+          <w:rFonts w:ascii="Arial" w:hAnsi="Arial" w:eastAsia="Arial" w:cs="Arial"/>
           <w:color w:val="000000" w:themeColor="text1"/>
           <w:sz w:val="22"/>
           <w:szCs w:val="22"/>
@@ -2034,7 +3725,7 @@
       </w:pPr>
       <w:r>
         <w:rPr>
-          <w:rFonts w:ascii="Arial" w:eastAsia="Arial" w:hAnsi="Arial" w:cs="Arial"/>
+          <w:rFonts w:ascii="Arial" w:hAnsi="Arial" w:eastAsia="Arial" w:cs="Arial"/>
           <w:b/>
           <w:bCs/>
           <w:color w:val="000000" w:themeColor="text1"/>
@@ -2045,7 +3736,7 @@
       </w:r>
       <w:r>
         <w:rPr>
-          <w:rFonts w:ascii="Arial" w:eastAsia="Arial" w:hAnsi="Arial" w:cs="Arial"/>
+          <w:rFonts w:ascii="Arial" w:hAnsi="Arial" w:eastAsia="Arial" w:cs="Arial"/>
           <w:color w:val="000000" w:themeColor="text1"/>
           <w:sz w:val="22"/>
           <w:szCs w:val="22"/>
@@ -2060,7 +3751,7 @@
       </w:pPr>
       <w:r>
         <w:rPr>
-          <w:rFonts w:ascii="Arial" w:eastAsia="Arial" w:hAnsi="Arial" w:cs="Arial"/>
+          <w:rFonts w:ascii="Arial" w:hAnsi="Arial" w:eastAsia="Arial" w:cs="Arial"/>
           <w:b/>
           <w:bCs/>
           <w:color w:val="000000" w:themeColor="text1"/>
@@ -2071,7 +3762,7 @@
       </w:r>
       <w:r>
         <w:rPr>
-          <w:rFonts w:ascii="Arial" w:eastAsia="Arial" w:hAnsi="Arial" w:cs="Arial"/>
+          <w:rFonts w:ascii="Arial" w:hAnsi="Arial" w:eastAsia="Arial" w:cs="Arial"/>
           <w:color w:val="000000" w:themeColor="text1"/>
           <w:sz w:val="22"/>
           <w:szCs w:val="22"/>
@@ -2086,7 +3777,7 @@
       </w:pPr>
       <w:r>
         <w:rPr>
-          <w:rFonts w:ascii="Arial" w:eastAsia="Arial" w:hAnsi="Arial" w:cs="Arial"/>
+          <w:rFonts w:ascii="Arial" w:hAnsi="Arial" w:eastAsia="Arial" w:cs="Arial"/>
           <w:b/>
           <w:bCs/>
           <w:color w:val="000000" w:themeColor="text1"/>
@@ -2097,7 +3788,7 @@
       </w:r>
       <w:r>
         <w:rPr>
-          <w:rFonts w:ascii="Arial" w:eastAsia="Arial" w:hAnsi="Arial" w:cs="Arial"/>
+          <w:rFonts w:ascii="Arial" w:hAnsi="Arial" w:eastAsia="Arial" w:cs="Arial"/>
           <w:color w:val="000000" w:themeColor="text1"/>
           <w:sz w:val="22"/>
           <w:szCs w:val="22"/>
@@ -2112,7 +3803,7 @@
       </w:pPr>
       <w:r>
         <w:rPr>
-          <w:rFonts w:ascii="Arial" w:eastAsia="Arial" w:hAnsi="Arial" w:cs="Arial"/>
+          <w:rFonts w:ascii="Arial" w:hAnsi="Arial" w:eastAsia="Arial" w:cs="Arial"/>
           <w:b/>
           <w:bCs/>
           <w:color w:val="000000" w:themeColor="text1"/>
@@ -2132,7 +3823,7 @@
         <w:r>
           <w:rPr>
             <w:rStyle w:val="Hyperlink"/>
-            <w:rFonts w:ascii="Arial" w:eastAsia="Arial" w:hAnsi="Arial" w:cs="Arial"/>
+            <w:rFonts w:ascii="Arial" w:hAnsi="Arial" w:eastAsia="Arial" w:cs="Arial"/>
             <w:b/>
             <w:bCs/>
             <w:color w:val="1155CC"/>
@@ -2151,7 +3842,7 @@
       </w:pPr>
       <w:r>
         <w:rPr>
-          <w:rFonts w:ascii="Arial" w:eastAsia="Arial" w:hAnsi="Arial" w:cs="Arial"/>
+          <w:rFonts w:ascii="Arial" w:hAnsi="Arial" w:eastAsia="Arial" w:cs="Arial"/>
           <w:b/>
           <w:bCs/>
           <w:color w:val="000000" w:themeColor="text1"/>
@@ -2162,7 +3853,7 @@
       </w:r>
       <w:r>
         <w:rPr>
-          <w:rFonts w:ascii="Arial" w:eastAsia="Arial" w:hAnsi="Arial" w:cs="Arial"/>
+          <w:rFonts w:ascii="Arial" w:hAnsi="Arial" w:eastAsia="Arial" w:cs="Arial"/>
           <w:color w:val="000000" w:themeColor="text1"/>
           <w:sz w:val="22"/>
           <w:szCs w:val="22"/>
@@ -2177,7 +3868,7 @@
       </w:pPr>
       <w:r>
         <w:rPr>
-          <w:rFonts w:ascii="Arial" w:eastAsia="Arial" w:hAnsi="Arial" w:cs="Arial"/>
+          <w:rFonts w:ascii="Arial" w:hAnsi="Arial" w:eastAsia="Arial" w:cs="Arial"/>
           <w:b/>
           <w:bCs/>
           <w:color w:val="000000" w:themeColor="text1"/>
@@ -2188,7 +3879,7 @@
       </w:r>
       <w:r>
         <w:rPr>
-          <w:rFonts w:ascii="Arial" w:eastAsia="Arial" w:hAnsi="Arial" w:cs="Arial"/>
+          <w:rFonts w:ascii="Arial" w:hAnsi="Arial" w:eastAsia="Arial" w:cs="Arial"/>
           <w:color w:val="000000" w:themeColor="text1"/>
           <w:sz w:val="22"/>
           <w:szCs w:val="22"/>
@@ -2203,7 +3894,7 @@
       </w:pPr>
       <w:r>
         <w:rPr>
-          <w:rFonts w:ascii="Arial" w:eastAsia="Arial" w:hAnsi="Arial" w:cs="Arial"/>
+          <w:rFonts w:ascii="Arial" w:hAnsi="Arial" w:eastAsia="Arial" w:cs="Arial"/>
           <w:b/>
           <w:bCs/>
           <w:color w:val="000000" w:themeColor="text1"/>
@@ -2214,7 +3905,7 @@
       </w:r>
       <w:r>
         <w:rPr>
-          <w:rFonts w:ascii="Arial" w:eastAsia="Arial" w:hAnsi="Arial" w:cs="Arial"/>
+          <w:rFonts w:ascii="Arial" w:hAnsi="Arial" w:eastAsia="Arial" w:cs="Arial"/>
           <w:color w:val="000000" w:themeColor="text1"/>
           <w:sz w:val="22"/>
           <w:szCs w:val="22"/>
@@ -2229,7 +3920,7 @@
       </w:pPr>
       <w:r>
         <w:rPr>
-          <w:rFonts w:ascii="Arial" w:eastAsia="Arial" w:hAnsi="Arial" w:cs="Arial"/>
+          <w:rFonts w:ascii="Arial" w:hAnsi="Arial" w:eastAsia="Arial" w:cs="Arial"/>
           <w:b/>
           <w:bCs/>
           <w:color w:val="000000" w:themeColor="text1"/>
@@ -2240,7 +3931,7 @@
       </w:r>
       <w:r>
         <w:rPr>
-          <w:rFonts w:ascii="Arial" w:eastAsia="Arial" w:hAnsi="Arial" w:cs="Arial"/>
+          <w:rFonts w:ascii="Arial" w:hAnsi="Arial" w:eastAsia="Arial" w:cs="Arial"/>
           <w:color w:val="000000" w:themeColor="text1"/>
           <w:sz w:val="22"/>
           <w:szCs w:val="22"/>
@@ -2255,7 +3946,7 @@
       </w:pPr>
       <w:r>
         <w:rPr>
-          <w:rFonts w:ascii="Arial" w:eastAsia="Arial" w:hAnsi="Arial" w:cs="Arial"/>
+          <w:rFonts w:ascii="Arial" w:hAnsi="Arial" w:eastAsia="Arial" w:cs="Arial"/>
           <w:b/>
           <w:bCs/>
           <w:color w:val="000000" w:themeColor="text1"/>
@@ -2266,7 +3957,7 @@
       </w:r>
       <w:r>
         <w:rPr>
-          <w:rFonts w:ascii="Arial" w:eastAsia="Arial" w:hAnsi="Arial" w:cs="Arial"/>
+          <w:rFonts w:ascii="Arial" w:hAnsi="Arial" w:eastAsia="Arial" w:cs="Arial"/>
           <w:color w:val="000000" w:themeColor="text1"/>
           <w:sz w:val="22"/>
           <w:szCs w:val="22"/>
@@ -2285,7 +3976,7 @@
       </w:pPr>
       <w:r>
         <w:rPr>
-          <w:rFonts w:ascii="Arial" w:eastAsia="Arial" w:hAnsi="Arial" w:cs="Arial"/>
+          <w:rFonts w:ascii="Arial" w:hAnsi="Arial" w:eastAsia="Arial" w:cs="Arial"/>
           <w:color w:val="000000" w:themeColor="text1"/>
           <w:sz w:val="22"/>
           <w:szCs w:val="22"/>
@@ -2301,7 +3992,7 @@
       </w:pPr>
       <w:r>
         <w:rPr>
-          <w:rFonts w:ascii="Arial" w:eastAsia="Arial" w:hAnsi="Arial" w:cs="Arial"/>
+          <w:rFonts w:ascii="Arial" w:hAnsi="Arial" w:eastAsia="Arial" w:cs="Arial"/>
           <w:color w:val="000000" w:themeColor="text1"/>
           <w:sz w:val="22"/>
           <w:szCs w:val="22"/>
@@ -2316,7 +4007,7 @@
       </w:pPr>
       <w:r>
         <w:rPr>
-          <w:rFonts w:ascii="Arial" w:eastAsia="Arial" w:hAnsi="Arial" w:cs="Arial"/>
+          <w:rFonts w:ascii="Arial" w:hAnsi="Arial" w:eastAsia="Arial" w:cs="Arial"/>
           <w:color w:val="000000" w:themeColor="text1"/>
           <w:sz w:val="22"/>
           <w:szCs w:val="22"/>
@@ -2332,7 +4023,7 @@
       </w:pPr>
       <w:r>
         <w:rPr>
-          <w:rFonts w:ascii="Arial" w:eastAsia="Arial" w:hAnsi="Arial" w:cs="Arial"/>
+          <w:rFonts w:ascii="Arial" w:hAnsi="Arial" w:eastAsia="Arial" w:cs="Arial"/>
           <w:color w:val="000000" w:themeColor="text1"/>
           <w:sz w:val="22"/>
           <w:szCs w:val="22"/>
@@ -2347,7 +4038,7 @@
       </w:pPr>
       <w:r>
         <w:rPr>
-          <w:rFonts w:ascii="Arial" w:eastAsia="Arial" w:hAnsi="Arial" w:cs="Arial"/>
+          <w:rFonts w:ascii="Arial" w:hAnsi="Arial" w:eastAsia="Arial" w:cs="Arial"/>
           <w:color w:val="000000" w:themeColor="text1"/>
           <w:sz w:val="22"/>
           <w:szCs w:val="22"/>
@@ -2360,7 +4051,7 @@
       </w:r>
       <w:r>
         <w:rPr>
-          <w:rFonts w:ascii="Arial" w:eastAsia="Arial" w:hAnsi="Arial" w:cs="Arial"/>
+          <w:rFonts w:ascii="Arial" w:hAnsi="Arial" w:eastAsia="Arial" w:cs="Arial"/>
           <w:color w:val="000000" w:themeColor="text1"/>
           <w:sz w:val="22"/>
           <w:szCs w:val="22"/>
@@ -2375,7 +4066,7 @@
       </w:pPr>
       <w:r>
         <w:rPr>
-          <w:rFonts w:ascii="Arial" w:eastAsia="Arial" w:hAnsi="Arial" w:cs="Arial"/>
+          <w:rFonts w:ascii="Arial" w:hAnsi="Arial" w:eastAsia="Arial" w:cs="Arial"/>
           <w:color w:val="000000" w:themeColor="text1"/>
           <w:sz w:val="22"/>
           <w:szCs w:val="22"/>
@@ -2390,7 +4081,7 @@
       </w:pPr>
       <w:r>
         <w:rPr>
-          <w:rFonts w:ascii="Arial" w:eastAsia="Arial" w:hAnsi="Arial" w:cs="Arial"/>
+          <w:rFonts w:ascii="Arial" w:hAnsi="Arial" w:eastAsia="Arial" w:cs="Arial"/>
           <w:color w:val="000000" w:themeColor="text1"/>
           <w:sz w:val="22"/>
           <w:szCs w:val="22"/>
@@ -2407,7 +4098,7 @@
       </w:pPr>
       <w:r>
         <w:rPr>
-          <w:rFonts w:ascii="Arial" w:eastAsia="Arial" w:hAnsi="Arial" w:cs="Arial"/>
+          <w:rFonts w:ascii="Arial" w:hAnsi="Arial" w:eastAsia="Arial" w:cs="Arial"/>
           <w:color w:val="000000" w:themeColor="text1"/>
           <w:sz w:val="22"/>
           <w:szCs w:val="22"/>
@@ -2422,7 +4113,7 @@
       </w:pPr>
       <w:r>
         <w:rPr>
-          <w:rFonts w:ascii="Arial" w:eastAsia="Arial" w:hAnsi="Arial" w:cs="Arial"/>
+          <w:rFonts w:ascii="Arial" w:hAnsi="Arial" w:eastAsia="Arial" w:cs="Arial"/>
           <w:color w:val="000000" w:themeColor="text1"/>
           <w:sz w:val="22"/>
           <w:szCs w:val="22"/>
@@ -2437,7 +4128,7 @@
       </w:pPr>
       <w:r>
         <w:rPr>
-          <w:rFonts w:ascii="Verdana" w:eastAsia="Verdana" w:hAnsi="Verdana" w:cs="Verdana"/>
+          <w:rFonts w:ascii="Verdana" w:hAnsi="Verdana" w:eastAsia="Verdana" w:cs="Verdana"/>
           <w:color w:val="000000" w:themeColor="text1"/>
           <w:sz w:val="22"/>
           <w:szCs w:val="22"/>
@@ -2457,7 +4148,7 @@
       </w:pPr>
       <w:r>
         <w:rPr>
-          <w:rFonts w:ascii="Verdana" w:eastAsia="Verdana" w:hAnsi="Verdana" w:cs="Verdana"/>
+          <w:rFonts w:ascii="Verdana" w:hAnsi="Verdana" w:eastAsia="Verdana" w:cs="Verdana"/>
           <w:color w:val="000000" w:themeColor="text1"/>
           <w:sz w:val="22"/>
           <w:szCs w:val="22"/>
@@ -2466,7 +4157,7 @@
       </w:r>
       <w:r>
         <w:rPr>
-          <w:rFonts w:ascii="Verdana" w:eastAsia="Verdana" w:hAnsi="Verdana" w:cs="Verdana"/>
+          <w:rFonts w:ascii="Verdana" w:hAnsi="Verdana" w:eastAsia="Verdana" w:cs="Verdana"/>
           <w:color w:val="000000" w:themeColor="text1"/>
           <w:sz w:val="22"/>
           <w:szCs w:val="22"/>
@@ -2475,7 +4166,7 @@
       </w:r>
       <w:r>
         <w:rPr>
-          <w:rFonts w:ascii="Verdana" w:eastAsia="Verdana" w:hAnsi="Verdana" w:cs="Verdana"/>
+          <w:rFonts w:ascii="Verdana" w:hAnsi="Verdana" w:eastAsia="Verdana" w:cs="Verdana"/>
           <w:color w:val="000000" w:themeColor="text1"/>
           <w:sz w:val="22"/>
           <w:szCs w:val="22"/>
@@ -2484,7 +4175,7 @@
       </w:r>
       <w:r>
         <w:rPr>
-          <w:rFonts w:ascii="Verdana" w:eastAsia="Verdana" w:hAnsi="Verdana" w:cs="Verdana"/>
+          <w:rFonts w:ascii="Verdana" w:hAnsi="Verdana" w:eastAsia="Verdana" w:cs="Verdana"/>
           <w:color w:val="000000" w:themeColor="text1"/>
           <w:sz w:val="22"/>
           <w:szCs w:val="22"/>
@@ -2493,7 +4184,7 @@
       </w:r>
       <w:r>
         <w:rPr>
-          <w:rFonts w:ascii="Verdana" w:eastAsia="Verdana" w:hAnsi="Verdana" w:cs="Verdana"/>
+          <w:rFonts w:ascii="Verdana" w:hAnsi="Verdana" w:eastAsia="Verdana" w:cs="Verdana"/>
           <w:color w:val="000000" w:themeColor="text1"/>
           <w:sz w:val="22"/>
           <w:szCs w:val="22"/>
@@ -2502,7 +4193,7 @@
       </w:r>
       <w:r>
         <w:rPr>
-          <w:rFonts w:ascii="Verdana" w:eastAsia="Verdana" w:hAnsi="Verdana" w:cs="Verdana"/>
+          <w:rFonts w:ascii="Verdana" w:hAnsi="Verdana" w:eastAsia="Verdana" w:cs="Verdana"/>
           <w:color w:val="000000" w:themeColor="text1"/>
           <w:sz w:val="22"/>
           <w:szCs w:val="22"/>
@@ -2511,7 +4202,7 @@
       </w:r>
       <w:r>
         <w:rPr>
-          <w:rFonts w:ascii="Verdana" w:eastAsia="Verdana" w:hAnsi="Verdana" w:cs="Verdana"/>
+          <w:rFonts w:ascii="Verdana" w:hAnsi="Verdana" w:eastAsia="Verdana" w:cs="Verdana"/>
           <w:color w:val="000000" w:themeColor="text1"/>
           <w:sz w:val="22"/>
           <w:szCs w:val="22"/>
@@ -2520,7 +4211,7 @@
       </w:r>
       <w:r>
         <w:rPr>
-          <w:rFonts w:ascii="Verdana" w:eastAsia="Verdana" w:hAnsi="Verdana" w:cs="Verdana"/>
+          <w:rFonts w:ascii="Verdana" w:hAnsi="Verdana" w:eastAsia="Verdana" w:cs="Verdana"/>
           <w:sz w:val="22"/>
           <w:szCs w:val="22"/>
         </w:rPr>
@@ -2528,7 +4219,7 @@
       </w:r>
       <w:r>
         <w:rPr>
-          <w:rFonts w:ascii="Verdana" w:eastAsia="Verdana" w:hAnsi="Verdana" w:cs="Verdana"/>
+          <w:rFonts w:ascii="Verdana" w:hAnsi="Verdana" w:eastAsia="Verdana" w:cs="Verdana"/>
           <w:sz w:val="22"/>
           <w:szCs w:val="22"/>
         </w:rPr>
@@ -2536,7 +4227,7 @@
       </w:r>
       <w:r>
         <w:rPr>
-          <w:rFonts w:ascii="Verdana" w:eastAsia="Verdana" w:hAnsi="Verdana" w:cs="Verdana"/>
+          <w:rFonts w:ascii="Verdana" w:hAnsi="Verdana" w:eastAsia="Verdana" w:cs="Verdana"/>
           <w:color w:val="000000" w:themeColor="text1"/>
           <w:sz w:val="22"/>
           <w:szCs w:val="22"/>
@@ -2545,7 +4236,7 @@
       </w:r>
       <w:r>
         <w:rPr>
-          <w:rFonts w:ascii="Verdana" w:eastAsia="Verdana" w:hAnsi="Verdana" w:cs="Verdana"/>
+          <w:rFonts w:ascii="Verdana" w:hAnsi="Verdana" w:eastAsia="Verdana" w:cs="Verdana"/>
           <w:color w:val="000000" w:themeColor="text1"/>
           <w:sz w:val="22"/>
           <w:szCs w:val="22"/>
@@ -2554,7 +4245,7 @@
       </w:r>
       <w:r>
         <w:rPr>
-          <w:rFonts w:ascii="Verdana" w:eastAsia="Verdana" w:hAnsi="Verdana" w:cs="Verdana"/>
+          <w:rFonts w:ascii="Verdana" w:hAnsi="Verdana" w:eastAsia="Verdana" w:cs="Verdana"/>
           <w:color w:val="000000" w:themeColor="text1"/>
           <w:sz w:val="22"/>
           <w:szCs w:val="22"/>
@@ -2563,7 +4254,7 @@
       </w:r>
       <w:r>
         <w:rPr>
-          <w:rFonts w:ascii="Verdana" w:eastAsia="Verdana" w:hAnsi="Verdana" w:cs="Verdana"/>
+          <w:rFonts w:ascii="Verdana" w:hAnsi="Verdana" w:eastAsia="Verdana" w:cs="Verdana"/>
           <w:color w:val="000000" w:themeColor="text1"/>
           <w:sz w:val="22"/>
           <w:szCs w:val="22"/>
@@ -2572,7 +4263,7 @@
       </w:r>
       <w:r>
         <w:rPr>
-          <w:rFonts w:ascii="Verdana" w:eastAsia="Verdana" w:hAnsi="Verdana" w:cs="Verdana"/>
+          <w:rFonts w:ascii="Verdana" w:hAnsi="Verdana" w:eastAsia="Verdana" w:cs="Verdana"/>
           <w:sz w:val="22"/>
           <w:szCs w:val="22"/>
         </w:rPr>
@@ -2580,7 +4271,7 @@
       </w:r>
       <w:r>
         <w:rPr>
-          <w:rFonts w:ascii="Verdana" w:eastAsia="Verdana" w:hAnsi="Verdana" w:cs="Verdana"/>
+          <w:rFonts w:ascii="Verdana" w:hAnsi="Verdana" w:eastAsia="Verdana" w:cs="Verdana"/>
           <w:color w:val="000000" w:themeColor="text1"/>
           <w:sz w:val="22"/>
           <w:szCs w:val="22"/>
@@ -2589,7 +4280,7 @@
       </w:r>
       <w:r>
         <w:rPr>
-          <w:rFonts w:ascii="Verdana" w:eastAsia="Verdana" w:hAnsi="Verdana" w:cs="Verdana"/>
+          <w:rFonts w:ascii="Verdana" w:hAnsi="Verdana" w:eastAsia="Verdana" w:cs="Verdana"/>
           <w:color w:val="000000" w:themeColor="text1"/>
           <w:sz w:val="22"/>
           <w:szCs w:val="22"/>
@@ -2598,7 +4289,7 @@
       </w:r>
       <w:r>
         <w:rPr>
-          <w:rFonts w:ascii="Verdana" w:eastAsia="Verdana" w:hAnsi="Verdana" w:cs="Verdana"/>
+          <w:rFonts w:ascii="Verdana" w:hAnsi="Verdana" w:eastAsia="Verdana" w:cs="Verdana"/>
           <w:color w:val="000000" w:themeColor="text1"/>
           <w:sz w:val="22"/>
           <w:szCs w:val="22"/>
@@ -2607,7 +4298,7 @@
       </w:r>
       <w:r>
         <w:rPr>
-          <w:rFonts w:ascii="Verdana" w:eastAsia="Verdana" w:hAnsi="Verdana" w:cs="Verdana"/>
+          <w:rFonts w:ascii="Verdana" w:hAnsi="Verdana" w:eastAsia="Verdana" w:cs="Verdana"/>
           <w:color w:val="000000" w:themeColor="text1"/>
           <w:sz w:val="22"/>
           <w:szCs w:val="22"/>
@@ -2619,15 +4310,15 @@
       <w:pPr>
         <w:spacing w:after="200"/>
         <w:rPr>
-          <w:rFonts w:ascii="Verdana" w:eastAsia="Verdana" w:hAnsi="Verdana" w:cs="Verdana"/>
-          <w:color w:val="000000" w:themeColor="text1"/>
-          <w:sz w:val="22"/>
-          <w:szCs w:val="22"/>
-        </w:rPr>
-      </w:pPr>
-      <w:r>
-        <w:rPr>
-          <w:rFonts w:ascii="Verdana" w:eastAsia="Verdana" w:hAnsi="Verdana" w:cs="Verdana"/>
+          <w:rFonts w:ascii="Verdana" w:hAnsi="Verdana" w:eastAsia="Verdana" w:cs="Verdana"/>
+          <w:color w:val="000000" w:themeColor="text1"/>
+          <w:sz w:val="22"/>
+          <w:szCs w:val="22"/>
+        </w:rPr>
+      </w:pPr>
+      <w:r>
+        <w:rPr>
+          <w:rFonts w:ascii="Verdana" w:hAnsi="Verdana" w:eastAsia="Verdana" w:cs="Verdana"/>
           <w:color w:val="000000" w:themeColor="text1"/>
           <w:sz w:val="22"/>
           <w:szCs w:val="22"/>
@@ -2636,7 +4327,7 @@
       </w:r>
       <w:r>
         <w:rPr>
-          <w:rFonts w:ascii="Verdana" w:eastAsia="Verdana" w:hAnsi="Verdana" w:cs="Verdana"/>
+          <w:rFonts w:ascii="Verdana" w:hAnsi="Verdana" w:eastAsia="Verdana" w:cs="Verdana"/>
           <w:color w:val="000000" w:themeColor="text1"/>
           <w:sz w:val="22"/>
           <w:szCs w:val="22"/>
@@ -2645,7 +4336,7 @@
       </w:r>
       <w:r>
         <w:rPr>
-          <w:rFonts w:ascii="Verdana" w:eastAsia="Verdana" w:hAnsi="Verdana" w:cs="Verdana"/>
+          <w:rFonts w:ascii="Verdana" w:hAnsi="Verdana" w:eastAsia="Verdana" w:cs="Verdana"/>
           <w:color w:val="000000" w:themeColor="text1"/>
           <w:sz w:val="22"/>
           <w:szCs w:val="22"/>
@@ -2654,7 +4345,7 @@
       </w:r>
       <w:r>
         <w:rPr>
-          <w:rFonts w:ascii="Verdana" w:eastAsia="Verdana" w:hAnsi="Verdana" w:cs="Verdana"/>
+          <w:rFonts w:ascii="Verdana" w:hAnsi="Verdana" w:eastAsia="Verdana" w:cs="Verdana"/>
           <w:color w:val="000000" w:themeColor="text1"/>
           <w:sz w:val="22"/>
           <w:szCs w:val="22"/>
@@ -2663,7 +4354,7 @@
       </w:r>
       <w:r>
         <w:rPr>
-          <w:rFonts w:ascii="Verdana" w:eastAsia="Verdana" w:hAnsi="Verdana" w:cs="Verdana"/>
+          <w:rFonts w:ascii="Verdana" w:hAnsi="Verdana" w:eastAsia="Verdana" w:cs="Verdana"/>
           <w:color w:val="000000" w:themeColor="text1"/>
           <w:sz w:val="22"/>
           <w:szCs w:val="22"/>
@@ -2672,7 +4363,7 @@
       </w:r>
       <w:r>
         <w:rPr>
-          <w:rFonts w:ascii="Verdana" w:eastAsia="Verdana" w:hAnsi="Verdana" w:cs="Verdana"/>
+          <w:rFonts w:ascii="Verdana" w:hAnsi="Verdana" w:eastAsia="Verdana" w:cs="Verdana"/>
           <w:color w:val="000000" w:themeColor="text1"/>
           <w:sz w:val="22"/>
           <w:szCs w:val="22"/>
@@ -2681,7 +4372,7 @@
       </w:r>
       <w:r>
         <w:rPr>
-          <w:rFonts w:ascii="Verdana" w:eastAsia="Verdana" w:hAnsi="Verdana" w:cs="Verdana"/>
+          <w:rFonts w:ascii="Verdana" w:hAnsi="Verdana" w:eastAsia="Verdana" w:cs="Verdana"/>
           <w:color w:val="000000" w:themeColor="text1"/>
           <w:sz w:val="22"/>
           <w:szCs w:val="22"/>
@@ -2690,7 +4381,7 @@
       </w:r>
       <w:r>
         <w:rPr>
-          <w:rFonts w:ascii="Verdana" w:eastAsia="Verdana" w:hAnsi="Verdana" w:cs="Verdana"/>
+          <w:rFonts w:ascii="Verdana" w:hAnsi="Verdana" w:eastAsia="Verdana" w:cs="Verdana"/>
           <w:color w:val="000000" w:themeColor="text1"/>
           <w:sz w:val="22"/>
           <w:szCs w:val="22"/>
@@ -2699,7 +4390,7 @@
       </w:r>
       <w:r>
         <w:rPr>
-          <w:rFonts w:ascii="Verdana" w:eastAsia="Verdana" w:hAnsi="Verdana" w:cs="Verdana"/>
+          <w:rFonts w:ascii="Verdana" w:hAnsi="Verdana" w:eastAsia="Verdana" w:cs="Verdana"/>
           <w:color w:val="000000" w:themeColor="text1"/>
           <w:sz w:val="22"/>
           <w:szCs w:val="22"/>
@@ -2708,7 +4399,7 @@
       </w:r>
       <w:r>
         <w:rPr>
-          <w:rFonts w:ascii="Verdana" w:eastAsia="Verdana" w:hAnsi="Verdana" w:cs="Verdana"/>
+          <w:rFonts w:ascii="Verdana" w:hAnsi="Verdana" w:eastAsia="Verdana" w:cs="Verdana"/>
           <w:color w:val="000000" w:themeColor="text1"/>
           <w:sz w:val="22"/>
           <w:szCs w:val="22"/>
@@ -2717,7 +4408,7 @@
       </w:r>
       <w:r>
         <w:rPr>
-          <w:rFonts w:ascii="Verdana" w:eastAsia="Verdana" w:hAnsi="Verdana" w:cs="Verdana"/>
+          <w:rFonts w:ascii="Verdana" w:hAnsi="Verdana" w:eastAsia="Verdana" w:cs="Verdana"/>
           <w:color w:val="000000" w:themeColor="text1"/>
           <w:sz w:val="22"/>
           <w:szCs w:val="22"/>
@@ -2726,7 +4417,7 @@
       </w:r>
       <w:r>
         <w:rPr>
-          <w:rFonts w:ascii="Verdana" w:eastAsia="Verdana" w:hAnsi="Verdana" w:cs="Verdana"/>
+          <w:rFonts w:ascii="Verdana" w:hAnsi="Verdana" w:eastAsia="Verdana" w:cs="Verdana"/>
           <w:color w:val="000000" w:themeColor="text1"/>
           <w:sz w:val="22"/>
           <w:szCs w:val="22"/>
@@ -2735,7 +4426,7 @@
       </w:r>
       <w:r>
         <w:rPr>
-          <w:rFonts w:ascii="Verdana" w:eastAsia="Verdana" w:hAnsi="Verdana" w:cs="Verdana"/>
+          <w:rFonts w:ascii="Verdana" w:hAnsi="Verdana" w:eastAsia="Verdana" w:cs="Verdana"/>
           <w:color w:val="000000" w:themeColor="text1"/>
           <w:sz w:val="22"/>
           <w:szCs w:val="22"/>
@@ -2744,7 +4435,7 @@
       </w:r>
       <w:r>
         <w:rPr>
-          <w:rFonts w:ascii="Verdana" w:eastAsia="Verdana" w:hAnsi="Verdana" w:cs="Verdana"/>
+          <w:rFonts w:ascii="Verdana" w:hAnsi="Verdana" w:eastAsia="Verdana" w:cs="Verdana"/>
           <w:color w:val="000000" w:themeColor="text1"/>
           <w:sz w:val="22"/>
           <w:szCs w:val="22"/>
@@ -2753,7 +4444,7 @@
       </w:r>
       <w:r>
         <w:rPr>
-          <w:rFonts w:ascii="Verdana" w:eastAsia="Verdana" w:hAnsi="Verdana" w:cs="Verdana"/>
+          <w:rFonts w:ascii="Verdana" w:hAnsi="Verdana" w:eastAsia="Verdana" w:cs="Verdana"/>
           <w:color w:val="000000" w:themeColor="text1"/>
           <w:sz w:val="22"/>
           <w:szCs w:val="22"/>
@@ -2762,7 +4453,7 @@
       </w:r>
       <w:r>
         <w:rPr>
-          <w:rFonts w:ascii="Verdana" w:eastAsia="Verdana" w:hAnsi="Verdana" w:cs="Verdana"/>
+          <w:rFonts w:ascii="Verdana" w:hAnsi="Verdana" w:eastAsia="Verdana" w:cs="Verdana"/>
           <w:color w:val="000000" w:themeColor="text1"/>
           <w:sz w:val="22"/>
           <w:szCs w:val="22"/>
@@ -2771,7 +4462,7 @@
       </w:r>
       <w:r>
         <w:rPr>
-          <w:rFonts w:ascii="Verdana" w:eastAsia="Verdana" w:hAnsi="Verdana" w:cs="Verdana"/>
+          <w:rFonts w:ascii="Verdana" w:hAnsi="Verdana" w:eastAsia="Verdana" w:cs="Verdana"/>
           <w:color w:val="000000" w:themeColor="text1"/>
           <w:sz w:val="22"/>
           <w:szCs w:val="22"/>
@@ -2783,15 +4474,15 @@
       <w:pPr>
         <w:spacing w:after="200"/>
         <w:rPr>
-          <w:rFonts w:ascii="Verdana" w:eastAsia="Verdana" w:hAnsi="Verdana" w:cs="Verdana"/>
-          <w:color w:val="000000" w:themeColor="text1"/>
-          <w:sz w:val="22"/>
-          <w:szCs w:val="22"/>
-        </w:rPr>
-      </w:pPr>
-      <w:r>
-        <w:rPr>
-          <w:rFonts w:ascii="Verdana" w:eastAsia="Verdana" w:hAnsi="Verdana" w:cs="Verdana"/>
+          <w:rFonts w:ascii="Verdana" w:hAnsi="Verdana" w:eastAsia="Verdana" w:cs="Verdana"/>
+          <w:color w:val="000000" w:themeColor="text1"/>
+          <w:sz w:val="22"/>
+          <w:szCs w:val="22"/>
+        </w:rPr>
+      </w:pPr>
+      <w:r>
+        <w:rPr>
+          <w:rFonts w:ascii="Verdana" w:hAnsi="Verdana" w:eastAsia="Verdana" w:cs="Verdana"/>
           <w:color w:val="000000" w:themeColor="text1"/>
           <w:sz w:val="22"/>
           <w:szCs w:val="22"/>
@@ -2800,7 +4491,7 @@
       </w:r>
       <w:r>
         <w:rPr>
-          <w:rFonts w:ascii="Verdana" w:eastAsia="Verdana" w:hAnsi="Verdana" w:cs="Verdana"/>
+          <w:rFonts w:ascii="Verdana" w:hAnsi="Verdana" w:eastAsia="Verdana" w:cs="Verdana"/>
           <w:color w:val="000000" w:themeColor="text1"/>
           <w:sz w:val="22"/>
           <w:szCs w:val="22"/>
@@ -2814,7 +4505,7 @@
       </w:pPr>
       <w:r>
         <w:rPr>
-          <w:rFonts w:ascii="Verdana" w:eastAsia="Verdana" w:hAnsi="Verdana" w:cs="Verdana"/>
+          <w:rFonts w:ascii="Verdana" w:hAnsi="Verdana" w:eastAsia="Verdana" w:cs="Verdana"/>
           <w:color w:val="000000" w:themeColor="text1"/>
           <w:sz w:val="22"/>
           <w:szCs w:val="22"/>
@@ -2823,7 +4514,7 @@
       </w:r>
       <w:r>
         <w:rPr>
-          <w:rFonts w:ascii="Verdana" w:eastAsia="Verdana" w:hAnsi="Verdana" w:cs="Verdana"/>
+          <w:rFonts w:ascii="Verdana" w:hAnsi="Verdana" w:eastAsia="Verdana" w:cs="Verdana"/>
           <w:color w:val="000000" w:themeColor="text1"/>
           <w:sz w:val="22"/>
           <w:szCs w:val="22"/>
@@ -2832,7 +4523,7 @@
       </w:r>
       <w:r>
         <w:rPr>
-          <w:rFonts w:ascii="Verdana" w:eastAsia="Verdana" w:hAnsi="Verdana" w:cs="Verdana"/>
+          <w:rFonts w:ascii="Verdana" w:hAnsi="Verdana" w:eastAsia="Verdana" w:cs="Verdana"/>
           <w:color w:val="000000" w:themeColor="text1"/>
           <w:sz w:val="22"/>
           <w:szCs w:val="22"/>
@@ -2841,7 +4532,7 @@
       </w:r>
       <w:r>
         <w:rPr>
-          <w:rFonts w:ascii="Verdana" w:eastAsia="Verdana" w:hAnsi="Verdana" w:cs="Verdana"/>
+          <w:rFonts w:ascii="Verdana" w:hAnsi="Verdana" w:eastAsia="Verdana" w:cs="Verdana"/>
           <w:color w:val="000000" w:themeColor="text1"/>
           <w:sz w:val="22"/>
           <w:szCs w:val="22"/>
@@ -2850,7 +4541,7 @@
       </w:r>
       <w:r>
         <w:rPr>
-          <w:rFonts w:ascii="Verdana" w:eastAsia="Verdana" w:hAnsi="Verdana" w:cs="Verdana"/>
+          <w:rFonts w:ascii="Verdana" w:hAnsi="Verdana" w:eastAsia="Verdana" w:cs="Verdana"/>
           <w:color w:val="000000" w:themeColor="text1"/>
           <w:sz w:val="22"/>
           <w:szCs w:val="22"/>
@@ -2864,7 +4555,7 @@
       </w:pPr>
       <w:r>
         <w:rPr>
-          <w:rFonts w:ascii="Verdana" w:eastAsia="Verdana" w:hAnsi="Verdana" w:cs="Verdana"/>
+          <w:rFonts w:ascii="Verdana" w:hAnsi="Verdana" w:eastAsia="Verdana" w:cs="Verdana"/>
           <w:color w:val="000000" w:themeColor="text1"/>
           <w:sz w:val="22"/>
           <w:szCs w:val="22"/>
@@ -2876,7 +4567,7 @@
       <w:pPr>
         <w:spacing w:after="200"/>
         <w:rPr>
-          <w:rFonts w:ascii="Verdana" w:eastAsia="Verdana" w:hAnsi="Verdana" w:cs="Verdana"/>
+          <w:rFonts w:ascii="Verdana" w:hAnsi="Verdana" w:eastAsia="Verdana" w:cs="Verdana"/>
           <w:color w:val="000000" w:themeColor="text1"/>
           <w:sz w:val="22"/>
           <w:szCs w:val="22"/>
@@ -2887,15 +4578,15 @@
       <w:pPr>
         <w:spacing w:after="200"/>
         <w:rPr>
-          <w:rFonts w:ascii="Verdana" w:eastAsia="Verdana" w:hAnsi="Verdana" w:cs="Verdana"/>
-          <w:color w:val="000000" w:themeColor="text1"/>
-          <w:sz w:val="22"/>
-          <w:szCs w:val="22"/>
-        </w:rPr>
-      </w:pPr>
-      <w:r>
-        <w:rPr>
-          <w:rFonts w:ascii="Verdana" w:eastAsia="Verdana" w:hAnsi="Verdana" w:cs="Verdana"/>
+          <w:rFonts w:ascii="Verdana" w:hAnsi="Verdana" w:eastAsia="Verdana" w:cs="Verdana"/>
+          <w:color w:val="000000" w:themeColor="text1"/>
+          <w:sz w:val="22"/>
+          <w:szCs w:val="22"/>
+        </w:rPr>
+      </w:pPr>
+      <w:r>
+        <w:rPr>
+          <w:rFonts w:ascii="Verdana" w:hAnsi="Verdana" w:eastAsia="Verdana" w:cs="Verdana"/>
           <w:color w:val="000000" w:themeColor="text1"/>
           <w:sz w:val="22"/>
           <w:szCs w:val="22"/>
@@ -2907,7 +4598,7 @@
       <w:pPr>
         <w:spacing w:after="200"/>
         <w:rPr>
-          <w:rFonts w:ascii="Verdana" w:eastAsia="Verdana" w:hAnsi="Verdana" w:cs="Verdana"/>
+          <w:rFonts w:ascii="Verdana" w:hAnsi="Verdana" w:eastAsia="Verdana" w:cs="Verdana"/>
           <w:color w:val="000000" w:themeColor="text1"/>
           <w:sz w:val="22"/>
           <w:szCs w:val="22"/>
@@ -2917,7 +4608,7 @@
         <w:r>
           <w:rPr>
             <w:rStyle w:val="Hyperlink"/>
-            <w:rFonts w:ascii="Verdana" w:eastAsia="Verdana" w:hAnsi="Verdana" w:cs="Verdana"/>
+            <w:rFonts w:ascii="Verdana" w:hAnsi="Verdana" w:eastAsia="Verdana" w:cs="Verdana"/>
             <w:sz w:val="22"/>
             <w:szCs w:val="22"/>
           </w:rPr>
@@ -3363,7 +5054,7 @@
     <w:sectPr>
       <w:headerReference w:type="default" r:id="rId27"/>
       <w:footerReference w:type="default" r:id="rId28"/>
-      <w:pgSz w:w="11906" w:h="16838"/>
+      <w:pgSz w:w="11906" w:h="16838" w:orient="portrait"/>
       <w:pgMar w:top="1440" w:right="1440" w:bottom="1440" w:left="1440" w:header="720" w:footer="720" w:gutter="0"/>
       <w:cols w:space="720"/>
       <w:docGrid w:linePitch="360"/>
@@ -3556,8 +5247,918 @@
 </w:hdr>
 </file>
 
+<file path=word/intelligence2.xml><?xml version="1.0" encoding="utf-8"?>
+<int2:intelligence xmlns:int2="http://schemas.microsoft.com/office/intelligence/2020/intelligence">
+  <int2:observations>
+    <int2:bookmark int2:bookmarkName="_Int_TgBVx6jv" int2:invalidationBookmarkName="" int2:hashCode="brchZsrI4S8fWe" int2:id="veZUZfml">
+      <int2:state int2:type="gram" int2:value="Rejected"/>
+    </int2:bookmark>
+    <int2:bookmark int2:bookmarkName="_Int_BbBRSYde" int2:invalidationBookmarkName="" int2:hashCode="y6QXEUr3BmvmOI" int2:id="8iCYfndI">
+      <int2:state int2:type="gram" int2:value="Rejected"/>
+    </int2:bookmark>
+  </int2:observations>
+  <int2:intelligenceSettings/>
+</int2:intelligence>
+</file>
+
 <file path=word/numbering.xml><?xml version="1.0" encoding="utf-8"?>
 <w:numbering xmlns:wpc="http://schemas.microsoft.com/office/word/2010/wordprocessingCanvas" xmlns:cx="http://schemas.microsoft.com/office/drawing/2014/chartex" xmlns:cx1="http://schemas.microsoft.com/office/drawing/2015/9/8/chartex" xmlns:cx2="http://schemas.microsoft.com/office/drawing/2015/10/21/chartex" xmlns:cx3="http://schemas.microsoft.com/office/drawing/2016/5/9/chartex" xmlns:cx4="http://schemas.microsoft.com/office/drawing/2016/5/10/chartex" xmlns:cx5="http://schemas.microsoft.com/office/drawing/2016/5/11/chartex" xmlns:cx6="http://schemas.microsoft.com/office/drawing/2016/5/12/chartex" xmlns:cx7="http://schemas.microsoft.com/office/drawing/2016/5/13/chartex" xmlns:cx8="http://schemas.microsoft.com/office/drawing/2016/5/14/chartex" xmlns:mc="http://schemas.openxmlformats.org/markup-compatibility/2006" xmlns:aink="http://schemas.microsoft.com/office/drawing/2016/ink" xmlns:am3d="http://schemas.microsoft.com/office/drawing/2017/model3d" xmlns:o="urn:schemas-microsoft-com:office:office" xmlns:oel="http://schemas.microsoft.com/office/2019/extlst" xmlns:r="http://schemas.openxmlformats.org/officeDocument/2006/relationships" xmlns:m="http://schemas.openxmlformats.org/officeDocument/2006/math" xmlns:v="urn:schemas-microsoft-com:vml" xmlns:wp14="http://schemas.microsoft.com/office/word/2010/wordprocessingDrawing" xmlns:wp="http://schemas.openxmlformats.org/drawingml/2006/wordprocessingDrawing" xmlns:w10="urn:schemas-microsoft-com:office:word" xmlns:w="http://schemas.openxmlformats.org/wordprocessingml/2006/main" xmlns:w14="http://schemas.microsoft.com/office/word/2010/wordml" xmlns:w15="http://schemas.microsoft.com/office/word/2012/wordml" xmlns:w16cex="http://schemas.microsoft.com/office/word/2018/wordml/cex" xmlns:w16cid="http://schemas.microsoft.com/office/word/2016/wordml/cid" xmlns:w16="http://schemas.microsoft.com/office/word/2018/wordml" xmlns:w16du="http://schemas.microsoft.com/office/word/2023/wordml/word16du" xmlns:w16sdtdh="http://schemas.microsoft.com/office/word/2020/wordml/sdtdatahash" xmlns:w16sdtfl="http://schemas.microsoft.com/office/word/2024/wordml/sdtformatlock" xmlns:w16se="http://schemas.microsoft.com/office/word/2015/wordml/symex" xmlns:wpg="http://schemas.microsoft.com/office/word/2010/wordprocessingGroup" xmlns:wpi="http://schemas.microsoft.com/office/word/2010/wordprocessingInk" xmlns:wne="http://schemas.microsoft.com/office/word/2006/wordml" xmlns:wps="http://schemas.microsoft.com/office/word/2010/wordprocessingShape" mc:Ignorable="w14 w15 w16se w16cid w16 w16cex w16sdtdh w16sdtfl w16du wp14">
+  <w:abstractNum xmlns:w="http://schemas.openxmlformats.org/wordprocessingml/2006/main" w:abstractNumId="20">
+    <w:nsid w:val="3ea9f94f"/>
+    <w:multiLevelType xmlns:w="http://schemas.openxmlformats.org/wordprocessingml/2006/main" w:val="hybridMultilevel"/>
+    <w:lvl xmlns:w="http://schemas.openxmlformats.org/wordprocessingml/2006/main" w:ilvl="0">
+      <w:start w:val="1"/>
+      <w:numFmt w:val="bullet"/>
+      <w:lvlText w:val=""/>
+      <w:lvlJc w:val="left"/>
+      <w:pPr>
+        <w:ind w:left="720" w:hanging="360"/>
+      </w:pPr>
+      <w:rPr>
+        <w:rFonts w:hint="default" w:ascii="Symbol" w:hAnsi="Symbol"/>
+      </w:rPr>
+    </w:lvl>
+    <w:lvl xmlns:w="http://schemas.openxmlformats.org/wordprocessingml/2006/main" w:ilvl="1">
+      <w:start w:val="1"/>
+      <w:numFmt w:val="bullet"/>
+      <w:lvlText w:val="o"/>
+      <w:lvlJc w:val="left"/>
+      <w:pPr>
+        <w:ind w:left="1440" w:hanging="360"/>
+      </w:pPr>
+      <w:rPr>
+        <w:rFonts w:hint="default" w:ascii="Courier New" w:hAnsi="Courier New"/>
+      </w:rPr>
+    </w:lvl>
+    <w:lvl xmlns:w="http://schemas.openxmlformats.org/wordprocessingml/2006/main" w:ilvl="2">
+      <w:start w:val="1"/>
+      <w:numFmt w:val="bullet"/>
+      <w:lvlText w:val=""/>
+      <w:lvlJc w:val="left"/>
+      <w:pPr>
+        <w:ind w:left="2160" w:hanging="360"/>
+      </w:pPr>
+      <w:rPr>
+        <w:rFonts w:hint="default" w:ascii="Wingdings" w:hAnsi="Wingdings"/>
+      </w:rPr>
+    </w:lvl>
+    <w:lvl xmlns:w="http://schemas.openxmlformats.org/wordprocessingml/2006/main" w:ilvl="3">
+      <w:start w:val="1"/>
+      <w:numFmt w:val="bullet"/>
+      <w:lvlText w:val=""/>
+      <w:lvlJc w:val="left"/>
+      <w:pPr>
+        <w:ind w:left="2880" w:hanging="360"/>
+      </w:pPr>
+      <w:rPr>
+        <w:rFonts w:hint="default" w:ascii="Symbol" w:hAnsi="Symbol"/>
+      </w:rPr>
+    </w:lvl>
+    <w:lvl xmlns:w="http://schemas.openxmlformats.org/wordprocessingml/2006/main" w:ilvl="4">
+      <w:start w:val="1"/>
+      <w:numFmt w:val="bullet"/>
+      <w:lvlText w:val="o"/>
+      <w:lvlJc w:val="left"/>
+      <w:pPr>
+        <w:ind w:left="3600" w:hanging="360"/>
+      </w:pPr>
+      <w:rPr>
+        <w:rFonts w:hint="default" w:ascii="Courier New" w:hAnsi="Courier New"/>
+      </w:rPr>
+    </w:lvl>
+    <w:lvl xmlns:w="http://schemas.openxmlformats.org/wordprocessingml/2006/main" w:ilvl="5">
+      <w:start w:val="1"/>
+      <w:numFmt w:val="bullet"/>
+      <w:lvlText w:val=""/>
+      <w:lvlJc w:val="left"/>
+      <w:pPr>
+        <w:ind w:left="4320" w:hanging="360"/>
+      </w:pPr>
+      <w:rPr>
+        <w:rFonts w:hint="default" w:ascii="Wingdings" w:hAnsi="Wingdings"/>
+      </w:rPr>
+    </w:lvl>
+    <w:lvl xmlns:w="http://schemas.openxmlformats.org/wordprocessingml/2006/main" w:ilvl="6">
+      <w:start w:val="1"/>
+      <w:numFmt w:val="bullet"/>
+      <w:lvlText w:val=""/>
+      <w:lvlJc w:val="left"/>
+      <w:pPr>
+        <w:ind w:left="5040" w:hanging="360"/>
+      </w:pPr>
+      <w:rPr>
+        <w:rFonts w:hint="default" w:ascii="Symbol" w:hAnsi="Symbol"/>
+      </w:rPr>
+    </w:lvl>
+    <w:lvl xmlns:w="http://schemas.openxmlformats.org/wordprocessingml/2006/main" w:ilvl="7">
+      <w:start w:val="1"/>
+      <w:numFmt w:val="bullet"/>
+      <w:lvlText w:val="o"/>
+      <w:lvlJc w:val="left"/>
+      <w:pPr>
+        <w:ind w:left="5760" w:hanging="360"/>
+      </w:pPr>
+      <w:rPr>
+        <w:rFonts w:hint="default" w:ascii="Courier New" w:hAnsi="Courier New"/>
+      </w:rPr>
+    </w:lvl>
+    <w:lvl xmlns:w="http://schemas.openxmlformats.org/wordprocessingml/2006/main" w:ilvl="8">
+      <w:start w:val="1"/>
+      <w:numFmt w:val="bullet"/>
+      <w:lvlText w:val=""/>
+      <w:lvlJc w:val="left"/>
+      <w:pPr>
+        <w:ind w:left="6480" w:hanging="360"/>
+      </w:pPr>
+      <w:rPr>
+        <w:rFonts w:hint="default" w:ascii="Wingdings" w:hAnsi="Wingdings"/>
+      </w:rPr>
+    </w:lvl>
+  </w:abstractNum>
+  <w:abstractNum xmlns:w="http://schemas.openxmlformats.org/wordprocessingml/2006/main" w:abstractNumId="19">
+    <w:nsid w:val="309bf408"/>
+    <w:multiLevelType xmlns:w="http://schemas.openxmlformats.org/wordprocessingml/2006/main" w:val="hybridMultilevel"/>
+    <w:lvl xmlns:w="http://schemas.openxmlformats.org/wordprocessingml/2006/main" w:ilvl="0">
+      <w:start w:val="1"/>
+      <w:numFmt w:val="bullet"/>
+      <w:lvlText w:val=""/>
+      <w:lvlJc w:val="left"/>
+      <w:pPr>
+        <w:ind w:left="720" w:hanging="360"/>
+      </w:pPr>
+      <w:rPr>
+        <w:rFonts w:hint="default" w:ascii="Symbol" w:hAnsi="Symbol"/>
+      </w:rPr>
+    </w:lvl>
+    <w:lvl xmlns:w="http://schemas.openxmlformats.org/wordprocessingml/2006/main" w:ilvl="1">
+      <w:start w:val="1"/>
+      <w:numFmt w:val="bullet"/>
+      <w:lvlText w:val="o"/>
+      <w:lvlJc w:val="left"/>
+      <w:pPr>
+        <w:ind w:left="1440" w:hanging="360"/>
+      </w:pPr>
+      <w:rPr>
+        <w:rFonts w:hint="default" w:ascii="Courier New" w:hAnsi="Courier New"/>
+      </w:rPr>
+    </w:lvl>
+    <w:lvl xmlns:w="http://schemas.openxmlformats.org/wordprocessingml/2006/main" w:ilvl="2">
+      <w:start w:val="1"/>
+      <w:numFmt w:val="bullet"/>
+      <w:lvlText w:val=""/>
+      <w:lvlJc w:val="left"/>
+      <w:pPr>
+        <w:ind w:left="2160" w:hanging="360"/>
+      </w:pPr>
+      <w:rPr>
+        <w:rFonts w:hint="default" w:ascii="Wingdings" w:hAnsi="Wingdings"/>
+      </w:rPr>
+    </w:lvl>
+    <w:lvl xmlns:w="http://schemas.openxmlformats.org/wordprocessingml/2006/main" w:ilvl="3">
+      <w:start w:val="1"/>
+      <w:numFmt w:val="bullet"/>
+      <w:lvlText w:val=""/>
+      <w:lvlJc w:val="left"/>
+      <w:pPr>
+        <w:ind w:left="2880" w:hanging="360"/>
+      </w:pPr>
+      <w:rPr>
+        <w:rFonts w:hint="default" w:ascii="Symbol" w:hAnsi="Symbol"/>
+      </w:rPr>
+    </w:lvl>
+    <w:lvl xmlns:w="http://schemas.openxmlformats.org/wordprocessingml/2006/main" w:ilvl="4">
+      <w:start w:val="1"/>
+      <w:numFmt w:val="bullet"/>
+      <w:lvlText w:val="o"/>
+      <w:lvlJc w:val="left"/>
+      <w:pPr>
+        <w:ind w:left="3600" w:hanging="360"/>
+      </w:pPr>
+      <w:rPr>
+        <w:rFonts w:hint="default" w:ascii="Courier New" w:hAnsi="Courier New"/>
+      </w:rPr>
+    </w:lvl>
+    <w:lvl xmlns:w="http://schemas.openxmlformats.org/wordprocessingml/2006/main" w:ilvl="5">
+      <w:start w:val="1"/>
+      <w:numFmt w:val="bullet"/>
+      <w:lvlText w:val=""/>
+      <w:lvlJc w:val="left"/>
+      <w:pPr>
+        <w:ind w:left="4320" w:hanging="360"/>
+      </w:pPr>
+      <w:rPr>
+        <w:rFonts w:hint="default" w:ascii="Wingdings" w:hAnsi="Wingdings"/>
+      </w:rPr>
+    </w:lvl>
+    <w:lvl xmlns:w="http://schemas.openxmlformats.org/wordprocessingml/2006/main" w:ilvl="6">
+      <w:start w:val="1"/>
+      <w:numFmt w:val="bullet"/>
+      <w:lvlText w:val=""/>
+      <w:lvlJc w:val="left"/>
+      <w:pPr>
+        <w:ind w:left="5040" w:hanging="360"/>
+      </w:pPr>
+      <w:rPr>
+        <w:rFonts w:hint="default" w:ascii="Symbol" w:hAnsi="Symbol"/>
+      </w:rPr>
+    </w:lvl>
+    <w:lvl xmlns:w="http://schemas.openxmlformats.org/wordprocessingml/2006/main" w:ilvl="7">
+      <w:start w:val="1"/>
+      <w:numFmt w:val="bullet"/>
+      <w:lvlText w:val="o"/>
+      <w:lvlJc w:val="left"/>
+      <w:pPr>
+        <w:ind w:left="5760" w:hanging="360"/>
+      </w:pPr>
+      <w:rPr>
+        <w:rFonts w:hint="default" w:ascii="Courier New" w:hAnsi="Courier New"/>
+      </w:rPr>
+    </w:lvl>
+    <w:lvl xmlns:w="http://schemas.openxmlformats.org/wordprocessingml/2006/main" w:ilvl="8">
+      <w:start w:val="1"/>
+      <w:numFmt w:val="bullet"/>
+      <w:lvlText w:val=""/>
+      <w:lvlJc w:val="left"/>
+      <w:pPr>
+        <w:ind w:left="6480" w:hanging="360"/>
+      </w:pPr>
+      <w:rPr>
+        <w:rFonts w:hint="default" w:ascii="Wingdings" w:hAnsi="Wingdings"/>
+      </w:rPr>
+    </w:lvl>
+  </w:abstractNum>
+  <w:abstractNum xmlns:w="http://schemas.openxmlformats.org/wordprocessingml/2006/main" w:abstractNumId="18">
+    <w:nsid w:val="a934175"/>
+    <w:multiLevelType xmlns:w="http://schemas.openxmlformats.org/wordprocessingml/2006/main" w:val="hybridMultilevel"/>
+    <w:lvl xmlns:w="http://schemas.openxmlformats.org/wordprocessingml/2006/main" w:ilvl="0">
+      <w:start w:val="1"/>
+      <w:numFmt w:val="bullet"/>
+      <w:lvlText w:val=""/>
+      <w:lvlJc w:val="left"/>
+      <w:pPr>
+        <w:ind w:left="720" w:hanging="360"/>
+      </w:pPr>
+      <w:rPr>
+        <w:rFonts w:hint="default" w:ascii="Symbol" w:hAnsi="Symbol"/>
+      </w:rPr>
+    </w:lvl>
+    <w:lvl xmlns:w="http://schemas.openxmlformats.org/wordprocessingml/2006/main" w:ilvl="1">
+      <w:start w:val="1"/>
+      <w:numFmt w:val="bullet"/>
+      <w:lvlText w:val="o"/>
+      <w:lvlJc w:val="left"/>
+      <w:pPr>
+        <w:ind w:left="1440" w:hanging="360"/>
+      </w:pPr>
+      <w:rPr>
+        <w:rFonts w:hint="default" w:ascii="Courier New" w:hAnsi="Courier New"/>
+      </w:rPr>
+    </w:lvl>
+    <w:lvl xmlns:w="http://schemas.openxmlformats.org/wordprocessingml/2006/main" w:ilvl="2">
+      <w:start w:val="1"/>
+      <w:numFmt w:val="bullet"/>
+      <w:lvlText w:val=""/>
+      <w:lvlJc w:val="left"/>
+      <w:pPr>
+        <w:ind w:left="2160" w:hanging="360"/>
+      </w:pPr>
+      <w:rPr>
+        <w:rFonts w:hint="default" w:ascii="Wingdings" w:hAnsi="Wingdings"/>
+      </w:rPr>
+    </w:lvl>
+    <w:lvl xmlns:w="http://schemas.openxmlformats.org/wordprocessingml/2006/main" w:ilvl="3">
+      <w:start w:val="1"/>
+      <w:numFmt w:val="bullet"/>
+      <w:lvlText w:val=""/>
+      <w:lvlJc w:val="left"/>
+      <w:pPr>
+        <w:ind w:left="2880" w:hanging="360"/>
+      </w:pPr>
+      <w:rPr>
+        <w:rFonts w:hint="default" w:ascii="Symbol" w:hAnsi="Symbol"/>
+      </w:rPr>
+    </w:lvl>
+    <w:lvl xmlns:w="http://schemas.openxmlformats.org/wordprocessingml/2006/main" w:ilvl="4">
+      <w:start w:val="1"/>
+      <w:numFmt w:val="bullet"/>
+      <w:lvlText w:val="o"/>
+      <w:lvlJc w:val="left"/>
+      <w:pPr>
+        <w:ind w:left="3600" w:hanging="360"/>
+      </w:pPr>
+      <w:rPr>
+        <w:rFonts w:hint="default" w:ascii="Courier New" w:hAnsi="Courier New"/>
+      </w:rPr>
+    </w:lvl>
+    <w:lvl xmlns:w="http://schemas.openxmlformats.org/wordprocessingml/2006/main" w:ilvl="5">
+      <w:start w:val="1"/>
+      <w:numFmt w:val="bullet"/>
+      <w:lvlText w:val=""/>
+      <w:lvlJc w:val="left"/>
+      <w:pPr>
+        <w:ind w:left="4320" w:hanging="360"/>
+      </w:pPr>
+      <w:rPr>
+        <w:rFonts w:hint="default" w:ascii="Wingdings" w:hAnsi="Wingdings"/>
+      </w:rPr>
+    </w:lvl>
+    <w:lvl xmlns:w="http://schemas.openxmlformats.org/wordprocessingml/2006/main" w:ilvl="6">
+      <w:start w:val="1"/>
+      <w:numFmt w:val="bullet"/>
+      <w:lvlText w:val=""/>
+      <w:lvlJc w:val="left"/>
+      <w:pPr>
+        <w:ind w:left="5040" w:hanging="360"/>
+      </w:pPr>
+      <w:rPr>
+        <w:rFonts w:hint="default" w:ascii="Symbol" w:hAnsi="Symbol"/>
+      </w:rPr>
+    </w:lvl>
+    <w:lvl xmlns:w="http://schemas.openxmlformats.org/wordprocessingml/2006/main" w:ilvl="7">
+      <w:start w:val="1"/>
+      <w:numFmt w:val="bullet"/>
+      <w:lvlText w:val="o"/>
+      <w:lvlJc w:val="left"/>
+      <w:pPr>
+        <w:ind w:left="5760" w:hanging="360"/>
+      </w:pPr>
+      <w:rPr>
+        <w:rFonts w:hint="default" w:ascii="Courier New" w:hAnsi="Courier New"/>
+      </w:rPr>
+    </w:lvl>
+    <w:lvl xmlns:w="http://schemas.openxmlformats.org/wordprocessingml/2006/main" w:ilvl="8">
+      <w:start w:val="1"/>
+      <w:numFmt w:val="bullet"/>
+      <w:lvlText w:val=""/>
+      <w:lvlJc w:val="left"/>
+      <w:pPr>
+        <w:ind w:left="6480" w:hanging="360"/>
+      </w:pPr>
+      <w:rPr>
+        <w:rFonts w:hint="default" w:ascii="Wingdings" w:hAnsi="Wingdings"/>
+      </w:rPr>
+    </w:lvl>
+  </w:abstractNum>
+  <w:abstractNum xmlns:w="http://schemas.openxmlformats.org/wordprocessingml/2006/main" w:abstractNumId="17">
+    <w:nsid w:val="7f8aeb6"/>
+    <w:multiLevelType xmlns:w="http://schemas.openxmlformats.org/wordprocessingml/2006/main" w:val="hybridMultilevel"/>
+    <w:lvl xmlns:w="http://schemas.openxmlformats.org/wordprocessingml/2006/main" w:ilvl="0">
+      <w:start w:val="1"/>
+      <w:numFmt w:val="bullet"/>
+      <w:lvlText w:val=""/>
+      <w:lvlJc w:val="left"/>
+      <w:pPr>
+        <w:ind w:left="720" w:hanging="360"/>
+      </w:pPr>
+      <w:rPr>
+        <w:rFonts w:hint="default" w:ascii="Symbol" w:hAnsi="Symbol"/>
+      </w:rPr>
+    </w:lvl>
+    <w:lvl xmlns:w="http://schemas.openxmlformats.org/wordprocessingml/2006/main" w:ilvl="1">
+      <w:start w:val="1"/>
+      <w:numFmt w:val="bullet"/>
+      <w:lvlText w:val="o"/>
+      <w:lvlJc w:val="left"/>
+      <w:pPr>
+        <w:ind w:left="1440" w:hanging="360"/>
+      </w:pPr>
+      <w:rPr>
+        <w:rFonts w:hint="default" w:ascii="Courier New" w:hAnsi="Courier New"/>
+      </w:rPr>
+    </w:lvl>
+    <w:lvl xmlns:w="http://schemas.openxmlformats.org/wordprocessingml/2006/main" w:ilvl="2">
+      <w:start w:val="1"/>
+      <w:numFmt w:val="bullet"/>
+      <w:lvlText w:val=""/>
+      <w:lvlJc w:val="left"/>
+      <w:pPr>
+        <w:ind w:left="2160" w:hanging="360"/>
+      </w:pPr>
+      <w:rPr>
+        <w:rFonts w:hint="default" w:ascii="Wingdings" w:hAnsi="Wingdings"/>
+      </w:rPr>
+    </w:lvl>
+    <w:lvl xmlns:w="http://schemas.openxmlformats.org/wordprocessingml/2006/main" w:ilvl="3">
+      <w:start w:val="1"/>
+      <w:numFmt w:val="bullet"/>
+      <w:lvlText w:val=""/>
+      <w:lvlJc w:val="left"/>
+      <w:pPr>
+        <w:ind w:left="2880" w:hanging="360"/>
+      </w:pPr>
+      <w:rPr>
+        <w:rFonts w:hint="default" w:ascii="Symbol" w:hAnsi="Symbol"/>
+      </w:rPr>
+    </w:lvl>
+    <w:lvl xmlns:w="http://schemas.openxmlformats.org/wordprocessingml/2006/main" w:ilvl="4">
+      <w:start w:val="1"/>
+      <w:numFmt w:val="bullet"/>
+      <w:lvlText w:val="o"/>
+      <w:lvlJc w:val="left"/>
+      <w:pPr>
+        <w:ind w:left="3600" w:hanging="360"/>
+      </w:pPr>
+      <w:rPr>
+        <w:rFonts w:hint="default" w:ascii="Courier New" w:hAnsi="Courier New"/>
+      </w:rPr>
+    </w:lvl>
+    <w:lvl xmlns:w="http://schemas.openxmlformats.org/wordprocessingml/2006/main" w:ilvl="5">
+      <w:start w:val="1"/>
+      <w:numFmt w:val="bullet"/>
+      <w:lvlText w:val=""/>
+      <w:lvlJc w:val="left"/>
+      <w:pPr>
+        <w:ind w:left="4320" w:hanging="360"/>
+      </w:pPr>
+      <w:rPr>
+        <w:rFonts w:hint="default" w:ascii="Wingdings" w:hAnsi="Wingdings"/>
+      </w:rPr>
+    </w:lvl>
+    <w:lvl xmlns:w="http://schemas.openxmlformats.org/wordprocessingml/2006/main" w:ilvl="6">
+      <w:start w:val="1"/>
+      <w:numFmt w:val="bullet"/>
+      <w:lvlText w:val=""/>
+      <w:lvlJc w:val="left"/>
+      <w:pPr>
+        <w:ind w:left="5040" w:hanging="360"/>
+      </w:pPr>
+      <w:rPr>
+        <w:rFonts w:hint="default" w:ascii="Symbol" w:hAnsi="Symbol"/>
+      </w:rPr>
+    </w:lvl>
+    <w:lvl xmlns:w="http://schemas.openxmlformats.org/wordprocessingml/2006/main" w:ilvl="7">
+      <w:start w:val="1"/>
+      <w:numFmt w:val="bullet"/>
+      <w:lvlText w:val="o"/>
+      <w:lvlJc w:val="left"/>
+      <w:pPr>
+        <w:ind w:left="5760" w:hanging="360"/>
+      </w:pPr>
+      <w:rPr>
+        <w:rFonts w:hint="default" w:ascii="Courier New" w:hAnsi="Courier New"/>
+      </w:rPr>
+    </w:lvl>
+    <w:lvl xmlns:w="http://schemas.openxmlformats.org/wordprocessingml/2006/main" w:ilvl="8">
+      <w:start w:val="1"/>
+      <w:numFmt w:val="bullet"/>
+      <w:lvlText w:val=""/>
+      <w:lvlJc w:val="left"/>
+      <w:pPr>
+        <w:ind w:left="6480" w:hanging="360"/>
+      </w:pPr>
+      <w:rPr>
+        <w:rFonts w:hint="default" w:ascii="Wingdings" w:hAnsi="Wingdings"/>
+      </w:rPr>
+    </w:lvl>
+  </w:abstractNum>
+  <w:abstractNum xmlns:w="http://schemas.openxmlformats.org/wordprocessingml/2006/main" w:abstractNumId="16">
+    <w:nsid w:val="47a8aeb3"/>
+    <w:multiLevelType xmlns:w="http://schemas.openxmlformats.org/wordprocessingml/2006/main" w:val="hybridMultilevel"/>
+    <w:lvl xmlns:w="http://schemas.openxmlformats.org/wordprocessingml/2006/main" w:ilvl="0">
+      <w:start w:val="1"/>
+      <w:numFmt w:val="bullet"/>
+      <w:lvlText w:val=""/>
+      <w:lvlJc w:val="left"/>
+      <w:pPr>
+        <w:ind w:left="720" w:hanging="360"/>
+      </w:pPr>
+      <w:rPr>
+        <w:rFonts w:hint="default" w:ascii="Symbol" w:hAnsi="Symbol"/>
+      </w:rPr>
+    </w:lvl>
+    <w:lvl xmlns:w="http://schemas.openxmlformats.org/wordprocessingml/2006/main" w:ilvl="1">
+      <w:start w:val="1"/>
+      <w:numFmt w:val="bullet"/>
+      <w:lvlText w:val="o"/>
+      <w:lvlJc w:val="left"/>
+      <w:pPr>
+        <w:ind w:left="1440" w:hanging="360"/>
+      </w:pPr>
+      <w:rPr>
+        <w:rFonts w:hint="default" w:ascii="Courier New" w:hAnsi="Courier New"/>
+      </w:rPr>
+    </w:lvl>
+    <w:lvl xmlns:w="http://schemas.openxmlformats.org/wordprocessingml/2006/main" w:ilvl="2">
+      <w:start w:val="1"/>
+      <w:numFmt w:val="bullet"/>
+      <w:lvlText w:val=""/>
+      <w:lvlJc w:val="left"/>
+      <w:pPr>
+        <w:ind w:left="2160" w:hanging="360"/>
+      </w:pPr>
+      <w:rPr>
+        <w:rFonts w:hint="default" w:ascii="Wingdings" w:hAnsi="Wingdings"/>
+      </w:rPr>
+    </w:lvl>
+    <w:lvl xmlns:w="http://schemas.openxmlformats.org/wordprocessingml/2006/main" w:ilvl="3">
+      <w:start w:val="1"/>
+      <w:numFmt w:val="bullet"/>
+      <w:lvlText w:val=""/>
+      <w:lvlJc w:val="left"/>
+      <w:pPr>
+        <w:ind w:left="2880" w:hanging="360"/>
+      </w:pPr>
+      <w:rPr>
+        <w:rFonts w:hint="default" w:ascii="Symbol" w:hAnsi="Symbol"/>
+      </w:rPr>
+    </w:lvl>
+    <w:lvl xmlns:w="http://schemas.openxmlformats.org/wordprocessingml/2006/main" w:ilvl="4">
+      <w:start w:val="1"/>
+      <w:numFmt w:val="bullet"/>
+      <w:lvlText w:val="o"/>
+      <w:lvlJc w:val="left"/>
+      <w:pPr>
+        <w:ind w:left="3600" w:hanging="360"/>
+      </w:pPr>
+      <w:rPr>
+        <w:rFonts w:hint="default" w:ascii="Courier New" w:hAnsi="Courier New"/>
+      </w:rPr>
+    </w:lvl>
+    <w:lvl xmlns:w="http://schemas.openxmlformats.org/wordprocessingml/2006/main" w:ilvl="5">
+      <w:start w:val="1"/>
+      <w:numFmt w:val="bullet"/>
+      <w:lvlText w:val=""/>
+      <w:lvlJc w:val="left"/>
+      <w:pPr>
+        <w:ind w:left="4320" w:hanging="360"/>
+      </w:pPr>
+      <w:rPr>
+        <w:rFonts w:hint="default" w:ascii="Wingdings" w:hAnsi="Wingdings"/>
+      </w:rPr>
+    </w:lvl>
+    <w:lvl xmlns:w="http://schemas.openxmlformats.org/wordprocessingml/2006/main" w:ilvl="6">
+      <w:start w:val="1"/>
+      <w:numFmt w:val="bullet"/>
+      <w:lvlText w:val=""/>
+      <w:lvlJc w:val="left"/>
+      <w:pPr>
+        <w:ind w:left="5040" w:hanging="360"/>
+      </w:pPr>
+      <w:rPr>
+        <w:rFonts w:hint="default" w:ascii="Symbol" w:hAnsi="Symbol"/>
+      </w:rPr>
+    </w:lvl>
+    <w:lvl xmlns:w="http://schemas.openxmlformats.org/wordprocessingml/2006/main" w:ilvl="7">
+      <w:start w:val="1"/>
+      <w:numFmt w:val="bullet"/>
+      <w:lvlText w:val="o"/>
+      <w:lvlJc w:val="left"/>
+      <w:pPr>
+        <w:ind w:left="5760" w:hanging="360"/>
+      </w:pPr>
+      <w:rPr>
+        <w:rFonts w:hint="default" w:ascii="Courier New" w:hAnsi="Courier New"/>
+      </w:rPr>
+    </w:lvl>
+    <w:lvl xmlns:w="http://schemas.openxmlformats.org/wordprocessingml/2006/main" w:ilvl="8">
+      <w:start w:val="1"/>
+      <w:numFmt w:val="bullet"/>
+      <w:lvlText w:val=""/>
+      <w:lvlJc w:val="left"/>
+      <w:pPr>
+        <w:ind w:left="6480" w:hanging="360"/>
+      </w:pPr>
+      <w:rPr>
+        <w:rFonts w:hint="default" w:ascii="Wingdings" w:hAnsi="Wingdings"/>
+      </w:rPr>
+    </w:lvl>
+  </w:abstractNum>
+  <w:abstractNum xmlns:w="http://schemas.openxmlformats.org/wordprocessingml/2006/main" w:abstractNumId="15">
+    <w:nsid w:val="6c361687"/>
+    <w:multiLevelType xmlns:w="http://schemas.openxmlformats.org/wordprocessingml/2006/main" w:val="hybridMultilevel"/>
+    <w:lvl xmlns:w="http://schemas.openxmlformats.org/wordprocessingml/2006/main" w:ilvl="0">
+      <w:start w:val="1"/>
+      <w:numFmt w:val="bullet"/>
+      <w:lvlText w:val=""/>
+      <w:lvlJc w:val="left"/>
+      <w:pPr>
+        <w:ind w:left="720" w:hanging="360"/>
+      </w:pPr>
+      <w:rPr>
+        <w:rFonts w:hint="default" w:ascii="Symbol" w:hAnsi="Symbol"/>
+      </w:rPr>
+    </w:lvl>
+    <w:lvl xmlns:w="http://schemas.openxmlformats.org/wordprocessingml/2006/main" w:ilvl="1">
+      <w:start w:val="1"/>
+      <w:numFmt w:val="bullet"/>
+      <w:lvlText w:val="o"/>
+      <w:lvlJc w:val="left"/>
+      <w:pPr>
+        <w:ind w:left="1440" w:hanging="360"/>
+      </w:pPr>
+      <w:rPr>
+        <w:rFonts w:hint="default" w:ascii="Courier New" w:hAnsi="Courier New"/>
+      </w:rPr>
+    </w:lvl>
+    <w:lvl xmlns:w="http://schemas.openxmlformats.org/wordprocessingml/2006/main" w:ilvl="2">
+      <w:start w:val="1"/>
+      <w:numFmt w:val="bullet"/>
+      <w:lvlText w:val=""/>
+      <w:lvlJc w:val="left"/>
+      <w:pPr>
+        <w:ind w:left="2160" w:hanging="360"/>
+      </w:pPr>
+      <w:rPr>
+        <w:rFonts w:hint="default" w:ascii="Wingdings" w:hAnsi="Wingdings"/>
+      </w:rPr>
+    </w:lvl>
+    <w:lvl xmlns:w="http://schemas.openxmlformats.org/wordprocessingml/2006/main" w:ilvl="3">
+      <w:start w:val="1"/>
+      <w:numFmt w:val="bullet"/>
+      <w:lvlText w:val=""/>
+      <w:lvlJc w:val="left"/>
+      <w:pPr>
+        <w:ind w:left="2880" w:hanging="360"/>
+      </w:pPr>
+      <w:rPr>
+        <w:rFonts w:hint="default" w:ascii="Symbol" w:hAnsi="Symbol"/>
+      </w:rPr>
+    </w:lvl>
+    <w:lvl xmlns:w="http://schemas.openxmlformats.org/wordprocessingml/2006/main" w:ilvl="4">
+      <w:start w:val="1"/>
+      <w:numFmt w:val="bullet"/>
+      <w:lvlText w:val="o"/>
+      <w:lvlJc w:val="left"/>
+      <w:pPr>
+        <w:ind w:left="3600" w:hanging="360"/>
+      </w:pPr>
+      <w:rPr>
+        <w:rFonts w:hint="default" w:ascii="Courier New" w:hAnsi="Courier New"/>
+      </w:rPr>
+    </w:lvl>
+    <w:lvl xmlns:w="http://schemas.openxmlformats.org/wordprocessingml/2006/main" w:ilvl="5">
+      <w:start w:val="1"/>
+      <w:numFmt w:val="bullet"/>
+      <w:lvlText w:val=""/>
+      <w:lvlJc w:val="left"/>
+      <w:pPr>
+        <w:ind w:left="4320" w:hanging="360"/>
+      </w:pPr>
+      <w:rPr>
+        <w:rFonts w:hint="default" w:ascii="Wingdings" w:hAnsi="Wingdings"/>
+      </w:rPr>
+    </w:lvl>
+    <w:lvl xmlns:w="http://schemas.openxmlformats.org/wordprocessingml/2006/main" w:ilvl="6">
+      <w:start w:val="1"/>
+      <w:numFmt w:val="bullet"/>
+      <w:lvlText w:val=""/>
+      <w:lvlJc w:val="left"/>
+      <w:pPr>
+        <w:ind w:left="5040" w:hanging="360"/>
+      </w:pPr>
+      <w:rPr>
+        <w:rFonts w:hint="default" w:ascii="Symbol" w:hAnsi="Symbol"/>
+      </w:rPr>
+    </w:lvl>
+    <w:lvl xmlns:w="http://schemas.openxmlformats.org/wordprocessingml/2006/main" w:ilvl="7">
+      <w:start w:val="1"/>
+      <w:numFmt w:val="bullet"/>
+      <w:lvlText w:val="o"/>
+      <w:lvlJc w:val="left"/>
+      <w:pPr>
+        <w:ind w:left="5760" w:hanging="360"/>
+      </w:pPr>
+      <w:rPr>
+        <w:rFonts w:hint="default" w:ascii="Courier New" w:hAnsi="Courier New"/>
+      </w:rPr>
+    </w:lvl>
+    <w:lvl xmlns:w="http://schemas.openxmlformats.org/wordprocessingml/2006/main" w:ilvl="8">
+      <w:start w:val="1"/>
+      <w:numFmt w:val="bullet"/>
+      <w:lvlText w:val=""/>
+      <w:lvlJc w:val="left"/>
+      <w:pPr>
+        <w:ind w:left="6480" w:hanging="360"/>
+      </w:pPr>
+      <w:rPr>
+        <w:rFonts w:hint="default" w:ascii="Wingdings" w:hAnsi="Wingdings"/>
+      </w:rPr>
+    </w:lvl>
+  </w:abstractNum>
+  <w:abstractNum xmlns:w="http://schemas.openxmlformats.org/wordprocessingml/2006/main" w:abstractNumId="14">
+    <w:nsid w:val="7e02a9ed"/>
+    <w:multiLevelType xmlns:w="http://schemas.openxmlformats.org/wordprocessingml/2006/main" w:val="hybridMultilevel"/>
+    <w:lvl xmlns:w="http://schemas.openxmlformats.org/wordprocessingml/2006/main" w:ilvl="0">
+      <w:start w:val="1"/>
+      <w:numFmt w:val="bullet"/>
+      <w:lvlText w:val=""/>
+      <w:lvlJc w:val="left"/>
+      <w:pPr>
+        <w:ind w:left="720" w:hanging="360"/>
+      </w:pPr>
+      <w:rPr>
+        <w:rFonts w:hint="default" w:ascii="Symbol" w:hAnsi="Symbol"/>
+      </w:rPr>
+    </w:lvl>
+    <w:lvl xmlns:w="http://schemas.openxmlformats.org/wordprocessingml/2006/main" w:ilvl="1">
+      <w:start w:val="1"/>
+      <w:numFmt w:val="bullet"/>
+      <w:lvlText w:val="o"/>
+      <w:lvlJc w:val="left"/>
+      <w:pPr>
+        <w:ind w:left="1440" w:hanging="360"/>
+      </w:pPr>
+      <w:rPr>
+        <w:rFonts w:hint="default" w:ascii="Courier New" w:hAnsi="Courier New"/>
+      </w:rPr>
+    </w:lvl>
+    <w:lvl xmlns:w="http://schemas.openxmlformats.org/wordprocessingml/2006/main" w:ilvl="2">
+      <w:start w:val="1"/>
+      <w:numFmt w:val="bullet"/>
+      <w:lvlText w:val=""/>
+      <w:lvlJc w:val="left"/>
+      <w:pPr>
+        <w:ind w:left="2160" w:hanging="360"/>
+      </w:pPr>
+      <w:rPr>
+        <w:rFonts w:hint="default" w:ascii="Wingdings" w:hAnsi="Wingdings"/>
+      </w:rPr>
+    </w:lvl>
+    <w:lvl xmlns:w="http://schemas.openxmlformats.org/wordprocessingml/2006/main" w:ilvl="3">
+      <w:start w:val="1"/>
+      <w:numFmt w:val="bullet"/>
+      <w:lvlText w:val=""/>
+      <w:lvlJc w:val="left"/>
+      <w:pPr>
+        <w:ind w:left="2880" w:hanging="360"/>
+      </w:pPr>
+      <w:rPr>
+        <w:rFonts w:hint="default" w:ascii="Symbol" w:hAnsi="Symbol"/>
+      </w:rPr>
+    </w:lvl>
+    <w:lvl xmlns:w="http://schemas.openxmlformats.org/wordprocessingml/2006/main" w:ilvl="4">
+      <w:start w:val="1"/>
+      <w:numFmt w:val="bullet"/>
+      <w:lvlText w:val="o"/>
+      <w:lvlJc w:val="left"/>
+      <w:pPr>
+        <w:ind w:left="3600" w:hanging="360"/>
+      </w:pPr>
+      <w:rPr>
+        <w:rFonts w:hint="default" w:ascii="Courier New" w:hAnsi="Courier New"/>
+      </w:rPr>
+    </w:lvl>
+    <w:lvl xmlns:w="http://schemas.openxmlformats.org/wordprocessingml/2006/main" w:ilvl="5">
+      <w:start w:val="1"/>
+      <w:numFmt w:val="bullet"/>
+      <w:lvlText w:val=""/>
+      <w:lvlJc w:val="left"/>
+      <w:pPr>
+        <w:ind w:left="4320" w:hanging="360"/>
+      </w:pPr>
+      <w:rPr>
+        <w:rFonts w:hint="default" w:ascii="Wingdings" w:hAnsi="Wingdings"/>
+      </w:rPr>
+    </w:lvl>
+    <w:lvl xmlns:w="http://schemas.openxmlformats.org/wordprocessingml/2006/main" w:ilvl="6">
+      <w:start w:val="1"/>
+      <w:numFmt w:val="bullet"/>
+      <w:lvlText w:val=""/>
+      <w:lvlJc w:val="left"/>
+      <w:pPr>
+        <w:ind w:left="5040" w:hanging="360"/>
+      </w:pPr>
+      <w:rPr>
+        <w:rFonts w:hint="default" w:ascii="Symbol" w:hAnsi="Symbol"/>
+      </w:rPr>
+    </w:lvl>
+    <w:lvl xmlns:w="http://schemas.openxmlformats.org/wordprocessingml/2006/main" w:ilvl="7">
+      <w:start w:val="1"/>
+      <w:numFmt w:val="bullet"/>
+      <w:lvlText w:val="o"/>
+      <w:lvlJc w:val="left"/>
+      <w:pPr>
+        <w:ind w:left="5760" w:hanging="360"/>
+      </w:pPr>
+      <w:rPr>
+        <w:rFonts w:hint="default" w:ascii="Courier New" w:hAnsi="Courier New"/>
+      </w:rPr>
+    </w:lvl>
+    <w:lvl xmlns:w="http://schemas.openxmlformats.org/wordprocessingml/2006/main" w:ilvl="8">
+      <w:start w:val="1"/>
+      <w:numFmt w:val="bullet"/>
+      <w:lvlText w:val=""/>
+      <w:lvlJc w:val="left"/>
+      <w:pPr>
+        <w:ind w:left="6480" w:hanging="360"/>
+      </w:pPr>
+      <w:rPr>
+        <w:rFonts w:hint="default" w:ascii="Wingdings" w:hAnsi="Wingdings"/>
+      </w:rPr>
+    </w:lvl>
+  </w:abstractNum>
+  <w:abstractNum xmlns:w="http://schemas.openxmlformats.org/wordprocessingml/2006/main" w:abstractNumId="13">
+    <w:nsid w:val="15d52c09"/>
+    <w:multiLevelType xmlns:w="http://schemas.openxmlformats.org/wordprocessingml/2006/main" w:val="hybridMultilevel"/>
+    <w:lvl xmlns:w="http://schemas.openxmlformats.org/wordprocessingml/2006/main" w:ilvl="0">
+      <w:start w:val="1"/>
+      <w:numFmt w:val="bullet"/>
+      <w:lvlText w:val=""/>
+      <w:lvlJc w:val="left"/>
+      <w:pPr>
+        <w:ind w:left="720" w:hanging="360"/>
+      </w:pPr>
+      <w:rPr>
+        <w:rFonts w:hint="default" w:ascii="Symbol" w:hAnsi="Symbol"/>
+      </w:rPr>
+    </w:lvl>
+    <w:lvl xmlns:w="http://schemas.openxmlformats.org/wordprocessingml/2006/main" w:ilvl="1">
+      <w:start w:val="1"/>
+      <w:numFmt w:val="bullet"/>
+      <w:lvlText w:val="o"/>
+      <w:lvlJc w:val="left"/>
+      <w:pPr>
+        <w:ind w:left="1440" w:hanging="360"/>
+      </w:pPr>
+      <w:rPr>
+        <w:rFonts w:hint="default" w:ascii="Courier New" w:hAnsi="Courier New"/>
+      </w:rPr>
+    </w:lvl>
+    <w:lvl xmlns:w="http://schemas.openxmlformats.org/wordprocessingml/2006/main" w:ilvl="2">
+      <w:start w:val="1"/>
+      <w:numFmt w:val="bullet"/>
+      <w:lvlText w:val=""/>
+      <w:lvlJc w:val="left"/>
+      <w:pPr>
+        <w:ind w:left="2160" w:hanging="360"/>
+      </w:pPr>
+      <w:rPr>
+        <w:rFonts w:hint="default" w:ascii="Wingdings" w:hAnsi="Wingdings"/>
+      </w:rPr>
+    </w:lvl>
+    <w:lvl xmlns:w="http://schemas.openxmlformats.org/wordprocessingml/2006/main" w:ilvl="3">
+      <w:start w:val="1"/>
+      <w:numFmt w:val="bullet"/>
+      <w:lvlText w:val=""/>
+      <w:lvlJc w:val="left"/>
+      <w:pPr>
+        <w:ind w:left="2880" w:hanging="360"/>
+      </w:pPr>
+      <w:rPr>
+        <w:rFonts w:hint="default" w:ascii="Symbol" w:hAnsi="Symbol"/>
+      </w:rPr>
+    </w:lvl>
+    <w:lvl xmlns:w="http://schemas.openxmlformats.org/wordprocessingml/2006/main" w:ilvl="4">
+      <w:start w:val="1"/>
+      <w:numFmt w:val="bullet"/>
+      <w:lvlText w:val="o"/>
+      <w:lvlJc w:val="left"/>
+      <w:pPr>
+        <w:ind w:left="3600" w:hanging="360"/>
+      </w:pPr>
+      <w:rPr>
+        <w:rFonts w:hint="default" w:ascii="Courier New" w:hAnsi="Courier New"/>
+      </w:rPr>
+    </w:lvl>
+    <w:lvl xmlns:w="http://schemas.openxmlformats.org/wordprocessingml/2006/main" w:ilvl="5">
+      <w:start w:val="1"/>
+      <w:numFmt w:val="bullet"/>
+      <w:lvlText w:val=""/>
+      <w:lvlJc w:val="left"/>
+      <w:pPr>
+        <w:ind w:left="4320" w:hanging="360"/>
+      </w:pPr>
+      <w:rPr>
+        <w:rFonts w:hint="default" w:ascii="Wingdings" w:hAnsi="Wingdings"/>
+      </w:rPr>
+    </w:lvl>
+    <w:lvl xmlns:w="http://schemas.openxmlformats.org/wordprocessingml/2006/main" w:ilvl="6">
+      <w:start w:val="1"/>
+      <w:numFmt w:val="bullet"/>
+      <w:lvlText w:val=""/>
+      <w:lvlJc w:val="left"/>
+      <w:pPr>
+        <w:ind w:left="5040" w:hanging="360"/>
+      </w:pPr>
+      <w:rPr>
+        <w:rFonts w:hint="default" w:ascii="Symbol" w:hAnsi="Symbol"/>
+      </w:rPr>
+    </w:lvl>
+    <w:lvl xmlns:w="http://schemas.openxmlformats.org/wordprocessingml/2006/main" w:ilvl="7">
+      <w:start w:val="1"/>
+      <w:numFmt w:val="bullet"/>
+      <w:lvlText w:val="o"/>
+      <w:lvlJc w:val="left"/>
+      <w:pPr>
+        <w:ind w:left="5760" w:hanging="360"/>
+      </w:pPr>
+      <w:rPr>
+        <w:rFonts w:hint="default" w:ascii="Courier New" w:hAnsi="Courier New"/>
+      </w:rPr>
+    </w:lvl>
+    <w:lvl xmlns:w="http://schemas.openxmlformats.org/wordprocessingml/2006/main" w:ilvl="8">
+      <w:start w:val="1"/>
+      <w:numFmt w:val="bullet"/>
+      <w:lvlText w:val=""/>
+      <w:lvlJc w:val="left"/>
+      <w:pPr>
+        <w:ind w:left="6480" w:hanging="360"/>
+      </w:pPr>
+      <w:rPr>
+        <w:rFonts w:hint="default" w:ascii="Wingdings" w:hAnsi="Wingdings"/>
+      </w:rPr>
+    </w:lvl>
+  </w:abstractNum>
   <w:abstractNum w:abstractNumId="0" w15:restartNumberingAfterBreak="0">
     <w:nsid w:val="0487CB84"/>
     <w:multiLevelType w:val="hybridMultilevel"/>
@@ -3656,7 +6257,7 @@
         <w:ind w:left="720" w:hanging="360"/>
       </w:pPr>
       <w:rPr>
-        <w:rFonts w:ascii="Aptos" w:eastAsiaTheme="minorHAnsi" w:hAnsi="Aptos" w:cstheme="minorBidi" w:hint="default"/>
+        <w:rFonts w:hint="default" w:ascii="Aptos" w:hAnsi="Aptos" w:eastAsiaTheme="minorHAnsi" w:cstheme="minorBidi"/>
         <w:b/>
       </w:rPr>
     </w:lvl>
@@ -3669,7 +6270,7 @@
         <w:ind w:left="1440" w:hanging="360"/>
       </w:pPr>
       <w:rPr>
-        <w:rFonts w:ascii="Courier New" w:hAnsi="Courier New" w:cs="Courier New" w:hint="default"/>
+        <w:rFonts w:hint="default" w:ascii="Courier New" w:hAnsi="Courier New" w:cs="Courier New"/>
       </w:rPr>
     </w:lvl>
     <w:lvl w:ilvl="2" w:tplc="0C0A0005" w:tentative="1">
@@ -3681,7 +6282,7 @@
         <w:ind w:left="2160" w:hanging="360"/>
       </w:pPr>
       <w:rPr>
-        <w:rFonts w:ascii="Wingdings" w:hAnsi="Wingdings" w:hint="default"/>
+        <w:rFonts w:hint="default" w:ascii="Wingdings" w:hAnsi="Wingdings"/>
       </w:rPr>
     </w:lvl>
     <w:lvl w:ilvl="3" w:tplc="0C0A0001" w:tentative="1">
@@ -3693,7 +6294,7 @@
         <w:ind w:left="2880" w:hanging="360"/>
       </w:pPr>
       <w:rPr>
-        <w:rFonts w:ascii="Symbol" w:hAnsi="Symbol" w:hint="default"/>
+        <w:rFonts w:hint="default" w:ascii="Symbol" w:hAnsi="Symbol"/>
       </w:rPr>
     </w:lvl>
     <w:lvl w:ilvl="4" w:tplc="0C0A0003" w:tentative="1">
@@ -3705,7 +6306,7 @@
         <w:ind w:left="3600" w:hanging="360"/>
       </w:pPr>
       <w:rPr>
-        <w:rFonts w:ascii="Courier New" w:hAnsi="Courier New" w:cs="Courier New" w:hint="default"/>
+        <w:rFonts w:hint="default" w:ascii="Courier New" w:hAnsi="Courier New" w:cs="Courier New"/>
       </w:rPr>
     </w:lvl>
     <w:lvl w:ilvl="5" w:tplc="0C0A0005" w:tentative="1">
@@ -3717,7 +6318,7 @@
         <w:ind w:left="4320" w:hanging="360"/>
       </w:pPr>
       <w:rPr>
-        <w:rFonts w:ascii="Wingdings" w:hAnsi="Wingdings" w:hint="default"/>
+        <w:rFonts w:hint="default" w:ascii="Wingdings" w:hAnsi="Wingdings"/>
       </w:rPr>
     </w:lvl>
     <w:lvl w:ilvl="6" w:tplc="0C0A0001" w:tentative="1">
@@ -3729,7 +6330,7 @@
         <w:ind w:left="5040" w:hanging="360"/>
       </w:pPr>
       <w:rPr>
-        <w:rFonts w:ascii="Symbol" w:hAnsi="Symbol" w:hint="default"/>
+        <w:rFonts w:hint="default" w:ascii="Symbol" w:hAnsi="Symbol"/>
       </w:rPr>
     </w:lvl>
     <w:lvl w:ilvl="7" w:tplc="0C0A0003" w:tentative="1">
@@ -3741,7 +6342,7 @@
         <w:ind w:left="5760" w:hanging="360"/>
       </w:pPr>
       <w:rPr>
-        <w:rFonts w:ascii="Courier New" w:hAnsi="Courier New" w:cs="Courier New" w:hint="default"/>
+        <w:rFonts w:hint="default" w:ascii="Courier New" w:hAnsi="Courier New" w:cs="Courier New"/>
       </w:rPr>
     </w:lvl>
     <w:lvl w:ilvl="8" w:tplc="0C0A0005" w:tentative="1">
@@ -3753,7 +6354,7 @@
         <w:ind w:left="6480" w:hanging="360"/>
       </w:pPr>
       <w:rPr>
-        <w:rFonts w:ascii="Wingdings" w:hAnsi="Wingdings" w:hint="default"/>
+        <w:rFonts w:hint="default" w:ascii="Wingdings" w:hAnsi="Wingdings"/>
       </w:rPr>
     </w:lvl>
   </w:abstractNum>
@@ -3770,7 +6371,7 @@
         <w:ind w:left="720" w:hanging="360"/>
       </w:pPr>
       <w:rPr>
-        <w:rFonts w:ascii="Symbol" w:hAnsi="Symbol" w:hint="default"/>
+        <w:rFonts w:hint="default" w:ascii="Symbol" w:hAnsi="Symbol"/>
       </w:rPr>
     </w:lvl>
     <w:lvl w:ilvl="1" w:tplc="C7A49B12">
@@ -3782,7 +6383,7 @@
         <w:ind w:left="1440" w:hanging="360"/>
       </w:pPr>
       <w:rPr>
-        <w:rFonts w:ascii="Courier New" w:hAnsi="Courier New" w:hint="default"/>
+        <w:rFonts w:hint="default" w:ascii="Courier New" w:hAnsi="Courier New"/>
       </w:rPr>
     </w:lvl>
     <w:lvl w:ilvl="2" w:tplc="A9C0986C">
@@ -3794,7 +6395,7 @@
         <w:ind w:left="2160" w:hanging="360"/>
       </w:pPr>
       <w:rPr>
-        <w:rFonts w:ascii="Wingdings" w:hAnsi="Wingdings" w:hint="default"/>
+        <w:rFonts w:hint="default" w:ascii="Wingdings" w:hAnsi="Wingdings"/>
       </w:rPr>
     </w:lvl>
     <w:lvl w:ilvl="3" w:tplc="04EAD070">
@@ -3806,7 +6407,7 @@
         <w:ind w:left="2880" w:hanging="360"/>
       </w:pPr>
       <w:rPr>
-        <w:rFonts w:ascii="Symbol" w:hAnsi="Symbol" w:hint="default"/>
+        <w:rFonts w:hint="default" w:ascii="Symbol" w:hAnsi="Symbol"/>
       </w:rPr>
     </w:lvl>
     <w:lvl w:ilvl="4" w:tplc="02CA71CA">
@@ -3818,7 +6419,7 @@
         <w:ind w:left="3600" w:hanging="360"/>
       </w:pPr>
       <w:rPr>
-        <w:rFonts w:ascii="Courier New" w:hAnsi="Courier New" w:hint="default"/>
+        <w:rFonts w:hint="default" w:ascii="Courier New" w:hAnsi="Courier New"/>
       </w:rPr>
     </w:lvl>
     <w:lvl w:ilvl="5" w:tplc="E022392C">
@@ -3830,7 +6431,7 @@
         <w:ind w:left="4320" w:hanging="360"/>
       </w:pPr>
       <w:rPr>
-        <w:rFonts w:ascii="Wingdings" w:hAnsi="Wingdings" w:hint="default"/>
+        <w:rFonts w:hint="default" w:ascii="Wingdings" w:hAnsi="Wingdings"/>
       </w:rPr>
     </w:lvl>
     <w:lvl w:ilvl="6" w:tplc="C3F4F482">
@@ -3842,7 +6443,7 @@
         <w:ind w:left="5040" w:hanging="360"/>
       </w:pPr>
       <w:rPr>
-        <w:rFonts w:ascii="Symbol" w:hAnsi="Symbol" w:hint="default"/>
+        <w:rFonts w:hint="default" w:ascii="Symbol" w:hAnsi="Symbol"/>
       </w:rPr>
     </w:lvl>
     <w:lvl w:ilvl="7" w:tplc="9FE21CC2">
@@ -3854,7 +6455,7 @@
         <w:ind w:left="5760" w:hanging="360"/>
       </w:pPr>
       <w:rPr>
-        <w:rFonts w:ascii="Courier New" w:hAnsi="Courier New" w:hint="default"/>
+        <w:rFonts w:hint="default" w:ascii="Courier New" w:hAnsi="Courier New"/>
       </w:rPr>
     </w:lvl>
     <w:lvl w:ilvl="8" w:tplc="B7B64906">
@@ -3866,7 +6467,7 @@
         <w:ind w:left="6480" w:hanging="360"/>
       </w:pPr>
       <w:rPr>
-        <w:rFonts w:ascii="Wingdings" w:hAnsi="Wingdings" w:hint="default"/>
+        <w:rFonts w:hint="default" w:ascii="Wingdings" w:hAnsi="Wingdings"/>
       </w:rPr>
     </w:lvl>
   </w:abstractNum>
@@ -3883,7 +6484,7 @@
         <w:ind w:left="720" w:hanging="360"/>
       </w:pPr>
       <w:rPr>
-        <w:rFonts w:ascii="Aptos" w:hAnsi="Aptos" w:hint="default"/>
+        <w:rFonts w:hint="default" w:ascii="Aptos" w:hAnsi="Aptos"/>
       </w:rPr>
     </w:lvl>
     <w:lvl w:ilvl="1" w:tplc="85C8F142">
@@ -3895,7 +6496,7 @@
         <w:ind w:left="1440" w:hanging="360"/>
       </w:pPr>
       <w:rPr>
-        <w:rFonts w:ascii="Courier New" w:hAnsi="Courier New" w:hint="default"/>
+        <w:rFonts w:hint="default" w:ascii="Courier New" w:hAnsi="Courier New"/>
       </w:rPr>
     </w:lvl>
     <w:lvl w:ilvl="2" w:tplc="08BC7CBA">
@@ -3907,7 +6508,7 @@
         <w:ind w:left="2160" w:hanging="360"/>
       </w:pPr>
       <w:rPr>
-        <w:rFonts w:ascii="Wingdings" w:hAnsi="Wingdings" w:hint="default"/>
+        <w:rFonts w:hint="default" w:ascii="Wingdings" w:hAnsi="Wingdings"/>
       </w:rPr>
     </w:lvl>
     <w:lvl w:ilvl="3" w:tplc="54ACAEE6">
@@ -3919,7 +6520,7 @@
         <w:ind w:left="2880" w:hanging="360"/>
       </w:pPr>
       <w:rPr>
-        <w:rFonts w:ascii="Symbol" w:hAnsi="Symbol" w:hint="default"/>
+        <w:rFonts w:hint="default" w:ascii="Symbol" w:hAnsi="Symbol"/>
       </w:rPr>
     </w:lvl>
     <w:lvl w:ilvl="4" w:tplc="28968DE6">
@@ -3931,7 +6532,7 @@
         <w:ind w:left="3600" w:hanging="360"/>
       </w:pPr>
       <w:rPr>
-        <w:rFonts w:ascii="Courier New" w:hAnsi="Courier New" w:hint="default"/>
+        <w:rFonts w:hint="default" w:ascii="Courier New" w:hAnsi="Courier New"/>
       </w:rPr>
     </w:lvl>
     <w:lvl w:ilvl="5" w:tplc="159ECA94">
@@ -3943,7 +6544,7 @@
         <w:ind w:left="4320" w:hanging="360"/>
       </w:pPr>
       <w:rPr>
-        <w:rFonts w:ascii="Wingdings" w:hAnsi="Wingdings" w:hint="default"/>
+        <w:rFonts w:hint="default" w:ascii="Wingdings" w:hAnsi="Wingdings"/>
       </w:rPr>
     </w:lvl>
     <w:lvl w:ilvl="6" w:tplc="22323CE6">
@@ -3955,7 +6556,7 @@
         <w:ind w:left="5040" w:hanging="360"/>
       </w:pPr>
       <w:rPr>
-        <w:rFonts w:ascii="Symbol" w:hAnsi="Symbol" w:hint="default"/>
+        <w:rFonts w:hint="default" w:ascii="Symbol" w:hAnsi="Symbol"/>
       </w:rPr>
     </w:lvl>
     <w:lvl w:ilvl="7" w:tplc="A9B04CD6">
@@ -3967,7 +6568,7 @@
         <w:ind w:left="5760" w:hanging="360"/>
       </w:pPr>
       <w:rPr>
-        <w:rFonts w:ascii="Courier New" w:hAnsi="Courier New" w:hint="default"/>
+        <w:rFonts w:hint="default" w:ascii="Courier New" w:hAnsi="Courier New"/>
       </w:rPr>
     </w:lvl>
     <w:lvl w:ilvl="8" w:tplc="2EEA23B4">
@@ -3979,7 +6580,7 @@
         <w:ind w:left="6480" w:hanging="360"/>
       </w:pPr>
       <w:rPr>
-        <w:rFonts w:ascii="Wingdings" w:hAnsi="Wingdings" w:hint="default"/>
+        <w:rFonts w:hint="default" w:ascii="Wingdings" w:hAnsi="Wingdings"/>
       </w:rPr>
     </w:lvl>
   </w:abstractNum>
@@ -4085,7 +6686,7 @@
         <w:ind w:left="720" w:hanging="360"/>
       </w:pPr>
       <w:rPr>
-        <w:rFonts w:ascii="Symbol" w:hAnsi="Symbol" w:hint="default"/>
+        <w:rFonts w:hint="default" w:ascii="Symbol" w:hAnsi="Symbol"/>
         <w:sz w:val="20"/>
       </w:rPr>
     </w:lvl>
@@ -4101,7 +6702,7 @@
         <w:ind w:left="1440" w:hanging="360"/>
       </w:pPr>
       <w:rPr>
-        <w:rFonts w:ascii="Courier New" w:hAnsi="Courier New" w:hint="default"/>
+        <w:rFonts w:hint="default" w:ascii="Courier New" w:hAnsi="Courier New"/>
         <w:sz w:val="20"/>
       </w:rPr>
     </w:lvl>
@@ -4117,7 +6718,7 @@
         <w:ind w:left="2160" w:hanging="360"/>
       </w:pPr>
       <w:rPr>
-        <w:rFonts w:ascii="Wingdings" w:hAnsi="Wingdings" w:hint="default"/>
+        <w:rFonts w:hint="default" w:ascii="Wingdings" w:hAnsi="Wingdings"/>
         <w:sz w:val="20"/>
       </w:rPr>
     </w:lvl>
@@ -4133,7 +6734,7 @@
         <w:ind w:left="2880" w:hanging="360"/>
       </w:pPr>
       <w:rPr>
-        <w:rFonts w:ascii="Wingdings" w:hAnsi="Wingdings" w:hint="default"/>
+        <w:rFonts w:hint="default" w:ascii="Wingdings" w:hAnsi="Wingdings"/>
         <w:sz w:val="20"/>
       </w:rPr>
     </w:lvl>
@@ -4149,7 +6750,7 @@
         <w:ind w:left="3600" w:hanging="360"/>
       </w:pPr>
       <w:rPr>
-        <w:rFonts w:ascii="Wingdings" w:hAnsi="Wingdings" w:hint="default"/>
+        <w:rFonts w:hint="default" w:ascii="Wingdings" w:hAnsi="Wingdings"/>
         <w:sz w:val="20"/>
       </w:rPr>
     </w:lvl>
@@ -4165,7 +6766,7 @@
         <w:ind w:left="4320" w:hanging="360"/>
       </w:pPr>
       <w:rPr>
-        <w:rFonts w:ascii="Wingdings" w:hAnsi="Wingdings" w:hint="default"/>
+        <w:rFonts w:hint="default" w:ascii="Wingdings" w:hAnsi="Wingdings"/>
         <w:sz w:val="20"/>
       </w:rPr>
     </w:lvl>
@@ -4181,7 +6782,7 @@
         <w:ind w:left="5040" w:hanging="360"/>
       </w:pPr>
       <w:rPr>
-        <w:rFonts w:ascii="Wingdings" w:hAnsi="Wingdings" w:hint="default"/>
+        <w:rFonts w:hint="default" w:ascii="Wingdings" w:hAnsi="Wingdings"/>
         <w:sz w:val="20"/>
       </w:rPr>
     </w:lvl>
@@ -4197,7 +6798,7 @@
         <w:ind w:left="5760" w:hanging="360"/>
       </w:pPr>
       <w:rPr>
-        <w:rFonts w:ascii="Wingdings" w:hAnsi="Wingdings" w:hint="default"/>
+        <w:rFonts w:hint="default" w:ascii="Wingdings" w:hAnsi="Wingdings"/>
         <w:sz w:val="20"/>
       </w:rPr>
     </w:lvl>
@@ -4213,7 +6814,7 @@
         <w:ind w:left="6480" w:hanging="360"/>
       </w:pPr>
       <w:rPr>
-        <w:rFonts w:ascii="Wingdings" w:hAnsi="Wingdings" w:hint="default"/>
+        <w:rFonts w:hint="default" w:ascii="Wingdings" w:hAnsi="Wingdings"/>
         <w:sz w:val="20"/>
       </w:rPr>
     </w:lvl>
@@ -4234,7 +6835,7 @@
         <w:ind w:left="720" w:hanging="360"/>
       </w:pPr>
       <w:rPr>
-        <w:rFonts w:ascii="Symbol" w:hAnsi="Symbol" w:hint="default"/>
+        <w:rFonts w:hint="default" w:ascii="Symbol" w:hAnsi="Symbol"/>
         <w:sz w:val="20"/>
       </w:rPr>
     </w:lvl>
@@ -4250,7 +6851,7 @@
         <w:ind w:left="1440" w:hanging="360"/>
       </w:pPr>
       <w:rPr>
-        <w:rFonts w:ascii="Courier New" w:hAnsi="Courier New" w:hint="default"/>
+        <w:rFonts w:hint="default" w:ascii="Courier New" w:hAnsi="Courier New"/>
         <w:sz w:val="20"/>
       </w:rPr>
     </w:lvl>
@@ -4266,7 +6867,7 @@
         <w:ind w:left="2160" w:hanging="360"/>
       </w:pPr>
       <w:rPr>
-        <w:rFonts w:ascii="Wingdings" w:hAnsi="Wingdings" w:hint="default"/>
+        <w:rFonts w:hint="default" w:ascii="Wingdings" w:hAnsi="Wingdings"/>
         <w:sz w:val="20"/>
       </w:rPr>
     </w:lvl>
@@ -4282,7 +6883,7 @@
         <w:ind w:left="2880" w:hanging="360"/>
       </w:pPr>
       <w:rPr>
-        <w:rFonts w:ascii="Wingdings" w:hAnsi="Wingdings" w:hint="default"/>
+        <w:rFonts w:hint="default" w:ascii="Wingdings" w:hAnsi="Wingdings"/>
         <w:sz w:val="20"/>
       </w:rPr>
     </w:lvl>
@@ -4298,7 +6899,7 @@
         <w:ind w:left="3600" w:hanging="360"/>
       </w:pPr>
       <w:rPr>
-        <w:rFonts w:ascii="Wingdings" w:hAnsi="Wingdings" w:hint="default"/>
+        <w:rFonts w:hint="default" w:ascii="Wingdings" w:hAnsi="Wingdings"/>
         <w:sz w:val="20"/>
       </w:rPr>
     </w:lvl>
@@ -4314,7 +6915,7 @@
         <w:ind w:left="4320" w:hanging="360"/>
       </w:pPr>
       <w:rPr>
-        <w:rFonts w:ascii="Wingdings" w:hAnsi="Wingdings" w:hint="default"/>
+        <w:rFonts w:hint="default" w:ascii="Wingdings" w:hAnsi="Wingdings"/>
         <w:sz w:val="20"/>
       </w:rPr>
     </w:lvl>
@@ -4330,7 +6931,7 @@
         <w:ind w:left="5040" w:hanging="360"/>
       </w:pPr>
       <w:rPr>
-        <w:rFonts w:ascii="Wingdings" w:hAnsi="Wingdings" w:hint="default"/>
+        <w:rFonts w:hint="default" w:ascii="Wingdings" w:hAnsi="Wingdings"/>
         <w:sz w:val="20"/>
       </w:rPr>
     </w:lvl>
@@ -4346,7 +6947,7 @@
         <w:ind w:left="5760" w:hanging="360"/>
       </w:pPr>
       <w:rPr>
-        <w:rFonts w:ascii="Wingdings" w:hAnsi="Wingdings" w:hint="default"/>
+        <w:rFonts w:hint="default" w:ascii="Wingdings" w:hAnsi="Wingdings"/>
         <w:sz w:val="20"/>
       </w:rPr>
     </w:lvl>
@@ -4362,7 +6963,7 @@
         <w:ind w:left="6480" w:hanging="360"/>
       </w:pPr>
       <w:rPr>
-        <w:rFonts w:ascii="Wingdings" w:hAnsi="Wingdings" w:hint="default"/>
+        <w:rFonts w:hint="default" w:ascii="Wingdings" w:hAnsi="Wingdings"/>
         <w:sz w:val="20"/>
       </w:rPr>
     </w:lvl>
@@ -4380,7 +6981,7 @@
         <w:ind w:left="720" w:hanging="360"/>
       </w:pPr>
       <w:rPr>
-        <w:rFonts w:ascii="Symbol" w:hAnsi="Symbol" w:hint="default"/>
+        <w:rFonts w:hint="default" w:ascii="Symbol" w:hAnsi="Symbol"/>
       </w:rPr>
     </w:lvl>
     <w:lvl w:ilvl="1" w:tplc="F1223098">
@@ -4392,7 +6993,7 @@
         <w:ind w:left="1440" w:hanging="360"/>
       </w:pPr>
       <w:rPr>
-        <w:rFonts w:ascii="Courier New" w:hAnsi="Courier New" w:hint="default"/>
+        <w:rFonts w:hint="default" w:ascii="Courier New" w:hAnsi="Courier New"/>
       </w:rPr>
     </w:lvl>
     <w:lvl w:ilvl="2" w:tplc="A330F532">
@@ -4404,7 +7005,7 @@
         <w:ind w:left="2160" w:hanging="360"/>
       </w:pPr>
       <w:rPr>
-        <w:rFonts w:ascii="Wingdings" w:hAnsi="Wingdings" w:hint="default"/>
+        <w:rFonts w:hint="default" w:ascii="Wingdings" w:hAnsi="Wingdings"/>
       </w:rPr>
     </w:lvl>
     <w:lvl w:ilvl="3" w:tplc="22A44CE6">
@@ -4416,7 +7017,7 @@
         <w:ind w:left="2880" w:hanging="360"/>
       </w:pPr>
       <w:rPr>
-        <w:rFonts w:ascii="Symbol" w:hAnsi="Symbol" w:hint="default"/>
+        <w:rFonts w:hint="default" w:ascii="Symbol" w:hAnsi="Symbol"/>
       </w:rPr>
     </w:lvl>
     <w:lvl w:ilvl="4" w:tplc="967A5EE0">
@@ -4428,7 +7029,7 @@
         <w:ind w:left="3600" w:hanging="360"/>
       </w:pPr>
       <w:rPr>
-        <w:rFonts w:ascii="Courier New" w:hAnsi="Courier New" w:hint="default"/>
+        <w:rFonts w:hint="default" w:ascii="Courier New" w:hAnsi="Courier New"/>
       </w:rPr>
     </w:lvl>
     <w:lvl w:ilvl="5" w:tplc="3EE2B056">
@@ -4440,7 +7041,7 @@
         <w:ind w:left="4320" w:hanging="360"/>
       </w:pPr>
       <w:rPr>
-        <w:rFonts w:ascii="Wingdings" w:hAnsi="Wingdings" w:hint="default"/>
+        <w:rFonts w:hint="default" w:ascii="Wingdings" w:hAnsi="Wingdings"/>
       </w:rPr>
     </w:lvl>
     <w:lvl w:ilvl="6" w:tplc="72580A12">
@@ -4452,7 +7053,7 @@
         <w:ind w:left="5040" w:hanging="360"/>
       </w:pPr>
       <w:rPr>
-        <w:rFonts w:ascii="Symbol" w:hAnsi="Symbol" w:hint="default"/>
+        <w:rFonts w:hint="default" w:ascii="Symbol" w:hAnsi="Symbol"/>
       </w:rPr>
     </w:lvl>
     <w:lvl w:ilvl="7" w:tplc="C878479A">
@@ -4464,7 +7065,7 @@
         <w:ind w:left="5760" w:hanging="360"/>
       </w:pPr>
       <w:rPr>
-        <w:rFonts w:ascii="Courier New" w:hAnsi="Courier New" w:hint="default"/>
+        <w:rFonts w:hint="default" w:ascii="Courier New" w:hAnsi="Courier New"/>
       </w:rPr>
     </w:lvl>
     <w:lvl w:ilvl="8" w:tplc="740EBA06">
@@ -4476,7 +7077,7 @@
         <w:ind w:left="6480" w:hanging="360"/>
       </w:pPr>
       <w:rPr>
-        <w:rFonts w:ascii="Wingdings" w:hAnsi="Wingdings" w:hint="default"/>
+        <w:rFonts w:hint="default" w:ascii="Wingdings" w:hAnsi="Wingdings"/>
       </w:rPr>
     </w:lvl>
   </w:abstractNum>
@@ -4665,7 +7266,7 @@
         <w:ind w:left="720" w:hanging="360"/>
       </w:pPr>
       <w:rPr>
-        <w:rFonts w:ascii="Symbol" w:hAnsi="Symbol" w:hint="default"/>
+        <w:rFonts w:hint="default" w:ascii="Symbol" w:hAnsi="Symbol"/>
       </w:rPr>
     </w:lvl>
     <w:lvl w:ilvl="1" w:tplc="F774E9DC">
@@ -4677,7 +7278,7 @@
         <w:ind w:left="1440" w:hanging="360"/>
       </w:pPr>
       <w:rPr>
-        <w:rFonts w:ascii="Courier New" w:hAnsi="Courier New" w:hint="default"/>
+        <w:rFonts w:hint="default" w:ascii="Courier New" w:hAnsi="Courier New"/>
       </w:rPr>
     </w:lvl>
     <w:lvl w:ilvl="2" w:tplc="40D81BD6">
@@ -4689,7 +7290,7 @@
         <w:ind w:left="2160" w:hanging="360"/>
       </w:pPr>
       <w:rPr>
-        <w:rFonts w:ascii="Wingdings" w:hAnsi="Wingdings" w:hint="default"/>
+        <w:rFonts w:hint="default" w:ascii="Wingdings" w:hAnsi="Wingdings"/>
       </w:rPr>
     </w:lvl>
     <w:lvl w:ilvl="3" w:tplc="38E4E478">
@@ -4701,7 +7302,7 @@
         <w:ind w:left="2880" w:hanging="360"/>
       </w:pPr>
       <w:rPr>
-        <w:rFonts w:ascii="Symbol" w:hAnsi="Symbol" w:hint="default"/>
+        <w:rFonts w:hint="default" w:ascii="Symbol" w:hAnsi="Symbol"/>
       </w:rPr>
     </w:lvl>
     <w:lvl w:ilvl="4" w:tplc="8208E3BE">
@@ -4713,7 +7314,7 @@
         <w:ind w:left="3600" w:hanging="360"/>
       </w:pPr>
       <w:rPr>
-        <w:rFonts w:ascii="Courier New" w:hAnsi="Courier New" w:hint="default"/>
+        <w:rFonts w:hint="default" w:ascii="Courier New" w:hAnsi="Courier New"/>
       </w:rPr>
     </w:lvl>
     <w:lvl w:ilvl="5" w:tplc="9E50D772">
@@ -4725,7 +7326,7 @@
         <w:ind w:left="4320" w:hanging="360"/>
       </w:pPr>
       <w:rPr>
-        <w:rFonts w:ascii="Wingdings" w:hAnsi="Wingdings" w:hint="default"/>
+        <w:rFonts w:hint="default" w:ascii="Wingdings" w:hAnsi="Wingdings"/>
       </w:rPr>
     </w:lvl>
     <w:lvl w:ilvl="6" w:tplc="E334D1FE">
@@ -4737,7 +7338,7 @@
         <w:ind w:left="5040" w:hanging="360"/>
       </w:pPr>
       <w:rPr>
-        <w:rFonts w:ascii="Symbol" w:hAnsi="Symbol" w:hint="default"/>
+        <w:rFonts w:hint="default" w:ascii="Symbol" w:hAnsi="Symbol"/>
       </w:rPr>
     </w:lvl>
     <w:lvl w:ilvl="7" w:tplc="994A49E4">
@@ -4749,7 +7350,7 @@
         <w:ind w:left="5760" w:hanging="360"/>
       </w:pPr>
       <w:rPr>
-        <w:rFonts w:ascii="Courier New" w:hAnsi="Courier New" w:hint="default"/>
+        <w:rFonts w:hint="default" w:ascii="Courier New" w:hAnsi="Courier New"/>
       </w:rPr>
     </w:lvl>
     <w:lvl w:ilvl="8" w:tplc="1910CBC0">
@@ -4761,7 +7362,7 @@
         <w:ind w:left="6480" w:hanging="360"/>
       </w:pPr>
       <w:rPr>
-        <w:rFonts w:ascii="Wingdings" w:hAnsi="Wingdings" w:hint="default"/>
+        <w:rFonts w:hint="default" w:ascii="Wingdings" w:hAnsi="Wingdings"/>
       </w:rPr>
     </w:lvl>
   </w:abstractNum>
@@ -4937,6 +7538,30 @@
       </w:pPr>
     </w:lvl>
   </w:abstractNum>
+  <w:num w:numId="21">
+    <w:abstractNumId w:val="20"/>
+  </w:num>
+  <w:num w:numId="20">
+    <w:abstractNumId w:val="19"/>
+  </w:num>
+  <w:num w:numId="19">
+    <w:abstractNumId w:val="18"/>
+  </w:num>
+  <w:num w:numId="18">
+    <w:abstractNumId w:val="17"/>
+  </w:num>
+  <w:num w:numId="17">
+    <w:abstractNumId w:val="16"/>
+  </w:num>
+  <w:num w:numId="16">
+    <w:abstractNumId w:val="15"/>
+  </w:num>
+  <w:num w:numId="15">
+    <w:abstractNumId w:val="14"/>
+  </w:num>
+  <w:num w:numId="14">
+    <w:abstractNumId w:val="13"/>
+  </w:num>
   <w:num w:numId="1" w16cid:durableId="1015545936">
     <w:abstractNumId w:val="7"/>
   </w:num>
@@ -4984,7 +7609,7 @@
   <w:docDefaults>
     <w:rPrDefault>
       <w:rPr>
-        <w:rFonts w:asciiTheme="minorHAnsi" w:eastAsiaTheme="minorHAnsi" w:hAnsiTheme="minorHAnsi" w:cstheme="minorBidi"/>
+        <w:rFonts w:asciiTheme="minorHAnsi" w:hAnsiTheme="minorHAnsi" w:eastAsiaTheme="minorHAnsi" w:cstheme="minorBidi"/>
         <w:sz w:val="24"/>
         <w:szCs w:val="24"/>
         <w:lang w:val="es-ES" w:eastAsia="en-US" w:bidi="ar-SA"/>
@@ -4999,14 +7624,14 @@
   <w:latentStyles w:defLockedState="0" w:defUIPriority="99" w:defSemiHidden="0" w:defUnhideWhenUsed="0" w:defQFormat="0" w:count="376">
     <w:lsdException w:name="Normal" w:uiPriority="0" w:qFormat="1"/>
     <w:lsdException w:name="heading 1" w:uiPriority="9" w:qFormat="1"/>
-    <w:lsdException w:name="heading 2" w:semiHidden="1" w:uiPriority="9" w:unhideWhenUsed="1" w:qFormat="1"/>
-    <w:lsdException w:name="heading 3" w:semiHidden="1" w:uiPriority="9" w:unhideWhenUsed="1" w:qFormat="1"/>
-    <w:lsdException w:name="heading 4" w:semiHidden="1" w:uiPriority="9" w:unhideWhenUsed="1" w:qFormat="1"/>
-    <w:lsdException w:name="heading 5" w:semiHidden="1" w:uiPriority="9" w:unhideWhenUsed="1" w:qFormat="1"/>
-    <w:lsdException w:name="heading 6" w:semiHidden="1" w:uiPriority="9" w:unhideWhenUsed="1" w:qFormat="1"/>
-    <w:lsdException w:name="heading 7" w:semiHidden="1" w:uiPriority="9" w:unhideWhenUsed="1" w:qFormat="1"/>
-    <w:lsdException w:name="heading 8" w:semiHidden="1" w:uiPriority="9" w:unhideWhenUsed="1" w:qFormat="1"/>
-    <w:lsdException w:name="heading 9" w:semiHidden="1" w:uiPriority="9" w:unhideWhenUsed="1" w:qFormat="1"/>
+    <w:lsdException w:name="heading 2" w:uiPriority="9" w:semiHidden="1" w:unhideWhenUsed="1" w:qFormat="1"/>
+    <w:lsdException w:name="heading 3" w:uiPriority="9" w:semiHidden="1" w:unhideWhenUsed="1" w:qFormat="1"/>
+    <w:lsdException w:name="heading 4" w:uiPriority="9" w:semiHidden="1" w:unhideWhenUsed="1" w:qFormat="1"/>
+    <w:lsdException w:name="heading 5" w:uiPriority="9" w:semiHidden="1" w:unhideWhenUsed="1" w:qFormat="1"/>
+    <w:lsdException w:name="heading 6" w:uiPriority="9" w:semiHidden="1" w:unhideWhenUsed="1" w:qFormat="1"/>
+    <w:lsdException w:name="heading 7" w:uiPriority="9" w:semiHidden="1" w:unhideWhenUsed="1" w:qFormat="1"/>
+    <w:lsdException w:name="heading 8" w:uiPriority="9" w:semiHidden="1" w:unhideWhenUsed="1" w:qFormat="1"/>
+    <w:lsdException w:name="heading 9" w:uiPriority="9" w:semiHidden="1" w:unhideWhenUsed="1" w:qFormat="1"/>
     <w:lsdException w:name="index 1" w:semiHidden="1" w:unhideWhenUsed="1"/>
     <w:lsdException w:name="index 2" w:semiHidden="1" w:unhideWhenUsed="1"/>
     <w:lsdException w:name="index 3" w:semiHidden="1" w:unhideWhenUsed="1"/>
@@ -5016,22 +7641,22 @@
     <w:lsdException w:name="index 7" w:semiHidden="1" w:unhideWhenUsed="1"/>
     <w:lsdException w:name="index 8" w:semiHidden="1" w:unhideWhenUsed="1"/>
     <w:lsdException w:name="index 9" w:semiHidden="1" w:unhideWhenUsed="1"/>
-    <w:lsdException w:name="toc 1" w:semiHidden="1" w:uiPriority="39" w:unhideWhenUsed="1"/>
-    <w:lsdException w:name="toc 2" w:semiHidden="1" w:uiPriority="39" w:unhideWhenUsed="1"/>
-    <w:lsdException w:name="toc 3" w:semiHidden="1" w:uiPriority="39" w:unhideWhenUsed="1"/>
-    <w:lsdException w:name="toc 4" w:semiHidden="1" w:uiPriority="39" w:unhideWhenUsed="1"/>
-    <w:lsdException w:name="toc 5" w:semiHidden="1" w:uiPriority="39" w:unhideWhenUsed="1"/>
-    <w:lsdException w:name="toc 6" w:semiHidden="1" w:uiPriority="39" w:unhideWhenUsed="1"/>
-    <w:lsdException w:name="toc 7" w:semiHidden="1" w:uiPriority="39" w:unhideWhenUsed="1"/>
-    <w:lsdException w:name="toc 8" w:semiHidden="1" w:uiPriority="39" w:unhideWhenUsed="1"/>
-    <w:lsdException w:name="toc 9" w:semiHidden="1" w:uiPriority="39" w:unhideWhenUsed="1"/>
+    <w:lsdException w:name="toc 1" w:uiPriority="39" w:semiHidden="1" w:unhideWhenUsed="1"/>
+    <w:lsdException w:name="toc 2" w:uiPriority="39" w:semiHidden="1" w:unhideWhenUsed="1"/>
+    <w:lsdException w:name="toc 3" w:uiPriority="39" w:semiHidden="1" w:unhideWhenUsed="1"/>
+    <w:lsdException w:name="toc 4" w:uiPriority="39" w:semiHidden="1" w:unhideWhenUsed="1"/>
+    <w:lsdException w:name="toc 5" w:uiPriority="39" w:semiHidden="1" w:unhideWhenUsed="1"/>
+    <w:lsdException w:name="toc 6" w:uiPriority="39" w:semiHidden="1" w:unhideWhenUsed="1"/>
+    <w:lsdException w:name="toc 7" w:uiPriority="39" w:semiHidden="1" w:unhideWhenUsed="1"/>
+    <w:lsdException w:name="toc 8" w:uiPriority="39" w:semiHidden="1" w:unhideWhenUsed="1"/>
+    <w:lsdException w:name="toc 9" w:uiPriority="39" w:semiHidden="1" w:unhideWhenUsed="1"/>
     <w:lsdException w:name="Normal Indent" w:semiHidden="1" w:unhideWhenUsed="1"/>
     <w:lsdException w:name="footnote text" w:semiHidden="1" w:unhideWhenUsed="1"/>
     <w:lsdException w:name="annotation text" w:semiHidden="1" w:unhideWhenUsed="1"/>
     <w:lsdException w:name="header" w:semiHidden="1" w:unhideWhenUsed="1"/>
     <w:lsdException w:name="footer" w:semiHidden="1" w:unhideWhenUsed="1"/>
     <w:lsdException w:name="index heading" w:semiHidden="1" w:unhideWhenUsed="1"/>
-    <w:lsdException w:name="caption" w:semiHidden="1" w:uiPriority="35" w:unhideWhenUsed="1" w:qFormat="1"/>
+    <w:lsdException w:name="caption" w:uiPriority="35" w:semiHidden="1" w:unhideWhenUsed="1" w:qFormat="1"/>
     <w:lsdException w:name="table of figures" w:semiHidden="1" w:unhideWhenUsed="1"/>
     <w:lsdException w:name="envelope address" w:semiHidden="1" w:unhideWhenUsed="1"/>
     <w:lsdException w:name="envelope return" w:semiHidden="1" w:unhideWhenUsed="1"/>
@@ -5062,7 +7687,7 @@
     <w:lsdException w:name="Title" w:uiPriority="10" w:qFormat="1"/>
     <w:lsdException w:name="Closing" w:semiHidden="1" w:unhideWhenUsed="1"/>
     <w:lsdException w:name="Signature" w:semiHidden="1" w:unhideWhenUsed="1"/>
-    <w:lsdException w:name="Default Paragraph Font" w:semiHidden="1" w:uiPriority="1" w:unhideWhenUsed="1"/>
+    <w:lsdException w:name="Default Paragraph Font" w:uiPriority="1" w:semiHidden="1" w:unhideWhenUsed="1"/>
     <w:lsdException w:name="Body Text" w:semiHidden="1" w:unhideWhenUsed="1"/>
     <w:lsdException w:name="Body Text Indent" w:semiHidden="1" w:unhideWhenUsed="1"/>
     <w:lsdException w:name="List Continue" w:semiHidden="1" w:unhideWhenUsed="1"/>
@@ -5262,8 +7887,8 @@
     <w:lsdException w:name="Subtle Reference" w:uiPriority="31" w:qFormat="1"/>
     <w:lsdException w:name="Intense Reference" w:uiPriority="32" w:qFormat="1"/>
     <w:lsdException w:name="Book Title" w:uiPriority="33" w:qFormat="1"/>
-    <w:lsdException w:name="Bibliography" w:semiHidden="1" w:uiPriority="37" w:unhideWhenUsed="1"/>
-    <w:lsdException w:name="TOC Heading" w:semiHidden="1" w:uiPriority="39" w:unhideWhenUsed="1" w:qFormat="1"/>
+    <w:lsdException w:name="Bibliography" w:uiPriority="37" w:semiHidden="1" w:unhideWhenUsed="1"/>
+    <w:lsdException w:name="TOC Heading" w:uiPriority="39" w:semiHidden="1" w:unhideWhenUsed="1" w:qFormat="1"/>
     <w:lsdException w:name="Plain Table 1" w:uiPriority="41"/>
     <w:lsdException w:name="Plain Table 2" w:uiPriority="42"/>
     <w:lsdException w:name="Plain Table 3" w:uiPriority="43"/>
@@ -5374,7 +7999,7 @@
     <w:lsdException w:name="Unresolved Mention" w:semiHidden="1" w:unhideWhenUsed="1"/>
     <w:lsdException w:name="Smart Link" w:semiHidden="1" w:unhideWhenUsed="1"/>
   </w:latentStyles>
-  <w:style w:type="paragraph" w:default="1" w:styleId="Normal">
+  <w:style w:type="paragraph" w:styleId="Normal" w:default="1">
     <w:name w:val="Normal"/>
     <w:qFormat/>
   </w:style>
@@ -5393,7 +8018,7 @@
       <w:outlineLvl w:val="1"/>
     </w:pPr>
     <w:rPr>
-      <w:rFonts w:asciiTheme="majorHAnsi" w:eastAsiaTheme="majorEastAsia" w:hAnsiTheme="majorHAnsi" w:cstheme="majorBidi"/>
+      <w:rFonts w:asciiTheme="majorHAnsi" w:hAnsiTheme="majorHAnsi" w:eastAsiaTheme="majorEastAsia" w:cstheme="majorBidi"/>
       <w:color w:val="0F4761" w:themeColor="accent1" w:themeShade="BF"/>
       <w:sz w:val="32"/>
       <w:szCs w:val="32"/>
@@ -5416,17 +8041,17 @@
       <w:outlineLvl w:val="2"/>
     </w:pPr>
     <w:rPr>
-      <w:rFonts w:asciiTheme="majorHAnsi" w:eastAsiaTheme="majorEastAsia" w:hAnsiTheme="majorHAnsi" w:cstheme="majorBidi"/>
+      <w:rFonts w:asciiTheme="majorHAnsi" w:hAnsiTheme="majorHAnsi" w:eastAsiaTheme="majorEastAsia" w:cstheme="majorBidi"/>
       <w:color w:val="0A2F40" w:themeColor="accent1" w:themeShade="7F"/>
     </w:rPr>
   </w:style>
-  <w:style w:type="character" w:default="1" w:styleId="DefaultParagraphFont">
+  <w:style w:type="character" w:styleId="DefaultParagraphFont" w:default="1">
     <w:name w:val="Default Paragraph Font"/>
     <w:uiPriority w:val="1"/>
     <w:semiHidden/>
     <w:unhideWhenUsed/>
   </w:style>
-  <w:style w:type="table" w:default="1" w:styleId="TableNormal">
+  <w:style w:type="table" w:styleId="TableNormal" w:default="1">
     <w:name w:val="Normal Table"/>
     <w:uiPriority w:val="99"/>
     <w:semiHidden/>
@@ -5441,7 +8066,7 @@
       </w:tblCellMar>
     </w:tblPr>
   </w:style>
-  <w:style w:type="numbering" w:default="1" w:styleId="NoList">
+  <w:style w:type="numbering" w:styleId="NoList" w:default="1">
     <w:name w:val="No List"/>
     <w:uiPriority w:val="99"/>
     <w:semiHidden/>
@@ -5507,12 +8132,12 @@
     </w:pPr>
     <w:tblPr>
       <w:tblBorders>
-        <w:top w:val="single" w:sz="4" w:space="0" w:color="000000" w:themeColor="text1"/>
-        <w:left w:val="single" w:sz="4" w:space="0" w:color="000000" w:themeColor="text1"/>
-        <w:bottom w:val="single" w:sz="4" w:space="0" w:color="000000" w:themeColor="text1"/>
-        <w:right w:val="single" w:sz="4" w:space="0" w:color="000000" w:themeColor="text1"/>
-        <w:insideH w:val="single" w:sz="4" w:space="0" w:color="000000" w:themeColor="text1"/>
-        <w:insideV w:val="single" w:sz="4" w:space="0" w:color="000000" w:themeColor="text1"/>
+        <w:top w:val="single" w:color="000000" w:themeColor="text1" w:sz="4" w:space="0"/>
+        <w:left w:val="single" w:color="000000" w:themeColor="text1" w:sz="4" w:space="0"/>
+        <w:bottom w:val="single" w:color="000000" w:themeColor="text1" w:sz="4" w:space="0"/>
+        <w:right w:val="single" w:color="000000" w:themeColor="text1" w:sz="4" w:space="0"/>
+        <w:insideH w:val="single" w:color="000000" w:themeColor="text1" w:sz="4" w:space="0"/>
+        <w:insideV w:val="single" w:color="000000" w:themeColor="text1" w:sz="4" w:space="0"/>
       </w:tblBorders>
     </w:tblPr>
   </w:style>
@@ -5528,7 +8153,7 @@
       <w:u w:val="single"/>
     </w:rPr>
   </w:style>
-  <w:style w:type="character" w:customStyle="1" w:styleId="Heading3Char">
+  <w:style w:type="character" w:styleId="Heading3Char" w:customStyle="1">
     <w:name w:val="Heading 3 Char"/>
     <w:basedOn w:val="DefaultParagraphFont"/>
     <w:link w:val="Heading3"/>
@@ -5536,7 +8161,7 @@
     <w:semiHidden/>
     <w:rsid w:val="00EC0504"/>
     <w:rPr>
-      <w:rFonts w:asciiTheme="majorHAnsi" w:eastAsiaTheme="majorEastAsia" w:hAnsiTheme="majorHAnsi" w:cstheme="majorBidi"/>
+      <w:rFonts w:asciiTheme="majorHAnsi" w:hAnsiTheme="majorHAnsi" w:eastAsiaTheme="majorEastAsia" w:cstheme="majorBidi"/>
       <w:color w:val="0A2F40" w:themeColor="accent1" w:themeShade="7F"/>
     </w:rPr>
   </w:style>
@@ -5544,7 +8169,7 @@
 </file>
 
 <file path=word/theme/theme1.xml><?xml version="1.0" encoding="utf-8"?>
-<a:theme xmlns:a="http://schemas.openxmlformats.org/drawingml/2006/main" name="Office Theme">
+<a:theme xmlns:a="http://schemas.openxmlformats.org/drawingml/2006/main" xmlns:thm15="http://schemas.microsoft.com/office/thememl/2012/main" name="Office Theme">
   <a:themeElements>
     <a:clrScheme name="Office">
       <a:dk1>

--- a/Documento auxiliar PROY II.docx
+++ b/Documento auxiliar PROY II.docx
@@ -13,7 +13,7 @@
       </w:pPr>
       <w:r>
         <w:rPr>
-          <w:rFonts w:ascii="Arial" w:hAnsi="Arial" w:eastAsia="Arial" w:cs="Arial"/>
+          <w:rFonts w:ascii="Arial" w:eastAsia="Arial" w:hAnsi="Arial" w:cs="Arial"/>
           <w:b/>
           <w:bCs/>
           <w:color w:val="000000" w:themeColor="text1"/>
@@ -87,6 +87,506 @@
       </w:r>
       <w:r>
         <w:tab/>
+      </w:r>
+    </w:p>
+    <w:p>
+      <w:pPr>
+        <w:pStyle w:val="ListParagraph"/>
+        <w:numPr>
+          <w:ilvl w:val="0"/>
+          <w:numId w:val="15"/>
+        </w:numPr>
+      </w:pPr>
+      <w:r>
+        <w:t>EDAD</w:t>
+      </w:r>
+      <w:r>
+        <w:t xml:space="preserve"> </w:t>
+      </w:r>
+      <w:r>
+        <w:t>–</w:t>
+      </w:r>
+      <w:r>
+        <w:t xml:space="preserve"> </w:t>
+      </w:r>
+      <w:r>
+        <w:rPr>
+          <w:i/>
+          <w:iCs/>
+        </w:rPr>
+        <w:t>Índice</w:t>
+      </w:r>
+      <w:r>
+        <w:rPr>
+          <w:i/>
+          <w:iCs/>
+        </w:rPr>
+        <w:t xml:space="preserve"> </w:t>
+      </w:r>
+      <w:r>
+        <w:rPr>
+          <w:i/>
+          <w:iCs/>
+        </w:rPr>
+        <w:t>envejecimiento</w:t>
+      </w:r>
+    </w:p>
+    <w:p>
+      <w:pPr>
+        <w:pStyle w:val="ListParagraph"/>
+        <w:numPr>
+          <w:ilvl w:val="0"/>
+          <w:numId w:val="15"/>
+        </w:numPr>
+      </w:pPr>
+      <w:r>
+        <w:t>HIJOS</w:t>
+      </w:r>
+      <w:r>
+        <w:t xml:space="preserve"> </w:t>
+      </w:r>
+      <w:r>
+        <w:t>EN EL HOGAR</w:t>
+      </w:r>
+      <w:r>
+        <w:t xml:space="preserve"> </w:t>
+      </w:r>
+      <w:r>
+        <w:t>–</w:t>
+      </w:r>
+      <w:r>
+        <w:t xml:space="preserve"> </w:t>
+      </w:r>
+      <w:r>
+        <w:rPr>
+          <w:i/>
+          <w:iCs/>
+        </w:rPr>
+        <w:t>Ratio colegios o distancia centro educativo</w:t>
+      </w:r>
+    </w:p>
+    <w:p>
+      <w:pPr>
+        <w:pStyle w:val="ListParagraph"/>
+        <w:numPr>
+          <w:ilvl w:val="1"/>
+          <w:numId w:val="15"/>
+        </w:numPr>
+      </w:pPr>
+      <w:r>
+        <w:t xml:space="preserve">NO -&gt; </w:t>
+      </w:r>
+      <w:r>
+        <w:t>IDEA DE TENER HIJOS</w:t>
+      </w:r>
+    </w:p>
+    <w:p>
+      <w:pPr>
+        <w:pStyle w:val="ListParagraph"/>
+        <w:numPr>
+          <w:ilvl w:val="0"/>
+          <w:numId w:val="15"/>
+        </w:numPr>
+      </w:pPr>
+      <w:r>
+        <w:t>ENFERMEDAD</w:t>
+      </w:r>
+      <w:r>
+        <w:t xml:space="preserve"> </w:t>
+      </w:r>
+      <w:r>
+        <w:t>QUE PRECISE DE HOSPITAL</w:t>
+      </w:r>
+      <w:r>
+        <w:t xml:space="preserve"> </w:t>
+      </w:r>
+      <w:r>
+        <w:t>–</w:t>
+      </w:r>
+      <w:r>
+        <w:t xml:space="preserve"> </w:t>
+      </w:r>
+      <w:r>
+        <w:rPr>
+          <w:i/>
+          <w:iCs/>
+        </w:rPr>
+        <w:t>Ratio hospital o distancia hospital</w:t>
+      </w:r>
+    </w:p>
+    <w:p>
+      <w:pPr>
+        <w:pStyle w:val="ListParagraph"/>
+        <w:numPr>
+          <w:ilvl w:val="0"/>
+          <w:numId w:val="15"/>
+        </w:numPr>
+        <w:rPr>
+          <w:i/>
+          <w:iCs/>
+        </w:rPr>
+      </w:pPr>
+      <w:r>
+        <w:t>PROPENSO A CONTRAER ENFERMEDADES</w:t>
+      </w:r>
+      <w:r>
+        <w:t xml:space="preserve"> – </w:t>
+      </w:r>
+      <w:r>
+        <w:rPr>
+          <w:i/>
+          <w:iCs/>
+        </w:rPr>
+        <w:t>Ratio centro de salud o existencia consultorio local</w:t>
+      </w:r>
+    </w:p>
+    <w:p>
+      <w:pPr>
+        <w:pStyle w:val="ListParagraph"/>
+        <w:numPr>
+          <w:ilvl w:val="0"/>
+          <w:numId w:val="15"/>
+        </w:numPr>
+      </w:pPr>
+      <w:r>
+        <w:t>RENTA</w:t>
+      </w:r>
+      <w:r>
+        <w:t xml:space="preserve"> O CUÁNTO DE TU RENTA ESTÁS DISPUESTO A GASTAR EN </w:t>
+      </w:r>
+      <w:r>
+        <w:t>LA VIVIENDA</w:t>
+      </w:r>
+      <w:r>
+        <w:t xml:space="preserve"> </w:t>
+      </w:r>
+      <w:r>
+        <w:t xml:space="preserve">– </w:t>
+      </w:r>
+      <w:r>
+        <w:rPr>
+          <w:i/>
+          <w:iCs/>
+        </w:rPr>
+        <w:t>Esfuerzo alquiler</w:t>
+      </w:r>
+    </w:p>
+    <w:p>
+      <w:pPr>
+        <w:pStyle w:val="ListParagraph"/>
+        <w:numPr>
+          <w:ilvl w:val="0"/>
+          <w:numId w:val="15"/>
+        </w:numPr>
+      </w:pPr>
+      <w:r>
+        <w:t>BUSCAS TRANQUILIDAD</w:t>
+      </w:r>
+      <w:r>
+        <w:t xml:space="preserve"> </w:t>
+      </w:r>
+      <w:r>
+        <w:t xml:space="preserve">– </w:t>
+      </w:r>
+      <w:r>
+        <w:rPr>
+          <w:i/>
+          <w:iCs/>
+        </w:rPr>
+        <w:t>Espacios verdes en distritos</w:t>
+      </w:r>
+    </w:p>
+    <w:p>
+      <w:pPr>
+        <w:pStyle w:val="ListParagraph"/>
+        <w:numPr>
+          <w:ilvl w:val="0"/>
+          <w:numId w:val="15"/>
+        </w:numPr>
+      </w:pPr>
+      <w:r>
+        <w:t>TIENES COCHE</w:t>
+      </w:r>
+    </w:p>
+    <w:p>
+      <w:pPr>
+        <w:rPr>
+          <w:sz w:val="18"/>
+          <w:szCs w:val="18"/>
+        </w:rPr>
+      </w:pPr>
+    </w:p>
+    <w:p>
+      <w:pPr>
+        <w:pStyle w:val="ListParagraph"/>
+        <w:numPr>
+          <w:ilvl w:val="0"/>
+          <w:numId w:val="15"/>
+        </w:numPr>
+      </w:pPr>
+      <w:r>
+        <w:t>CLIMA</w:t>
+      </w:r>
+      <w:r>
+        <w:t xml:space="preserve"> (PARA DIFERENCIAR ENTRE VIZCAYA/VALENCIA)</w:t>
+      </w:r>
+    </w:p>
+    <w:p>
+      <w:pPr>
+        <w:pStyle w:val="ListParagraph"/>
+      </w:pPr>
+    </w:p>
+    <w:p>
+      <w:pPr>
+        <w:pStyle w:val="ListParagraph"/>
+        <w:numPr>
+          <w:ilvl w:val="0"/>
+          <w:numId w:val="15"/>
+        </w:numPr>
+      </w:pPr>
+      <w:r>
+        <w:t xml:space="preserve">LAS VARIABLES </w:t>
+      </w:r>
+      <w:r>
+        <w:t xml:space="preserve">RELACIONADAS CON LOS CONTRATOS POR SECTORES SOLO SIRVEN PARA CLUSTERING O </w:t>
+      </w:r>
+      <w:r>
+        <w:t>CREAR UNA PREGUNTA SOBRE ELLO??</w:t>
+      </w:r>
+    </w:p>
+    <w:p>
+      <w:pPr>
+        <w:pStyle w:val="ListParagraph"/>
+      </w:pPr>
+    </w:p>
+    <w:p>
+      <w:pPr>
+        <w:spacing w:after="0"/>
+        <w:rPr>
+          <w:b/>
+          <w:bCs/>
+        </w:rPr>
+      </w:pPr>
+      <w:r>
+        <w:rPr>
+          <w:rFonts w:ascii="Arial" w:eastAsia="Arial" w:hAnsi="Arial" w:cs="Arial"/>
+          <w:b/>
+          <w:bCs/>
+          <w:color w:val="000000" w:themeColor="text1"/>
+          <w:sz w:val="26"/>
+          <w:szCs w:val="26"/>
+        </w:rPr>
+        <w:t>PROPUESTA DE PREGUNTAS FORMULARIO</w:t>
+      </w:r>
+    </w:p>
+    <w:p>
+      <w:pPr>
+        <w:spacing w:before="240" w:after="240"/>
+        <w:rPr>
+          <w:rFonts w:ascii="Arial" w:eastAsia="Arial" w:hAnsi="Arial" w:cs="Arial"/>
+          <w:b/>
+          <w:bCs/>
+        </w:rPr>
+      </w:pPr>
+      <w:r>
+        <w:rPr>
+          <w:rFonts w:ascii="Arial" w:eastAsia="Arial" w:hAnsi="Arial" w:cs="Arial"/>
+        </w:rPr>
+        <w:t>¿Qué nivel de ajetreo buscas en tu día a día?</w:t>
+      </w:r>
+      <w:r>
+        <w:rPr>
+          <w:rFonts w:ascii="Arial" w:eastAsia="Arial" w:hAnsi="Arial" w:cs="Arial"/>
+        </w:rPr>
+        <w:t xml:space="preserve">     </w:t>
+      </w:r>
+      <w:r>
+        <w:rPr>
+          <w:rFonts w:ascii="Arial" w:eastAsia="Arial" w:hAnsi="Arial" w:cs="Arial"/>
+          <w:b/>
+          <w:bCs/>
+        </w:rPr>
+        <w:t>pob_total</w:t>
+      </w:r>
+    </w:p>
+    <w:p>
+      <w:pPr>
+        <w:pStyle w:val="ListParagraph"/>
+        <w:numPr>
+          <w:ilvl w:val="0"/>
+          <w:numId w:val="10"/>
+        </w:numPr>
+        <w:spacing w:before="240" w:after="240"/>
+        <w:rPr>
+          <w:rFonts w:ascii="Arial" w:eastAsia="Arial" w:hAnsi="Arial" w:cs="Arial"/>
+        </w:rPr>
+      </w:pPr>
+      <w:r>
+        <w:rPr>
+          <w:rFonts w:ascii="Arial" w:eastAsia="Arial" w:hAnsi="Arial" w:cs="Arial"/>
+        </w:rPr>
+        <w:t>Busco desconexión total y tranquilidad absoluta. (Filtra hacia clústeres de pueblos muy pequeños).</w:t>
+      </w:r>
+    </w:p>
+    <w:p>
+      <w:pPr>
+        <w:pStyle w:val="ListParagraph"/>
+        <w:numPr>
+          <w:ilvl w:val="0"/>
+          <w:numId w:val="10"/>
+        </w:numPr>
+        <w:spacing w:before="240" w:after="240"/>
+        <w:rPr>
+          <w:rFonts w:ascii="Arial" w:eastAsia="Arial" w:hAnsi="Arial" w:cs="Arial"/>
+        </w:rPr>
+      </w:pPr>
+      <w:r>
+        <w:rPr>
+          <w:rFonts w:ascii="Arial" w:eastAsia="Arial" w:hAnsi="Arial" w:cs="Arial"/>
+        </w:rPr>
+        <w:t>Me gusta la vida de pueblo, pero con algo de vida y vecinos. (Filtra hacia municipios medianos).</w:t>
+      </w:r>
+    </w:p>
+    <w:p>
+      <w:pPr>
+        <w:pStyle w:val="ListParagraph"/>
+        <w:numPr>
+          <w:ilvl w:val="0"/>
+          <w:numId w:val="10"/>
+        </w:numPr>
+        <w:spacing w:before="240" w:after="240"/>
+        <w:rPr>
+          <w:rFonts w:ascii="Arial" w:eastAsia="Arial" w:hAnsi="Arial" w:cs="Arial"/>
+        </w:rPr>
+      </w:pPr>
+      <w:r>
+        <w:rPr>
+          <w:rFonts w:ascii="Arial" w:eastAsia="Arial" w:hAnsi="Arial" w:cs="Arial"/>
+        </w:rPr>
+        <w:t>Necesito ambiente, servicios constantes y no me importa el bullicio. (Filtra hacia ciudades o áreas metropolitanas grandes como Bilbao o Valencia).</w:t>
+      </w:r>
+    </w:p>
+    <w:p>
+      <w:pPr>
+        <w:spacing w:before="240" w:after="240"/>
+        <w:rPr>
+          <w:rFonts w:ascii="Arial" w:eastAsia="Arial" w:hAnsi="Arial" w:cs="Arial"/>
+          <w:b/>
+          <w:bCs/>
+        </w:rPr>
+      </w:pPr>
+      <w:r>
+        <w:rPr>
+          <w:rFonts w:ascii="Arial" w:eastAsia="Arial" w:hAnsi="Arial" w:cs="Arial"/>
+        </w:rPr>
+        <w:t>¿Tienes hijos en edad escolar o planeas tenerlos a corto plazo?</w:t>
+      </w:r>
+      <w:r>
+        <w:rPr>
+          <w:rFonts w:ascii="Arial" w:eastAsia="Arial" w:hAnsi="Arial" w:cs="Arial"/>
+        </w:rPr>
+        <w:t xml:space="preserve">   </w:t>
+      </w:r>
+      <w:r>
+        <w:rPr>
+          <w:rFonts w:ascii="Arial" w:eastAsia="Arial" w:hAnsi="Arial" w:cs="Arial"/>
+          <w:b/>
+          <w:bCs/>
+        </w:rPr>
+        <w:t>ratio_colegios / distancia_centro_educativo</w:t>
+      </w:r>
+    </w:p>
+    <w:p>
+      <w:pPr>
+        <w:pStyle w:val="ListParagraph"/>
+        <w:numPr>
+          <w:ilvl w:val="0"/>
+          <w:numId w:val="3"/>
+        </w:numPr>
+        <w:spacing w:before="240" w:after="240"/>
+        <w:rPr>
+          <w:rFonts w:ascii="Arial" w:eastAsia="Arial" w:hAnsi="Arial" w:cs="Arial"/>
+        </w:rPr>
+      </w:pPr>
+      <w:r>
+        <w:rPr>
+          <w:rFonts w:ascii="Arial" w:eastAsia="Arial" w:hAnsi="Arial" w:cs="Arial"/>
+        </w:rPr>
+        <w:t>Sí, es imprescindible que mis hijos puedan ir al colegio andando o muy cerca de casa. (Filtra hacia clústeres con</w:t>
+      </w:r>
+      <w:r>
+        <w:rPr>
+          <w:rFonts w:ascii="Arial" w:eastAsia="Arial" w:hAnsi="Arial" w:cs="Arial"/>
+        </w:rPr>
+        <w:t xml:space="preserve"> baja distancia y alto ratio)</w:t>
+      </w:r>
+    </w:p>
+    <w:p>
+      <w:pPr>
+        <w:pStyle w:val="ListParagraph"/>
+        <w:numPr>
+          <w:ilvl w:val="0"/>
+          <w:numId w:val="3"/>
+        </w:numPr>
+        <w:spacing w:before="240" w:after="240"/>
+        <w:rPr>
+          <w:rFonts w:ascii="Arial" w:eastAsia="Arial" w:hAnsi="Arial" w:cs="Arial"/>
+        </w:rPr>
+      </w:pPr>
+      <w:r>
+        <w:rPr>
+          <w:rFonts w:ascii="Arial" w:eastAsia="Arial" w:hAnsi="Arial" w:cs="Arial"/>
+        </w:rPr>
+        <w:t>Sí, pero no me importa tener que coger el coche o el transporte público un trayecto corto para llevarlos. (Filtra hacia distancias medias).</w:t>
+      </w:r>
+    </w:p>
+    <w:p>
+      <w:pPr>
+        <w:pStyle w:val="ListParagraph"/>
+        <w:numPr>
+          <w:ilvl w:val="0"/>
+          <w:numId w:val="3"/>
+        </w:numPr>
+        <w:spacing w:before="240" w:after="240"/>
+        <w:rPr>
+          <w:rFonts w:ascii="Arial" w:eastAsia="Arial" w:hAnsi="Arial" w:cs="Arial"/>
+        </w:rPr>
+      </w:pPr>
+      <w:r>
+        <w:rPr>
+          <w:rFonts w:ascii="Arial" w:eastAsia="Arial" w:hAnsi="Arial" w:cs="Arial"/>
+        </w:rPr>
+        <w:t>No, la cercanía a colegios no es un factor relevante para mí. (Ignora esta variable en el peso de la recomendación).</w:t>
+      </w:r>
+    </w:p>
+    <w:p>
+      <w:pPr>
+        <w:spacing w:before="240" w:after="240"/>
+        <w:rPr>
+          <w:rFonts w:ascii="Arial" w:eastAsia="Arial" w:hAnsi="Arial" w:cs="Arial"/>
+        </w:rPr>
+      </w:pPr>
+      <w:r>
+        <w:rPr>
+          <w:rFonts w:ascii="Arial" w:eastAsia="Arial" w:hAnsi="Arial" w:cs="Arial"/>
+        </w:rPr>
+        <w:t>¿Dispones de vehículo propio para tu día a día?</w:t>
+      </w:r>
+      <w:r>
+        <w:rPr>
+          <w:rFonts w:ascii="Arial" w:eastAsia="Arial" w:hAnsi="Arial" w:cs="Arial"/>
+        </w:rPr>
+        <w:t xml:space="preserve"> </w:t>
+      </w:r>
+      <w:r>
+        <w:rPr>
+          <w:rFonts w:ascii="Arial" w:eastAsia="Arial" w:hAnsi="Arial" w:cs="Arial"/>
+          <w:b/>
+          <w:bCs/>
+          <w:i/>
+          <w:iCs/>
+        </w:rPr>
+        <w:t>distancia_hospital y distancia_centro_educativo</w:t>
       </w:r>
     </w:p>
     <w:p>
@@ -96,39 +596,46 @@
           <w:ilvl w:val="0"/>
           <w:numId w:val="8"/>
         </w:numPr>
-      </w:pPr>
-      <w:r>
-        <w:t>EDAD</w:t>
-      </w:r>
-      <w:r>
-        <w:t xml:space="preserve"> </w:t>
-      </w:r>
-      <w:r>
-        <w:t>–</w:t>
-      </w:r>
-      <w:r>
-        <w:t xml:space="preserve"> </w:t>
-      </w:r>
-      <w:r>
-        <w:rPr>
+        <w:spacing w:before="240" w:after="240"/>
+        <w:rPr>
+          <w:rFonts w:ascii="Arial" w:eastAsia="Arial" w:hAnsi="Arial" w:cs="Arial"/>
+        </w:rPr>
+      </w:pPr>
+      <w:r>
+        <w:rPr>
+          <w:rFonts w:ascii="Arial" w:eastAsia="Arial" w:hAnsi="Arial" w:cs="Arial"/>
+        </w:rPr>
+        <w:t xml:space="preserve">Sí. </w:t>
+      </w:r>
+      <w:r>
+        <w:rPr>
+          <w:rFonts w:ascii="Arial" w:eastAsia="Arial" w:hAnsi="Arial" w:cs="Arial"/>
           <w:i/>
           <w:iCs/>
         </w:rPr>
-        <w:t>Índice</w:t>
-      </w:r>
-      <w:r>
-        <w:rPr>
+        <w:t xml:space="preserve">(El algoritmo es más permisivo con las variables </w:t>
+      </w:r>
+      <w:r>
+        <w:rPr>
+          <w:rFonts w:ascii="Arial" w:eastAsia="Arial" w:hAnsi="Arial" w:cs="Arial"/>
           <w:i/>
           <w:iCs/>
         </w:rPr>
-        <w:t xml:space="preserve"> </w:t>
-      </w:r>
-      <w:r>
-        <w:rPr>
+        <w:t>de distancia</w:t>
+      </w:r>
+      <w:r>
+        <w:rPr>
+          <w:rFonts w:ascii="Arial" w:eastAsia="Arial" w:hAnsi="Arial" w:cs="Arial"/>
           <w:i/>
           <w:iCs/>
         </w:rPr>
-        <w:t>envejecimiento</w:t>
+        <w:t xml:space="preserve"> en los municipios)</w:t>
+      </w:r>
+      <w:r>
+        <w:rPr>
+          <w:rFonts w:ascii="Arial" w:eastAsia="Arial" w:hAnsi="Arial" w:cs="Arial"/>
+        </w:rPr>
+        <w:t>.</w:t>
       </w:r>
     </w:p>
     <w:p>
@@ -138,46 +645,60 @@
           <w:ilvl w:val="0"/>
           <w:numId w:val="8"/>
         </w:numPr>
-      </w:pPr>
-      <w:r>
-        <w:t>HIJOS</w:t>
-      </w:r>
-      <w:r>
-        <w:t xml:space="preserve"> </w:t>
-      </w:r>
-      <w:r>
-        <w:t>EN EL HOGAR</w:t>
-      </w:r>
-      <w:r>
-        <w:t xml:space="preserve"> </w:t>
-      </w:r>
-      <w:r>
-        <w:t>–</w:t>
-      </w:r>
-      <w:r>
-        <w:t xml:space="preserve"> </w:t>
-      </w:r>
-      <w:r>
-        <w:rPr>
+        <w:spacing w:before="240" w:after="240"/>
+        <w:rPr>
+          <w:rFonts w:ascii="Arial" w:eastAsia="Arial" w:hAnsi="Arial" w:cs="Arial"/>
+        </w:rPr>
+      </w:pPr>
+      <w:r>
+        <w:rPr>
+          <w:rFonts w:ascii="Arial" w:eastAsia="Arial" w:hAnsi="Arial" w:cs="Arial"/>
+        </w:rPr>
+        <w:t xml:space="preserve">No, dependo del transporte público o de ir andando. </w:t>
+      </w:r>
+      <w:r>
+        <w:rPr>
+          <w:rFonts w:ascii="Arial" w:eastAsia="Arial" w:hAnsi="Arial" w:cs="Arial"/>
           <w:i/>
           <w:iCs/>
         </w:rPr>
-        <w:t>Ratio colegios o distancia centro educativo</w:t>
-      </w:r>
-    </w:p>
-    <w:p>
-      <w:pPr>
-        <w:pStyle w:val="ListParagraph"/>
-        <w:numPr>
-          <w:ilvl w:val="1"/>
-          <w:numId w:val="8"/>
-        </w:numPr>
-      </w:pPr>
-      <w:r>
-        <w:t xml:space="preserve">NO -&gt; </w:t>
-      </w:r>
-      <w:r>
-        <w:t>IDEA DE TENER HIJOS</w:t>
+        <w:t>(El algoritmo debe penalizar severamente los municipios que tengan estas distancias altas, empujando la recomendación hacia distritos urbanos o pueblos cabecera de comarca)</w:t>
+      </w:r>
+      <w:r>
+        <w:rPr>
+          <w:rFonts w:ascii="Arial" w:eastAsia="Arial" w:hAnsi="Arial" w:cs="Arial"/>
+        </w:rPr>
+        <w:t>.</w:t>
+      </w:r>
+    </w:p>
+    <w:p>
+      <w:pPr>
+        <w:spacing w:before="240" w:after="240"/>
+        <w:rPr>
+          <w:rFonts w:ascii="Arial" w:eastAsia="Arial" w:hAnsi="Arial" w:cs="Arial"/>
+          <w:b/>
+          <w:bCs/>
+        </w:rPr>
+      </w:pPr>
+      <w:r>
+        <w:rPr>
+          <w:rFonts w:ascii="Arial" w:eastAsia="Arial" w:hAnsi="Arial" w:cs="Arial"/>
+        </w:rPr>
+        <w:t>¿Cómo describirías tus necesidades médicas o las de tu familia?</w:t>
+      </w:r>
+      <w:r>
+        <w:rPr>
+          <w:rFonts w:ascii="Arial" w:eastAsia="Arial" w:hAnsi="Arial" w:cs="Arial"/>
+        </w:rPr>
+        <w:t xml:space="preserve"> </w:t>
+      </w:r>
+      <w:r>
+        <w:rPr>
+          <w:rFonts w:ascii="Arial" w:eastAsia="Arial" w:hAnsi="Arial" w:cs="Arial"/>
+          <w:b/>
+          <w:bCs/>
+        </w:rPr>
+        <w:t xml:space="preserve">ratio_hospital / ratio_centros_salud / consultorio_local  / distancia_hospital </w:t>
       </w:r>
     </w:p>
     <w:p>
@@ -185,33 +706,36 @@
         <w:pStyle w:val="ListParagraph"/>
         <w:numPr>
           <w:ilvl w:val="0"/>
-          <w:numId w:val="8"/>
+          <w:numId w:val="4"/>
         </w:numPr>
-      </w:pPr>
-      <w:r>
-        <w:t>ENFERMEDAD</w:t>
-      </w:r>
-      <w:r>
-        <w:t xml:space="preserve"> </w:t>
-      </w:r>
-      <w:r>
-        <w:t>QUE PRECISE DE HOSPITAL</w:t>
-      </w:r>
-      <w:r>
-        <w:t xml:space="preserve"> </w:t>
-      </w:r>
-      <w:r>
-        <w:t>–</w:t>
-      </w:r>
-      <w:r>
-        <w:t xml:space="preserve"> </w:t>
-      </w:r>
-      <w:r>
-        <w:rPr>
+        <w:spacing w:before="240" w:after="240"/>
+        <w:rPr>
+          <w:rFonts w:ascii="Arial" w:eastAsia="Arial" w:hAnsi="Arial" w:cs="Arial"/>
           <w:i/>
           <w:iCs/>
         </w:rPr>
-        <w:t>Ratio hospital o distancia hospital</w:t>
+      </w:pPr>
+      <w:r>
+        <w:rPr>
+          <w:rFonts w:ascii="Arial" w:eastAsia="Arial" w:hAnsi="Arial" w:cs="Arial"/>
+        </w:rPr>
+        <w:t xml:space="preserve">Necesito tener urgencias o un hospital muy cerca por cuestiones crónicas, edad o tranquilidad. </w:t>
+      </w:r>
+      <w:r>
+        <w:rPr>
+          <w:rFonts w:ascii="Arial" w:eastAsia="Arial" w:hAnsi="Arial" w:cs="Arial"/>
+          <w:i/>
+          <w:iCs/>
+        </w:rPr>
+        <w:t xml:space="preserve">(Prioriza </w:t>
+      </w:r>
+      <w:r>
+        <w:rPr>
+          <w:rFonts w:ascii="Arial" w:eastAsia="Arial" w:hAnsi="Arial" w:cs="Arial"/>
+          <w:i/>
+          <w:iCs/>
+        </w:rPr>
+        <w:t>el ratio máx y la distancia mínima al hospital)</w:t>
       </w:r>
     </w:p>
     <w:p>
@@ -219,25 +743,48 @@
         <w:pStyle w:val="ListParagraph"/>
         <w:numPr>
           <w:ilvl w:val="0"/>
-          <w:numId w:val="8"/>
+          <w:numId w:val="4"/>
         </w:numPr>
-        <w:rPr>
+        <w:spacing w:before="240" w:after="240"/>
+        <w:rPr>
+          <w:rFonts w:ascii="Arial" w:eastAsia="Arial" w:hAnsi="Arial" w:cs="Arial"/>
+        </w:rPr>
+      </w:pPr>
+      <w:r>
+        <w:rPr>
+          <w:rFonts w:ascii="Arial" w:eastAsia="Arial" w:hAnsi="Arial" w:cs="Arial"/>
+        </w:rPr>
+        <w:t xml:space="preserve">Para el día a día me basta con tener un centro de salud o un consultorio en mi mismo barrio/pueblo para consultas rutinarias. </w:t>
+      </w:r>
+      <w:r>
+        <w:rPr>
+          <w:rFonts w:ascii="Arial" w:eastAsia="Arial" w:hAnsi="Arial" w:cs="Arial"/>
           <w:i/>
           <w:iCs/>
         </w:rPr>
-      </w:pPr>
-      <w:r>
-        <w:t>PROPENSO A CONTRAER ENFERMEDADES</w:t>
-      </w:r>
-      <w:r>
-        <w:t xml:space="preserve"> – </w:t>
-      </w:r>
-      <w:r>
-        <w:rPr>
+        <w:t xml:space="preserve">(Prioriza </w:t>
+      </w:r>
+      <w:r>
+        <w:rPr>
+          <w:rFonts w:ascii="Arial" w:eastAsia="Arial" w:hAnsi="Arial" w:cs="Arial"/>
           <w:i/>
           <w:iCs/>
         </w:rPr>
-        <w:t>Ratio centro de salud o existencia consultorio local</w:t>
+        <w:t>que tengan consultorio local y ratio alto de centros de salud</w:t>
+      </w:r>
+      <w:r>
+        <w:rPr>
+          <w:rFonts w:ascii="Arial" w:eastAsia="Arial" w:hAnsi="Arial" w:cs="Arial"/>
+          <w:i/>
+          <w:iCs/>
+        </w:rPr>
+        <w:t>)</w:t>
+      </w:r>
+      <w:r>
+        <w:rPr>
+          <w:rFonts w:ascii="Arial" w:eastAsia="Arial" w:hAnsi="Arial" w:cs="Arial"/>
+        </w:rPr>
+        <w:t>.</w:t>
       </w:r>
     </w:p>
     <w:p>
@@ -245,30 +792,54 @@
         <w:pStyle w:val="ListParagraph"/>
         <w:numPr>
           <w:ilvl w:val="0"/>
-          <w:numId w:val="8"/>
+          <w:numId w:val="4"/>
         </w:numPr>
-      </w:pPr>
-      <w:r>
-        <w:t>RENTA</w:t>
-      </w:r>
-      <w:r>
-        <w:t xml:space="preserve"> O CUÁNTO DE TU RENTA ESTÁS DISPUESTO A GASTAR EN </w:t>
-      </w:r>
-      <w:r>
-        <w:t>LA VIVIENDA</w:t>
-      </w:r>
-      <w:r>
-        <w:t xml:space="preserve"> </w:t>
-      </w:r>
-      <w:r>
-        <w:t xml:space="preserve">– </w:t>
-      </w:r>
-      <w:r>
-        <w:rPr>
+        <w:spacing w:before="240" w:after="240"/>
+        <w:rPr>
+          <w:rFonts w:ascii="Arial" w:eastAsia="Arial" w:hAnsi="Arial" w:cs="Arial"/>
+        </w:rPr>
+      </w:pPr>
+      <w:r>
+        <w:rPr>
+          <w:rFonts w:ascii="Arial" w:eastAsia="Arial" w:hAnsi="Arial" w:cs="Arial"/>
+        </w:rPr>
+        <w:t xml:space="preserve">Voy muy poco al médico, no me importa tener que desplazarme a otro pueblo o distrito cuando lo necesite. </w:t>
+      </w:r>
+      <w:r>
+        <w:rPr>
+          <w:rFonts w:ascii="Arial" w:eastAsia="Arial" w:hAnsi="Arial" w:cs="Arial"/>
           <w:i/>
           <w:iCs/>
         </w:rPr>
-        <w:t>Esfuerzo alquiler</w:t>
+        <w:t>(Se le quita peso a estas variables de salud)</w:t>
+      </w:r>
+    </w:p>
+    <w:p>
+      <w:pPr>
+        <w:spacing w:before="240" w:after="240"/>
+        <w:rPr>
+          <w:rFonts w:ascii="Arial" w:eastAsia="Arial" w:hAnsi="Arial" w:cs="Arial"/>
+        </w:rPr>
+      </w:pPr>
+      <w:r>
+        <w:rPr>
+          <w:rFonts w:ascii="Arial" w:eastAsia="Arial" w:hAnsi="Arial" w:cs="Arial"/>
+        </w:rPr>
+        <w:t>Respecto a tus ingresos, ¿qué porcentaje estás dispuesto a destinar al alquiler para vivir en la zona que deseas?</w:t>
+      </w:r>
+      <w:r>
+        <w:rPr>
+          <w:rFonts w:ascii="Arial" w:eastAsia="Arial" w:hAnsi="Arial" w:cs="Arial"/>
+        </w:rPr>
+        <w:t xml:space="preserve"> </w:t>
+      </w:r>
+      <w:r>
+        <w:rPr>
+          <w:rFonts w:ascii="Arial" w:eastAsia="Arial" w:hAnsi="Arial" w:cs="Arial"/>
+          <w:b/>
+          <w:bCs/>
+        </w:rPr>
+        <w:t>esfuerzo_alquiler</w:t>
       </w:r>
     </w:p>
     <w:p>
@@ -276,24 +847,30 @@
         <w:pStyle w:val="ListParagraph"/>
         <w:numPr>
           <w:ilvl w:val="0"/>
-          <w:numId w:val="8"/>
+          <w:numId w:val="12"/>
         </w:numPr>
-      </w:pPr>
-      <w:r>
-        <w:t>BUSCAS TRANQUILIDAD</w:t>
-      </w:r>
-      <w:r>
-        <w:t xml:space="preserve"> </w:t>
-      </w:r>
-      <w:r>
-        <w:t xml:space="preserve">– </w:t>
-      </w:r>
-      <w:r>
-        <w:rPr>
-          <w:i/>
-          <w:iCs/>
-        </w:rPr>
-        <w:t>Espacios verdes en distritos</w:t>
+        <w:spacing w:before="240" w:after="240"/>
+        <w:rPr>
+          <w:rFonts w:ascii="Arial" w:eastAsia="Arial" w:hAnsi="Arial" w:cs="Arial"/>
+        </w:rPr>
+      </w:pPr>
+      <w:r>
+        <w:rPr>
+          <w:rFonts w:ascii="Arial" w:eastAsia="Arial" w:hAnsi="Arial" w:cs="Arial"/>
+        </w:rPr>
+        <w:t xml:space="preserve">Busco lo más económico posible, mi prioridad es ahorrar, aunque viva algo más lejos. (Filtra hacia clústeres con menor </w:t>
+      </w:r>
+      <w:r>
+        <w:rPr>
+          <w:rFonts w:ascii="Arial" w:eastAsia="Arial" w:hAnsi="Arial" w:cs="Arial"/>
+        </w:rPr>
+        <w:t>esfuerzo de alquiler</w:t>
+      </w:r>
+      <w:r>
+        <w:rPr>
+          <w:rFonts w:ascii="Arial" w:eastAsia="Arial" w:hAnsi="Arial" w:cs="Arial"/>
+        </w:rPr>
+        <w:t>).</w:t>
       </w:r>
     </w:p>
     <w:p>
@@ -301,448 +878,74 @@
         <w:pStyle w:val="ListParagraph"/>
         <w:numPr>
           <w:ilvl w:val="0"/>
-          <w:numId w:val="8"/>
+          <w:numId w:val="12"/>
         </w:numPr>
-      </w:pPr>
-      <w:r>
-        <w:t>TIENES COCHE</w:t>
-      </w:r>
-    </w:p>
-    <w:p>
-      <w:pPr>
-        <w:rPr>
-          <w:sz w:val="18"/>
-          <w:szCs w:val="18"/>
-        </w:rPr>
-      </w:pPr>
+        <w:spacing w:before="240" w:after="240"/>
+        <w:rPr>
+          <w:rFonts w:ascii="Arial" w:eastAsia="Arial" w:hAnsi="Arial" w:cs="Arial"/>
+        </w:rPr>
+      </w:pPr>
+      <w:r>
+        <w:rPr>
+          <w:rFonts w:ascii="Arial" w:eastAsia="Arial" w:hAnsi="Arial" w:cs="Arial"/>
+        </w:rPr>
+        <w:t>Un término medio. Puedo pagar un alquiler razonable por estar en un lugar que me guste.</w:t>
+      </w:r>
     </w:p>
     <w:p>
       <w:pPr>
         <w:pStyle w:val="ListParagraph"/>
         <w:numPr>
           <w:ilvl w:val="0"/>
-          <w:numId w:val="8"/>
+          <w:numId w:val="12"/>
         </w:numPr>
-      </w:pPr>
-      <w:r>
-        <w:t>CLIMA</w:t>
-      </w:r>
-      <w:r>
-        <w:t xml:space="preserve"> (PARA DIFERENCIAR ENTRE VIZCAYA/VALENCIA)</w:t>
-      </w:r>
-    </w:p>
-    <w:p>
-      <w:pPr>
-        <w:pStyle w:val="ListParagraph"/>
-      </w:pPr>
-    </w:p>
-    <w:p>
-      <w:pPr>
-        <w:pStyle w:val="ListParagraph"/>
-        <w:numPr>
-          <w:ilvl w:val="0"/>
-          <w:numId w:val="8"/>
-        </w:numPr>
-      </w:pPr>
-      <w:r>
-        <w:t xml:space="preserve">LAS VARIABLES </w:t>
-      </w:r>
-      <w:r>
-        <w:t xml:space="preserve">RELACIONADAS CON LOS CONTRATOS POR SECTORES SOLO SIRVEN PARA CLUSTERING O </w:t>
-      </w:r>
-      <w:r>
-        <w:t>CREAR UNA PREGUNTA SOBRE ELLO??</w:t>
-      </w:r>
-    </w:p>
-    <w:p>
-      <w:pPr>
-        <w:pStyle w:val="ListParagraph"/>
-      </w:pPr>
-    </w:p>
-    <w:p>
-      <w:pPr>
-        <w:pStyle w:val="Normal"/>
-        <w:spacing w:after="0"/>
-        <w:rPr>
-          <w:b w:val="1"/>
-          <w:bCs w:val="1"/>
-        </w:rPr>
-      </w:pPr>
-      <w:r>
-        <w:rPr>
-          <w:rFonts w:ascii="Arial" w:hAnsi="Arial" w:eastAsia="Arial" w:cs="Arial"/>
-          <w:b w:val="1"/>
-          <w:bCs w:val="1"/>
-          <w:color w:val="000000" w:themeColor="text1" w:themeTint="FF" w:themeShade="FF"/>
-          <w:sz w:val="26"/>
-          <w:szCs w:val="26"/>
-        </w:rPr>
-        <w:t>PROPUESTA DE PREGUNTAS FORMULARIO</w:t>
-      </w:r>
-    </w:p>
-    <w:p>
-      <w:pPr>
-        <w:spacing w:before="240" w:beforeAutospacing="off" w:after="240" w:afterAutospacing="off"/>
-        <w:rPr>
-          <w:rFonts w:ascii="Arial" w:hAnsi="Arial" w:eastAsia="Arial" w:cs="Arial"/>
-          <w:b w:val="1"/>
-          <w:bCs w:val="1"/>
-          <w:noProof w:val="0"/>
-          <w:sz w:val="24"/>
-          <w:szCs w:val="24"/>
-          <w:lang w:val="es-ES"/>
-        </w:rPr>
-      </w:pPr>
-      <w:r>
-        <w:rPr>
-          <w:rFonts w:ascii="Arial" w:hAnsi="Arial" w:eastAsia="Arial" w:cs="Arial"/>
-          <w:noProof w:val="0"/>
-          <w:sz w:val="24"/>
-          <w:szCs w:val="24"/>
-          <w:lang w:val="es-ES"/>
-        </w:rPr>
-        <w:t>¿Qué nivel de ajetreo buscas en tu día a día?</w:t>
-      </w:r>
-      <w:r>
-        <w:rPr>
-          <w:rFonts w:ascii="Arial" w:hAnsi="Arial" w:eastAsia="Arial" w:cs="Arial"/>
-          <w:noProof w:val="0"/>
-          <w:sz w:val="24"/>
-          <w:szCs w:val="24"/>
-          <w:lang w:val="es-ES"/>
-        </w:rPr>
-        <w:t xml:space="preserve">     </w:t>
-      </w:r>
-      <w:r>
-        <w:rPr>
-          <w:rFonts w:ascii="Arial" w:hAnsi="Arial" w:eastAsia="Arial" w:cs="Arial"/>
-          <w:b w:val="1"/>
-          <w:bCs w:val="1"/>
-          <w:noProof w:val="0"/>
-          <w:sz w:val="24"/>
-          <w:szCs w:val="24"/>
-          <w:lang w:val="es-ES"/>
-        </w:rPr>
-        <w:t>pob_total</w:t>
-      </w:r>
-    </w:p>
-    <w:p>
-      <w:pPr>
-        <w:pStyle w:val="ListParagraph"/>
-        <w:numPr>
-          <w:ilvl w:val="0"/>
-          <w:numId w:val="18"/>
-        </w:numPr>
-        <w:spacing w:before="240" w:beforeAutospacing="off" w:after="240" w:afterAutospacing="off"/>
-        <w:rPr>
-          <w:rFonts w:ascii="Arial" w:hAnsi="Arial" w:eastAsia="Arial" w:cs="Arial"/>
-          <w:noProof w:val="0"/>
-          <w:sz w:val="24"/>
-          <w:szCs w:val="24"/>
-          <w:lang w:val="es-ES"/>
-        </w:rPr>
-      </w:pPr>
-      <w:r>
-        <w:rPr>
-          <w:rFonts w:ascii="Arial" w:hAnsi="Arial" w:eastAsia="Arial" w:cs="Arial"/>
-          <w:noProof w:val="0"/>
-          <w:sz w:val="24"/>
-          <w:szCs w:val="24"/>
-          <w:lang w:val="es-ES"/>
-        </w:rPr>
-        <w:t>Busco desconexión total y tranquilidad absoluta. (Filtra hacia clústeres de pueblos muy pequeños).</w:t>
-      </w:r>
-    </w:p>
-    <w:p>
-      <w:pPr>
-        <w:pStyle w:val="ListParagraph"/>
-        <w:numPr>
-          <w:ilvl w:val="0"/>
-          <w:numId w:val="18"/>
-        </w:numPr>
-        <w:spacing w:before="240" w:beforeAutospacing="off" w:after="240" w:afterAutospacing="off"/>
-        <w:rPr>
-          <w:rFonts w:ascii="Arial" w:hAnsi="Arial" w:eastAsia="Arial" w:cs="Arial"/>
-          <w:noProof w:val="0"/>
-          <w:sz w:val="24"/>
-          <w:szCs w:val="24"/>
-          <w:lang w:val="es-ES"/>
-        </w:rPr>
-      </w:pPr>
-      <w:r>
-        <w:rPr>
-          <w:rFonts w:ascii="Arial" w:hAnsi="Arial" w:eastAsia="Arial" w:cs="Arial"/>
-          <w:noProof w:val="0"/>
-          <w:sz w:val="24"/>
-          <w:szCs w:val="24"/>
-          <w:lang w:val="es-ES"/>
-        </w:rPr>
-        <w:t>Me gusta la vida de pueblo, pero con algo de vida y vecinos. (Filtra hacia municipios medianos).</w:t>
-      </w:r>
-    </w:p>
-    <w:p>
-      <w:pPr>
-        <w:pStyle w:val="ListParagraph"/>
-        <w:numPr>
-          <w:ilvl w:val="0"/>
-          <w:numId w:val="18"/>
-        </w:numPr>
-        <w:spacing w:before="240" w:beforeAutospacing="off" w:after="240" w:afterAutospacing="off"/>
-        <w:rPr>
-          <w:rFonts w:ascii="Arial" w:hAnsi="Arial" w:eastAsia="Arial" w:cs="Arial"/>
-          <w:noProof w:val="0"/>
-          <w:sz w:val="24"/>
-          <w:szCs w:val="24"/>
-          <w:lang w:val="es-ES"/>
-        </w:rPr>
-      </w:pPr>
-      <w:r>
-        <w:rPr>
-          <w:rFonts w:ascii="Arial" w:hAnsi="Arial" w:eastAsia="Arial" w:cs="Arial"/>
-          <w:noProof w:val="0"/>
-          <w:sz w:val="24"/>
-          <w:szCs w:val="24"/>
-          <w:lang w:val="es-ES"/>
-        </w:rPr>
-        <w:t>Necesito ambiente, servicios constantes y no me importa el bullicio. (Filtra hacia ciudades o áreas metropolitanas grandes como Bilbao o Valencia).</w:t>
-      </w:r>
-    </w:p>
-    <w:p>
-      <w:pPr>
-        <w:spacing w:before="240" w:beforeAutospacing="off" w:after="240" w:afterAutospacing="off"/>
-        <w:rPr>
-          <w:rFonts w:ascii="Arial" w:hAnsi="Arial" w:eastAsia="Arial" w:cs="Arial"/>
-          <w:b w:val="1"/>
-          <w:bCs w:val="1"/>
-          <w:noProof w:val="0"/>
-          <w:sz w:val="24"/>
-          <w:szCs w:val="24"/>
-          <w:lang w:val="es-ES"/>
-        </w:rPr>
-      </w:pPr>
-      <w:r>
-        <w:rPr>
-          <w:rFonts w:ascii="Arial" w:hAnsi="Arial" w:eastAsia="Arial" w:cs="Arial"/>
-          <w:noProof w:val="0"/>
-          <w:sz w:val="24"/>
-          <w:szCs w:val="24"/>
-          <w:lang w:val="es-ES"/>
-        </w:rPr>
-        <w:t>¿Tienes hijos en edad escolar o planeas tenerlos a corto plazo?</w:t>
-      </w:r>
-      <w:r>
-        <w:rPr>
-          <w:rFonts w:ascii="Arial" w:hAnsi="Arial" w:eastAsia="Arial" w:cs="Arial"/>
-          <w:noProof w:val="0"/>
-          <w:sz w:val="24"/>
-          <w:szCs w:val="24"/>
-          <w:lang w:val="es-ES"/>
-        </w:rPr>
-        <w:t xml:space="preserve">   </w:t>
-      </w:r>
-      <w:r>
-        <w:rPr>
-          <w:rFonts w:ascii="Arial" w:hAnsi="Arial" w:eastAsia="Arial" w:cs="Arial"/>
-          <w:b w:val="1"/>
-          <w:bCs w:val="1"/>
-          <w:noProof w:val="0"/>
-          <w:sz w:val="24"/>
-          <w:szCs w:val="24"/>
-          <w:lang w:val="es-ES"/>
-        </w:rPr>
-        <w:t>ratio_colegios /</w:t>
-      </w:r>
-      <w:r>
-        <w:rPr>
-          <w:rFonts w:ascii="Arial" w:hAnsi="Arial" w:eastAsia="Arial" w:cs="Arial"/>
-          <w:b w:val="1"/>
-          <w:bCs w:val="1"/>
-          <w:noProof w:val="0"/>
-          <w:sz w:val="24"/>
-          <w:szCs w:val="24"/>
-          <w:lang w:val="es-ES"/>
+        <w:spacing w:before="240" w:after="240"/>
+        <w:rPr>
+          <w:rFonts w:ascii="Arial" w:eastAsia="Arial" w:hAnsi="Arial" w:cs="Arial"/>
+        </w:rPr>
+      </w:pPr>
+      <w:r>
+        <w:rPr>
+          <w:rFonts w:ascii="Arial" w:eastAsia="Arial" w:hAnsi="Arial" w:cs="Arial"/>
+        </w:rPr>
+        <w:t xml:space="preserve">El presupuesto no es mi mayor limitación; prefiero pagar más por estar en mi zona ideal o distritos céntricos. (Filtra hacia zonas con mayor </w:t>
+      </w:r>
+      <w:r>
+        <w:rPr>
+          <w:rFonts w:ascii="Arial" w:eastAsia="Arial" w:hAnsi="Arial" w:cs="Arial"/>
+        </w:rPr>
+        <w:t>esfuerzo de alquiler</w:t>
+      </w:r>
+      <w:r>
+        <w:rPr>
+          <w:rFonts w:ascii="Arial" w:eastAsia="Arial" w:hAnsi="Arial" w:cs="Arial"/>
+        </w:rPr>
+        <w:t>).</w:t>
+      </w:r>
+    </w:p>
+    <w:p>
+      <w:pPr>
+        <w:spacing w:before="240" w:after="240"/>
+      </w:pPr>
+      <w:r>
+        <w:rPr>
+          <w:rFonts w:ascii="Arial" w:eastAsia="Arial" w:hAnsi="Arial" w:cs="Arial"/>
+        </w:rPr>
+        <w:t>¿Qué tipo de entorno o economía local prefieres para tu día a día (o para tu pareja, si busca empleo)?</w:t>
+      </w:r>
+      <w:r>
+        <w:rPr>
+          <w:rFonts w:ascii="Arial" w:eastAsia="Arial" w:hAnsi="Arial" w:cs="Arial"/>
         </w:rPr>
         <w:t xml:space="preserve"> </w:t>
       </w:r>
       <w:r>
         <w:rPr>
-          <w:rFonts w:ascii="Arial" w:hAnsi="Arial" w:eastAsia="Arial" w:cs="Arial"/>
-          <w:b w:val="1"/>
-          <w:bCs w:val="1"/>
-          <w:noProof w:val="0"/>
-          <w:sz w:val="24"/>
-          <w:szCs w:val="24"/>
-          <w:lang w:val="es-ES"/>
-        </w:rPr>
-        <w:t>distancia_centro_educativo</w:t>
-      </w:r>
-    </w:p>
-    <w:p>
-      <w:pPr>
-        <w:pStyle w:val="ListParagraph"/>
-        <w:numPr>
-          <w:ilvl w:val="0"/>
-          <w:numId w:val="19"/>
-        </w:numPr>
-        <w:spacing w:before="240" w:beforeAutospacing="off" w:after="240" w:afterAutospacing="off"/>
-        <w:rPr>
-          <w:rFonts w:ascii="Arial" w:hAnsi="Arial" w:eastAsia="Arial" w:cs="Arial"/>
-          <w:noProof w:val="0"/>
-          <w:sz w:val="24"/>
-          <w:szCs w:val="24"/>
-          <w:lang w:val="es-ES"/>
-        </w:rPr>
-      </w:pPr>
-      <w:r>
-        <w:rPr>
-          <w:rFonts w:ascii="Arial" w:hAnsi="Arial" w:eastAsia="Arial" w:cs="Arial"/>
-          <w:noProof w:val="0"/>
-          <w:sz w:val="24"/>
-          <w:szCs w:val="24"/>
-          <w:lang w:val="es-ES"/>
-        </w:rPr>
-        <w:t>Sí, es imprescindible que mis hijos puedan ir al colegio andando o muy cerca de casa. (Filtra hacia clústeres con</w:t>
-      </w:r>
-      <w:r>
-        <w:rPr>
-          <w:rFonts w:ascii="Arial" w:hAnsi="Arial" w:eastAsia="Arial" w:cs="Arial"/>
-          <w:noProof w:val="0"/>
-          <w:sz w:val="24"/>
-          <w:szCs w:val="24"/>
-          <w:lang w:val="es-ES"/>
-        </w:rPr>
-        <w:t xml:space="preserve"> baja distancia y alto ratio)</w:t>
-      </w:r>
-    </w:p>
-    <w:p>
-      <w:pPr>
-        <w:pStyle w:val="ListParagraph"/>
-        <w:numPr>
-          <w:ilvl w:val="0"/>
-          <w:numId w:val="19"/>
-        </w:numPr>
-        <w:spacing w:before="240" w:beforeAutospacing="off" w:after="240" w:afterAutospacing="off"/>
-        <w:rPr>
-          <w:rFonts w:ascii="Arial" w:hAnsi="Arial" w:eastAsia="Arial" w:cs="Arial"/>
-          <w:noProof w:val="0"/>
-          <w:sz w:val="24"/>
-          <w:szCs w:val="24"/>
-          <w:lang w:val="es-ES"/>
-        </w:rPr>
-      </w:pPr>
-      <w:r>
-        <w:rPr>
-          <w:rFonts w:ascii="Arial" w:hAnsi="Arial" w:eastAsia="Arial" w:cs="Arial"/>
-          <w:noProof w:val="0"/>
-          <w:sz w:val="24"/>
-          <w:szCs w:val="24"/>
-          <w:lang w:val="es-ES"/>
-        </w:rPr>
-        <w:t>Sí, pero no me importa tener que coger el coche o el transporte público un trayecto corto para llevarlos. (Filtra hacia distancias medias).</w:t>
-      </w:r>
-    </w:p>
-    <w:p>
-      <w:pPr>
-        <w:pStyle w:val="ListParagraph"/>
-        <w:numPr>
-          <w:ilvl w:val="0"/>
-          <w:numId w:val="19"/>
-        </w:numPr>
-        <w:spacing w:before="240" w:beforeAutospacing="off" w:after="240" w:afterAutospacing="off"/>
-        <w:rPr>
-          <w:rFonts w:ascii="Arial" w:hAnsi="Arial" w:eastAsia="Arial" w:cs="Arial"/>
-          <w:noProof w:val="0"/>
-          <w:sz w:val="24"/>
-          <w:szCs w:val="24"/>
-          <w:lang w:val="es-ES"/>
-        </w:rPr>
-      </w:pPr>
-      <w:r>
-        <w:rPr>
-          <w:rFonts w:ascii="Arial" w:hAnsi="Arial" w:eastAsia="Arial" w:cs="Arial"/>
-          <w:noProof w:val="0"/>
-          <w:sz w:val="24"/>
-          <w:szCs w:val="24"/>
-          <w:lang w:val="es-ES"/>
-        </w:rPr>
-        <w:t>No, la cercanía a colegios no es un factor relevante para mí. (Ignora esta variable en el peso de la recomendación).</w:t>
-      </w:r>
-    </w:p>
-    <w:p>
-      <w:pPr>
-        <w:pStyle w:val="Normal"/>
-        <w:spacing w:before="240" w:beforeAutospacing="off" w:after="240" w:afterAutospacing="off"/>
-        <w:rPr>
-          <w:rFonts w:ascii="Arial" w:hAnsi="Arial" w:eastAsia="Arial" w:cs="Arial"/>
-          <w:b w:val="0"/>
-          <w:bCs w:val="0"/>
-          <w:noProof w:val="0"/>
-          <w:sz w:val="24"/>
-          <w:szCs w:val="24"/>
-          <w:lang w:val="es-ES"/>
-        </w:rPr>
-      </w:pPr>
-      <w:r>
-        <w:rPr>
-          <w:rFonts w:ascii="Arial" w:hAnsi="Arial" w:eastAsia="Arial" w:cs="Arial"/>
-          <w:noProof w:val="0"/>
-          <w:sz w:val="24"/>
-          <w:szCs w:val="24"/>
-          <w:lang w:val="es-ES"/>
-        </w:rPr>
-        <w:t>¿Dispones de vehículo propio para tu día a día?</w:t>
-      </w:r>
-      <w:r>
-        <w:rPr>
-          <w:rFonts w:ascii="Arial" w:hAnsi="Arial" w:eastAsia="Arial" w:cs="Arial"/>
-          <w:noProof w:val="0"/>
-          <w:sz w:val="24"/>
-          <w:szCs w:val="24"/>
-          <w:lang w:val="es-ES"/>
-        </w:rPr>
-        <w:t xml:space="preserve"> </w:t>
-      </w:r>
-      <w:r>
-        <w:rPr>
-          <w:rFonts w:ascii="Arial" w:hAnsi="Arial" w:eastAsia="Arial" w:cs="Arial"/>
-          <w:b w:val="1"/>
-          <w:bCs w:val="1"/>
-          <w:i w:val="1"/>
-          <w:iCs w:val="1"/>
-          <w:noProof w:val="0"/>
-          <w:sz w:val="24"/>
-          <w:szCs w:val="24"/>
-          <w:lang w:val="es-ES"/>
-        </w:rPr>
-        <w:t>distancia_hospital</w:t>
-      </w:r>
-      <w:r>
-        <w:rPr>
-          <w:rFonts w:ascii="Arial" w:hAnsi="Arial" w:eastAsia="Arial" w:cs="Arial"/>
-          <w:b w:val="1"/>
-          <w:bCs w:val="1"/>
-          <w:i w:val="1"/>
-          <w:iCs w:val="1"/>
-          <w:noProof w:val="0"/>
-          <w:sz w:val="24"/>
-          <w:szCs w:val="24"/>
-          <w:lang w:val="es-ES"/>
-        </w:rPr>
-        <w:t xml:space="preserve"> y </w:t>
-      </w:r>
-      <w:r>
-        <w:rPr>
-          <w:rFonts w:ascii="Arial" w:hAnsi="Arial" w:eastAsia="Arial" w:cs="Arial"/>
-          <w:b w:val="1"/>
-          <w:bCs w:val="1"/>
-          <w:i w:val="1"/>
-          <w:iCs w:val="1"/>
-          <w:noProof w:val="0"/>
-          <w:sz w:val="24"/>
-          <w:szCs w:val="24"/>
-          <w:lang w:val="es-ES"/>
-        </w:rPr>
-        <w:t>distancia_centro_educativo</w:t>
+          <w:rFonts w:ascii="Arial" w:eastAsia="Arial" w:hAnsi="Arial" w:cs="Arial"/>
+          <w:b/>
+          <w:bCs/>
+        </w:rPr>
+        <w:t>variables de contratos</w:t>
       </w:r>
     </w:p>
     <w:p>
@@ -752,94 +955,44 @@
           <w:ilvl w:val="0"/>
           <w:numId w:val="14"/>
         </w:numPr>
-        <w:spacing w:before="240" w:beforeAutospacing="off" w:after="240" w:afterAutospacing="off"/>
-        <w:rPr>
-          <w:rFonts w:ascii="Arial" w:hAnsi="Arial" w:eastAsia="Arial" w:cs="Arial"/>
-          <w:b w:val="0"/>
-          <w:bCs w:val="0"/>
-          <w:noProof w:val="0"/>
-          <w:sz w:val="24"/>
-          <w:szCs w:val="24"/>
-          <w:lang w:val="es-ES"/>
-        </w:rPr>
-      </w:pPr>
-      <w:r>
-        <w:rPr>
-          <w:rFonts w:ascii="Arial" w:hAnsi="Arial" w:eastAsia="Arial" w:cs="Arial"/>
-          <w:b w:val="0"/>
-          <w:bCs w:val="0"/>
-          <w:noProof w:val="0"/>
-          <w:sz w:val="24"/>
-          <w:szCs w:val="24"/>
-          <w:lang w:val="es-ES"/>
-        </w:rPr>
-        <w:t xml:space="preserve">Sí. </w:t>
-      </w:r>
-      <w:r>
-        <w:rPr>
-          <w:rFonts w:ascii="Arial" w:hAnsi="Arial" w:eastAsia="Arial" w:cs="Arial"/>
-          <w:b w:val="0"/>
-          <w:bCs w:val="0"/>
-          <w:i w:val="1"/>
-          <w:iCs w:val="1"/>
-          <w:noProof w:val="0"/>
-          <w:sz w:val="24"/>
-          <w:szCs w:val="24"/>
-          <w:lang w:val="es-ES"/>
-        </w:rPr>
-        <w:t xml:space="preserve">(El algoritmo es más permisivo con las variables </w:t>
-      </w:r>
-      <w:r>
-        <w:rPr>
-          <w:rFonts w:ascii="Arial" w:hAnsi="Arial" w:eastAsia="Arial" w:cs="Arial"/>
-          <w:b w:val="0"/>
-          <w:bCs w:val="0"/>
-          <w:i w:val="1"/>
-          <w:iCs w:val="1"/>
-          <w:noProof w:val="0"/>
-          <w:sz w:val="24"/>
-          <w:szCs w:val="24"/>
-          <w:lang w:val="es-ES"/>
-        </w:rPr>
-        <w:t>de distancia</w:t>
-      </w:r>
-      <w:r>
-        <w:rPr>
-          <w:rFonts w:ascii="Arial" w:hAnsi="Arial" w:eastAsia="Arial" w:cs="Arial"/>
-          <w:b w:val="0"/>
-          <w:bCs w:val="0"/>
-          <w:i w:val="1"/>
-          <w:iCs w:val="1"/>
-          <w:noProof w:val="0"/>
-          <w:sz w:val="24"/>
-          <w:szCs w:val="24"/>
-          <w:lang w:val="es-ES"/>
-        </w:rPr>
-        <w:t xml:space="preserve"> en</w:t>
-      </w:r>
-      <w:r>
-        <w:rPr>
-          <w:rFonts w:ascii="Arial" w:hAnsi="Arial" w:eastAsia="Arial" w:cs="Arial"/>
-          <w:b w:val="0"/>
-          <w:bCs w:val="0"/>
-          <w:i w:val="1"/>
-          <w:iCs w:val="1"/>
-          <w:noProof w:val="0"/>
-          <w:sz w:val="24"/>
-          <w:szCs w:val="24"/>
-          <w:lang w:val="es-ES"/>
-        </w:rPr>
-        <w:t xml:space="preserve"> los municipios)</w:t>
-      </w:r>
-      <w:r>
-        <w:rPr>
-          <w:rFonts w:ascii="Arial" w:hAnsi="Arial" w:eastAsia="Arial" w:cs="Arial"/>
-          <w:b w:val="0"/>
-          <w:bCs w:val="0"/>
-          <w:noProof w:val="0"/>
-          <w:sz w:val="24"/>
-          <w:szCs w:val="24"/>
-          <w:lang w:val="es-ES"/>
+        <w:spacing w:before="240" w:after="240"/>
+        <w:rPr>
+          <w:rFonts w:ascii="Arial" w:eastAsia="Arial" w:hAnsi="Arial" w:cs="Arial"/>
+        </w:rPr>
+      </w:pPr>
+      <w:r>
+        <w:rPr>
+          <w:rFonts w:ascii="Arial" w:eastAsia="Arial" w:hAnsi="Arial" w:cs="Arial"/>
+        </w:rPr>
+        <w:t xml:space="preserve">Un entorno puramente rural, rodeado de naturaleza o actividad agraria. </w:t>
+      </w:r>
+      <w:r>
+        <w:rPr>
+          <w:rFonts w:ascii="Arial" w:eastAsia="Arial" w:hAnsi="Arial" w:cs="Arial"/>
+          <w:i/>
+          <w:iCs/>
+        </w:rPr>
+        <w:t xml:space="preserve">(Sube el peso de </w:t>
+      </w:r>
+      <w:r>
+        <w:rPr>
+          <w:rFonts w:ascii="Consolas" w:eastAsia="Consolas" w:hAnsi="Consolas" w:cs="Consolas"/>
+          <w:i/>
+          <w:iCs/>
+        </w:rPr>
+        <w:t>pct_contratos_agricultura</w:t>
+      </w:r>
+      <w:r>
+        <w:rPr>
+          <w:rFonts w:ascii="Arial" w:eastAsia="Arial" w:hAnsi="Arial" w:cs="Arial"/>
+          <w:i/>
+          <w:iCs/>
+        </w:rPr>
+        <w:t>)</w:t>
+      </w:r>
+      <w:r>
+        <w:rPr>
+          <w:rFonts w:ascii="Arial" w:eastAsia="Arial" w:hAnsi="Arial" w:cs="Arial"/>
         </w:rPr>
         <w:t>.</w:t>
       </w:r>
@@ -851,176 +1004,46 @@
           <w:ilvl w:val="0"/>
           <w:numId w:val="14"/>
         </w:numPr>
-        <w:spacing w:before="240" w:beforeAutospacing="off" w:after="240" w:afterAutospacing="off"/>
-        <w:rPr>
-          <w:rFonts w:ascii="Arial" w:hAnsi="Arial" w:eastAsia="Arial" w:cs="Arial"/>
-          <w:noProof w:val="0"/>
-          <w:sz w:val="24"/>
-          <w:szCs w:val="24"/>
-          <w:lang w:val="es-ES"/>
-        </w:rPr>
-      </w:pPr>
-      <w:r>
-        <w:rPr>
-          <w:rFonts w:ascii="Arial" w:hAnsi="Arial" w:eastAsia="Arial" w:cs="Arial"/>
-          <w:b w:val="0"/>
-          <w:bCs w:val="0"/>
-          <w:noProof w:val="0"/>
-          <w:sz w:val="24"/>
-          <w:szCs w:val="24"/>
-          <w:lang w:val="es-ES"/>
-        </w:rPr>
-        <w:t>N</w:t>
-      </w:r>
-      <w:r>
-        <w:rPr>
-          <w:rFonts w:ascii="Arial" w:hAnsi="Arial" w:eastAsia="Arial" w:cs="Arial"/>
-          <w:b w:val="0"/>
-          <w:bCs w:val="0"/>
-          <w:noProof w:val="0"/>
-          <w:sz w:val="24"/>
-          <w:szCs w:val="24"/>
-          <w:lang w:val="es-ES"/>
-        </w:rPr>
-        <w:t>o, dependo del transporte público o de ir andando.</w:t>
-      </w:r>
-      <w:r>
-        <w:rPr>
-          <w:rFonts w:ascii="Arial" w:hAnsi="Arial" w:eastAsia="Arial" w:cs="Arial"/>
-          <w:noProof w:val="0"/>
-          <w:sz w:val="24"/>
-          <w:szCs w:val="24"/>
-          <w:lang w:val="es-ES"/>
-        </w:rPr>
-        <w:t xml:space="preserve"> </w:t>
-      </w:r>
-      <w:r>
-        <w:rPr>
-          <w:rFonts w:ascii="Arial" w:hAnsi="Arial" w:eastAsia="Arial" w:cs="Arial"/>
-          <w:i w:val="1"/>
-          <w:iCs w:val="1"/>
-          <w:noProof w:val="0"/>
-          <w:sz w:val="24"/>
-          <w:szCs w:val="24"/>
-          <w:lang w:val="es-ES"/>
-        </w:rPr>
-        <w:t>(El algoritmo debe penalizar severamente los municipios que tengan estas distancias altas, empujando la recomendación hacia distritos urbanos o pueblos cabecera de comarca)</w:t>
-      </w:r>
-      <w:r>
-        <w:rPr>
-          <w:rFonts w:ascii="Arial" w:hAnsi="Arial" w:eastAsia="Arial" w:cs="Arial"/>
-          <w:noProof w:val="0"/>
-          <w:sz w:val="24"/>
-          <w:szCs w:val="24"/>
-          <w:lang w:val="es-ES"/>
+        <w:spacing w:before="240" w:after="240"/>
+        <w:rPr>
+          <w:rFonts w:ascii="Arial" w:eastAsia="Arial" w:hAnsi="Arial" w:cs="Arial"/>
+        </w:rPr>
+      </w:pPr>
+      <w:r>
+        <w:rPr>
+          <w:rFonts w:ascii="Arial" w:eastAsia="Arial" w:hAnsi="Arial" w:cs="Arial"/>
+        </w:rPr>
+        <w:t xml:space="preserve">Un municipio con mucho comercio, hostelería y vida en la calle. </w:t>
+      </w:r>
+      <w:r>
+        <w:rPr>
+          <w:rFonts w:ascii="Arial" w:eastAsia="Arial" w:hAnsi="Arial" w:cs="Arial"/>
+          <w:i/>
+          <w:iCs/>
+        </w:rPr>
+        <w:t xml:space="preserve">(Sube el peso de </w:t>
+      </w:r>
+      <w:r>
+        <w:rPr>
+          <w:rFonts w:ascii="Consolas" w:eastAsia="Consolas" w:hAnsi="Consolas" w:cs="Consolas"/>
+          <w:i/>
+          <w:iCs/>
+        </w:rPr>
+        <w:t>pct_contratos_servicios</w:t>
+      </w:r>
+      <w:r>
+        <w:rPr>
+          <w:rFonts w:ascii="Arial" w:eastAsia="Arial" w:hAnsi="Arial" w:cs="Arial"/>
+          <w:i/>
+          <w:iCs/>
+        </w:rPr>
+        <w:t>)</w:t>
+      </w:r>
+      <w:r>
+        <w:rPr>
+          <w:rFonts w:ascii="Arial" w:eastAsia="Arial" w:hAnsi="Arial" w:cs="Arial"/>
         </w:rPr>
         <w:t>.</w:t>
-      </w:r>
-    </w:p>
-    <w:p>
-      <w:pPr>
-        <w:spacing w:before="240" w:beforeAutospacing="off" w:after="240" w:afterAutospacing="off"/>
-        <w:rPr>
-          <w:rFonts w:ascii="Arial" w:hAnsi="Arial" w:eastAsia="Arial" w:cs="Arial"/>
-          <w:b w:val="1"/>
-          <w:bCs w:val="1"/>
-          <w:noProof w:val="0"/>
-          <w:sz w:val="24"/>
-          <w:szCs w:val="24"/>
-          <w:lang w:val="es-ES"/>
-        </w:rPr>
-      </w:pPr>
-      <w:r>
-        <w:rPr>
-          <w:rFonts w:ascii="Arial" w:hAnsi="Arial" w:eastAsia="Arial" w:cs="Arial"/>
-          <w:noProof w:val="0"/>
-          <w:sz w:val="24"/>
-          <w:szCs w:val="24"/>
-          <w:lang w:val="es-ES"/>
-        </w:rPr>
-        <w:t>¿Cómo describirías tus necesidades médicas o las de tu familia?</w:t>
-      </w:r>
-      <w:r>
-        <w:rPr>
-          <w:rFonts w:ascii="Arial" w:hAnsi="Arial" w:eastAsia="Arial" w:cs="Arial"/>
-          <w:noProof w:val="0"/>
-          <w:sz w:val="24"/>
-          <w:szCs w:val="24"/>
-          <w:lang w:val="es-ES"/>
-        </w:rPr>
-        <w:t xml:space="preserve"> </w:t>
-      </w:r>
-      <w:r>
-        <w:rPr>
-          <w:rFonts w:ascii="Arial" w:hAnsi="Arial" w:eastAsia="Arial" w:cs="Arial"/>
-          <w:b w:val="1"/>
-          <w:bCs w:val="1"/>
-          <w:noProof w:val="0"/>
-          <w:sz w:val="24"/>
-          <w:szCs w:val="24"/>
-          <w:lang w:val="es-ES"/>
-        </w:rPr>
-        <w:t>ratio_hospital</w:t>
-      </w:r>
-      <w:r>
-        <w:rPr>
-          <w:rFonts w:ascii="Arial" w:hAnsi="Arial" w:eastAsia="Arial" w:cs="Arial"/>
-          <w:b w:val="1"/>
-          <w:bCs w:val="1"/>
-          <w:noProof w:val="0"/>
-          <w:sz w:val="24"/>
-          <w:szCs w:val="24"/>
-          <w:lang w:val="es-ES"/>
-        </w:rPr>
-        <w:t xml:space="preserve"> / </w:t>
-      </w:r>
-      <w:r>
-        <w:rPr>
-          <w:rFonts w:ascii="Arial" w:hAnsi="Arial" w:eastAsia="Arial" w:cs="Arial"/>
-          <w:b w:val="1"/>
-          <w:bCs w:val="1"/>
-          <w:noProof w:val="0"/>
-          <w:sz w:val="24"/>
-          <w:szCs w:val="24"/>
-          <w:lang w:val="es-ES"/>
-        </w:rPr>
-        <w:t>ratio_centros_salud</w:t>
-      </w:r>
-      <w:r>
-        <w:rPr>
-          <w:rFonts w:ascii="Arial" w:hAnsi="Arial" w:eastAsia="Arial" w:cs="Arial"/>
-          <w:b w:val="1"/>
-          <w:bCs w:val="1"/>
-          <w:noProof w:val="0"/>
-          <w:sz w:val="24"/>
-          <w:szCs w:val="24"/>
-          <w:lang w:val="es-ES"/>
-        </w:rPr>
-        <w:t xml:space="preserve"> / </w:t>
-      </w:r>
-      <w:r>
-        <w:rPr>
-          <w:rFonts w:ascii="Arial" w:hAnsi="Arial" w:eastAsia="Arial" w:cs="Arial"/>
-          <w:b w:val="1"/>
-          <w:bCs w:val="1"/>
-          <w:noProof w:val="0"/>
-          <w:sz w:val="24"/>
-          <w:szCs w:val="24"/>
-          <w:lang w:val="es-ES"/>
-        </w:rPr>
-        <w:t>consultorio_local</w:t>
-      </w:r>
-      <w:r>
-        <w:rPr>
-          <w:rFonts w:ascii="Arial" w:hAnsi="Arial" w:eastAsia="Arial" w:cs="Arial"/>
-          <w:b w:val="1"/>
-          <w:bCs w:val="1"/>
-          <w:noProof w:val="0"/>
-          <w:sz w:val="24"/>
-          <w:szCs w:val="24"/>
-          <w:lang w:val="es-ES"/>
-        </w:rPr>
-        <w:t xml:space="preserve">  / distancia_hospital </w:t>
       </w:r>
     </w:p>
     <w:p>
@@ -1028,64 +1051,48 @@
         <w:pStyle w:val="ListParagraph"/>
         <w:numPr>
           <w:ilvl w:val="0"/>
-          <w:numId w:val="15"/>
+          <w:numId w:val="14"/>
         </w:numPr>
-        <w:spacing w:before="240" w:beforeAutospacing="off" w:after="240" w:afterAutospacing="off"/>
-        <w:rPr>
-          <w:rFonts w:ascii="Arial" w:hAnsi="Arial" w:eastAsia="Arial" w:cs="Arial"/>
-          <w:i w:val="1"/>
-          <w:iCs w:val="1"/>
-          <w:noProof w:val="0"/>
-          <w:sz w:val="24"/>
-          <w:szCs w:val="24"/>
-          <w:lang w:val="es-ES"/>
-        </w:rPr>
-      </w:pPr>
-      <w:r>
-        <w:rPr>
-          <w:rFonts w:ascii="Arial" w:hAnsi="Arial" w:eastAsia="Arial" w:cs="Arial"/>
-          <w:noProof w:val="0"/>
-          <w:sz w:val="24"/>
-          <w:szCs w:val="24"/>
-          <w:lang w:val="es-ES"/>
-        </w:rPr>
-        <w:t xml:space="preserve">Necesito tener urgencias o un hospital muy cerca por cuestiones crónicas, edad o tranquilidad. </w:t>
-      </w:r>
-      <w:r>
-        <w:rPr>
-          <w:rFonts w:ascii="Arial" w:hAnsi="Arial" w:eastAsia="Arial" w:cs="Arial"/>
-          <w:i w:val="1"/>
-          <w:iCs w:val="1"/>
-          <w:noProof w:val="0"/>
-          <w:sz w:val="24"/>
-          <w:szCs w:val="24"/>
-          <w:lang w:val="es-ES"/>
-        </w:rPr>
-        <w:t xml:space="preserve">(Prioriza </w:t>
-      </w:r>
-      <w:r>
-        <w:rPr>
-          <w:rFonts w:ascii="Arial" w:hAnsi="Arial" w:eastAsia="Arial" w:cs="Arial"/>
-          <w:i w:val="1"/>
-          <w:iCs w:val="1"/>
-          <w:noProof w:val="0"/>
-          <w:sz w:val="24"/>
-          <w:szCs w:val="24"/>
-          <w:lang w:val="es-ES"/>
-        </w:rPr>
-        <w:t>el ratio</w:t>
-      </w:r>
-      <w:r>
-        <w:rPr>
-          <w:rFonts w:ascii="Arial" w:hAnsi="Arial" w:eastAsia="Arial" w:cs="Arial"/>
-          <w:i w:val="1"/>
-          <w:iCs w:val="1"/>
-          <w:noProof w:val="0"/>
-          <w:sz w:val="24"/>
-          <w:szCs w:val="24"/>
-          <w:lang w:val="es-ES"/>
-        </w:rPr>
-        <w:t xml:space="preserve"> máx y la distancia mínima al hospital)</w:t>
+        <w:spacing w:before="240" w:after="240"/>
+        <w:rPr>
+          <w:rFonts w:ascii="Arial" w:eastAsia="Arial" w:hAnsi="Arial" w:cs="Arial"/>
+        </w:rPr>
+      </w:pPr>
+      <w:r>
+        <w:rPr>
+          <w:rFonts w:ascii="Arial" w:eastAsia="Arial" w:hAnsi="Arial" w:cs="Arial"/>
+        </w:rPr>
+        <w:t xml:space="preserve">Una zona con tejido industrial o de empresas, me da igual si es menos "pintoresco". </w:t>
+      </w:r>
+      <w:r>
+        <w:rPr>
+          <w:rFonts w:ascii="Arial" w:eastAsia="Arial" w:hAnsi="Arial" w:cs="Arial"/>
+          <w:i/>
+          <w:iCs/>
+        </w:rPr>
+        <w:t xml:space="preserve">(Sube el peso de </w:t>
+      </w:r>
+      <w:r>
+        <w:rPr>
+          <w:rFonts w:ascii="Consolas" w:eastAsia="Consolas" w:hAnsi="Consolas" w:cs="Consolas"/>
+          <w:i/>
+          <w:iCs/>
+        </w:rPr>
+        <w:t>pct_contratos_industria</w:t>
+      </w:r>
+      <w:r>
+        <w:rPr>
+          <w:rFonts w:ascii="Arial" w:eastAsia="Arial" w:hAnsi="Arial" w:cs="Arial"/>
+          <w:i/>
+          <w:iCs/>
+        </w:rPr>
+        <w:t>)</w:t>
+      </w:r>
+      <w:r>
+        <w:rPr>
+          <w:rFonts w:ascii="Arial" w:eastAsia="Arial" w:hAnsi="Arial" w:cs="Arial"/>
+        </w:rPr>
+        <w:t>.</w:t>
       </w:r>
     </w:p>
     <w:p>
@@ -1093,92 +1100,75 @@
         <w:pStyle w:val="ListParagraph"/>
         <w:numPr>
           <w:ilvl w:val="0"/>
-          <w:numId w:val="15"/>
+          <w:numId w:val="14"/>
         </w:numPr>
-        <w:spacing w:before="240" w:beforeAutospacing="off" w:after="240" w:afterAutospacing="off"/>
-        <w:rPr>
-          <w:rFonts w:ascii="Arial" w:hAnsi="Arial" w:eastAsia="Arial" w:cs="Arial"/>
-          <w:noProof w:val="0"/>
-          <w:sz w:val="24"/>
-          <w:szCs w:val="24"/>
-          <w:lang w:val="es-ES"/>
-        </w:rPr>
-      </w:pPr>
-      <w:r>
-        <w:rPr>
-          <w:rFonts w:ascii="Arial" w:hAnsi="Arial" w:eastAsia="Arial" w:cs="Arial"/>
-          <w:noProof w:val="0"/>
-          <w:sz w:val="24"/>
-          <w:szCs w:val="24"/>
-          <w:lang w:val="es-ES"/>
-        </w:rPr>
-        <w:t xml:space="preserve">Para el día a día me basta con tener un centro de salud o un consultorio en </w:t>
-      </w:r>
-      <w:r>
-        <w:rPr>
-          <w:rFonts w:ascii="Arial" w:hAnsi="Arial" w:eastAsia="Arial" w:cs="Arial"/>
-          <w:noProof w:val="0"/>
-          <w:sz w:val="24"/>
-          <w:szCs w:val="24"/>
-          <w:lang w:val="es-ES"/>
-        </w:rPr>
-        <w:t>mi</w:t>
-      </w:r>
-      <w:r>
-        <w:rPr>
-          <w:rFonts w:ascii="Arial" w:hAnsi="Arial" w:eastAsia="Arial" w:cs="Arial"/>
-          <w:noProof w:val="0"/>
-          <w:sz w:val="24"/>
-          <w:szCs w:val="24"/>
-          <w:lang w:val="es-ES"/>
-        </w:rPr>
-        <w:t xml:space="preserve"> mismo barrio/pueblo para consultas rutinarias. </w:t>
-      </w:r>
-      <w:r>
-        <w:rPr>
-          <w:rFonts w:ascii="Arial" w:hAnsi="Arial" w:eastAsia="Arial" w:cs="Arial"/>
-          <w:i w:val="1"/>
-          <w:iCs w:val="1"/>
-          <w:noProof w:val="0"/>
-          <w:sz w:val="24"/>
-          <w:szCs w:val="24"/>
-          <w:lang w:val="es-ES"/>
-        </w:rPr>
-        <w:t xml:space="preserve">(Prioriza </w:t>
-      </w:r>
-      <w:r>
-        <w:rPr>
-          <w:rFonts w:ascii="Arial" w:hAnsi="Arial" w:eastAsia="Arial" w:cs="Arial"/>
-          <w:i w:val="1"/>
-          <w:iCs w:val="1"/>
-          <w:noProof w:val="0"/>
-          <w:sz w:val="24"/>
-          <w:szCs w:val="24"/>
-          <w:lang w:val="es-ES"/>
-        </w:rPr>
-        <w:t>que tengan consultorio local y ratio alto de centros de salud</w:t>
-      </w:r>
-      <w:r>
-        <w:rPr>
-          <w:rFonts w:ascii="Arial" w:hAnsi="Arial" w:eastAsia="Arial" w:cs="Arial"/>
-          <w:i w:val="1"/>
-          <w:iCs w:val="1"/>
-          <w:noProof w:val="0"/>
-          <w:sz w:val="24"/>
-          <w:szCs w:val="24"/>
-          <w:lang w:val="es-ES"/>
+        <w:spacing w:before="240" w:after="240"/>
+        <w:rPr>
+          <w:rFonts w:ascii="Arial" w:eastAsia="Arial" w:hAnsi="Arial" w:cs="Arial"/>
+        </w:rPr>
+      </w:pPr>
+      <w:r>
+        <w:rPr>
+          <w:rFonts w:ascii="Arial" w:eastAsia="Arial" w:hAnsi="Arial" w:cs="Arial"/>
+        </w:rPr>
+        <w:t xml:space="preserve">Me es indiferente, yo me quedo en casa teletrabajando. </w:t>
+      </w:r>
+      <w:r>
+        <w:rPr>
+          <w:rFonts w:ascii="Arial" w:eastAsia="Arial" w:hAnsi="Arial" w:cs="Arial"/>
+          <w:i/>
+          <w:iCs/>
+        </w:rPr>
+        <w:t>(El algoritmo usa las variables solo para el clustering base, sin darle peso extra a las preferencias)</w:t>
+      </w:r>
+      <w:r>
+        <w:rPr>
+          <w:rFonts w:ascii="Arial" w:eastAsia="Arial" w:hAnsi="Arial" w:cs="Arial"/>
+        </w:rPr>
+        <w:t>.</w:t>
+      </w:r>
+    </w:p>
+    <w:p>
+      <w:pPr>
+        <w:spacing w:before="240" w:after="240"/>
+        <w:rPr>
+          <w:b/>
+          <w:bCs/>
+        </w:rPr>
+      </w:pPr>
+      <w:r>
+        <w:t xml:space="preserve"> ¿En qué tipo de comunidad te sentirías más a gusto? </w:t>
+      </w:r>
+      <w:r>
+        <w:rPr>
+          <w:u w:val="single"/>
+        </w:rPr>
+        <w:t>(Se reformula o se quita?</w:t>
+      </w:r>
+      <w:r>
+        <w:rPr>
+          <w:u w:val="single"/>
+        </w:rPr>
+        <w:t>??</w:t>
+      </w:r>
+      <w:r>
+        <w:rPr>
+          <w:u w:val="single"/>
         </w:rPr>
         <w:t>)</w:t>
       </w:r>
       <w:r>
         <w:rPr>
-          <w:rFonts w:ascii="Arial" w:hAnsi="Arial" w:eastAsia="Arial" w:cs="Arial"/>
-          <w:noProof w:val="0"/>
-          <w:sz w:val="24"/>
-          <w:szCs w:val="24"/>
-          <w:lang w:val="es-ES"/>
-        </w:rPr>
-        <w:t>.</w:t>
+          <w:u w:val="single"/>
+        </w:rPr>
+        <w:t xml:space="preserve"> </w:t>
+      </w:r>
+      <w:r>
+        <w:rPr>
+          <w:b/>
+          <w:bCs/>
+        </w:rPr>
+        <w:t>indice_envejecimiento / pct_extranjeros</w:t>
       </w:r>
     </w:p>
     <w:p>
@@ -1186,84 +1176,532 @@
         <w:pStyle w:val="ListParagraph"/>
         <w:numPr>
           <w:ilvl w:val="0"/>
-          <w:numId w:val="15"/>
+          <w:numId w:val="14"/>
         </w:numPr>
-        <w:spacing w:before="240" w:beforeAutospacing="off" w:after="240" w:afterAutospacing="off"/>
-        <w:rPr>
-          <w:rFonts w:ascii="Arial" w:hAnsi="Arial" w:eastAsia="Arial" w:cs="Arial"/>
-          <w:noProof w:val="0"/>
-          <w:sz w:val="24"/>
-          <w:szCs w:val="24"/>
-          <w:lang w:val="es-ES"/>
-        </w:rPr>
-      </w:pPr>
-      <w:r>
-        <w:rPr>
-          <w:rFonts w:ascii="Arial" w:hAnsi="Arial" w:eastAsia="Arial" w:cs="Arial"/>
-          <w:noProof w:val="0"/>
-          <w:sz w:val="24"/>
-          <w:szCs w:val="24"/>
-          <w:lang w:val="es-ES"/>
-        </w:rPr>
-        <w:t xml:space="preserve">Voy muy poco al médico, no me importa tener que desplazarme a otro pueblo o distrito cuando lo necesite. </w:t>
-      </w:r>
-      <w:r>
-        <w:rPr>
-          <w:rFonts w:ascii="Arial" w:hAnsi="Arial" w:eastAsia="Arial" w:cs="Arial"/>
-          <w:i w:val="1"/>
-          <w:iCs w:val="1"/>
-          <w:noProof w:val="0"/>
-          <w:sz w:val="24"/>
-          <w:szCs w:val="24"/>
-          <w:lang w:val="es-ES"/>
-        </w:rPr>
-        <w:t>(Se le quita peso a estas variables de salud)</w:t>
-      </w:r>
-    </w:p>
-    <w:p>
-      <w:pPr>
-        <w:spacing w:before="240" w:beforeAutospacing="off" w:after="240" w:afterAutospacing="off"/>
-        <w:rPr>
-          <w:rFonts w:ascii="Arial" w:hAnsi="Arial" w:eastAsia="Arial" w:cs="Arial"/>
-          <w:noProof w:val="0"/>
-          <w:sz w:val="24"/>
-          <w:szCs w:val="24"/>
-          <w:lang w:val="es-ES"/>
-        </w:rPr>
-      </w:pPr>
-      <w:r>
-        <w:rPr>
-          <w:rFonts w:ascii="Arial" w:hAnsi="Arial" w:eastAsia="Arial" w:cs="Arial"/>
-          <w:noProof w:val="0"/>
-          <w:sz w:val="24"/>
-          <w:szCs w:val="24"/>
-          <w:lang w:val="es-ES"/>
-        </w:rPr>
-        <w:t>Respecto a tus ingresos, ¿qué porcentaje estás dispuesto a destinar al alquiler para vivir en la zona que deseas?</w:t>
-      </w:r>
-      <w:r>
-        <w:rPr>
-          <w:rFonts w:ascii="Arial" w:hAnsi="Arial" w:eastAsia="Arial" w:cs="Arial"/>
-          <w:noProof w:val="0"/>
-          <w:sz w:val="24"/>
-          <w:szCs w:val="24"/>
-          <w:lang w:val="es-ES"/>
-        </w:rPr>
-        <w:t xml:space="preserve"> </w:t>
-      </w:r>
-      <w:r>
-        <w:rPr>
-          <w:rFonts w:ascii="Arial" w:hAnsi="Arial" w:eastAsia="Arial" w:cs="Arial"/>
-          <w:b w:val="1"/>
-          <w:bCs w:val="1"/>
-          <w:noProof w:val="0"/>
-          <w:sz w:val="24"/>
-          <w:szCs w:val="24"/>
-          <w:lang w:val="es-ES"/>
-        </w:rPr>
-        <w:t>esfuerzo_alquiler</w:t>
-      </w:r>
-    </w:p>
+        <w:spacing w:before="240" w:after="240"/>
+      </w:pPr>
+      <w:r>
+        <w:t xml:space="preserve">Un vecindario joven, dinámico y multicultural. (Filtra hacia bajo </w:t>
+      </w:r>
+      <w:r>
+        <w:rPr>
+          <w:rFonts w:ascii="Consolas" w:eastAsia="Consolas" w:hAnsi="Consolas" w:cs="Consolas"/>
+        </w:rPr>
+        <w:t>indice_envejecimiento</w:t>
+      </w:r>
+      <w:r>
+        <w:t xml:space="preserve"> y mayor </w:t>
+      </w:r>
+      <w:r>
+        <w:rPr>
+          <w:rFonts w:ascii="Consolas" w:eastAsia="Consolas" w:hAnsi="Consolas" w:cs="Consolas"/>
+        </w:rPr>
+        <w:t>pct_extranjeros</w:t>
+      </w:r>
+      <w:r>
+        <w:t>).</w:t>
+      </w:r>
+    </w:p>
+    <w:p>
+      <w:pPr>
+        <w:pStyle w:val="ListParagraph"/>
+        <w:numPr>
+          <w:ilvl w:val="0"/>
+          <w:numId w:val="14"/>
+        </w:numPr>
+        <w:spacing w:before="240" w:after="240"/>
+      </w:pPr>
+      <w:r>
+        <w:t xml:space="preserve">Un entorno maduro y tradicional, ideal para asentar raíces de forma pausada. (Filtra hacia clústeres con mayor </w:t>
+      </w:r>
+      <w:r>
+        <w:rPr>
+          <w:rFonts w:ascii="Consolas" w:eastAsia="Consolas" w:hAnsi="Consolas" w:cs="Consolas"/>
+        </w:rPr>
+        <w:t>indice_envejecimiento</w:t>
+      </w:r>
+      <w:r>
+        <w:t>).</w:t>
+      </w:r>
+    </w:p>
+    <w:p>
+      <w:pPr>
+        <w:pStyle w:val="ListParagraph"/>
+        <w:numPr>
+          <w:ilvl w:val="0"/>
+          <w:numId w:val="14"/>
+        </w:numPr>
+        <w:spacing w:before="240" w:after="240"/>
+      </w:pPr>
+      <w:r>
+        <w:t>Me es indiferente, me adapto al perfil de mis vecinos.</w:t>
+      </w:r>
+    </w:p>
+    <w:p>
+      <w:pPr>
+        <w:spacing w:before="240" w:after="240"/>
+        <w:rPr>
+          <w:rFonts w:ascii="Arial" w:eastAsia="Arial" w:hAnsi="Arial" w:cs="Arial"/>
+          <w:sz w:val="22"/>
+          <w:szCs w:val="22"/>
+        </w:rPr>
+      </w:pPr>
+      <w:r>
+        <w:rPr>
+          <w:rFonts w:ascii="Arial" w:eastAsia="Arial" w:hAnsi="Arial" w:cs="Arial"/>
+          <w:i/>
+          <w:iCs/>
+        </w:rPr>
+        <w:t>(Solo para distritos)</w:t>
+      </w:r>
+      <w:r>
+        <w:rPr>
+          <w:rFonts w:ascii="Arial" w:eastAsia="Arial" w:hAnsi="Arial" w:cs="Arial"/>
+        </w:rPr>
+        <w:t xml:space="preserve"> ¿Cómo de importante es para ti tener grandes parques o zonas verdes cerca de casa?</w:t>
+      </w:r>
+      <w:r>
+        <w:rPr>
+          <w:rFonts w:ascii="Arial" w:eastAsia="Arial" w:hAnsi="Arial" w:cs="Arial"/>
+          <w:b/>
+          <w:bCs/>
+        </w:rPr>
+        <w:t xml:space="preserve"> zonas verdes </w:t>
+      </w:r>
+    </w:p>
+    <w:p>
+      <w:pPr>
+        <w:pStyle w:val="ListParagraph"/>
+        <w:numPr>
+          <w:ilvl w:val="0"/>
+          <w:numId w:val="16"/>
+        </w:numPr>
+        <w:spacing w:before="240" w:after="240"/>
+        <w:rPr>
+          <w:rFonts w:ascii="Arial" w:eastAsia="Arial" w:hAnsi="Arial" w:cs="Arial"/>
+        </w:rPr>
+      </w:pPr>
+      <w:r>
+        <w:rPr>
+          <w:rFonts w:ascii="Arial" w:eastAsia="Arial" w:hAnsi="Arial" w:cs="Arial"/>
+        </w:rPr>
+        <w:t xml:space="preserve">Fundamental, necesito verde cerca para pasear, hacer deporte o salir con el perro. </w:t>
+      </w:r>
+      <w:r>
+        <w:rPr>
+          <w:rFonts w:ascii="Arial" w:eastAsia="Arial" w:hAnsi="Arial" w:cs="Arial"/>
+          <w:i/>
+          <w:iCs/>
+        </w:rPr>
+        <w:t>(Filtra hacia distritos con alta dotación de zonas verdes)</w:t>
+      </w:r>
+      <w:r>
+        <w:rPr>
+          <w:rFonts w:ascii="Arial" w:eastAsia="Arial" w:hAnsi="Arial" w:cs="Arial"/>
+        </w:rPr>
+        <w:t>.</w:t>
+      </w:r>
+    </w:p>
+    <w:p>
+      <w:pPr>
+        <w:pStyle w:val="ListParagraph"/>
+        <w:numPr>
+          <w:ilvl w:val="0"/>
+          <w:numId w:val="16"/>
+        </w:numPr>
+        <w:spacing w:before="240" w:after="240"/>
+        <w:rPr>
+          <w:rFonts w:ascii="Arial" w:eastAsia="Arial" w:hAnsi="Arial" w:cs="Arial"/>
+        </w:rPr>
+      </w:pPr>
+      <w:r>
+        <w:rPr>
+          <w:rFonts w:ascii="Arial" w:eastAsia="Arial" w:hAnsi="Arial" w:cs="Arial"/>
+        </w:rPr>
+        <w:t>Está bien, pero prefiero sacrificar el parque si a cambio estoy más céntrico o tengo el alquiler más barato.</w:t>
+      </w:r>
+    </w:p>
+    <w:p>
+      <w:pPr>
+        <w:pStyle w:val="ListParagraph"/>
+        <w:numPr>
+          <w:ilvl w:val="0"/>
+          <w:numId w:val="16"/>
+        </w:numPr>
+        <w:spacing w:before="240" w:after="240"/>
+        <w:rPr>
+          <w:rFonts w:ascii="Arial" w:eastAsia="Arial" w:hAnsi="Arial" w:cs="Arial"/>
+        </w:rPr>
+      </w:pPr>
+      <w:r>
+        <w:rPr>
+          <w:rFonts w:ascii="Arial" w:eastAsia="Arial" w:hAnsi="Arial" w:cs="Arial"/>
+        </w:rPr>
+        <w:t>Me es indiferente.</w:t>
+      </w:r>
+    </w:p>
+    <w:p>
+      <w:pPr>
+        <w:spacing w:after="0"/>
+        <w:rPr>
+          <w:rFonts w:ascii="Arial" w:eastAsia="Arial" w:hAnsi="Arial" w:cs="Arial"/>
+          <w:b/>
+          <w:bCs/>
+          <w:color w:val="000000" w:themeColor="text1"/>
+          <w:sz w:val="26"/>
+          <w:szCs w:val="26"/>
+        </w:rPr>
+      </w:pPr>
+    </w:p>
+    <w:p>
+      <w:pPr>
+        <w:spacing w:after="0"/>
+        <w:rPr>
+          <w:rFonts w:ascii="Arial" w:eastAsia="Arial" w:hAnsi="Arial" w:cs="Arial"/>
+          <w:b/>
+          <w:bCs/>
+          <w:color w:val="000000" w:themeColor="text1"/>
+          <w:sz w:val="26"/>
+          <w:szCs w:val="26"/>
+        </w:rPr>
+      </w:pPr>
+    </w:p>
+    <w:p>
+      <w:pPr>
+        <w:spacing w:after="0"/>
+        <w:rPr>
+          <w:rFonts w:ascii="Arial" w:eastAsia="Arial" w:hAnsi="Arial" w:cs="Arial"/>
+          <w:b/>
+          <w:bCs/>
+          <w:color w:val="000000" w:themeColor="text1"/>
+          <w:sz w:val="26"/>
+          <w:szCs w:val="26"/>
+        </w:rPr>
+      </w:pPr>
+    </w:p>
+    <w:p>
+      <w:pPr>
+        <w:spacing w:after="0"/>
+        <w:rPr>
+          <w:rFonts w:ascii="Arial" w:eastAsia="Arial" w:hAnsi="Arial" w:cs="Arial"/>
+          <w:b/>
+          <w:bCs/>
+          <w:color w:val="000000" w:themeColor="text1"/>
+          <w:sz w:val="26"/>
+          <w:szCs w:val="26"/>
+        </w:rPr>
+      </w:pPr>
+    </w:p>
+    <w:p>
+      <w:pPr>
+        <w:spacing w:after="0"/>
+        <w:rPr>
+          <w:rFonts w:ascii="Arial" w:eastAsia="Arial" w:hAnsi="Arial" w:cs="Arial"/>
+          <w:b/>
+          <w:bCs/>
+          <w:color w:val="000000" w:themeColor="text1"/>
+          <w:sz w:val="26"/>
+          <w:szCs w:val="26"/>
+        </w:rPr>
+      </w:pPr>
+    </w:p>
+    <w:p>
+      <w:pPr>
+        <w:spacing w:after="0"/>
+        <w:rPr>
+          <w:rFonts w:ascii="Arial" w:eastAsia="Arial" w:hAnsi="Arial" w:cs="Arial"/>
+          <w:b/>
+          <w:bCs/>
+          <w:color w:val="000000" w:themeColor="text1"/>
+          <w:sz w:val="26"/>
+          <w:szCs w:val="26"/>
+        </w:rPr>
+      </w:pPr>
+    </w:p>
+    <w:p>
+      <w:pPr>
+        <w:spacing w:after="0"/>
+        <w:rPr>
+          <w:rFonts w:ascii="Arial" w:eastAsia="Arial" w:hAnsi="Arial" w:cs="Arial"/>
+          <w:b/>
+          <w:bCs/>
+          <w:color w:val="000000" w:themeColor="text1"/>
+          <w:sz w:val="26"/>
+          <w:szCs w:val="26"/>
+        </w:rPr>
+      </w:pPr>
+    </w:p>
+    <w:p>
+      <w:pPr>
+        <w:spacing w:after="0"/>
+        <w:rPr>
+          <w:rFonts w:ascii="Arial" w:eastAsia="Arial" w:hAnsi="Arial" w:cs="Arial"/>
+          <w:b/>
+          <w:bCs/>
+          <w:color w:val="000000" w:themeColor="text1"/>
+          <w:sz w:val="26"/>
+          <w:szCs w:val="26"/>
+        </w:rPr>
+      </w:pPr>
+    </w:p>
+    <w:p>
+      <w:pPr>
+        <w:spacing w:after="0"/>
+        <w:rPr>
+          <w:rFonts w:ascii="Arial" w:eastAsia="Arial" w:hAnsi="Arial" w:cs="Arial"/>
+          <w:b/>
+          <w:bCs/>
+          <w:color w:val="000000" w:themeColor="text1"/>
+          <w:sz w:val="26"/>
+          <w:szCs w:val="26"/>
+        </w:rPr>
+      </w:pPr>
+    </w:p>
+    <w:p>
+      <w:pPr>
+        <w:spacing w:after="0"/>
+        <w:rPr>
+          <w:rFonts w:ascii="Arial" w:eastAsia="Arial" w:hAnsi="Arial" w:cs="Arial"/>
+          <w:b/>
+          <w:bCs/>
+          <w:color w:val="000000" w:themeColor="text1"/>
+          <w:sz w:val="26"/>
+          <w:szCs w:val="26"/>
+        </w:rPr>
+      </w:pPr>
+    </w:p>
+    <w:p>
+      <w:pPr>
+        <w:spacing w:after="0"/>
+        <w:rPr>
+          <w:rFonts w:ascii="Arial" w:eastAsia="Arial" w:hAnsi="Arial" w:cs="Arial"/>
+          <w:b/>
+          <w:bCs/>
+          <w:color w:val="000000" w:themeColor="text1"/>
+          <w:sz w:val="26"/>
+          <w:szCs w:val="26"/>
+        </w:rPr>
+      </w:pPr>
+    </w:p>
+    <w:p>
+      <w:pPr>
+        <w:spacing w:after="0"/>
+        <w:rPr>
+          <w:rFonts w:ascii="Arial" w:eastAsia="Arial" w:hAnsi="Arial" w:cs="Arial"/>
+          <w:b/>
+          <w:bCs/>
+          <w:color w:val="000000" w:themeColor="text1"/>
+          <w:sz w:val="26"/>
+          <w:szCs w:val="26"/>
+        </w:rPr>
+      </w:pPr>
+    </w:p>
+    <w:p>
+      <w:pPr>
+        <w:spacing w:after="0"/>
+        <w:rPr>
+          <w:rFonts w:ascii="Arial" w:eastAsia="Arial" w:hAnsi="Arial" w:cs="Arial"/>
+          <w:b/>
+          <w:bCs/>
+          <w:color w:val="000000" w:themeColor="text1"/>
+          <w:sz w:val="26"/>
+          <w:szCs w:val="26"/>
+        </w:rPr>
+      </w:pPr>
+    </w:p>
+    <w:p>
+      <w:pPr>
+        <w:spacing w:after="0"/>
+        <w:rPr>
+          <w:rFonts w:ascii="Arial" w:eastAsia="Arial" w:hAnsi="Arial" w:cs="Arial"/>
+          <w:b/>
+          <w:bCs/>
+          <w:color w:val="000000" w:themeColor="text1"/>
+          <w:sz w:val="26"/>
+          <w:szCs w:val="26"/>
+        </w:rPr>
+      </w:pPr>
+    </w:p>
+    <w:p>
+      <w:pPr>
+        <w:spacing w:after="0"/>
+        <w:rPr>
+          <w:rFonts w:ascii="Arial" w:eastAsia="Arial" w:hAnsi="Arial" w:cs="Arial"/>
+          <w:b/>
+          <w:bCs/>
+          <w:color w:val="000000" w:themeColor="text1"/>
+          <w:sz w:val="26"/>
+          <w:szCs w:val="26"/>
+        </w:rPr>
+      </w:pPr>
+    </w:p>
+    <w:p>
+      <w:pPr>
+        <w:spacing w:after="0"/>
+        <w:rPr>
+          <w:rFonts w:ascii="Arial" w:eastAsia="Arial" w:hAnsi="Arial" w:cs="Arial"/>
+          <w:b/>
+          <w:bCs/>
+          <w:color w:val="000000" w:themeColor="text1"/>
+          <w:sz w:val="26"/>
+          <w:szCs w:val="26"/>
+        </w:rPr>
+      </w:pPr>
+    </w:p>
+    <w:p>
+      <w:pPr>
+        <w:spacing w:after="0"/>
+        <w:rPr>
+          <w:rFonts w:ascii="Arial" w:eastAsia="Arial" w:hAnsi="Arial" w:cs="Arial"/>
+          <w:b/>
+          <w:bCs/>
+          <w:color w:val="000000" w:themeColor="text1"/>
+          <w:sz w:val="26"/>
+          <w:szCs w:val="26"/>
+        </w:rPr>
+      </w:pPr>
+    </w:p>
+    <w:p>
+      <w:pPr>
+        <w:spacing w:after="0"/>
+        <w:rPr>
+          <w:rFonts w:ascii="Arial" w:eastAsia="Arial" w:hAnsi="Arial" w:cs="Arial"/>
+          <w:b/>
+          <w:bCs/>
+          <w:color w:val="000000" w:themeColor="text1"/>
+          <w:sz w:val="26"/>
+          <w:szCs w:val="26"/>
+        </w:rPr>
+      </w:pPr>
+    </w:p>
+    <w:p>
+      <w:pPr>
+        <w:spacing w:after="0"/>
+        <w:rPr>
+          <w:rFonts w:ascii="Arial" w:eastAsia="Arial" w:hAnsi="Arial" w:cs="Arial"/>
+          <w:b/>
+          <w:bCs/>
+          <w:color w:val="000000" w:themeColor="text1"/>
+          <w:sz w:val="26"/>
+          <w:szCs w:val="26"/>
+        </w:rPr>
+      </w:pPr>
+    </w:p>
+    <w:p>
+      <w:pPr>
+        <w:spacing w:after="0"/>
+        <w:rPr>
+          <w:rFonts w:ascii="Arial" w:eastAsia="Arial" w:hAnsi="Arial" w:cs="Arial"/>
+          <w:b/>
+          <w:bCs/>
+          <w:color w:val="000000" w:themeColor="text1"/>
+          <w:sz w:val="26"/>
+          <w:szCs w:val="26"/>
+        </w:rPr>
+      </w:pPr>
+    </w:p>
+    <w:p>
+      <w:pPr>
+        <w:spacing w:after="0"/>
+        <w:rPr>
+          <w:rFonts w:ascii="Arial" w:eastAsia="Arial" w:hAnsi="Arial" w:cs="Arial"/>
+          <w:b/>
+          <w:bCs/>
+          <w:color w:val="000000" w:themeColor="text1"/>
+          <w:sz w:val="26"/>
+          <w:szCs w:val="26"/>
+        </w:rPr>
+      </w:pPr>
+    </w:p>
+    <w:p>
+      <w:pPr>
+        <w:spacing w:after="0"/>
+        <w:rPr>
+          <w:rFonts w:ascii="Arial" w:eastAsia="Arial" w:hAnsi="Arial" w:cs="Arial"/>
+          <w:b/>
+          <w:bCs/>
+          <w:color w:val="000000" w:themeColor="text1"/>
+          <w:sz w:val="26"/>
+          <w:szCs w:val="26"/>
+        </w:rPr>
+      </w:pPr>
+    </w:p>
+    <w:p>
+      <w:pPr>
+        <w:spacing w:after="0"/>
+        <w:rPr>
+          <w:rFonts w:ascii="Arial" w:eastAsia="Arial" w:hAnsi="Arial" w:cs="Arial"/>
+          <w:b/>
+          <w:bCs/>
+          <w:color w:val="000000" w:themeColor="text1"/>
+          <w:sz w:val="26"/>
+          <w:szCs w:val="26"/>
+        </w:rPr>
+      </w:pPr>
+    </w:p>
+    <w:p>
+      <w:pPr>
+        <w:spacing w:after="0"/>
+        <w:rPr>
+          <w:rFonts w:ascii="Arial" w:eastAsia="Arial" w:hAnsi="Arial" w:cs="Arial"/>
+          <w:b/>
+          <w:bCs/>
+          <w:color w:val="000000" w:themeColor="text1"/>
+          <w:sz w:val="26"/>
+          <w:szCs w:val="26"/>
+        </w:rPr>
+      </w:pPr>
+    </w:p>
+    <w:p>
+      <w:pPr>
+        <w:spacing w:after="0"/>
+      </w:pPr>
+      <w:r>
+        <w:rPr>
+          <w:rFonts w:ascii="Arial" w:eastAsia="Arial" w:hAnsi="Arial" w:cs="Arial"/>
+          <w:b/>
+          <w:bCs/>
+          <w:color w:val="000000" w:themeColor="text1"/>
+          <w:sz w:val="26"/>
+          <w:szCs w:val="26"/>
+        </w:rPr>
+        <w:t>Ciudad vs pueblo</w:t>
+      </w:r>
+    </w:p>
+    <w:p/>
+    <w:p>
+      <w:pPr>
+        <w:spacing w:after="0"/>
+        <w:jc w:val="both"/>
+      </w:pPr>
+      <w:r>
+        <w:rPr>
+          <w:rFonts w:ascii="Arial" w:eastAsia="Arial" w:hAnsi="Arial" w:cs="Arial"/>
+          <w:color w:val="000000" w:themeColor="text1"/>
+          <w:sz w:val="22"/>
+          <w:szCs w:val="22"/>
+        </w:rPr>
+        <w:t>Este proyecto se basa en analizar las diferencias entre municipios urbanos y rurales dentro de tres comunidades autónomas (Comunidad Valenciana, País Vasco, Castilla y León) utilizando datos oficiales sobre población, empleo, vivienda, educación y sanidad (otras variables?). A partir de este análisis, extraeremos conclusiones sobre qué factores influyen realmente en la calidad de vida y cómo condicionan la elección del lugar de residencia. Además, planteamos la opción de construir un sistema de recomendación sencillo que permita identificar qué municipios son más adecuados según distintos perfiles de personas (por ejemplo, familias, personas mayores o teletrabajadores).</w:t>
+      </w:r>
+    </w:p>
+    <w:p/>
+    <w:p>
+      <w:pPr>
+        <w:spacing w:after="0"/>
+      </w:pPr>
+      <w:r>
+        <w:rPr>
+          <w:rFonts w:ascii="Arial" w:eastAsia="Arial" w:hAnsi="Arial" w:cs="Arial"/>
+          <w:b/>
+          <w:bCs/>
+          <w:color w:val="000000" w:themeColor="text1"/>
+          <w:sz w:val="22"/>
+          <w:szCs w:val="22"/>
+        </w:rPr>
+        <w:t>BASES DE DATOS (en algunas hay varias opciones según la forma que le queramos dar)</w:t>
+      </w:r>
+    </w:p>
+    <w:p/>
     <w:p>
       <w:pPr>
         <w:pStyle w:val="ListParagraph"/>
@@ -1271,1186 +1709,19 @@
           <w:ilvl w:val="0"/>
           <w:numId w:val="20"/>
         </w:numPr>
-        <w:spacing w:before="240" w:beforeAutospacing="off" w:after="240" w:afterAutospacing="off"/>
-        <w:rPr>
-          <w:rFonts w:ascii="Arial" w:hAnsi="Arial" w:eastAsia="Arial" w:cs="Arial"/>
-          <w:noProof w:val="0"/>
-          <w:sz w:val="24"/>
-          <w:szCs w:val="24"/>
-          <w:lang w:val="es-ES"/>
-        </w:rPr>
-      </w:pPr>
-      <w:r>
-        <w:rPr>
-          <w:rFonts w:ascii="Arial" w:hAnsi="Arial" w:eastAsia="Arial" w:cs="Arial"/>
-          <w:noProof w:val="0"/>
-          <w:sz w:val="24"/>
-          <w:szCs w:val="24"/>
-          <w:lang w:val="es-ES"/>
-        </w:rPr>
-        <w:t xml:space="preserve">Busco lo más económico posible, mi prioridad es ahorrar, aunque viva algo más lejos. (Filtra hacia clústeres con menor </w:t>
-      </w:r>
-      <w:r>
-        <w:rPr>
-          <w:rFonts w:ascii="Arial" w:hAnsi="Arial" w:eastAsia="Arial" w:cs="Arial"/>
-          <w:noProof w:val="0"/>
-          <w:sz w:val="24"/>
-          <w:szCs w:val="24"/>
-          <w:lang w:val="es-ES"/>
-        </w:rPr>
-        <w:t>esfuerzo de alquiler</w:t>
-      </w:r>
-      <w:r>
-        <w:rPr>
-          <w:rFonts w:ascii="Arial" w:hAnsi="Arial" w:eastAsia="Arial" w:cs="Arial"/>
-          <w:noProof w:val="0"/>
-          <w:sz w:val="24"/>
-          <w:szCs w:val="24"/>
-          <w:lang w:val="es-ES"/>
-        </w:rPr>
-        <w:t>).</w:t>
-      </w:r>
-    </w:p>
-    <w:p>
-      <w:pPr>
-        <w:pStyle w:val="ListParagraph"/>
-        <w:numPr>
-          <w:ilvl w:val="0"/>
-          <w:numId w:val="20"/>
-        </w:numPr>
-        <w:spacing w:before="240" w:beforeAutospacing="off" w:after="240" w:afterAutospacing="off"/>
-        <w:rPr>
-          <w:rFonts w:ascii="Arial" w:hAnsi="Arial" w:eastAsia="Arial" w:cs="Arial"/>
-          <w:noProof w:val="0"/>
-          <w:sz w:val="24"/>
-          <w:szCs w:val="24"/>
-          <w:lang w:val="es-ES"/>
-        </w:rPr>
-      </w:pPr>
-      <w:r>
-        <w:rPr>
-          <w:rFonts w:ascii="Arial" w:hAnsi="Arial" w:eastAsia="Arial" w:cs="Arial"/>
-          <w:noProof w:val="0"/>
-          <w:sz w:val="24"/>
-          <w:szCs w:val="24"/>
-          <w:lang w:val="es-ES"/>
-        </w:rPr>
-        <w:t>Un término medio. Puedo pagar un alquiler razonable por estar en un lugar que me guste.</w:t>
-      </w:r>
-    </w:p>
-    <w:p>
-      <w:pPr>
-        <w:pStyle w:val="ListParagraph"/>
-        <w:numPr>
-          <w:ilvl w:val="0"/>
-          <w:numId w:val="20"/>
-        </w:numPr>
-        <w:spacing w:before="240" w:beforeAutospacing="off" w:after="240" w:afterAutospacing="off"/>
-        <w:rPr>
-          <w:rFonts w:ascii="Arial" w:hAnsi="Arial" w:eastAsia="Arial" w:cs="Arial"/>
-          <w:noProof w:val="0"/>
-          <w:sz w:val="24"/>
-          <w:szCs w:val="24"/>
-          <w:lang w:val="es-ES"/>
-        </w:rPr>
-      </w:pPr>
-      <w:r>
-        <w:rPr>
-          <w:rFonts w:ascii="Arial" w:hAnsi="Arial" w:eastAsia="Arial" w:cs="Arial"/>
-          <w:noProof w:val="0"/>
-          <w:sz w:val="24"/>
-          <w:szCs w:val="24"/>
-          <w:lang w:val="es-ES"/>
-        </w:rPr>
-        <w:t xml:space="preserve">El presupuesto no es mi mayor limitación; prefiero pagar más por estar en mi zona ideal o distritos céntricos. (Filtra hacia zonas con </w:t>
-      </w:r>
-      <w:r>
-        <w:rPr>
-          <w:rFonts w:ascii="Arial" w:hAnsi="Arial" w:eastAsia="Arial" w:cs="Arial"/>
-          <w:noProof w:val="0"/>
-          <w:sz w:val="24"/>
-          <w:szCs w:val="24"/>
-          <w:lang w:val="es-ES"/>
-        </w:rPr>
-        <w:t xml:space="preserve">mayor </w:t>
-      </w:r>
-      <w:r>
-        <w:rPr>
-          <w:rFonts w:ascii="Arial" w:hAnsi="Arial" w:eastAsia="Arial" w:cs="Arial"/>
-          <w:noProof w:val="0"/>
-          <w:sz w:val="24"/>
-          <w:szCs w:val="24"/>
-          <w:lang w:val="es-ES"/>
-        </w:rPr>
-        <w:t>esfuerzo de alquiler</w:t>
-      </w:r>
-      <w:r>
-        <w:rPr>
-          <w:rFonts w:ascii="Arial" w:hAnsi="Arial" w:eastAsia="Arial" w:cs="Arial"/>
-          <w:noProof w:val="0"/>
-          <w:sz w:val="24"/>
-          <w:szCs w:val="24"/>
-          <w:lang w:val="es-ES"/>
-        </w:rPr>
-        <w:t>).</w:t>
-      </w:r>
-    </w:p>
-    <w:p>
-      <w:pPr>
-        <w:spacing w:before="240" w:beforeAutospacing="off" w:after="240" w:afterAutospacing="off"/>
-      </w:pPr>
-      <w:r>
-        <w:rPr>
-          <w:rFonts w:ascii="Arial" w:hAnsi="Arial" w:eastAsia="Arial" w:cs="Arial"/>
-          <w:noProof w:val="0"/>
-          <w:sz w:val="24"/>
-          <w:szCs w:val="24"/>
-          <w:lang w:val="es-ES"/>
-        </w:rPr>
-        <w:t>¿Qué tipo de entorno o economía local prefieres para tu día a día (o para tu pareja, si busca empleo)?</w:t>
-      </w:r>
-      <w:r>
-        <w:rPr>
-          <w:rFonts w:ascii="Arial" w:hAnsi="Arial" w:eastAsia="Arial" w:cs="Arial"/>
-          <w:noProof w:val="0"/>
-          <w:sz w:val="24"/>
-          <w:szCs w:val="24"/>
-          <w:lang w:val="es-ES"/>
-        </w:rPr>
-        <w:t xml:space="preserve"> </w:t>
-      </w:r>
-      <w:r>
-        <w:rPr>
-          <w:rFonts w:ascii="Arial" w:hAnsi="Arial" w:eastAsia="Arial" w:cs="Arial"/>
-          <w:b w:val="1"/>
-          <w:bCs w:val="1"/>
-          <w:noProof w:val="0"/>
-          <w:sz w:val="24"/>
-          <w:szCs w:val="24"/>
-          <w:lang w:val="es-ES"/>
-        </w:rPr>
-        <w:t>variables de contratos</w:t>
-      </w:r>
-    </w:p>
-    <w:p>
-      <w:pPr>
-        <w:pStyle w:val="ListParagraph"/>
-        <w:numPr>
-          <w:ilvl w:val="0"/>
-          <w:numId w:val="16"/>
-        </w:numPr>
-        <w:spacing w:before="240" w:beforeAutospacing="off" w:after="240" w:afterAutospacing="off"/>
-        <w:rPr>
-          <w:rFonts w:ascii="Arial" w:hAnsi="Arial" w:eastAsia="Arial" w:cs="Arial"/>
-          <w:noProof w:val="0"/>
-          <w:sz w:val="24"/>
-          <w:szCs w:val="24"/>
-          <w:lang w:val="es-ES"/>
-        </w:rPr>
-      </w:pPr>
-      <w:r>
-        <w:rPr>
-          <w:rFonts w:ascii="Arial" w:hAnsi="Arial" w:eastAsia="Arial" w:cs="Arial"/>
-          <w:noProof w:val="0"/>
-          <w:sz w:val="24"/>
-          <w:szCs w:val="24"/>
-          <w:lang w:val="es-ES"/>
-        </w:rPr>
-        <w:t xml:space="preserve">Un entorno puramente rural, rodeado de naturaleza o actividad agraria. </w:t>
-      </w:r>
-      <w:r>
-        <w:rPr>
-          <w:rFonts w:ascii="Arial" w:hAnsi="Arial" w:eastAsia="Arial" w:cs="Arial"/>
-          <w:i w:val="1"/>
-          <w:iCs w:val="1"/>
-          <w:noProof w:val="0"/>
-          <w:sz w:val="24"/>
-          <w:szCs w:val="24"/>
-          <w:lang w:val="es-ES"/>
-        </w:rPr>
-        <w:t xml:space="preserve">(Sube el peso de </w:t>
-      </w:r>
-      <w:r>
-        <w:rPr>
-          <w:rFonts w:ascii="Consolas" w:hAnsi="Consolas" w:eastAsia="Consolas" w:cs="Consolas"/>
-          <w:i w:val="1"/>
-          <w:iCs w:val="1"/>
-          <w:noProof w:val="0"/>
-          <w:sz w:val="24"/>
-          <w:szCs w:val="24"/>
-          <w:lang w:val="es-ES"/>
-        </w:rPr>
-        <w:t>pct_contratos_agricultura</w:t>
-      </w:r>
-      <w:r>
-        <w:rPr>
-          <w:rFonts w:ascii="Arial" w:hAnsi="Arial" w:eastAsia="Arial" w:cs="Arial"/>
-          <w:i w:val="1"/>
-          <w:iCs w:val="1"/>
-          <w:noProof w:val="0"/>
-          <w:sz w:val="24"/>
-          <w:szCs w:val="24"/>
-          <w:lang w:val="es-ES"/>
-        </w:rPr>
-        <w:t>)</w:t>
-      </w:r>
-      <w:r>
-        <w:rPr>
-          <w:rFonts w:ascii="Arial" w:hAnsi="Arial" w:eastAsia="Arial" w:cs="Arial"/>
-          <w:noProof w:val="0"/>
-          <w:sz w:val="24"/>
-          <w:szCs w:val="24"/>
-          <w:lang w:val="es-ES"/>
-        </w:rPr>
-        <w:t>.</w:t>
-      </w:r>
-    </w:p>
-    <w:p>
-      <w:pPr>
-        <w:pStyle w:val="ListParagraph"/>
-        <w:numPr>
-          <w:ilvl w:val="0"/>
-          <w:numId w:val="16"/>
-        </w:numPr>
-        <w:spacing w:before="240" w:beforeAutospacing="off" w:after="240" w:afterAutospacing="off"/>
-        <w:rPr>
-          <w:rFonts w:ascii="Arial" w:hAnsi="Arial" w:eastAsia="Arial" w:cs="Arial"/>
-          <w:noProof w:val="0"/>
-          <w:sz w:val="24"/>
-          <w:szCs w:val="24"/>
-          <w:lang w:val="es-ES"/>
-        </w:rPr>
-      </w:pPr>
-      <w:r>
-        <w:rPr>
-          <w:rFonts w:ascii="Arial" w:hAnsi="Arial" w:eastAsia="Arial" w:cs="Arial"/>
-          <w:noProof w:val="0"/>
-          <w:sz w:val="24"/>
-          <w:szCs w:val="24"/>
-          <w:lang w:val="es-ES"/>
-        </w:rPr>
-        <w:t xml:space="preserve">Un municipio con mucho comercio, hostelería y vida en la calle. </w:t>
-      </w:r>
-      <w:r>
-        <w:rPr>
-          <w:rFonts w:ascii="Arial" w:hAnsi="Arial" w:eastAsia="Arial" w:cs="Arial"/>
-          <w:i w:val="1"/>
-          <w:iCs w:val="1"/>
-          <w:noProof w:val="0"/>
-          <w:sz w:val="24"/>
-          <w:szCs w:val="24"/>
-          <w:lang w:val="es-ES"/>
-        </w:rPr>
-        <w:t xml:space="preserve">(Sube el peso de </w:t>
-      </w:r>
-      <w:r>
-        <w:rPr>
-          <w:rFonts w:ascii="Consolas" w:hAnsi="Consolas" w:eastAsia="Consolas" w:cs="Consolas"/>
-          <w:i w:val="1"/>
-          <w:iCs w:val="1"/>
-          <w:noProof w:val="0"/>
-          <w:sz w:val="24"/>
-          <w:szCs w:val="24"/>
-          <w:lang w:val="es-ES"/>
-        </w:rPr>
-        <w:t>pct_contratos_servicios</w:t>
-      </w:r>
-      <w:r>
-        <w:rPr>
-          <w:rFonts w:ascii="Arial" w:hAnsi="Arial" w:eastAsia="Arial" w:cs="Arial"/>
-          <w:i w:val="1"/>
-          <w:iCs w:val="1"/>
-          <w:noProof w:val="0"/>
-          <w:sz w:val="24"/>
-          <w:szCs w:val="24"/>
-          <w:lang w:val="es-ES"/>
-        </w:rPr>
-        <w:t>)</w:t>
-      </w:r>
-      <w:r>
-        <w:rPr>
-          <w:rFonts w:ascii="Arial" w:hAnsi="Arial" w:eastAsia="Arial" w:cs="Arial"/>
-          <w:noProof w:val="0"/>
-          <w:sz w:val="24"/>
-          <w:szCs w:val="24"/>
-          <w:lang w:val="es-ES"/>
-        </w:rPr>
-        <w:t>.</w:t>
-      </w:r>
-    </w:p>
-    <w:p>
-      <w:pPr>
-        <w:pStyle w:val="ListParagraph"/>
-        <w:numPr>
-          <w:ilvl w:val="0"/>
-          <w:numId w:val="16"/>
-        </w:numPr>
-        <w:spacing w:before="240" w:beforeAutospacing="off" w:after="240" w:afterAutospacing="off"/>
-        <w:rPr>
-          <w:rFonts w:ascii="Arial" w:hAnsi="Arial" w:eastAsia="Arial" w:cs="Arial"/>
-          <w:noProof w:val="0"/>
-          <w:sz w:val="24"/>
-          <w:szCs w:val="24"/>
-          <w:lang w:val="es-ES"/>
-        </w:rPr>
-      </w:pPr>
-      <w:r>
-        <w:rPr>
-          <w:rFonts w:ascii="Arial" w:hAnsi="Arial" w:eastAsia="Arial" w:cs="Arial"/>
-          <w:noProof w:val="0"/>
-          <w:sz w:val="24"/>
-          <w:szCs w:val="24"/>
-          <w:lang w:val="es-ES"/>
-        </w:rPr>
-        <w:t xml:space="preserve">Una zona con tejido industrial o de empresas, me da igual si es menos "pintoresco". </w:t>
-      </w:r>
-      <w:r>
-        <w:rPr>
-          <w:rFonts w:ascii="Arial" w:hAnsi="Arial" w:eastAsia="Arial" w:cs="Arial"/>
-          <w:i w:val="1"/>
-          <w:iCs w:val="1"/>
-          <w:noProof w:val="0"/>
-          <w:sz w:val="24"/>
-          <w:szCs w:val="24"/>
-          <w:lang w:val="es-ES"/>
-        </w:rPr>
-        <w:t xml:space="preserve">(Sube el peso de </w:t>
-      </w:r>
-      <w:r>
-        <w:rPr>
-          <w:rFonts w:ascii="Consolas" w:hAnsi="Consolas" w:eastAsia="Consolas" w:cs="Consolas"/>
-          <w:i w:val="1"/>
-          <w:iCs w:val="1"/>
-          <w:noProof w:val="0"/>
-          <w:sz w:val="24"/>
-          <w:szCs w:val="24"/>
-          <w:lang w:val="es-ES"/>
-        </w:rPr>
-        <w:t>pct_contratos_industria</w:t>
-      </w:r>
-      <w:r>
-        <w:rPr>
-          <w:rFonts w:ascii="Arial" w:hAnsi="Arial" w:eastAsia="Arial" w:cs="Arial"/>
-          <w:i w:val="1"/>
-          <w:iCs w:val="1"/>
-          <w:noProof w:val="0"/>
-          <w:sz w:val="24"/>
-          <w:szCs w:val="24"/>
-          <w:lang w:val="es-ES"/>
-        </w:rPr>
-        <w:t>)</w:t>
-      </w:r>
-      <w:r>
-        <w:rPr>
-          <w:rFonts w:ascii="Arial" w:hAnsi="Arial" w:eastAsia="Arial" w:cs="Arial"/>
-          <w:noProof w:val="0"/>
-          <w:sz w:val="24"/>
-          <w:szCs w:val="24"/>
-          <w:lang w:val="es-ES"/>
-        </w:rPr>
-        <w:t>.</w:t>
-      </w:r>
-    </w:p>
-    <w:p>
-      <w:pPr>
-        <w:pStyle w:val="ListParagraph"/>
-        <w:numPr>
-          <w:ilvl w:val="0"/>
-          <w:numId w:val="16"/>
-        </w:numPr>
-        <w:spacing w:before="240" w:beforeAutospacing="off" w:after="240" w:afterAutospacing="off"/>
-        <w:rPr>
-          <w:rFonts w:ascii="Arial" w:hAnsi="Arial" w:eastAsia="Arial" w:cs="Arial"/>
-          <w:noProof w:val="0"/>
-          <w:sz w:val="24"/>
-          <w:szCs w:val="24"/>
-          <w:lang w:val="es-ES"/>
-        </w:rPr>
-      </w:pPr>
-      <w:r>
-        <w:rPr>
-          <w:rFonts w:ascii="Arial" w:hAnsi="Arial" w:eastAsia="Arial" w:cs="Arial"/>
-          <w:noProof w:val="0"/>
-          <w:sz w:val="24"/>
-          <w:szCs w:val="24"/>
-          <w:lang w:val="es-ES"/>
-        </w:rPr>
-        <w:t xml:space="preserve">Me es indiferente, yo me quedo en casa teletrabajando. </w:t>
-      </w:r>
-      <w:r>
-        <w:rPr>
-          <w:rFonts w:ascii="Arial" w:hAnsi="Arial" w:eastAsia="Arial" w:cs="Arial"/>
-          <w:i w:val="1"/>
-          <w:iCs w:val="1"/>
-          <w:noProof w:val="0"/>
-          <w:sz w:val="24"/>
-          <w:szCs w:val="24"/>
-          <w:lang w:val="es-ES"/>
-        </w:rPr>
-        <w:t xml:space="preserve">(El algoritmo usa las variables solo para el </w:t>
-      </w:r>
-      <w:r>
-        <w:rPr>
-          <w:rFonts w:ascii="Arial" w:hAnsi="Arial" w:eastAsia="Arial" w:cs="Arial"/>
-          <w:i w:val="1"/>
-          <w:iCs w:val="1"/>
-          <w:noProof w:val="0"/>
-          <w:sz w:val="24"/>
-          <w:szCs w:val="24"/>
-          <w:lang w:val="es-ES"/>
-        </w:rPr>
-        <w:t>clustering</w:t>
-      </w:r>
-      <w:r>
-        <w:rPr>
-          <w:rFonts w:ascii="Arial" w:hAnsi="Arial" w:eastAsia="Arial" w:cs="Arial"/>
-          <w:i w:val="1"/>
-          <w:iCs w:val="1"/>
-          <w:noProof w:val="0"/>
-          <w:sz w:val="24"/>
-          <w:szCs w:val="24"/>
-          <w:lang w:val="es-ES"/>
-        </w:rPr>
-        <w:t xml:space="preserve"> base, sin darle peso extra a las preferencias)</w:t>
-      </w:r>
-      <w:r>
-        <w:rPr>
-          <w:rFonts w:ascii="Arial" w:hAnsi="Arial" w:eastAsia="Arial" w:cs="Arial"/>
-          <w:noProof w:val="0"/>
-          <w:sz w:val="24"/>
-          <w:szCs w:val="24"/>
-          <w:lang w:val="es-ES"/>
-        </w:rPr>
-        <w:t>.</w:t>
-      </w:r>
-    </w:p>
-    <w:p>
-      <w:pPr>
-        <w:pStyle w:val="Normal"/>
-        <w:spacing w:before="240" w:beforeAutospacing="off" w:after="240" w:afterAutospacing="off"/>
-        <w:ind w:left="0"/>
-        <w:rPr>
-          <w:b w:val="1"/>
-          <w:bCs w:val="1"/>
-          <w:noProof w:val="0"/>
-          <w:u w:val="none"/>
-          <w:lang w:val="es-ES"/>
-        </w:rPr>
-      </w:pPr>
-      <w:r>
-        <w:rPr>
-          <w:noProof w:val="0"/>
-          <w:lang w:val="es-ES"/>
-        </w:rPr>
-        <w:t xml:space="preserve"> ¿En qué tipo de comunidad te sentirías más a gusto? </w:t>
-      </w:r>
-      <w:r>
-        <w:rPr>
-          <w:noProof w:val="0"/>
-          <w:u w:val="single"/>
-          <w:lang w:val="es-ES"/>
-        </w:rPr>
-        <w:t>(</w:t>
-      </w:r>
-      <w:bookmarkStart w:name="_Int_BbBRSYde" w:id="1961608475"/>
-      <w:r>
-        <w:rPr>
-          <w:noProof w:val="0"/>
-          <w:u w:val="single"/>
-          <w:lang w:val="es-ES"/>
-        </w:rPr>
-        <w:t>Se reformula o se quita?</w:t>
-      </w:r>
-      <w:r>
-        <w:rPr>
-          <w:noProof w:val="0"/>
-          <w:u w:val="single"/>
-          <w:lang w:val="es-ES"/>
-        </w:rPr>
-        <w:t>??</w:t>
-      </w:r>
-      <w:bookmarkEnd w:id="1961608475"/>
-      <w:r>
-        <w:rPr>
-          <w:noProof w:val="0"/>
-          <w:u w:val="single"/>
-          <w:lang w:val="es-ES"/>
-        </w:rPr>
-        <w:t>)</w:t>
-      </w:r>
-      <w:r>
-        <w:rPr>
-          <w:noProof w:val="0"/>
-          <w:u w:val="single"/>
-          <w:lang w:val="es-ES"/>
-        </w:rPr>
-        <w:t xml:space="preserve"> </w:t>
-      </w:r>
-      <w:r>
-        <w:rPr>
-          <w:b w:val="1"/>
-          <w:bCs w:val="1"/>
-          <w:noProof w:val="0"/>
-          <w:u w:val="none"/>
-          <w:lang w:val="es-ES"/>
-        </w:rPr>
-        <w:t>indice_envejecimiento</w:t>
-      </w:r>
-      <w:r>
-        <w:rPr>
-          <w:b w:val="1"/>
-          <w:bCs w:val="1"/>
-          <w:noProof w:val="0"/>
-          <w:u w:val="none"/>
-          <w:lang w:val="es-ES"/>
-        </w:rPr>
-        <w:t xml:space="preserve"> / pct_extranjeros</w:t>
-      </w:r>
-    </w:p>
-    <w:p>
-      <w:pPr>
-        <w:pStyle w:val="ListParagraph"/>
-        <w:numPr>
-          <w:ilvl w:val="0"/>
-          <w:numId w:val="16"/>
-        </w:numPr>
-        <w:spacing w:before="240" w:beforeAutospacing="off" w:after="240" w:afterAutospacing="off"/>
-        <w:rPr>
-          <w:noProof w:val="0"/>
-          <w:lang w:val="es-ES"/>
-        </w:rPr>
-      </w:pPr>
-      <w:r>
-        <w:rPr>
-          <w:noProof w:val="0"/>
-          <w:lang w:val="es-ES"/>
-        </w:rPr>
-        <w:t xml:space="preserve">Un vecindario joven, dinámico y multicultural. (Filtra hacia bajo </w:t>
-      </w:r>
-      <w:r>
-        <w:rPr>
-          <w:rFonts w:ascii="Consolas" w:hAnsi="Consolas" w:eastAsia="Consolas" w:cs="Consolas"/>
-          <w:noProof w:val="0"/>
-          <w:lang w:val="es-ES"/>
-        </w:rPr>
-        <w:t>indice_envejecimiento</w:t>
-      </w:r>
-      <w:r>
-        <w:rPr>
-          <w:noProof w:val="0"/>
-          <w:lang w:val="es-ES"/>
-        </w:rPr>
-        <w:t xml:space="preserve"> y mayor </w:t>
-      </w:r>
-      <w:r>
-        <w:rPr>
-          <w:rFonts w:ascii="Consolas" w:hAnsi="Consolas" w:eastAsia="Consolas" w:cs="Consolas"/>
-          <w:noProof w:val="0"/>
-          <w:lang w:val="es-ES"/>
-        </w:rPr>
-        <w:t>pct_extranjeros</w:t>
-      </w:r>
-      <w:r>
-        <w:rPr>
-          <w:noProof w:val="0"/>
-          <w:lang w:val="es-ES"/>
-        </w:rPr>
-        <w:t>).</w:t>
-      </w:r>
-    </w:p>
-    <w:p>
-      <w:pPr>
-        <w:pStyle w:val="ListParagraph"/>
-        <w:numPr>
-          <w:ilvl w:val="0"/>
-          <w:numId w:val="16"/>
-        </w:numPr>
-        <w:spacing w:before="240" w:beforeAutospacing="off" w:after="240" w:afterAutospacing="off"/>
-        <w:rPr>
-          <w:noProof w:val="0"/>
-          <w:lang w:val="es-ES"/>
-        </w:rPr>
-      </w:pPr>
-      <w:r>
-        <w:rPr>
-          <w:noProof w:val="0"/>
-          <w:lang w:val="es-ES"/>
-        </w:rPr>
-        <w:t xml:space="preserve">Un entorno maduro y tradicional, ideal para asentar raíces de forma pausada. (Filtra hacia clústeres con mayor </w:t>
-      </w:r>
-      <w:r>
-        <w:rPr>
-          <w:rFonts w:ascii="Consolas" w:hAnsi="Consolas" w:eastAsia="Consolas" w:cs="Consolas"/>
-          <w:noProof w:val="0"/>
-          <w:lang w:val="es-ES"/>
-        </w:rPr>
-        <w:t>indice_envejecimiento</w:t>
-      </w:r>
-      <w:r>
-        <w:rPr>
-          <w:noProof w:val="0"/>
-          <w:lang w:val="es-ES"/>
-        </w:rPr>
-        <w:t>).</w:t>
-      </w:r>
-    </w:p>
-    <w:p>
-      <w:pPr>
-        <w:pStyle w:val="ListParagraph"/>
-        <w:numPr>
-          <w:ilvl w:val="0"/>
-          <w:numId w:val="16"/>
-        </w:numPr>
-        <w:spacing w:before="240" w:beforeAutospacing="off" w:after="240" w:afterAutospacing="off"/>
-        <w:rPr>
-          <w:noProof w:val="0"/>
-          <w:lang w:val="es-ES"/>
-        </w:rPr>
-      </w:pPr>
-      <w:r>
-        <w:rPr>
-          <w:noProof w:val="0"/>
-          <w:lang w:val="es-ES"/>
-        </w:rPr>
-        <w:t>Me es indiferente, me adapto al perfil de mis vecinos.</w:t>
-      </w:r>
-    </w:p>
-    <w:p>
-      <w:pPr>
-        <w:pStyle w:val="Normal"/>
-        <w:suppressLineNumbers w:val="0"/>
-        <w:bidi w:val="0"/>
-        <w:spacing w:before="240" w:beforeAutospacing="off" w:after="240" w:afterAutospacing="off" w:line="279" w:lineRule="auto"/>
-        <w:ind w:left="0" w:right="0"/>
-        <w:jc w:val="left"/>
-        <w:rPr>
-          <w:rFonts w:ascii="Arial" w:hAnsi="Arial" w:eastAsia="Arial" w:cs="Arial"/>
-          <w:noProof w:val="0"/>
-          <w:sz w:val="22"/>
-          <w:szCs w:val="22"/>
-          <w:lang w:val="es-ES"/>
-        </w:rPr>
-      </w:pPr>
-      <w:r>
-        <w:rPr>
-          <w:rFonts w:ascii="Arial" w:hAnsi="Arial" w:eastAsia="Arial" w:cs="Arial"/>
-          <w:i w:val="1"/>
-          <w:iCs w:val="1"/>
-          <w:noProof w:val="0"/>
-          <w:sz w:val="24"/>
-          <w:szCs w:val="24"/>
-          <w:lang w:val="es-ES"/>
-        </w:rPr>
-        <w:t>(Solo para distritos)</w:t>
-      </w:r>
-      <w:r>
-        <w:rPr>
-          <w:rFonts w:ascii="Arial" w:hAnsi="Arial" w:eastAsia="Arial" w:cs="Arial"/>
-          <w:noProof w:val="0"/>
-          <w:sz w:val="24"/>
-          <w:szCs w:val="24"/>
-          <w:lang w:val="es-ES"/>
-        </w:rPr>
-        <w:t xml:space="preserve"> ¿Cómo de importante es para ti tener grandes parques o zonas verdes cerca de casa?</w:t>
-      </w:r>
-      <w:r>
-        <w:rPr>
-          <w:rFonts w:ascii="Arial" w:hAnsi="Arial" w:eastAsia="Arial" w:cs="Arial"/>
-          <w:b w:val="1"/>
-          <w:bCs w:val="1"/>
-          <w:noProof w:val="0"/>
-          <w:sz w:val="24"/>
-          <w:szCs w:val="24"/>
-          <w:lang w:val="es-ES"/>
-        </w:rPr>
-        <w:t xml:space="preserve"> zonas verdes </w:t>
-      </w:r>
-    </w:p>
-    <w:p>
-      <w:pPr>
-        <w:pStyle w:val="ListParagraph"/>
-        <w:numPr>
-          <w:ilvl w:val="0"/>
-          <w:numId w:val="17"/>
-        </w:numPr>
-        <w:spacing w:before="240" w:beforeAutospacing="off" w:after="240" w:afterAutospacing="off"/>
-        <w:rPr>
-          <w:rFonts w:ascii="Arial" w:hAnsi="Arial" w:eastAsia="Arial" w:cs="Arial"/>
-          <w:noProof w:val="0"/>
-          <w:sz w:val="24"/>
-          <w:szCs w:val="24"/>
-          <w:lang w:val="es-ES"/>
-        </w:rPr>
-      </w:pPr>
-      <w:r>
-        <w:rPr>
-          <w:rFonts w:ascii="Arial" w:hAnsi="Arial" w:eastAsia="Arial" w:cs="Arial"/>
-          <w:noProof w:val="0"/>
-          <w:sz w:val="24"/>
-          <w:szCs w:val="24"/>
-          <w:lang w:val="es-ES"/>
-        </w:rPr>
-        <w:t xml:space="preserve">Fundamental, necesito verde cerca para pasear, hacer deporte o salir con el perro. </w:t>
-      </w:r>
-      <w:r>
-        <w:rPr>
-          <w:rFonts w:ascii="Arial" w:hAnsi="Arial" w:eastAsia="Arial" w:cs="Arial"/>
-          <w:i w:val="1"/>
-          <w:iCs w:val="1"/>
-          <w:noProof w:val="0"/>
-          <w:sz w:val="24"/>
-          <w:szCs w:val="24"/>
-          <w:lang w:val="es-ES"/>
-        </w:rPr>
-        <w:t>(Filtra hacia distritos con alta dotación de zonas verdes)</w:t>
-      </w:r>
-      <w:r>
-        <w:rPr>
-          <w:rFonts w:ascii="Arial" w:hAnsi="Arial" w:eastAsia="Arial" w:cs="Arial"/>
-          <w:noProof w:val="0"/>
-          <w:sz w:val="24"/>
-          <w:szCs w:val="24"/>
-          <w:lang w:val="es-ES"/>
-        </w:rPr>
-        <w:t>.</w:t>
-      </w:r>
-    </w:p>
-    <w:p>
-      <w:pPr>
-        <w:pStyle w:val="ListParagraph"/>
-        <w:numPr>
-          <w:ilvl w:val="0"/>
-          <w:numId w:val="17"/>
-        </w:numPr>
-        <w:spacing w:before="240" w:beforeAutospacing="off" w:after="240" w:afterAutospacing="off"/>
-        <w:rPr>
-          <w:rFonts w:ascii="Arial" w:hAnsi="Arial" w:eastAsia="Arial" w:cs="Arial"/>
-          <w:noProof w:val="0"/>
-          <w:sz w:val="24"/>
-          <w:szCs w:val="24"/>
-          <w:lang w:val="es-ES"/>
-        </w:rPr>
-      </w:pPr>
-      <w:r>
-        <w:rPr>
-          <w:rFonts w:ascii="Arial" w:hAnsi="Arial" w:eastAsia="Arial" w:cs="Arial"/>
-          <w:noProof w:val="0"/>
-          <w:sz w:val="24"/>
-          <w:szCs w:val="24"/>
-          <w:lang w:val="es-ES"/>
-        </w:rPr>
-        <w:t>Está bien, pero prefiero sacrificar el parque si a cambio estoy más céntrico o tengo el alquiler más barato.</w:t>
-      </w:r>
-    </w:p>
-    <w:p>
-      <w:pPr>
-        <w:pStyle w:val="ListParagraph"/>
-        <w:numPr>
-          <w:ilvl w:val="0"/>
-          <w:numId w:val="17"/>
-        </w:numPr>
-        <w:spacing w:before="240" w:beforeAutospacing="off" w:after="240" w:afterAutospacing="off"/>
-        <w:rPr>
-          <w:rFonts w:ascii="Arial" w:hAnsi="Arial" w:eastAsia="Arial" w:cs="Arial"/>
-          <w:noProof w:val="0"/>
-          <w:sz w:val="24"/>
-          <w:szCs w:val="24"/>
-          <w:lang w:val="es-ES"/>
-        </w:rPr>
-      </w:pPr>
-      <w:r>
-        <w:rPr>
-          <w:rFonts w:ascii="Arial" w:hAnsi="Arial" w:eastAsia="Arial" w:cs="Arial"/>
-          <w:noProof w:val="0"/>
-          <w:sz w:val="24"/>
-          <w:szCs w:val="24"/>
-          <w:lang w:val="es-ES"/>
-        </w:rPr>
-        <w:t>Me es indiferente.</w:t>
-      </w:r>
-    </w:p>
-    <w:p>
-      <w:pPr>
-        <w:spacing w:after="0"/>
-        <w:rPr>
-          <w:rFonts w:ascii="Arial" w:hAnsi="Arial" w:eastAsia="Arial" w:cs="Arial"/>
-          <w:b w:val="1"/>
-          <w:bCs w:val="1"/>
-          <w:color w:val="000000" w:themeColor="text1" w:themeTint="FF" w:themeShade="FF"/>
-          <w:sz w:val="26"/>
-          <w:szCs w:val="26"/>
-        </w:rPr>
-      </w:pPr>
-    </w:p>
-    <w:p>
-      <w:pPr>
-        <w:spacing w:after="0"/>
-        <w:rPr>
-          <w:rFonts w:ascii="Arial" w:hAnsi="Arial" w:eastAsia="Arial" w:cs="Arial"/>
-          <w:b/>
-          <w:bCs/>
-          <w:color w:val="000000" w:themeColor="text1"/>
-          <w:sz w:val="26"/>
-          <w:szCs w:val="26"/>
-        </w:rPr>
-      </w:pPr>
-    </w:p>
-    <w:p>
-      <w:pPr>
-        <w:spacing w:after="0"/>
-        <w:rPr>
-          <w:rFonts w:ascii="Arial" w:hAnsi="Arial" w:eastAsia="Arial" w:cs="Arial"/>
-          <w:b/>
-          <w:bCs/>
-          <w:color w:val="000000" w:themeColor="text1"/>
-          <w:sz w:val="26"/>
-          <w:szCs w:val="26"/>
-        </w:rPr>
-      </w:pPr>
-    </w:p>
-    <w:p>
-      <w:pPr>
-        <w:spacing w:after="0"/>
-        <w:rPr>
-          <w:rFonts w:ascii="Arial" w:hAnsi="Arial" w:eastAsia="Arial" w:cs="Arial"/>
-          <w:b/>
-          <w:bCs/>
-          <w:color w:val="000000" w:themeColor="text1"/>
-          <w:sz w:val="26"/>
-          <w:szCs w:val="26"/>
-        </w:rPr>
-      </w:pPr>
-    </w:p>
-    <w:p>
-      <w:pPr>
-        <w:spacing w:after="0"/>
-        <w:rPr>
-          <w:rFonts w:ascii="Arial" w:hAnsi="Arial" w:eastAsia="Arial" w:cs="Arial"/>
-          <w:b/>
-          <w:bCs/>
-          <w:color w:val="000000" w:themeColor="text1"/>
-          <w:sz w:val="26"/>
-          <w:szCs w:val="26"/>
-        </w:rPr>
-      </w:pPr>
-    </w:p>
-    <w:p>
-      <w:pPr>
-        <w:spacing w:after="0"/>
-        <w:rPr>
-          <w:rFonts w:ascii="Arial" w:hAnsi="Arial" w:eastAsia="Arial" w:cs="Arial"/>
-          <w:b/>
-          <w:bCs/>
-          <w:color w:val="000000" w:themeColor="text1"/>
-          <w:sz w:val="26"/>
-          <w:szCs w:val="26"/>
-        </w:rPr>
-      </w:pPr>
-    </w:p>
-    <w:p>
-      <w:pPr>
-        <w:spacing w:after="0"/>
-        <w:rPr>
-          <w:rFonts w:ascii="Arial" w:hAnsi="Arial" w:eastAsia="Arial" w:cs="Arial"/>
-          <w:b/>
-          <w:bCs/>
-          <w:color w:val="000000" w:themeColor="text1"/>
-          <w:sz w:val="26"/>
-          <w:szCs w:val="26"/>
-        </w:rPr>
-      </w:pPr>
-    </w:p>
-    <w:p>
-      <w:pPr>
-        <w:spacing w:after="0"/>
-        <w:rPr>
-          <w:rFonts w:ascii="Arial" w:hAnsi="Arial" w:eastAsia="Arial" w:cs="Arial"/>
-          <w:b/>
-          <w:bCs/>
-          <w:color w:val="000000" w:themeColor="text1"/>
-          <w:sz w:val="26"/>
-          <w:szCs w:val="26"/>
-        </w:rPr>
-      </w:pPr>
-    </w:p>
-    <w:p>
-      <w:pPr>
-        <w:spacing w:after="0"/>
-        <w:rPr>
-          <w:rFonts w:ascii="Arial" w:hAnsi="Arial" w:eastAsia="Arial" w:cs="Arial"/>
-          <w:b/>
-          <w:bCs/>
-          <w:color w:val="000000" w:themeColor="text1"/>
-          <w:sz w:val="26"/>
-          <w:szCs w:val="26"/>
-        </w:rPr>
-      </w:pPr>
-    </w:p>
-    <w:p>
-      <w:pPr>
-        <w:spacing w:after="0"/>
-        <w:rPr>
-          <w:rFonts w:ascii="Arial" w:hAnsi="Arial" w:eastAsia="Arial" w:cs="Arial"/>
-          <w:b/>
-          <w:bCs/>
-          <w:color w:val="000000" w:themeColor="text1"/>
-          <w:sz w:val="26"/>
-          <w:szCs w:val="26"/>
-        </w:rPr>
-      </w:pPr>
-    </w:p>
-    <w:p>
-      <w:pPr>
-        <w:spacing w:after="0"/>
-        <w:rPr>
-          <w:rFonts w:ascii="Arial" w:hAnsi="Arial" w:eastAsia="Arial" w:cs="Arial"/>
-          <w:b/>
-          <w:bCs/>
-          <w:color w:val="000000" w:themeColor="text1"/>
-          <w:sz w:val="26"/>
-          <w:szCs w:val="26"/>
-        </w:rPr>
-      </w:pPr>
-    </w:p>
-    <w:p>
-      <w:pPr>
-        <w:spacing w:after="0"/>
-        <w:rPr>
-          <w:rFonts w:ascii="Arial" w:hAnsi="Arial" w:eastAsia="Arial" w:cs="Arial"/>
-          <w:b/>
-          <w:bCs/>
-          <w:color w:val="000000" w:themeColor="text1"/>
-          <w:sz w:val="26"/>
-          <w:szCs w:val="26"/>
-        </w:rPr>
-      </w:pPr>
-    </w:p>
-    <w:p>
-      <w:pPr>
-        <w:spacing w:after="0"/>
-        <w:rPr>
-          <w:rFonts w:ascii="Arial" w:hAnsi="Arial" w:eastAsia="Arial" w:cs="Arial"/>
-          <w:b/>
-          <w:bCs/>
-          <w:color w:val="000000" w:themeColor="text1"/>
-          <w:sz w:val="26"/>
-          <w:szCs w:val="26"/>
-        </w:rPr>
-      </w:pPr>
-    </w:p>
-    <w:p>
-      <w:pPr>
-        <w:spacing w:after="0"/>
-        <w:rPr>
-          <w:rFonts w:ascii="Arial" w:hAnsi="Arial" w:eastAsia="Arial" w:cs="Arial"/>
-          <w:b/>
-          <w:bCs/>
-          <w:color w:val="000000" w:themeColor="text1"/>
-          <w:sz w:val="26"/>
-          <w:szCs w:val="26"/>
-        </w:rPr>
-      </w:pPr>
-    </w:p>
-    <w:p>
-      <w:pPr>
-        <w:spacing w:after="0"/>
-        <w:rPr>
-          <w:rFonts w:ascii="Arial" w:hAnsi="Arial" w:eastAsia="Arial" w:cs="Arial"/>
-          <w:b/>
-          <w:bCs/>
-          <w:color w:val="000000" w:themeColor="text1"/>
-          <w:sz w:val="26"/>
-          <w:szCs w:val="26"/>
-        </w:rPr>
-      </w:pPr>
-    </w:p>
-    <w:p>
-      <w:pPr>
-        <w:spacing w:after="0"/>
-        <w:rPr>
-          <w:rFonts w:ascii="Arial" w:hAnsi="Arial" w:eastAsia="Arial" w:cs="Arial"/>
-          <w:b/>
-          <w:bCs/>
-          <w:color w:val="000000" w:themeColor="text1"/>
-          <w:sz w:val="26"/>
-          <w:szCs w:val="26"/>
-        </w:rPr>
-      </w:pPr>
-    </w:p>
-    <w:p>
-      <w:pPr>
-        <w:spacing w:after="0"/>
-        <w:rPr>
-          <w:rFonts w:ascii="Arial" w:hAnsi="Arial" w:eastAsia="Arial" w:cs="Arial"/>
-          <w:b/>
-          <w:bCs/>
-          <w:color w:val="000000" w:themeColor="text1"/>
-          <w:sz w:val="26"/>
-          <w:szCs w:val="26"/>
-        </w:rPr>
-      </w:pPr>
-    </w:p>
-    <w:p>
-      <w:pPr>
-        <w:spacing w:after="0"/>
-        <w:rPr>
-          <w:rFonts w:ascii="Arial" w:hAnsi="Arial" w:eastAsia="Arial" w:cs="Arial"/>
-          <w:b/>
-          <w:bCs/>
-          <w:color w:val="000000" w:themeColor="text1"/>
-          <w:sz w:val="26"/>
-          <w:szCs w:val="26"/>
-        </w:rPr>
-      </w:pPr>
-    </w:p>
-    <w:p>
-      <w:pPr>
-        <w:spacing w:after="0"/>
-        <w:rPr>
-          <w:rFonts w:ascii="Arial" w:hAnsi="Arial" w:eastAsia="Arial" w:cs="Arial"/>
-          <w:b/>
-          <w:bCs/>
-          <w:color w:val="000000" w:themeColor="text1"/>
-          <w:sz w:val="26"/>
-          <w:szCs w:val="26"/>
-        </w:rPr>
-      </w:pPr>
-    </w:p>
-    <w:p>
-      <w:pPr>
-        <w:spacing w:after="0"/>
-        <w:rPr>
-          <w:rFonts w:ascii="Arial" w:hAnsi="Arial" w:eastAsia="Arial" w:cs="Arial"/>
-          <w:b/>
-          <w:bCs/>
-          <w:color w:val="000000" w:themeColor="text1"/>
-          <w:sz w:val="26"/>
-          <w:szCs w:val="26"/>
-        </w:rPr>
-      </w:pPr>
-    </w:p>
-    <w:p>
-      <w:pPr>
-        <w:spacing w:after="0"/>
-        <w:rPr>
-          <w:rFonts w:ascii="Arial" w:hAnsi="Arial" w:eastAsia="Arial" w:cs="Arial"/>
-          <w:b/>
-          <w:bCs/>
-          <w:color w:val="000000" w:themeColor="text1"/>
-          <w:sz w:val="26"/>
-          <w:szCs w:val="26"/>
-        </w:rPr>
-      </w:pPr>
-    </w:p>
-    <w:p>
-      <w:pPr>
-        <w:spacing w:after="0"/>
-        <w:rPr>
-          <w:rFonts w:ascii="Arial" w:hAnsi="Arial" w:eastAsia="Arial" w:cs="Arial"/>
-          <w:b/>
-          <w:bCs/>
-          <w:color w:val="000000" w:themeColor="text1"/>
-          <w:sz w:val="26"/>
-          <w:szCs w:val="26"/>
-        </w:rPr>
-      </w:pPr>
-    </w:p>
-    <w:p>
-      <w:pPr>
-        <w:spacing w:after="0"/>
-        <w:rPr>
-          <w:rFonts w:ascii="Arial" w:hAnsi="Arial" w:eastAsia="Arial" w:cs="Arial"/>
-          <w:b/>
-          <w:bCs/>
-          <w:color w:val="000000" w:themeColor="text1"/>
-          <w:sz w:val="26"/>
-          <w:szCs w:val="26"/>
-        </w:rPr>
-      </w:pPr>
-    </w:p>
-    <w:p>
-      <w:pPr>
-        <w:spacing w:after="0"/>
-        <w:rPr>
-          <w:rFonts w:ascii="Arial" w:hAnsi="Arial" w:eastAsia="Arial" w:cs="Arial"/>
-          <w:b/>
-          <w:bCs/>
-          <w:color w:val="000000" w:themeColor="text1"/>
-          <w:sz w:val="26"/>
-          <w:szCs w:val="26"/>
-        </w:rPr>
-      </w:pPr>
-    </w:p>
-    <w:p>
-      <w:pPr>
-        <w:spacing w:after="0"/>
-      </w:pPr>
-      <w:r>
-        <w:rPr>
-          <w:rFonts w:ascii="Arial" w:hAnsi="Arial" w:eastAsia="Arial" w:cs="Arial"/>
-          <w:b/>
-          <w:bCs/>
-          <w:color w:val="000000" w:themeColor="text1"/>
-          <w:sz w:val="26"/>
-          <w:szCs w:val="26"/>
-        </w:rPr>
-        <w:t>Ciudad vs pueblo</w:t>
-      </w:r>
-    </w:p>
-    <w:p/>
-    <w:p>
-      <w:pPr>
-        <w:spacing w:after="0"/>
-        <w:jc w:val="both"/>
-      </w:pPr>
-      <w:r>
-        <w:rPr>
-          <w:rFonts w:ascii="Arial" w:hAnsi="Arial" w:eastAsia="Arial" w:cs="Arial"/>
-          <w:color w:val="000000" w:themeColor="text1"/>
-          <w:sz w:val="22"/>
-          <w:szCs w:val="22"/>
-        </w:rPr>
-        <w:t>Este proyecto se basa en analizar las diferencias entre municipios urbanos y rurales dentro de tres comunidades autónomas (Comunidad Valenciana, País Vasco, Castilla y León) utilizando datos oficiales sobre población, empleo, vivienda, educación y sanidad (otras variables?). A partir de este análisis, extraeremos conclusiones sobre qué factores influyen realmente en la calidad de vida y cómo condicionan la elección del lugar de residencia. Además, planteamos la opción de construir un sistema de recomendación sencillo que permita identificar qué municipios son más adecuados según distintos perfiles de personas (por ejemplo, familias, personas mayores o teletrabajadores).</w:t>
-      </w:r>
-    </w:p>
-    <w:p/>
-    <w:p>
-      <w:pPr>
-        <w:spacing w:after="0"/>
-      </w:pPr>
-      <w:r>
-        <w:rPr>
-          <w:rFonts w:ascii="Arial" w:hAnsi="Arial" w:eastAsia="Arial" w:cs="Arial"/>
-          <w:b/>
-          <w:bCs/>
-          <w:color w:val="000000" w:themeColor="text1"/>
-          <w:sz w:val="22"/>
-          <w:szCs w:val="22"/>
-        </w:rPr>
-        <w:t>BASES DE DATOS (en algunas hay varias opciones según la forma que le queramos dar)</w:t>
-      </w:r>
-    </w:p>
-    <w:p/>
-    <w:p>
-      <w:pPr>
-        <w:pStyle w:val="ListParagraph"/>
-        <w:numPr>
-          <w:ilvl w:val="0"/>
-          <w:numId w:val="12"/>
-        </w:numPr>
         <w:spacing w:before="220" w:after="220"/>
         <w:rPr>
-          <w:rFonts w:ascii="Arial" w:hAnsi="Arial" w:eastAsia="Arial" w:cs="Arial"/>
-          <w:b/>
-          <w:bCs/>
-          <w:color w:val="000000" w:themeColor="text1"/>
-          <w:sz w:val="22"/>
-          <w:szCs w:val="22"/>
-        </w:rPr>
-      </w:pPr>
-      <w:r>
-        <w:rPr>
-          <w:rFonts w:ascii="Arial" w:hAnsi="Arial" w:eastAsia="Arial" w:cs="Arial"/>
+          <w:rFonts w:ascii="Arial" w:eastAsia="Arial" w:hAnsi="Arial" w:cs="Arial"/>
+          <w:b/>
+          <w:bCs/>
+          <w:color w:val="000000" w:themeColor="text1"/>
+          <w:sz w:val="22"/>
+          <w:szCs w:val="22"/>
+        </w:rPr>
+      </w:pPr>
+      <w:r>
+        <w:rPr>
+          <w:rFonts w:ascii="Arial" w:eastAsia="Arial" w:hAnsi="Arial" w:cs="Arial"/>
           <w:b/>
           <w:bCs/>
           <w:color w:val="000000" w:themeColor="text1"/>
@@ -2469,7 +1740,7 @@
         <w:r>
           <w:rPr>
             <w:rStyle w:val="Hyperlink"/>
-            <w:rFonts w:ascii="Arial" w:hAnsi="Arial" w:eastAsia="Arial" w:cs="Arial"/>
+            <w:rFonts w:ascii="Arial" w:eastAsia="Arial" w:hAnsi="Arial" w:cs="Arial"/>
             <w:b/>
             <w:bCs/>
             <w:color w:val="1155CC"/>
@@ -2486,19 +1757,19 @@
         <w:pStyle w:val="ListParagraph"/>
         <w:numPr>
           <w:ilvl w:val="0"/>
-          <w:numId w:val="9"/>
+          <w:numId w:val="17"/>
         </w:numPr>
         <w:spacing w:before="220" w:after="220"/>
         <w:rPr>
-          <w:rFonts w:ascii="Arial" w:hAnsi="Arial" w:eastAsia="Arial" w:cs="Arial"/>
-          <w:color w:val="000000" w:themeColor="text1"/>
-          <w:sz w:val="22"/>
-          <w:szCs w:val="22"/>
-        </w:rPr>
-      </w:pPr>
-      <w:r>
-        <w:rPr>
-          <w:rFonts w:ascii="Arial" w:hAnsi="Arial" w:eastAsia="Arial" w:cs="Arial"/>
+          <w:rFonts w:ascii="Arial" w:eastAsia="Arial" w:hAnsi="Arial" w:cs="Arial"/>
+          <w:color w:val="000000" w:themeColor="text1"/>
+          <w:sz w:val="22"/>
+          <w:szCs w:val="22"/>
+        </w:rPr>
+      </w:pPr>
+      <w:r>
+        <w:rPr>
+          <w:rFonts w:ascii="Arial" w:eastAsia="Arial" w:hAnsi="Arial" w:cs="Arial"/>
           <w:b/>
           <w:bCs/>
           <w:color w:val="000000" w:themeColor="text1"/>
@@ -2509,7 +1780,7 @@
       </w:r>
       <w:r>
         <w:rPr>
-          <w:rFonts w:ascii="Arial" w:hAnsi="Arial" w:eastAsia="Arial" w:cs="Arial"/>
+          <w:rFonts w:ascii="Arial" w:eastAsia="Arial" w:hAnsi="Arial" w:cs="Arial"/>
           <w:color w:val="000000" w:themeColor="text1"/>
           <w:sz w:val="22"/>
           <w:szCs w:val="22"/>
@@ -2522,19 +1793,19 @@
         <w:pStyle w:val="ListParagraph"/>
         <w:numPr>
           <w:ilvl w:val="0"/>
-          <w:numId w:val="9"/>
+          <w:numId w:val="17"/>
         </w:numPr>
         <w:spacing w:before="220" w:after="220"/>
         <w:rPr>
-          <w:rFonts w:ascii="Arial" w:hAnsi="Arial" w:eastAsia="Arial" w:cs="Arial"/>
-          <w:color w:val="000000" w:themeColor="text1"/>
-          <w:sz w:val="22"/>
-          <w:szCs w:val="22"/>
-        </w:rPr>
-      </w:pPr>
-      <w:r>
-        <w:rPr>
-          <w:rFonts w:ascii="Arial" w:hAnsi="Arial" w:eastAsia="Arial" w:cs="Arial"/>
+          <w:rFonts w:ascii="Arial" w:eastAsia="Arial" w:hAnsi="Arial" w:cs="Arial"/>
+          <w:color w:val="000000" w:themeColor="text1"/>
+          <w:sz w:val="22"/>
+          <w:szCs w:val="22"/>
+        </w:rPr>
+      </w:pPr>
+      <w:r>
+        <w:rPr>
+          <w:rFonts w:ascii="Arial" w:eastAsia="Arial" w:hAnsi="Arial" w:cs="Arial"/>
           <w:b/>
           <w:bCs/>
           <w:color w:val="000000" w:themeColor="text1"/>
@@ -2545,7 +1816,7 @@
       </w:r>
       <w:r>
         <w:rPr>
-          <w:rFonts w:ascii="Arial" w:hAnsi="Arial" w:eastAsia="Arial" w:cs="Arial"/>
+          <w:rFonts w:ascii="Arial" w:eastAsia="Arial" w:hAnsi="Arial" w:cs="Arial"/>
           <w:color w:val="000000" w:themeColor="text1"/>
           <w:sz w:val="22"/>
           <w:szCs w:val="22"/>
@@ -2558,21 +1829,21 @@
         <w:pStyle w:val="ListParagraph"/>
         <w:numPr>
           <w:ilvl w:val="0"/>
-          <w:numId w:val="9"/>
+          <w:numId w:val="17"/>
         </w:numPr>
         <w:spacing w:before="220" w:after="220"/>
         <w:rPr>
-          <w:rFonts w:ascii="Arial" w:hAnsi="Arial" w:eastAsia="Arial" w:cs="Arial"/>
-          <w:b/>
-          <w:bCs/>
-          <w:color w:val="000000" w:themeColor="text1"/>
-          <w:sz w:val="22"/>
-          <w:szCs w:val="22"/>
-        </w:rPr>
-      </w:pPr>
-      <w:r>
-        <w:rPr>
-          <w:rFonts w:ascii="Arial" w:hAnsi="Arial" w:eastAsia="Arial" w:cs="Arial"/>
+          <w:rFonts w:ascii="Arial" w:eastAsia="Arial" w:hAnsi="Arial" w:cs="Arial"/>
+          <w:b/>
+          <w:bCs/>
+          <w:color w:val="000000" w:themeColor="text1"/>
+          <w:sz w:val="22"/>
+          <w:szCs w:val="22"/>
+        </w:rPr>
+      </w:pPr>
+      <w:r>
+        <w:rPr>
+          <w:rFonts w:ascii="Arial" w:eastAsia="Arial" w:hAnsi="Arial" w:cs="Arial"/>
           <w:b/>
           <w:bCs/>
           <w:color w:val="000000" w:themeColor="text1"/>
@@ -2587,19 +1858,19 @@
         <w:pStyle w:val="ListParagraph"/>
         <w:numPr>
           <w:ilvl w:val="1"/>
-          <w:numId w:val="9"/>
+          <w:numId w:val="17"/>
         </w:numPr>
         <w:spacing w:before="220" w:after="220"/>
         <w:rPr>
-          <w:rFonts w:ascii="Arial" w:hAnsi="Arial" w:eastAsia="Arial" w:cs="Arial"/>
-          <w:color w:val="000000" w:themeColor="text1"/>
-          <w:sz w:val="22"/>
-          <w:szCs w:val="22"/>
-        </w:rPr>
-      </w:pPr>
-      <w:r>
-        <w:rPr>
-          <w:rFonts w:ascii="Arial" w:hAnsi="Arial" w:eastAsia="Arial" w:cs="Arial"/>
+          <w:rFonts w:ascii="Arial" w:eastAsia="Arial" w:hAnsi="Arial" w:cs="Arial"/>
+          <w:color w:val="000000" w:themeColor="text1"/>
+          <w:sz w:val="22"/>
+          <w:szCs w:val="22"/>
+        </w:rPr>
+      </w:pPr>
+      <w:r>
+        <w:rPr>
+          <w:rFonts w:ascii="Arial" w:eastAsia="Arial" w:hAnsi="Arial" w:cs="Arial"/>
           <w:b/>
           <w:bCs/>
           <w:color w:val="000000" w:themeColor="text1"/>
@@ -2610,7 +1881,7 @@
       </w:r>
       <w:r>
         <w:rPr>
-          <w:rFonts w:ascii="Arial" w:hAnsi="Arial" w:eastAsia="Arial" w:cs="Arial"/>
+          <w:rFonts w:ascii="Arial" w:eastAsia="Arial" w:hAnsi="Arial" w:cs="Arial"/>
           <w:color w:val="000000" w:themeColor="text1"/>
           <w:sz w:val="22"/>
           <w:szCs w:val="22"/>
@@ -2623,19 +1894,19 @@
         <w:pStyle w:val="ListParagraph"/>
         <w:numPr>
           <w:ilvl w:val="1"/>
-          <w:numId w:val="9"/>
+          <w:numId w:val="17"/>
         </w:numPr>
         <w:spacing w:before="220" w:after="220"/>
         <w:rPr>
-          <w:rFonts w:ascii="Arial" w:hAnsi="Arial" w:eastAsia="Arial" w:cs="Arial"/>
-          <w:color w:val="000000" w:themeColor="text1"/>
-          <w:sz w:val="22"/>
-          <w:szCs w:val="22"/>
-        </w:rPr>
-      </w:pPr>
-      <w:r>
-        <w:rPr>
-          <w:rFonts w:ascii="Arial" w:hAnsi="Arial" w:eastAsia="Arial" w:cs="Arial"/>
+          <w:rFonts w:ascii="Arial" w:eastAsia="Arial" w:hAnsi="Arial" w:cs="Arial"/>
+          <w:color w:val="000000" w:themeColor="text1"/>
+          <w:sz w:val="22"/>
+          <w:szCs w:val="22"/>
+        </w:rPr>
+      </w:pPr>
+      <w:r>
+        <w:rPr>
+          <w:rFonts w:ascii="Arial" w:eastAsia="Arial" w:hAnsi="Arial" w:cs="Arial"/>
           <w:b/>
           <w:bCs/>
           <w:color w:val="000000" w:themeColor="text1"/>
@@ -2646,7 +1917,7 @@
       </w:r>
       <w:r>
         <w:rPr>
-          <w:rFonts w:ascii="Arial" w:hAnsi="Arial" w:eastAsia="Arial" w:cs="Arial"/>
+          <w:rFonts w:ascii="Arial" w:eastAsia="Arial" w:hAnsi="Arial" w:cs="Arial"/>
           <w:color w:val="000000" w:themeColor="text1"/>
           <w:sz w:val="22"/>
           <w:szCs w:val="22"/>
@@ -2659,19 +1930,19 @@
         <w:pStyle w:val="ListParagraph"/>
         <w:numPr>
           <w:ilvl w:val="1"/>
-          <w:numId w:val="9"/>
+          <w:numId w:val="17"/>
         </w:numPr>
         <w:spacing w:before="220" w:after="220"/>
         <w:rPr>
-          <w:rFonts w:ascii="Arial" w:hAnsi="Arial" w:eastAsia="Arial" w:cs="Arial"/>
-          <w:color w:val="000000" w:themeColor="text1"/>
-          <w:sz w:val="22"/>
-          <w:szCs w:val="22"/>
-        </w:rPr>
-      </w:pPr>
-      <w:r>
-        <w:rPr>
-          <w:rFonts w:ascii="Arial" w:hAnsi="Arial" w:eastAsia="Arial" w:cs="Arial"/>
+          <w:rFonts w:ascii="Arial" w:eastAsia="Arial" w:hAnsi="Arial" w:cs="Arial"/>
+          <w:color w:val="000000" w:themeColor="text1"/>
+          <w:sz w:val="22"/>
+          <w:szCs w:val="22"/>
+        </w:rPr>
+      </w:pPr>
+      <w:r>
+        <w:rPr>
+          <w:rFonts w:ascii="Arial" w:eastAsia="Arial" w:hAnsi="Arial" w:cs="Arial"/>
           <w:b/>
           <w:bCs/>
           <w:color w:val="000000" w:themeColor="text1"/>
@@ -2682,7 +1953,7 @@
       </w:r>
       <w:r>
         <w:rPr>
-          <w:rFonts w:ascii="Arial" w:hAnsi="Arial" w:eastAsia="Arial" w:cs="Arial"/>
+          <w:rFonts w:ascii="Arial" w:eastAsia="Arial" w:hAnsi="Arial" w:cs="Arial"/>
           <w:color w:val="000000" w:themeColor="text1"/>
           <w:sz w:val="22"/>
           <w:szCs w:val="22"/>
@@ -2695,19 +1966,19 @@
         <w:pStyle w:val="ListParagraph"/>
         <w:numPr>
           <w:ilvl w:val="1"/>
-          <w:numId w:val="9"/>
+          <w:numId w:val="17"/>
         </w:numPr>
         <w:spacing w:before="220" w:after="220"/>
         <w:rPr>
-          <w:rFonts w:ascii="Arial" w:hAnsi="Arial" w:eastAsia="Arial" w:cs="Arial"/>
-          <w:color w:val="000000" w:themeColor="text1"/>
-          <w:sz w:val="22"/>
-          <w:szCs w:val="22"/>
-        </w:rPr>
-      </w:pPr>
-      <w:r>
-        <w:rPr>
-          <w:rFonts w:ascii="Arial" w:hAnsi="Arial" w:eastAsia="Arial" w:cs="Arial"/>
+          <w:rFonts w:ascii="Arial" w:eastAsia="Arial" w:hAnsi="Arial" w:cs="Arial"/>
+          <w:color w:val="000000" w:themeColor="text1"/>
+          <w:sz w:val="22"/>
+          <w:szCs w:val="22"/>
+        </w:rPr>
+      </w:pPr>
+      <w:r>
+        <w:rPr>
+          <w:rFonts w:ascii="Arial" w:eastAsia="Arial" w:hAnsi="Arial" w:cs="Arial"/>
           <w:b/>
           <w:bCs/>
           <w:color w:val="000000" w:themeColor="text1"/>
@@ -2718,7 +1989,7 @@
       </w:r>
       <w:r>
         <w:rPr>
-          <w:rFonts w:ascii="Arial" w:hAnsi="Arial" w:eastAsia="Arial" w:cs="Arial"/>
+          <w:rFonts w:ascii="Arial" w:eastAsia="Arial" w:hAnsi="Arial" w:cs="Arial"/>
           <w:color w:val="000000" w:themeColor="text1"/>
           <w:sz w:val="22"/>
           <w:szCs w:val="22"/>
@@ -2731,19 +2002,19 @@
         <w:pStyle w:val="ListParagraph"/>
         <w:numPr>
           <w:ilvl w:val="1"/>
-          <w:numId w:val="9"/>
+          <w:numId w:val="17"/>
         </w:numPr>
         <w:spacing w:before="220" w:after="220"/>
         <w:rPr>
-          <w:rFonts w:ascii="Arial" w:hAnsi="Arial" w:eastAsia="Arial" w:cs="Arial"/>
-          <w:color w:val="000000" w:themeColor="text1"/>
-          <w:sz w:val="22"/>
-          <w:szCs w:val="22"/>
-        </w:rPr>
-      </w:pPr>
-      <w:r>
-        <w:rPr>
-          <w:rFonts w:ascii="Arial" w:hAnsi="Arial" w:eastAsia="Arial" w:cs="Arial"/>
+          <w:rFonts w:ascii="Arial" w:eastAsia="Arial" w:hAnsi="Arial" w:cs="Arial"/>
+          <w:color w:val="000000" w:themeColor="text1"/>
+          <w:sz w:val="22"/>
+          <w:szCs w:val="22"/>
+        </w:rPr>
+      </w:pPr>
+      <w:r>
+        <w:rPr>
+          <w:rFonts w:ascii="Arial" w:eastAsia="Arial" w:hAnsi="Arial" w:cs="Arial"/>
           <w:b/>
           <w:bCs/>
           <w:color w:val="000000" w:themeColor="text1"/>
@@ -2754,7 +2025,7 @@
       </w:r>
       <w:r>
         <w:rPr>
-          <w:rFonts w:ascii="Arial" w:hAnsi="Arial" w:eastAsia="Arial" w:cs="Arial"/>
+          <w:rFonts w:ascii="Arial" w:eastAsia="Arial" w:hAnsi="Arial" w:cs="Arial"/>
           <w:color w:val="000000" w:themeColor="text1"/>
           <w:sz w:val="22"/>
           <w:szCs w:val="22"/>
@@ -2767,19 +2038,19 @@
         <w:pStyle w:val="ListParagraph"/>
         <w:numPr>
           <w:ilvl w:val="1"/>
-          <w:numId w:val="9"/>
+          <w:numId w:val="17"/>
         </w:numPr>
         <w:spacing w:before="220" w:after="220"/>
         <w:rPr>
-          <w:rFonts w:ascii="Arial" w:hAnsi="Arial" w:eastAsia="Arial" w:cs="Arial"/>
-          <w:color w:val="000000" w:themeColor="text1"/>
-          <w:sz w:val="22"/>
-          <w:szCs w:val="22"/>
-        </w:rPr>
-      </w:pPr>
-      <w:r>
-        <w:rPr>
-          <w:rFonts w:ascii="Arial" w:hAnsi="Arial" w:eastAsia="Arial" w:cs="Arial"/>
+          <w:rFonts w:ascii="Arial" w:eastAsia="Arial" w:hAnsi="Arial" w:cs="Arial"/>
+          <w:color w:val="000000" w:themeColor="text1"/>
+          <w:sz w:val="22"/>
+          <w:szCs w:val="22"/>
+        </w:rPr>
+      </w:pPr>
+      <w:r>
+        <w:rPr>
+          <w:rFonts w:ascii="Arial" w:eastAsia="Arial" w:hAnsi="Arial" w:cs="Arial"/>
           <w:b/>
           <w:bCs/>
           <w:color w:val="000000" w:themeColor="text1"/>
@@ -2790,7 +2061,7 @@
       </w:r>
       <w:r>
         <w:rPr>
-          <w:rFonts w:ascii="Arial" w:hAnsi="Arial" w:eastAsia="Arial" w:cs="Arial"/>
+          <w:rFonts w:ascii="Arial" w:eastAsia="Arial" w:hAnsi="Arial" w:cs="Arial"/>
           <w:color w:val="000000" w:themeColor="text1"/>
           <w:sz w:val="22"/>
           <w:szCs w:val="22"/>
@@ -2803,19 +2074,19 @@
         <w:pStyle w:val="ListParagraph"/>
         <w:numPr>
           <w:ilvl w:val="1"/>
-          <w:numId w:val="9"/>
+          <w:numId w:val="17"/>
         </w:numPr>
         <w:spacing w:before="220" w:after="220"/>
         <w:rPr>
-          <w:rFonts w:ascii="Arial" w:hAnsi="Arial" w:eastAsia="Arial" w:cs="Arial"/>
-          <w:color w:val="000000" w:themeColor="text1"/>
-          <w:sz w:val="22"/>
-          <w:szCs w:val="22"/>
-        </w:rPr>
-      </w:pPr>
-      <w:r>
-        <w:rPr>
-          <w:rFonts w:ascii="Arial" w:hAnsi="Arial" w:eastAsia="Arial" w:cs="Arial"/>
+          <w:rFonts w:ascii="Arial" w:eastAsia="Arial" w:hAnsi="Arial" w:cs="Arial"/>
+          <w:color w:val="000000" w:themeColor="text1"/>
+          <w:sz w:val="22"/>
+          <w:szCs w:val="22"/>
+        </w:rPr>
+      </w:pPr>
+      <w:r>
+        <w:rPr>
+          <w:rFonts w:ascii="Arial" w:eastAsia="Arial" w:hAnsi="Arial" w:cs="Arial"/>
           <w:b/>
           <w:bCs/>
           <w:color w:val="000000" w:themeColor="text1"/>
@@ -2826,7 +2097,7 @@
       </w:r>
       <w:r>
         <w:rPr>
-          <w:rFonts w:ascii="Arial" w:hAnsi="Arial" w:eastAsia="Arial" w:cs="Arial"/>
+          <w:rFonts w:ascii="Arial" w:eastAsia="Arial" w:hAnsi="Arial" w:cs="Arial"/>
           <w:color w:val="000000" w:themeColor="text1"/>
           <w:sz w:val="22"/>
           <w:szCs w:val="22"/>
@@ -2839,19 +2110,19 @@
         <w:pStyle w:val="ListParagraph"/>
         <w:numPr>
           <w:ilvl w:val="0"/>
-          <w:numId w:val="9"/>
+          <w:numId w:val="17"/>
         </w:numPr>
         <w:spacing w:before="220" w:after="220"/>
         <w:rPr>
-          <w:rFonts w:ascii="Arial" w:hAnsi="Arial" w:eastAsia="Arial" w:cs="Arial"/>
-          <w:color w:val="000000" w:themeColor="text1"/>
-          <w:sz w:val="22"/>
-          <w:szCs w:val="22"/>
-        </w:rPr>
-      </w:pPr>
-      <w:r>
-        <w:rPr>
-          <w:rFonts w:ascii="Arial" w:hAnsi="Arial" w:eastAsia="Arial" w:cs="Arial"/>
+          <w:rFonts w:ascii="Arial" w:eastAsia="Arial" w:hAnsi="Arial" w:cs="Arial"/>
+          <w:color w:val="000000" w:themeColor="text1"/>
+          <w:sz w:val="22"/>
+          <w:szCs w:val="22"/>
+        </w:rPr>
+      </w:pPr>
+      <w:r>
+        <w:rPr>
+          <w:rFonts w:ascii="Arial" w:eastAsia="Arial" w:hAnsi="Arial" w:cs="Arial"/>
           <w:b/>
           <w:bCs/>
           <w:color w:val="000000" w:themeColor="text1"/>
@@ -2862,7 +2133,7 @@
       </w:r>
       <w:r>
         <w:rPr>
-          <w:rFonts w:ascii="Arial" w:hAnsi="Arial" w:eastAsia="Arial" w:cs="Arial"/>
+          <w:rFonts w:ascii="Arial" w:eastAsia="Arial" w:hAnsi="Arial" w:cs="Arial"/>
           <w:color w:val="000000" w:themeColor="text1"/>
           <w:sz w:val="22"/>
           <w:szCs w:val="22"/>
@@ -2876,21 +2147,21 @@
         <w:pStyle w:val="ListParagraph"/>
         <w:numPr>
           <w:ilvl w:val="0"/>
-          <w:numId w:val="5"/>
+          <w:numId w:val="7"/>
         </w:numPr>
         <w:spacing w:before="220" w:after="220"/>
         <w:rPr>
-          <w:rFonts w:ascii="Arial" w:hAnsi="Arial" w:eastAsia="Arial" w:cs="Arial"/>
-          <w:b/>
-          <w:bCs/>
-          <w:color w:val="000000" w:themeColor="text1"/>
-          <w:sz w:val="22"/>
-          <w:szCs w:val="22"/>
-        </w:rPr>
-      </w:pPr>
-      <w:r>
-        <w:rPr>
-          <w:rFonts w:ascii="Arial" w:hAnsi="Arial" w:eastAsia="Arial" w:cs="Arial"/>
+          <w:rFonts w:ascii="Arial" w:eastAsia="Arial" w:hAnsi="Arial" w:cs="Arial"/>
+          <w:b/>
+          <w:bCs/>
+          <w:color w:val="000000" w:themeColor="text1"/>
+          <w:sz w:val="22"/>
+          <w:szCs w:val="22"/>
+        </w:rPr>
+      </w:pPr>
+      <w:r>
+        <w:rPr>
+          <w:rFonts w:ascii="Arial" w:eastAsia="Arial" w:hAnsi="Arial" w:cs="Arial"/>
           <w:b/>
           <w:bCs/>
           <w:color w:val="000000" w:themeColor="text1"/>
@@ -2909,7 +2180,7 @@
         <w:r>
           <w:rPr>
             <w:rStyle w:val="Hyperlink"/>
-            <w:rFonts w:ascii="Arial" w:hAnsi="Arial" w:eastAsia="Arial" w:cs="Arial"/>
+            <w:rFonts w:ascii="Arial" w:eastAsia="Arial" w:hAnsi="Arial" w:cs="Arial"/>
             <w:b/>
             <w:bCs/>
             <w:color w:val="1155CC"/>
@@ -2922,7 +2193,7 @@
       </w:hyperlink>
       <w:r>
         <w:rPr>
-          <w:rFonts w:ascii="Arial" w:hAnsi="Arial" w:eastAsia="Arial" w:cs="Arial"/>
+          <w:rFonts w:ascii="Arial" w:eastAsia="Arial" w:hAnsi="Arial" w:cs="Arial"/>
           <w:b/>
           <w:bCs/>
           <w:color w:val="000000" w:themeColor="text1"/>
@@ -2939,7 +2210,7 @@
       </w:pPr>
       <w:r>
         <w:rPr>
-          <w:rFonts w:ascii="Arial" w:hAnsi="Arial" w:eastAsia="Arial" w:cs="Arial"/>
+          <w:rFonts w:ascii="Arial" w:eastAsia="Arial" w:hAnsi="Arial" w:cs="Arial"/>
           <w:color w:val="000000" w:themeColor="text1"/>
           <w:sz w:val="22"/>
           <w:szCs w:val="22"/>
@@ -2958,7 +2229,7 @@
       </w:pPr>
       <w:r>
         <w:rPr>
-          <w:rFonts w:ascii="Arial" w:hAnsi="Arial" w:eastAsia="Arial" w:cs="Arial"/>
+          <w:rFonts w:ascii="Arial" w:eastAsia="Arial" w:hAnsi="Arial" w:cs="Arial"/>
           <w:color w:val="000000" w:themeColor="text1"/>
           <w:sz w:val="22"/>
           <w:szCs w:val="22"/>
@@ -2971,13 +2242,13 @@
         <w:pStyle w:val="ListParagraph"/>
         <w:numPr>
           <w:ilvl w:val="0"/>
-          <w:numId w:val="3"/>
+          <w:numId w:val="5"/>
         </w:numPr>
         <w:spacing w:before="220" w:after="220"/>
       </w:pPr>
       <w:r>
         <w:rPr>
-          <w:rFonts w:ascii="Arial" w:hAnsi="Arial" w:eastAsia="Arial" w:cs="Arial"/>
+          <w:rFonts w:ascii="Arial" w:eastAsia="Arial" w:hAnsi="Arial" w:cs="Arial"/>
           <w:b/>
           <w:bCs/>
           <w:color w:val="000000" w:themeColor="text1"/>
@@ -2988,7 +2259,7 @@
       </w:r>
       <w:r>
         <w:rPr>
-          <w:rFonts w:ascii="Arial" w:hAnsi="Arial" w:eastAsia="Arial" w:cs="Arial"/>
+          <w:rFonts w:ascii="Arial" w:eastAsia="Arial" w:hAnsi="Arial" w:cs="Arial"/>
           <w:color w:val="000000" w:themeColor="text1"/>
           <w:sz w:val="22"/>
           <w:szCs w:val="22"/>
@@ -3001,13 +2272,13 @@
         <w:pStyle w:val="ListParagraph"/>
         <w:numPr>
           <w:ilvl w:val="0"/>
-          <w:numId w:val="3"/>
+          <w:numId w:val="5"/>
         </w:numPr>
         <w:spacing w:before="220" w:after="220"/>
       </w:pPr>
       <w:r>
         <w:rPr>
-          <w:rFonts w:ascii="Arial" w:hAnsi="Arial" w:eastAsia="Arial" w:cs="Arial"/>
+          <w:rFonts w:ascii="Arial" w:eastAsia="Arial" w:hAnsi="Arial" w:cs="Arial"/>
           <w:b/>
           <w:bCs/>
           <w:color w:val="000000" w:themeColor="text1"/>
@@ -3018,7 +2289,7 @@
       </w:r>
       <w:r>
         <w:rPr>
-          <w:rFonts w:ascii="Arial" w:hAnsi="Arial" w:eastAsia="Arial" w:cs="Arial"/>
+          <w:rFonts w:ascii="Arial" w:eastAsia="Arial" w:hAnsi="Arial" w:cs="Arial"/>
           <w:color w:val="000000" w:themeColor="text1"/>
           <w:sz w:val="22"/>
           <w:szCs w:val="22"/>
@@ -3031,13 +2302,13 @@
         <w:pStyle w:val="ListParagraph"/>
         <w:numPr>
           <w:ilvl w:val="0"/>
-          <w:numId w:val="3"/>
+          <w:numId w:val="5"/>
         </w:numPr>
         <w:spacing w:before="220" w:after="220"/>
       </w:pPr>
       <w:r>
         <w:rPr>
-          <w:rFonts w:ascii="Arial" w:hAnsi="Arial" w:eastAsia="Arial" w:cs="Arial"/>
+          <w:rFonts w:ascii="Arial" w:eastAsia="Arial" w:hAnsi="Arial" w:cs="Arial"/>
           <w:b/>
           <w:bCs/>
           <w:color w:val="000000" w:themeColor="text1"/>
@@ -3048,7 +2319,7 @@
       </w:r>
       <w:r>
         <w:rPr>
-          <w:rFonts w:ascii="Arial" w:hAnsi="Arial" w:eastAsia="Arial" w:cs="Arial"/>
+          <w:rFonts w:ascii="Arial" w:eastAsia="Arial" w:hAnsi="Arial" w:cs="Arial"/>
           <w:color w:val="000000" w:themeColor="text1"/>
           <w:sz w:val="22"/>
           <w:szCs w:val="22"/>
@@ -3061,13 +2332,13 @@
         <w:pStyle w:val="ListParagraph"/>
         <w:numPr>
           <w:ilvl w:val="0"/>
-          <w:numId w:val="3"/>
+          <w:numId w:val="5"/>
         </w:numPr>
         <w:spacing w:before="220" w:after="220"/>
       </w:pPr>
       <w:r>
         <w:rPr>
-          <w:rFonts w:ascii="Arial" w:hAnsi="Arial" w:eastAsia="Arial" w:cs="Arial"/>
+          <w:rFonts w:ascii="Arial" w:eastAsia="Arial" w:hAnsi="Arial" w:cs="Arial"/>
           <w:color w:val="000000" w:themeColor="text1"/>
           <w:sz w:val="22"/>
           <w:szCs w:val="22"/>
@@ -3080,19 +2351,19 @@
         <w:pStyle w:val="ListParagraph"/>
         <w:numPr>
           <w:ilvl w:val="0"/>
-          <w:numId w:val="3"/>
+          <w:numId w:val="5"/>
         </w:numPr>
         <w:spacing w:before="220" w:after="220"/>
         <w:rPr>
-          <w:rFonts w:ascii="Arial" w:hAnsi="Arial" w:eastAsia="Arial" w:cs="Arial"/>
-          <w:color w:val="000000" w:themeColor="text1"/>
-          <w:sz w:val="22"/>
-          <w:szCs w:val="22"/>
-        </w:rPr>
-      </w:pPr>
-      <w:r>
-        <w:rPr>
-          <w:rFonts w:ascii="Arial" w:hAnsi="Arial" w:eastAsia="Arial" w:cs="Arial"/>
+          <w:rFonts w:ascii="Arial" w:eastAsia="Arial" w:hAnsi="Arial" w:cs="Arial"/>
+          <w:color w:val="000000" w:themeColor="text1"/>
+          <w:sz w:val="22"/>
+          <w:szCs w:val="22"/>
+        </w:rPr>
+      </w:pPr>
+      <w:r>
+        <w:rPr>
+          <w:rFonts w:ascii="Arial" w:eastAsia="Arial" w:hAnsi="Arial" w:cs="Arial"/>
           <w:color w:val="000000" w:themeColor="text1"/>
           <w:sz w:val="22"/>
           <w:szCs w:val="22"/>
@@ -3106,21 +2377,21 @@
         <w:pStyle w:val="ListParagraph"/>
         <w:numPr>
           <w:ilvl w:val="0"/>
-          <w:numId w:val="10"/>
+          <w:numId w:val="18"/>
         </w:numPr>
         <w:spacing w:before="220" w:after="220"/>
         <w:rPr>
-          <w:rFonts w:ascii="Arial" w:hAnsi="Arial" w:eastAsia="Arial" w:cs="Arial"/>
-          <w:b/>
-          <w:bCs/>
-          <w:color w:val="000000" w:themeColor="text1"/>
-          <w:sz w:val="22"/>
-          <w:szCs w:val="22"/>
-        </w:rPr>
-      </w:pPr>
-      <w:r>
-        <w:rPr>
-          <w:rFonts w:ascii="Arial" w:hAnsi="Arial" w:eastAsia="Arial" w:cs="Arial"/>
+          <w:rFonts w:ascii="Arial" w:eastAsia="Arial" w:hAnsi="Arial" w:cs="Arial"/>
+          <w:b/>
+          <w:bCs/>
+          <w:color w:val="000000" w:themeColor="text1"/>
+          <w:sz w:val="22"/>
+          <w:szCs w:val="22"/>
+        </w:rPr>
+      </w:pPr>
+      <w:r>
+        <w:rPr>
+          <w:rFonts w:ascii="Arial" w:eastAsia="Arial" w:hAnsi="Arial" w:cs="Arial"/>
           <w:b/>
           <w:bCs/>
           <w:color w:val="000000" w:themeColor="text1"/>
@@ -3131,7 +2402,7 @@
       </w:r>
       <w:r>
         <w:rPr>
-          <w:rFonts w:ascii="Arial" w:hAnsi="Arial" w:eastAsia="Arial" w:cs="Arial"/>
+          <w:rFonts w:ascii="Arial" w:eastAsia="Arial" w:hAnsi="Arial" w:cs="Arial"/>
           <w:b/>
           <w:bCs/>
           <w:color w:val="000000" w:themeColor="text1"/>
@@ -3150,7 +2421,7 @@
         <w:r>
           <w:rPr>
             <w:rStyle w:val="Hyperlink"/>
-            <w:rFonts w:ascii="Arial" w:hAnsi="Arial" w:eastAsia="Arial" w:cs="Arial"/>
+            <w:rFonts w:ascii="Arial" w:eastAsia="Arial" w:hAnsi="Arial" w:cs="Arial"/>
             <w:b/>
             <w:bCs/>
             <w:color w:val="1155CC"/>
@@ -3163,7 +2434,7 @@
       </w:hyperlink>
       <w:r>
         <w:rPr>
-          <w:rFonts w:ascii="Arial" w:hAnsi="Arial" w:eastAsia="Arial" w:cs="Arial"/>
+          <w:rFonts w:ascii="Arial" w:eastAsia="Arial" w:hAnsi="Arial" w:cs="Arial"/>
           <w:b/>
           <w:bCs/>
           <w:color w:val="000000" w:themeColor="text1"/>
@@ -3180,7 +2451,7 @@
       </w:pPr>
       <w:r>
         <w:rPr>
-          <w:rFonts w:ascii="Arial" w:hAnsi="Arial" w:eastAsia="Arial" w:cs="Arial"/>
+          <w:rFonts w:ascii="Arial" w:eastAsia="Arial" w:hAnsi="Arial" w:cs="Arial"/>
           <w:b/>
           <w:bCs/>
           <w:color w:val="000000" w:themeColor="text1"/>
@@ -3191,7 +2462,7 @@
       </w:r>
       <w:r>
         <w:rPr>
-          <w:rFonts w:ascii="Arial" w:hAnsi="Arial" w:eastAsia="Arial" w:cs="Arial"/>
+          <w:rFonts w:ascii="Arial" w:eastAsia="Arial" w:hAnsi="Arial" w:cs="Arial"/>
           <w:color w:val="000000" w:themeColor="text1"/>
           <w:sz w:val="22"/>
           <w:szCs w:val="22"/>
@@ -3200,7 +2471,7 @@
       </w:r>
       <w:r>
         <w:rPr>
-          <w:rFonts w:ascii="Roboto" w:hAnsi="Roboto" w:eastAsia="Roboto" w:cs="Roboto"/>
+          <w:rFonts w:ascii="Roboto" w:eastAsia="Roboto" w:hAnsi="Roboto" w:cs="Roboto"/>
           <w:color w:val="212529"/>
           <w:sz w:val="22"/>
           <w:szCs w:val="22"/>
@@ -3215,7 +2486,7 @@
       </w:pPr>
       <w:r>
         <w:rPr>
-          <w:rFonts w:ascii="Roboto" w:hAnsi="Roboto" w:eastAsia="Roboto" w:cs="Roboto"/>
+          <w:rFonts w:ascii="Roboto" w:eastAsia="Roboto" w:hAnsi="Roboto" w:cs="Roboto"/>
           <w:b/>
           <w:bCs/>
           <w:color w:val="212529"/>
@@ -3226,7 +2497,7 @@
       </w:r>
       <w:r>
         <w:rPr>
-          <w:rFonts w:ascii="Roboto" w:hAnsi="Roboto" w:eastAsia="Roboto" w:cs="Roboto"/>
+          <w:rFonts w:ascii="Roboto" w:eastAsia="Roboto" w:hAnsi="Roboto" w:cs="Roboto"/>
           <w:color w:val="212529"/>
           <w:sz w:val="22"/>
           <w:szCs w:val="22"/>
@@ -3239,7 +2510,7 @@
         <w:spacing w:after="0"/>
         <w:ind w:left="720"/>
         <w:rPr>
-          <w:rFonts w:ascii="Roboto" w:hAnsi="Roboto" w:eastAsia="Roboto" w:cs="Roboto"/>
+          <w:rFonts w:ascii="Roboto" w:eastAsia="Roboto" w:hAnsi="Roboto" w:cs="Roboto"/>
           <w:color w:val="212529"/>
           <w:sz w:val="22"/>
           <w:szCs w:val="22"/>
@@ -3247,7 +2518,7 @@
       </w:pPr>
       <w:r>
         <w:rPr>
-          <w:rFonts w:ascii="Roboto" w:hAnsi="Roboto" w:eastAsia="Roboto" w:cs="Roboto"/>
+          <w:rFonts w:ascii="Roboto" w:eastAsia="Roboto" w:hAnsi="Roboto" w:cs="Roboto"/>
           <w:b/>
           <w:bCs/>
           <w:color w:val="212529"/>
@@ -3258,7 +2529,7 @@
       </w:r>
       <w:r>
         <w:rPr>
-          <w:rFonts w:ascii="Roboto" w:hAnsi="Roboto" w:eastAsia="Roboto" w:cs="Roboto"/>
+          <w:rFonts w:ascii="Roboto" w:eastAsia="Roboto" w:hAnsi="Roboto" w:cs="Roboto"/>
           <w:color w:val="212529"/>
           <w:sz w:val="22"/>
           <w:szCs w:val="22"/>
@@ -3277,7 +2548,7 @@
       </w:pPr>
       <w:r>
         <w:rPr>
-          <w:rFonts w:ascii="Roboto" w:hAnsi="Roboto" w:eastAsia="Roboto" w:cs="Roboto"/>
+          <w:rFonts w:ascii="Roboto" w:eastAsia="Roboto" w:hAnsi="Roboto" w:cs="Roboto"/>
           <w:color w:val="212529"/>
           <w:sz w:val="22"/>
           <w:szCs w:val="22"/>
@@ -3294,7 +2565,7 @@
         <w:r>
           <w:rPr>
             <w:rStyle w:val="Hyperlink"/>
-            <w:rFonts w:ascii="Roboto" w:hAnsi="Roboto" w:eastAsia="Roboto" w:cs="Roboto"/>
+            <w:rFonts w:ascii="Roboto" w:eastAsia="Roboto" w:hAnsi="Roboto" w:cs="Roboto"/>
             <w:color w:val="1155CC"/>
             <w:sz w:val="22"/>
             <w:szCs w:val="22"/>
@@ -3311,7 +2582,7 @@
       </w:pPr>
       <w:r>
         <w:rPr>
-          <w:rFonts w:ascii="Arial" w:hAnsi="Arial" w:eastAsia="Arial" w:cs="Arial"/>
+          <w:rFonts w:ascii="Arial" w:eastAsia="Arial" w:hAnsi="Arial" w:cs="Arial"/>
           <w:b/>
           <w:bCs/>
           <w:color w:val="000000" w:themeColor="text1"/>
@@ -3322,7 +2593,7 @@
       </w:r>
       <w:r>
         <w:rPr>
-          <w:rFonts w:ascii="Arial" w:hAnsi="Arial" w:eastAsia="Arial" w:cs="Arial"/>
+          <w:rFonts w:ascii="Arial" w:eastAsia="Arial" w:hAnsi="Arial" w:cs="Arial"/>
           <w:color w:val="000000" w:themeColor="text1"/>
           <w:sz w:val="22"/>
           <w:szCs w:val="22"/>
@@ -3331,7 +2602,7 @@
       </w:r>
       <w:r>
         <w:rPr>
-          <w:rFonts w:ascii="Roboto" w:hAnsi="Roboto" w:eastAsia="Roboto" w:cs="Roboto"/>
+          <w:rFonts w:ascii="Roboto" w:eastAsia="Roboto" w:hAnsi="Roboto" w:cs="Roboto"/>
           <w:color w:val="212529"/>
           <w:sz w:val="22"/>
           <w:szCs w:val="22"/>
@@ -3346,7 +2617,7 @@
       </w:pPr>
       <w:r>
         <w:rPr>
-          <w:rFonts w:ascii="Roboto" w:hAnsi="Roboto" w:eastAsia="Roboto" w:cs="Roboto"/>
+          <w:rFonts w:ascii="Roboto" w:eastAsia="Roboto" w:hAnsi="Roboto" w:cs="Roboto"/>
           <w:b/>
           <w:bCs/>
           <w:color w:val="212529"/>
@@ -3357,7 +2628,7 @@
       </w:r>
       <w:r>
         <w:rPr>
-          <w:rFonts w:ascii="Roboto" w:hAnsi="Roboto" w:eastAsia="Roboto" w:cs="Roboto"/>
+          <w:rFonts w:ascii="Roboto" w:eastAsia="Roboto" w:hAnsi="Roboto" w:cs="Roboto"/>
           <w:color w:val="212529"/>
           <w:sz w:val="22"/>
           <w:szCs w:val="22"/>
@@ -3372,7 +2643,7 @@
       </w:pPr>
       <w:r>
         <w:rPr>
-          <w:rFonts w:ascii="Roboto" w:hAnsi="Roboto" w:eastAsia="Roboto" w:cs="Roboto"/>
+          <w:rFonts w:ascii="Roboto" w:eastAsia="Roboto" w:hAnsi="Roboto" w:cs="Roboto"/>
           <w:b/>
           <w:bCs/>
           <w:color w:val="212529"/>
@@ -3383,7 +2654,7 @@
       </w:r>
       <w:r>
         <w:rPr>
-          <w:rFonts w:ascii="Roboto" w:hAnsi="Roboto" w:eastAsia="Roboto" w:cs="Roboto"/>
+          <w:rFonts w:ascii="Roboto" w:eastAsia="Roboto" w:hAnsi="Roboto" w:cs="Roboto"/>
           <w:color w:val="212529"/>
           <w:sz w:val="22"/>
           <w:szCs w:val="22"/>
@@ -3399,7 +2670,7 @@
       </w:pPr>
       <w:r>
         <w:rPr>
-          <w:rFonts w:ascii="Arial" w:hAnsi="Arial" w:eastAsia="Arial" w:cs="Arial"/>
+          <w:rFonts w:ascii="Arial" w:eastAsia="Arial" w:hAnsi="Arial" w:cs="Arial"/>
           <w:color w:val="000000" w:themeColor="text1"/>
           <w:sz w:val="22"/>
           <w:szCs w:val="22"/>
@@ -3420,7 +2691,7 @@
       </w:pPr>
       <w:r>
         <w:rPr>
-          <w:rFonts w:ascii="Arial" w:hAnsi="Arial" w:eastAsia="Arial" w:cs="Arial"/>
+          <w:rFonts w:ascii="Arial" w:eastAsia="Arial" w:hAnsi="Arial" w:cs="Arial"/>
           <w:color w:val="000000" w:themeColor="text1"/>
           <w:sz w:val="22"/>
           <w:szCs w:val="22"/>
@@ -3434,21 +2705,21 @@
         <w:pStyle w:val="ListParagraph"/>
         <w:numPr>
           <w:ilvl w:val="0"/>
-          <w:numId w:val="7"/>
+          <w:numId w:val="13"/>
         </w:numPr>
         <w:spacing w:before="220" w:after="220"/>
         <w:rPr>
-          <w:rFonts w:ascii="Arial" w:hAnsi="Arial" w:eastAsia="Arial" w:cs="Arial"/>
-          <w:b/>
-          <w:bCs/>
-          <w:color w:val="000000" w:themeColor="text1"/>
-          <w:sz w:val="22"/>
-          <w:szCs w:val="22"/>
-        </w:rPr>
-      </w:pPr>
-      <w:r>
-        <w:rPr>
-          <w:rFonts w:ascii="Arial" w:hAnsi="Arial" w:eastAsia="Arial" w:cs="Arial"/>
+          <w:rFonts w:ascii="Arial" w:eastAsia="Arial" w:hAnsi="Arial" w:cs="Arial"/>
+          <w:b/>
+          <w:bCs/>
+          <w:color w:val="000000" w:themeColor="text1"/>
+          <w:sz w:val="22"/>
+          <w:szCs w:val="22"/>
+        </w:rPr>
+      </w:pPr>
+      <w:r>
+        <w:rPr>
+          <w:rFonts w:ascii="Arial" w:eastAsia="Arial" w:hAnsi="Arial" w:cs="Arial"/>
           <w:b/>
           <w:bCs/>
           <w:color w:val="000000" w:themeColor="text1"/>
@@ -3469,7 +2740,7 @@
         <w:r>
           <w:rPr>
             <w:rStyle w:val="Hyperlink"/>
-            <w:rFonts w:ascii="Arial" w:hAnsi="Arial" w:eastAsia="Arial" w:cs="Arial"/>
+            <w:rFonts w:ascii="Arial" w:eastAsia="Arial" w:hAnsi="Arial" w:cs="Arial"/>
             <w:b/>
             <w:bCs/>
             <w:color w:val="1155CC"/>
@@ -3488,7 +2759,7 @@
       </w:pPr>
       <w:r>
         <w:rPr>
-          <w:rFonts w:ascii="Arial" w:hAnsi="Arial" w:eastAsia="Arial" w:cs="Arial"/>
+          <w:rFonts w:ascii="Arial" w:eastAsia="Arial" w:hAnsi="Arial" w:cs="Arial"/>
           <w:b/>
           <w:bCs/>
           <w:color w:val="000000" w:themeColor="text1"/>
@@ -3499,7 +2770,7 @@
       </w:r>
       <w:r>
         <w:rPr>
-          <w:rFonts w:ascii="Arial" w:hAnsi="Arial" w:eastAsia="Arial" w:cs="Arial"/>
+          <w:rFonts w:ascii="Arial" w:eastAsia="Arial" w:hAnsi="Arial" w:cs="Arial"/>
           <w:color w:val="000000" w:themeColor="text1"/>
           <w:sz w:val="22"/>
           <w:szCs w:val="22"/>
@@ -3515,7 +2786,7 @@
       </w:pPr>
       <w:r>
         <w:rPr>
-          <w:rFonts w:ascii="Arial" w:hAnsi="Arial" w:eastAsia="Arial" w:cs="Arial"/>
+          <w:rFonts w:ascii="Arial" w:eastAsia="Arial" w:hAnsi="Arial" w:cs="Arial"/>
           <w:b/>
           <w:bCs/>
           <w:color w:val="000000" w:themeColor="text1"/>
@@ -3526,7 +2797,7 @@
       </w:r>
       <w:r>
         <w:rPr>
-          <w:rFonts w:ascii="Arial" w:hAnsi="Arial" w:eastAsia="Arial" w:cs="Arial"/>
+          <w:rFonts w:ascii="Arial" w:eastAsia="Arial" w:hAnsi="Arial" w:cs="Arial"/>
           <w:color w:val="000000" w:themeColor="text1"/>
           <w:sz w:val="22"/>
           <w:szCs w:val="22"/>
@@ -3542,7 +2813,7 @@
       </w:pPr>
       <w:r>
         <w:rPr>
-          <w:rFonts w:ascii="Arial" w:hAnsi="Arial" w:eastAsia="Arial" w:cs="Arial"/>
+          <w:rFonts w:ascii="Arial" w:eastAsia="Arial" w:hAnsi="Arial" w:cs="Arial"/>
           <w:b/>
           <w:bCs/>
           <w:color w:val="000000" w:themeColor="text1"/>
@@ -3553,7 +2824,7 @@
       </w:r>
       <w:r>
         <w:rPr>
-          <w:rFonts w:ascii="Arial" w:hAnsi="Arial" w:eastAsia="Arial" w:cs="Arial"/>
+          <w:rFonts w:ascii="Arial" w:eastAsia="Arial" w:hAnsi="Arial" w:cs="Arial"/>
           <w:color w:val="000000" w:themeColor="text1"/>
           <w:sz w:val="22"/>
           <w:szCs w:val="22"/>
@@ -3569,7 +2840,7 @@
       </w:pPr>
       <w:r>
         <w:rPr>
-          <w:rFonts w:ascii="Arial" w:hAnsi="Arial" w:eastAsia="Arial" w:cs="Arial"/>
+          <w:rFonts w:ascii="Arial" w:eastAsia="Arial" w:hAnsi="Arial" w:cs="Arial"/>
           <w:b/>
           <w:bCs/>
           <w:color w:val="000000" w:themeColor="text1"/>
@@ -3580,7 +2851,7 @@
       </w:r>
       <w:r>
         <w:rPr>
-          <w:rFonts w:ascii="Arial" w:hAnsi="Arial" w:eastAsia="Arial" w:cs="Arial"/>
+          <w:rFonts w:ascii="Arial" w:eastAsia="Arial" w:hAnsi="Arial" w:cs="Arial"/>
           <w:color w:val="000000" w:themeColor="text1"/>
           <w:sz w:val="22"/>
           <w:szCs w:val="22"/>
@@ -3589,7 +2860,7 @@
       </w:r>
       <w:r>
         <w:rPr>
-          <w:rFonts w:ascii="Arial" w:hAnsi="Arial" w:eastAsia="Arial" w:cs="Arial"/>
+          <w:rFonts w:ascii="Arial" w:eastAsia="Arial" w:hAnsi="Arial" w:cs="Arial"/>
           <w:i/>
           <w:iCs/>
           <w:color w:val="000000" w:themeColor="text1"/>
@@ -3600,7 +2871,7 @@
       </w:r>
       <w:r>
         <w:rPr>
-          <w:rFonts w:ascii="Arial" w:hAnsi="Arial" w:eastAsia="Arial" w:cs="Arial"/>
+          <w:rFonts w:ascii="Arial" w:eastAsia="Arial" w:hAnsi="Arial" w:cs="Arial"/>
           <w:color w:val="000000" w:themeColor="text1"/>
           <w:sz w:val="22"/>
           <w:szCs w:val="22"/>
@@ -3616,7 +2887,7 @@
       </w:pPr>
       <w:r>
         <w:rPr>
-          <w:rFonts w:ascii="Arial" w:hAnsi="Arial" w:eastAsia="Arial" w:cs="Arial"/>
+          <w:rFonts w:ascii="Arial" w:eastAsia="Arial" w:hAnsi="Arial" w:cs="Arial"/>
           <w:b/>
           <w:bCs/>
           <w:color w:val="000000" w:themeColor="text1"/>
@@ -3627,7 +2898,7 @@
       </w:r>
       <w:r>
         <w:rPr>
-          <w:rFonts w:ascii="Arial" w:hAnsi="Arial" w:eastAsia="Arial" w:cs="Arial"/>
+          <w:rFonts w:ascii="Arial" w:eastAsia="Arial" w:hAnsi="Arial" w:cs="Arial"/>
           <w:color w:val="000000" w:themeColor="text1"/>
           <w:sz w:val="22"/>
           <w:szCs w:val="22"/>
@@ -3645,7 +2916,7 @@
         <w:r>
           <w:rPr>
             <w:rStyle w:val="Hyperlink"/>
-            <w:rFonts w:ascii="Arial" w:hAnsi="Arial" w:eastAsia="Arial" w:cs="Arial"/>
+            <w:rFonts w:ascii="Arial" w:eastAsia="Arial" w:hAnsi="Arial" w:cs="Arial"/>
             <w:b/>
             <w:bCs/>
             <w:color w:val="1155CC"/>
@@ -3664,7 +2935,7 @@
       </w:pPr>
       <w:r>
         <w:rPr>
-          <w:rFonts w:ascii="Arial" w:hAnsi="Arial" w:eastAsia="Arial" w:cs="Arial"/>
+          <w:rFonts w:ascii="Arial" w:eastAsia="Arial" w:hAnsi="Arial" w:cs="Arial"/>
           <w:color w:val="000000" w:themeColor="text1"/>
           <w:sz w:val="22"/>
           <w:szCs w:val="22"/>
@@ -3673,7 +2944,7 @@
       </w:r>
       <w:r>
         <w:rPr>
-          <w:rFonts w:ascii="Arial" w:hAnsi="Arial" w:eastAsia="Arial" w:cs="Arial"/>
+          <w:rFonts w:ascii="Arial" w:eastAsia="Arial" w:hAnsi="Arial" w:cs="Arial"/>
           <w:b/>
           <w:bCs/>
           <w:color w:val="000000" w:themeColor="text1"/>
@@ -3684,7 +2955,7 @@
       </w:r>
       <w:r>
         <w:rPr>
-          <w:rFonts w:ascii="Arial" w:hAnsi="Arial" w:eastAsia="Arial" w:cs="Arial"/>
+          <w:rFonts w:ascii="Arial" w:eastAsia="Arial" w:hAnsi="Arial" w:cs="Arial"/>
           <w:color w:val="000000" w:themeColor="text1"/>
           <w:sz w:val="22"/>
           <w:szCs w:val="22"/>
@@ -3699,7 +2970,7 @@
       </w:pPr>
       <w:r>
         <w:rPr>
-          <w:rFonts w:ascii="Arial" w:hAnsi="Arial" w:eastAsia="Arial" w:cs="Arial"/>
+          <w:rFonts w:ascii="Arial" w:eastAsia="Arial" w:hAnsi="Arial" w:cs="Arial"/>
           <w:b/>
           <w:bCs/>
           <w:color w:val="000000" w:themeColor="text1"/>
@@ -3710,7 +2981,7 @@
       </w:r>
       <w:r>
         <w:rPr>
-          <w:rFonts w:ascii="Arial" w:hAnsi="Arial" w:eastAsia="Arial" w:cs="Arial"/>
+          <w:rFonts w:ascii="Arial" w:eastAsia="Arial" w:hAnsi="Arial" w:cs="Arial"/>
           <w:color w:val="000000" w:themeColor="text1"/>
           <w:sz w:val="22"/>
           <w:szCs w:val="22"/>
@@ -3725,7 +2996,7 @@
       </w:pPr>
       <w:r>
         <w:rPr>
-          <w:rFonts w:ascii="Arial" w:hAnsi="Arial" w:eastAsia="Arial" w:cs="Arial"/>
+          <w:rFonts w:ascii="Arial" w:eastAsia="Arial" w:hAnsi="Arial" w:cs="Arial"/>
           <w:b/>
           <w:bCs/>
           <w:color w:val="000000" w:themeColor="text1"/>
@@ -3736,7 +3007,7 @@
       </w:r>
       <w:r>
         <w:rPr>
-          <w:rFonts w:ascii="Arial" w:hAnsi="Arial" w:eastAsia="Arial" w:cs="Arial"/>
+          <w:rFonts w:ascii="Arial" w:eastAsia="Arial" w:hAnsi="Arial" w:cs="Arial"/>
           <w:color w:val="000000" w:themeColor="text1"/>
           <w:sz w:val="22"/>
           <w:szCs w:val="22"/>
@@ -3751,7 +3022,7 @@
       </w:pPr>
       <w:r>
         <w:rPr>
-          <w:rFonts w:ascii="Arial" w:hAnsi="Arial" w:eastAsia="Arial" w:cs="Arial"/>
+          <w:rFonts w:ascii="Arial" w:eastAsia="Arial" w:hAnsi="Arial" w:cs="Arial"/>
           <w:b/>
           <w:bCs/>
           <w:color w:val="000000" w:themeColor="text1"/>
@@ -3762,7 +3033,7 @@
       </w:r>
       <w:r>
         <w:rPr>
-          <w:rFonts w:ascii="Arial" w:hAnsi="Arial" w:eastAsia="Arial" w:cs="Arial"/>
+          <w:rFonts w:ascii="Arial" w:eastAsia="Arial" w:hAnsi="Arial" w:cs="Arial"/>
           <w:color w:val="000000" w:themeColor="text1"/>
           <w:sz w:val="22"/>
           <w:szCs w:val="22"/>
@@ -3777,7 +3048,7 @@
       </w:pPr>
       <w:r>
         <w:rPr>
-          <w:rFonts w:ascii="Arial" w:hAnsi="Arial" w:eastAsia="Arial" w:cs="Arial"/>
+          <w:rFonts w:ascii="Arial" w:eastAsia="Arial" w:hAnsi="Arial" w:cs="Arial"/>
           <w:b/>
           <w:bCs/>
           <w:color w:val="000000" w:themeColor="text1"/>
@@ -3788,7 +3059,7 @@
       </w:r>
       <w:r>
         <w:rPr>
-          <w:rFonts w:ascii="Arial" w:hAnsi="Arial" w:eastAsia="Arial" w:cs="Arial"/>
+          <w:rFonts w:ascii="Arial" w:eastAsia="Arial" w:hAnsi="Arial" w:cs="Arial"/>
           <w:color w:val="000000" w:themeColor="text1"/>
           <w:sz w:val="22"/>
           <w:szCs w:val="22"/>
@@ -3803,7 +3074,7 @@
       </w:pPr>
       <w:r>
         <w:rPr>
-          <w:rFonts w:ascii="Arial" w:hAnsi="Arial" w:eastAsia="Arial" w:cs="Arial"/>
+          <w:rFonts w:ascii="Arial" w:eastAsia="Arial" w:hAnsi="Arial" w:cs="Arial"/>
           <w:b/>
           <w:bCs/>
           <w:color w:val="000000" w:themeColor="text1"/>
@@ -3823,7 +3094,7 @@
         <w:r>
           <w:rPr>
             <w:rStyle w:val="Hyperlink"/>
-            <w:rFonts w:ascii="Arial" w:hAnsi="Arial" w:eastAsia="Arial" w:cs="Arial"/>
+            <w:rFonts w:ascii="Arial" w:eastAsia="Arial" w:hAnsi="Arial" w:cs="Arial"/>
             <w:b/>
             <w:bCs/>
             <w:color w:val="1155CC"/>
@@ -3842,7 +3113,7 @@
       </w:pPr>
       <w:r>
         <w:rPr>
-          <w:rFonts w:ascii="Arial" w:hAnsi="Arial" w:eastAsia="Arial" w:cs="Arial"/>
+          <w:rFonts w:ascii="Arial" w:eastAsia="Arial" w:hAnsi="Arial" w:cs="Arial"/>
           <w:b/>
           <w:bCs/>
           <w:color w:val="000000" w:themeColor="text1"/>
@@ -3853,7 +3124,7 @@
       </w:r>
       <w:r>
         <w:rPr>
-          <w:rFonts w:ascii="Arial" w:hAnsi="Arial" w:eastAsia="Arial" w:cs="Arial"/>
+          <w:rFonts w:ascii="Arial" w:eastAsia="Arial" w:hAnsi="Arial" w:cs="Arial"/>
           <w:color w:val="000000" w:themeColor="text1"/>
           <w:sz w:val="22"/>
           <w:szCs w:val="22"/>
@@ -3868,7 +3139,7 @@
       </w:pPr>
       <w:r>
         <w:rPr>
-          <w:rFonts w:ascii="Arial" w:hAnsi="Arial" w:eastAsia="Arial" w:cs="Arial"/>
+          <w:rFonts w:ascii="Arial" w:eastAsia="Arial" w:hAnsi="Arial" w:cs="Arial"/>
           <w:b/>
           <w:bCs/>
           <w:color w:val="000000" w:themeColor="text1"/>
@@ -3879,7 +3150,7 @@
       </w:r>
       <w:r>
         <w:rPr>
-          <w:rFonts w:ascii="Arial" w:hAnsi="Arial" w:eastAsia="Arial" w:cs="Arial"/>
+          <w:rFonts w:ascii="Arial" w:eastAsia="Arial" w:hAnsi="Arial" w:cs="Arial"/>
           <w:color w:val="000000" w:themeColor="text1"/>
           <w:sz w:val="22"/>
           <w:szCs w:val="22"/>
@@ -3894,7 +3165,7 @@
       </w:pPr>
       <w:r>
         <w:rPr>
-          <w:rFonts w:ascii="Arial" w:hAnsi="Arial" w:eastAsia="Arial" w:cs="Arial"/>
+          <w:rFonts w:ascii="Arial" w:eastAsia="Arial" w:hAnsi="Arial" w:cs="Arial"/>
           <w:b/>
           <w:bCs/>
           <w:color w:val="000000" w:themeColor="text1"/>
@@ -3905,7 +3176,7 @@
       </w:r>
       <w:r>
         <w:rPr>
-          <w:rFonts w:ascii="Arial" w:hAnsi="Arial" w:eastAsia="Arial" w:cs="Arial"/>
+          <w:rFonts w:ascii="Arial" w:eastAsia="Arial" w:hAnsi="Arial" w:cs="Arial"/>
           <w:color w:val="000000" w:themeColor="text1"/>
           <w:sz w:val="22"/>
           <w:szCs w:val="22"/>
@@ -3920,7 +3191,7 @@
       </w:pPr>
       <w:r>
         <w:rPr>
-          <w:rFonts w:ascii="Arial" w:hAnsi="Arial" w:eastAsia="Arial" w:cs="Arial"/>
+          <w:rFonts w:ascii="Arial" w:eastAsia="Arial" w:hAnsi="Arial" w:cs="Arial"/>
           <w:b/>
           <w:bCs/>
           <w:color w:val="000000" w:themeColor="text1"/>
@@ -3931,7 +3202,7 @@
       </w:r>
       <w:r>
         <w:rPr>
-          <w:rFonts w:ascii="Arial" w:hAnsi="Arial" w:eastAsia="Arial" w:cs="Arial"/>
+          <w:rFonts w:ascii="Arial" w:eastAsia="Arial" w:hAnsi="Arial" w:cs="Arial"/>
           <w:color w:val="000000" w:themeColor="text1"/>
           <w:sz w:val="22"/>
           <w:szCs w:val="22"/>
@@ -3946,7 +3217,7 @@
       </w:pPr>
       <w:r>
         <w:rPr>
-          <w:rFonts w:ascii="Arial" w:hAnsi="Arial" w:eastAsia="Arial" w:cs="Arial"/>
+          <w:rFonts w:ascii="Arial" w:eastAsia="Arial" w:hAnsi="Arial" w:cs="Arial"/>
           <w:b/>
           <w:bCs/>
           <w:color w:val="000000" w:themeColor="text1"/>
@@ -3957,7 +3228,7 @@
       </w:r>
       <w:r>
         <w:rPr>
-          <w:rFonts w:ascii="Arial" w:hAnsi="Arial" w:eastAsia="Arial" w:cs="Arial"/>
+          <w:rFonts w:ascii="Arial" w:eastAsia="Arial" w:hAnsi="Arial" w:cs="Arial"/>
           <w:color w:val="000000" w:themeColor="text1"/>
           <w:sz w:val="22"/>
           <w:szCs w:val="22"/>
@@ -3976,7 +3247,7 @@
       </w:pPr>
       <w:r>
         <w:rPr>
-          <w:rFonts w:ascii="Arial" w:hAnsi="Arial" w:eastAsia="Arial" w:cs="Arial"/>
+          <w:rFonts w:ascii="Arial" w:eastAsia="Arial" w:hAnsi="Arial" w:cs="Arial"/>
           <w:color w:val="000000" w:themeColor="text1"/>
           <w:sz w:val="22"/>
           <w:szCs w:val="22"/>
@@ -3992,7 +3263,7 @@
       </w:pPr>
       <w:r>
         <w:rPr>
-          <w:rFonts w:ascii="Arial" w:hAnsi="Arial" w:eastAsia="Arial" w:cs="Arial"/>
+          <w:rFonts w:ascii="Arial" w:eastAsia="Arial" w:hAnsi="Arial" w:cs="Arial"/>
           <w:color w:val="000000" w:themeColor="text1"/>
           <w:sz w:val="22"/>
           <w:szCs w:val="22"/>
@@ -4007,7 +3278,7 @@
       </w:pPr>
       <w:r>
         <w:rPr>
-          <w:rFonts w:ascii="Arial" w:hAnsi="Arial" w:eastAsia="Arial" w:cs="Arial"/>
+          <w:rFonts w:ascii="Arial" w:eastAsia="Arial" w:hAnsi="Arial" w:cs="Arial"/>
           <w:color w:val="000000" w:themeColor="text1"/>
           <w:sz w:val="22"/>
           <w:szCs w:val="22"/>
@@ -4023,7 +3294,7 @@
       </w:pPr>
       <w:r>
         <w:rPr>
-          <w:rFonts w:ascii="Arial" w:hAnsi="Arial" w:eastAsia="Arial" w:cs="Arial"/>
+          <w:rFonts w:ascii="Arial" w:eastAsia="Arial" w:hAnsi="Arial" w:cs="Arial"/>
           <w:color w:val="000000" w:themeColor="text1"/>
           <w:sz w:val="22"/>
           <w:szCs w:val="22"/>
@@ -4038,7 +3309,7 @@
       </w:pPr>
       <w:r>
         <w:rPr>
-          <w:rFonts w:ascii="Arial" w:hAnsi="Arial" w:eastAsia="Arial" w:cs="Arial"/>
+          <w:rFonts w:ascii="Arial" w:eastAsia="Arial" w:hAnsi="Arial" w:cs="Arial"/>
           <w:color w:val="000000" w:themeColor="text1"/>
           <w:sz w:val="22"/>
           <w:szCs w:val="22"/>
@@ -4051,7 +3322,7 @@
       </w:r>
       <w:r>
         <w:rPr>
-          <w:rFonts w:ascii="Arial" w:hAnsi="Arial" w:eastAsia="Arial" w:cs="Arial"/>
+          <w:rFonts w:ascii="Arial" w:eastAsia="Arial" w:hAnsi="Arial" w:cs="Arial"/>
           <w:color w:val="000000" w:themeColor="text1"/>
           <w:sz w:val="22"/>
           <w:szCs w:val="22"/>
@@ -4066,7 +3337,7 @@
       </w:pPr>
       <w:r>
         <w:rPr>
-          <w:rFonts w:ascii="Arial" w:hAnsi="Arial" w:eastAsia="Arial" w:cs="Arial"/>
+          <w:rFonts w:ascii="Arial" w:eastAsia="Arial" w:hAnsi="Arial" w:cs="Arial"/>
           <w:color w:val="000000" w:themeColor="text1"/>
           <w:sz w:val="22"/>
           <w:szCs w:val="22"/>
@@ -4081,7 +3352,7 @@
       </w:pPr>
       <w:r>
         <w:rPr>
-          <w:rFonts w:ascii="Arial" w:hAnsi="Arial" w:eastAsia="Arial" w:cs="Arial"/>
+          <w:rFonts w:ascii="Arial" w:eastAsia="Arial" w:hAnsi="Arial" w:cs="Arial"/>
           <w:color w:val="000000" w:themeColor="text1"/>
           <w:sz w:val="22"/>
           <w:szCs w:val="22"/>
@@ -4098,7 +3369,7 @@
       </w:pPr>
       <w:r>
         <w:rPr>
-          <w:rFonts w:ascii="Arial" w:hAnsi="Arial" w:eastAsia="Arial" w:cs="Arial"/>
+          <w:rFonts w:ascii="Arial" w:eastAsia="Arial" w:hAnsi="Arial" w:cs="Arial"/>
           <w:color w:val="000000" w:themeColor="text1"/>
           <w:sz w:val="22"/>
           <w:szCs w:val="22"/>
@@ -4113,7 +3384,7 @@
       </w:pPr>
       <w:r>
         <w:rPr>
-          <w:rFonts w:ascii="Arial" w:hAnsi="Arial" w:eastAsia="Arial" w:cs="Arial"/>
+          <w:rFonts w:ascii="Arial" w:eastAsia="Arial" w:hAnsi="Arial" w:cs="Arial"/>
           <w:color w:val="000000" w:themeColor="text1"/>
           <w:sz w:val="22"/>
           <w:szCs w:val="22"/>
@@ -4128,7 +3399,7 @@
       </w:pPr>
       <w:r>
         <w:rPr>
-          <w:rFonts w:ascii="Verdana" w:hAnsi="Verdana" w:eastAsia="Verdana" w:cs="Verdana"/>
+          <w:rFonts w:ascii="Verdana" w:eastAsia="Verdana" w:hAnsi="Verdana" w:cs="Verdana"/>
           <w:color w:val="000000" w:themeColor="text1"/>
           <w:sz w:val="22"/>
           <w:szCs w:val="22"/>
@@ -4148,7 +3419,7 @@
       </w:pPr>
       <w:r>
         <w:rPr>
-          <w:rFonts w:ascii="Verdana" w:hAnsi="Verdana" w:eastAsia="Verdana" w:cs="Verdana"/>
+          <w:rFonts w:ascii="Verdana" w:eastAsia="Verdana" w:hAnsi="Verdana" w:cs="Verdana"/>
           <w:color w:val="000000" w:themeColor="text1"/>
           <w:sz w:val="22"/>
           <w:szCs w:val="22"/>
@@ -4157,7 +3428,7 @@
       </w:r>
       <w:r>
         <w:rPr>
-          <w:rFonts w:ascii="Verdana" w:hAnsi="Verdana" w:eastAsia="Verdana" w:cs="Verdana"/>
+          <w:rFonts w:ascii="Verdana" w:eastAsia="Verdana" w:hAnsi="Verdana" w:cs="Verdana"/>
           <w:color w:val="000000" w:themeColor="text1"/>
           <w:sz w:val="22"/>
           <w:szCs w:val="22"/>
@@ -4166,7 +3437,7 @@
       </w:r>
       <w:r>
         <w:rPr>
-          <w:rFonts w:ascii="Verdana" w:hAnsi="Verdana" w:eastAsia="Verdana" w:cs="Verdana"/>
+          <w:rFonts w:ascii="Verdana" w:eastAsia="Verdana" w:hAnsi="Verdana" w:cs="Verdana"/>
           <w:color w:val="000000" w:themeColor="text1"/>
           <w:sz w:val="22"/>
           <w:szCs w:val="22"/>
@@ -4175,7 +3446,7 @@
       </w:r>
       <w:r>
         <w:rPr>
-          <w:rFonts w:ascii="Verdana" w:hAnsi="Verdana" w:eastAsia="Verdana" w:cs="Verdana"/>
+          <w:rFonts w:ascii="Verdana" w:eastAsia="Verdana" w:hAnsi="Verdana" w:cs="Verdana"/>
           <w:color w:val="000000" w:themeColor="text1"/>
           <w:sz w:val="22"/>
           <w:szCs w:val="22"/>
@@ -4184,7 +3455,7 @@
       </w:r>
       <w:r>
         <w:rPr>
-          <w:rFonts w:ascii="Verdana" w:hAnsi="Verdana" w:eastAsia="Verdana" w:cs="Verdana"/>
+          <w:rFonts w:ascii="Verdana" w:eastAsia="Verdana" w:hAnsi="Verdana" w:cs="Verdana"/>
           <w:color w:val="000000" w:themeColor="text1"/>
           <w:sz w:val="22"/>
           <w:szCs w:val="22"/>
@@ -4193,7 +3464,7 @@
       </w:r>
       <w:r>
         <w:rPr>
-          <w:rFonts w:ascii="Verdana" w:hAnsi="Verdana" w:eastAsia="Verdana" w:cs="Verdana"/>
+          <w:rFonts w:ascii="Verdana" w:eastAsia="Verdana" w:hAnsi="Verdana" w:cs="Verdana"/>
           <w:color w:val="000000" w:themeColor="text1"/>
           <w:sz w:val="22"/>
           <w:szCs w:val="22"/>
@@ -4202,7 +3473,7 @@
       </w:r>
       <w:r>
         <w:rPr>
-          <w:rFonts w:ascii="Verdana" w:hAnsi="Verdana" w:eastAsia="Verdana" w:cs="Verdana"/>
+          <w:rFonts w:ascii="Verdana" w:eastAsia="Verdana" w:hAnsi="Verdana" w:cs="Verdana"/>
           <w:color w:val="000000" w:themeColor="text1"/>
           <w:sz w:val="22"/>
           <w:szCs w:val="22"/>
@@ -4211,7 +3482,7 @@
       </w:r>
       <w:r>
         <w:rPr>
-          <w:rFonts w:ascii="Verdana" w:hAnsi="Verdana" w:eastAsia="Verdana" w:cs="Verdana"/>
+          <w:rFonts w:ascii="Verdana" w:eastAsia="Verdana" w:hAnsi="Verdana" w:cs="Verdana"/>
           <w:sz w:val="22"/>
           <w:szCs w:val="22"/>
         </w:rPr>
@@ -4219,7 +3490,7 @@
       </w:r>
       <w:r>
         <w:rPr>
-          <w:rFonts w:ascii="Verdana" w:hAnsi="Verdana" w:eastAsia="Verdana" w:cs="Verdana"/>
+          <w:rFonts w:ascii="Verdana" w:eastAsia="Verdana" w:hAnsi="Verdana" w:cs="Verdana"/>
           <w:sz w:val="22"/>
           <w:szCs w:val="22"/>
         </w:rPr>
@@ -4227,7 +3498,7 @@
       </w:r>
       <w:r>
         <w:rPr>
-          <w:rFonts w:ascii="Verdana" w:hAnsi="Verdana" w:eastAsia="Verdana" w:cs="Verdana"/>
+          <w:rFonts w:ascii="Verdana" w:eastAsia="Verdana" w:hAnsi="Verdana" w:cs="Verdana"/>
           <w:color w:val="000000" w:themeColor="text1"/>
           <w:sz w:val="22"/>
           <w:szCs w:val="22"/>
@@ -4236,7 +3507,7 @@
       </w:r>
       <w:r>
         <w:rPr>
-          <w:rFonts w:ascii="Verdana" w:hAnsi="Verdana" w:eastAsia="Verdana" w:cs="Verdana"/>
+          <w:rFonts w:ascii="Verdana" w:eastAsia="Verdana" w:hAnsi="Verdana" w:cs="Verdana"/>
           <w:color w:val="000000" w:themeColor="text1"/>
           <w:sz w:val="22"/>
           <w:szCs w:val="22"/>
@@ -4245,7 +3516,7 @@
       </w:r>
       <w:r>
         <w:rPr>
-          <w:rFonts w:ascii="Verdana" w:hAnsi="Verdana" w:eastAsia="Verdana" w:cs="Verdana"/>
+          <w:rFonts w:ascii="Verdana" w:eastAsia="Verdana" w:hAnsi="Verdana" w:cs="Verdana"/>
           <w:color w:val="000000" w:themeColor="text1"/>
           <w:sz w:val="22"/>
           <w:szCs w:val="22"/>
@@ -4254,7 +3525,7 @@
       </w:r>
       <w:r>
         <w:rPr>
-          <w:rFonts w:ascii="Verdana" w:hAnsi="Verdana" w:eastAsia="Verdana" w:cs="Verdana"/>
+          <w:rFonts w:ascii="Verdana" w:eastAsia="Verdana" w:hAnsi="Verdana" w:cs="Verdana"/>
           <w:color w:val="000000" w:themeColor="text1"/>
           <w:sz w:val="22"/>
           <w:szCs w:val="22"/>
@@ -4263,7 +3534,7 @@
       </w:r>
       <w:r>
         <w:rPr>
-          <w:rFonts w:ascii="Verdana" w:hAnsi="Verdana" w:eastAsia="Verdana" w:cs="Verdana"/>
+          <w:rFonts w:ascii="Verdana" w:eastAsia="Verdana" w:hAnsi="Verdana" w:cs="Verdana"/>
           <w:sz w:val="22"/>
           <w:szCs w:val="22"/>
         </w:rPr>
@@ -4271,7 +3542,7 @@
       </w:r>
       <w:r>
         <w:rPr>
-          <w:rFonts w:ascii="Verdana" w:hAnsi="Verdana" w:eastAsia="Verdana" w:cs="Verdana"/>
+          <w:rFonts w:ascii="Verdana" w:eastAsia="Verdana" w:hAnsi="Verdana" w:cs="Verdana"/>
           <w:color w:val="000000" w:themeColor="text1"/>
           <w:sz w:val="22"/>
           <w:szCs w:val="22"/>
@@ -4280,7 +3551,7 @@
       </w:r>
       <w:r>
         <w:rPr>
-          <w:rFonts w:ascii="Verdana" w:hAnsi="Verdana" w:eastAsia="Verdana" w:cs="Verdana"/>
+          <w:rFonts w:ascii="Verdana" w:eastAsia="Verdana" w:hAnsi="Verdana" w:cs="Verdana"/>
           <w:color w:val="000000" w:themeColor="text1"/>
           <w:sz w:val="22"/>
           <w:szCs w:val="22"/>
@@ -4289,7 +3560,7 @@
       </w:r>
       <w:r>
         <w:rPr>
-          <w:rFonts w:ascii="Verdana" w:hAnsi="Verdana" w:eastAsia="Verdana" w:cs="Verdana"/>
+          <w:rFonts w:ascii="Verdana" w:eastAsia="Verdana" w:hAnsi="Verdana" w:cs="Verdana"/>
           <w:color w:val="000000" w:themeColor="text1"/>
           <w:sz w:val="22"/>
           <w:szCs w:val="22"/>
@@ -4298,7 +3569,7 @@
       </w:r>
       <w:r>
         <w:rPr>
-          <w:rFonts w:ascii="Verdana" w:hAnsi="Verdana" w:eastAsia="Verdana" w:cs="Verdana"/>
+          <w:rFonts w:ascii="Verdana" w:eastAsia="Verdana" w:hAnsi="Verdana" w:cs="Verdana"/>
           <w:color w:val="000000" w:themeColor="text1"/>
           <w:sz w:val="22"/>
           <w:szCs w:val="22"/>
@@ -4310,15 +3581,15 @@
       <w:pPr>
         <w:spacing w:after="200"/>
         <w:rPr>
-          <w:rFonts w:ascii="Verdana" w:hAnsi="Verdana" w:eastAsia="Verdana" w:cs="Verdana"/>
-          <w:color w:val="000000" w:themeColor="text1"/>
-          <w:sz w:val="22"/>
-          <w:szCs w:val="22"/>
-        </w:rPr>
-      </w:pPr>
-      <w:r>
-        <w:rPr>
-          <w:rFonts w:ascii="Verdana" w:hAnsi="Verdana" w:eastAsia="Verdana" w:cs="Verdana"/>
+          <w:rFonts w:ascii="Verdana" w:eastAsia="Verdana" w:hAnsi="Verdana" w:cs="Verdana"/>
+          <w:color w:val="000000" w:themeColor="text1"/>
+          <w:sz w:val="22"/>
+          <w:szCs w:val="22"/>
+        </w:rPr>
+      </w:pPr>
+      <w:r>
+        <w:rPr>
+          <w:rFonts w:ascii="Verdana" w:eastAsia="Verdana" w:hAnsi="Verdana" w:cs="Verdana"/>
           <w:color w:val="000000" w:themeColor="text1"/>
           <w:sz w:val="22"/>
           <w:szCs w:val="22"/>
@@ -4327,7 +3598,7 @@
       </w:r>
       <w:r>
         <w:rPr>
-          <w:rFonts w:ascii="Verdana" w:hAnsi="Verdana" w:eastAsia="Verdana" w:cs="Verdana"/>
+          <w:rFonts w:ascii="Verdana" w:eastAsia="Verdana" w:hAnsi="Verdana" w:cs="Verdana"/>
           <w:color w:val="000000" w:themeColor="text1"/>
           <w:sz w:val="22"/>
           <w:szCs w:val="22"/>
@@ -4336,7 +3607,7 @@
       </w:r>
       <w:r>
         <w:rPr>
-          <w:rFonts w:ascii="Verdana" w:hAnsi="Verdana" w:eastAsia="Verdana" w:cs="Verdana"/>
+          <w:rFonts w:ascii="Verdana" w:eastAsia="Verdana" w:hAnsi="Verdana" w:cs="Verdana"/>
           <w:color w:val="000000" w:themeColor="text1"/>
           <w:sz w:val="22"/>
           <w:szCs w:val="22"/>
@@ -4345,7 +3616,7 @@
       </w:r>
       <w:r>
         <w:rPr>
-          <w:rFonts w:ascii="Verdana" w:hAnsi="Verdana" w:eastAsia="Verdana" w:cs="Verdana"/>
+          <w:rFonts w:ascii="Verdana" w:eastAsia="Verdana" w:hAnsi="Verdana" w:cs="Verdana"/>
           <w:color w:val="000000" w:themeColor="text1"/>
           <w:sz w:val="22"/>
           <w:szCs w:val="22"/>
@@ -4354,7 +3625,7 @@
       </w:r>
       <w:r>
         <w:rPr>
-          <w:rFonts w:ascii="Verdana" w:hAnsi="Verdana" w:eastAsia="Verdana" w:cs="Verdana"/>
+          <w:rFonts w:ascii="Verdana" w:eastAsia="Verdana" w:hAnsi="Verdana" w:cs="Verdana"/>
           <w:color w:val="000000" w:themeColor="text1"/>
           <w:sz w:val="22"/>
           <w:szCs w:val="22"/>
@@ -4363,7 +3634,7 @@
       </w:r>
       <w:r>
         <w:rPr>
-          <w:rFonts w:ascii="Verdana" w:hAnsi="Verdana" w:eastAsia="Verdana" w:cs="Verdana"/>
+          <w:rFonts w:ascii="Verdana" w:eastAsia="Verdana" w:hAnsi="Verdana" w:cs="Verdana"/>
           <w:color w:val="000000" w:themeColor="text1"/>
           <w:sz w:val="22"/>
           <w:szCs w:val="22"/>
@@ -4372,7 +3643,7 @@
       </w:r>
       <w:r>
         <w:rPr>
-          <w:rFonts w:ascii="Verdana" w:hAnsi="Verdana" w:eastAsia="Verdana" w:cs="Verdana"/>
+          <w:rFonts w:ascii="Verdana" w:eastAsia="Verdana" w:hAnsi="Verdana" w:cs="Verdana"/>
           <w:color w:val="000000" w:themeColor="text1"/>
           <w:sz w:val="22"/>
           <w:szCs w:val="22"/>
@@ -4381,7 +3652,7 @@
       </w:r>
       <w:r>
         <w:rPr>
-          <w:rFonts w:ascii="Verdana" w:hAnsi="Verdana" w:eastAsia="Verdana" w:cs="Verdana"/>
+          <w:rFonts w:ascii="Verdana" w:eastAsia="Verdana" w:hAnsi="Verdana" w:cs="Verdana"/>
           <w:color w:val="000000" w:themeColor="text1"/>
           <w:sz w:val="22"/>
           <w:szCs w:val="22"/>
@@ -4390,7 +3661,7 @@
       </w:r>
       <w:r>
         <w:rPr>
-          <w:rFonts w:ascii="Verdana" w:hAnsi="Verdana" w:eastAsia="Verdana" w:cs="Verdana"/>
+          <w:rFonts w:ascii="Verdana" w:eastAsia="Verdana" w:hAnsi="Verdana" w:cs="Verdana"/>
           <w:color w:val="000000" w:themeColor="text1"/>
           <w:sz w:val="22"/>
           <w:szCs w:val="22"/>
@@ -4399,7 +3670,7 @@
       </w:r>
       <w:r>
         <w:rPr>
-          <w:rFonts w:ascii="Verdana" w:hAnsi="Verdana" w:eastAsia="Verdana" w:cs="Verdana"/>
+          <w:rFonts w:ascii="Verdana" w:eastAsia="Verdana" w:hAnsi="Verdana" w:cs="Verdana"/>
           <w:color w:val="000000" w:themeColor="text1"/>
           <w:sz w:val="22"/>
           <w:szCs w:val="22"/>
@@ -4408,7 +3679,7 @@
       </w:r>
       <w:r>
         <w:rPr>
-          <w:rFonts w:ascii="Verdana" w:hAnsi="Verdana" w:eastAsia="Verdana" w:cs="Verdana"/>
+          <w:rFonts w:ascii="Verdana" w:eastAsia="Verdana" w:hAnsi="Verdana" w:cs="Verdana"/>
           <w:color w:val="000000" w:themeColor="text1"/>
           <w:sz w:val="22"/>
           <w:szCs w:val="22"/>
@@ -4417,7 +3688,7 @@
       </w:r>
       <w:r>
         <w:rPr>
-          <w:rFonts w:ascii="Verdana" w:hAnsi="Verdana" w:eastAsia="Verdana" w:cs="Verdana"/>
+          <w:rFonts w:ascii="Verdana" w:eastAsia="Verdana" w:hAnsi="Verdana" w:cs="Verdana"/>
           <w:color w:val="000000" w:themeColor="text1"/>
           <w:sz w:val="22"/>
           <w:szCs w:val="22"/>
@@ -4426,7 +3697,7 @@
       </w:r>
       <w:r>
         <w:rPr>
-          <w:rFonts w:ascii="Verdana" w:hAnsi="Verdana" w:eastAsia="Verdana" w:cs="Verdana"/>
+          <w:rFonts w:ascii="Verdana" w:eastAsia="Verdana" w:hAnsi="Verdana" w:cs="Verdana"/>
           <w:color w:val="000000" w:themeColor="text1"/>
           <w:sz w:val="22"/>
           <w:szCs w:val="22"/>
@@ -4435,7 +3706,7 @@
       </w:r>
       <w:r>
         <w:rPr>
-          <w:rFonts w:ascii="Verdana" w:hAnsi="Verdana" w:eastAsia="Verdana" w:cs="Verdana"/>
+          <w:rFonts w:ascii="Verdana" w:eastAsia="Verdana" w:hAnsi="Verdana" w:cs="Verdana"/>
           <w:color w:val="000000" w:themeColor="text1"/>
           <w:sz w:val="22"/>
           <w:szCs w:val="22"/>
@@ -4444,7 +3715,7 @@
       </w:r>
       <w:r>
         <w:rPr>
-          <w:rFonts w:ascii="Verdana" w:hAnsi="Verdana" w:eastAsia="Verdana" w:cs="Verdana"/>
+          <w:rFonts w:ascii="Verdana" w:eastAsia="Verdana" w:hAnsi="Verdana" w:cs="Verdana"/>
           <w:color w:val="000000" w:themeColor="text1"/>
           <w:sz w:val="22"/>
           <w:szCs w:val="22"/>
@@ -4453,7 +3724,7 @@
       </w:r>
       <w:r>
         <w:rPr>
-          <w:rFonts w:ascii="Verdana" w:hAnsi="Verdana" w:eastAsia="Verdana" w:cs="Verdana"/>
+          <w:rFonts w:ascii="Verdana" w:eastAsia="Verdana" w:hAnsi="Verdana" w:cs="Verdana"/>
           <w:color w:val="000000" w:themeColor="text1"/>
           <w:sz w:val="22"/>
           <w:szCs w:val="22"/>
@@ -4462,7 +3733,7 @@
       </w:r>
       <w:r>
         <w:rPr>
-          <w:rFonts w:ascii="Verdana" w:hAnsi="Verdana" w:eastAsia="Verdana" w:cs="Verdana"/>
+          <w:rFonts w:ascii="Verdana" w:eastAsia="Verdana" w:hAnsi="Verdana" w:cs="Verdana"/>
           <w:color w:val="000000" w:themeColor="text1"/>
           <w:sz w:val="22"/>
           <w:szCs w:val="22"/>
@@ -4474,15 +3745,15 @@
       <w:pPr>
         <w:spacing w:after="200"/>
         <w:rPr>
-          <w:rFonts w:ascii="Verdana" w:hAnsi="Verdana" w:eastAsia="Verdana" w:cs="Verdana"/>
-          <w:color w:val="000000" w:themeColor="text1"/>
-          <w:sz w:val="22"/>
-          <w:szCs w:val="22"/>
-        </w:rPr>
-      </w:pPr>
-      <w:r>
-        <w:rPr>
-          <w:rFonts w:ascii="Verdana" w:hAnsi="Verdana" w:eastAsia="Verdana" w:cs="Verdana"/>
+          <w:rFonts w:ascii="Verdana" w:eastAsia="Verdana" w:hAnsi="Verdana" w:cs="Verdana"/>
+          <w:color w:val="000000" w:themeColor="text1"/>
+          <w:sz w:val="22"/>
+          <w:szCs w:val="22"/>
+        </w:rPr>
+      </w:pPr>
+      <w:r>
+        <w:rPr>
+          <w:rFonts w:ascii="Verdana" w:eastAsia="Verdana" w:hAnsi="Verdana" w:cs="Verdana"/>
           <w:color w:val="000000" w:themeColor="text1"/>
           <w:sz w:val="22"/>
           <w:szCs w:val="22"/>
@@ -4491,7 +3762,7 @@
       </w:r>
       <w:r>
         <w:rPr>
-          <w:rFonts w:ascii="Verdana" w:hAnsi="Verdana" w:eastAsia="Verdana" w:cs="Verdana"/>
+          <w:rFonts w:ascii="Verdana" w:eastAsia="Verdana" w:hAnsi="Verdana" w:cs="Verdana"/>
           <w:color w:val="000000" w:themeColor="text1"/>
           <w:sz w:val="22"/>
           <w:szCs w:val="22"/>
@@ -4505,7 +3776,7 @@
       </w:pPr>
       <w:r>
         <w:rPr>
-          <w:rFonts w:ascii="Verdana" w:hAnsi="Verdana" w:eastAsia="Verdana" w:cs="Verdana"/>
+          <w:rFonts w:ascii="Verdana" w:eastAsia="Verdana" w:hAnsi="Verdana" w:cs="Verdana"/>
           <w:color w:val="000000" w:themeColor="text1"/>
           <w:sz w:val="22"/>
           <w:szCs w:val="22"/>
@@ -4514,7 +3785,7 @@
       </w:r>
       <w:r>
         <w:rPr>
-          <w:rFonts w:ascii="Verdana" w:hAnsi="Verdana" w:eastAsia="Verdana" w:cs="Verdana"/>
+          <w:rFonts w:ascii="Verdana" w:eastAsia="Verdana" w:hAnsi="Verdana" w:cs="Verdana"/>
           <w:color w:val="000000" w:themeColor="text1"/>
           <w:sz w:val="22"/>
           <w:szCs w:val="22"/>
@@ -4523,7 +3794,7 @@
       </w:r>
       <w:r>
         <w:rPr>
-          <w:rFonts w:ascii="Verdana" w:hAnsi="Verdana" w:eastAsia="Verdana" w:cs="Verdana"/>
+          <w:rFonts w:ascii="Verdana" w:eastAsia="Verdana" w:hAnsi="Verdana" w:cs="Verdana"/>
           <w:color w:val="000000" w:themeColor="text1"/>
           <w:sz w:val="22"/>
           <w:szCs w:val="22"/>
@@ -4532,7 +3803,7 @@
       </w:r>
       <w:r>
         <w:rPr>
-          <w:rFonts w:ascii="Verdana" w:hAnsi="Verdana" w:eastAsia="Verdana" w:cs="Verdana"/>
+          <w:rFonts w:ascii="Verdana" w:eastAsia="Verdana" w:hAnsi="Verdana" w:cs="Verdana"/>
           <w:color w:val="000000" w:themeColor="text1"/>
           <w:sz w:val="22"/>
           <w:szCs w:val="22"/>
@@ -4541,7 +3812,7 @@
       </w:r>
       <w:r>
         <w:rPr>
-          <w:rFonts w:ascii="Verdana" w:hAnsi="Verdana" w:eastAsia="Verdana" w:cs="Verdana"/>
+          <w:rFonts w:ascii="Verdana" w:eastAsia="Verdana" w:hAnsi="Verdana" w:cs="Verdana"/>
           <w:color w:val="000000" w:themeColor="text1"/>
           <w:sz w:val="22"/>
           <w:szCs w:val="22"/>
@@ -4555,7 +3826,7 @@
       </w:pPr>
       <w:r>
         <w:rPr>
-          <w:rFonts w:ascii="Verdana" w:hAnsi="Verdana" w:eastAsia="Verdana" w:cs="Verdana"/>
+          <w:rFonts w:ascii="Verdana" w:eastAsia="Verdana" w:hAnsi="Verdana" w:cs="Verdana"/>
           <w:color w:val="000000" w:themeColor="text1"/>
           <w:sz w:val="22"/>
           <w:szCs w:val="22"/>
@@ -4567,7 +3838,7 @@
       <w:pPr>
         <w:spacing w:after="200"/>
         <w:rPr>
-          <w:rFonts w:ascii="Verdana" w:hAnsi="Verdana" w:eastAsia="Verdana" w:cs="Verdana"/>
+          <w:rFonts w:ascii="Verdana" w:eastAsia="Verdana" w:hAnsi="Verdana" w:cs="Verdana"/>
           <w:color w:val="000000" w:themeColor="text1"/>
           <w:sz w:val="22"/>
           <w:szCs w:val="22"/>
@@ -4578,15 +3849,15 @@
       <w:pPr>
         <w:spacing w:after="200"/>
         <w:rPr>
-          <w:rFonts w:ascii="Verdana" w:hAnsi="Verdana" w:eastAsia="Verdana" w:cs="Verdana"/>
-          <w:color w:val="000000" w:themeColor="text1"/>
-          <w:sz w:val="22"/>
-          <w:szCs w:val="22"/>
-        </w:rPr>
-      </w:pPr>
-      <w:r>
-        <w:rPr>
-          <w:rFonts w:ascii="Verdana" w:hAnsi="Verdana" w:eastAsia="Verdana" w:cs="Verdana"/>
+          <w:rFonts w:ascii="Verdana" w:eastAsia="Verdana" w:hAnsi="Verdana" w:cs="Verdana"/>
+          <w:color w:val="000000" w:themeColor="text1"/>
+          <w:sz w:val="22"/>
+          <w:szCs w:val="22"/>
+        </w:rPr>
+      </w:pPr>
+      <w:r>
+        <w:rPr>
+          <w:rFonts w:ascii="Verdana" w:eastAsia="Verdana" w:hAnsi="Verdana" w:cs="Verdana"/>
           <w:color w:val="000000" w:themeColor="text1"/>
           <w:sz w:val="22"/>
           <w:szCs w:val="22"/>
@@ -4598,7 +3869,7 @@
       <w:pPr>
         <w:spacing w:after="200"/>
         <w:rPr>
-          <w:rFonts w:ascii="Verdana" w:hAnsi="Verdana" w:eastAsia="Verdana" w:cs="Verdana"/>
+          <w:rFonts w:ascii="Verdana" w:eastAsia="Verdana" w:hAnsi="Verdana" w:cs="Verdana"/>
           <w:color w:val="000000" w:themeColor="text1"/>
           <w:sz w:val="22"/>
           <w:szCs w:val="22"/>
@@ -4608,7 +3879,7 @@
         <w:r>
           <w:rPr>
             <w:rStyle w:val="Hyperlink"/>
-            <w:rFonts w:ascii="Verdana" w:hAnsi="Verdana" w:eastAsia="Verdana" w:cs="Verdana"/>
+            <w:rFonts w:ascii="Verdana" w:eastAsia="Verdana" w:hAnsi="Verdana" w:cs="Verdana"/>
             <w:sz w:val="22"/>
             <w:szCs w:val="22"/>
           </w:rPr>
@@ -5054,7 +4325,7 @@
     <w:sectPr>
       <w:headerReference w:type="default" r:id="rId27"/>
       <w:footerReference w:type="default" r:id="rId28"/>
-      <w:pgSz w:w="11906" w:h="16838" w:orient="portrait"/>
+      <w:pgSz w:w="11906" w:h="16838"/>
       <w:pgMar w:top="1440" w:right="1440" w:bottom="1440" w:left="1440" w:header="720" w:footer="720" w:gutter="0"/>
       <w:cols w:space="720"/>
       <w:docGrid w:linePitch="360"/>
@@ -5247,918 +4518,8 @@
 </w:hdr>
 </file>
 
-<file path=word/intelligence2.xml><?xml version="1.0" encoding="utf-8"?>
-<int2:intelligence xmlns:int2="http://schemas.microsoft.com/office/intelligence/2020/intelligence">
-  <int2:observations>
-    <int2:bookmark int2:bookmarkName="_Int_TgBVx6jv" int2:invalidationBookmarkName="" int2:hashCode="brchZsrI4S8fWe" int2:id="veZUZfml">
-      <int2:state int2:type="gram" int2:value="Rejected"/>
-    </int2:bookmark>
-    <int2:bookmark int2:bookmarkName="_Int_BbBRSYde" int2:invalidationBookmarkName="" int2:hashCode="y6QXEUr3BmvmOI" int2:id="8iCYfndI">
-      <int2:state int2:type="gram" int2:value="Rejected"/>
-    </int2:bookmark>
-  </int2:observations>
-  <int2:intelligenceSettings/>
-</int2:intelligence>
-</file>
-
 <file path=word/numbering.xml><?xml version="1.0" encoding="utf-8"?>
 <w:numbering xmlns:wpc="http://schemas.microsoft.com/office/word/2010/wordprocessingCanvas" xmlns:cx="http://schemas.microsoft.com/office/drawing/2014/chartex" xmlns:cx1="http://schemas.microsoft.com/office/drawing/2015/9/8/chartex" xmlns:cx2="http://schemas.microsoft.com/office/drawing/2015/10/21/chartex" xmlns:cx3="http://schemas.microsoft.com/office/drawing/2016/5/9/chartex" xmlns:cx4="http://schemas.microsoft.com/office/drawing/2016/5/10/chartex" xmlns:cx5="http://schemas.microsoft.com/office/drawing/2016/5/11/chartex" xmlns:cx6="http://schemas.microsoft.com/office/drawing/2016/5/12/chartex" xmlns:cx7="http://schemas.microsoft.com/office/drawing/2016/5/13/chartex" xmlns:cx8="http://schemas.microsoft.com/office/drawing/2016/5/14/chartex" xmlns:mc="http://schemas.openxmlformats.org/markup-compatibility/2006" xmlns:aink="http://schemas.microsoft.com/office/drawing/2016/ink" xmlns:am3d="http://schemas.microsoft.com/office/drawing/2017/model3d" xmlns:o="urn:schemas-microsoft-com:office:office" xmlns:oel="http://schemas.microsoft.com/office/2019/extlst" xmlns:r="http://schemas.openxmlformats.org/officeDocument/2006/relationships" xmlns:m="http://schemas.openxmlformats.org/officeDocument/2006/math" xmlns:v="urn:schemas-microsoft-com:vml" xmlns:wp14="http://schemas.microsoft.com/office/word/2010/wordprocessingDrawing" xmlns:wp="http://schemas.openxmlformats.org/drawingml/2006/wordprocessingDrawing" xmlns:w10="urn:schemas-microsoft-com:office:word" xmlns:w="http://schemas.openxmlformats.org/wordprocessingml/2006/main" xmlns:w14="http://schemas.microsoft.com/office/word/2010/wordml" xmlns:w15="http://schemas.microsoft.com/office/word/2012/wordml" xmlns:w16cex="http://schemas.microsoft.com/office/word/2018/wordml/cex" xmlns:w16cid="http://schemas.microsoft.com/office/word/2016/wordml/cid" xmlns:w16="http://schemas.microsoft.com/office/word/2018/wordml" xmlns:w16du="http://schemas.microsoft.com/office/word/2023/wordml/word16du" xmlns:w16sdtdh="http://schemas.microsoft.com/office/word/2020/wordml/sdtdatahash" xmlns:w16sdtfl="http://schemas.microsoft.com/office/word/2024/wordml/sdtformatlock" xmlns:w16se="http://schemas.microsoft.com/office/word/2015/wordml/symex" xmlns:wpg="http://schemas.microsoft.com/office/word/2010/wordprocessingGroup" xmlns:wpi="http://schemas.microsoft.com/office/word/2010/wordprocessingInk" xmlns:wne="http://schemas.microsoft.com/office/word/2006/wordml" xmlns:wps="http://schemas.microsoft.com/office/word/2010/wordprocessingShape" mc:Ignorable="w14 w15 w16se w16cid w16 w16cex w16sdtdh w16sdtfl w16du wp14">
-  <w:abstractNum xmlns:w="http://schemas.openxmlformats.org/wordprocessingml/2006/main" w:abstractNumId="20">
-    <w:nsid w:val="3ea9f94f"/>
-    <w:multiLevelType xmlns:w="http://schemas.openxmlformats.org/wordprocessingml/2006/main" w:val="hybridMultilevel"/>
-    <w:lvl xmlns:w="http://schemas.openxmlformats.org/wordprocessingml/2006/main" w:ilvl="0">
-      <w:start w:val="1"/>
-      <w:numFmt w:val="bullet"/>
-      <w:lvlText w:val=""/>
-      <w:lvlJc w:val="left"/>
-      <w:pPr>
-        <w:ind w:left="720" w:hanging="360"/>
-      </w:pPr>
-      <w:rPr>
-        <w:rFonts w:hint="default" w:ascii="Symbol" w:hAnsi="Symbol"/>
-      </w:rPr>
-    </w:lvl>
-    <w:lvl xmlns:w="http://schemas.openxmlformats.org/wordprocessingml/2006/main" w:ilvl="1">
-      <w:start w:val="1"/>
-      <w:numFmt w:val="bullet"/>
-      <w:lvlText w:val="o"/>
-      <w:lvlJc w:val="left"/>
-      <w:pPr>
-        <w:ind w:left="1440" w:hanging="360"/>
-      </w:pPr>
-      <w:rPr>
-        <w:rFonts w:hint="default" w:ascii="Courier New" w:hAnsi="Courier New"/>
-      </w:rPr>
-    </w:lvl>
-    <w:lvl xmlns:w="http://schemas.openxmlformats.org/wordprocessingml/2006/main" w:ilvl="2">
-      <w:start w:val="1"/>
-      <w:numFmt w:val="bullet"/>
-      <w:lvlText w:val=""/>
-      <w:lvlJc w:val="left"/>
-      <w:pPr>
-        <w:ind w:left="2160" w:hanging="360"/>
-      </w:pPr>
-      <w:rPr>
-        <w:rFonts w:hint="default" w:ascii="Wingdings" w:hAnsi="Wingdings"/>
-      </w:rPr>
-    </w:lvl>
-    <w:lvl xmlns:w="http://schemas.openxmlformats.org/wordprocessingml/2006/main" w:ilvl="3">
-      <w:start w:val="1"/>
-      <w:numFmt w:val="bullet"/>
-      <w:lvlText w:val=""/>
-      <w:lvlJc w:val="left"/>
-      <w:pPr>
-        <w:ind w:left="2880" w:hanging="360"/>
-      </w:pPr>
-      <w:rPr>
-        <w:rFonts w:hint="default" w:ascii="Symbol" w:hAnsi="Symbol"/>
-      </w:rPr>
-    </w:lvl>
-    <w:lvl xmlns:w="http://schemas.openxmlformats.org/wordprocessingml/2006/main" w:ilvl="4">
-      <w:start w:val="1"/>
-      <w:numFmt w:val="bullet"/>
-      <w:lvlText w:val="o"/>
-      <w:lvlJc w:val="left"/>
-      <w:pPr>
-        <w:ind w:left="3600" w:hanging="360"/>
-      </w:pPr>
-      <w:rPr>
-        <w:rFonts w:hint="default" w:ascii="Courier New" w:hAnsi="Courier New"/>
-      </w:rPr>
-    </w:lvl>
-    <w:lvl xmlns:w="http://schemas.openxmlformats.org/wordprocessingml/2006/main" w:ilvl="5">
-      <w:start w:val="1"/>
-      <w:numFmt w:val="bullet"/>
-      <w:lvlText w:val=""/>
-      <w:lvlJc w:val="left"/>
-      <w:pPr>
-        <w:ind w:left="4320" w:hanging="360"/>
-      </w:pPr>
-      <w:rPr>
-        <w:rFonts w:hint="default" w:ascii="Wingdings" w:hAnsi="Wingdings"/>
-      </w:rPr>
-    </w:lvl>
-    <w:lvl xmlns:w="http://schemas.openxmlformats.org/wordprocessingml/2006/main" w:ilvl="6">
-      <w:start w:val="1"/>
-      <w:numFmt w:val="bullet"/>
-      <w:lvlText w:val=""/>
-      <w:lvlJc w:val="left"/>
-      <w:pPr>
-        <w:ind w:left="5040" w:hanging="360"/>
-      </w:pPr>
-      <w:rPr>
-        <w:rFonts w:hint="default" w:ascii="Symbol" w:hAnsi="Symbol"/>
-      </w:rPr>
-    </w:lvl>
-    <w:lvl xmlns:w="http://schemas.openxmlformats.org/wordprocessingml/2006/main" w:ilvl="7">
-      <w:start w:val="1"/>
-      <w:numFmt w:val="bullet"/>
-      <w:lvlText w:val="o"/>
-      <w:lvlJc w:val="left"/>
-      <w:pPr>
-        <w:ind w:left="5760" w:hanging="360"/>
-      </w:pPr>
-      <w:rPr>
-        <w:rFonts w:hint="default" w:ascii="Courier New" w:hAnsi="Courier New"/>
-      </w:rPr>
-    </w:lvl>
-    <w:lvl xmlns:w="http://schemas.openxmlformats.org/wordprocessingml/2006/main" w:ilvl="8">
-      <w:start w:val="1"/>
-      <w:numFmt w:val="bullet"/>
-      <w:lvlText w:val=""/>
-      <w:lvlJc w:val="left"/>
-      <w:pPr>
-        <w:ind w:left="6480" w:hanging="360"/>
-      </w:pPr>
-      <w:rPr>
-        <w:rFonts w:hint="default" w:ascii="Wingdings" w:hAnsi="Wingdings"/>
-      </w:rPr>
-    </w:lvl>
-  </w:abstractNum>
-  <w:abstractNum xmlns:w="http://schemas.openxmlformats.org/wordprocessingml/2006/main" w:abstractNumId="19">
-    <w:nsid w:val="309bf408"/>
-    <w:multiLevelType xmlns:w="http://schemas.openxmlformats.org/wordprocessingml/2006/main" w:val="hybridMultilevel"/>
-    <w:lvl xmlns:w="http://schemas.openxmlformats.org/wordprocessingml/2006/main" w:ilvl="0">
-      <w:start w:val="1"/>
-      <w:numFmt w:val="bullet"/>
-      <w:lvlText w:val=""/>
-      <w:lvlJc w:val="left"/>
-      <w:pPr>
-        <w:ind w:left="720" w:hanging="360"/>
-      </w:pPr>
-      <w:rPr>
-        <w:rFonts w:hint="default" w:ascii="Symbol" w:hAnsi="Symbol"/>
-      </w:rPr>
-    </w:lvl>
-    <w:lvl xmlns:w="http://schemas.openxmlformats.org/wordprocessingml/2006/main" w:ilvl="1">
-      <w:start w:val="1"/>
-      <w:numFmt w:val="bullet"/>
-      <w:lvlText w:val="o"/>
-      <w:lvlJc w:val="left"/>
-      <w:pPr>
-        <w:ind w:left="1440" w:hanging="360"/>
-      </w:pPr>
-      <w:rPr>
-        <w:rFonts w:hint="default" w:ascii="Courier New" w:hAnsi="Courier New"/>
-      </w:rPr>
-    </w:lvl>
-    <w:lvl xmlns:w="http://schemas.openxmlformats.org/wordprocessingml/2006/main" w:ilvl="2">
-      <w:start w:val="1"/>
-      <w:numFmt w:val="bullet"/>
-      <w:lvlText w:val=""/>
-      <w:lvlJc w:val="left"/>
-      <w:pPr>
-        <w:ind w:left="2160" w:hanging="360"/>
-      </w:pPr>
-      <w:rPr>
-        <w:rFonts w:hint="default" w:ascii="Wingdings" w:hAnsi="Wingdings"/>
-      </w:rPr>
-    </w:lvl>
-    <w:lvl xmlns:w="http://schemas.openxmlformats.org/wordprocessingml/2006/main" w:ilvl="3">
-      <w:start w:val="1"/>
-      <w:numFmt w:val="bullet"/>
-      <w:lvlText w:val=""/>
-      <w:lvlJc w:val="left"/>
-      <w:pPr>
-        <w:ind w:left="2880" w:hanging="360"/>
-      </w:pPr>
-      <w:rPr>
-        <w:rFonts w:hint="default" w:ascii="Symbol" w:hAnsi="Symbol"/>
-      </w:rPr>
-    </w:lvl>
-    <w:lvl xmlns:w="http://schemas.openxmlformats.org/wordprocessingml/2006/main" w:ilvl="4">
-      <w:start w:val="1"/>
-      <w:numFmt w:val="bullet"/>
-      <w:lvlText w:val="o"/>
-      <w:lvlJc w:val="left"/>
-      <w:pPr>
-        <w:ind w:left="3600" w:hanging="360"/>
-      </w:pPr>
-      <w:rPr>
-        <w:rFonts w:hint="default" w:ascii="Courier New" w:hAnsi="Courier New"/>
-      </w:rPr>
-    </w:lvl>
-    <w:lvl xmlns:w="http://schemas.openxmlformats.org/wordprocessingml/2006/main" w:ilvl="5">
-      <w:start w:val="1"/>
-      <w:numFmt w:val="bullet"/>
-      <w:lvlText w:val=""/>
-      <w:lvlJc w:val="left"/>
-      <w:pPr>
-        <w:ind w:left="4320" w:hanging="360"/>
-      </w:pPr>
-      <w:rPr>
-        <w:rFonts w:hint="default" w:ascii="Wingdings" w:hAnsi="Wingdings"/>
-      </w:rPr>
-    </w:lvl>
-    <w:lvl xmlns:w="http://schemas.openxmlformats.org/wordprocessingml/2006/main" w:ilvl="6">
-      <w:start w:val="1"/>
-      <w:numFmt w:val="bullet"/>
-      <w:lvlText w:val=""/>
-      <w:lvlJc w:val="left"/>
-      <w:pPr>
-        <w:ind w:left="5040" w:hanging="360"/>
-      </w:pPr>
-      <w:rPr>
-        <w:rFonts w:hint="default" w:ascii="Symbol" w:hAnsi="Symbol"/>
-      </w:rPr>
-    </w:lvl>
-    <w:lvl xmlns:w="http://schemas.openxmlformats.org/wordprocessingml/2006/main" w:ilvl="7">
-      <w:start w:val="1"/>
-      <w:numFmt w:val="bullet"/>
-      <w:lvlText w:val="o"/>
-      <w:lvlJc w:val="left"/>
-      <w:pPr>
-        <w:ind w:left="5760" w:hanging="360"/>
-      </w:pPr>
-      <w:rPr>
-        <w:rFonts w:hint="default" w:ascii="Courier New" w:hAnsi="Courier New"/>
-      </w:rPr>
-    </w:lvl>
-    <w:lvl xmlns:w="http://schemas.openxmlformats.org/wordprocessingml/2006/main" w:ilvl="8">
-      <w:start w:val="1"/>
-      <w:numFmt w:val="bullet"/>
-      <w:lvlText w:val=""/>
-      <w:lvlJc w:val="left"/>
-      <w:pPr>
-        <w:ind w:left="6480" w:hanging="360"/>
-      </w:pPr>
-      <w:rPr>
-        <w:rFonts w:hint="default" w:ascii="Wingdings" w:hAnsi="Wingdings"/>
-      </w:rPr>
-    </w:lvl>
-  </w:abstractNum>
-  <w:abstractNum xmlns:w="http://schemas.openxmlformats.org/wordprocessingml/2006/main" w:abstractNumId="18">
-    <w:nsid w:val="a934175"/>
-    <w:multiLevelType xmlns:w="http://schemas.openxmlformats.org/wordprocessingml/2006/main" w:val="hybridMultilevel"/>
-    <w:lvl xmlns:w="http://schemas.openxmlformats.org/wordprocessingml/2006/main" w:ilvl="0">
-      <w:start w:val="1"/>
-      <w:numFmt w:val="bullet"/>
-      <w:lvlText w:val=""/>
-      <w:lvlJc w:val="left"/>
-      <w:pPr>
-        <w:ind w:left="720" w:hanging="360"/>
-      </w:pPr>
-      <w:rPr>
-        <w:rFonts w:hint="default" w:ascii="Symbol" w:hAnsi="Symbol"/>
-      </w:rPr>
-    </w:lvl>
-    <w:lvl xmlns:w="http://schemas.openxmlformats.org/wordprocessingml/2006/main" w:ilvl="1">
-      <w:start w:val="1"/>
-      <w:numFmt w:val="bullet"/>
-      <w:lvlText w:val="o"/>
-      <w:lvlJc w:val="left"/>
-      <w:pPr>
-        <w:ind w:left="1440" w:hanging="360"/>
-      </w:pPr>
-      <w:rPr>
-        <w:rFonts w:hint="default" w:ascii="Courier New" w:hAnsi="Courier New"/>
-      </w:rPr>
-    </w:lvl>
-    <w:lvl xmlns:w="http://schemas.openxmlformats.org/wordprocessingml/2006/main" w:ilvl="2">
-      <w:start w:val="1"/>
-      <w:numFmt w:val="bullet"/>
-      <w:lvlText w:val=""/>
-      <w:lvlJc w:val="left"/>
-      <w:pPr>
-        <w:ind w:left="2160" w:hanging="360"/>
-      </w:pPr>
-      <w:rPr>
-        <w:rFonts w:hint="default" w:ascii="Wingdings" w:hAnsi="Wingdings"/>
-      </w:rPr>
-    </w:lvl>
-    <w:lvl xmlns:w="http://schemas.openxmlformats.org/wordprocessingml/2006/main" w:ilvl="3">
-      <w:start w:val="1"/>
-      <w:numFmt w:val="bullet"/>
-      <w:lvlText w:val=""/>
-      <w:lvlJc w:val="left"/>
-      <w:pPr>
-        <w:ind w:left="2880" w:hanging="360"/>
-      </w:pPr>
-      <w:rPr>
-        <w:rFonts w:hint="default" w:ascii="Symbol" w:hAnsi="Symbol"/>
-      </w:rPr>
-    </w:lvl>
-    <w:lvl xmlns:w="http://schemas.openxmlformats.org/wordprocessingml/2006/main" w:ilvl="4">
-      <w:start w:val="1"/>
-      <w:numFmt w:val="bullet"/>
-      <w:lvlText w:val="o"/>
-      <w:lvlJc w:val="left"/>
-      <w:pPr>
-        <w:ind w:left="3600" w:hanging="360"/>
-      </w:pPr>
-      <w:rPr>
-        <w:rFonts w:hint="default" w:ascii="Courier New" w:hAnsi="Courier New"/>
-      </w:rPr>
-    </w:lvl>
-    <w:lvl xmlns:w="http://schemas.openxmlformats.org/wordprocessingml/2006/main" w:ilvl="5">
-      <w:start w:val="1"/>
-      <w:numFmt w:val="bullet"/>
-      <w:lvlText w:val=""/>
-      <w:lvlJc w:val="left"/>
-      <w:pPr>
-        <w:ind w:left="4320" w:hanging="360"/>
-      </w:pPr>
-      <w:rPr>
-        <w:rFonts w:hint="default" w:ascii="Wingdings" w:hAnsi="Wingdings"/>
-      </w:rPr>
-    </w:lvl>
-    <w:lvl xmlns:w="http://schemas.openxmlformats.org/wordprocessingml/2006/main" w:ilvl="6">
-      <w:start w:val="1"/>
-      <w:numFmt w:val="bullet"/>
-      <w:lvlText w:val=""/>
-      <w:lvlJc w:val="left"/>
-      <w:pPr>
-        <w:ind w:left="5040" w:hanging="360"/>
-      </w:pPr>
-      <w:rPr>
-        <w:rFonts w:hint="default" w:ascii="Symbol" w:hAnsi="Symbol"/>
-      </w:rPr>
-    </w:lvl>
-    <w:lvl xmlns:w="http://schemas.openxmlformats.org/wordprocessingml/2006/main" w:ilvl="7">
-      <w:start w:val="1"/>
-      <w:numFmt w:val="bullet"/>
-      <w:lvlText w:val="o"/>
-      <w:lvlJc w:val="left"/>
-      <w:pPr>
-        <w:ind w:left="5760" w:hanging="360"/>
-      </w:pPr>
-      <w:rPr>
-        <w:rFonts w:hint="default" w:ascii="Courier New" w:hAnsi="Courier New"/>
-      </w:rPr>
-    </w:lvl>
-    <w:lvl xmlns:w="http://schemas.openxmlformats.org/wordprocessingml/2006/main" w:ilvl="8">
-      <w:start w:val="1"/>
-      <w:numFmt w:val="bullet"/>
-      <w:lvlText w:val=""/>
-      <w:lvlJc w:val="left"/>
-      <w:pPr>
-        <w:ind w:left="6480" w:hanging="360"/>
-      </w:pPr>
-      <w:rPr>
-        <w:rFonts w:hint="default" w:ascii="Wingdings" w:hAnsi="Wingdings"/>
-      </w:rPr>
-    </w:lvl>
-  </w:abstractNum>
-  <w:abstractNum xmlns:w="http://schemas.openxmlformats.org/wordprocessingml/2006/main" w:abstractNumId="17">
-    <w:nsid w:val="7f8aeb6"/>
-    <w:multiLevelType xmlns:w="http://schemas.openxmlformats.org/wordprocessingml/2006/main" w:val="hybridMultilevel"/>
-    <w:lvl xmlns:w="http://schemas.openxmlformats.org/wordprocessingml/2006/main" w:ilvl="0">
-      <w:start w:val="1"/>
-      <w:numFmt w:val="bullet"/>
-      <w:lvlText w:val=""/>
-      <w:lvlJc w:val="left"/>
-      <w:pPr>
-        <w:ind w:left="720" w:hanging="360"/>
-      </w:pPr>
-      <w:rPr>
-        <w:rFonts w:hint="default" w:ascii="Symbol" w:hAnsi="Symbol"/>
-      </w:rPr>
-    </w:lvl>
-    <w:lvl xmlns:w="http://schemas.openxmlformats.org/wordprocessingml/2006/main" w:ilvl="1">
-      <w:start w:val="1"/>
-      <w:numFmt w:val="bullet"/>
-      <w:lvlText w:val="o"/>
-      <w:lvlJc w:val="left"/>
-      <w:pPr>
-        <w:ind w:left="1440" w:hanging="360"/>
-      </w:pPr>
-      <w:rPr>
-        <w:rFonts w:hint="default" w:ascii="Courier New" w:hAnsi="Courier New"/>
-      </w:rPr>
-    </w:lvl>
-    <w:lvl xmlns:w="http://schemas.openxmlformats.org/wordprocessingml/2006/main" w:ilvl="2">
-      <w:start w:val="1"/>
-      <w:numFmt w:val="bullet"/>
-      <w:lvlText w:val=""/>
-      <w:lvlJc w:val="left"/>
-      <w:pPr>
-        <w:ind w:left="2160" w:hanging="360"/>
-      </w:pPr>
-      <w:rPr>
-        <w:rFonts w:hint="default" w:ascii="Wingdings" w:hAnsi="Wingdings"/>
-      </w:rPr>
-    </w:lvl>
-    <w:lvl xmlns:w="http://schemas.openxmlformats.org/wordprocessingml/2006/main" w:ilvl="3">
-      <w:start w:val="1"/>
-      <w:numFmt w:val="bullet"/>
-      <w:lvlText w:val=""/>
-      <w:lvlJc w:val="left"/>
-      <w:pPr>
-        <w:ind w:left="2880" w:hanging="360"/>
-      </w:pPr>
-      <w:rPr>
-        <w:rFonts w:hint="default" w:ascii="Symbol" w:hAnsi="Symbol"/>
-      </w:rPr>
-    </w:lvl>
-    <w:lvl xmlns:w="http://schemas.openxmlformats.org/wordprocessingml/2006/main" w:ilvl="4">
-      <w:start w:val="1"/>
-      <w:numFmt w:val="bullet"/>
-      <w:lvlText w:val="o"/>
-      <w:lvlJc w:val="left"/>
-      <w:pPr>
-        <w:ind w:left="3600" w:hanging="360"/>
-      </w:pPr>
-      <w:rPr>
-        <w:rFonts w:hint="default" w:ascii="Courier New" w:hAnsi="Courier New"/>
-      </w:rPr>
-    </w:lvl>
-    <w:lvl xmlns:w="http://schemas.openxmlformats.org/wordprocessingml/2006/main" w:ilvl="5">
-      <w:start w:val="1"/>
-      <w:numFmt w:val="bullet"/>
-      <w:lvlText w:val=""/>
-      <w:lvlJc w:val="left"/>
-      <w:pPr>
-        <w:ind w:left="4320" w:hanging="360"/>
-      </w:pPr>
-      <w:rPr>
-        <w:rFonts w:hint="default" w:ascii="Wingdings" w:hAnsi="Wingdings"/>
-      </w:rPr>
-    </w:lvl>
-    <w:lvl xmlns:w="http://schemas.openxmlformats.org/wordprocessingml/2006/main" w:ilvl="6">
-      <w:start w:val="1"/>
-      <w:numFmt w:val="bullet"/>
-      <w:lvlText w:val=""/>
-      <w:lvlJc w:val="left"/>
-      <w:pPr>
-        <w:ind w:left="5040" w:hanging="360"/>
-      </w:pPr>
-      <w:rPr>
-        <w:rFonts w:hint="default" w:ascii="Symbol" w:hAnsi="Symbol"/>
-      </w:rPr>
-    </w:lvl>
-    <w:lvl xmlns:w="http://schemas.openxmlformats.org/wordprocessingml/2006/main" w:ilvl="7">
-      <w:start w:val="1"/>
-      <w:numFmt w:val="bullet"/>
-      <w:lvlText w:val="o"/>
-      <w:lvlJc w:val="left"/>
-      <w:pPr>
-        <w:ind w:left="5760" w:hanging="360"/>
-      </w:pPr>
-      <w:rPr>
-        <w:rFonts w:hint="default" w:ascii="Courier New" w:hAnsi="Courier New"/>
-      </w:rPr>
-    </w:lvl>
-    <w:lvl xmlns:w="http://schemas.openxmlformats.org/wordprocessingml/2006/main" w:ilvl="8">
-      <w:start w:val="1"/>
-      <w:numFmt w:val="bullet"/>
-      <w:lvlText w:val=""/>
-      <w:lvlJc w:val="left"/>
-      <w:pPr>
-        <w:ind w:left="6480" w:hanging="360"/>
-      </w:pPr>
-      <w:rPr>
-        <w:rFonts w:hint="default" w:ascii="Wingdings" w:hAnsi="Wingdings"/>
-      </w:rPr>
-    </w:lvl>
-  </w:abstractNum>
-  <w:abstractNum xmlns:w="http://schemas.openxmlformats.org/wordprocessingml/2006/main" w:abstractNumId="16">
-    <w:nsid w:val="47a8aeb3"/>
-    <w:multiLevelType xmlns:w="http://schemas.openxmlformats.org/wordprocessingml/2006/main" w:val="hybridMultilevel"/>
-    <w:lvl xmlns:w="http://schemas.openxmlformats.org/wordprocessingml/2006/main" w:ilvl="0">
-      <w:start w:val="1"/>
-      <w:numFmt w:val="bullet"/>
-      <w:lvlText w:val=""/>
-      <w:lvlJc w:val="left"/>
-      <w:pPr>
-        <w:ind w:left="720" w:hanging="360"/>
-      </w:pPr>
-      <w:rPr>
-        <w:rFonts w:hint="default" w:ascii="Symbol" w:hAnsi="Symbol"/>
-      </w:rPr>
-    </w:lvl>
-    <w:lvl xmlns:w="http://schemas.openxmlformats.org/wordprocessingml/2006/main" w:ilvl="1">
-      <w:start w:val="1"/>
-      <w:numFmt w:val="bullet"/>
-      <w:lvlText w:val="o"/>
-      <w:lvlJc w:val="left"/>
-      <w:pPr>
-        <w:ind w:left="1440" w:hanging="360"/>
-      </w:pPr>
-      <w:rPr>
-        <w:rFonts w:hint="default" w:ascii="Courier New" w:hAnsi="Courier New"/>
-      </w:rPr>
-    </w:lvl>
-    <w:lvl xmlns:w="http://schemas.openxmlformats.org/wordprocessingml/2006/main" w:ilvl="2">
-      <w:start w:val="1"/>
-      <w:numFmt w:val="bullet"/>
-      <w:lvlText w:val=""/>
-      <w:lvlJc w:val="left"/>
-      <w:pPr>
-        <w:ind w:left="2160" w:hanging="360"/>
-      </w:pPr>
-      <w:rPr>
-        <w:rFonts w:hint="default" w:ascii="Wingdings" w:hAnsi="Wingdings"/>
-      </w:rPr>
-    </w:lvl>
-    <w:lvl xmlns:w="http://schemas.openxmlformats.org/wordprocessingml/2006/main" w:ilvl="3">
-      <w:start w:val="1"/>
-      <w:numFmt w:val="bullet"/>
-      <w:lvlText w:val=""/>
-      <w:lvlJc w:val="left"/>
-      <w:pPr>
-        <w:ind w:left="2880" w:hanging="360"/>
-      </w:pPr>
-      <w:rPr>
-        <w:rFonts w:hint="default" w:ascii="Symbol" w:hAnsi="Symbol"/>
-      </w:rPr>
-    </w:lvl>
-    <w:lvl xmlns:w="http://schemas.openxmlformats.org/wordprocessingml/2006/main" w:ilvl="4">
-      <w:start w:val="1"/>
-      <w:numFmt w:val="bullet"/>
-      <w:lvlText w:val="o"/>
-      <w:lvlJc w:val="left"/>
-      <w:pPr>
-        <w:ind w:left="3600" w:hanging="360"/>
-      </w:pPr>
-      <w:rPr>
-        <w:rFonts w:hint="default" w:ascii="Courier New" w:hAnsi="Courier New"/>
-      </w:rPr>
-    </w:lvl>
-    <w:lvl xmlns:w="http://schemas.openxmlformats.org/wordprocessingml/2006/main" w:ilvl="5">
-      <w:start w:val="1"/>
-      <w:numFmt w:val="bullet"/>
-      <w:lvlText w:val=""/>
-      <w:lvlJc w:val="left"/>
-      <w:pPr>
-        <w:ind w:left="4320" w:hanging="360"/>
-      </w:pPr>
-      <w:rPr>
-        <w:rFonts w:hint="default" w:ascii="Wingdings" w:hAnsi="Wingdings"/>
-      </w:rPr>
-    </w:lvl>
-    <w:lvl xmlns:w="http://schemas.openxmlformats.org/wordprocessingml/2006/main" w:ilvl="6">
-      <w:start w:val="1"/>
-      <w:numFmt w:val="bullet"/>
-      <w:lvlText w:val=""/>
-      <w:lvlJc w:val="left"/>
-      <w:pPr>
-        <w:ind w:left="5040" w:hanging="360"/>
-      </w:pPr>
-      <w:rPr>
-        <w:rFonts w:hint="default" w:ascii="Symbol" w:hAnsi="Symbol"/>
-      </w:rPr>
-    </w:lvl>
-    <w:lvl xmlns:w="http://schemas.openxmlformats.org/wordprocessingml/2006/main" w:ilvl="7">
-      <w:start w:val="1"/>
-      <w:numFmt w:val="bullet"/>
-      <w:lvlText w:val="o"/>
-      <w:lvlJc w:val="left"/>
-      <w:pPr>
-        <w:ind w:left="5760" w:hanging="360"/>
-      </w:pPr>
-      <w:rPr>
-        <w:rFonts w:hint="default" w:ascii="Courier New" w:hAnsi="Courier New"/>
-      </w:rPr>
-    </w:lvl>
-    <w:lvl xmlns:w="http://schemas.openxmlformats.org/wordprocessingml/2006/main" w:ilvl="8">
-      <w:start w:val="1"/>
-      <w:numFmt w:val="bullet"/>
-      <w:lvlText w:val=""/>
-      <w:lvlJc w:val="left"/>
-      <w:pPr>
-        <w:ind w:left="6480" w:hanging="360"/>
-      </w:pPr>
-      <w:rPr>
-        <w:rFonts w:hint="default" w:ascii="Wingdings" w:hAnsi="Wingdings"/>
-      </w:rPr>
-    </w:lvl>
-  </w:abstractNum>
-  <w:abstractNum xmlns:w="http://schemas.openxmlformats.org/wordprocessingml/2006/main" w:abstractNumId="15">
-    <w:nsid w:val="6c361687"/>
-    <w:multiLevelType xmlns:w="http://schemas.openxmlformats.org/wordprocessingml/2006/main" w:val="hybridMultilevel"/>
-    <w:lvl xmlns:w="http://schemas.openxmlformats.org/wordprocessingml/2006/main" w:ilvl="0">
-      <w:start w:val="1"/>
-      <w:numFmt w:val="bullet"/>
-      <w:lvlText w:val=""/>
-      <w:lvlJc w:val="left"/>
-      <w:pPr>
-        <w:ind w:left="720" w:hanging="360"/>
-      </w:pPr>
-      <w:rPr>
-        <w:rFonts w:hint="default" w:ascii="Symbol" w:hAnsi="Symbol"/>
-      </w:rPr>
-    </w:lvl>
-    <w:lvl xmlns:w="http://schemas.openxmlformats.org/wordprocessingml/2006/main" w:ilvl="1">
-      <w:start w:val="1"/>
-      <w:numFmt w:val="bullet"/>
-      <w:lvlText w:val="o"/>
-      <w:lvlJc w:val="left"/>
-      <w:pPr>
-        <w:ind w:left="1440" w:hanging="360"/>
-      </w:pPr>
-      <w:rPr>
-        <w:rFonts w:hint="default" w:ascii="Courier New" w:hAnsi="Courier New"/>
-      </w:rPr>
-    </w:lvl>
-    <w:lvl xmlns:w="http://schemas.openxmlformats.org/wordprocessingml/2006/main" w:ilvl="2">
-      <w:start w:val="1"/>
-      <w:numFmt w:val="bullet"/>
-      <w:lvlText w:val=""/>
-      <w:lvlJc w:val="left"/>
-      <w:pPr>
-        <w:ind w:left="2160" w:hanging="360"/>
-      </w:pPr>
-      <w:rPr>
-        <w:rFonts w:hint="default" w:ascii="Wingdings" w:hAnsi="Wingdings"/>
-      </w:rPr>
-    </w:lvl>
-    <w:lvl xmlns:w="http://schemas.openxmlformats.org/wordprocessingml/2006/main" w:ilvl="3">
-      <w:start w:val="1"/>
-      <w:numFmt w:val="bullet"/>
-      <w:lvlText w:val=""/>
-      <w:lvlJc w:val="left"/>
-      <w:pPr>
-        <w:ind w:left="2880" w:hanging="360"/>
-      </w:pPr>
-      <w:rPr>
-        <w:rFonts w:hint="default" w:ascii="Symbol" w:hAnsi="Symbol"/>
-      </w:rPr>
-    </w:lvl>
-    <w:lvl xmlns:w="http://schemas.openxmlformats.org/wordprocessingml/2006/main" w:ilvl="4">
-      <w:start w:val="1"/>
-      <w:numFmt w:val="bullet"/>
-      <w:lvlText w:val="o"/>
-      <w:lvlJc w:val="left"/>
-      <w:pPr>
-        <w:ind w:left="3600" w:hanging="360"/>
-      </w:pPr>
-      <w:rPr>
-        <w:rFonts w:hint="default" w:ascii="Courier New" w:hAnsi="Courier New"/>
-      </w:rPr>
-    </w:lvl>
-    <w:lvl xmlns:w="http://schemas.openxmlformats.org/wordprocessingml/2006/main" w:ilvl="5">
-      <w:start w:val="1"/>
-      <w:numFmt w:val="bullet"/>
-      <w:lvlText w:val=""/>
-      <w:lvlJc w:val="left"/>
-      <w:pPr>
-        <w:ind w:left="4320" w:hanging="360"/>
-      </w:pPr>
-      <w:rPr>
-        <w:rFonts w:hint="default" w:ascii="Wingdings" w:hAnsi="Wingdings"/>
-      </w:rPr>
-    </w:lvl>
-    <w:lvl xmlns:w="http://schemas.openxmlformats.org/wordprocessingml/2006/main" w:ilvl="6">
-      <w:start w:val="1"/>
-      <w:numFmt w:val="bullet"/>
-      <w:lvlText w:val=""/>
-      <w:lvlJc w:val="left"/>
-      <w:pPr>
-        <w:ind w:left="5040" w:hanging="360"/>
-      </w:pPr>
-      <w:rPr>
-        <w:rFonts w:hint="default" w:ascii="Symbol" w:hAnsi="Symbol"/>
-      </w:rPr>
-    </w:lvl>
-    <w:lvl xmlns:w="http://schemas.openxmlformats.org/wordprocessingml/2006/main" w:ilvl="7">
-      <w:start w:val="1"/>
-      <w:numFmt w:val="bullet"/>
-      <w:lvlText w:val="o"/>
-      <w:lvlJc w:val="left"/>
-      <w:pPr>
-        <w:ind w:left="5760" w:hanging="360"/>
-      </w:pPr>
-      <w:rPr>
-        <w:rFonts w:hint="default" w:ascii="Courier New" w:hAnsi="Courier New"/>
-      </w:rPr>
-    </w:lvl>
-    <w:lvl xmlns:w="http://schemas.openxmlformats.org/wordprocessingml/2006/main" w:ilvl="8">
-      <w:start w:val="1"/>
-      <w:numFmt w:val="bullet"/>
-      <w:lvlText w:val=""/>
-      <w:lvlJc w:val="left"/>
-      <w:pPr>
-        <w:ind w:left="6480" w:hanging="360"/>
-      </w:pPr>
-      <w:rPr>
-        <w:rFonts w:hint="default" w:ascii="Wingdings" w:hAnsi="Wingdings"/>
-      </w:rPr>
-    </w:lvl>
-  </w:abstractNum>
-  <w:abstractNum xmlns:w="http://schemas.openxmlformats.org/wordprocessingml/2006/main" w:abstractNumId="14">
-    <w:nsid w:val="7e02a9ed"/>
-    <w:multiLevelType xmlns:w="http://schemas.openxmlformats.org/wordprocessingml/2006/main" w:val="hybridMultilevel"/>
-    <w:lvl xmlns:w="http://schemas.openxmlformats.org/wordprocessingml/2006/main" w:ilvl="0">
-      <w:start w:val="1"/>
-      <w:numFmt w:val="bullet"/>
-      <w:lvlText w:val=""/>
-      <w:lvlJc w:val="left"/>
-      <w:pPr>
-        <w:ind w:left="720" w:hanging="360"/>
-      </w:pPr>
-      <w:rPr>
-        <w:rFonts w:hint="default" w:ascii="Symbol" w:hAnsi="Symbol"/>
-      </w:rPr>
-    </w:lvl>
-    <w:lvl xmlns:w="http://schemas.openxmlformats.org/wordprocessingml/2006/main" w:ilvl="1">
-      <w:start w:val="1"/>
-      <w:numFmt w:val="bullet"/>
-      <w:lvlText w:val="o"/>
-      <w:lvlJc w:val="left"/>
-      <w:pPr>
-        <w:ind w:left="1440" w:hanging="360"/>
-      </w:pPr>
-      <w:rPr>
-        <w:rFonts w:hint="default" w:ascii="Courier New" w:hAnsi="Courier New"/>
-      </w:rPr>
-    </w:lvl>
-    <w:lvl xmlns:w="http://schemas.openxmlformats.org/wordprocessingml/2006/main" w:ilvl="2">
-      <w:start w:val="1"/>
-      <w:numFmt w:val="bullet"/>
-      <w:lvlText w:val=""/>
-      <w:lvlJc w:val="left"/>
-      <w:pPr>
-        <w:ind w:left="2160" w:hanging="360"/>
-      </w:pPr>
-      <w:rPr>
-        <w:rFonts w:hint="default" w:ascii="Wingdings" w:hAnsi="Wingdings"/>
-      </w:rPr>
-    </w:lvl>
-    <w:lvl xmlns:w="http://schemas.openxmlformats.org/wordprocessingml/2006/main" w:ilvl="3">
-      <w:start w:val="1"/>
-      <w:numFmt w:val="bullet"/>
-      <w:lvlText w:val=""/>
-      <w:lvlJc w:val="left"/>
-      <w:pPr>
-        <w:ind w:left="2880" w:hanging="360"/>
-      </w:pPr>
-      <w:rPr>
-        <w:rFonts w:hint="default" w:ascii="Symbol" w:hAnsi="Symbol"/>
-      </w:rPr>
-    </w:lvl>
-    <w:lvl xmlns:w="http://schemas.openxmlformats.org/wordprocessingml/2006/main" w:ilvl="4">
-      <w:start w:val="1"/>
-      <w:numFmt w:val="bullet"/>
-      <w:lvlText w:val="o"/>
-      <w:lvlJc w:val="left"/>
-      <w:pPr>
-        <w:ind w:left="3600" w:hanging="360"/>
-      </w:pPr>
-      <w:rPr>
-        <w:rFonts w:hint="default" w:ascii="Courier New" w:hAnsi="Courier New"/>
-      </w:rPr>
-    </w:lvl>
-    <w:lvl xmlns:w="http://schemas.openxmlformats.org/wordprocessingml/2006/main" w:ilvl="5">
-      <w:start w:val="1"/>
-      <w:numFmt w:val="bullet"/>
-      <w:lvlText w:val=""/>
-      <w:lvlJc w:val="left"/>
-      <w:pPr>
-        <w:ind w:left="4320" w:hanging="360"/>
-      </w:pPr>
-      <w:rPr>
-        <w:rFonts w:hint="default" w:ascii="Wingdings" w:hAnsi="Wingdings"/>
-      </w:rPr>
-    </w:lvl>
-    <w:lvl xmlns:w="http://schemas.openxmlformats.org/wordprocessingml/2006/main" w:ilvl="6">
-      <w:start w:val="1"/>
-      <w:numFmt w:val="bullet"/>
-      <w:lvlText w:val=""/>
-      <w:lvlJc w:val="left"/>
-      <w:pPr>
-        <w:ind w:left="5040" w:hanging="360"/>
-      </w:pPr>
-      <w:rPr>
-        <w:rFonts w:hint="default" w:ascii="Symbol" w:hAnsi="Symbol"/>
-      </w:rPr>
-    </w:lvl>
-    <w:lvl xmlns:w="http://schemas.openxmlformats.org/wordprocessingml/2006/main" w:ilvl="7">
-      <w:start w:val="1"/>
-      <w:numFmt w:val="bullet"/>
-      <w:lvlText w:val="o"/>
-      <w:lvlJc w:val="left"/>
-      <w:pPr>
-        <w:ind w:left="5760" w:hanging="360"/>
-      </w:pPr>
-      <w:rPr>
-        <w:rFonts w:hint="default" w:ascii="Courier New" w:hAnsi="Courier New"/>
-      </w:rPr>
-    </w:lvl>
-    <w:lvl xmlns:w="http://schemas.openxmlformats.org/wordprocessingml/2006/main" w:ilvl="8">
-      <w:start w:val="1"/>
-      <w:numFmt w:val="bullet"/>
-      <w:lvlText w:val=""/>
-      <w:lvlJc w:val="left"/>
-      <w:pPr>
-        <w:ind w:left="6480" w:hanging="360"/>
-      </w:pPr>
-      <w:rPr>
-        <w:rFonts w:hint="default" w:ascii="Wingdings" w:hAnsi="Wingdings"/>
-      </w:rPr>
-    </w:lvl>
-  </w:abstractNum>
-  <w:abstractNum xmlns:w="http://schemas.openxmlformats.org/wordprocessingml/2006/main" w:abstractNumId="13">
-    <w:nsid w:val="15d52c09"/>
-    <w:multiLevelType xmlns:w="http://schemas.openxmlformats.org/wordprocessingml/2006/main" w:val="hybridMultilevel"/>
-    <w:lvl xmlns:w="http://schemas.openxmlformats.org/wordprocessingml/2006/main" w:ilvl="0">
-      <w:start w:val="1"/>
-      <w:numFmt w:val="bullet"/>
-      <w:lvlText w:val=""/>
-      <w:lvlJc w:val="left"/>
-      <w:pPr>
-        <w:ind w:left="720" w:hanging="360"/>
-      </w:pPr>
-      <w:rPr>
-        <w:rFonts w:hint="default" w:ascii="Symbol" w:hAnsi="Symbol"/>
-      </w:rPr>
-    </w:lvl>
-    <w:lvl xmlns:w="http://schemas.openxmlformats.org/wordprocessingml/2006/main" w:ilvl="1">
-      <w:start w:val="1"/>
-      <w:numFmt w:val="bullet"/>
-      <w:lvlText w:val="o"/>
-      <w:lvlJc w:val="left"/>
-      <w:pPr>
-        <w:ind w:left="1440" w:hanging="360"/>
-      </w:pPr>
-      <w:rPr>
-        <w:rFonts w:hint="default" w:ascii="Courier New" w:hAnsi="Courier New"/>
-      </w:rPr>
-    </w:lvl>
-    <w:lvl xmlns:w="http://schemas.openxmlformats.org/wordprocessingml/2006/main" w:ilvl="2">
-      <w:start w:val="1"/>
-      <w:numFmt w:val="bullet"/>
-      <w:lvlText w:val=""/>
-      <w:lvlJc w:val="left"/>
-      <w:pPr>
-        <w:ind w:left="2160" w:hanging="360"/>
-      </w:pPr>
-      <w:rPr>
-        <w:rFonts w:hint="default" w:ascii="Wingdings" w:hAnsi="Wingdings"/>
-      </w:rPr>
-    </w:lvl>
-    <w:lvl xmlns:w="http://schemas.openxmlformats.org/wordprocessingml/2006/main" w:ilvl="3">
-      <w:start w:val="1"/>
-      <w:numFmt w:val="bullet"/>
-      <w:lvlText w:val=""/>
-      <w:lvlJc w:val="left"/>
-      <w:pPr>
-        <w:ind w:left="2880" w:hanging="360"/>
-      </w:pPr>
-      <w:rPr>
-        <w:rFonts w:hint="default" w:ascii="Symbol" w:hAnsi="Symbol"/>
-      </w:rPr>
-    </w:lvl>
-    <w:lvl xmlns:w="http://schemas.openxmlformats.org/wordprocessingml/2006/main" w:ilvl="4">
-      <w:start w:val="1"/>
-      <w:numFmt w:val="bullet"/>
-      <w:lvlText w:val="o"/>
-      <w:lvlJc w:val="left"/>
-      <w:pPr>
-        <w:ind w:left="3600" w:hanging="360"/>
-      </w:pPr>
-      <w:rPr>
-        <w:rFonts w:hint="default" w:ascii="Courier New" w:hAnsi="Courier New"/>
-      </w:rPr>
-    </w:lvl>
-    <w:lvl xmlns:w="http://schemas.openxmlformats.org/wordprocessingml/2006/main" w:ilvl="5">
-      <w:start w:val="1"/>
-      <w:numFmt w:val="bullet"/>
-      <w:lvlText w:val=""/>
-      <w:lvlJc w:val="left"/>
-      <w:pPr>
-        <w:ind w:left="4320" w:hanging="360"/>
-      </w:pPr>
-      <w:rPr>
-        <w:rFonts w:hint="default" w:ascii="Wingdings" w:hAnsi="Wingdings"/>
-      </w:rPr>
-    </w:lvl>
-    <w:lvl xmlns:w="http://schemas.openxmlformats.org/wordprocessingml/2006/main" w:ilvl="6">
-      <w:start w:val="1"/>
-      <w:numFmt w:val="bullet"/>
-      <w:lvlText w:val=""/>
-      <w:lvlJc w:val="left"/>
-      <w:pPr>
-        <w:ind w:left="5040" w:hanging="360"/>
-      </w:pPr>
-      <w:rPr>
-        <w:rFonts w:hint="default" w:ascii="Symbol" w:hAnsi="Symbol"/>
-      </w:rPr>
-    </w:lvl>
-    <w:lvl xmlns:w="http://schemas.openxmlformats.org/wordprocessingml/2006/main" w:ilvl="7">
-      <w:start w:val="1"/>
-      <w:numFmt w:val="bullet"/>
-      <w:lvlText w:val="o"/>
-      <w:lvlJc w:val="left"/>
-      <w:pPr>
-        <w:ind w:left="5760" w:hanging="360"/>
-      </w:pPr>
-      <w:rPr>
-        <w:rFonts w:hint="default" w:ascii="Courier New" w:hAnsi="Courier New"/>
-      </w:rPr>
-    </w:lvl>
-    <w:lvl xmlns:w="http://schemas.openxmlformats.org/wordprocessingml/2006/main" w:ilvl="8">
-      <w:start w:val="1"/>
-      <w:numFmt w:val="bullet"/>
-      <w:lvlText w:val=""/>
-      <w:lvlJc w:val="left"/>
-      <w:pPr>
-        <w:ind w:left="6480" w:hanging="360"/>
-      </w:pPr>
-      <w:rPr>
-        <w:rFonts w:hint="default" w:ascii="Wingdings" w:hAnsi="Wingdings"/>
-      </w:rPr>
-    </w:lvl>
-  </w:abstractNum>
   <w:abstractNum w:abstractNumId="0" w15:restartNumberingAfterBreak="0">
     <w:nsid w:val="0487CB84"/>
     <w:multiLevelType w:val="hybridMultilevel"/>
@@ -6246,6 +4607,119 @@
     </w:lvl>
   </w:abstractNum>
   <w:abstractNum w:abstractNumId="1" w15:restartNumberingAfterBreak="0">
+    <w:nsid w:val="07F8AEB6"/>
+    <w:multiLevelType w:val="hybridMultilevel"/>
+    <w:tmpl w:val="FFFFFFFF"/>
+    <w:lvl w:ilvl="0" w:tplc="0400B25C">
+      <w:start w:val="1"/>
+      <w:numFmt w:val="bullet"/>
+      <w:lvlText w:val=""/>
+      <w:lvlJc w:val="left"/>
+      <w:pPr>
+        <w:ind w:left="720" w:hanging="360"/>
+      </w:pPr>
+      <w:rPr>
+        <w:rFonts w:ascii="Symbol" w:hAnsi="Symbol" w:hint="default"/>
+      </w:rPr>
+    </w:lvl>
+    <w:lvl w:ilvl="1" w:tplc="16C03596">
+      <w:start w:val="1"/>
+      <w:numFmt w:val="bullet"/>
+      <w:lvlText w:val="o"/>
+      <w:lvlJc w:val="left"/>
+      <w:pPr>
+        <w:ind w:left="1440" w:hanging="360"/>
+      </w:pPr>
+      <w:rPr>
+        <w:rFonts w:ascii="Courier New" w:hAnsi="Courier New" w:hint="default"/>
+      </w:rPr>
+    </w:lvl>
+    <w:lvl w:ilvl="2" w:tplc="324CEF98">
+      <w:start w:val="1"/>
+      <w:numFmt w:val="bullet"/>
+      <w:lvlText w:val=""/>
+      <w:lvlJc w:val="left"/>
+      <w:pPr>
+        <w:ind w:left="2160" w:hanging="360"/>
+      </w:pPr>
+      <w:rPr>
+        <w:rFonts w:ascii="Wingdings" w:hAnsi="Wingdings" w:hint="default"/>
+      </w:rPr>
+    </w:lvl>
+    <w:lvl w:ilvl="3" w:tplc="3E36EE92">
+      <w:start w:val="1"/>
+      <w:numFmt w:val="bullet"/>
+      <w:lvlText w:val=""/>
+      <w:lvlJc w:val="left"/>
+      <w:pPr>
+        <w:ind w:left="2880" w:hanging="360"/>
+      </w:pPr>
+      <w:rPr>
+        <w:rFonts w:ascii="Symbol" w:hAnsi="Symbol" w:hint="default"/>
+      </w:rPr>
+    </w:lvl>
+    <w:lvl w:ilvl="4" w:tplc="F93890C2">
+      <w:start w:val="1"/>
+      <w:numFmt w:val="bullet"/>
+      <w:lvlText w:val="o"/>
+      <w:lvlJc w:val="left"/>
+      <w:pPr>
+        <w:ind w:left="3600" w:hanging="360"/>
+      </w:pPr>
+      <w:rPr>
+        <w:rFonts w:ascii="Courier New" w:hAnsi="Courier New" w:hint="default"/>
+      </w:rPr>
+    </w:lvl>
+    <w:lvl w:ilvl="5" w:tplc="CB2E3D90">
+      <w:start w:val="1"/>
+      <w:numFmt w:val="bullet"/>
+      <w:lvlText w:val=""/>
+      <w:lvlJc w:val="left"/>
+      <w:pPr>
+        <w:ind w:left="4320" w:hanging="360"/>
+      </w:pPr>
+      <w:rPr>
+        <w:rFonts w:ascii="Wingdings" w:hAnsi="Wingdings" w:hint="default"/>
+      </w:rPr>
+    </w:lvl>
+    <w:lvl w:ilvl="6" w:tplc="4796BBBC">
+      <w:start w:val="1"/>
+      <w:numFmt w:val="bullet"/>
+      <w:lvlText w:val=""/>
+      <w:lvlJc w:val="left"/>
+      <w:pPr>
+        <w:ind w:left="5040" w:hanging="360"/>
+      </w:pPr>
+      <w:rPr>
+        <w:rFonts w:ascii="Symbol" w:hAnsi="Symbol" w:hint="default"/>
+      </w:rPr>
+    </w:lvl>
+    <w:lvl w:ilvl="7" w:tplc="A1ACB3EC">
+      <w:start w:val="1"/>
+      <w:numFmt w:val="bullet"/>
+      <w:lvlText w:val="o"/>
+      <w:lvlJc w:val="left"/>
+      <w:pPr>
+        <w:ind w:left="5760" w:hanging="360"/>
+      </w:pPr>
+      <w:rPr>
+        <w:rFonts w:ascii="Courier New" w:hAnsi="Courier New" w:hint="default"/>
+      </w:rPr>
+    </w:lvl>
+    <w:lvl w:ilvl="8" w:tplc="F6C80C4A">
+      <w:start w:val="1"/>
+      <w:numFmt w:val="bullet"/>
+      <w:lvlText w:val=""/>
+      <w:lvlJc w:val="left"/>
+      <w:pPr>
+        <w:ind w:left="6480" w:hanging="360"/>
+      </w:pPr>
+      <w:rPr>
+        <w:rFonts w:ascii="Wingdings" w:hAnsi="Wingdings" w:hint="default"/>
+      </w:rPr>
+    </w:lvl>
+  </w:abstractNum>
+  <w:abstractNum w:abstractNumId="2" w15:restartNumberingAfterBreak="0">
     <w:nsid w:val="08740C7C"/>
     <w:multiLevelType w:val="hybridMultilevel"/>
     <w:tmpl w:val="D8C0F324"/>
@@ -6257,7 +4731,7 @@
         <w:ind w:left="720" w:hanging="360"/>
       </w:pPr>
       <w:rPr>
-        <w:rFonts w:hint="default" w:ascii="Aptos" w:hAnsi="Aptos" w:eastAsiaTheme="minorHAnsi" w:cstheme="minorBidi"/>
+        <w:rFonts w:ascii="Aptos" w:eastAsiaTheme="minorHAnsi" w:hAnsi="Aptos" w:cstheme="minorBidi" w:hint="default"/>
         <w:b/>
       </w:rPr>
     </w:lvl>
@@ -6270,7 +4744,7 @@
         <w:ind w:left="1440" w:hanging="360"/>
       </w:pPr>
       <w:rPr>
-        <w:rFonts w:hint="default" w:ascii="Courier New" w:hAnsi="Courier New" w:cs="Courier New"/>
+        <w:rFonts w:ascii="Courier New" w:hAnsi="Courier New" w:cs="Courier New" w:hint="default"/>
       </w:rPr>
     </w:lvl>
     <w:lvl w:ilvl="2" w:tplc="0C0A0005" w:tentative="1">
@@ -6282,7 +4756,7 @@
         <w:ind w:left="2160" w:hanging="360"/>
       </w:pPr>
       <w:rPr>
-        <w:rFonts w:hint="default" w:ascii="Wingdings" w:hAnsi="Wingdings"/>
+        <w:rFonts w:ascii="Wingdings" w:hAnsi="Wingdings" w:hint="default"/>
       </w:rPr>
     </w:lvl>
     <w:lvl w:ilvl="3" w:tplc="0C0A0001" w:tentative="1">
@@ -6294,7 +4768,7 @@
         <w:ind w:left="2880" w:hanging="360"/>
       </w:pPr>
       <w:rPr>
-        <w:rFonts w:hint="default" w:ascii="Symbol" w:hAnsi="Symbol"/>
+        <w:rFonts w:ascii="Symbol" w:hAnsi="Symbol" w:hint="default"/>
       </w:rPr>
     </w:lvl>
     <w:lvl w:ilvl="4" w:tplc="0C0A0003" w:tentative="1">
@@ -6306,7 +4780,7 @@
         <w:ind w:left="3600" w:hanging="360"/>
       </w:pPr>
       <w:rPr>
-        <w:rFonts w:hint="default" w:ascii="Courier New" w:hAnsi="Courier New" w:cs="Courier New"/>
+        <w:rFonts w:ascii="Courier New" w:hAnsi="Courier New" w:cs="Courier New" w:hint="default"/>
       </w:rPr>
     </w:lvl>
     <w:lvl w:ilvl="5" w:tplc="0C0A0005" w:tentative="1">
@@ -6318,7 +4792,7 @@
         <w:ind w:left="4320" w:hanging="360"/>
       </w:pPr>
       <w:rPr>
-        <w:rFonts w:hint="default" w:ascii="Wingdings" w:hAnsi="Wingdings"/>
+        <w:rFonts w:ascii="Wingdings" w:hAnsi="Wingdings" w:hint="default"/>
       </w:rPr>
     </w:lvl>
     <w:lvl w:ilvl="6" w:tplc="0C0A0001" w:tentative="1">
@@ -6330,7 +4804,7 @@
         <w:ind w:left="5040" w:hanging="360"/>
       </w:pPr>
       <w:rPr>
-        <w:rFonts w:hint="default" w:ascii="Symbol" w:hAnsi="Symbol"/>
+        <w:rFonts w:ascii="Symbol" w:hAnsi="Symbol" w:hint="default"/>
       </w:rPr>
     </w:lvl>
     <w:lvl w:ilvl="7" w:tplc="0C0A0003" w:tentative="1">
@@ -6342,7 +4816,7 @@
         <w:ind w:left="5760" w:hanging="360"/>
       </w:pPr>
       <w:rPr>
-        <w:rFonts w:hint="default" w:ascii="Courier New" w:hAnsi="Courier New" w:cs="Courier New"/>
+        <w:rFonts w:ascii="Courier New" w:hAnsi="Courier New" w:cs="Courier New" w:hint="default"/>
       </w:rPr>
     </w:lvl>
     <w:lvl w:ilvl="8" w:tplc="0C0A0005" w:tentative="1">
@@ -6354,11 +4828,11 @@
         <w:ind w:left="6480" w:hanging="360"/>
       </w:pPr>
       <w:rPr>
-        <w:rFonts w:hint="default" w:ascii="Wingdings" w:hAnsi="Wingdings"/>
+        <w:rFonts w:ascii="Wingdings" w:hAnsi="Wingdings" w:hint="default"/>
       </w:rPr>
     </w:lvl>
   </w:abstractNum>
-  <w:abstractNum w:abstractNumId="2" w15:restartNumberingAfterBreak="0">
+  <w:abstractNum w:abstractNumId="3" w15:restartNumberingAfterBreak="0">
     <w:nsid w:val="0989ACDE"/>
     <w:multiLevelType w:val="hybridMultilevel"/>
     <w:tmpl w:val="C0BEDCFC"/>
@@ -6371,7 +4845,7 @@
         <w:ind w:left="720" w:hanging="360"/>
       </w:pPr>
       <w:rPr>
-        <w:rFonts w:hint="default" w:ascii="Symbol" w:hAnsi="Symbol"/>
+        <w:rFonts w:ascii="Symbol" w:hAnsi="Symbol" w:hint="default"/>
       </w:rPr>
     </w:lvl>
     <w:lvl w:ilvl="1" w:tplc="C7A49B12">
@@ -6383,7 +4857,7 @@
         <w:ind w:left="1440" w:hanging="360"/>
       </w:pPr>
       <w:rPr>
-        <w:rFonts w:hint="default" w:ascii="Courier New" w:hAnsi="Courier New"/>
+        <w:rFonts w:ascii="Courier New" w:hAnsi="Courier New" w:hint="default"/>
       </w:rPr>
     </w:lvl>
     <w:lvl w:ilvl="2" w:tplc="A9C0986C">
@@ -6395,7 +4869,7 @@
         <w:ind w:left="2160" w:hanging="360"/>
       </w:pPr>
       <w:rPr>
-        <w:rFonts w:hint="default" w:ascii="Wingdings" w:hAnsi="Wingdings"/>
+        <w:rFonts w:ascii="Wingdings" w:hAnsi="Wingdings" w:hint="default"/>
       </w:rPr>
     </w:lvl>
     <w:lvl w:ilvl="3" w:tplc="04EAD070">
@@ -6407,7 +4881,7 @@
         <w:ind w:left="2880" w:hanging="360"/>
       </w:pPr>
       <w:rPr>
-        <w:rFonts w:hint="default" w:ascii="Symbol" w:hAnsi="Symbol"/>
+        <w:rFonts w:ascii="Symbol" w:hAnsi="Symbol" w:hint="default"/>
       </w:rPr>
     </w:lvl>
     <w:lvl w:ilvl="4" w:tplc="02CA71CA">
@@ -6419,7 +4893,7 @@
         <w:ind w:left="3600" w:hanging="360"/>
       </w:pPr>
       <w:rPr>
-        <w:rFonts w:hint="default" w:ascii="Courier New" w:hAnsi="Courier New"/>
+        <w:rFonts w:ascii="Courier New" w:hAnsi="Courier New" w:hint="default"/>
       </w:rPr>
     </w:lvl>
     <w:lvl w:ilvl="5" w:tplc="E022392C">
@@ -6431,7 +4905,7 @@
         <w:ind w:left="4320" w:hanging="360"/>
       </w:pPr>
       <w:rPr>
-        <w:rFonts w:hint="default" w:ascii="Wingdings" w:hAnsi="Wingdings"/>
+        <w:rFonts w:ascii="Wingdings" w:hAnsi="Wingdings" w:hint="default"/>
       </w:rPr>
     </w:lvl>
     <w:lvl w:ilvl="6" w:tplc="C3F4F482">
@@ -6443,7 +4917,7 @@
         <w:ind w:left="5040" w:hanging="360"/>
       </w:pPr>
       <w:rPr>
-        <w:rFonts w:hint="default" w:ascii="Symbol" w:hAnsi="Symbol"/>
+        <w:rFonts w:ascii="Symbol" w:hAnsi="Symbol" w:hint="default"/>
       </w:rPr>
     </w:lvl>
     <w:lvl w:ilvl="7" w:tplc="9FE21CC2">
@@ -6455,7 +4929,7 @@
         <w:ind w:left="5760" w:hanging="360"/>
       </w:pPr>
       <w:rPr>
-        <w:rFonts w:hint="default" w:ascii="Courier New" w:hAnsi="Courier New"/>
+        <w:rFonts w:ascii="Courier New" w:hAnsi="Courier New" w:hint="default"/>
       </w:rPr>
     </w:lvl>
     <w:lvl w:ilvl="8" w:tplc="B7B64906">
@@ -6467,11 +4941,124 @@
         <w:ind w:left="6480" w:hanging="360"/>
       </w:pPr>
       <w:rPr>
-        <w:rFonts w:hint="default" w:ascii="Wingdings" w:hAnsi="Wingdings"/>
+        <w:rFonts w:ascii="Wingdings" w:hAnsi="Wingdings" w:hint="default"/>
       </w:rPr>
     </w:lvl>
   </w:abstractNum>
-  <w:abstractNum w:abstractNumId="3" w15:restartNumberingAfterBreak="0">
+  <w:abstractNum w:abstractNumId="4" w15:restartNumberingAfterBreak="0">
+    <w:nsid w:val="0A934175"/>
+    <w:multiLevelType w:val="hybridMultilevel"/>
+    <w:tmpl w:val="FFFFFFFF"/>
+    <w:lvl w:ilvl="0" w:tplc="B0B469EC">
+      <w:start w:val="1"/>
+      <w:numFmt w:val="bullet"/>
+      <w:lvlText w:val=""/>
+      <w:lvlJc w:val="left"/>
+      <w:pPr>
+        <w:ind w:left="720" w:hanging="360"/>
+      </w:pPr>
+      <w:rPr>
+        <w:rFonts w:ascii="Symbol" w:hAnsi="Symbol" w:hint="default"/>
+      </w:rPr>
+    </w:lvl>
+    <w:lvl w:ilvl="1" w:tplc="F702D01A">
+      <w:start w:val="1"/>
+      <w:numFmt w:val="bullet"/>
+      <w:lvlText w:val="o"/>
+      <w:lvlJc w:val="left"/>
+      <w:pPr>
+        <w:ind w:left="1440" w:hanging="360"/>
+      </w:pPr>
+      <w:rPr>
+        <w:rFonts w:ascii="Courier New" w:hAnsi="Courier New" w:hint="default"/>
+      </w:rPr>
+    </w:lvl>
+    <w:lvl w:ilvl="2" w:tplc="3000E540">
+      <w:start w:val="1"/>
+      <w:numFmt w:val="bullet"/>
+      <w:lvlText w:val=""/>
+      <w:lvlJc w:val="left"/>
+      <w:pPr>
+        <w:ind w:left="2160" w:hanging="360"/>
+      </w:pPr>
+      <w:rPr>
+        <w:rFonts w:ascii="Wingdings" w:hAnsi="Wingdings" w:hint="default"/>
+      </w:rPr>
+    </w:lvl>
+    <w:lvl w:ilvl="3" w:tplc="57EEA21E">
+      <w:start w:val="1"/>
+      <w:numFmt w:val="bullet"/>
+      <w:lvlText w:val=""/>
+      <w:lvlJc w:val="left"/>
+      <w:pPr>
+        <w:ind w:left="2880" w:hanging="360"/>
+      </w:pPr>
+      <w:rPr>
+        <w:rFonts w:ascii="Symbol" w:hAnsi="Symbol" w:hint="default"/>
+      </w:rPr>
+    </w:lvl>
+    <w:lvl w:ilvl="4" w:tplc="C7441652">
+      <w:start w:val="1"/>
+      <w:numFmt w:val="bullet"/>
+      <w:lvlText w:val="o"/>
+      <w:lvlJc w:val="left"/>
+      <w:pPr>
+        <w:ind w:left="3600" w:hanging="360"/>
+      </w:pPr>
+      <w:rPr>
+        <w:rFonts w:ascii="Courier New" w:hAnsi="Courier New" w:hint="default"/>
+      </w:rPr>
+    </w:lvl>
+    <w:lvl w:ilvl="5" w:tplc="8634106E">
+      <w:start w:val="1"/>
+      <w:numFmt w:val="bullet"/>
+      <w:lvlText w:val=""/>
+      <w:lvlJc w:val="left"/>
+      <w:pPr>
+        <w:ind w:left="4320" w:hanging="360"/>
+      </w:pPr>
+      <w:rPr>
+        <w:rFonts w:ascii="Wingdings" w:hAnsi="Wingdings" w:hint="default"/>
+      </w:rPr>
+    </w:lvl>
+    <w:lvl w:ilvl="6" w:tplc="88BAD200">
+      <w:start w:val="1"/>
+      <w:numFmt w:val="bullet"/>
+      <w:lvlText w:val=""/>
+      <w:lvlJc w:val="left"/>
+      <w:pPr>
+        <w:ind w:left="5040" w:hanging="360"/>
+      </w:pPr>
+      <w:rPr>
+        <w:rFonts w:ascii="Symbol" w:hAnsi="Symbol" w:hint="default"/>
+      </w:rPr>
+    </w:lvl>
+    <w:lvl w:ilvl="7" w:tplc="E51E2EA6">
+      <w:start w:val="1"/>
+      <w:numFmt w:val="bullet"/>
+      <w:lvlText w:val="o"/>
+      <w:lvlJc w:val="left"/>
+      <w:pPr>
+        <w:ind w:left="5760" w:hanging="360"/>
+      </w:pPr>
+      <w:rPr>
+        <w:rFonts w:ascii="Courier New" w:hAnsi="Courier New" w:hint="default"/>
+      </w:rPr>
+    </w:lvl>
+    <w:lvl w:ilvl="8" w:tplc="F18AE418">
+      <w:start w:val="1"/>
+      <w:numFmt w:val="bullet"/>
+      <w:lvlText w:val=""/>
+      <w:lvlJc w:val="left"/>
+      <w:pPr>
+        <w:ind w:left="6480" w:hanging="360"/>
+      </w:pPr>
+      <w:rPr>
+        <w:rFonts w:ascii="Wingdings" w:hAnsi="Wingdings" w:hint="default"/>
+      </w:rPr>
+    </w:lvl>
+  </w:abstractNum>
+  <w:abstractNum w:abstractNumId="5" w15:restartNumberingAfterBreak="0">
     <w:nsid w:val="0B1DD29B"/>
     <w:multiLevelType w:val="hybridMultilevel"/>
     <w:tmpl w:val="1B32A1D6"/>
@@ -6484,7 +5071,7 @@
         <w:ind w:left="720" w:hanging="360"/>
       </w:pPr>
       <w:rPr>
-        <w:rFonts w:hint="default" w:ascii="Aptos" w:hAnsi="Aptos"/>
+        <w:rFonts w:ascii="Aptos" w:hAnsi="Aptos" w:hint="default"/>
       </w:rPr>
     </w:lvl>
     <w:lvl w:ilvl="1" w:tplc="85C8F142">
@@ -6496,7 +5083,7 @@
         <w:ind w:left="1440" w:hanging="360"/>
       </w:pPr>
       <w:rPr>
-        <w:rFonts w:hint="default" w:ascii="Courier New" w:hAnsi="Courier New"/>
+        <w:rFonts w:ascii="Courier New" w:hAnsi="Courier New" w:hint="default"/>
       </w:rPr>
     </w:lvl>
     <w:lvl w:ilvl="2" w:tplc="08BC7CBA">
@@ -6508,7 +5095,7 @@
         <w:ind w:left="2160" w:hanging="360"/>
       </w:pPr>
       <w:rPr>
-        <w:rFonts w:hint="default" w:ascii="Wingdings" w:hAnsi="Wingdings"/>
+        <w:rFonts w:ascii="Wingdings" w:hAnsi="Wingdings" w:hint="default"/>
       </w:rPr>
     </w:lvl>
     <w:lvl w:ilvl="3" w:tplc="54ACAEE6">
@@ -6520,7 +5107,7 @@
         <w:ind w:left="2880" w:hanging="360"/>
       </w:pPr>
       <w:rPr>
-        <w:rFonts w:hint="default" w:ascii="Symbol" w:hAnsi="Symbol"/>
+        <w:rFonts w:ascii="Symbol" w:hAnsi="Symbol" w:hint="default"/>
       </w:rPr>
     </w:lvl>
     <w:lvl w:ilvl="4" w:tplc="28968DE6">
@@ -6532,7 +5119,7 @@
         <w:ind w:left="3600" w:hanging="360"/>
       </w:pPr>
       <w:rPr>
-        <w:rFonts w:hint="default" w:ascii="Courier New" w:hAnsi="Courier New"/>
+        <w:rFonts w:ascii="Courier New" w:hAnsi="Courier New" w:hint="default"/>
       </w:rPr>
     </w:lvl>
     <w:lvl w:ilvl="5" w:tplc="159ECA94">
@@ -6544,7 +5131,7 @@
         <w:ind w:left="4320" w:hanging="360"/>
       </w:pPr>
       <w:rPr>
-        <w:rFonts w:hint="default" w:ascii="Wingdings" w:hAnsi="Wingdings"/>
+        <w:rFonts w:ascii="Wingdings" w:hAnsi="Wingdings" w:hint="default"/>
       </w:rPr>
     </w:lvl>
     <w:lvl w:ilvl="6" w:tplc="22323CE6">
@@ -6556,7 +5143,7 @@
         <w:ind w:left="5040" w:hanging="360"/>
       </w:pPr>
       <w:rPr>
-        <w:rFonts w:hint="default" w:ascii="Symbol" w:hAnsi="Symbol"/>
+        <w:rFonts w:ascii="Symbol" w:hAnsi="Symbol" w:hint="default"/>
       </w:rPr>
     </w:lvl>
     <w:lvl w:ilvl="7" w:tplc="A9B04CD6">
@@ -6568,7 +5155,7 @@
         <w:ind w:left="5760" w:hanging="360"/>
       </w:pPr>
       <w:rPr>
-        <w:rFonts w:hint="default" w:ascii="Courier New" w:hAnsi="Courier New"/>
+        <w:rFonts w:ascii="Courier New" w:hAnsi="Courier New" w:hint="default"/>
       </w:rPr>
     </w:lvl>
     <w:lvl w:ilvl="8" w:tplc="2EEA23B4">
@@ -6580,11 +5167,11 @@
         <w:ind w:left="6480" w:hanging="360"/>
       </w:pPr>
       <w:rPr>
-        <w:rFonts w:hint="default" w:ascii="Wingdings" w:hAnsi="Wingdings"/>
+        <w:rFonts w:ascii="Wingdings" w:hAnsi="Wingdings" w:hint="default"/>
       </w:rPr>
     </w:lvl>
   </w:abstractNum>
-  <w:abstractNum w:abstractNumId="4" w15:restartNumberingAfterBreak="0">
+  <w:abstractNum w:abstractNumId="6" w15:restartNumberingAfterBreak="0">
     <w:nsid w:val="0E4FB33C"/>
     <w:multiLevelType w:val="hybridMultilevel"/>
     <w:tmpl w:val="90AA331E"/>
@@ -6670,7 +5257,7 @@
       </w:pPr>
     </w:lvl>
   </w:abstractNum>
-  <w:abstractNum w:abstractNumId="5" w15:restartNumberingAfterBreak="0">
+  <w:abstractNum w:abstractNumId="7" w15:restartNumberingAfterBreak="0">
     <w:nsid w:val="0E66086C"/>
     <w:multiLevelType w:val="multilevel"/>
     <w:tmpl w:val="8CD0988C"/>
@@ -6686,7 +5273,7 @@
         <w:ind w:left="720" w:hanging="360"/>
       </w:pPr>
       <w:rPr>
-        <w:rFonts w:hint="default" w:ascii="Symbol" w:hAnsi="Symbol"/>
+        <w:rFonts w:ascii="Symbol" w:hAnsi="Symbol" w:hint="default"/>
         <w:sz w:val="20"/>
       </w:rPr>
     </w:lvl>
@@ -6702,7 +5289,7 @@
         <w:ind w:left="1440" w:hanging="360"/>
       </w:pPr>
       <w:rPr>
-        <w:rFonts w:hint="default" w:ascii="Courier New" w:hAnsi="Courier New"/>
+        <w:rFonts w:ascii="Courier New" w:hAnsi="Courier New" w:hint="default"/>
         <w:sz w:val="20"/>
       </w:rPr>
     </w:lvl>
@@ -6718,7 +5305,7 @@
         <w:ind w:left="2160" w:hanging="360"/>
       </w:pPr>
       <w:rPr>
-        <w:rFonts w:hint="default" w:ascii="Wingdings" w:hAnsi="Wingdings"/>
+        <w:rFonts w:ascii="Wingdings" w:hAnsi="Wingdings" w:hint="default"/>
         <w:sz w:val="20"/>
       </w:rPr>
     </w:lvl>
@@ -6734,7 +5321,7 @@
         <w:ind w:left="2880" w:hanging="360"/>
       </w:pPr>
       <w:rPr>
-        <w:rFonts w:hint="default" w:ascii="Wingdings" w:hAnsi="Wingdings"/>
+        <w:rFonts w:ascii="Wingdings" w:hAnsi="Wingdings" w:hint="default"/>
         <w:sz w:val="20"/>
       </w:rPr>
     </w:lvl>
@@ -6750,7 +5337,7 @@
         <w:ind w:left="3600" w:hanging="360"/>
       </w:pPr>
       <w:rPr>
-        <w:rFonts w:hint="default" w:ascii="Wingdings" w:hAnsi="Wingdings"/>
+        <w:rFonts w:ascii="Wingdings" w:hAnsi="Wingdings" w:hint="default"/>
         <w:sz w:val="20"/>
       </w:rPr>
     </w:lvl>
@@ -6766,7 +5353,7 @@
         <w:ind w:left="4320" w:hanging="360"/>
       </w:pPr>
       <w:rPr>
-        <w:rFonts w:hint="default" w:ascii="Wingdings" w:hAnsi="Wingdings"/>
+        <w:rFonts w:ascii="Wingdings" w:hAnsi="Wingdings" w:hint="default"/>
         <w:sz w:val="20"/>
       </w:rPr>
     </w:lvl>
@@ -6782,7 +5369,7 @@
         <w:ind w:left="5040" w:hanging="360"/>
       </w:pPr>
       <w:rPr>
-        <w:rFonts w:hint="default" w:ascii="Wingdings" w:hAnsi="Wingdings"/>
+        <w:rFonts w:ascii="Wingdings" w:hAnsi="Wingdings" w:hint="default"/>
         <w:sz w:val="20"/>
       </w:rPr>
     </w:lvl>
@@ -6798,7 +5385,7 @@
         <w:ind w:left="5760" w:hanging="360"/>
       </w:pPr>
       <w:rPr>
-        <w:rFonts w:hint="default" w:ascii="Wingdings" w:hAnsi="Wingdings"/>
+        <w:rFonts w:ascii="Wingdings" w:hAnsi="Wingdings" w:hint="default"/>
         <w:sz w:val="20"/>
       </w:rPr>
     </w:lvl>
@@ -6814,12 +5401,12 @@
         <w:ind w:left="6480" w:hanging="360"/>
       </w:pPr>
       <w:rPr>
-        <w:rFonts w:hint="default" w:ascii="Wingdings" w:hAnsi="Wingdings"/>
+        <w:rFonts w:ascii="Wingdings" w:hAnsi="Wingdings" w:hint="default"/>
         <w:sz w:val="20"/>
       </w:rPr>
     </w:lvl>
   </w:abstractNum>
-  <w:abstractNum w:abstractNumId="6" w15:restartNumberingAfterBreak="0">
+  <w:abstractNum w:abstractNumId="8" w15:restartNumberingAfterBreak="0">
     <w:nsid w:val="12EC2C95"/>
     <w:multiLevelType w:val="multilevel"/>
     <w:tmpl w:val="30906EDE"/>
@@ -6835,7 +5422,7 @@
         <w:ind w:left="720" w:hanging="360"/>
       </w:pPr>
       <w:rPr>
-        <w:rFonts w:hint="default" w:ascii="Symbol" w:hAnsi="Symbol"/>
+        <w:rFonts w:ascii="Symbol" w:hAnsi="Symbol" w:hint="default"/>
         <w:sz w:val="20"/>
       </w:rPr>
     </w:lvl>
@@ -6851,7 +5438,7 @@
         <w:ind w:left="1440" w:hanging="360"/>
       </w:pPr>
       <w:rPr>
-        <w:rFonts w:hint="default" w:ascii="Courier New" w:hAnsi="Courier New"/>
+        <w:rFonts w:ascii="Courier New" w:hAnsi="Courier New" w:hint="default"/>
         <w:sz w:val="20"/>
       </w:rPr>
     </w:lvl>
@@ -6867,7 +5454,7 @@
         <w:ind w:left="2160" w:hanging="360"/>
       </w:pPr>
       <w:rPr>
-        <w:rFonts w:hint="default" w:ascii="Wingdings" w:hAnsi="Wingdings"/>
+        <w:rFonts w:ascii="Wingdings" w:hAnsi="Wingdings" w:hint="default"/>
         <w:sz w:val="20"/>
       </w:rPr>
     </w:lvl>
@@ -6883,7 +5470,7 @@
         <w:ind w:left="2880" w:hanging="360"/>
       </w:pPr>
       <w:rPr>
-        <w:rFonts w:hint="default" w:ascii="Wingdings" w:hAnsi="Wingdings"/>
+        <w:rFonts w:ascii="Wingdings" w:hAnsi="Wingdings" w:hint="default"/>
         <w:sz w:val="20"/>
       </w:rPr>
     </w:lvl>
@@ -6899,7 +5486,7 @@
         <w:ind w:left="3600" w:hanging="360"/>
       </w:pPr>
       <w:rPr>
-        <w:rFonts w:hint="default" w:ascii="Wingdings" w:hAnsi="Wingdings"/>
+        <w:rFonts w:ascii="Wingdings" w:hAnsi="Wingdings" w:hint="default"/>
         <w:sz w:val="20"/>
       </w:rPr>
     </w:lvl>
@@ -6915,7 +5502,7 @@
         <w:ind w:left="4320" w:hanging="360"/>
       </w:pPr>
       <w:rPr>
-        <w:rFonts w:hint="default" w:ascii="Wingdings" w:hAnsi="Wingdings"/>
+        <w:rFonts w:ascii="Wingdings" w:hAnsi="Wingdings" w:hint="default"/>
         <w:sz w:val="20"/>
       </w:rPr>
     </w:lvl>
@@ -6931,7 +5518,7 @@
         <w:ind w:left="5040" w:hanging="360"/>
       </w:pPr>
       <w:rPr>
-        <w:rFonts w:hint="default" w:ascii="Wingdings" w:hAnsi="Wingdings"/>
+        <w:rFonts w:ascii="Wingdings" w:hAnsi="Wingdings" w:hint="default"/>
         <w:sz w:val="20"/>
       </w:rPr>
     </w:lvl>
@@ -6947,7 +5534,7 @@
         <w:ind w:left="5760" w:hanging="360"/>
       </w:pPr>
       <w:rPr>
-        <w:rFonts w:hint="default" w:ascii="Wingdings" w:hAnsi="Wingdings"/>
+        <w:rFonts w:ascii="Wingdings" w:hAnsi="Wingdings" w:hint="default"/>
         <w:sz w:val="20"/>
       </w:rPr>
     </w:lvl>
@@ -6963,12 +5550,125 @@
         <w:ind w:left="6480" w:hanging="360"/>
       </w:pPr>
       <w:rPr>
-        <w:rFonts w:hint="default" w:ascii="Wingdings" w:hAnsi="Wingdings"/>
+        <w:rFonts w:ascii="Wingdings" w:hAnsi="Wingdings" w:hint="default"/>
         <w:sz w:val="20"/>
       </w:rPr>
     </w:lvl>
   </w:abstractNum>
-  <w:abstractNum w:abstractNumId="7" w15:restartNumberingAfterBreak="0">
+  <w:abstractNum w:abstractNumId="9" w15:restartNumberingAfterBreak="0">
+    <w:nsid w:val="15D52C09"/>
+    <w:multiLevelType w:val="hybridMultilevel"/>
+    <w:tmpl w:val="FFFFFFFF"/>
+    <w:lvl w:ilvl="0" w:tplc="09C4276A">
+      <w:start w:val="1"/>
+      <w:numFmt w:val="bullet"/>
+      <w:lvlText w:val=""/>
+      <w:lvlJc w:val="left"/>
+      <w:pPr>
+        <w:ind w:left="720" w:hanging="360"/>
+      </w:pPr>
+      <w:rPr>
+        <w:rFonts w:ascii="Symbol" w:hAnsi="Symbol" w:hint="default"/>
+      </w:rPr>
+    </w:lvl>
+    <w:lvl w:ilvl="1" w:tplc="89E0D5FE">
+      <w:start w:val="1"/>
+      <w:numFmt w:val="bullet"/>
+      <w:lvlText w:val="o"/>
+      <w:lvlJc w:val="left"/>
+      <w:pPr>
+        <w:ind w:left="1440" w:hanging="360"/>
+      </w:pPr>
+      <w:rPr>
+        <w:rFonts w:ascii="Courier New" w:hAnsi="Courier New" w:hint="default"/>
+      </w:rPr>
+    </w:lvl>
+    <w:lvl w:ilvl="2" w:tplc="19147F3A">
+      <w:start w:val="1"/>
+      <w:numFmt w:val="bullet"/>
+      <w:lvlText w:val=""/>
+      <w:lvlJc w:val="left"/>
+      <w:pPr>
+        <w:ind w:left="2160" w:hanging="360"/>
+      </w:pPr>
+      <w:rPr>
+        <w:rFonts w:ascii="Wingdings" w:hAnsi="Wingdings" w:hint="default"/>
+      </w:rPr>
+    </w:lvl>
+    <w:lvl w:ilvl="3" w:tplc="636204BA">
+      <w:start w:val="1"/>
+      <w:numFmt w:val="bullet"/>
+      <w:lvlText w:val=""/>
+      <w:lvlJc w:val="left"/>
+      <w:pPr>
+        <w:ind w:left="2880" w:hanging="360"/>
+      </w:pPr>
+      <w:rPr>
+        <w:rFonts w:ascii="Symbol" w:hAnsi="Symbol" w:hint="default"/>
+      </w:rPr>
+    </w:lvl>
+    <w:lvl w:ilvl="4" w:tplc="98C8A034">
+      <w:start w:val="1"/>
+      <w:numFmt w:val="bullet"/>
+      <w:lvlText w:val="o"/>
+      <w:lvlJc w:val="left"/>
+      <w:pPr>
+        <w:ind w:left="3600" w:hanging="360"/>
+      </w:pPr>
+      <w:rPr>
+        <w:rFonts w:ascii="Courier New" w:hAnsi="Courier New" w:hint="default"/>
+      </w:rPr>
+    </w:lvl>
+    <w:lvl w:ilvl="5" w:tplc="9D509558">
+      <w:start w:val="1"/>
+      <w:numFmt w:val="bullet"/>
+      <w:lvlText w:val=""/>
+      <w:lvlJc w:val="left"/>
+      <w:pPr>
+        <w:ind w:left="4320" w:hanging="360"/>
+      </w:pPr>
+      <w:rPr>
+        <w:rFonts w:ascii="Wingdings" w:hAnsi="Wingdings" w:hint="default"/>
+      </w:rPr>
+    </w:lvl>
+    <w:lvl w:ilvl="6" w:tplc="B494FFAC">
+      <w:start w:val="1"/>
+      <w:numFmt w:val="bullet"/>
+      <w:lvlText w:val=""/>
+      <w:lvlJc w:val="left"/>
+      <w:pPr>
+        <w:ind w:left="5040" w:hanging="360"/>
+      </w:pPr>
+      <w:rPr>
+        <w:rFonts w:ascii="Symbol" w:hAnsi="Symbol" w:hint="default"/>
+      </w:rPr>
+    </w:lvl>
+    <w:lvl w:ilvl="7" w:tplc="340295F6">
+      <w:start w:val="1"/>
+      <w:numFmt w:val="bullet"/>
+      <w:lvlText w:val="o"/>
+      <w:lvlJc w:val="left"/>
+      <w:pPr>
+        <w:ind w:left="5760" w:hanging="360"/>
+      </w:pPr>
+      <w:rPr>
+        <w:rFonts w:ascii="Courier New" w:hAnsi="Courier New" w:hint="default"/>
+      </w:rPr>
+    </w:lvl>
+    <w:lvl w:ilvl="8" w:tplc="9B8E2228">
+      <w:start w:val="1"/>
+      <w:numFmt w:val="bullet"/>
+      <w:lvlText w:val=""/>
+      <w:lvlJc w:val="left"/>
+      <w:pPr>
+        <w:ind w:left="6480" w:hanging="360"/>
+      </w:pPr>
+      <w:rPr>
+        <w:rFonts w:ascii="Wingdings" w:hAnsi="Wingdings" w:hint="default"/>
+      </w:rPr>
+    </w:lvl>
+  </w:abstractNum>
+  <w:abstractNum w:abstractNumId="10" w15:restartNumberingAfterBreak="0">
     <w:nsid w:val="178DB39B"/>
     <w:multiLevelType w:val="hybridMultilevel"/>
     <w:tmpl w:val="ED847F88"/>
@@ -6981,7 +5681,7 @@
         <w:ind w:left="720" w:hanging="360"/>
       </w:pPr>
       <w:rPr>
-        <w:rFonts w:hint="default" w:ascii="Symbol" w:hAnsi="Symbol"/>
+        <w:rFonts w:ascii="Symbol" w:hAnsi="Symbol" w:hint="default"/>
       </w:rPr>
     </w:lvl>
     <w:lvl w:ilvl="1" w:tplc="F1223098">
@@ -6993,7 +5693,7 @@
         <w:ind w:left="1440" w:hanging="360"/>
       </w:pPr>
       <w:rPr>
-        <w:rFonts w:hint="default" w:ascii="Courier New" w:hAnsi="Courier New"/>
+        <w:rFonts w:ascii="Courier New" w:hAnsi="Courier New" w:hint="default"/>
       </w:rPr>
     </w:lvl>
     <w:lvl w:ilvl="2" w:tplc="A330F532">
@@ -7005,7 +5705,7 @@
         <w:ind w:left="2160" w:hanging="360"/>
       </w:pPr>
       <w:rPr>
-        <w:rFonts w:hint="default" w:ascii="Wingdings" w:hAnsi="Wingdings"/>
+        <w:rFonts w:ascii="Wingdings" w:hAnsi="Wingdings" w:hint="default"/>
       </w:rPr>
     </w:lvl>
     <w:lvl w:ilvl="3" w:tplc="22A44CE6">
@@ -7017,7 +5717,7 @@
         <w:ind w:left="2880" w:hanging="360"/>
       </w:pPr>
       <w:rPr>
-        <w:rFonts w:hint="default" w:ascii="Symbol" w:hAnsi="Symbol"/>
+        <w:rFonts w:ascii="Symbol" w:hAnsi="Symbol" w:hint="default"/>
       </w:rPr>
     </w:lvl>
     <w:lvl w:ilvl="4" w:tplc="967A5EE0">
@@ -7029,7 +5729,7 @@
         <w:ind w:left="3600" w:hanging="360"/>
       </w:pPr>
       <w:rPr>
-        <w:rFonts w:hint="default" w:ascii="Courier New" w:hAnsi="Courier New"/>
+        <w:rFonts w:ascii="Courier New" w:hAnsi="Courier New" w:hint="default"/>
       </w:rPr>
     </w:lvl>
     <w:lvl w:ilvl="5" w:tplc="3EE2B056">
@@ -7041,7 +5741,7 @@
         <w:ind w:left="4320" w:hanging="360"/>
       </w:pPr>
       <w:rPr>
-        <w:rFonts w:hint="default" w:ascii="Wingdings" w:hAnsi="Wingdings"/>
+        <w:rFonts w:ascii="Wingdings" w:hAnsi="Wingdings" w:hint="default"/>
       </w:rPr>
     </w:lvl>
     <w:lvl w:ilvl="6" w:tplc="72580A12">
@@ -7053,7 +5753,7 @@
         <w:ind w:left="5040" w:hanging="360"/>
       </w:pPr>
       <w:rPr>
-        <w:rFonts w:hint="default" w:ascii="Symbol" w:hAnsi="Symbol"/>
+        <w:rFonts w:ascii="Symbol" w:hAnsi="Symbol" w:hint="default"/>
       </w:rPr>
     </w:lvl>
     <w:lvl w:ilvl="7" w:tplc="C878479A">
@@ -7065,7 +5765,7 @@
         <w:ind w:left="5760" w:hanging="360"/>
       </w:pPr>
       <w:rPr>
-        <w:rFonts w:hint="default" w:ascii="Courier New" w:hAnsi="Courier New"/>
+        <w:rFonts w:ascii="Courier New" w:hAnsi="Courier New" w:hint="default"/>
       </w:rPr>
     </w:lvl>
     <w:lvl w:ilvl="8" w:tplc="740EBA06">
@@ -7077,11 +5777,11 @@
         <w:ind w:left="6480" w:hanging="360"/>
       </w:pPr>
       <w:rPr>
-        <w:rFonts w:hint="default" w:ascii="Wingdings" w:hAnsi="Wingdings"/>
+        <w:rFonts w:ascii="Wingdings" w:hAnsi="Wingdings" w:hint="default"/>
       </w:rPr>
     </w:lvl>
   </w:abstractNum>
-  <w:abstractNum w:abstractNumId="8" w15:restartNumberingAfterBreak="0">
+  <w:abstractNum w:abstractNumId="11" w15:restartNumberingAfterBreak="0">
     <w:nsid w:val="1D46229C"/>
     <w:multiLevelType w:val="hybridMultilevel"/>
     <w:tmpl w:val="B64283F6"/>
@@ -7167,7 +5867,7 @@
       </w:pPr>
     </w:lvl>
   </w:abstractNum>
-  <w:abstractNum w:abstractNumId="9" w15:restartNumberingAfterBreak="0">
+  <w:abstractNum w:abstractNumId="12" w15:restartNumberingAfterBreak="0">
     <w:nsid w:val="217CF988"/>
     <w:multiLevelType w:val="hybridMultilevel"/>
     <w:tmpl w:val="A84CF1B4"/>
@@ -7253,7 +5953,120 @@
       </w:pPr>
     </w:lvl>
   </w:abstractNum>
-  <w:abstractNum w:abstractNumId="10" w15:restartNumberingAfterBreak="0">
+  <w:abstractNum w:abstractNumId="13" w15:restartNumberingAfterBreak="0">
+    <w:nsid w:val="309BF408"/>
+    <w:multiLevelType w:val="hybridMultilevel"/>
+    <w:tmpl w:val="FFFFFFFF"/>
+    <w:lvl w:ilvl="0" w:tplc="131220BC">
+      <w:start w:val="1"/>
+      <w:numFmt w:val="bullet"/>
+      <w:lvlText w:val=""/>
+      <w:lvlJc w:val="left"/>
+      <w:pPr>
+        <w:ind w:left="720" w:hanging="360"/>
+      </w:pPr>
+      <w:rPr>
+        <w:rFonts w:ascii="Symbol" w:hAnsi="Symbol" w:hint="default"/>
+      </w:rPr>
+    </w:lvl>
+    <w:lvl w:ilvl="1" w:tplc="20049EBE">
+      <w:start w:val="1"/>
+      <w:numFmt w:val="bullet"/>
+      <w:lvlText w:val="o"/>
+      <w:lvlJc w:val="left"/>
+      <w:pPr>
+        <w:ind w:left="1440" w:hanging="360"/>
+      </w:pPr>
+      <w:rPr>
+        <w:rFonts w:ascii="Courier New" w:hAnsi="Courier New" w:hint="default"/>
+      </w:rPr>
+    </w:lvl>
+    <w:lvl w:ilvl="2" w:tplc="82ACA0F8">
+      <w:start w:val="1"/>
+      <w:numFmt w:val="bullet"/>
+      <w:lvlText w:val=""/>
+      <w:lvlJc w:val="left"/>
+      <w:pPr>
+        <w:ind w:left="2160" w:hanging="360"/>
+      </w:pPr>
+      <w:rPr>
+        <w:rFonts w:ascii="Wingdings" w:hAnsi="Wingdings" w:hint="default"/>
+      </w:rPr>
+    </w:lvl>
+    <w:lvl w:ilvl="3" w:tplc="DB5AC2FA">
+      <w:start w:val="1"/>
+      <w:numFmt w:val="bullet"/>
+      <w:lvlText w:val=""/>
+      <w:lvlJc w:val="left"/>
+      <w:pPr>
+        <w:ind w:left="2880" w:hanging="360"/>
+      </w:pPr>
+      <w:rPr>
+        <w:rFonts w:ascii="Symbol" w:hAnsi="Symbol" w:hint="default"/>
+      </w:rPr>
+    </w:lvl>
+    <w:lvl w:ilvl="4" w:tplc="93BE42D2">
+      <w:start w:val="1"/>
+      <w:numFmt w:val="bullet"/>
+      <w:lvlText w:val="o"/>
+      <w:lvlJc w:val="left"/>
+      <w:pPr>
+        <w:ind w:left="3600" w:hanging="360"/>
+      </w:pPr>
+      <w:rPr>
+        <w:rFonts w:ascii="Courier New" w:hAnsi="Courier New" w:hint="default"/>
+      </w:rPr>
+    </w:lvl>
+    <w:lvl w:ilvl="5" w:tplc="CC569600">
+      <w:start w:val="1"/>
+      <w:numFmt w:val="bullet"/>
+      <w:lvlText w:val=""/>
+      <w:lvlJc w:val="left"/>
+      <w:pPr>
+        <w:ind w:left="4320" w:hanging="360"/>
+      </w:pPr>
+      <w:rPr>
+        <w:rFonts w:ascii="Wingdings" w:hAnsi="Wingdings" w:hint="default"/>
+      </w:rPr>
+    </w:lvl>
+    <w:lvl w:ilvl="6" w:tplc="0B1A2F02">
+      <w:start w:val="1"/>
+      <w:numFmt w:val="bullet"/>
+      <w:lvlText w:val=""/>
+      <w:lvlJc w:val="left"/>
+      <w:pPr>
+        <w:ind w:left="5040" w:hanging="360"/>
+      </w:pPr>
+      <w:rPr>
+        <w:rFonts w:ascii="Symbol" w:hAnsi="Symbol" w:hint="default"/>
+      </w:rPr>
+    </w:lvl>
+    <w:lvl w:ilvl="7" w:tplc="A69AF64E">
+      <w:start w:val="1"/>
+      <w:numFmt w:val="bullet"/>
+      <w:lvlText w:val="o"/>
+      <w:lvlJc w:val="left"/>
+      <w:pPr>
+        <w:ind w:left="5760" w:hanging="360"/>
+      </w:pPr>
+      <w:rPr>
+        <w:rFonts w:ascii="Courier New" w:hAnsi="Courier New" w:hint="default"/>
+      </w:rPr>
+    </w:lvl>
+    <w:lvl w:ilvl="8" w:tplc="A6AA68DA">
+      <w:start w:val="1"/>
+      <w:numFmt w:val="bullet"/>
+      <w:lvlText w:val=""/>
+      <w:lvlJc w:val="left"/>
+      <w:pPr>
+        <w:ind w:left="6480" w:hanging="360"/>
+      </w:pPr>
+      <w:rPr>
+        <w:rFonts w:ascii="Wingdings" w:hAnsi="Wingdings" w:hint="default"/>
+      </w:rPr>
+    </w:lvl>
+  </w:abstractNum>
+  <w:abstractNum w:abstractNumId="14" w15:restartNumberingAfterBreak="0">
     <w:nsid w:val="36AD172A"/>
     <w:multiLevelType w:val="hybridMultilevel"/>
     <w:tmpl w:val="BDD2D876"/>
@@ -7266,7 +6079,7 @@
         <w:ind w:left="720" w:hanging="360"/>
       </w:pPr>
       <w:rPr>
-        <w:rFonts w:hint="default" w:ascii="Symbol" w:hAnsi="Symbol"/>
+        <w:rFonts w:ascii="Symbol" w:hAnsi="Symbol" w:hint="default"/>
       </w:rPr>
     </w:lvl>
     <w:lvl w:ilvl="1" w:tplc="F774E9DC">
@@ -7278,7 +6091,7 @@
         <w:ind w:left="1440" w:hanging="360"/>
       </w:pPr>
       <w:rPr>
-        <w:rFonts w:hint="default" w:ascii="Courier New" w:hAnsi="Courier New"/>
+        <w:rFonts w:ascii="Courier New" w:hAnsi="Courier New" w:hint="default"/>
       </w:rPr>
     </w:lvl>
     <w:lvl w:ilvl="2" w:tplc="40D81BD6">
@@ -7290,7 +6103,7 @@
         <w:ind w:left="2160" w:hanging="360"/>
       </w:pPr>
       <w:rPr>
-        <w:rFonts w:hint="default" w:ascii="Wingdings" w:hAnsi="Wingdings"/>
+        <w:rFonts w:ascii="Wingdings" w:hAnsi="Wingdings" w:hint="default"/>
       </w:rPr>
     </w:lvl>
     <w:lvl w:ilvl="3" w:tplc="38E4E478">
@@ -7302,7 +6115,7 @@
         <w:ind w:left="2880" w:hanging="360"/>
       </w:pPr>
       <w:rPr>
-        <w:rFonts w:hint="default" w:ascii="Symbol" w:hAnsi="Symbol"/>
+        <w:rFonts w:ascii="Symbol" w:hAnsi="Symbol" w:hint="default"/>
       </w:rPr>
     </w:lvl>
     <w:lvl w:ilvl="4" w:tplc="8208E3BE">
@@ -7314,7 +6127,7 @@
         <w:ind w:left="3600" w:hanging="360"/>
       </w:pPr>
       <w:rPr>
-        <w:rFonts w:hint="default" w:ascii="Courier New" w:hAnsi="Courier New"/>
+        <w:rFonts w:ascii="Courier New" w:hAnsi="Courier New" w:hint="default"/>
       </w:rPr>
     </w:lvl>
     <w:lvl w:ilvl="5" w:tplc="9E50D772">
@@ -7326,7 +6139,7 @@
         <w:ind w:left="4320" w:hanging="360"/>
       </w:pPr>
       <w:rPr>
-        <w:rFonts w:hint="default" w:ascii="Wingdings" w:hAnsi="Wingdings"/>
+        <w:rFonts w:ascii="Wingdings" w:hAnsi="Wingdings" w:hint="default"/>
       </w:rPr>
     </w:lvl>
     <w:lvl w:ilvl="6" w:tplc="E334D1FE">
@@ -7338,7 +6151,7 @@
         <w:ind w:left="5040" w:hanging="360"/>
       </w:pPr>
       <w:rPr>
-        <w:rFonts w:hint="default" w:ascii="Symbol" w:hAnsi="Symbol"/>
+        <w:rFonts w:ascii="Symbol" w:hAnsi="Symbol" w:hint="default"/>
       </w:rPr>
     </w:lvl>
     <w:lvl w:ilvl="7" w:tplc="994A49E4">
@@ -7350,7 +6163,7 @@
         <w:ind w:left="5760" w:hanging="360"/>
       </w:pPr>
       <w:rPr>
-        <w:rFonts w:hint="default" w:ascii="Courier New" w:hAnsi="Courier New"/>
+        <w:rFonts w:ascii="Courier New" w:hAnsi="Courier New" w:hint="default"/>
       </w:rPr>
     </w:lvl>
     <w:lvl w:ilvl="8" w:tplc="1910CBC0">
@@ -7362,11 +6175,350 @@
         <w:ind w:left="6480" w:hanging="360"/>
       </w:pPr>
       <w:rPr>
-        <w:rFonts w:hint="default" w:ascii="Wingdings" w:hAnsi="Wingdings"/>
+        <w:rFonts w:ascii="Wingdings" w:hAnsi="Wingdings" w:hint="default"/>
       </w:rPr>
     </w:lvl>
   </w:abstractNum>
-  <w:abstractNum w:abstractNumId="11" w15:restartNumberingAfterBreak="0">
+  <w:abstractNum w:abstractNumId="15" w15:restartNumberingAfterBreak="0">
+    <w:nsid w:val="3EA9F94F"/>
+    <w:multiLevelType w:val="hybridMultilevel"/>
+    <w:tmpl w:val="FFFFFFFF"/>
+    <w:lvl w:ilvl="0" w:tplc="A3B61BDC">
+      <w:start w:val="1"/>
+      <w:numFmt w:val="bullet"/>
+      <w:lvlText w:val=""/>
+      <w:lvlJc w:val="left"/>
+      <w:pPr>
+        <w:ind w:left="720" w:hanging="360"/>
+      </w:pPr>
+      <w:rPr>
+        <w:rFonts w:ascii="Symbol" w:hAnsi="Symbol" w:hint="default"/>
+      </w:rPr>
+    </w:lvl>
+    <w:lvl w:ilvl="1" w:tplc="49EC6798">
+      <w:start w:val="1"/>
+      <w:numFmt w:val="bullet"/>
+      <w:lvlText w:val="o"/>
+      <w:lvlJc w:val="left"/>
+      <w:pPr>
+        <w:ind w:left="1440" w:hanging="360"/>
+      </w:pPr>
+      <w:rPr>
+        <w:rFonts w:ascii="Courier New" w:hAnsi="Courier New" w:hint="default"/>
+      </w:rPr>
+    </w:lvl>
+    <w:lvl w:ilvl="2" w:tplc="BE2E5E00">
+      <w:start w:val="1"/>
+      <w:numFmt w:val="bullet"/>
+      <w:lvlText w:val=""/>
+      <w:lvlJc w:val="left"/>
+      <w:pPr>
+        <w:ind w:left="2160" w:hanging="360"/>
+      </w:pPr>
+      <w:rPr>
+        <w:rFonts w:ascii="Wingdings" w:hAnsi="Wingdings" w:hint="default"/>
+      </w:rPr>
+    </w:lvl>
+    <w:lvl w:ilvl="3" w:tplc="8620133C">
+      <w:start w:val="1"/>
+      <w:numFmt w:val="bullet"/>
+      <w:lvlText w:val=""/>
+      <w:lvlJc w:val="left"/>
+      <w:pPr>
+        <w:ind w:left="2880" w:hanging="360"/>
+      </w:pPr>
+      <w:rPr>
+        <w:rFonts w:ascii="Symbol" w:hAnsi="Symbol" w:hint="default"/>
+      </w:rPr>
+    </w:lvl>
+    <w:lvl w:ilvl="4" w:tplc="6744330C">
+      <w:start w:val="1"/>
+      <w:numFmt w:val="bullet"/>
+      <w:lvlText w:val="o"/>
+      <w:lvlJc w:val="left"/>
+      <w:pPr>
+        <w:ind w:left="3600" w:hanging="360"/>
+      </w:pPr>
+      <w:rPr>
+        <w:rFonts w:ascii="Courier New" w:hAnsi="Courier New" w:hint="default"/>
+      </w:rPr>
+    </w:lvl>
+    <w:lvl w:ilvl="5" w:tplc="A218E00C">
+      <w:start w:val="1"/>
+      <w:numFmt w:val="bullet"/>
+      <w:lvlText w:val=""/>
+      <w:lvlJc w:val="left"/>
+      <w:pPr>
+        <w:ind w:left="4320" w:hanging="360"/>
+      </w:pPr>
+      <w:rPr>
+        <w:rFonts w:ascii="Wingdings" w:hAnsi="Wingdings" w:hint="default"/>
+      </w:rPr>
+    </w:lvl>
+    <w:lvl w:ilvl="6" w:tplc="D9EAA192">
+      <w:start w:val="1"/>
+      <w:numFmt w:val="bullet"/>
+      <w:lvlText w:val=""/>
+      <w:lvlJc w:val="left"/>
+      <w:pPr>
+        <w:ind w:left="5040" w:hanging="360"/>
+      </w:pPr>
+      <w:rPr>
+        <w:rFonts w:ascii="Symbol" w:hAnsi="Symbol" w:hint="default"/>
+      </w:rPr>
+    </w:lvl>
+    <w:lvl w:ilvl="7" w:tplc="EBC8D7AC">
+      <w:start w:val="1"/>
+      <w:numFmt w:val="bullet"/>
+      <w:lvlText w:val="o"/>
+      <w:lvlJc w:val="left"/>
+      <w:pPr>
+        <w:ind w:left="5760" w:hanging="360"/>
+      </w:pPr>
+      <w:rPr>
+        <w:rFonts w:ascii="Courier New" w:hAnsi="Courier New" w:hint="default"/>
+      </w:rPr>
+    </w:lvl>
+    <w:lvl w:ilvl="8" w:tplc="9CA63D68">
+      <w:start w:val="1"/>
+      <w:numFmt w:val="bullet"/>
+      <w:lvlText w:val=""/>
+      <w:lvlJc w:val="left"/>
+      <w:pPr>
+        <w:ind w:left="6480" w:hanging="360"/>
+      </w:pPr>
+      <w:rPr>
+        <w:rFonts w:ascii="Wingdings" w:hAnsi="Wingdings" w:hint="default"/>
+      </w:rPr>
+    </w:lvl>
+  </w:abstractNum>
+  <w:abstractNum w:abstractNumId="16" w15:restartNumberingAfterBreak="0">
+    <w:nsid w:val="47A8AEB3"/>
+    <w:multiLevelType w:val="hybridMultilevel"/>
+    <w:tmpl w:val="FFFFFFFF"/>
+    <w:lvl w:ilvl="0" w:tplc="20FA85FA">
+      <w:start w:val="1"/>
+      <w:numFmt w:val="bullet"/>
+      <w:lvlText w:val=""/>
+      <w:lvlJc w:val="left"/>
+      <w:pPr>
+        <w:ind w:left="720" w:hanging="360"/>
+      </w:pPr>
+      <w:rPr>
+        <w:rFonts w:ascii="Symbol" w:hAnsi="Symbol" w:hint="default"/>
+      </w:rPr>
+    </w:lvl>
+    <w:lvl w:ilvl="1" w:tplc="5CCEB388">
+      <w:start w:val="1"/>
+      <w:numFmt w:val="bullet"/>
+      <w:lvlText w:val="o"/>
+      <w:lvlJc w:val="left"/>
+      <w:pPr>
+        <w:ind w:left="1440" w:hanging="360"/>
+      </w:pPr>
+      <w:rPr>
+        <w:rFonts w:ascii="Courier New" w:hAnsi="Courier New" w:hint="default"/>
+      </w:rPr>
+    </w:lvl>
+    <w:lvl w:ilvl="2" w:tplc="1278D548">
+      <w:start w:val="1"/>
+      <w:numFmt w:val="bullet"/>
+      <w:lvlText w:val=""/>
+      <w:lvlJc w:val="left"/>
+      <w:pPr>
+        <w:ind w:left="2160" w:hanging="360"/>
+      </w:pPr>
+      <w:rPr>
+        <w:rFonts w:ascii="Wingdings" w:hAnsi="Wingdings" w:hint="default"/>
+      </w:rPr>
+    </w:lvl>
+    <w:lvl w:ilvl="3" w:tplc="B4C8CA50">
+      <w:start w:val="1"/>
+      <w:numFmt w:val="bullet"/>
+      <w:lvlText w:val=""/>
+      <w:lvlJc w:val="left"/>
+      <w:pPr>
+        <w:ind w:left="2880" w:hanging="360"/>
+      </w:pPr>
+      <w:rPr>
+        <w:rFonts w:ascii="Symbol" w:hAnsi="Symbol" w:hint="default"/>
+      </w:rPr>
+    </w:lvl>
+    <w:lvl w:ilvl="4" w:tplc="0804F8DE">
+      <w:start w:val="1"/>
+      <w:numFmt w:val="bullet"/>
+      <w:lvlText w:val="o"/>
+      <w:lvlJc w:val="left"/>
+      <w:pPr>
+        <w:ind w:left="3600" w:hanging="360"/>
+      </w:pPr>
+      <w:rPr>
+        <w:rFonts w:ascii="Courier New" w:hAnsi="Courier New" w:hint="default"/>
+      </w:rPr>
+    </w:lvl>
+    <w:lvl w:ilvl="5" w:tplc="1BCCB0D6">
+      <w:start w:val="1"/>
+      <w:numFmt w:val="bullet"/>
+      <w:lvlText w:val=""/>
+      <w:lvlJc w:val="left"/>
+      <w:pPr>
+        <w:ind w:left="4320" w:hanging="360"/>
+      </w:pPr>
+      <w:rPr>
+        <w:rFonts w:ascii="Wingdings" w:hAnsi="Wingdings" w:hint="default"/>
+      </w:rPr>
+    </w:lvl>
+    <w:lvl w:ilvl="6" w:tplc="7B1C4426">
+      <w:start w:val="1"/>
+      <w:numFmt w:val="bullet"/>
+      <w:lvlText w:val=""/>
+      <w:lvlJc w:val="left"/>
+      <w:pPr>
+        <w:ind w:left="5040" w:hanging="360"/>
+      </w:pPr>
+      <w:rPr>
+        <w:rFonts w:ascii="Symbol" w:hAnsi="Symbol" w:hint="default"/>
+      </w:rPr>
+    </w:lvl>
+    <w:lvl w:ilvl="7" w:tplc="F4CA6BE8">
+      <w:start w:val="1"/>
+      <w:numFmt w:val="bullet"/>
+      <w:lvlText w:val="o"/>
+      <w:lvlJc w:val="left"/>
+      <w:pPr>
+        <w:ind w:left="5760" w:hanging="360"/>
+      </w:pPr>
+      <w:rPr>
+        <w:rFonts w:ascii="Courier New" w:hAnsi="Courier New" w:hint="default"/>
+      </w:rPr>
+    </w:lvl>
+    <w:lvl w:ilvl="8" w:tplc="427AB6C6">
+      <w:start w:val="1"/>
+      <w:numFmt w:val="bullet"/>
+      <w:lvlText w:val=""/>
+      <w:lvlJc w:val="left"/>
+      <w:pPr>
+        <w:ind w:left="6480" w:hanging="360"/>
+      </w:pPr>
+      <w:rPr>
+        <w:rFonts w:ascii="Wingdings" w:hAnsi="Wingdings" w:hint="default"/>
+      </w:rPr>
+    </w:lvl>
+  </w:abstractNum>
+  <w:abstractNum w:abstractNumId="17" w15:restartNumberingAfterBreak="0">
+    <w:nsid w:val="6C361687"/>
+    <w:multiLevelType w:val="hybridMultilevel"/>
+    <w:tmpl w:val="FFFFFFFF"/>
+    <w:lvl w:ilvl="0" w:tplc="70364912">
+      <w:start w:val="1"/>
+      <w:numFmt w:val="bullet"/>
+      <w:lvlText w:val=""/>
+      <w:lvlJc w:val="left"/>
+      <w:pPr>
+        <w:ind w:left="720" w:hanging="360"/>
+      </w:pPr>
+      <w:rPr>
+        <w:rFonts w:ascii="Symbol" w:hAnsi="Symbol" w:hint="default"/>
+      </w:rPr>
+    </w:lvl>
+    <w:lvl w:ilvl="1" w:tplc="934C6D54">
+      <w:start w:val="1"/>
+      <w:numFmt w:val="bullet"/>
+      <w:lvlText w:val="o"/>
+      <w:lvlJc w:val="left"/>
+      <w:pPr>
+        <w:ind w:left="1440" w:hanging="360"/>
+      </w:pPr>
+      <w:rPr>
+        <w:rFonts w:ascii="Courier New" w:hAnsi="Courier New" w:hint="default"/>
+      </w:rPr>
+    </w:lvl>
+    <w:lvl w:ilvl="2" w:tplc="A88216F0">
+      <w:start w:val="1"/>
+      <w:numFmt w:val="bullet"/>
+      <w:lvlText w:val=""/>
+      <w:lvlJc w:val="left"/>
+      <w:pPr>
+        <w:ind w:left="2160" w:hanging="360"/>
+      </w:pPr>
+      <w:rPr>
+        <w:rFonts w:ascii="Wingdings" w:hAnsi="Wingdings" w:hint="default"/>
+      </w:rPr>
+    </w:lvl>
+    <w:lvl w:ilvl="3" w:tplc="412A4DE8">
+      <w:start w:val="1"/>
+      <w:numFmt w:val="bullet"/>
+      <w:lvlText w:val=""/>
+      <w:lvlJc w:val="left"/>
+      <w:pPr>
+        <w:ind w:left="2880" w:hanging="360"/>
+      </w:pPr>
+      <w:rPr>
+        <w:rFonts w:ascii="Symbol" w:hAnsi="Symbol" w:hint="default"/>
+      </w:rPr>
+    </w:lvl>
+    <w:lvl w:ilvl="4" w:tplc="53C2C8BE">
+      <w:start w:val="1"/>
+      <w:numFmt w:val="bullet"/>
+      <w:lvlText w:val="o"/>
+      <w:lvlJc w:val="left"/>
+      <w:pPr>
+        <w:ind w:left="3600" w:hanging="360"/>
+      </w:pPr>
+      <w:rPr>
+        <w:rFonts w:ascii="Courier New" w:hAnsi="Courier New" w:hint="default"/>
+      </w:rPr>
+    </w:lvl>
+    <w:lvl w:ilvl="5" w:tplc="A2367584">
+      <w:start w:val="1"/>
+      <w:numFmt w:val="bullet"/>
+      <w:lvlText w:val=""/>
+      <w:lvlJc w:val="left"/>
+      <w:pPr>
+        <w:ind w:left="4320" w:hanging="360"/>
+      </w:pPr>
+      <w:rPr>
+        <w:rFonts w:ascii="Wingdings" w:hAnsi="Wingdings" w:hint="default"/>
+      </w:rPr>
+    </w:lvl>
+    <w:lvl w:ilvl="6" w:tplc="E4729240">
+      <w:start w:val="1"/>
+      <w:numFmt w:val="bullet"/>
+      <w:lvlText w:val=""/>
+      <w:lvlJc w:val="left"/>
+      <w:pPr>
+        <w:ind w:left="5040" w:hanging="360"/>
+      </w:pPr>
+      <w:rPr>
+        <w:rFonts w:ascii="Symbol" w:hAnsi="Symbol" w:hint="default"/>
+      </w:rPr>
+    </w:lvl>
+    <w:lvl w:ilvl="7" w:tplc="15D864BC">
+      <w:start w:val="1"/>
+      <w:numFmt w:val="bullet"/>
+      <w:lvlText w:val="o"/>
+      <w:lvlJc w:val="left"/>
+      <w:pPr>
+        <w:ind w:left="5760" w:hanging="360"/>
+      </w:pPr>
+      <w:rPr>
+        <w:rFonts w:ascii="Courier New" w:hAnsi="Courier New" w:hint="default"/>
+      </w:rPr>
+    </w:lvl>
+    <w:lvl w:ilvl="8" w:tplc="F4F04426">
+      <w:start w:val="1"/>
+      <w:numFmt w:val="bullet"/>
+      <w:lvlText w:val=""/>
+      <w:lvlJc w:val="left"/>
+      <w:pPr>
+        <w:ind w:left="6480" w:hanging="360"/>
+      </w:pPr>
+      <w:rPr>
+        <w:rFonts w:ascii="Wingdings" w:hAnsi="Wingdings" w:hint="default"/>
+      </w:rPr>
+    </w:lvl>
+  </w:abstractNum>
+  <w:abstractNum w:abstractNumId="18" w15:restartNumberingAfterBreak="0">
     <w:nsid w:val="705E2163"/>
     <w:multiLevelType w:val="hybridMultilevel"/>
     <w:tmpl w:val="E9DE8C5A"/>
@@ -7452,7 +6604,7 @@
       </w:pPr>
     </w:lvl>
   </w:abstractNum>
-  <w:abstractNum w:abstractNumId="12" w15:restartNumberingAfterBreak="0">
+  <w:abstractNum w:abstractNumId="19" w15:restartNumberingAfterBreak="0">
     <w:nsid w:val="714CA8AF"/>
     <w:multiLevelType w:val="hybridMultilevel"/>
     <w:tmpl w:val="BE683402"/>
@@ -7538,67 +6690,180 @@
       </w:pPr>
     </w:lvl>
   </w:abstractNum>
-  <w:num w:numId="21">
+  <w:abstractNum w:abstractNumId="20" w15:restartNumberingAfterBreak="0">
+    <w:nsid w:val="7E02A9ED"/>
+    <w:multiLevelType w:val="hybridMultilevel"/>
+    <w:tmpl w:val="FFFFFFFF"/>
+    <w:lvl w:ilvl="0" w:tplc="606A2E36">
+      <w:start w:val="1"/>
+      <w:numFmt w:val="bullet"/>
+      <w:lvlText w:val=""/>
+      <w:lvlJc w:val="left"/>
+      <w:pPr>
+        <w:ind w:left="720" w:hanging="360"/>
+      </w:pPr>
+      <w:rPr>
+        <w:rFonts w:ascii="Symbol" w:hAnsi="Symbol" w:hint="default"/>
+      </w:rPr>
+    </w:lvl>
+    <w:lvl w:ilvl="1" w:tplc="488E0662">
+      <w:start w:val="1"/>
+      <w:numFmt w:val="bullet"/>
+      <w:lvlText w:val="o"/>
+      <w:lvlJc w:val="left"/>
+      <w:pPr>
+        <w:ind w:left="1440" w:hanging="360"/>
+      </w:pPr>
+      <w:rPr>
+        <w:rFonts w:ascii="Courier New" w:hAnsi="Courier New" w:hint="default"/>
+      </w:rPr>
+    </w:lvl>
+    <w:lvl w:ilvl="2" w:tplc="3F4495A8">
+      <w:start w:val="1"/>
+      <w:numFmt w:val="bullet"/>
+      <w:lvlText w:val=""/>
+      <w:lvlJc w:val="left"/>
+      <w:pPr>
+        <w:ind w:left="2160" w:hanging="360"/>
+      </w:pPr>
+      <w:rPr>
+        <w:rFonts w:ascii="Wingdings" w:hAnsi="Wingdings" w:hint="default"/>
+      </w:rPr>
+    </w:lvl>
+    <w:lvl w:ilvl="3" w:tplc="EE1E94DC">
+      <w:start w:val="1"/>
+      <w:numFmt w:val="bullet"/>
+      <w:lvlText w:val=""/>
+      <w:lvlJc w:val="left"/>
+      <w:pPr>
+        <w:ind w:left="2880" w:hanging="360"/>
+      </w:pPr>
+      <w:rPr>
+        <w:rFonts w:ascii="Symbol" w:hAnsi="Symbol" w:hint="default"/>
+      </w:rPr>
+    </w:lvl>
+    <w:lvl w:ilvl="4" w:tplc="5BD0A062">
+      <w:start w:val="1"/>
+      <w:numFmt w:val="bullet"/>
+      <w:lvlText w:val="o"/>
+      <w:lvlJc w:val="left"/>
+      <w:pPr>
+        <w:ind w:left="3600" w:hanging="360"/>
+      </w:pPr>
+      <w:rPr>
+        <w:rFonts w:ascii="Courier New" w:hAnsi="Courier New" w:hint="default"/>
+      </w:rPr>
+    </w:lvl>
+    <w:lvl w:ilvl="5" w:tplc="6C405A06">
+      <w:start w:val="1"/>
+      <w:numFmt w:val="bullet"/>
+      <w:lvlText w:val=""/>
+      <w:lvlJc w:val="left"/>
+      <w:pPr>
+        <w:ind w:left="4320" w:hanging="360"/>
+      </w:pPr>
+      <w:rPr>
+        <w:rFonts w:ascii="Wingdings" w:hAnsi="Wingdings" w:hint="default"/>
+      </w:rPr>
+    </w:lvl>
+    <w:lvl w:ilvl="6" w:tplc="FEE09508">
+      <w:start w:val="1"/>
+      <w:numFmt w:val="bullet"/>
+      <w:lvlText w:val=""/>
+      <w:lvlJc w:val="left"/>
+      <w:pPr>
+        <w:ind w:left="5040" w:hanging="360"/>
+      </w:pPr>
+      <w:rPr>
+        <w:rFonts w:ascii="Symbol" w:hAnsi="Symbol" w:hint="default"/>
+      </w:rPr>
+    </w:lvl>
+    <w:lvl w:ilvl="7" w:tplc="CCF2E1CC">
+      <w:start w:val="1"/>
+      <w:numFmt w:val="bullet"/>
+      <w:lvlText w:val="o"/>
+      <w:lvlJc w:val="left"/>
+      <w:pPr>
+        <w:ind w:left="5760" w:hanging="360"/>
+      </w:pPr>
+      <w:rPr>
+        <w:rFonts w:ascii="Courier New" w:hAnsi="Courier New" w:hint="default"/>
+      </w:rPr>
+    </w:lvl>
+    <w:lvl w:ilvl="8" w:tplc="D812E488">
+      <w:start w:val="1"/>
+      <w:numFmt w:val="bullet"/>
+      <w:lvlText w:val=""/>
+      <w:lvlJc w:val="left"/>
+      <w:pPr>
+        <w:ind w:left="6480" w:hanging="360"/>
+      </w:pPr>
+      <w:rPr>
+        <w:rFonts w:ascii="Wingdings" w:hAnsi="Wingdings" w:hint="default"/>
+      </w:rPr>
+    </w:lvl>
+  </w:abstractNum>
+  <w:num w:numId="1" w16cid:durableId="1015545936">
+    <w:abstractNumId w:val="10"/>
+  </w:num>
+  <w:num w:numId="2" w16cid:durableId="1048988523">
+    <w:abstractNumId w:val="5"/>
+  </w:num>
+  <w:num w:numId="3" w16cid:durableId="1140464338">
+    <w:abstractNumId w:val="4"/>
+  </w:num>
+  <w:num w:numId="4" w16cid:durableId="1370105386">
     <w:abstractNumId w:val="20"/>
   </w:num>
-  <w:num w:numId="20">
+  <w:num w:numId="5" w16cid:durableId="13844102">
+    <w:abstractNumId w:val="3"/>
+  </w:num>
+  <w:num w:numId="6" w16cid:durableId="1421953723">
+    <w:abstractNumId w:val="7"/>
+  </w:num>
+  <w:num w:numId="7" w16cid:durableId="1452282957">
+    <w:abstractNumId w:val="18"/>
+  </w:num>
+  <w:num w:numId="8" w16cid:durableId="1494494050">
+    <w:abstractNumId w:val="9"/>
+  </w:num>
+  <w:num w:numId="9" w16cid:durableId="1567379756">
+    <w:abstractNumId w:val="8"/>
+  </w:num>
+  <w:num w:numId="10" w16cid:durableId="1590575733">
+    <w:abstractNumId w:val="1"/>
+  </w:num>
+  <w:num w:numId="11" w16cid:durableId="1735396351">
+    <w:abstractNumId w:val="15"/>
+  </w:num>
+  <w:num w:numId="12" w16cid:durableId="1747536016">
+    <w:abstractNumId w:val="13"/>
+  </w:num>
+  <w:num w:numId="13" w16cid:durableId="1817332283">
+    <w:abstractNumId w:val="11"/>
+  </w:num>
+  <w:num w:numId="14" w16cid:durableId="2035418436">
+    <w:abstractNumId w:val="17"/>
+  </w:num>
+  <w:num w:numId="15" w16cid:durableId="2084403704">
+    <w:abstractNumId w:val="2"/>
+  </w:num>
+  <w:num w:numId="16" w16cid:durableId="217983020">
+    <w:abstractNumId w:val="16"/>
+  </w:num>
+  <w:num w:numId="17" w16cid:durableId="433742685">
+    <w:abstractNumId w:val="14"/>
+  </w:num>
+  <w:num w:numId="18" w16cid:durableId="571618663">
+    <w:abstractNumId w:val="6"/>
+  </w:num>
+  <w:num w:numId="19" w16cid:durableId="612130589">
     <w:abstractNumId w:val="19"/>
   </w:num>
-  <w:num w:numId="19">
-    <w:abstractNumId w:val="18"/>
-  </w:num>
-  <w:num w:numId="18">
-    <w:abstractNumId w:val="17"/>
-  </w:num>
-  <w:num w:numId="17">
-    <w:abstractNumId w:val="16"/>
-  </w:num>
-  <w:num w:numId="16">
-    <w:abstractNumId w:val="15"/>
-  </w:num>
-  <w:num w:numId="15">
-    <w:abstractNumId w:val="14"/>
-  </w:num>
-  <w:num w:numId="14">
-    <w:abstractNumId w:val="13"/>
-  </w:num>
-  <w:num w:numId="1" w16cid:durableId="1015545936">
-    <w:abstractNumId w:val="7"/>
-  </w:num>
-  <w:num w:numId="2" w16cid:durableId="1048988523">
-    <w:abstractNumId w:val="3"/>
-  </w:num>
-  <w:num w:numId="3" w16cid:durableId="13844102">
-    <w:abstractNumId w:val="2"/>
-  </w:num>
-  <w:num w:numId="4" w16cid:durableId="1421953723">
-    <w:abstractNumId w:val="5"/>
-  </w:num>
-  <w:num w:numId="5" w16cid:durableId="1452282957">
-    <w:abstractNumId w:val="11"/>
-  </w:num>
-  <w:num w:numId="6" w16cid:durableId="1567379756">
-    <w:abstractNumId w:val="6"/>
-  </w:num>
-  <w:num w:numId="7" w16cid:durableId="1817332283">
-    <w:abstractNumId w:val="8"/>
-  </w:num>
-  <w:num w:numId="8" w16cid:durableId="2084403704">
-    <w:abstractNumId w:val="1"/>
-  </w:num>
-  <w:num w:numId="9" w16cid:durableId="433742685">
-    <w:abstractNumId w:val="10"/>
-  </w:num>
-  <w:num w:numId="10" w16cid:durableId="571618663">
-    <w:abstractNumId w:val="4"/>
-  </w:num>
-  <w:num w:numId="11" w16cid:durableId="612130589">
+  <w:num w:numId="20" w16cid:durableId="702362505">
     <w:abstractNumId w:val="12"/>
   </w:num>
-  <w:num w:numId="12" w16cid:durableId="702362505">
-    <w:abstractNumId w:val="9"/>
-  </w:num>
-  <w:num w:numId="13" w16cid:durableId="97798789">
+  <w:num w:numId="21" w16cid:durableId="97798789">
     <w:abstractNumId w:val="0"/>
   </w:num>
 </w:numbering>
@@ -7609,7 +6874,7 @@
   <w:docDefaults>
     <w:rPrDefault>
       <w:rPr>
-        <w:rFonts w:asciiTheme="minorHAnsi" w:hAnsiTheme="minorHAnsi" w:eastAsiaTheme="minorHAnsi" w:cstheme="minorBidi"/>
+        <w:rFonts w:asciiTheme="minorHAnsi" w:eastAsiaTheme="minorHAnsi" w:hAnsiTheme="minorHAnsi" w:cstheme="minorBidi"/>
         <w:sz w:val="24"/>
         <w:szCs w:val="24"/>
         <w:lang w:val="es-ES" w:eastAsia="en-US" w:bidi="ar-SA"/>
@@ -7624,14 +6889,14 @@
   <w:latentStyles w:defLockedState="0" w:defUIPriority="99" w:defSemiHidden="0" w:defUnhideWhenUsed="0" w:defQFormat="0" w:count="376">
     <w:lsdException w:name="Normal" w:uiPriority="0" w:qFormat="1"/>
     <w:lsdException w:name="heading 1" w:uiPriority="9" w:qFormat="1"/>
-    <w:lsdException w:name="heading 2" w:uiPriority="9" w:semiHidden="1" w:unhideWhenUsed="1" w:qFormat="1"/>
-    <w:lsdException w:name="heading 3" w:uiPriority="9" w:semiHidden="1" w:unhideWhenUsed="1" w:qFormat="1"/>
-    <w:lsdException w:name="heading 4" w:uiPriority="9" w:semiHidden="1" w:unhideWhenUsed="1" w:qFormat="1"/>
-    <w:lsdException w:name="heading 5" w:uiPriority="9" w:semiHidden="1" w:unhideWhenUsed="1" w:qFormat="1"/>
-    <w:lsdException w:name="heading 6" w:uiPriority="9" w:semiHidden="1" w:unhideWhenUsed="1" w:qFormat="1"/>
-    <w:lsdException w:name="heading 7" w:uiPriority="9" w:semiHidden="1" w:unhideWhenUsed="1" w:qFormat="1"/>
-    <w:lsdException w:name="heading 8" w:uiPriority="9" w:semiHidden="1" w:unhideWhenUsed="1" w:qFormat="1"/>
-    <w:lsdException w:name="heading 9" w:uiPriority="9" w:semiHidden="1" w:unhideWhenUsed="1" w:qFormat="1"/>
+    <w:lsdException w:name="heading 2" w:semiHidden="1" w:uiPriority="9" w:unhideWhenUsed="1" w:qFormat="1"/>
+    <w:lsdException w:name="heading 3" w:semiHidden="1" w:uiPriority="9" w:unhideWhenUsed="1" w:qFormat="1"/>
+    <w:lsdException w:name="heading 4" w:semiHidden="1" w:uiPriority="9" w:unhideWhenUsed="1" w:qFormat="1"/>
+    <w:lsdException w:name="heading 5" w:semiHidden="1" w:uiPriority="9" w:unhideWhenUsed="1" w:qFormat="1"/>
+    <w:lsdException w:name="heading 6" w:semiHidden="1" w:uiPriority="9" w:unhideWhenUsed="1" w:qFormat="1"/>
+    <w:lsdException w:name="heading 7" w:semiHidden="1" w:uiPriority="9" w:unhideWhenUsed="1" w:qFormat="1"/>
+    <w:lsdException w:name="heading 8" w:semiHidden="1" w:uiPriority="9" w:unhideWhenUsed="1" w:qFormat="1"/>
+    <w:lsdException w:name="heading 9" w:semiHidden="1" w:uiPriority="9" w:unhideWhenUsed="1" w:qFormat="1"/>
     <w:lsdException w:name="index 1" w:semiHidden="1" w:unhideWhenUsed="1"/>
     <w:lsdException w:name="index 2" w:semiHidden="1" w:unhideWhenUsed="1"/>
     <w:lsdException w:name="index 3" w:semiHidden="1" w:unhideWhenUsed="1"/>
@@ -7641,22 +6906,22 @@
     <w:lsdException w:name="index 7" w:semiHidden="1" w:unhideWhenUsed="1"/>
     <w:lsdException w:name="index 8" w:semiHidden="1" w:unhideWhenUsed="1"/>
     <w:lsdException w:name="index 9" w:semiHidden="1" w:unhideWhenUsed="1"/>
-    <w:lsdException w:name="toc 1" w:uiPriority="39" w:semiHidden="1" w:unhideWhenUsed="1"/>
-    <w:lsdException w:name="toc 2" w:uiPriority="39" w:semiHidden="1" w:unhideWhenUsed="1"/>
-    <w:lsdException w:name="toc 3" w:uiPriority="39" w:semiHidden="1" w:unhideWhenUsed="1"/>
-    <w:lsdException w:name="toc 4" w:uiPriority="39" w:semiHidden="1" w:unhideWhenUsed="1"/>
-    <w:lsdException w:name="toc 5" w:uiPriority="39" w:semiHidden="1" w:unhideWhenUsed="1"/>
-    <w:lsdException w:name="toc 6" w:uiPriority="39" w:semiHidden="1" w:unhideWhenUsed="1"/>
-    <w:lsdException w:name="toc 7" w:uiPriority="39" w:semiHidden="1" w:unhideWhenUsed="1"/>
-    <w:lsdException w:name="toc 8" w:uiPriority="39" w:semiHidden="1" w:unhideWhenUsed="1"/>
-    <w:lsdException w:name="toc 9" w:uiPriority="39" w:semiHidden="1" w:unhideWhenUsed="1"/>
+    <w:lsdException w:name="toc 1" w:semiHidden="1" w:uiPriority="39" w:unhideWhenUsed="1"/>
+    <w:lsdException w:name="toc 2" w:semiHidden="1" w:uiPriority="39" w:unhideWhenUsed="1"/>
+    <w:lsdException w:name="toc 3" w:semiHidden="1" w:uiPriority="39" w:unhideWhenUsed="1"/>
+    <w:lsdException w:name="toc 4" w:semiHidden="1" w:uiPriority="39" w:unhideWhenUsed="1"/>
+    <w:lsdException w:name="toc 5" w:semiHidden="1" w:uiPriority="39" w:unhideWhenUsed="1"/>
+    <w:lsdException w:name="toc 6" w:semiHidden="1" w:uiPriority="39" w:unhideWhenUsed="1"/>
+    <w:lsdException w:name="toc 7" w:semiHidden="1" w:uiPriority="39" w:unhideWhenUsed="1"/>
+    <w:lsdException w:name="toc 8" w:semiHidden="1" w:uiPriority="39" w:unhideWhenUsed="1"/>
+    <w:lsdException w:name="toc 9" w:semiHidden="1" w:uiPriority="39" w:unhideWhenUsed="1"/>
     <w:lsdException w:name="Normal Indent" w:semiHidden="1" w:unhideWhenUsed="1"/>
     <w:lsdException w:name="footnote text" w:semiHidden="1" w:unhideWhenUsed="1"/>
     <w:lsdException w:name="annotation text" w:semiHidden="1" w:unhideWhenUsed="1"/>
     <w:lsdException w:name="header" w:semiHidden="1" w:unhideWhenUsed="1"/>
     <w:lsdException w:name="footer" w:semiHidden="1" w:unhideWhenUsed="1"/>
     <w:lsdException w:name="index heading" w:semiHidden="1" w:unhideWhenUsed="1"/>
-    <w:lsdException w:name="caption" w:uiPriority="35" w:semiHidden="1" w:unhideWhenUsed="1" w:qFormat="1"/>
+    <w:lsdException w:name="caption" w:semiHidden="1" w:uiPriority="35" w:unhideWhenUsed="1" w:qFormat="1"/>
     <w:lsdException w:name="table of figures" w:semiHidden="1" w:unhideWhenUsed="1"/>
     <w:lsdException w:name="envelope address" w:semiHidden="1" w:unhideWhenUsed="1"/>
     <w:lsdException w:name="envelope return" w:semiHidden="1" w:unhideWhenUsed="1"/>
@@ -7687,7 +6952,7 @@
     <w:lsdException w:name="Title" w:uiPriority="10" w:qFormat="1"/>
     <w:lsdException w:name="Closing" w:semiHidden="1" w:unhideWhenUsed="1"/>
     <w:lsdException w:name="Signature" w:semiHidden="1" w:unhideWhenUsed="1"/>
-    <w:lsdException w:name="Default Paragraph Font" w:uiPriority="1" w:semiHidden="1" w:unhideWhenUsed="1"/>
+    <w:lsdException w:name="Default Paragraph Font" w:semiHidden="1" w:uiPriority="1" w:unhideWhenUsed="1"/>
     <w:lsdException w:name="Body Text" w:semiHidden="1" w:unhideWhenUsed="1"/>
     <w:lsdException w:name="Body Text Indent" w:semiHidden="1" w:unhideWhenUsed="1"/>
     <w:lsdException w:name="List Continue" w:semiHidden="1" w:unhideWhenUsed="1"/>
@@ -7887,8 +7152,8 @@
     <w:lsdException w:name="Subtle Reference" w:uiPriority="31" w:qFormat="1"/>
     <w:lsdException w:name="Intense Reference" w:uiPriority="32" w:qFormat="1"/>
     <w:lsdException w:name="Book Title" w:uiPriority="33" w:qFormat="1"/>
-    <w:lsdException w:name="Bibliography" w:uiPriority="37" w:semiHidden="1" w:unhideWhenUsed="1"/>
-    <w:lsdException w:name="TOC Heading" w:uiPriority="39" w:semiHidden="1" w:unhideWhenUsed="1" w:qFormat="1"/>
+    <w:lsdException w:name="Bibliography" w:semiHidden="1" w:uiPriority="37" w:unhideWhenUsed="1"/>
+    <w:lsdException w:name="TOC Heading" w:semiHidden="1" w:uiPriority="39" w:unhideWhenUsed="1" w:qFormat="1"/>
     <w:lsdException w:name="Plain Table 1" w:uiPriority="41"/>
     <w:lsdException w:name="Plain Table 2" w:uiPriority="42"/>
     <w:lsdException w:name="Plain Table 3" w:uiPriority="43"/>
@@ -7999,7 +7264,7 @@
     <w:lsdException w:name="Unresolved Mention" w:semiHidden="1" w:unhideWhenUsed="1"/>
     <w:lsdException w:name="Smart Link" w:semiHidden="1" w:unhideWhenUsed="1"/>
   </w:latentStyles>
-  <w:style w:type="paragraph" w:styleId="Normal" w:default="1">
+  <w:style w:type="paragraph" w:default="1" w:styleId="Normal">
     <w:name w:val="Normal"/>
     <w:qFormat/>
   </w:style>
@@ -8018,7 +7283,7 @@
       <w:outlineLvl w:val="1"/>
     </w:pPr>
     <w:rPr>
-      <w:rFonts w:asciiTheme="majorHAnsi" w:hAnsiTheme="majorHAnsi" w:eastAsiaTheme="majorEastAsia" w:cstheme="majorBidi"/>
+      <w:rFonts w:asciiTheme="majorHAnsi" w:eastAsiaTheme="majorEastAsia" w:hAnsiTheme="majorHAnsi" w:cstheme="majorBidi"/>
       <w:color w:val="0F4761" w:themeColor="accent1" w:themeShade="BF"/>
       <w:sz w:val="32"/>
       <w:szCs w:val="32"/>
@@ -8041,17 +7306,17 @@
       <w:outlineLvl w:val="2"/>
     </w:pPr>
     <w:rPr>
-      <w:rFonts w:asciiTheme="majorHAnsi" w:hAnsiTheme="majorHAnsi" w:eastAsiaTheme="majorEastAsia" w:cstheme="majorBidi"/>
+      <w:rFonts w:asciiTheme="majorHAnsi" w:eastAsiaTheme="majorEastAsia" w:hAnsiTheme="majorHAnsi" w:cstheme="majorBidi"/>
       <w:color w:val="0A2F40" w:themeColor="accent1" w:themeShade="7F"/>
     </w:rPr>
   </w:style>
-  <w:style w:type="character" w:styleId="DefaultParagraphFont" w:default="1">
+  <w:style w:type="character" w:default="1" w:styleId="DefaultParagraphFont">
     <w:name w:val="Default Paragraph Font"/>
     <w:uiPriority w:val="1"/>
     <w:semiHidden/>
     <w:unhideWhenUsed/>
   </w:style>
-  <w:style w:type="table" w:styleId="TableNormal" w:default="1">
+  <w:style w:type="table" w:default="1" w:styleId="TableNormal">
     <w:name w:val="Normal Table"/>
     <w:uiPriority w:val="99"/>
     <w:semiHidden/>
@@ -8066,7 +7331,7 @@
       </w:tblCellMar>
     </w:tblPr>
   </w:style>
-  <w:style w:type="numbering" w:styleId="NoList" w:default="1">
+  <w:style w:type="numbering" w:default="1" w:styleId="NoList">
     <w:name w:val="No List"/>
     <w:uiPriority w:val="99"/>
     <w:semiHidden/>
@@ -8132,12 +7397,12 @@
     </w:pPr>
     <w:tblPr>
       <w:tblBorders>
-        <w:top w:val="single" w:color="000000" w:themeColor="text1" w:sz="4" w:space="0"/>
-        <w:left w:val="single" w:color="000000" w:themeColor="text1" w:sz="4" w:space="0"/>
-        <w:bottom w:val="single" w:color="000000" w:themeColor="text1" w:sz="4" w:space="0"/>
-        <w:right w:val="single" w:color="000000" w:themeColor="text1" w:sz="4" w:space="0"/>
-        <w:insideH w:val="single" w:color="000000" w:themeColor="text1" w:sz="4" w:space="0"/>
-        <w:insideV w:val="single" w:color="000000" w:themeColor="text1" w:sz="4" w:space="0"/>
+        <w:top w:val="single" w:sz="4" w:space="0" w:color="000000" w:themeColor="text1"/>
+        <w:left w:val="single" w:sz="4" w:space="0" w:color="000000" w:themeColor="text1"/>
+        <w:bottom w:val="single" w:sz="4" w:space="0" w:color="000000" w:themeColor="text1"/>
+        <w:right w:val="single" w:sz="4" w:space="0" w:color="000000" w:themeColor="text1"/>
+        <w:insideH w:val="single" w:sz="4" w:space="0" w:color="000000" w:themeColor="text1"/>
+        <w:insideV w:val="single" w:sz="4" w:space="0" w:color="000000" w:themeColor="text1"/>
       </w:tblBorders>
     </w:tblPr>
   </w:style>
@@ -8153,7 +7418,7 @@
       <w:u w:val="single"/>
     </w:rPr>
   </w:style>
-  <w:style w:type="character" w:styleId="Heading3Char" w:customStyle="1">
+  <w:style w:type="character" w:customStyle="1" w:styleId="Heading3Char">
     <w:name w:val="Heading 3 Char"/>
     <w:basedOn w:val="DefaultParagraphFont"/>
     <w:link w:val="Heading3"/>
@@ -8161,7 +7426,7 @@
     <w:semiHidden/>
     <w:rsid w:val="00EC0504"/>
     <w:rPr>
-      <w:rFonts w:asciiTheme="majorHAnsi" w:hAnsiTheme="majorHAnsi" w:eastAsiaTheme="majorEastAsia" w:cstheme="majorBidi"/>
+      <w:rFonts w:asciiTheme="majorHAnsi" w:eastAsiaTheme="majorEastAsia" w:hAnsiTheme="majorHAnsi" w:cstheme="majorBidi"/>
       <w:color w:val="0A2F40" w:themeColor="accent1" w:themeShade="7F"/>
     </w:rPr>
   </w:style>
@@ -8169,7 +7434,7 @@
 </file>
 
 <file path=word/theme/theme1.xml><?xml version="1.0" encoding="utf-8"?>
-<a:theme xmlns:a="http://schemas.openxmlformats.org/drawingml/2006/main" xmlns:thm15="http://schemas.microsoft.com/office/thememl/2012/main" name="Office Theme">
+<a:theme xmlns:a="http://schemas.openxmlformats.org/drawingml/2006/main" name="Office Theme">
   <a:themeElements>
     <a:clrScheme name="Office">
       <a:dk1>

--- a/Documento auxiliar PROY II.docx
+++ b/Documento auxiliar PROY II.docx
@@ -13,7 +13,7 @@
       </w:pPr>
       <w:r>
         <w:rPr>
-          <w:rFonts w:ascii="Arial" w:eastAsia="Arial" w:hAnsi="Arial" w:cs="Arial"/>
+          <w:rFonts w:ascii="Arial" w:hAnsi="Arial" w:eastAsia="Arial" w:cs="Arial"/>
           <w:b/>
           <w:bCs/>
           <w:color w:val="000000" w:themeColor="text1"/>
@@ -369,7 +369,7 @@
       </w:pPr>
       <w:r>
         <w:rPr>
-          <w:rFonts w:ascii="Arial" w:eastAsia="Arial" w:hAnsi="Arial" w:cs="Arial"/>
+          <w:rFonts w:ascii="Arial" w:hAnsi="Arial" w:eastAsia="Arial" w:cs="Arial"/>
           <w:b/>
           <w:bCs/>
           <w:color w:val="000000" w:themeColor="text1"/>
@@ -383,26 +383,26 @@
       <w:pPr>
         <w:spacing w:before="240" w:after="240"/>
         <w:rPr>
-          <w:rFonts w:ascii="Arial" w:eastAsia="Arial" w:hAnsi="Arial" w:cs="Arial"/>
-          <w:b/>
-          <w:bCs/>
-        </w:rPr>
-      </w:pPr>
-      <w:r>
-        <w:rPr>
-          <w:rFonts w:ascii="Arial" w:eastAsia="Arial" w:hAnsi="Arial" w:cs="Arial"/>
+          <w:rFonts w:ascii="Arial" w:hAnsi="Arial" w:eastAsia="Arial" w:cs="Arial"/>
+          <w:b/>
+          <w:bCs/>
+        </w:rPr>
+      </w:pPr>
+      <w:r>
+        <w:rPr>
+          <w:rFonts w:ascii="Arial" w:hAnsi="Arial" w:eastAsia="Arial" w:cs="Arial"/>
         </w:rPr>
         <w:t>¿Qué nivel de ajetreo buscas en tu día a día?</w:t>
       </w:r>
       <w:r>
         <w:rPr>
-          <w:rFonts w:ascii="Arial" w:eastAsia="Arial" w:hAnsi="Arial" w:cs="Arial"/>
+          <w:rFonts w:ascii="Arial" w:hAnsi="Arial" w:eastAsia="Arial" w:cs="Arial"/>
         </w:rPr>
         <w:t xml:space="preserve">     </w:t>
       </w:r>
       <w:r>
         <w:rPr>
-          <w:rFonts w:ascii="Arial" w:eastAsia="Arial" w:hAnsi="Arial" w:cs="Arial"/>
+          <w:rFonts w:ascii="Arial" w:hAnsi="Arial" w:eastAsia="Arial" w:cs="Arial"/>
           <w:b/>
           <w:bCs/>
         </w:rPr>
@@ -418,12 +418,12 @@
         </w:numPr>
         <w:spacing w:before="240" w:after="240"/>
         <w:rPr>
-          <w:rFonts w:ascii="Arial" w:eastAsia="Arial" w:hAnsi="Arial" w:cs="Arial"/>
-        </w:rPr>
-      </w:pPr>
-      <w:r>
-        <w:rPr>
-          <w:rFonts w:ascii="Arial" w:eastAsia="Arial" w:hAnsi="Arial" w:cs="Arial"/>
+          <w:rFonts w:ascii="Arial" w:hAnsi="Arial" w:eastAsia="Arial" w:cs="Arial"/>
+        </w:rPr>
+      </w:pPr>
+      <w:r>
+        <w:rPr>
+          <w:rFonts w:ascii="Arial" w:hAnsi="Arial" w:eastAsia="Arial" w:cs="Arial"/>
         </w:rPr>
         <w:t>Busco desconexión total y tranquilidad absoluta. (Filtra hacia clústeres de pueblos muy pequeños).</w:t>
       </w:r>
@@ -437,12 +437,12 @@
         </w:numPr>
         <w:spacing w:before="240" w:after="240"/>
         <w:rPr>
-          <w:rFonts w:ascii="Arial" w:eastAsia="Arial" w:hAnsi="Arial" w:cs="Arial"/>
-        </w:rPr>
-      </w:pPr>
-      <w:r>
-        <w:rPr>
-          <w:rFonts w:ascii="Arial" w:eastAsia="Arial" w:hAnsi="Arial" w:cs="Arial"/>
+          <w:rFonts w:ascii="Arial" w:hAnsi="Arial" w:eastAsia="Arial" w:cs="Arial"/>
+        </w:rPr>
+      </w:pPr>
+      <w:r>
+        <w:rPr>
+          <w:rFonts w:ascii="Arial" w:hAnsi="Arial" w:eastAsia="Arial" w:cs="Arial"/>
         </w:rPr>
         <w:t>Me gusta la vida de pueblo, pero con algo de vida y vecinos. (Filtra hacia municipios medianos).</w:t>
       </w:r>
@@ -456,12 +456,12 @@
         </w:numPr>
         <w:spacing w:before="240" w:after="240"/>
         <w:rPr>
-          <w:rFonts w:ascii="Arial" w:eastAsia="Arial" w:hAnsi="Arial" w:cs="Arial"/>
-        </w:rPr>
-      </w:pPr>
-      <w:r>
-        <w:rPr>
-          <w:rFonts w:ascii="Arial" w:eastAsia="Arial" w:hAnsi="Arial" w:cs="Arial"/>
+          <w:rFonts w:ascii="Arial" w:hAnsi="Arial" w:eastAsia="Arial" w:cs="Arial"/>
+        </w:rPr>
+      </w:pPr>
+      <w:r>
+        <w:rPr>
+          <w:rFonts w:ascii="Arial" w:hAnsi="Arial" w:eastAsia="Arial" w:cs="Arial"/>
         </w:rPr>
         <w:t>Necesito ambiente, servicios constantes y no me importa el bullicio. (Filtra hacia ciudades o áreas metropolitanas grandes como Bilbao o Valencia).</w:t>
       </w:r>
@@ -470,26 +470,26 @@
       <w:pPr>
         <w:spacing w:before="240" w:after="240"/>
         <w:rPr>
-          <w:rFonts w:ascii="Arial" w:eastAsia="Arial" w:hAnsi="Arial" w:cs="Arial"/>
-          <w:b/>
-          <w:bCs/>
-        </w:rPr>
-      </w:pPr>
-      <w:r>
-        <w:rPr>
-          <w:rFonts w:ascii="Arial" w:eastAsia="Arial" w:hAnsi="Arial" w:cs="Arial"/>
+          <w:rFonts w:ascii="Arial" w:hAnsi="Arial" w:eastAsia="Arial" w:cs="Arial"/>
+          <w:b/>
+          <w:bCs/>
+        </w:rPr>
+      </w:pPr>
+      <w:r>
+        <w:rPr>
+          <w:rFonts w:ascii="Arial" w:hAnsi="Arial" w:eastAsia="Arial" w:cs="Arial"/>
         </w:rPr>
         <w:t>¿Tienes hijos en edad escolar o planeas tenerlos a corto plazo?</w:t>
       </w:r>
       <w:r>
         <w:rPr>
-          <w:rFonts w:ascii="Arial" w:eastAsia="Arial" w:hAnsi="Arial" w:cs="Arial"/>
+          <w:rFonts w:ascii="Arial" w:hAnsi="Arial" w:eastAsia="Arial" w:cs="Arial"/>
         </w:rPr>
         <w:t xml:space="preserve">   </w:t>
       </w:r>
       <w:r>
         <w:rPr>
-          <w:rFonts w:ascii="Arial" w:eastAsia="Arial" w:hAnsi="Arial" w:cs="Arial"/>
+          <w:rFonts w:ascii="Arial" w:hAnsi="Arial" w:eastAsia="Arial" w:cs="Arial"/>
           <w:b/>
           <w:bCs/>
         </w:rPr>
@@ -505,18 +505,18 @@
         </w:numPr>
         <w:spacing w:before="240" w:after="240"/>
         <w:rPr>
-          <w:rFonts w:ascii="Arial" w:eastAsia="Arial" w:hAnsi="Arial" w:cs="Arial"/>
-        </w:rPr>
-      </w:pPr>
-      <w:r>
-        <w:rPr>
-          <w:rFonts w:ascii="Arial" w:eastAsia="Arial" w:hAnsi="Arial" w:cs="Arial"/>
+          <w:rFonts w:ascii="Arial" w:hAnsi="Arial" w:eastAsia="Arial" w:cs="Arial"/>
+        </w:rPr>
+      </w:pPr>
+      <w:r>
+        <w:rPr>
+          <w:rFonts w:ascii="Arial" w:hAnsi="Arial" w:eastAsia="Arial" w:cs="Arial"/>
         </w:rPr>
         <w:t>Sí, es imprescindible que mis hijos puedan ir al colegio andando o muy cerca de casa. (Filtra hacia clústeres con</w:t>
       </w:r>
       <w:r>
         <w:rPr>
-          <w:rFonts w:ascii="Arial" w:eastAsia="Arial" w:hAnsi="Arial" w:cs="Arial"/>
+          <w:rFonts w:ascii="Arial" w:hAnsi="Arial" w:eastAsia="Arial" w:cs="Arial"/>
         </w:rPr>
         <w:t xml:space="preserve"> baja distancia y alto ratio)</w:t>
       </w:r>
@@ -530,12 +530,12 @@
         </w:numPr>
         <w:spacing w:before="240" w:after="240"/>
         <w:rPr>
-          <w:rFonts w:ascii="Arial" w:eastAsia="Arial" w:hAnsi="Arial" w:cs="Arial"/>
-        </w:rPr>
-      </w:pPr>
-      <w:r>
-        <w:rPr>
-          <w:rFonts w:ascii="Arial" w:eastAsia="Arial" w:hAnsi="Arial" w:cs="Arial"/>
+          <w:rFonts w:ascii="Arial" w:hAnsi="Arial" w:eastAsia="Arial" w:cs="Arial"/>
+        </w:rPr>
+      </w:pPr>
+      <w:r>
+        <w:rPr>
+          <w:rFonts w:ascii="Arial" w:hAnsi="Arial" w:eastAsia="Arial" w:cs="Arial"/>
         </w:rPr>
         <w:t>Sí, pero no me importa tener que coger el coche o el transporte público un trayecto corto para llevarlos. (Filtra hacia distancias medias).</w:t>
       </w:r>
@@ -549,12 +549,12 @@
         </w:numPr>
         <w:spacing w:before="240" w:after="240"/>
         <w:rPr>
-          <w:rFonts w:ascii="Arial" w:eastAsia="Arial" w:hAnsi="Arial" w:cs="Arial"/>
-        </w:rPr>
-      </w:pPr>
-      <w:r>
-        <w:rPr>
-          <w:rFonts w:ascii="Arial" w:eastAsia="Arial" w:hAnsi="Arial" w:cs="Arial"/>
+          <w:rFonts w:ascii="Arial" w:hAnsi="Arial" w:eastAsia="Arial" w:cs="Arial"/>
+        </w:rPr>
+      </w:pPr>
+      <w:r>
+        <w:rPr>
+          <w:rFonts w:ascii="Arial" w:hAnsi="Arial" w:eastAsia="Arial" w:cs="Arial"/>
         </w:rPr>
         <w:t>No, la cercanía a colegios no es un factor relevante para mí. (Ignora esta variable en el peso de la recomendación).</w:t>
       </w:r>
@@ -563,24 +563,24 @@
       <w:pPr>
         <w:spacing w:before="240" w:after="240"/>
         <w:rPr>
-          <w:rFonts w:ascii="Arial" w:eastAsia="Arial" w:hAnsi="Arial" w:cs="Arial"/>
-        </w:rPr>
-      </w:pPr>
-      <w:r>
-        <w:rPr>
-          <w:rFonts w:ascii="Arial" w:eastAsia="Arial" w:hAnsi="Arial" w:cs="Arial"/>
+          <w:rFonts w:ascii="Arial" w:hAnsi="Arial" w:eastAsia="Arial" w:cs="Arial"/>
+        </w:rPr>
+      </w:pPr>
+      <w:r>
+        <w:rPr>
+          <w:rFonts w:ascii="Arial" w:hAnsi="Arial" w:eastAsia="Arial" w:cs="Arial"/>
         </w:rPr>
         <w:t>¿Dispones de vehículo propio para tu día a día?</w:t>
       </w:r>
       <w:r>
         <w:rPr>
-          <w:rFonts w:ascii="Arial" w:eastAsia="Arial" w:hAnsi="Arial" w:cs="Arial"/>
+          <w:rFonts w:ascii="Arial" w:hAnsi="Arial" w:eastAsia="Arial" w:cs="Arial"/>
         </w:rPr>
         <w:t xml:space="preserve"> </w:t>
       </w:r>
       <w:r>
         <w:rPr>
-          <w:rFonts w:ascii="Arial" w:eastAsia="Arial" w:hAnsi="Arial" w:cs="Arial"/>
+          <w:rFonts w:ascii="Arial" w:hAnsi="Arial" w:eastAsia="Arial" w:cs="Arial"/>
           <w:b/>
           <w:bCs/>
           <w:i/>
@@ -598,18 +598,18 @@
         </w:numPr>
         <w:spacing w:before="240" w:after="240"/>
         <w:rPr>
-          <w:rFonts w:ascii="Arial" w:eastAsia="Arial" w:hAnsi="Arial" w:cs="Arial"/>
-        </w:rPr>
-      </w:pPr>
-      <w:r>
-        <w:rPr>
-          <w:rFonts w:ascii="Arial" w:eastAsia="Arial" w:hAnsi="Arial" w:cs="Arial"/>
+          <w:rFonts w:ascii="Arial" w:hAnsi="Arial" w:eastAsia="Arial" w:cs="Arial"/>
+        </w:rPr>
+      </w:pPr>
+      <w:r>
+        <w:rPr>
+          <w:rFonts w:ascii="Arial" w:hAnsi="Arial" w:eastAsia="Arial" w:cs="Arial"/>
         </w:rPr>
         <w:t xml:space="preserve">Sí. </w:t>
       </w:r>
       <w:r>
         <w:rPr>
-          <w:rFonts w:ascii="Arial" w:eastAsia="Arial" w:hAnsi="Arial" w:cs="Arial"/>
+          <w:rFonts w:ascii="Arial" w:hAnsi="Arial" w:eastAsia="Arial" w:cs="Arial"/>
           <w:i/>
           <w:iCs/>
         </w:rPr>
@@ -617,7 +617,7 @@
       </w:r>
       <w:r>
         <w:rPr>
-          <w:rFonts w:ascii="Arial" w:eastAsia="Arial" w:hAnsi="Arial" w:cs="Arial"/>
+          <w:rFonts w:ascii="Arial" w:hAnsi="Arial" w:eastAsia="Arial" w:cs="Arial"/>
           <w:i/>
           <w:iCs/>
         </w:rPr>
@@ -625,7 +625,7 @@
       </w:r>
       <w:r>
         <w:rPr>
-          <w:rFonts w:ascii="Arial" w:eastAsia="Arial" w:hAnsi="Arial" w:cs="Arial"/>
+          <w:rFonts w:ascii="Arial" w:hAnsi="Arial" w:eastAsia="Arial" w:cs="Arial"/>
           <w:i/>
           <w:iCs/>
         </w:rPr>
@@ -633,7 +633,7 @@
       </w:r>
       <w:r>
         <w:rPr>
-          <w:rFonts w:ascii="Arial" w:eastAsia="Arial" w:hAnsi="Arial" w:cs="Arial"/>
+          <w:rFonts w:ascii="Arial" w:hAnsi="Arial" w:eastAsia="Arial" w:cs="Arial"/>
         </w:rPr>
         <w:t>.</w:t>
       </w:r>
@@ -647,18 +647,18 @@
         </w:numPr>
         <w:spacing w:before="240" w:after="240"/>
         <w:rPr>
-          <w:rFonts w:ascii="Arial" w:eastAsia="Arial" w:hAnsi="Arial" w:cs="Arial"/>
-        </w:rPr>
-      </w:pPr>
-      <w:r>
-        <w:rPr>
-          <w:rFonts w:ascii="Arial" w:eastAsia="Arial" w:hAnsi="Arial" w:cs="Arial"/>
+          <w:rFonts w:ascii="Arial" w:hAnsi="Arial" w:eastAsia="Arial" w:cs="Arial"/>
+        </w:rPr>
+      </w:pPr>
+      <w:r>
+        <w:rPr>
+          <w:rFonts w:ascii="Arial" w:hAnsi="Arial" w:eastAsia="Arial" w:cs="Arial"/>
         </w:rPr>
         <w:t xml:space="preserve">No, dependo del transporte público o de ir andando. </w:t>
       </w:r>
       <w:r>
         <w:rPr>
-          <w:rFonts w:ascii="Arial" w:eastAsia="Arial" w:hAnsi="Arial" w:cs="Arial"/>
+          <w:rFonts w:ascii="Arial" w:hAnsi="Arial" w:eastAsia="Arial" w:cs="Arial"/>
           <w:i/>
           <w:iCs/>
         </w:rPr>
@@ -666,7 +666,7 @@
       </w:r>
       <w:r>
         <w:rPr>
-          <w:rFonts w:ascii="Arial" w:eastAsia="Arial" w:hAnsi="Arial" w:cs="Arial"/>
+          <w:rFonts w:ascii="Arial" w:hAnsi="Arial" w:eastAsia="Arial" w:cs="Arial"/>
         </w:rPr>
         <w:t>.</w:t>
       </w:r>
@@ -675,26 +675,26 @@
       <w:pPr>
         <w:spacing w:before="240" w:after="240"/>
         <w:rPr>
-          <w:rFonts w:ascii="Arial" w:eastAsia="Arial" w:hAnsi="Arial" w:cs="Arial"/>
-          <w:b/>
-          <w:bCs/>
-        </w:rPr>
-      </w:pPr>
-      <w:r>
-        <w:rPr>
-          <w:rFonts w:ascii="Arial" w:eastAsia="Arial" w:hAnsi="Arial" w:cs="Arial"/>
+          <w:rFonts w:ascii="Arial" w:hAnsi="Arial" w:eastAsia="Arial" w:cs="Arial"/>
+          <w:b/>
+          <w:bCs/>
+        </w:rPr>
+      </w:pPr>
+      <w:r>
+        <w:rPr>
+          <w:rFonts w:ascii="Arial" w:hAnsi="Arial" w:eastAsia="Arial" w:cs="Arial"/>
         </w:rPr>
         <w:t>¿Cómo describirías tus necesidades médicas o las de tu familia?</w:t>
       </w:r>
       <w:r>
         <w:rPr>
-          <w:rFonts w:ascii="Arial" w:eastAsia="Arial" w:hAnsi="Arial" w:cs="Arial"/>
+          <w:rFonts w:ascii="Arial" w:hAnsi="Arial" w:eastAsia="Arial" w:cs="Arial"/>
         </w:rPr>
         <w:t xml:space="preserve"> </w:t>
       </w:r>
       <w:r>
         <w:rPr>
-          <w:rFonts w:ascii="Arial" w:eastAsia="Arial" w:hAnsi="Arial" w:cs="Arial"/>
+          <w:rFonts w:ascii="Arial" w:hAnsi="Arial" w:eastAsia="Arial" w:cs="Arial"/>
           <w:b/>
           <w:bCs/>
         </w:rPr>
@@ -710,20 +710,20 @@
         </w:numPr>
         <w:spacing w:before="240" w:after="240"/>
         <w:rPr>
-          <w:rFonts w:ascii="Arial" w:eastAsia="Arial" w:hAnsi="Arial" w:cs="Arial"/>
+          <w:rFonts w:ascii="Arial" w:hAnsi="Arial" w:eastAsia="Arial" w:cs="Arial"/>
           <w:i/>
           <w:iCs/>
         </w:rPr>
       </w:pPr>
       <w:r>
         <w:rPr>
-          <w:rFonts w:ascii="Arial" w:eastAsia="Arial" w:hAnsi="Arial" w:cs="Arial"/>
+          <w:rFonts w:ascii="Arial" w:hAnsi="Arial" w:eastAsia="Arial" w:cs="Arial"/>
         </w:rPr>
         <w:t xml:space="preserve">Necesito tener urgencias o un hospital muy cerca por cuestiones crónicas, edad o tranquilidad. </w:t>
       </w:r>
       <w:r>
         <w:rPr>
-          <w:rFonts w:ascii="Arial" w:eastAsia="Arial" w:hAnsi="Arial" w:cs="Arial"/>
+          <w:rFonts w:ascii="Arial" w:hAnsi="Arial" w:eastAsia="Arial" w:cs="Arial"/>
           <w:i/>
           <w:iCs/>
         </w:rPr>
@@ -731,7 +731,7 @@
       </w:r>
       <w:r>
         <w:rPr>
-          <w:rFonts w:ascii="Arial" w:eastAsia="Arial" w:hAnsi="Arial" w:cs="Arial"/>
+          <w:rFonts w:ascii="Arial" w:hAnsi="Arial" w:eastAsia="Arial" w:cs="Arial"/>
           <w:i/>
           <w:iCs/>
         </w:rPr>
@@ -747,18 +747,18 @@
         </w:numPr>
         <w:spacing w:before="240" w:after="240"/>
         <w:rPr>
-          <w:rFonts w:ascii="Arial" w:eastAsia="Arial" w:hAnsi="Arial" w:cs="Arial"/>
-        </w:rPr>
-      </w:pPr>
-      <w:r>
-        <w:rPr>
-          <w:rFonts w:ascii="Arial" w:eastAsia="Arial" w:hAnsi="Arial" w:cs="Arial"/>
+          <w:rFonts w:ascii="Arial" w:hAnsi="Arial" w:eastAsia="Arial" w:cs="Arial"/>
+        </w:rPr>
+      </w:pPr>
+      <w:r>
+        <w:rPr>
+          <w:rFonts w:ascii="Arial" w:hAnsi="Arial" w:eastAsia="Arial" w:cs="Arial"/>
         </w:rPr>
         <w:t xml:space="preserve">Para el día a día me basta con tener un centro de salud o un consultorio en mi mismo barrio/pueblo para consultas rutinarias. </w:t>
       </w:r>
       <w:r>
         <w:rPr>
-          <w:rFonts w:ascii="Arial" w:eastAsia="Arial" w:hAnsi="Arial" w:cs="Arial"/>
+          <w:rFonts w:ascii="Arial" w:hAnsi="Arial" w:eastAsia="Arial" w:cs="Arial"/>
           <w:i/>
           <w:iCs/>
         </w:rPr>
@@ -766,7 +766,7 @@
       </w:r>
       <w:r>
         <w:rPr>
-          <w:rFonts w:ascii="Arial" w:eastAsia="Arial" w:hAnsi="Arial" w:cs="Arial"/>
+          <w:rFonts w:ascii="Arial" w:hAnsi="Arial" w:eastAsia="Arial" w:cs="Arial"/>
           <w:i/>
           <w:iCs/>
         </w:rPr>
@@ -774,7 +774,7 @@
       </w:r>
       <w:r>
         <w:rPr>
-          <w:rFonts w:ascii="Arial" w:eastAsia="Arial" w:hAnsi="Arial" w:cs="Arial"/>
+          <w:rFonts w:ascii="Arial" w:hAnsi="Arial" w:eastAsia="Arial" w:cs="Arial"/>
           <w:i/>
           <w:iCs/>
         </w:rPr>
@@ -782,7 +782,7 @@
       </w:r>
       <w:r>
         <w:rPr>
-          <w:rFonts w:ascii="Arial" w:eastAsia="Arial" w:hAnsi="Arial" w:cs="Arial"/>
+          <w:rFonts w:ascii="Arial" w:hAnsi="Arial" w:eastAsia="Arial" w:cs="Arial"/>
         </w:rPr>
         <w:t>.</w:t>
       </w:r>
@@ -796,18 +796,18 @@
         </w:numPr>
         <w:spacing w:before="240" w:after="240"/>
         <w:rPr>
-          <w:rFonts w:ascii="Arial" w:eastAsia="Arial" w:hAnsi="Arial" w:cs="Arial"/>
-        </w:rPr>
-      </w:pPr>
-      <w:r>
-        <w:rPr>
-          <w:rFonts w:ascii="Arial" w:eastAsia="Arial" w:hAnsi="Arial" w:cs="Arial"/>
+          <w:rFonts w:ascii="Arial" w:hAnsi="Arial" w:eastAsia="Arial" w:cs="Arial"/>
+        </w:rPr>
+      </w:pPr>
+      <w:r>
+        <w:rPr>
+          <w:rFonts w:ascii="Arial" w:hAnsi="Arial" w:eastAsia="Arial" w:cs="Arial"/>
         </w:rPr>
         <w:t xml:space="preserve">Voy muy poco al médico, no me importa tener que desplazarme a otro pueblo o distrito cuando lo necesite. </w:t>
       </w:r>
       <w:r>
         <w:rPr>
-          <w:rFonts w:ascii="Arial" w:eastAsia="Arial" w:hAnsi="Arial" w:cs="Arial"/>
+          <w:rFonts w:ascii="Arial" w:hAnsi="Arial" w:eastAsia="Arial" w:cs="Arial"/>
           <w:i/>
           <w:iCs/>
         </w:rPr>
@@ -818,24 +818,24 @@
       <w:pPr>
         <w:spacing w:before="240" w:after="240"/>
         <w:rPr>
-          <w:rFonts w:ascii="Arial" w:eastAsia="Arial" w:hAnsi="Arial" w:cs="Arial"/>
-        </w:rPr>
-      </w:pPr>
-      <w:r>
-        <w:rPr>
-          <w:rFonts w:ascii="Arial" w:eastAsia="Arial" w:hAnsi="Arial" w:cs="Arial"/>
+          <w:rFonts w:ascii="Arial" w:hAnsi="Arial" w:eastAsia="Arial" w:cs="Arial"/>
+        </w:rPr>
+      </w:pPr>
+      <w:r>
+        <w:rPr>
+          <w:rFonts w:ascii="Arial" w:hAnsi="Arial" w:eastAsia="Arial" w:cs="Arial"/>
         </w:rPr>
         <w:t>Respecto a tus ingresos, ¿qué porcentaje estás dispuesto a destinar al alquiler para vivir en la zona que deseas?</w:t>
       </w:r>
       <w:r>
         <w:rPr>
-          <w:rFonts w:ascii="Arial" w:eastAsia="Arial" w:hAnsi="Arial" w:cs="Arial"/>
+          <w:rFonts w:ascii="Arial" w:hAnsi="Arial" w:eastAsia="Arial" w:cs="Arial"/>
         </w:rPr>
         <w:t xml:space="preserve"> </w:t>
       </w:r>
       <w:r>
         <w:rPr>
-          <w:rFonts w:ascii="Arial" w:eastAsia="Arial" w:hAnsi="Arial" w:cs="Arial"/>
+          <w:rFonts w:ascii="Arial" w:hAnsi="Arial" w:eastAsia="Arial" w:cs="Arial"/>
           <w:b/>
           <w:bCs/>
         </w:rPr>
@@ -851,24 +851,24 @@
         </w:numPr>
         <w:spacing w:before="240" w:after="240"/>
         <w:rPr>
-          <w:rFonts w:ascii="Arial" w:eastAsia="Arial" w:hAnsi="Arial" w:cs="Arial"/>
-        </w:rPr>
-      </w:pPr>
-      <w:r>
-        <w:rPr>
-          <w:rFonts w:ascii="Arial" w:eastAsia="Arial" w:hAnsi="Arial" w:cs="Arial"/>
+          <w:rFonts w:ascii="Arial" w:hAnsi="Arial" w:eastAsia="Arial" w:cs="Arial"/>
+        </w:rPr>
+      </w:pPr>
+      <w:r>
+        <w:rPr>
+          <w:rFonts w:ascii="Arial" w:hAnsi="Arial" w:eastAsia="Arial" w:cs="Arial"/>
         </w:rPr>
         <w:t xml:space="preserve">Busco lo más económico posible, mi prioridad es ahorrar, aunque viva algo más lejos. (Filtra hacia clústeres con menor </w:t>
       </w:r>
       <w:r>
         <w:rPr>
-          <w:rFonts w:ascii="Arial" w:eastAsia="Arial" w:hAnsi="Arial" w:cs="Arial"/>
+          <w:rFonts w:ascii="Arial" w:hAnsi="Arial" w:eastAsia="Arial" w:cs="Arial"/>
         </w:rPr>
         <w:t>esfuerzo de alquiler</w:t>
       </w:r>
       <w:r>
         <w:rPr>
-          <w:rFonts w:ascii="Arial" w:eastAsia="Arial" w:hAnsi="Arial" w:cs="Arial"/>
+          <w:rFonts w:ascii="Arial" w:hAnsi="Arial" w:eastAsia="Arial" w:cs="Arial"/>
         </w:rPr>
         <w:t>).</w:t>
       </w:r>
@@ -882,12 +882,12 @@
         </w:numPr>
         <w:spacing w:before="240" w:after="240"/>
         <w:rPr>
-          <w:rFonts w:ascii="Arial" w:eastAsia="Arial" w:hAnsi="Arial" w:cs="Arial"/>
-        </w:rPr>
-      </w:pPr>
-      <w:r>
-        <w:rPr>
-          <w:rFonts w:ascii="Arial" w:eastAsia="Arial" w:hAnsi="Arial" w:cs="Arial"/>
+          <w:rFonts w:ascii="Arial" w:hAnsi="Arial" w:eastAsia="Arial" w:cs="Arial"/>
+        </w:rPr>
+      </w:pPr>
+      <w:r>
+        <w:rPr>
+          <w:rFonts w:ascii="Arial" w:hAnsi="Arial" w:eastAsia="Arial" w:cs="Arial"/>
         </w:rPr>
         <w:t>Un término medio. Puedo pagar un alquiler razonable por estar en un lugar que me guste.</w:t>
       </w:r>
@@ -901,24 +901,24 @@
         </w:numPr>
         <w:spacing w:before="240" w:after="240"/>
         <w:rPr>
-          <w:rFonts w:ascii="Arial" w:eastAsia="Arial" w:hAnsi="Arial" w:cs="Arial"/>
-        </w:rPr>
-      </w:pPr>
-      <w:r>
-        <w:rPr>
-          <w:rFonts w:ascii="Arial" w:eastAsia="Arial" w:hAnsi="Arial" w:cs="Arial"/>
+          <w:rFonts w:ascii="Arial" w:hAnsi="Arial" w:eastAsia="Arial" w:cs="Arial"/>
+        </w:rPr>
+      </w:pPr>
+      <w:r>
+        <w:rPr>
+          <w:rFonts w:ascii="Arial" w:hAnsi="Arial" w:eastAsia="Arial" w:cs="Arial"/>
         </w:rPr>
         <w:t xml:space="preserve">El presupuesto no es mi mayor limitación; prefiero pagar más por estar en mi zona ideal o distritos céntricos. (Filtra hacia zonas con mayor </w:t>
       </w:r>
       <w:r>
         <w:rPr>
-          <w:rFonts w:ascii="Arial" w:eastAsia="Arial" w:hAnsi="Arial" w:cs="Arial"/>
+          <w:rFonts w:ascii="Arial" w:hAnsi="Arial" w:eastAsia="Arial" w:cs="Arial"/>
         </w:rPr>
         <w:t>esfuerzo de alquiler</w:t>
       </w:r>
       <w:r>
         <w:rPr>
-          <w:rFonts w:ascii="Arial" w:eastAsia="Arial" w:hAnsi="Arial" w:cs="Arial"/>
+          <w:rFonts w:ascii="Arial" w:hAnsi="Arial" w:eastAsia="Arial" w:cs="Arial"/>
         </w:rPr>
         <w:t>).</w:t>
       </w:r>
@@ -929,19 +929,19 @@
       </w:pPr>
       <w:r>
         <w:rPr>
-          <w:rFonts w:ascii="Arial" w:eastAsia="Arial" w:hAnsi="Arial" w:cs="Arial"/>
+          <w:rFonts w:ascii="Arial" w:hAnsi="Arial" w:eastAsia="Arial" w:cs="Arial"/>
         </w:rPr>
         <w:t>¿Qué tipo de entorno o economía local prefieres para tu día a día (o para tu pareja, si busca empleo)?</w:t>
       </w:r>
       <w:r>
         <w:rPr>
-          <w:rFonts w:ascii="Arial" w:eastAsia="Arial" w:hAnsi="Arial" w:cs="Arial"/>
+          <w:rFonts w:ascii="Arial" w:hAnsi="Arial" w:eastAsia="Arial" w:cs="Arial"/>
         </w:rPr>
         <w:t xml:space="preserve"> </w:t>
       </w:r>
       <w:r>
         <w:rPr>
-          <w:rFonts w:ascii="Arial" w:eastAsia="Arial" w:hAnsi="Arial" w:cs="Arial"/>
+          <w:rFonts w:ascii="Arial" w:hAnsi="Arial" w:eastAsia="Arial" w:cs="Arial"/>
           <w:b/>
           <w:bCs/>
         </w:rPr>
@@ -957,18 +957,18 @@
         </w:numPr>
         <w:spacing w:before="240" w:after="240"/>
         <w:rPr>
-          <w:rFonts w:ascii="Arial" w:eastAsia="Arial" w:hAnsi="Arial" w:cs="Arial"/>
-        </w:rPr>
-      </w:pPr>
-      <w:r>
-        <w:rPr>
-          <w:rFonts w:ascii="Arial" w:eastAsia="Arial" w:hAnsi="Arial" w:cs="Arial"/>
+          <w:rFonts w:ascii="Arial" w:hAnsi="Arial" w:eastAsia="Arial" w:cs="Arial"/>
+        </w:rPr>
+      </w:pPr>
+      <w:r>
+        <w:rPr>
+          <w:rFonts w:ascii="Arial" w:hAnsi="Arial" w:eastAsia="Arial" w:cs="Arial"/>
         </w:rPr>
         <w:t xml:space="preserve">Un entorno puramente rural, rodeado de naturaleza o actividad agraria. </w:t>
       </w:r>
       <w:r>
         <w:rPr>
-          <w:rFonts w:ascii="Arial" w:eastAsia="Arial" w:hAnsi="Arial" w:cs="Arial"/>
+          <w:rFonts w:ascii="Arial" w:hAnsi="Arial" w:eastAsia="Arial" w:cs="Arial"/>
           <w:i/>
           <w:iCs/>
         </w:rPr>
@@ -976,7 +976,7 @@
       </w:r>
       <w:r>
         <w:rPr>
-          <w:rFonts w:ascii="Consolas" w:eastAsia="Consolas" w:hAnsi="Consolas" w:cs="Consolas"/>
+          <w:rFonts w:ascii="Consolas" w:hAnsi="Consolas" w:eastAsia="Consolas" w:cs="Consolas"/>
           <w:i/>
           <w:iCs/>
         </w:rPr>
@@ -984,7 +984,7 @@
       </w:r>
       <w:r>
         <w:rPr>
-          <w:rFonts w:ascii="Arial" w:eastAsia="Arial" w:hAnsi="Arial" w:cs="Arial"/>
+          <w:rFonts w:ascii="Arial" w:hAnsi="Arial" w:eastAsia="Arial" w:cs="Arial"/>
           <w:i/>
           <w:iCs/>
         </w:rPr>
@@ -992,7 +992,7 @@
       </w:r>
       <w:r>
         <w:rPr>
-          <w:rFonts w:ascii="Arial" w:eastAsia="Arial" w:hAnsi="Arial" w:cs="Arial"/>
+          <w:rFonts w:ascii="Arial" w:hAnsi="Arial" w:eastAsia="Arial" w:cs="Arial"/>
         </w:rPr>
         <w:t>.</w:t>
       </w:r>
@@ -1006,18 +1006,18 @@
         </w:numPr>
         <w:spacing w:before="240" w:after="240"/>
         <w:rPr>
-          <w:rFonts w:ascii="Arial" w:eastAsia="Arial" w:hAnsi="Arial" w:cs="Arial"/>
-        </w:rPr>
-      </w:pPr>
-      <w:r>
-        <w:rPr>
-          <w:rFonts w:ascii="Arial" w:eastAsia="Arial" w:hAnsi="Arial" w:cs="Arial"/>
+          <w:rFonts w:ascii="Arial" w:hAnsi="Arial" w:eastAsia="Arial" w:cs="Arial"/>
+        </w:rPr>
+      </w:pPr>
+      <w:r>
+        <w:rPr>
+          <w:rFonts w:ascii="Arial" w:hAnsi="Arial" w:eastAsia="Arial" w:cs="Arial"/>
         </w:rPr>
         <w:t xml:space="preserve">Un municipio con mucho comercio, hostelería y vida en la calle. </w:t>
       </w:r>
       <w:r>
         <w:rPr>
-          <w:rFonts w:ascii="Arial" w:eastAsia="Arial" w:hAnsi="Arial" w:cs="Arial"/>
+          <w:rFonts w:ascii="Arial" w:hAnsi="Arial" w:eastAsia="Arial" w:cs="Arial"/>
           <w:i/>
           <w:iCs/>
         </w:rPr>
@@ -1025,7 +1025,7 @@
       </w:r>
       <w:r>
         <w:rPr>
-          <w:rFonts w:ascii="Consolas" w:eastAsia="Consolas" w:hAnsi="Consolas" w:cs="Consolas"/>
+          <w:rFonts w:ascii="Consolas" w:hAnsi="Consolas" w:eastAsia="Consolas" w:cs="Consolas"/>
           <w:i/>
           <w:iCs/>
         </w:rPr>
@@ -1033,7 +1033,7 @@
       </w:r>
       <w:r>
         <w:rPr>
-          <w:rFonts w:ascii="Arial" w:eastAsia="Arial" w:hAnsi="Arial" w:cs="Arial"/>
+          <w:rFonts w:ascii="Arial" w:hAnsi="Arial" w:eastAsia="Arial" w:cs="Arial"/>
           <w:i/>
           <w:iCs/>
         </w:rPr>
@@ -1041,7 +1041,7 @@
       </w:r>
       <w:r>
         <w:rPr>
-          <w:rFonts w:ascii="Arial" w:eastAsia="Arial" w:hAnsi="Arial" w:cs="Arial"/>
+          <w:rFonts w:ascii="Arial" w:hAnsi="Arial" w:eastAsia="Arial" w:cs="Arial"/>
         </w:rPr>
         <w:t>.</w:t>
       </w:r>
@@ -1055,18 +1055,18 @@
         </w:numPr>
         <w:spacing w:before="240" w:after="240"/>
         <w:rPr>
-          <w:rFonts w:ascii="Arial" w:eastAsia="Arial" w:hAnsi="Arial" w:cs="Arial"/>
-        </w:rPr>
-      </w:pPr>
-      <w:r>
-        <w:rPr>
-          <w:rFonts w:ascii="Arial" w:eastAsia="Arial" w:hAnsi="Arial" w:cs="Arial"/>
+          <w:rFonts w:ascii="Arial" w:hAnsi="Arial" w:eastAsia="Arial" w:cs="Arial"/>
+        </w:rPr>
+      </w:pPr>
+      <w:r>
+        <w:rPr>
+          <w:rFonts w:ascii="Arial" w:hAnsi="Arial" w:eastAsia="Arial" w:cs="Arial"/>
         </w:rPr>
         <w:t xml:space="preserve">Una zona con tejido industrial o de empresas, me da igual si es menos "pintoresco". </w:t>
       </w:r>
       <w:r>
         <w:rPr>
-          <w:rFonts w:ascii="Arial" w:eastAsia="Arial" w:hAnsi="Arial" w:cs="Arial"/>
+          <w:rFonts w:ascii="Arial" w:hAnsi="Arial" w:eastAsia="Arial" w:cs="Arial"/>
           <w:i/>
           <w:iCs/>
         </w:rPr>
@@ -1074,7 +1074,7 @@
       </w:r>
       <w:r>
         <w:rPr>
-          <w:rFonts w:ascii="Consolas" w:eastAsia="Consolas" w:hAnsi="Consolas" w:cs="Consolas"/>
+          <w:rFonts w:ascii="Consolas" w:hAnsi="Consolas" w:eastAsia="Consolas" w:cs="Consolas"/>
           <w:i/>
           <w:iCs/>
         </w:rPr>
@@ -1082,7 +1082,7 @@
       </w:r>
       <w:r>
         <w:rPr>
-          <w:rFonts w:ascii="Arial" w:eastAsia="Arial" w:hAnsi="Arial" w:cs="Arial"/>
+          <w:rFonts w:ascii="Arial" w:hAnsi="Arial" w:eastAsia="Arial" w:cs="Arial"/>
           <w:i/>
           <w:iCs/>
         </w:rPr>
@@ -1090,7 +1090,7 @@
       </w:r>
       <w:r>
         <w:rPr>
-          <w:rFonts w:ascii="Arial" w:eastAsia="Arial" w:hAnsi="Arial" w:cs="Arial"/>
+          <w:rFonts w:ascii="Arial" w:hAnsi="Arial" w:eastAsia="Arial" w:cs="Arial"/>
         </w:rPr>
         <w:t>.</w:t>
       </w:r>
@@ -1104,18 +1104,18 @@
         </w:numPr>
         <w:spacing w:before="240" w:after="240"/>
         <w:rPr>
-          <w:rFonts w:ascii="Arial" w:eastAsia="Arial" w:hAnsi="Arial" w:cs="Arial"/>
-        </w:rPr>
-      </w:pPr>
-      <w:r>
-        <w:rPr>
-          <w:rFonts w:ascii="Arial" w:eastAsia="Arial" w:hAnsi="Arial" w:cs="Arial"/>
+          <w:rFonts w:ascii="Arial" w:hAnsi="Arial" w:eastAsia="Arial" w:cs="Arial"/>
+        </w:rPr>
+      </w:pPr>
+      <w:r>
+        <w:rPr>
+          <w:rFonts w:ascii="Arial" w:hAnsi="Arial" w:eastAsia="Arial" w:cs="Arial"/>
         </w:rPr>
         <w:t xml:space="preserve">Me es indiferente, yo me quedo en casa teletrabajando. </w:t>
       </w:r>
       <w:r>
         <w:rPr>
-          <w:rFonts w:ascii="Arial" w:eastAsia="Arial" w:hAnsi="Arial" w:cs="Arial"/>
+          <w:rFonts w:ascii="Arial" w:hAnsi="Arial" w:eastAsia="Arial" w:cs="Arial"/>
           <w:i/>
           <w:iCs/>
         </w:rPr>
@@ -1123,7 +1123,7 @@
       </w:r>
       <w:r>
         <w:rPr>
-          <w:rFonts w:ascii="Arial" w:eastAsia="Arial" w:hAnsi="Arial" w:cs="Arial"/>
+          <w:rFonts w:ascii="Arial" w:hAnsi="Arial" w:eastAsia="Arial" w:cs="Arial"/>
         </w:rPr>
         <w:t>.</w:t>
       </w:r>
@@ -1185,7 +1185,7 @@
       </w:r>
       <w:r>
         <w:rPr>
-          <w:rFonts w:ascii="Consolas" w:eastAsia="Consolas" w:hAnsi="Consolas" w:cs="Consolas"/>
+          <w:rFonts w:ascii="Consolas" w:hAnsi="Consolas" w:eastAsia="Consolas" w:cs="Consolas"/>
         </w:rPr>
         <w:t>indice_envejecimiento</w:t>
       </w:r>
@@ -1194,7 +1194,7 @@
       </w:r>
       <w:r>
         <w:rPr>
-          <w:rFonts w:ascii="Consolas" w:eastAsia="Consolas" w:hAnsi="Consolas" w:cs="Consolas"/>
+          <w:rFonts w:ascii="Consolas" w:hAnsi="Consolas" w:eastAsia="Consolas" w:cs="Consolas"/>
         </w:rPr>
         <w:t>pct_extranjeros</w:t>
       </w:r>
@@ -1216,7 +1216,7 @@
       </w:r>
       <w:r>
         <w:rPr>
-          <w:rFonts w:ascii="Consolas" w:eastAsia="Consolas" w:hAnsi="Consolas" w:cs="Consolas"/>
+          <w:rFonts w:ascii="Consolas" w:hAnsi="Consolas" w:eastAsia="Consolas" w:cs="Consolas"/>
         </w:rPr>
         <w:t>indice_envejecimiento</w:t>
       </w:r>
@@ -1241,14 +1241,14 @@
       <w:pPr>
         <w:spacing w:before="240" w:after="240"/>
         <w:rPr>
-          <w:rFonts w:ascii="Arial" w:eastAsia="Arial" w:hAnsi="Arial" w:cs="Arial"/>
-          <w:sz w:val="22"/>
-          <w:szCs w:val="22"/>
-        </w:rPr>
-      </w:pPr>
-      <w:r>
-        <w:rPr>
-          <w:rFonts w:ascii="Arial" w:eastAsia="Arial" w:hAnsi="Arial" w:cs="Arial"/>
+          <w:rFonts w:ascii="Arial" w:hAnsi="Arial" w:eastAsia="Arial" w:cs="Arial"/>
+          <w:sz w:val="22"/>
+          <w:szCs w:val="22"/>
+        </w:rPr>
+      </w:pPr>
+      <w:r>
+        <w:rPr>
+          <w:rFonts w:ascii="Arial" w:hAnsi="Arial" w:eastAsia="Arial" w:cs="Arial"/>
           <w:i/>
           <w:iCs/>
         </w:rPr>
@@ -1256,13 +1256,13 @@
       </w:r>
       <w:r>
         <w:rPr>
-          <w:rFonts w:ascii="Arial" w:eastAsia="Arial" w:hAnsi="Arial" w:cs="Arial"/>
+          <w:rFonts w:ascii="Arial" w:hAnsi="Arial" w:eastAsia="Arial" w:cs="Arial"/>
         </w:rPr>
         <w:t xml:space="preserve"> ¿Cómo de importante es para ti tener grandes parques o zonas verdes cerca de casa?</w:t>
       </w:r>
       <w:r>
         <w:rPr>
-          <w:rFonts w:ascii="Arial" w:eastAsia="Arial" w:hAnsi="Arial" w:cs="Arial"/>
+          <w:rFonts w:ascii="Arial" w:hAnsi="Arial" w:eastAsia="Arial" w:cs="Arial"/>
           <w:b/>
           <w:bCs/>
         </w:rPr>
@@ -1278,18 +1278,18 @@
         </w:numPr>
         <w:spacing w:before="240" w:after="240"/>
         <w:rPr>
-          <w:rFonts w:ascii="Arial" w:eastAsia="Arial" w:hAnsi="Arial" w:cs="Arial"/>
-        </w:rPr>
-      </w:pPr>
-      <w:r>
-        <w:rPr>
-          <w:rFonts w:ascii="Arial" w:eastAsia="Arial" w:hAnsi="Arial" w:cs="Arial"/>
+          <w:rFonts w:ascii="Arial" w:hAnsi="Arial" w:eastAsia="Arial" w:cs="Arial"/>
+        </w:rPr>
+      </w:pPr>
+      <w:r>
+        <w:rPr>
+          <w:rFonts w:ascii="Arial" w:hAnsi="Arial" w:eastAsia="Arial" w:cs="Arial"/>
         </w:rPr>
         <w:t xml:space="preserve">Fundamental, necesito verde cerca para pasear, hacer deporte o salir con el perro. </w:t>
       </w:r>
       <w:r>
         <w:rPr>
-          <w:rFonts w:ascii="Arial" w:eastAsia="Arial" w:hAnsi="Arial" w:cs="Arial"/>
+          <w:rFonts w:ascii="Arial" w:hAnsi="Arial" w:eastAsia="Arial" w:cs="Arial"/>
           <w:i/>
           <w:iCs/>
         </w:rPr>
@@ -1297,7 +1297,7 @@
       </w:r>
       <w:r>
         <w:rPr>
-          <w:rFonts w:ascii="Arial" w:eastAsia="Arial" w:hAnsi="Arial" w:cs="Arial"/>
+          <w:rFonts w:ascii="Arial" w:hAnsi="Arial" w:eastAsia="Arial" w:cs="Arial"/>
         </w:rPr>
         <w:t>.</w:t>
       </w:r>
@@ -1311,12 +1311,12 @@
         </w:numPr>
         <w:spacing w:before="240" w:after="240"/>
         <w:rPr>
-          <w:rFonts w:ascii="Arial" w:eastAsia="Arial" w:hAnsi="Arial" w:cs="Arial"/>
-        </w:rPr>
-      </w:pPr>
-      <w:r>
-        <w:rPr>
-          <w:rFonts w:ascii="Arial" w:eastAsia="Arial" w:hAnsi="Arial" w:cs="Arial"/>
+          <w:rFonts w:ascii="Arial" w:hAnsi="Arial" w:eastAsia="Arial" w:cs="Arial"/>
+        </w:rPr>
+      </w:pPr>
+      <w:r>
+        <w:rPr>
+          <w:rFonts w:ascii="Arial" w:hAnsi="Arial" w:eastAsia="Arial" w:cs="Arial"/>
         </w:rPr>
         <w:t>Está bien, pero prefiero sacrificar el parque si a cambio estoy más céntrico o tengo el alquiler más barato.</w:t>
       </w:r>
@@ -1330,12 +1330,12 @@
         </w:numPr>
         <w:spacing w:before="240" w:after="240"/>
         <w:rPr>
-          <w:rFonts w:ascii="Arial" w:eastAsia="Arial" w:hAnsi="Arial" w:cs="Arial"/>
-        </w:rPr>
-      </w:pPr>
-      <w:r>
-        <w:rPr>
-          <w:rFonts w:ascii="Arial" w:eastAsia="Arial" w:hAnsi="Arial" w:cs="Arial"/>
+          <w:rFonts w:ascii="Arial" w:hAnsi="Arial" w:eastAsia="Arial" w:cs="Arial"/>
+        </w:rPr>
+      </w:pPr>
+      <w:r>
+        <w:rPr>
+          <w:rFonts w:ascii="Arial" w:hAnsi="Arial" w:eastAsia="Arial" w:cs="Arial"/>
         </w:rPr>
         <w:t>Me es indiferente.</w:t>
       </w:r>
@@ -1344,7 +1344,7 @@
       <w:pPr>
         <w:spacing w:after="0"/>
         <w:rPr>
-          <w:rFonts w:ascii="Arial" w:eastAsia="Arial" w:hAnsi="Arial" w:cs="Arial"/>
+          <w:rFonts w:ascii="Arial" w:hAnsi="Arial" w:eastAsia="Arial" w:cs="Arial"/>
           <w:b/>
           <w:bCs/>
           <w:color w:val="000000" w:themeColor="text1"/>
@@ -1357,7 +1357,7 @@
       <w:pPr>
         <w:spacing w:after="0"/>
         <w:rPr>
-          <w:rFonts w:ascii="Arial" w:eastAsia="Arial" w:hAnsi="Arial" w:cs="Arial"/>
+          <w:rFonts w:ascii="Arial" w:hAnsi="Arial" w:eastAsia="Arial" w:cs="Arial"/>
           <w:b/>
           <w:bCs/>
           <w:color w:val="000000" w:themeColor="text1"/>
@@ -1370,7 +1370,7 @@
       <w:pPr>
         <w:spacing w:after="0"/>
         <w:rPr>
-          <w:rFonts w:ascii="Arial" w:eastAsia="Arial" w:hAnsi="Arial" w:cs="Arial"/>
+          <w:rFonts w:ascii="Arial" w:hAnsi="Arial" w:eastAsia="Arial" w:cs="Arial"/>
           <w:b/>
           <w:bCs/>
           <w:color w:val="000000" w:themeColor="text1"/>
@@ -1383,7 +1383,7 @@
       <w:pPr>
         <w:spacing w:after="0"/>
         <w:rPr>
-          <w:rFonts w:ascii="Arial" w:eastAsia="Arial" w:hAnsi="Arial" w:cs="Arial"/>
+          <w:rFonts w:ascii="Arial" w:hAnsi="Arial" w:eastAsia="Arial" w:cs="Arial"/>
           <w:b/>
           <w:bCs/>
           <w:color w:val="000000" w:themeColor="text1"/>
@@ -1396,7 +1396,7 @@
       <w:pPr>
         <w:spacing w:after="0"/>
         <w:rPr>
-          <w:rFonts w:ascii="Arial" w:eastAsia="Arial" w:hAnsi="Arial" w:cs="Arial"/>
+          <w:rFonts w:ascii="Arial" w:hAnsi="Arial" w:eastAsia="Arial" w:cs="Arial"/>
           <w:b/>
           <w:bCs/>
           <w:color w:val="000000" w:themeColor="text1"/>
@@ -1409,7 +1409,7 @@
       <w:pPr>
         <w:spacing w:after="0"/>
         <w:rPr>
-          <w:rFonts w:ascii="Arial" w:eastAsia="Arial" w:hAnsi="Arial" w:cs="Arial"/>
+          <w:rFonts w:ascii="Arial" w:hAnsi="Arial" w:eastAsia="Arial" w:cs="Arial"/>
           <w:b/>
           <w:bCs/>
           <w:color w:val="000000" w:themeColor="text1"/>
@@ -1422,7 +1422,7 @@
       <w:pPr>
         <w:spacing w:after="0"/>
         <w:rPr>
-          <w:rFonts w:ascii="Arial" w:eastAsia="Arial" w:hAnsi="Arial" w:cs="Arial"/>
+          <w:rFonts w:ascii="Arial" w:hAnsi="Arial" w:eastAsia="Arial" w:cs="Arial"/>
           <w:b/>
           <w:bCs/>
           <w:color w:val="000000" w:themeColor="text1"/>
@@ -1435,7 +1435,7 @@
       <w:pPr>
         <w:spacing w:after="0"/>
         <w:rPr>
-          <w:rFonts w:ascii="Arial" w:eastAsia="Arial" w:hAnsi="Arial" w:cs="Arial"/>
+          <w:rFonts w:ascii="Arial" w:hAnsi="Arial" w:eastAsia="Arial" w:cs="Arial"/>
           <w:b/>
           <w:bCs/>
           <w:color w:val="000000" w:themeColor="text1"/>
@@ -1448,7 +1448,7 @@
       <w:pPr>
         <w:spacing w:after="0"/>
         <w:rPr>
-          <w:rFonts w:ascii="Arial" w:eastAsia="Arial" w:hAnsi="Arial" w:cs="Arial"/>
+          <w:rFonts w:ascii="Arial" w:hAnsi="Arial" w:eastAsia="Arial" w:cs="Arial"/>
           <w:b/>
           <w:bCs/>
           <w:color w:val="000000" w:themeColor="text1"/>
@@ -1461,7 +1461,7 @@
       <w:pPr>
         <w:spacing w:after="0"/>
         <w:rPr>
-          <w:rFonts w:ascii="Arial" w:eastAsia="Arial" w:hAnsi="Arial" w:cs="Arial"/>
+          <w:rFonts w:ascii="Arial" w:hAnsi="Arial" w:eastAsia="Arial" w:cs="Arial"/>
           <w:b/>
           <w:bCs/>
           <w:color w:val="000000" w:themeColor="text1"/>
@@ -1474,7 +1474,7 @@
       <w:pPr>
         <w:spacing w:after="0"/>
         <w:rPr>
-          <w:rFonts w:ascii="Arial" w:eastAsia="Arial" w:hAnsi="Arial" w:cs="Arial"/>
+          <w:rFonts w:ascii="Arial" w:hAnsi="Arial" w:eastAsia="Arial" w:cs="Arial"/>
           <w:b/>
           <w:bCs/>
           <w:color w:val="000000" w:themeColor="text1"/>
@@ -1487,7 +1487,7 @@
       <w:pPr>
         <w:spacing w:after="0"/>
         <w:rPr>
-          <w:rFonts w:ascii="Arial" w:eastAsia="Arial" w:hAnsi="Arial" w:cs="Arial"/>
+          <w:rFonts w:ascii="Arial" w:hAnsi="Arial" w:eastAsia="Arial" w:cs="Arial"/>
           <w:b/>
           <w:bCs/>
           <w:color w:val="000000" w:themeColor="text1"/>
@@ -1500,7 +1500,7 @@
       <w:pPr>
         <w:spacing w:after="0"/>
         <w:rPr>
-          <w:rFonts w:ascii="Arial" w:eastAsia="Arial" w:hAnsi="Arial" w:cs="Arial"/>
+          <w:rFonts w:ascii="Arial" w:hAnsi="Arial" w:eastAsia="Arial" w:cs="Arial"/>
           <w:b/>
           <w:bCs/>
           <w:color w:val="000000" w:themeColor="text1"/>
@@ -1513,7 +1513,7 @@
       <w:pPr>
         <w:spacing w:after="0"/>
         <w:rPr>
-          <w:rFonts w:ascii="Arial" w:eastAsia="Arial" w:hAnsi="Arial" w:cs="Arial"/>
+          <w:rFonts w:ascii="Arial" w:hAnsi="Arial" w:eastAsia="Arial" w:cs="Arial"/>
           <w:b/>
           <w:bCs/>
           <w:color w:val="000000" w:themeColor="text1"/>
@@ -1526,7 +1526,7 @@
       <w:pPr>
         <w:spacing w:after="0"/>
         <w:rPr>
-          <w:rFonts w:ascii="Arial" w:eastAsia="Arial" w:hAnsi="Arial" w:cs="Arial"/>
+          <w:rFonts w:ascii="Arial" w:hAnsi="Arial" w:eastAsia="Arial" w:cs="Arial"/>
           <w:b/>
           <w:bCs/>
           <w:color w:val="000000" w:themeColor="text1"/>
@@ -1539,7 +1539,7 @@
       <w:pPr>
         <w:spacing w:after="0"/>
         <w:rPr>
-          <w:rFonts w:ascii="Arial" w:eastAsia="Arial" w:hAnsi="Arial" w:cs="Arial"/>
+          <w:rFonts w:ascii="Arial" w:hAnsi="Arial" w:eastAsia="Arial" w:cs="Arial"/>
           <w:b/>
           <w:bCs/>
           <w:color w:val="000000" w:themeColor="text1"/>
@@ -1552,7 +1552,7 @@
       <w:pPr>
         <w:spacing w:after="0"/>
         <w:rPr>
-          <w:rFonts w:ascii="Arial" w:eastAsia="Arial" w:hAnsi="Arial" w:cs="Arial"/>
+          <w:rFonts w:ascii="Arial" w:hAnsi="Arial" w:eastAsia="Arial" w:cs="Arial"/>
           <w:b/>
           <w:bCs/>
           <w:color w:val="000000" w:themeColor="text1"/>
@@ -1565,7 +1565,7 @@
       <w:pPr>
         <w:spacing w:after="0"/>
         <w:rPr>
-          <w:rFonts w:ascii="Arial" w:eastAsia="Arial" w:hAnsi="Arial" w:cs="Arial"/>
+          <w:rFonts w:ascii="Arial" w:hAnsi="Arial" w:eastAsia="Arial" w:cs="Arial"/>
           <w:b/>
           <w:bCs/>
           <w:color w:val="000000" w:themeColor="text1"/>
@@ -1578,7 +1578,7 @@
       <w:pPr>
         <w:spacing w:after="0"/>
         <w:rPr>
-          <w:rFonts w:ascii="Arial" w:eastAsia="Arial" w:hAnsi="Arial" w:cs="Arial"/>
+          <w:rFonts w:ascii="Arial" w:hAnsi="Arial" w:eastAsia="Arial" w:cs="Arial"/>
           <w:b/>
           <w:bCs/>
           <w:color w:val="000000" w:themeColor="text1"/>
@@ -1591,7 +1591,7 @@
       <w:pPr>
         <w:spacing w:after="0"/>
         <w:rPr>
-          <w:rFonts w:ascii="Arial" w:eastAsia="Arial" w:hAnsi="Arial" w:cs="Arial"/>
+          <w:rFonts w:ascii="Arial" w:hAnsi="Arial" w:eastAsia="Arial" w:cs="Arial"/>
           <w:b/>
           <w:bCs/>
           <w:color w:val="000000" w:themeColor="text1"/>
@@ -1604,7 +1604,7 @@
       <w:pPr>
         <w:spacing w:after="0"/>
         <w:rPr>
-          <w:rFonts w:ascii="Arial" w:eastAsia="Arial" w:hAnsi="Arial" w:cs="Arial"/>
+          <w:rFonts w:ascii="Arial" w:hAnsi="Arial" w:eastAsia="Arial" w:cs="Arial"/>
           <w:b/>
           <w:bCs/>
           <w:color w:val="000000" w:themeColor="text1"/>
@@ -1617,7 +1617,7 @@
       <w:pPr>
         <w:spacing w:after="0"/>
         <w:rPr>
-          <w:rFonts w:ascii="Arial" w:eastAsia="Arial" w:hAnsi="Arial" w:cs="Arial"/>
+          <w:rFonts w:ascii="Arial" w:hAnsi="Arial" w:eastAsia="Arial" w:cs="Arial"/>
           <w:b/>
           <w:bCs/>
           <w:color w:val="000000" w:themeColor="text1"/>
@@ -1630,7 +1630,7 @@
       <w:pPr>
         <w:spacing w:after="0"/>
         <w:rPr>
-          <w:rFonts w:ascii="Arial" w:eastAsia="Arial" w:hAnsi="Arial" w:cs="Arial"/>
+          <w:rFonts w:ascii="Arial" w:hAnsi="Arial" w:eastAsia="Arial" w:cs="Arial"/>
           <w:b/>
           <w:bCs/>
           <w:color w:val="000000" w:themeColor="text1"/>
@@ -1643,7 +1643,7 @@
       <w:pPr>
         <w:spacing w:after="0"/>
         <w:rPr>
-          <w:rFonts w:ascii="Arial" w:eastAsia="Arial" w:hAnsi="Arial" w:cs="Arial"/>
+          <w:rFonts w:ascii="Arial" w:hAnsi="Arial" w:eastAsia="Arial" w:cs="Arial"/>
           <w:b/>
           <w:bCs/>
           <w:color w:val="000000" w:themeColor="text1"/>
@@ -1658,7 +1658,7 @@
       </w:pPr>
       <w:r>
         <w:rPr>
-          <w:rFonts w:ascii="Arial" w:eastAsia="Arial" w:hAnsi="Arial" w:cs="Arial"/>
+          <w:rFonts w:ascii="Arial" w:hAnsi="Arial" w:eastAsia="Arial" w:cs="Arial"/>
           <w:b/>
           <w:bCs/>
           <w:color w:val="000000" w:themeColor="text1"/>
@@ -1676,7 +1676,7 @@
       </w:pPr>
       <w:r>
         <w:rPr>
-          <w:rFonts w:ascii="Arial" w:eastAsia="Arial" w:hAnsi="Arial" w:cs="Arial"/>
+          <w:rFonts w:ascii="Arial" w:hAnsi="Arial" w:eastAsia="Arial" w:cs="Arial"/>
           <w:color w:val="000000" w:themeColor="text1"/>
           <w:sz w:val="22"/>
           <w:szCs w:val="22"/>
@@ -1691,7 +1691,7 @@
       </w:pPr>
       <w:r>
         <w:rPr>
-          <w:rFonts w:ascii="Arial" w:eastAsia="Arial" w:hAnsi="Arial" w:cs="Arial"/>
+          <w:rFonts w:ascii="Arial" w:hAnsi="Arial" w:eastAsia="Arial" w:cs="Arial"/>
           <w:b/>
           <w:bCs/>
           <w:color w:val="000000" w:themeColor="text1"/>
@@ -1711,17 +1711,17 @@
         </w:numPr>
         <w:spacing w:before="220" w:after="220"/>
         <w:rPr>
-          <w:rFonts w:ascii="Arial" w:eastAsia="Arial" w:hAnsi="Arial" w:cs="Arial"/>
-          <w:b/>
-          <w:bCs/>
-          <w:color w:val="000000" w:themeColor="text1"/>
-          <w:sz w:val="22"/>
-          <w:szCs w:val="22"/>
-        </w:rPr>
-      </w:pPr>
-      <w:r>
-        <w:rPr>
-          <w:rFonts w:ascii="Arial" w:eastAsia="Arial" w:hAnsi="Arial" w:cs="Arial"/>
+          <w:rFonts w:ascii="Arial" w:hAnsi="Arial" w:eastAsia="Arial" w:cs="Arial"/>
+          <w:b/>
+          <w:bCs/>
+          <w:color w:val="000000" w:themeColor="text1"/>
+          <w:sz w:val="22"/>
+          <w:szCs w:val="22"/>
+        </w:rPr>
+      </w:pPr>
+      <w:r>
+        <w:rPr>
+          <w:rFonts w:ascii="Arial" w:hAnsi="Arial" w:eastAsia="Arial" w:cs="Arial"/>
           <w:b/>
           <w:bCs/>
           <w:color w:val="000000" w:themeColor="text1"/>
@@ -1740,7 +1740,7 @@
         <w:r>
           <w:rPr>
             <w:rStyle w:val="Hyperlink"/>
-            <w:rFonts w:ascii="Arial" w:eastAsia="Arial" w:hAnsi="Arial" w:cs="Arial"/>
+            <w:rFonts w:ascii="Arial" w:hAnsi="Arial" w:eastAsia="Arial" w:cs="Arial"/>
             <w:b/>
             <w:bCs/>
             <w:color w:val="1155CC"/>
@@ -1761,15 +1761,15 @@
         </w:numPr>
         <w:spacing w:before="220" w:after="220"/>
         <w:rPr>
-          <w:rFonts w:ascii="Arial" w:eastAsia="Arial" w:hAnsi="Arial" w:cs="Arial"/>
-          <w:color w:val="000000" w:themeColor="text1"/>
-          <w:sz w:val="22"/>
-          <w:szCs w:val="22"/>
-        </w:rPr>
-      </w:pPr>
-      <w:r>
-        <w:rPr>
-          <w:rFonts w:ascii="Arial" w:eastAsia="Arial" w:hAnsi="Arial" w:cs="Arial"/>
+          <w:rFonts w:ascii="Arial" w:hAnsi="Arial" w:eastAsia="Arial" w:cs="Arial"/>
+          <w:color w:val="000000" w:themeColor="text1"/>
+          <w:sz w:val="22"/>
+          <w:szCs w:val="22"/>
+        </w:rPr>
+      </w:pPr>
+      <w:r>
+        <w:rPr>
+          <w:rFonts w:ascii="Arial" w:hAnsi="Arial" w:eastAsia="Arial" w:cs="Arial"/>
           <w:b/>
           <w:bCs/>
           <w:color w:val="000000" w:themeColor="text1"/>
@@ -1780,7 +1780,7 @@
       </w:r>
       <w:r>
         <w:rPr>
-          <w:rFonts w:ascii="Arial" w:eastAsia="Arial" w:hAnsi="Arial" w:cs="Arial"/>
+          <w:rFonts w:ascii="Arial" w:hAnsi="Arial" w:eastAsia="Arial" w:cs="Arial"/>
           <w:color w:val="000000" w:themeColor="text1"/>
           <w:sz w:val="22"/>
           <w:szCs w:val="22"/>
@@ -1797,15 +1797,15 @@
         </w:numPr>
         <w:spacing w:before="220" w:after="220"/>
         <w:rPr>
-          <w:rFonts w:ascii="Arial" w:eastAsia="Arial" w:hAnsi="Arial" w:cs="Arial"/>
-          <w:color w:val="000000" w:themeColor="text1"/>
-          <w:sz w:val="22"/>
-          <w:szCs w:val="22"/>
-        </w:rPr>
-      </w:pPr>
-      <w:r>
-        <w:rPr>
-          <w:rFonts w:ascii="Arial" w:eastAsia="Arial" w:hAnsi="Arial" w:cs="Arial"/>
+          <w:rFonts w:ascii="Arial" w:hAnsi="Arial" w:eastAsia="Arial" w:cs="Arial"/>
+          <w:color w:val="000000" w:themeColor="text1"/>
+          <w:sz w:val="22"/>
+          <w:szCs w:val="22"/>
+        </w:rPr>
+      </w:pPr>
+      <w:r>
+        <w:rPr>
+          <w:rFonts w:ascii="Arial" w:hAnsi="Arial" w:eastAsia="Arial" w:cs="Arial"/>
           <w:b/>
           <w:bCs/>
           <w:color w:val="000000" w:themeColor="text1"/>
@@ -1816,7 +1816,7 @@
       </w:r>
       <w:r>
         <w:rPr>
-          <w:rFonts w:ascii="Arial" w:eastAsia="Arial" w:hAnsi="Arial" w:cs="Arial"/>
+          <w:rFonts w:ascii="Arial" w:hAnsi="Arial" w:eastAsia="Arial" w:cs="Arial"/>
           <w:color w:val="000000" w:themeColor="text1"/>
           <w:sz w:val="22"/>
           <w:szCs w:val="22"/>
@@ -1833,17 +1833,17 @@
         </w:numPr>
         <w:spacing w:before="220" w:after="220"/>
         <w:rPr>
-          <w:rFonts w:ascii="Arial" w:eastAsia="Arial" w:hAnsi="Arial" w:cs="Arial"/>
-          <w:b/>
-          <w:bCs/>
-          <w:color w:val="000000" w:themeColor="text1"/>
-          <w:sz w:val="22"/>
-          <w:szCs w:val="22"/>
-        </w:rPr>
-      </w:pPr>
-      <w:r>
-        <w:rPr>
-          <w:rFonts w:ascii="Arial" w:eastAsia="Arial" w:hAnsi="Arial" w:cs="Arial"/>
+          <w:rFonts w:ascii="Arial" w:hAnsi="Arial" w:eastAsia="Arial" w:cs="Arial"/>
+          <w:b/>
+          <w:bCs/>
+          <w:color w:val="000000" w:themeColor="text1"/>
+          <w:sz w:val="22"/>
+          <w:szCs w:val="22"/>
+        </w:rPr>
+      </w:pPr>
+      <w:r>
+        <w:rPr>
+          <w:rFonts w:ascii="Arial" w:hAnsi="Arial" w:eastAsia="Arial" w:cs="Arial"/>
           <w:b/>
           <w:bCs/>
           <w:color w:val="000000" w:themeColor="text1"/>
@@ -1862,15 +1862,15 @@
         </w:numPr>
         <w:spacing w:before="220" w:after="220"/>
         <w:rPr>
-          <w:rFonts w:ascii="Arial" w:eastAsia="Arial" w:hAnsi="Arial" w:cs="Arial"/>
-          <w:color w:val="000000" w:themeColor="text1"/>
-          <w:sz w:val="22"/>
-          <w:szCs w:val="22"/>
-        </w:rPr>
-      </w:pPr>
-      <w:r>
-        <w:rPr>
-          <w:rFonts w:ascii="Arial" w:eastAsia="Arial" w:hAnsi="Arial" w:cs="Arial"/>
+          <w:rFonts w:ascii="Arial" w:hAnsi="Arial" w:eastAsia="Arial" w:cs="Arial"/>
+          <w:color w:val="000000" w:themeColor="text1"/>
+          <w:sz w:val="22"/>
+          <w:szCs w:val="22"/>
+        </w:rPr>
+      </w:pPr>
+      <w:r>
+        <w:rPr>
+          <w:rFonts w:ascii="Arial" w:hAnsi="Arial" w:eastAsia="Arial" w:cs="Arial"/>
           <w:b/>
           <w:bCs/>
           <w:color w:val="000000" w:themeColor="text1"/>
@@ -1881,7 +1881,7 @@
       </w:r>
       <w:r>
         <w:rPr>
-          <w:rFonts w:ascii="Arial" w:eastAsia="Arial" w:hAnsi="Arial" w:cs="Arial"/>
+          <w:rFonts w:ascii="Arial" w:hAnsi="Arial" w:eastAsia="Arial" w:cs="Arial"/>
           <w:color w:val="000000" w:themeColor="text1"/>
           <w:sz w:val="22"/>
           <w:szCs w:val="22"/>
@@ -1898,15 +1898,15 @@
         </w:numPr>
         <w:spacing w:before="220" w:after="220"/>
         <w:rPr>
-          <w:rFonts w:ascii="Arial" w:eastAsia="Arial" w:hAnsi="Arial" w:cs="Arial"/>
-          <w:color w:val="000000" w:themeColor="text1"/>
-          <w:sz w:val="22"/>
-          <w:szCs w:val="22"/>
-        </w:rPr>
-      </w:pPr>
-      <w:r>
-        <w:rPr>
-          <w:rFonts w:ascii="Arial" w:eastAsia="Arial" w:hAnsi="Arial" w:cs="Arial"/>
+          <w:rFonts w:ascii="Arial" w:hAnsi="Arial" w:eastAsia="Arial" w:cs="Arial"/>
+          <w:color w:val="000000" w:themeColor="text1"/>
+          <w:sz w:val="22"/>
+          <w:szCs w:val="22"/>
+        </w:rPr>
+      </w:pPr>
+      <w:r>
+        <w:rPr>
+          <w:rFonts w:ascii="Arial" w:hAnsi="Arial" w:eastAsia="Arial" w:cs="Arial"/>
           <w:b/>
           <w:bCs/>
           <w:color w:val="000000" w:themeColor="text1"/>
@@ -1917,7 +1917,7 @@
       </w:r>
       <w:r>
         <w:rPr>
-          <w:rFonts w:ascii="Arial" w:eastAsia="Arial" w:hAnsi="Arial" w:cs="Arial"/>
+          <w:rFonts w:ascii="Arial" w:hAnsi="Arial" w:eastAsia="Arial" w:cs="Arial"/>
           <w:color w:val="000000" w:themeColor="text1"/>
           <w:sz w:val="22"/>
           <w:szCs w:val="22"/>
@@ -1934,15 +1934,15 @@
         </w:numPr>
         <w:spacing w:before="220" w:after="220"/>
         <w:rPr>
-          <w:rFonts w:ascii="Arial" w:eastAsia="Arial" w:hAnsi="Arial" w:cs="Arial"/>
-          <w:color w:val="000000" w:themeColor="text1"/>
-          <w:sz w:val="22"/>
-          <w:szCs w:val="22"/>
-        </w:rPr>
-      </w:pPr>
-      <w:r>
-        <w:rPr>
-          <w:rFonts w:ascii="Arial" w:eastAsia="Arial" w:hAnsi="Arial" w:cs="Arial"/>
+          <w:rFonts w:ascii="Arial" w:hAnsi="Arial" w:eastAsia="Arial" w:cs="Arial"/>
+          <w:color w:val="000000" w:themeColor="text1"/>
+          <w:sz w:val="22"/>
+          <w:szCs w:val="22"/>
+        </w:rPr>
+      </w:pPr>
+      <w:r>
+        <w:rPr>
+          <w:rFonts w:ascii="Arial" w:hAnsi="Arial" w:eastAsia="Arial" w:cs="Arial"/>
           <w:b/>
           <w:bCs/>
           <w:color w:val="000000" w:themeColor="text1"/>
@@ -1953,7 +1953,7 @@
       </w:r>
       <w:r>
         <w:rPr>
-          <w:rFonts w:ascii="Arial" w:eastAsia="Arial" w:hAnsi="Arial" w:cs="Arial"/>
+          <w:rFonts w:ascii="Arial" w:hAnsi="Arial" w:eastAsia="Arial" w:cs="Arial"/>
           <w:color w:val="000000" w:themeColor="text1"/>
           <w:sz w:val="22"/>
           <w:szCs w:val="22"/>
@@ -1970,15 +1970,15 @@
         </w:numPr>
         <w:spacing w:before="220" w:after="220"/>
         <w:rPr>
-          <w:rFonts w:ascii="Arial" w:eastAsia="Arial" w:hAnsi="Arial" w:cs="Arial"/>
-          <w:color w:val="000000" w:themeColor="text1"/>
-          <w:sz w:val="22"/>
-          <w:szCs w:val="22"/>
-        </w:rPr>
-      </w:pPr>
-      <w:r>
-        <w:rPr>
-          <w:rFonts w:ascii="Arial" w:eastAsia="Arial" w:hAnsi="Arial" w:cs="Arial"/>
+          <w:rFonts w:ascii="Arial" w:hAnsi="Arial" w:eastAsia="Arial" w:cs="Arial"/>
+          <w:color w:val="000000" w:themeColor="text1"/>
+          <w:sz w:val="22"/>
+          <w:szCs w:val="22"/>
+        </w:rPr>
+      </w:pPr>
+      <w:r>
+        <w:rPr>
+          <w:rFonts w:ascii="Arial" w:hAnsi="Arial" w:eastAsia="Arial" w:cs="Arial"/>
           <w:b/>
           <w:bCs/>
           <w:color w:val="000000" w:themeColor="text1"/>
@@ -1989,7 +1989,7 @@
       </w:r>
       <w:r>
         <w:rPr>
-          <w:rFonts w:ascii="Arial" w:eastAsia="Arial" w:hAnsi="Arial" w:cs="Arial"/>
+          <w:rFonts w:ascii="Arial" w:hAnsi="Arial" w:eastAsia="Arial" w:cs="Arial"/>
           <w:color w:val="000000" w:themeColor="text1"/>
           <w:sz w:val="22"/>
           <w:szCs w:val="22"/>
@@ -2006,15 +2006,15 @@
         </w:numPr>
         <w:spacing w:before="220" w:after="220"/>
         <w:rPr>
-          <w:rFonts w:ascii="Arial" w:eastAsia="Arial" w:hAnsi="Arial" w:cs="Arial"/>
-          <w:color w:val="000000" w:themeColor="text1"/>
-          <w:sz w:val="22"/>
-          <w:szCs w:val="22"/>
-        </w:rPr>
-      </w:pPr>
-      <w:r>
-        <w:rPr>
-          <w:rFonts w:ascii="Arial" w:eastAsia="Arial" w:hAnsi="Arial" w:cs="Arial"/>
+          <w:rFonts w:ascii="Arial" w:hAnsi="Arial" w:eastAsia="Arial" w:cs="Arial"/>
+          <w:color w:val="000000" w:themeColor="text1"/>
+          <w:sz w:val="22"/>
+          <w:szCs w:val="22"/>
+        </w:rPr>
+      </w:pPr>
+      <w:r>
+        <w:rPr>
+          <w:rFonts w:ascii="Arial" w:hAnsi="Arial" w:eastAsia="Arial" w:cs="Arial"/>
           <w:b/>
           <w:bCs/>
           <w:color w:val="000000" w:themeColor="text1"/>
@@ -2025,7 +2025,7 @@
       </w:r>
       <w:r>
         <w:rPr>
-          <w:rFonts w:ascii="Arial" w:eastAsia="Arial" w:hAnsi="Arial" w:cs="Arial"/>
+          <w:rFonts w:ascii="Arial" w:hAnsi="Arial" w:eastAsia="Arial" w:cs="Arial"/>
           <w:color w:val="000000" w:themeColor="text1"/>
           <w:sz w:val="22"/>
           <w:szCs w:val="22"/>
@@ -2042,15 +2042,15 @@
         </w:numPr>
         <w:spacing w:before="220" w:after="220"/>
         <w:rPr>
-          <w:rFonts w:ascii="Arial" w:eastAsia="Arial" w:hAnsi="Arial" w:cs="Arial"/>
-          <w:color w:val="000000" w:themeColor="text1"/>
-          <w:sz w:val="22"/>
-          <w:szCs w:val="22"/>
-        </w:rPr>
-      </w:pPr>
-      <w:r>
-        <w:rPr>
-          <w:rFonts w:ascii="Arial" w:eastAsia="Arial" w:hAnsi="Arial" w:cs="Arial"/>
+          <w:rFonts w:ascii="Arial" w:hAnsi="Arial" w:eastAsia="Arial" w:cs="Arial"/>
+          <w:color w:val="000000" w:themeColor="text1"/>
+          <w:sz w:val="22"/>
+          <w:szCs w:val="22"/>
+        </w:rPr>
+      </w:pPr>
+      <w:r>
+        <w:rPr>
+          <w:rFonts w:ascii="Arial" w:hAnsi="Arial" w:eastAsia="Arial" w:cs="Arial"/>
           <w:b/>
           <w:bCs/>
           <w:color w:val="000000" w:themeColor="text1"/>
@@ -2061,7 +2061,7 @@
       </w:r>
       <w:r>
         <w:rPr>
-          <w:rFonts w:ascii="Arial" w:eastAsia="Arial" w:hAnsi="Arial" w:cs="Arial"/>
+          <w:rFonts w:ascii="Arial" w:hAnsi="Arial" w:eastAsia="Arial" w:cs="Arial"/>
           <w:color w:val="000000" w:themeColor="text1"/>
           <w:sz w:val="22"/>
           <w:szCs w:val="22"/>
@@ -2078,15 +2078,15 @@
         </w:numPr>
         <w:spacing w:before="220" w:after="220"/>
         <w:rPr>
-          <w:rFonts w:ascii="Arial" w:eastAsia="Arial" w:hAnsi="Arial" w:cs="Arial"/>
-          <w:color w:val="000000" w:themeColor="text1"/>
-          <w:sz w:val="22"/>
-          <w:szCs w:val="22"/>
-        </w:rPr>
-      </w:pPr>
-      <w:r>
-        <w:rPr>
-          <w:rFonts w:ascii="Arial" w:eastAsia="Arial" w:hAnsi="Arial" w:cs="Arial"/>
+          <w:rFonts w:ascii="Arial" w:hAnsi="Arial" w:eastAsia="Arial" w:cs="Arial"/>
+          <w:color w:val="000000" w:themeColor="text1"/>
+          <w:sz w:val="22"/>
+          <w:szCs w:val="22"/>
+        </w:rPr>
+      </w:pPr>
+      <w:r>
+        <w:rPr>
+          <w:rFonts w:ascii="Arial" w:hAnsi="Arial" w:eastAsia="Arial" w:cs="Arial"/>
           <w:b/>
           <w:bCs/>
           <w:color w:val="000000" w:themeColor="text1"/>
@@ -2097,7 +2097,7 @@
       </w:r>
       <w:r>
         <w:rPr>
-          <w:rFonts w:ascii="Arial" w:eastAsia="Arial" w:hAnsi="Arial" w:cs="Arial"/>
+          <w:rFonts w:ascii="Arial" w:hAnsi="Arial" w:eastAsia="Arial" w:cs="Arial"/>
           <w:color w:val="000000" w:themeColor="text1"/>
           <w:sz w:val="22"/>
           <w:szCs w:val="22"/>
@@ -2114,15 +2114,15 @@
         </w:numPr>
         <w:spacing w:before="220" w:after="220"/>
         <w:rPr>
-          <w:rFonts w:ascii="Arial" w:eastAsia="Arial" w:hAnsi="Arial" w:cs="Arial"/>
-          <w:color w:val="000000" w:themeColor="text1"/>
-          <w:sz w:val="22"/>
-          <w:szCs w:val="22"/>
-        </w:rPr>
-      </w:pPr>
-      <w:r>
-        <w:rPr>
-          <w:rFonts w:ascii="Arial" w:eastAsia="Arial" w:hAnsi="Arial" w:cs="Arial"/>
+          <w:rFonts w:ascii="Arial" w:hAnsi="Arial" w:eastAsia="Arial" w:cs="Arial"/>
+          <w:color w:val="000000" w:themeColor="text1"/>
+          <w:sz w:val="22"/>
+          <w:szCs w:val="22"/>
+        </w:rPr>
+      </w:pPr>
+      <w:r>
+        <w:rPr>
+          <w:rFonts w:ascii="Arial" w:hAnsi="Arial" w:eastAsia="Arial" w:cs="Arial"/>
           <w:b/>
           <w:bCs/>
           <w:color w:val="000000" w:themeColor="text1"/>
@@ -2133,7 +2133,7 @@
       </w:r>
       <w:r>
         <w:rPr>
-          <w:rFonts w:ascii="Arial" w:eastAsia="Arial" w:hAnsi="Arial" w:cs="Arial"/>
+          <w:rFonts w:ascii="Arial" w:hAnsi="Arial" w:eastAsia="Arial" w:cs="Arial"/>
           <w:color w:val="000000" w:themeColor="text1"/>
           <w:sz w:val="22"/>
           <w:szCs w:val="22"/>
@@ -2151,17 +2151,17 @@
         </w:numPr>
         <w:spacing w:before="220" w:after="220"/>
         <w:rPr>
-          <w:rFonts w:ascii="Arial" w:eastAsia="Arial" w:hAnsi="Arial" w:cs="Arial"/>
-          <w:b/>
-          <w:bCs/>
-          <w:color w:val="000000" w:themeColor="text1"/>
-          <w:sz w:val="22"/>
-          <w:szCs w:val="22"/>
-        </w:rPr>
-      </w:pPr>
-      <w:r>
-        <w:rPr>
-          <w:rFonts w:ascii="Arial" w:eastAsia="Arial" w:hAnsi="Arial" w:cs="Arial"/>
+          <w:rFonts w:ascii="Arial" w:hAnsi="Arial" w:eastAsia="Arial" w:cs="Arial"/>
+          <w:b/>
+          <w:bCs/>
+          <w:color w:val="000000" w:themeColor="text1"/>
+          <w:sz w:val="22"/>
+          <w:szCs w:val="22"/>
+        </w:rPr>
+      </w:pPr>
+      <w:r>
+        <w:rPr>
+          <w:rFonts w:ascii="Arial" w:hAnsi="Arial" w:eastAsia="Arial" w:cs="Arial"/>
           <w:b/>
           <w:bCs/>
           <w:color w:val="000000" w:themeColor="text1"/>
@@ -2180,7 +2180,7 @@
         <w:r>
           <w:rPr>
             <w:rStyle w:val="Hyperlink"/>
-            <w:rFonts w:ascii="Arial" w:eastAsia="Arial" w:hAnsi="Arial" w:cs="Arial"/>
+            <w:rFonts w:ascii="Arial" w:hAnsi="Arial" w:eastAsia="Arial" w:cs="Arial"/>
             <w:b/>
             <w:bCs/>
             <w:color w:val="1155CC"/>
@@ -2193,7 +2193,7 @@
       </w:hyperlink>
       <w:r>
         <w:rPr>
-          <w:rFonts w:ascii="Arial" w:eastAsia="Arial" w:hAnsi="Arial" w:cs="Arial"/>
+          <w:rFonts w:ascii="Arial" w:hAnsi="Arial" w:eastAsia="Arial" w:cs="Arial"/>
           <w:b/>
           <w:bCs/>
           <w:color w:val="000000" w:themeColor="text1"/>
@@ -2210,7 +2210,7 @@
       </w:pPr>
       <w:r>
         <w:rPr>
-          <w:rFonts w:ascii="Arial" w:eastAsia="Arial" w:hAnsi="Arial" w:cs="Arial"/>
+          <w:rFonts w:ascii="Arial" w:hAnsi="Arial" w:eastAsia="Arial" w:cs="Arial"/>
           <w:color w:val="000000" w:themeColor="text1"/>
           <w:sz w:val="22"/>
           <w:szCs w:val="22"/>
@@ -2229,7 +2229,7 @@
       </w:pPr>
       <w:r>
         <w:rPr>
-          <w:rFonts w:ascii="Arial" w:eastAsia="Arial" w:hAnsi="Arial" w:cs="Arial"/>
+          <w:rFonts w:ascii="Arial" w:hAnsi="Arial" w:eastAsia="Arial" w:cs="Arial"/>
           <w:color w:val="000000" w:themeColor="text1"/>
           <w:sz w:val="22"/>
           <w:szCs w:val="22"/>
@@ -2248,7 +2248,7 @@
       </w:pPr>
       <w:r>
         <w:rPr>
-          <w:rFonts w:ascii="Arial" w:eastAsia="Arial" w:hAnsi="Arial" w:cs="Arial"/>
+          <w:rFonts w:ascii="Arial" w:hAnsi="Arial" w:eastAsia="Arial" w:cs="Arial"/>
           <w:b/>
           <w:bCs/>
           <w:color w:val="000000" w:themeColor="text1"/>
@@ -2259,7 +2259,7 @@
       </w:r>
       <w:r>
         <w:rPr>
-          <w:rFonts w:ascii="Arial" w:eastAsia="Arial" w:hAnsi="Arial" w:cs="Arial"/>
+          <w:rFonts w:ascii="Arial" w:hAnsi="Arial" w:eastAsia="Arial" w:cs="Arial"/>
           <w:color w:val="000000" w:themeColor="text1"/>
           <w:sz w:val="22"/>
           <w:szCs w:val="22"/>
@@ -2278,7 +2278,7 @@
       </w:pPr>
       <w:r>
         <w:rPr>
-          <w:rFonts w:ascii="Arial" w:eastAsia="Arial" w:hAnsi="Arial" w:cs="Arial"/>
+          <w:rFonts w:ascii="Arial" w:hAnsi="Arial" w:eastAsia="Arial" w:cs="Arial"/>
           <w:b/>
           <w:bCs/>
           <w:color w:val="000000" w:themeColor="text1"/>
@@ -2289,7 +2289,7 @@
       </w:r>
       <w:r>
         <w:rPr>
-          <w:rFonts w:ascii="Arial" w:eastAsia="Arial" w:hAnsi="Arial" w:cs="Arial"/>
+          <w:rFonts w:ascii="Arial" w:hAnsi="Arial" w:eastAsia="Arial" w:cs="Arial"/>
           <w:color w:val="000000" w:themeColor="text1"/>
           <w:sz w:val="22"/>
           <w:szCs w:val="22"/>
@@ -2308,7 +2308,7 @@
       </w:pPr>
       <w:r>
         <w:rPr>
-          <w:rFonts w:ascii="Arial" w:eastAsia="Arial" w:hAnsi="Arial" w:cs="Arial"/>
+          <w:rFonts w:ascii="Arial" w:hAnsi="Arial" w:eastAsia="Arial" w:cs="Arial"/>
           <w:b/>
           <w:bCs/>
           <w:color w:val="000000" w:themeColor="text1"/>
@@ -2319,7 +2319,7 @@
       </w:r>
       <w:r>
         <w:rPr>
-          <w:rFonts w:ascii="Arial" w:eastAsia="Arial" w:hAnsi="Arial" w:cs="Arial"/>
+          <w:rFonts w:ascii="Arial" w:hAnsi="Arial" w:eastAsia="Arial" w:cs="Arial"/>
           <w:color w:val="000000" w:themeColor="text1"/>
           <w:sz w:val="22"/>
           <w:szCs w:val="22"/>
@@ -2338,7 +2338,7 @@
       </w:pPr>
       <w:r>
         <w:rPr>
-          <w:rFonts w:ascii="Arial" w:eastAsia="Arial" w:hAnsi="Arial" w:cs="Arial"/>
+          <w:rFonts w:ascii="Arial" w:hAnsi="Arial" w:eastAsia="Arial" w:cs="Arial"/>
           <w:color w:val="000000" w:themeColor="text1"/>
           <w:sz w:val="22"/>
           <w:szCs w:val="22"/>
@@ -2355,15 +2355,15 @@
         </w:numPr>
         <w:spacing w:before="220" w:after="220"/>
         <w:rPr>
-          <w:rFonts w:ascii="Arial" w:eastAsia="Arial" w:hAnsi="Arial" w:cs="Arial"/>
-          <w:color w:val="000000" w:themeColor="text1"/>
-          <w:sz w:val="22"/>
-          <w:szCs w:val="22"/>
-        </w:rPr>
-      </w:pPr>
-      <w:r>
-        <w:rPr>
-          <w:rFonts w:ascii="Arial" w:eastAsia="Arial" w:hAnsi="Arial" w:cs="Arial"/>
+          <w:rFonts w:ascii="Arial" w:hAnsi="Arial" w:eastAsia="Arial" w:cs="Arial"/>
+          <w:color w:val="000000" w:themeColor="text1"/>
+          <w:sz w:val="22"/>
+          <w:szCs w:val="22"/>
+        </w:rPr>
+      </w:pPr>
+      <w:r>
+        <w:rPr>
+          <w:rFonts w:ascii="Arial" w:hAnsi="Arial" w:eastAsia="Arial" w:cs="Arial"/>
           <w:color w:val="000000" w:themeColor="text1"/>
           <w:sz w:val="22"/>
           <w:szCs w:val="22"/>
@@ -2381,17 +2381,17 @@
         </w:numPr>
         <w:spacing w:before="220" w:after="220"/>
         <w:rPr>
-          <w:rFonts w:ascii="Arial" w:eastAsia="Arial" w:hAnsi="Arial" w:cs="Arial"/>
-          <w:b/>
-          <w:bCs/>
-          <w:color w:val="000000" w:themeColor="text1"/>
-          <w:sz w:val="22"/>
-          <w:szCs w:val="22"/>
-        </w:rPr>
-      </w:pPr>
-      <w:r>
-        <w:rPr>
-          <w:rFonts w:ascii="Arial" w:eastAsia="Arial" w:hAnsi="Arial" w:cs="Arial"/>
+          <w:rFonts w:ascii="Arial" w:hAnsi="Arial" w:eastAsia="Arial" w:cs="Arial"/>
+          <w:b/>
+          <w:bCs/>
+          <w:color w:val="000000" w:themeColor="text1"/>
+          <w:sz w:val="22"/>
+          <w:szCs w:val="22"/>
+        </w:rPr>
+      </w:pPr>
+      <w:r>
+        <w:rPr>
+          <w:rFonts w:ascii="Arial" w:hAnsi="Arial" w:eastAsia="Arial" w:cs="Arial"/>
           <w:b/>
           <w:bCs/>
           <w:color w:val="000000" w:themeColor="text1"/>
@@ -2402,7 +2402,7 @@
       </w:r>
       <w:r>
         <w:rPr>
-          <w:rFonts w:ascii="Arial" w:eastAsia="Arial" w:hAnsi="Arial" w:cs="Arial"/>
+          <w:rFonts w:ascii="Arial" w:hAnsi="Arial" w:eastAsia="Arial" w:cs="Arial"/>
           <w:b/>
           <w:bCs/>
           <w:color w:val="000000" w:themeColor="text1"/>
@@ -2421,7 +2421,7 @@
         <w:r>
           <w:rPr>
             <w:rStyle w:val="Hyperlink"/>
-            <w:rFonts w:ascii="Arial" w:eastAsia="Arial" w:hAnsi="Arial" w:cs="Arial"/>
+            <w:rFonts w:ascii="Arial" w:hAnsi="Arial" w:eastAsia="Arial" w:cs="Arial"/>
             <w:b/>
             <w:bCs/>
             <w:color w:val="1155CC"/>
@@ -2434,7 +2434,7 @@
       </w:hyperlink>
       <w:r>
         <w:rPr>
-          <w:rFonts w:ascii="Arial" w:eastAsia="Arial" w:hAnsi="Arial" w:cs="Arial"/>
+          <w:rFonts w:ascii="Arial" w:hAnsi="Arial" w:eastAsia="Arial" w:cs="Arial"/>
           <w:b/>
           <w:bCs/>
           <w:color w:val="000000" w:themeColor="text1"/>
@@ -2451,7 +2451,7 @@
       </w:pPr>
       <w:r>
         <w:rPr>
-          <w:rFonts w:ascii="Arial" w:eastAsia="Arial" w:hAnsi="Arial" w:cs="Arial"/>
+          <w:rFonts w:ascii="Arial" w:hAnsi="Arial" w:eastAsia="Arial" w:cs="Arial"/>
           <w:b/>
           <w:bCs/>
           <w:color w:val="000000" w:themeColor="text1"/>
@@ -2462,7 +2462,7 @@
       </w:r>
       <w:r>
         <w:rPr>
-          <w:rFonts w:ascii="Arial" w:eastAsia="Arial" w:hAnsi="Arial" w:cs="Arial"/>
+          <w:rFonts w:ascii="Arial" w:hAnsi="Arial" w:eastAsia="Arial" w:cs="Arial"/>
           <w:color w:val="000000" w:themeColor="text1"/>
           <w:sz w:val="22"/>
           <w:szCs w:val="22"/>
@@ -2471,7 +2471,7 @@
       </w:r>
       <w:r>
         <w:rPr>
-          <w:rFonts w:ascii="Roboto" w:eastAsia="Roboto" w:hAnsi="Roboto" w:cs="Roboto"/>
+          <w:rFonts w:ascii="Roboto" w:hAnsi="Roboto" w:eastAsia="Roboto" w:cs="Roboto"/>
           <w:color w:val="212529"/>
           <w:sz w:val="22"/>
           <w:szCs w:val="22"/>
@@ -2486,7 +2486,7 @@
       </w:pPr>
       <w:r>
         <w:rPr>
-          <w:rFonts w:ascii="Roboto" w:eastAsia="Roboto" w:hAnsi="Roboto" w:cs="Roboto"/>
+          <w:rFonts w:ascii="Roboto" w:hAnsi="Roboto" w:eastAsia="Roboto" w:cs="Roboto"/>
           <w:b/>
           <w:bCs/>
           <w:color w:val="212529"/>
@@ -2497,7 +2497,7 @@
       </w:r>
       <w:r>
         <w:rPr>
-          <w:rFonts w:ascii="Roboto" w:eastAsia="Roboto" w:hAnsi="Roboto" w:cs="Roboto"/>
+          <w:rFonts w:ascii="Roboto" w:hAnsi="Roboto" w:eastAsia="Roboto" w:cs="Roboto"/>
           <w:color w:val="212529"/>
           <w:sz w:val="22"/>
           <w:szCs w:val="22"/>
@@ -2510,7 +2510,7 @@
         <w:spacing w:after="0"/>
         <w:ind w:left="720"/>
         <w:rPr>
-          <w:rFonts w:ascii="Roboto" w:eastAsia="Roboto" w:hAnsi="Roboto" w:cs="Roboto"/>
+          <w:rFonts w:ascii="Roboto" w:hAnsi="Roboto" w:eastAsia="Roboto" w:cs="Roboto"/>
           <w:color w:val="212529"/>
           <w:sz w:val="22"/>
           <w:szCs w:val="22"/>
@@ -2518,7 +2518,7 @@
       </w:pPr>
       <w:r>
         <w:rPr>
-          <w:rFonts w:ascii="Roboto" w:eastAsia="Roboto" w:hAnsi="Roboto" w:cs="Roboto"/>
+          <w:rFonts w:ascii="Roboto" w:hAnsi="Roboto" w:eastAsia="Roboto" w:cs="Roboto"/>
           <w:b/>
           <w:bCs/>
           <w:color w:val="212529"/>
@@ -2529,7 +2529,7 @@
       </w:r>
       <w:r>
         <w:rPr>
-          <w:rFonts w:ascii="Roboto" w:eastAsia="Roboto" w:hAnsi="Roboto" w:cs="Roboto"/>
+          <w:rFonts w:ascii="Roboto" w:hAnsi="Roboto" w:eastAsia="Roboto" w:cs="Roboto"/>
           <w:color w:val="212529"/>
           <w:sz w:val="22"/>
           <w:szCs w:val="22"/>
@@ -2548,7 +2548,7 @@
       </w:pPr>
       <w:r>
         <w:rPr>
-          <w:rFonts w:ascii="Roboto" w:eastAsia="Roboto" w:hAnsi="Roboto" w:cs="Roboto"/>
+          <w:rFonts w:ascii="Roboto" w:hAnsi="Roboto" w:eastAsia="Roboto" w:cs="Roboto"/>
           <w:color w:val="212529"/>
           <w:sz w:val="22"/>
           <w:szCs w:val="22"/>
@@ -2565,7 +2565,7 @@
         <w:r>
           <w:rPr>
             <w:rStyle w:val="Hyperlink"/>
-            <w:rFonts w:ascii="Roboto" w:eastAsia="Roboto" w:hAnsi="Roboto" w:cs="Roboto"/>
+            <w:rFonts w:ascii="Roboto" w:hAnsi="Roboto" w:eastAsia="Roboto" w:cs="Roboto"/>
             <w:color w:val="1155CC"/>
             <w:sz w:val="22"/>
             <w:szCs w:val="22"/>
@@ -2582,7 +2582,7 @@
       </w:pPr>
       <w:r>
         <w:rPr>
-          <w:rFonts w:ascii="Arial" w:eastAsia="Arial" w:hAnsi="Arial" w:cs="Arial"/>
+          <w:rFonts w:ascii="Arial" w:hAnsi="Arial" w:eastAsia="Arial" w:cs="Arial"/>
           <w:b/>
           <w:bCs/>
           <w:color w:val="000000" w:themeColor="text1"/>
@@ -2593,7 +2593,7 @@
       </w:r>
       <w:r>
         <w:rPr>
-          <w:rFonts w:ascii="Arial" w:eastAsia="Arial" w:hAnsi="Arial" w:cs="Arial"/>
+          <w:rFonts w:ascii="Arial" w:hAnsi="Arial" w:eastAsia="Arial" w:cs="Arial"/>
           <w:color w:val="000000" w:themeColor="text1"/>
           <w:sz w:val="22"/>
           <w:szCs w:val="22"/>
@@ -2602,7 +2602,7 @@
       </w:r>
       <w:r>
         <w:rPr>
-          <w:rFonts w:ascii="Roboto" w:eastAsia="Roboto" w:hAnsi="Roboto" w:cs="Roboto"/>
+          <w:rFonts w:ascii="Roboto" w:hAnsi="Roboto" w:eastAsia="Roboto" w:cs="Roboto"/>
           <w:color w:val="212529"/>
           <w:sz w:val="22"/>
           <w:szCs w:val="22"/>
@@ -2617,7 +2617,7 @@
       </w:pPr>
       <w:r>
         <w:rPr>
-          <w:rFonts w:ascii="Roboto" w:eastAsia="Roboto" w:hAnsi="Roboto" w:cs="Roboto"/>
+          <w:rFonts w:ascii="Roboto" w:hAnsi="Roboto" w:eastAsia="Roboto" w:cs="Roboto"/>
           <w:b/>
           <w:bCs/>
           <w:color w:val="212529"/>
@@ -2628,7 +2628,7 @@
       </w:r>
       <w:r>
         <w:rPr>
-          <w:rFonts w:ascii="Roboto" w:eastAsia="Roboto" w:hAnsi="Roboto" w:cs="Roboto"/>
+          <w:rFonts w:ascii="Roboto" w:hAnsi="Roboto" w:eastAsia="Roboto" w:cs="Roboto"/>
           <w:color w:val="212529"/>
           <w:sz w:val="22"/>
           <w:szCs w:val="22"/>
@@ -2643,7 +2643,7 @@
       </w:pPr>
       <w:r>
         <w:rPr>
-          <w:rFonts w:ascii="Roboto" w:eastAsia="Roboto" w:hAnsi="Roboto" w:cs="Roboto"/>
+          <w:rFonts w:ascii="Roboto" w:hAnsi="Roboto" w:eastAsia="Roboto" w:cs="Roboto"/>
           <w:b/>
           <w:bCs/>
           <w:color w:val="212529"/>
@@ -2654,7 +2654,7 @@
       </w:r>
       <w:r>
         <w:rPr>
-          <w:rFonts w:ascii="Roboto" w:eastAsia="Roboto" w:hAnsi="Roboto" w:cs="Roboto"/>
+          <w:rFonts w:ascii="Roboto" w:hAnsi="Roboto" w:eastAsia="Roboto" w:cs="Roboto"/>
           <w:color w:val="212529"/>
           <w:sz w:val="22"/>
           <w:szCs w:val="22"/>
@@ -2670,7 +2670,7 @@
       </w:pPr>
       <w:r>
         <w:rPr>
-          <w:rFonts w:ascii="Arial" w:eastAsia="Arial" w:hAnsi="Arial" w:cs="Arial"/>
+          <w:rFonts w:ascii="Arial" w:hAnsi="Arial" w:eastAsia="Arial" w:cs="Arial"/>
           <w:color w:val="000000" w:themeColor="text1"/>
           <w:sz w:val="22"/>
           <w:szCs w:val="22"/>
@@ -2691,7 +2691,7 @@
       </w:pPr>
       <w:r>
         <w:rPr>
-          <w:rFonts w:ascii="Arial" w:eastAsia="Arial" w:hAnsi="Arial" w:cs="Arial"/>
+          <w:rFonts w:ascii="Arial" w:hAnsi="Arial" w:eastAsia="Arial" w:cs="Arial"/>
           <w:color w:val="000000" w:themeColor="text1"/>
           <w:sz w:val="22"/>
           <w:szCs w:val="22"/>
@@ -2709,17 +2709,17 @@
         </w:numPr>
         <w:spacing w:before="220" w:after="220"/>
         <w:rPr>
-          <w:rFonts w:ascii="Arial" w:eastAsia="Arial" w:hAnsi="Arial" w:cs="Arial"/>
-          <w:b/>
-          <w:bCs/>
-          <w:color w:val="000000" w:themeColor="text1"/>
-          <w:sz w:val="22"/>
-          <w:szCs w:val="22"/>
-        </w:rPr>
-      </w:pPr>
-      <w:r>
-        <w:rPr>
-          <w:rFonts w:ascii="Arial" w:eastAsia="Arial" w:hAnsi="Arial" w:cs="Arial"/>
+          <w:rFonts w:ascii="Arial" w:hAnsi="Arial" w:eastAsia="Arial" w:cs="Arial"/>
+          <w:b/>
+          <w:bCs/>
+          <w:color w:val="000000" w:themeColor="text1"/>
+          <w:sz w:val="22"/>
+          <w:szCs w:val="22"/>
+        </w:rPr>
+      </w:pPr>
+      <w:r>
+        <w:rPr>
+          <w:rFonts w:ascii="Arial" w:hAnsi="Arial" w:eastAsia="Arial" w:cs="Arial"/>
           <w:b/>
           <w:bCs/>
           <w:color w:val="000000" w:themeColor="text1"/>
@@ -2740,7 +2740,7 @@
         <w:r>
           <w:rPr>
             <w:rStyle w:val="Hyperlink"/>
-            <w:rFonts w:ascii="Arial" w:eastAsia="Arial" w:hAnsi="Arial" w:cs="Arial"/>
+            <w:rFonts w:ascii="Arial" w:hAnsi="Arial" w:eastAsia="Arial" w:cs="Arial"/>
             <w:b/>
             <w:bCs/>
             <w:color w:val="1155CC"/>
@@ -2759,7 +2759,7 @@
       </w:pPr>
       <w:r>
         <w:rPr>
-          <w:rFonts w:ascii="Arial" w:eastAsia="Arial" w:hAnsi="Arial" w:cs="Arial"/>
+          <w:rFonts w:ascii="Arial" w:hAnsi="Arial" w:eastAsia="Arial" w:cs="Arial"/>
           <w:b/>
           <w:bCs/>
           <w:color w:val="000000" w:themeColor="text1"/>
@@ -2770,7 +2770,7 @@
       </w:r>
       <w:r>
         <w:rPr>
-          <w:rFonts w:ascii="Arial" w:eastAsia="Arial" w:hAnsi="Arial" w:cs="Arial"/>
+          <w:rFonts w:ascii="Arial" w:hAnsi="Arial" w:eastAsia="Arial" w:cs="Arial"/>
           <w:color w:val="000000" w:themeColor="text1"/>
           <w:sz w:val="22"/>
           <w:szCs w:val="22"/>
@@ -2786,7 +2786,7 @@
       </w:pPr>
       <w:r>
         <w:rPr>
-          <w:rFonts w:ascii="Arial" w:eastAsia="Arial" w:hAnsi="Arial" w:cs="Arial"/>
+          <w:rFonts w:ascii="Arial" w:hAnsi="Arial" w:eastAsia="Arial" w:cs="Arial"/>
           <w:b/>
           <w:bCs/>
           <w:color w:val="000000" w:themeColor="text1"/>
@@ -2797,7 +2797,7 @@
       </w:r>
       <w:r>
         <w:rPr>
-          <w:rFonts w:ascii="Arial" w:eastAsia="Arial" w:hAnsi="Arial" w:cs="Arial"/>
+          <w:rFonts w:ascii="Arial" w:hAnsi="Arial" w:eastAsia="Arial" w:cs="Arial"/>
           <w:color w:val="000000" w:themeColor="text1"/>
           <w:sz w:val="22"/>
           <w:szCs w:val="22"/>
@@ -2813,7 +2813,7 @@
       </w:pPr>
       <w:r>
         <w:rPr>
-          <w:rFonts w:ascii="Arial" w:eastAsia="Arial" w:hAnsi="Arial" w:cs="Arial"/>
+          <w:rFonts w:ascii="Arial" w:hAnsi="Arial" w:eastAsia="Arial" w:cs="Arial"/>
           <w:b/>
           <w:bCs/>
           <w:color w:val="000000" w:themeColor="text1"/>
@@ -2824,7 +2824,7 @@
       </w:r>
       <w:r>
         <w:rPr>
-          <w:rFonts w:ascii="Arial" w:eastAsia="Arial" w:hAnsi="Arial" w:cs="Arial"/>
+          <w:rFonts w:ascii="Arial" w:hAnsi="Arial" w:eastAsia="Arial" w:cs="Arial"/>
           <w:color w:val="000000" w:themeColor="text1"/>
           <w:sz w:val="22"/>
           <w:szCs w:val="22"/>
@@ -2840,7 +2840,7 @@
       </w:pPr>
       <w:r>
         <w:rPr>
-          <w:rFonts w:ascii="Arial" w:eastAsia="Arial" w:hAnsi="Arial" w:cs="Arial"/>
+          <w:rFonts w:ascii="Arial" w:hAnsi="Arial" w:eastAsia="Arial" w:cs="Arial"/>
           <w:b/>
           <w:bCs/>
           <w:color w:val="000000" w:themeColor="text1"/>
@@ -2851,7 +2851,7 @@
       </w:r>
       <w:r>
         <w:rPr>
-          <w:rFonts w:ascii="Arial" w:eastAsia="Arial" w:hAnsi="Arial" w:cs="Arial"/>
+          <w:rFonts w:ascii="Arial" w:hAnsi="Arial" w:eastAsia="Arial" w:cs="Arial"/>
           <w:color w:val="000000" w:themeColor="text1"/>
           <w:sz w:val="22"/>
           <w:szCs w:val="22"/>
@@ -2860,7 +2860,7 @@
       </w:r>
       <w:r>
         <w:rPr>
-          <w:rFonts w:ascii="Arial" w:eastAsia="Arial" w:hAnsi="Arial" w:cs="Arial"/>
+          <w:rFonts w:ascii="Arial" w:hAnsi="Arial" w:eastAsia="Arial" w:cs="Arial"/>
           <w:i/>
           <w:iCs/>
           <w:color w:val="000000" w:themeColor="text1"/>
@@ -2871,7 +2871,7 @@
       </w:r>
       <w:r>
         <w:rPr>
-          <w:rFonts w:ascii="Arial" w:eastAsia="Arial" w:hAnsi="Arial" w:cs="Arial"/>
+          <w:rFonts w:ascii="Arial" w:hAnsi="Arial" w:eastAsia="Arial" w:cs="Arial"/>
           <w:color w:val="000000" w:themeColor="text1"/>
           <w:sz w:val="22"/>
           <w:szCs w:val="22"/>
@@ -2887,7 +2887,7 @@
       </w:pPr>
       <w:r>
         <w:rPr>
-          <w:rFonts w:ascii="Arial" w:eastAsia="Arial" w:hAnsi="Arial" w:cs="Arial"/>
+          <w:rFonts w:ascii="Arial" w:hAnsi="Arial" w:eastAsia="Arial" w:cs="Arial"/>
           <w:b/>
           <w:bCs/>
           <w:color w:val="000000" w:themeColor="text1"/>
@@ -2898,7 +2898,7 @@
       </w:r>
       <w:r>
         <w:rPr>
-          <w:rFonts w:ascii="Arial" w:eastAsia="Arial" w:hAnsi="Arial" w:cs="Arial"/>
+          <w:rFonts w:ascii="Arial" w:hAnsi="Arial" w:eastAsia="Arial" w:cs="Arial"/>
           <w:color w:val="000000" w:themeColor="text1"/>
           <w:sz w:val="22"/>
           <w:szCs w:val="22"/>
@@ -2916,7 +2916,7 @@
         <w:r>
           <w:rPr>
             <w:rStyle w:val="Hyperlink"/>
-            <w:rFonts w:ascii="Arial" w:eastAsia="Arial" w:hAnsi="Arial" w:cs="Arial"/>
+            <w:rFonts w:ascii="Arial" w:hAnsi="Arial" w:eastAsia="Arial" w:cs="Arial"/>
             <w:b/>
             <w:bCs/>
             <w:color w:val="1155CC"/>
@@ -2935,7 +2935,7 @@
       </w:pPr>
       <w:r>
         <w:rPr>
-          <w:rFonts w:ascii="Arial" w:eastAsia="Arial" w:hAnsi="Arial" w:cs="Arial"/>
+          <w:rFonts w:ascii="Arial" w:hAnsi="Arial" w:eastAsia="Arial" w:cs="Arial"/>
           <w:color w:val="000000" w:themeColor="text1"/>
           <w:sz w:val="22"/>
           <w:szCs w:val="22"/>
@@ -2944,7 +2944,7 @@
       </w:r>
       <w:r>
         <w:rPr>
-          <w:rFonts w:ascii="Arial" w:eastAsia="Arial" w:hAnsi="Arial" w:cs="Arial"/>
+          <w:rFonts w:ascii="Arial" w:hAnsi="Arial" w:eastAsia="Arial" w:cs="Arial"/>
           <w:b/>
           <w:bCs/>
           <w:color w:val="000000" w:themeColor="text1"/>
@@ -2955,7 +2955,7 @@
       </w:r>
       <w:r>
         <w:rPr>
-          <w:rFonts w:ascii="Arial" w:eastAsia="Arial" w:hAnsi="Arial" w:cs="Arial"/>
+          <w:rFonts w:ascii="Arial" w:hAnsi="Arial" w:eastAsia="Arial" w:cs="Arial"/>
           <w:color w:val="000000" w:themeColor="text1"/>
           <w:sz w:val="22"/>
           <w:szCs w:val="22"/>
@@ -2970,7 +2970,7 @@
       </w:pPr>
       <w:r>
         <w:rPr>
-          <w:rFonts w:ascii="Arial" w:eastAsia="Arial" w:hAnsi="Arial" w:cs="Arial"/>
+          <w:rFonts w:ascii="Arial" w:hAnsi="Arial" w:eastAsia="Arial" w:cs="Arial"/>
           <w:b/>
           <w:bCs/>
           <w:color w:val="000000" w:themeColor="text1"/>
@@ -2981,7 +2981,7 @@
       </w:r>
       <w:r>
         <w:rPr>
-          <w:rFonts w:ascii="Arial" w:eastAsia="Arial" w:hAnsi="Arial" w:cs="Arial"/>
+          <w:rFonts w:ascii="Arial" w:hAnsi="Arial" w:eastAsia="Arial" w:cs="Arial"/>
           <w:color w:val="000000" w:themeColor="text1"/>
           <w:sz w:val="22"/>
           <w:szCs w:val="22"/>
@@ -2996,7 +2996,7 @@
       </w:pPr>
       <w:r>
         <w:rPr>
-          <w:rFonts w:ascii="Arial" w:eastAsia="Arial" w:hAnsi="Arial" w:cs="Arial"/>
+          <w:rFonts w:ascii="Arial" w:hAnsi="Arial" w:eastAsia="Arial" w:cs="Arial"/>
           <w:b/>
           <w:bCs/>
           <w:color w:val="000000" w:themeColor="text1"/>
@@ -3007,7 +3007,7 @@
       </w:r>
       <w:r>
         <w:rPr>
-          <w:rFonts w:ascii="Arial" w:eastAsia="Arial" w:hAnsi="Arial" w:cs="Arial"/>
+          <w:rFonts w:ascii="Arial" w:hAnsi="Arial" w:eastAsia="Arial" w:cs="Arial"/>
           <w:color w:val="000000" w:themeColor="text1"/>
           <w:sz w:val="22"/>
           <w:szCs w:val="22"/>
@@ -3022,7 +3022,7 @@
       </w:pPr>
       <w:r>
         <w:rPr>
-          <w:rFonts w:ascii="Arial" w:eastAsia="Arial" w:hAnsi="Arial" w:cs="Arial"/>
+          <w:rFonts w:ascii="Arial" w:hAnsi="Arial" w:eastAsia="Arial" w:cs="Arial"/>
           <w:b/>
           <w:bCs/>
           <w:color w:val="000000" w:themeColor="text1"/>
@@ -3033,7 +3033,7 @@
       </w:r>
       <w:r>
         <w:rPr>
-          <w:rFonts w:ascii="Arial" w:eastAsia="Arial" w:hAnsi="Arial" w:cs="Arial"/>
+          <w:rFonts w:ascii="Arial" w:hAnsi="Arial" w:eastAsia="Arial" w:cs="Arial"/>
           <w:color w:val="000000" w:themeColor="text1"/>
           <w:sz w:val="22"/>
           <w:szCs w:val="22"/>
@@ -3048,7 +3048,7 @@
       </w:pPr>
       <w:r>
         <w:rPr>
-          <w:rFonts w:ascii="Arial" w:eastAsia="Arial" w:hAnsi="Arial" w:cs="Arial"/>
+          <w:rFonts w:ascii="Arial" w:hAnsi="Arial" w:eastAsia="Arial" w:cs="Arial"/>
           <w:b/>
           <w:bCs/>
           <w:color w:val="000000" w:themeColor="text1"/>
@@ -3059,7 +3059,7 @@
       </w:r>
       <w:r>
         <w:rPr>
-          <w:rFonts w:ascii="Arial" w:eastAsia="Arial" w:hAnsi="Arial" w:cs="Arial"/>
+          <w:rFonts w:ascii="Arial" w:hAnsi="Arial" w:eastAsia="Arial" w:cs="Arial"/>
           <w:color w:val="000000" w:themeColor="text1"/>
           <w:sz w:val="22"/>
           <w:szCs w:val="22"/>
@@ -3074,7 +3074,7 @@
       </w:pPr>
       <w:r>
         <w:rPr>
-          <w:rFonts w:ascii="Arial" w:eastAsia="Arial" w:hAnsi="Arial" w:cs="Arial"/>
+          <w:rFonts w:ascii="Arial" w:hAnsi="Arial" w:eastAsia="Arial" w:cs="Arial"/>
           <w:b/>
           <w:bCs/>
           <w:color w:val="000000" w:themeColor="text1"/>
@@ -3094,7 +3094,7 @@
         <w:r>
           <w:rPr>
             <w:rStyle w:val="Hyperlink"/>
-            <w:rFonts w:ascii="Arial" w:eastAsia="Arial" w:hAnsi="Arial" w:cs="Arial"/>
+            <w:rFonts w:ascii="Arial" w:hAnsi="Arial" w:eastAsia="Arial" w:cs="Arial"/>
             <w:b/>
             <w:bCs/>
             <w:color w:val="1155CC"/>
@@ -3113,7 +3113,7 @@
       </w:pPr>
       <w:r>
         <w:rPr>
-          <w:rFonts w:ascii="Arial" w:eastAsia="Arial" w:hAnsi="Arial" w:cs="Arial"/>
+          <w:rFonts w:ascii="Arial" w:hAnsi="Arial" w:eastAsia="Arial" w:cs="Arial"/>
           <w:b/>
           <w:bCs/>
           <w:color w:val="000000" w:themeColor="text1"/>
@@ -3124,7 +3124,7 @@
       </w:r>
       <w:r>
         <w:rPr>
-          <w:rFonts w:ascii="Arial" w:eastAsia="Arial" w:hAnsi="Arial" w:cs="Arial"/>
+          <w:rFonts w:ascii="Arial" w:hAnsi="Arial" w:eastAsia="Arial" w:cs="Arial"/>
           <w:color w:val="000000" w:themeColor="text1"/>
           <w:sz w:val="22"/>
           <w:szCs w:val="22"/>
@@ -3139,7 +3139,7 @@
       </w:pPr>
       <w:r>
         <w:rPr>
-          <w:rFonts w:ascii="Arial" w:eastAsia="Arial" w:hAnsi="Arial" w:cs="Arial"/>
+          <w:rFonts w:ascii="Arial" w:hAnsi="Arial" w:eastAsia="Arial" w:cs="Arial"/>
           <w:b/>
           <w:bCs/>
           <w:color w:val="000000" w:themeColor="text1"/>
@@ -3150,7 +3150,7 @@
       </w:r>
       <w:r>
         <w:rPr>
-          <w:rFonts w:ascii="Arial" w:eastAsia="Arial" w:hAnsi="Arial" w:cs="Arial"/>
+          <w:rFonts w:ascii="Arial" w:hAnsi="Arial" w:eastAsia="Arial" w:cs="Arial"/>
           <w:color w:val="000000" w:themeColor="text1"/>
           <w:sz w:val="22"/>
           <w:szCs w:val="22"/>
@@ -3165,7 +3165,7 @@
       </w:pPr>
       <w:r>
         <w:rPr>
-          <w:rFonts w:ascii="Arial" w:eastAsia="Arial" w:hAnsi="Arial" w:cs="Arial"/>
+          <w:rFonts w:ascii="Arial" w:hAnsi="Arial" w:eastAsia="Arial" w:cs="Arial"/>
           <w:b/>
           <w:bCs/>
           <w:color w:val="000000" w:themeColor="text1"/>
@@ -3176,7 +3176,7 @@
       </w:r>
       <w:r>
         <w:rPr>
-          <w:rFonts w:ascii="Arial" w:eastAsia="Arial" w:hAnsi="Arial" w:cs="Arial"/>
+          <w:rFonts w:ascii="Arial" w:hAnsi="Arial" w:eastAsia="Arial" w:cs="Arial"/>
           <w:color w:val="000000" w:themeColor="text1"/>
           <w:sz w:val="22"/>
           <w:szCs w:val="22"/>
@@ -3191,7 +3191,7 @@
       </w:pPr>
       <w:r>
         <w:rPr>
-          <w:rFonts w:ascii="Arial" w:eastAsia="Arial" w:hAnsi="Arial" w:cs="Arial"/>
+          <w:rFonts w:ascii="Arial" w:hAnsi="Arial" w:eastAsia="Arial" w:cs="Arial"/>
           <w:b/>
           <w:bCs/>
           <w:color w:val="000000" w:themeColor="text1"/>
@@ -3202,7 +3202,7 @@
       </w:r>
       <w:r>
         <w:rPr>
-          <w:rFonts w:ascii="Arial" w:eastAsia="Arial" w:hAnsi="Arial" w:cs="Arial"/>
+          <w:rFonts w:ascii="Arial" w:hAnsi="Arial" w:eastAsia="Arial" w:cs="Arial"/>
           <w:color w:val="000000" w:themeColor="text1"/>
           <w:sz w:val="22"/>
           <w:szCs w:val="22"/>
@@ -3217,7 +3217,7 @@
       </w:pPr>
       <w:r>
         <w:rPr>
-          <w:rFonts w:ascii="Arial" w:eastAsia="Arial" w:hAnsi="Arial" w:cs="Arial"/>
+          <w:rFonts w:ascii="Arial" w:hAnsi="Arial" w:eastAsia="Arial" w:cs="Arial"/>
           <w:b/>
           <w:bCs/>
           <w:color w:val="000000" w:themeColor="text1"/>
@@ -3228,7 +3228,7 @@
       </w:r>
       <w:r>
         <w:rPr>
-          <w:rFonts w:ascii="Arial" w:eastAsia="Arial" w:hAnsi="Arial" w:cs="Arial"/>
+          <w:rFonts w:ascii="Arial" w:hAnsi="Arial" w:eastAsia="Arial" w:cs="Arial"/>
           <w:color w:val="000000" w:themeColor="text1"/>
           <w:sz w:val="22"/>
           <w:szCs w:val="22"/>
@@ -3247,7 +3247,7 @@
       </w:pPr>
       <w:r>
         <w:rPr>
-          <w:rFonts w:ascii="Arial" w:eastAsia="Arial" w:hAnsi="Arial" w:cs="Arial"/>
+          <w:rFonts w:ascii="Arial" w:hAnsi="Arial" w:eastAsia="Arial" w:cs="Arial"/>
           <w:color w:val="000000" w:themeColor="text1"/>
           <w:sz w:val="22"/>
           <w:szCs w:val="22"/>
@@ -3263,7 +3263,7 @@
       </w:pPr>
       <w:r>
         <w:rPr>
-          <w:rFonts w:ascii="Arial" w:eastAsia="Arial" w:hAnsi="Arial" w:cs="Arial"/>
+          <w:rFonts w:ascii="Arial" w:hAnsi="Arial" w:eastAsia="Arial" w:cs="Arial"/>
           <w:color w:val="000000" w:themeColor="text1"/>
           <w:sz w:val="22"/>
           <w:szCs w:val="22"/>
@@ -3278,7 +3278,7 @@
       </w:pPr>
       <w:r>
         <w:rPr>
-          <w:rFonts w:ascii="Arial" w:eastAsia="Arial" w:hAnsi="Arial" w:cs="Arial"/>
+          <w:rFonts w:ascii="Arial" w:hAnsi="Arial" w:eastAsia="Arial" w:cs="Arial"/>
           <w:color w:val="000000" w:themeColor="text1"/>
           <w:sz w:val="22"/>
           <w:szCs w:val="22"/>
@@ -3294,7 +3294,7 @@
       </w:pPr>
       <w:r>
         <w:rPr>
-          <w:rFonts w:ascii="Arial" w:eastAsia="Arial" w:hAnsi="Arial" w:cs="Arial"/>
+          <w:rFonts w:ascii="Arial" w:hAnsi="Arial" w:eastAsia="Arial" w:cs="Arial"/>
           <w:color w:val="000000" w:themeColor="text1"/>
           <w:sz w:val="22"/>
           <w:szCs w:val="22"/>
@@ -3309,7 +3309,7 @@
       </w:pPr>
       <w:r>
         <w:rPr>
-          <w:rFonts w:ascii="Arial" w:eastAsia="Arial" w:hAnsi="Arial" w:cs="Arial"/>
+          <w:rFonts w:ascii="Arial" w:hAnsi="Arial" w:eastAsia="Arial" w:cs="Arial"/>
           <w:color w:val="000000" w:themeColor="text1"/>
           <w:sz w:val="22"/>
           <w:szCs w:val="22"/>
@@ -3322,7 +3322,7 @@
       </w:r>
       <w:r>
         <w:rPr>
-          <w:rFonts w:ascii="Arial" w:eastAsia="Arial" w:hAnsi="Arial" w:cs="Arial"/>
+          <w:rFonts w:ascii="Arial" w:hAnsi="Arial" w:eastAsia="Arial" w:cs="Arial"/>
           <w:color w:val="000000" w:themeColor="text1"/>
           <w:sz w:val="22"/>
           <w:szCs w:val="22"/>
@@ -3337,7 +3337,7 @@
       </w:pPr>
       <w:r>
         <w:rPr>
-          <w:rFonts w:ascii="Arial" w:eastAsia="Arial" w:hAnsi="Arial" w:cs="Arial"/>
+          <w:rFonts w:ascii="Arial" w:hAnsi="Arial" w:eastAsia="Arial" w:cs="Arial"/>
           <w:color w:val="000000" w:themeColor="text1"/>
           <w:sz w:val="22"/>
           <w:szCs w:val="22"/>
@@ -3352,7 +3352,7 @@
       </w:pPr>
       <w:r>
         <w:rPr>
-          <w:rFonts w:ascii="Arial" w:eastAsia="Arial" w:hAnsi="Arial" w:cs="Arial"/>
+          <w:rFonts w:ascii="Arial" w:hAnsi="Arial" w:eastAsia="Arial" w:cs="Arial"/>
           <w:color w:val="000000" w:themeColor="text1"/>
           <w:sz w:val="22"/>
           <w:szCs w:val="22"/>
@@ -3369,7 +3369,7 @@
       </w:pPr>
       <w:r>
         <w:rPr>
-          <w:rFonts w:ascii="Arial" w:eastAsia="Arial" w:hAnsi="Arial" w:cs="Arial"/>
+          <w:rFonts w:ascii="Arial" w:hAnsi="Arial" w:eastAsia="Arial" w:cs="Arial"/>
           <w:color w:val="000000" w:themeColor="text1"/>
           <w:sz w:val="22"/>
           <w:szCs w:val="22"/>
@@ -3384,7 +3384,7 @@
       </w:pPr>
       <w:r>
         <w:rPr>
-          <w:rFonts w:ascii="Arial" w:eastAsia="Arial" w:hAnsi="Arial" w:cs="Arial"/>
+          <w:rFonts w:ascii="Arial" w:hAnsi="Arial" w:eastAsia="Arial" w:cs="Arial"/>
           <w:color w:val="000000" w:themeColor="text1"/>
           <w:sz w:val="22"/>
           <w:szCs w:val="22"/>
@@ -3399,7 +3399,7 @@
       </w:pPr>
       <w:r>
         <w:rPr>
-          <w:rFonts w:ascii="Verdana" w:eastAsia="Verdana" w:hAnsi="Verdana" w:cs="Verdana"/>
+          <w:rFonts w:ascii="Verdana" w:hAnsi="Verdana" w:eastAsia="Verdana" w:cs="Verdana"/>
           <w:color w:val="000000" w:themeColor="text1"/>
           <w:sz w:val="22"/>
           <w:szCs w:val="22"/>
@@ -3419,7 +3419,7 @@
       </w:pPr>
       <w:r>
         <w:rPr>
-          <w:rFonts w:ascii="Verdana" w:eastAsia="Verdana" w:hAnsi="Verdana" w:cs="Verdana"/>
+          <w:rFonts w:ascii="Verdana" w:hAnsi="Verdana" w:eastAsia="Verdana" w:cs="Verdana"/>
           <w:color w:val="000000" w:themeColor="text1"/>
           <w:sz w:val="22"/>
           <w:szCs w:val="22"/>
@@ -3428,7 +3428,7 @@
       </w:r>
       <w:r>
         <w:rPr>
-          <w:rFonts w:ascii="Verdana" w:eastAsia="Verdana" w:hAnsi="Verdana" w:cs="Verdana"/>
+          <w:rFonts w:ascii="Verdana" w:hAnsi="Verdana" w:eastAsia="Verdana" w:cs="Verdana"/>
           <w:color w:val="000000" w:themeColor="text1"/>
           <w:sz w:val="22"/>
           <w:szCs w:val="22"/>
@@ -3437,7 +3437,7 @@
       </w:r>
       <w:r>
         <w:rPr>
-          <w:rFonts w:ascii="Verdana" w:eastAsia="Verdana" w:hAnsi="Verdana" w:cs="Verdana"/>
+          <w:rFonts w:ascii="Verdana" w:hAnsi="Verdana" w:eastAsia="Verdana" w:cs="Verdana"/>
           <w:color w:val="000000" w:themeColor="text1"/>
           <w:sz w:val="22"/>
           <w:szCs w:val="22"/>
@@ -3446,7 +3446,7 @@
       </w:r>
       <w:r>
         <w:rPr>
-          <w:rFonts w:ascii="Verdana" w:eastAsia="Verdana" w:hAnsi="Verdana" w:cs="Verdana"/>
+          <w:rFonts w:ascii="Verdana" w:hAnsi="Verdana" w:eastAsia="Verdana" w:cs="Verdana"/>
           <w:color w:val="000000" w:themeColor="text1"/>
           <w:sz w:val="22"/>
           <w:szCs w:val="22"/>
@@ -3455,7 +3455,7 @@
       </w:r>
       <w:r>
         <w:rPr>
-          <w:rFonts w:ascii="Verdana" w:eastAsia="Verdana" w:hAnsi="Verdana" w:cs="Verdana"/>
+          <w:rFonts w:ascii="Verdana" w:hAnsi="Verdana" w:eastAsia="Verdana" w:cs="Verdana"/>
           <w:color w:val="000000" w:themeColor="text1"/>
           <w:sz w:val="22"/>
           <w:szCs w:val="22"/>
@@ -3464,7 +3464,7 @@
       </w:r>
       <w:r>
         <w:rPr>
-          <w:rFonts w:ascii="Verdana" w:eastAsia="Verdana" w:hAnsi="Verdana" w:cs="Verdana"/>
+          <w:rFonts w:ascii="Verdana" w:hAnsi="Verdana" w:eastAsia="Verdana" w:cs="Verdana"/>
           <w:color w:val="000000" w:themeColor="text1"/>
           <w:sz w:val="22"/>
           <w:szCs w:val="22"/>
@@ -3473,7 +3473,7 @@
       </w:r>
       <w:r>
         <w:rPr>
-          <w:rFonts w:ascii="Verdana" w:eastAsia="Verdana" w:hAnsi="Verdana" w:cs="Verdana"/>
+          <w:rFonts w:ascii="Verdana" w:hAnsi="Verdana" w:eastAsia="Verdana" w:cs="Verdana"/>
           <w:color w:val="000000" w:themeColor="text1"/>
           <w:sz w:val="22"/>
           <w:szCs w:val="22"/>
@@ -3482,7 +3482,7 @@
       </w:r>
       <w:r>
         <w:rPr>
-          <w:rFonts w:ascii="Verdana" w:eastAsia="Verdana" w:hAnsi="Verdana" w:cs="Verdana"/>
+          <w:rFonts w:ascii="Verdana" w:hAnsi="Verdana" w:eastAsia="Verdana" w:cs="Verdana"/>
           <w:sz w:val="22"/>
           <w:szCs w:val="22"/>
         </w:rPr>
@@ -3490,7 +3490,7 @@
       </w:r>
       <w:r>
         <w:rPr>
-          <w:rFonts w:ascii="Verdana" w:eastAsia="Verdana" w:hAnsi="Verdana" w:cs="Verdana"/>
+          <w:rFonts w:ascii="Verdana" w:hAnsi="Verdana" w:eastAsia="Verdana" w:cs="Verdana"/>
           <w:sz w:val="22"/>
           <w:szCs w:val="22"/>
         </w:rPr>
@@ -3498,7 +3498,7 @@
       </w:r>
       <w:r>
         <w:rPr>
-          <w:rFonts w:ascii="Verdana" w:eastAsia="Verdana" w:hAnsi="Verdana" w:cs="Verdana"/>
+          <w:rFonts w:ascii="Verdana" w:hAnsi="Verdana" w:eastAsia="Verdana" w:cs="Verdana"/>
           <w:color w:val="000000" w:themeColor="text1"/>
           <w:sz w:val="22"/>
           <w:szCs w:val="22"/>
@@ -3507,7 +3507,7 @@
       </w:r>
       <w:r>
         <w:rPr>
-          <w:rFonts w:ascii="Verdana" w:eastAsia="Verdana" w:hAnsi="Verdana" w:cs="Verdana"/>
+          <w:rFonts w:ascii="Verdana" w:hAnsi="Verdana" w:eastAsia="Verdana" w:cs="Verdana"/>
           <w:color w:val="000000" w:themeColor="text1"/>
           <w:sz w:val="22"/>
           <w:szCs w:val="22"/>
@@ -3516,7 +3516,7 @@
       </w:r>
       <w:r>
         <w:rPr>
-          <w:rFonts w:ascii="Verdana" w:eastAsia="Verdana" w:hAnsi="Verdana" w:cs="Verdana"/>
+          <w:rFonts w:ascii="Verdana" w:hAnsi="Verdana" w:eastAsia="Verdana" w:cs="Verdana"/>
           <w:color w:val="000000" w:themeColor="text1"/>
           <w:sz w:val="22"/>
           <w:szCs w:val="22"/>
@@ -3525,7 +3525,7 @@
       </w:r>
       <w:r>
         <w:rPr>
-          <w:rFonts w:ascii="Verdana" w:eastAsia="Verdana" w:hAnsi="Verdana" w:cs="Verdana"/>
+          <w:rFonts w:ascii="Verdana" w:hAnsi="Verdana" w:eastAsia="Verdana" w:cs="Verdana"/>
           <w:color w:val="000000" w:themeColor="text1"/>
           <w:sz w:val="22"/>
           <w:szCs w:val="22"/>
@@ -3534,7 +3534,7 @@
       </w:r>
       <w:r>
         <w:rPr>
-          <w:rFonts w:ascii="Verdana" w:eastAsia="Verdana" w:hAnsi="Verdana" w:cs="Verdana"/>
+          <w:rFonts w:ascii="Verdana" w:hAnsi="Verdana" w:eastAsia="Verdana" w:cs="Verdana"/>
           <w:sz w:val="22"/>
           <w:szCs w:val="22"/>
         </w:rPr>
@@ -3542,7 +3542,7 @@
       </w:r>
       <w:r>
         <w:rPr>
-          <w:rFonts w:ascii="Verdana" w:eastAsia="Verdana" w:hAnsi="Verdana" w:cs="Verdana"/>
+          <w:rFonts w:ascii="Verdana" w:hAnsi="Verdana" w:eastAsia="Verdana" w:cs="Verdana"/>
           <w:color w:val="000000" w:themeColor="text1"/>
           <w:sz w:val="22"/>
           <w:szCs w:val="22"/>
@@ -3551,7 +3551,7 @@
       </w:r>
       <w:r>
         <w:rPr>
-          <w:rFonts w:ascii="Verdana" w:eastAsia="Verdana" w:hAnsi="Verdana" w:cs="Verdana"/>
+          <w:rFonts w:ascii="Verdana" w:hAnsi="Verdana" w:eastAsia="Verdana" w:cs="Verdana"/>
           <w:color w:val="000000" w:themeColor="text1"/>
           <w:sz w:val="22"/>
           <w:szCs w:val="22"/>
@@ -3560,7 +3560,7 @@
       </w:r>
       <w:r>
         <w:rPr>
-          <w:rFonts w:ascii="Verdana" w:eastAsia="Verdana" w:hAnsi="Verdana" w:cs="Verdana"/>
+          <w:rFonts w:ascii="Verdana" w:hAnsi="Verdana" w:eastAsia="Verdana" w:cs="Verdana"/>
           <w:color w:val="000000" w:themeColor="text1"/>
           <w:sz w:val="22"/>
           <w:szCs w:val="22"/>
@@ -3569,7 +3569,7 @@
       </w:r>
       <w:r>
         <w:rPr>
-          <w:rFonts w:ascii="Verdana" w:eastAsia="Verdana" w:hAnsi="Verdana" w:cs="Verdana"/>
+          <w:rFonts w:ascii="Verdana" w:hAnsi="Verdana" w:eastAsia="Verdana" w:cs="Verdana"/>
           <w:color w:val="000000" w:themeColor="text1"/>
           <w:sz w:val="22"/>
           <w:szCs w:val="22"/>
@@ -3581,15 +3581,15 @@
       <w:pPr>
         <w:spacing w:after="200"/>
         <w:rPr>
-          <w:rFonts w:ascii="Verdana" w:eastAsia="Verdana" w:hAnsi="Verdana" w:cs="Verdana"/>
-          <w:color w:val="000000" w:themeColor="text1"/>
-          <w:sz w:val="22"/>
-          <w:szCs w:val="22"/>
-        </w:rPr>
-      </w:pPr>
-      <w:r>
-        <w:rPr>
-          <w:rFonts w:ascii="Verdana" w:eastAsia="Verdana" w:hAnsi="Verdana" w:cs="Verdana"/>
+          <w:rFonts w:ascii="Verdana" w:hAnsi="Verdana" w:eastAsia="Verdana" w:cs="Verdana"/>
+          <w:color w:val="000000" w:themeColor="text1"/>
+          <w:sz w:val="22"/>
+          <w:szCs w:val="22"/>
+        </w:rPr>
+      </w:pPr>
+      <w:r>
+        <w:rPr>
+          <w:rFonts w:ascii="Verdana" w:hAnsi="Verdana" w:eastAsia="Verdana" w:cs="Verdana"/>
           <w:color w:val="000000" w:themeColor="text1"/>
           <w:sz w:val="22"/>
           <w:szCs w:val="22"/>
@@ -3598,7 +3598,7 @@
       </w:r>
       <w:r>
         <w:rPr>
-          <w:rFonts w:ascii="Verdana" w:eastAsia="Verdana" w:hAnsi="Verdana" w:cs="Verdana"/>
+          <w:rFonts w:ascii="Verdana" w:hAnsi="Verdana" w:eastAsia="Verdana" w:cs="Verdana"/>
           <w:color w:val="000000" w:themeColor="text1"/>
           <w:sz w:val="22"/>
           <w:szCs w:val="22"/>
@@ -3607,7 +3607,7 @@
       </w:r>
       <w:r>
         <w:rPr>
-          <w:rFonts w:ascii="Verdana" w:eastAsia="Verdana" w:hAnsi="Verdana" w:cs="Verdana"/>
+          <w:rFonts w:ascii="Verdana" w:hAnsi="Verdana" w:eastAsia="Verdana" w:cs="Verdana"/>
           <w:color w:val="000000" w:themeColor="text1"/>
           <w:sz w:val="22"/>
           <w:szCs w:val="22"/>
@@ -3616,7 +3616,7 @@
       </w:r>
       <w:r>
         <w:rPr>
-          <w:rFonts w:ascii="Verdana" w:eastAsia="Verdana" w:hAnsi="Verdana" w:cs="Verdana"/>
+          <w:rFonts w:ascii="Verdana" w:hAnsi="Verdana" w:eastAsia="Verdana" w:cs="Verdana"/>
           <w:color w:val="000000" w:themeColor="text1"/>
           <w:sz w:val="22"/>
           <w:szCs w:val="22"/>
@@ -3625,7 +3625,7 @@
       </w:r>
       <w:r>
         <w:rPr>
-          <w:rFonts w:ascii="Verdana" w:eastAsia="Verdana" w:hAnsi="Verdana" w:cs="Verdana"/>
+          <w:rFonts w:ascii="Verdana" w:hAnsi="Verdana" w:eastAsia="Verdana" w:cs="Verdana"/>
           <w:color w:val="000000" w:themeColor="text1"/>
           <w:sz w:val="22"/>
           <w:szCs w:val="22"/>
@@ -3634,7 +3634,7 @@
       </w:r>
       <w:r>
         <w:rPr>
-          <w:rFonts w:ascii="Verdana" w:eastAsia="Verdana" w:hAnsi="Verdana" w:cs="Verdana"/>
+          <w:rFonts w:ascii="Verdana" w:hAnsi="Verdana" w:eastAsia="Verdana" w:cs="Verdana"/>
           <w:color w:val="000000" w:themeColor="text1"/>
           <w:sz w:val="22"/>
           <w:szCs w:val="22"/>
@@ -3643,7 +3643,7 @@
       </w:r>
       <w:r>
         <w:rPr>
-          <w:rFonts w:ascii="Verdana" w:eastAsia="Verdana" w:hAnsi="Verdana" w:cs="Verdana"/>
+          <w:rFonts w:ascii="Verdana" w:hAnsi="Verdana" w:eastAsia="Verdana" w:cs="Verdana"/>
           <w:color w:val="000000" w:themeColor="text1"/>
           <w:sz w:val="22"/>
           <w:szCs w:val="22"/>
@@ -3652,7 +3652,7 @@
       </w:r>
       <w:r>
         <w:rPr>
-          <w:rFonts w:ascii="Verdana" w:eastAsia="Verdana" w:hAnsi="Verdana" w:cs="Verdana"/>
+          <w:rFonts w:ascii="Verdana" w:hAnsi="Verdana" w:eastAsia="Verdana" w:cs="Verdana"/>
           <w:color w:val="000000" w:themeColor="text1"/>
           <w:sz w:val="22"/>
           <w:szCs w:val="22"/>
@@ -3661,7 +3661,7 @@
       </w:r>
       <w:r>
         <w:rPr>
-          <w:rFonts w:ascii="Verdana" w:eastAsia="Verdana" w:hAnsi="Verdana" w:cs="Verdana"/>
+          <w:rFonts w:ascii="Verdana" w:hAnsi="Verdana" w:eastAsia="Verdana" w:cs="Verdana"/>
           <w:color w:val="000000" w:themeColor="text1"/>
           <w:sz w:val="22"/>
           <w:szCs w:val="22"/>
@@ -3670,7 +3670,7 @@
       </w:r>
       <w:r>
         <w:rPr>
-          <w:rFonts w:ascii="Verdana" w:eastAsia="Verdana" w:hAnsi="Verdana" w:cs="Verdana"/>
+          <w:rFonts w:ascii="Verdana" w:hAnsi="Verdana" w:eastAsia="Verdana" w:cs="Verdana"/>
           <w:color w:val="000000" w:themeColor="text1"/>
           <w:sz w:val="22"/>
           <w:szCs w:val="22"/>
@@ -3679,7 +3679,7 @@
       </w:r>
       <w:r>
         <w:rPr>
-          <w:rFonts w:ascii="Verdana" w:eastAsia="Verdana" w:hAnsi="Verdana" w:cs="Verdana"/>
+          <w:rFonts w:ascii="Verdana" w:hAnsi="Verdana" w:eastAsia="Verdana" w:cs="Verdana"/>
           <w:color w:val="000000" w:themeColor="text1"/>
           <w:sz w:val="22"/>
           <w:szCs w:val="22"/>
@@ -3688,7 +3688,7 @@
       </w:r>
       <w:r>
         <w:rPr>
-          <w:rFonts w:ascii="Verdana" w:eastAsia="Verdana" w:hAnsi="Verdana" w:cs="Verdana"/>
+          <w:rFonts w:ascii="Verdana" w:hAnsi="Verdana" w:eastAsia="Verdana" w:cs="Verdana"/>
           <w:color w:val="000000" w:themeColor="text1"/>
           <w:sz w:val="22"/>
           <w:szCs w:val="22"/>
@@ -3697,7 +3697,7 @@
       </w:r>
       <w:r>
         <w:rPr>
-          <w:rFonts w:ascii="Verdana" w:eastAsia="Verdana" w:hAnsi="Verdana" w:cs="Verdana"/>
+          <w:rFonts w:ascii="Verdana" w:hAnsi="Verdana" w:eastAsia="Verdana" w:cs="Verdana"/>
           <w:color w:val="000000" w:themeColor="text1"/>
           <w:sz w:val="22"/>
           <w:szCs w:val="22"/>
@@ -3706,7 +3706,7 @@
       </w:r>
       <w:r>
         <w:rPr>
-          <w:rFonts w:ascii="Verdana" w:eastAsia="Verdana" w:hAnsi="Verdana" w:cs="Verdana"/>
+          <w:rFonts w:ascii="Verdana" w:hAnsi="Verdana" w:eastAsia="Verdana" w:cs="Verdana"/>
           <w:color w:val="000000" w:themeColor="text1"/>
           <w:sz w:val="22"/>
           <w:szCs w:val="22"/>
@@ -3715,7 +3715,7 @@
       </w:r>
       <w:r>
         <w:rPr>
-          <w:rFonts w:ascii="Verdana" w:eastAsia="Verdana" w:hAnsi="Verdana" w:cs="Verdana"/>
+          <w:rFonts w:ascii="Verdana" w:hAnsi="Verdana" w:eastAsia="Verdana" w:cs="Verdana"/>
           <w:color w:val="000000" w:themeColor="text1"/>
           <w:sz w:val="22"/>
           <w:szCs w:val="22"/>
@@ -3724,7 +3724,7 @@
       </w:r>
       <w:r>
         <w:rPr>
-          <w:rFonts w:ascii="Verdana" w:eastAsia="Verdana" w:hAnsi="Verdana" w:cs="Verdana"/>
+          <w:rFonts w:ascii="Verdana" w:hAnsi="Verdana" w:eastAsia="Verdana" w:cs="Verdana"/>
           <w:color w:val="000000" w:themeColor="text1"/>
           <w:sz w:val="22"/>
           <w:szCs w:val="22"/>
@@ -3733,7 +3733,7 @@
       </w:r>
       <w:r>
         <w:rPr>
-          <w:rFonts w:ascii="Verdana" w:eastAsia="Verdana" w:hAnsi="Verdana" w:cs="Verdana"/>
+          <w:rFonts w:ascii="Verdana" w:hAnsi="Verdana" w:eastAsia="Verdana" w:cs="Verdana"/>
           <w:color w:val="000000" w:themeColor="text1"/>
           <w:sz w:val="22"/>
           <w:szCs w:val="22"/>
@@ -3745,15 +3745,15 @@
       <w:pPr>
         <w:spacing w:after="200"/>
         <w:rPr>
-          <w:rFonts w:ascii="Verdana" w:eastAsia="Verdana" w:hAnsi="Verdana" w:cs="Verdana"/>
-          <w:color w:val="000000" w:themeColor="text1"/>
-          <w:sz w:val="22"/>
-          <w:szCs w:val="22"/>
-        </w:rPr>
-      </w:pPr>
-      <w:r>
-        <w:rPr>
-          <w:rFonts w:ascii="Verdana" w:eastAsia="Verdana" w:hAnsi="Verdana" w:cs="Verdana"/>
+          <w:rFonts w:ascii="Verdana" w:hAnsi="Verdana" w:eastAsia="Verdana" w:cs="Verdana"/>
+          <w:color w:val="000000" w:themeColor="text1"/>
+          <w:sz w:val="22"/>
+          <w:szCs w:val="22"/>
+        </w:rPr>
+      </w:pPr>
+      <w:r>
+        <w:rPr>
+          <w:rFonts w:ascii="Verdana" w:hAnsi="Verdana" w:eastAsia="Verdana" w:cs="Verdana"/>
           <w:color w:val="000000" w:themeColor="text1"/>
           <w:sz w:val="22"/>
           <w:szCs w:val="22"/>
@@ -3762,7 +3762,7 @@
       </w:r>
       <w:r>
         <w:rPr>
-          <w:rFonts w:ascii="Verdana" w:eastAsia="Verdana" w:hAnsi="Verdana" w:cs="Verdana"/>
+          <w:rFonts w:ascii="Verdana" w:hAnsi="Verdana" w:eastAsia="Verdana" w:cs="Verdana"/>
           <w:color w:val="000000" w:themeColor="text1"/>
           <w:sz w:val="22"/>
           <w:szCs w:val="22"/>
@@ -3776,7 +3776,7 @@
       </w:pPr>
       <w:r>
         <w:rPr>
-          <w:rFonts w:ascii="Verdana" w:eastAsia="Verdana" w:hAnsi="Verdana" w:cs="Verdana"/>
+          <w:rFonts w:ascii="Verdana" w:hAnsi="Verdana" w:eastAsia="Verdana" w:cs="Verdana"/>
           <w:color w:val="000000" w:themeColor="text1"/>
           <w:sz w:val="22"/>
           <w:szCs w:val="22"/>
@@ -3785,7 +3785,7 @@
       </w:r>
       <w:r>
         <w:rPr>
-          <w:rFonts w:ascii="Verdana" w:eastAsia="Verdana" w:hAnsi="Verdana" w:cs="Verdana"/>
+          <w:rFonts w:ascii="Verdana" w:hAnsi="Verdana" w:eastAsia="Verdana" w:cs="Verdana"/>
           <w:color w:val="000000" w:themeColor="text1"/>
           <w:sz w:val="22"/>
           <w:szCs w:val="22"/>
@@ -3794,7 +3794,7 @@
       </w:r>
       <w:r>
         <w:rPr>
-          <w:rFonts w:ascii="Verdana" w:eastAsia="Verdana" w:hAnsi="Verdana" w:cs="Verdana"/>
+          <w:rFonts w:ascii="Verdana" w:hAnsi="Verdana" w:eastAsia="Verdana" w:cs="Verdana"/>
           <w:color w:val="000000" w:themeColor="text1"/>
           <w:sz w:val="22"/>
           <w:szCs w:val="22"/>
@@ -3803,7 +3803,7 @@
       </w:r>
       <w:r>
         <w:rPr>
-          <w:rFonts w:ascii="Verdana" w:eastAsia="Verdana" w:hAnsi="Verdana" w:cs="Verdana"/>
+          <w:rFonts w:ascii="Verdana" w:hAnsi="Verdana" w:eastAsia="Verdana" w:cs="Verdana"/>
           <w:color w:val="000000" w:themeColor="text1"/>
           <w:sz w:val="22"/>
           <w:szCs w:val="22"/>
@@ -3812,7 +3812,7 @@
       </w:r>
       <w:r>
         <w:rPr>
-          <w:rFonts w:ascii="Verdana" w:eastAsia="Verdana" w:hAnsi="Verdana" w:cs="Verdana"/>
+          <w:rFonts w:ascii="Verdana" w:hAnsi="Verdana" w:eastAsia="Verdana" w:cs="Verdana"/>
           <w:color w:val="000000" w:themeColor="text1"/>
           <w:sz w:val="22"/>
           <w:szCs w:val="22"/>
@@ -3826,7 +3826,7 @@
       </w:pPr>
       <w:r>
         <w:rPr>
-          <w:rFonts w:ascii="Verdana" w:eastAsia="Verdana" w:hAnsi="Verdana" w:cs="Verdana"/>
+          <w:rFonts w:ascii="Verdana" w:hAnsi="Verdana" w:eastAsia="Verdana" w:cs="Verdana"/>
           <w:color w:val="000000" w:themeColor="text1"/>
           <w:sz w:val="22"/>
           <w:szCs w:val="22"/>
@@ -3838,7 +3838,7 @@
       <w:pPr>
         <w:spacing w:after="200"/>
         <w:rPr>
-          <w:rFonts w:ascii="Verdana" w:eastAsia="Verdana" w:hAnsi="Verdana" w:cs="Verdana"/>
+          <w:rFonts w:ascii="Verdana" w:hAnsi="Verdana" w:eastAsia="Verdana" w:cs="Verdana"/>
           <w:color w:val="000000" w:themeColor="text1"/>
           <w:sz w:val="22"/>
           <w:szCs w:val="22"/>
@@ -3849,15 +3849,15 @@
       <w:pPr>
         <w:spacing w:after="200"/>
         <w:rPr>
-          <w:rFonts w:ascii="Verdana" w:eastAsia="Verdana" w:hAnsi="Verdana" w:cs="Verdana"/>
-          <w:color w:val="000000" w:themeColor="text1"/>
-          <w:sz w:val="22"/>
-          <w:szCs w:val="22"/>
-        </w:rPr>
-      </w:pPr>
-      <w:r>
-        <w:rPr>
-          <w:rFonts w:ascii="Verdana" w:eastAsia="Verdana" w:hAnsi="Verdana" w:cs="Verdana"/>
+          <w:rFonts w:ascii="Verdana" w:hAnsi="Verdana" w:eastAsia="Verdana" w:cs="Verdana"/>
+          <w:color w:val="000000" w:themeColor="text1"/>
+          <w:sz w:val="22"/>
+          <w:szCs w:val="22"/>
+        </w:rPr>
+      </w:pPr>
+      <w:r>
+        <w:rPr>
+          <w:rFonts w:ascii="Verdana" w:hAnsi="Verdana" w:eastAsia="Verdana" w:cs="Verdana"/>
           <w:color w:val="000000" w:themeColor="text1"/>
           <w:sz w:val="22"/>
           <w:szCs w:val="22"/>
@@ -3869,7 +3869,7 @@
       <w:pPr>
         <w:spacing w:after="200"/>
         <w:rPr>
-          <w:rFonts w:ascii="Verdana" w:eastAsia="Verdana" w:hAnsi="Verdana" w:cs="Verdana"/>
+          <w:rFonts w:ascii="Verdana" w:hAnsi="Verdana" w:eastAsia="Verdana" w:cs="Verdana"/>
           <w:color w:val="000000" w:themeColor="text1"/>
           <w:sz w:val="22"/>
           <w:szCs w:val="22"/>
@@ -3879,7 +3879,7 @@
         <w:r>
           <w:rPr>
             <w:rStyle w:val="Hyperlink"/>
-            <w:rFonts w:ascii="Verdana" w:eastAsia="Verdana" w:hAnsi="Verdana" w:cs="Verdana"/>
+            <w:rFonts w:ascii="Verdana" w:hAnsi="Verdana" w:eastAsia="Verdana" w:cs="Verdana"/>
             <w:sz w:val="22"/>
             <w:szCs w:val="22"/>
           </w:rPr>
@@ -4322,10 +4322,1710 @@
     <w:p/>
     <w:p/>
     <w:p/>
+    <w:p/>
+    <w:p/>
+    <w:p>
+      <w:pPr>
+        <w:pStyle w:val="Normal"/>
+      </w:pPr>
+    </w:p>
+    <w:p>
+      <w:pPr>
+        <w:pStyle w:val="Normal"/>
+        <w:jc w:val="center"/>
+        <w:rPr>
+          <w:b w:val="1"/>
+          <w:bCs w:val="1"/>
+        </w:rPr>
+      </w:pPr>
+      <w:r>
+        <w:rPr>
+          <w:b w:val="1"/>
+          <w:bCs w:val="1"/>
+          <w:u w:val="single"/>
+        </w:rPr>
+        <w:t>RESOLUCIÓN OBJETIVOS:</w:t>
+      </w:r>
+    </w:p>
+    <w:p>
+      <w:pPr>
+        <w:spacing w:before="240" w:beforeAutospacing="off" w:after="240" w:afterAutospacing="off"/>
+        <w:rPr>
+          <w:rFonts w:ascii="Aptos" w:hAnsi="Aptos" w:eastAsia="Aptos" w:cs="Aptos"/>
+          <w:b w:val="1"/>
+          <w:bCs w:val="1"/>
+          <w:noProof w:val="0"/>
+          <w:sz w:val="24"/>
+          <w:szCs w:val="24"/>
+          <w:lang w:val="es-ES"/>
+        </w:rPr>
+      </w:pPr>
+      <w:r>
+        <w:rPr>
+          <w:rFonts w:ascii="Aptos" w:hAnsi="Aptos" w:eastAsia="Aptos" w:cs="Aptos"/>
+          <w:b w:val="1"/>
+          <w:bCs w:val="1"/>
+          <w:noProof w:val="0"/>
+          <w:sz w:val="24"/>
+          <w:szCs w:val="24"/>
+          <w:lang w:val="es-ES"/>
+        </w:rPr>
+        <w:t>OBJETIVO 1:</w:t>
+      </w:r>
+    </w:p>
+    <w:p>
+      <w:pPr>
+        <w:spacing w:before="240" w:beforeAutospacing="off" w:after="240" w:afterAutospacing="off"/>
+        <w:jc w:val="both"/>
+        <w:rPr>
+          <w:rFonts w:ascii="Aptos" w:hAnsi="Aptos" w:eastAsia="Aptos" w:cs="Aptos"/>
+          <w:b w:val="0"/>
+          <w:bCs w:val="0"/>
+          <w:noProof w:val="0"/>
+          <w:sz w:val="24"/>
+          <w:szCs w:val="24"/>
+          <w:lang w:val="es-ES"/>
+        </w:rPr>
+      </w:pPr>
+      <w:r>
+        <w:rPr>
+          <w:rFonts w:ascii="Aptos" w:hAnsi="Aptos" w:eastAsia="Aptos" w:cs="Aptos"/>
+          <w:b w:val="0"/>
+          <w:bCs w:val="0"/>
+          <w:noProof w:val="0"/>
+          <w:sz w:val="24"/>
+          <w:szCs w:val="24"/>
+          <w:lang w:val="es-ES"/>
+        </w:rPr>
+        <w:t xml:space="preserve">El primer objetivo consistía en </w:t>
+      </w:r>
+      <w:r>
+        <w:rPr>
+          <w:rFonts w:ascii="Aptos" w:hAnsi="Aptos" w:eastAsia="Aptos" w:cs="Aptos"/>
+          <w:b w:val="0"/>
+          <w:bCs w:val="0"/>
+          <w:noProof w:val="0"/>
+          <w:sz w:val="24"/>
+          <w:szCs w:val="24"/>
+          <w:lang w:val="es-ES"/>
+        </w:rPr>
+        <w:t>identificar y caracterizar distintos tipos de municipios en Vizcaya y Valencia</w:t>
+      </w:r>
+      <w:r>
+        <w:rPr>
+          <w:rFonts w:ascii="Aptos" w:hAnsi="Aptos" w:eastAsia="Aptos" w:cs="Aptos"/>
+          <w:b w:val="0"/>
+          <w:bCs w:val="0"/>
+          <w:noProof w:val="0"/>
+          <w:sz w:val="24"/>
+          <w:szCs w:val="24"/>
+          <w:lang w:val="es-ES"/>
+        </w:rPr>
+        <w:t xml:space="preserve"> a partir de variables demográficas, educativas, sanitarias, digitales, residenciales y de accesibilidad. Para ello, se prepararon las bases municipales de ambas provincias, se seleccionaron las variables relevantes, se escalaron los datos y se aplicaron distintos métodos de clustering.</w:t>
+      </w:r>
+    </w:p>
+    <w:p>
+      <w:pPr>
+        <w:spacing w:before="240" w:beforeAutospacing="off" w:after="240" w:afterAutospacing="off"/>
+        <w:jc w:val="both"/>
+        <w:rPr>
+          <w:rFonts w:ascii="Aptos" w:hAnsi="Aptos" w:eastAsia="Aptos" w:cs="Aptos"/>
+          <w:b w:val="0"/>
+          <w:bCs w:val="0"/>
+          <w:noProof w:val="0"/>
+          <w:sz w:val="24"/>
+          <w:szCs w:val="24"/>
+          <w:lang w:val="es-ES"/>
+        </w:rPr>
+      </w:pPr>
+      <w:r>
+        <w:rPr>
+          <w:rFonts w:ascii="Aptos" w:hAnsi="Aptos" w:eastAsia="Aptos" w:cs="Aptos"/>
+          <w:b w:val="0"/>
+          <w:bCs w:val="0"/>
+          <w:noProof w:val="0"/>
+          <w:sz w:val="24"/>
+          <w:szCs w:val="24"/>
+          <w:lang w:val="es-ES"/>
+        </w:rPr>
+        <w:t xml:space="preserve">Las variables utilizadas en el clustering fueron: </w:t>
+      </w:r>
+      <w:r>
+        <w:rPr>
+          <w:rFonts w:ascii="Aptos" w:hAnsi="Aptos" w:eastAsia="Aptos" w:cs="Aptos"/>
+          <w:b w:val="0"/>
+          <w:bCs w:val="0"/>
+          <w:i w:val="1"/>
+          <w:iCs w:val="1"/>
+          <w:noProof w:val="0"/>
+          <w:sz w:val="24"/>
+          <w:szCs w:val="24"/>
+          <w:lang w:val="es-ES"/>
+        </w:rPr>
+        <w:t>pct_extranjeros</w:t>
+      </w:r>
+      <w:r>
+        <w:rPr>
+          <w:rFonts w:ascii="Aptos" w:hAnsi="Aptos" w:eastAsia="Aptos" w:cs="Aptos"/>
+          <w:b w:val="0"/>
+          <w:bCs w:val="0"/>
+          <w:noProof w:val="0"/>
+          <w:sz w:val="24"/>
+          <w:szCs w:val="24"/>
+          <w:lang w:val="es-ES"/>
+        </w:rPr>
+        <w:t xml:space="preserve">, </w:t>
+      </w:r>
+      <w:r>
+        <w:rPr>
+          <w:rFonts w:ascii="Aptos" w:hAnsi="Aptos" w:eastAsia="Aptos" w:cs="Aptos"/>
+          <w:b w:val="0"/>
+          <w:bCs w:val="0"/>
+          <w:i w:val="1"/>
+          <w:iCs w:val="1"/>
+          <w:noProof w:val="0"/>
+          <w:sz w:val="24"/>
+          <w:szCs w:val="24"/>
+          <w:lang w:val="es-ES"/>
+        </w:rPr>
+        <w:t>indice_envejecimiento</w:t>
+      </w:r>
+      <w:r>
+        <w:rPr>
+          <w:rFonts w:ascii="Aptos" w:hAnsi="Aptos" w:eastAsia="Aptos" w:cs="Aptos"/>
+          <w:b w:val="0"/>
+          <w:bCs w:val="0"/>
+          <w:noProof w:val="0"/>
+          <w:sz w:val="24"/>
+          <w:szCs w:val="24"/>
+          <w:lang w:val="es-ES"/>
+        </w:rPr>
+        <w:t xml:space="preserve">, </w:t>
+      </w:r>
+      <w:r>
+        <w:rPr>
+          <w:rFonts w:ascii="Aptos" w:hAnsi="Aptos" w:eastAsia="Aptos" w:cs="Aptos"/>
+          <w:b w:val="0"/>
+          <w:bCs w:val="0"/>
+          <w:i w:val="1"/>
+          <w:iCs w:val="1"/>
+          <w:noProof w:val="0"/>
+          <w:sz w:val="24"/>
+          <w:szCs w:val="24"/>
+          <w:lang w:val="es-ES"/>
+        </w:rPr>
+        <w:t>pct_estudios_sup</w:t>
+      </w:r>
+      <w:r>
+        <w:rPr>
+          <w:rFonts w:ascii="Aptos" w:hAnsi="Aptos" w:eastAsia="Aptos" w:cs="Aptos"/>
+          <w:b w:val="0"/>
+          <w:bCs w:val="0"/>
+          <w:noProof w:val="0"/>
+          <w:sz w:val="24"/>
+          <w:szCs w:val="24"/>
+          <w:lang w:val="es-ES"/>
+        </w:rPr>
+        <w:t xml:space="preserve">, </w:t>
+      </w:r>
+      <w:r>
+        <w:rPr>
+          <w:rFonts w:ascii="Aptos" w:hAnsi="Aptos" w:eastAsia="Aptos" w:cs="Aptos"/>
+          <w:b w:val="0"/>
+          <w:bCs w:val="0"/>
+          <w:i w:val="1"/>
+          <w:iCs w:val="1"/>
+          <w:noProof w:val="0"/>
+          <w:sz w:val="24"/>
+          <w:szCs w:val="24"/>
+          <w:lang w:val="es-ES"/>
+        </w:rPr>
+        <w:t>ratio_colegios</w:t>
+      </w:r>
+      <w:r>
+        <w:rPr>
+          <w:rFonts w:ascii="Aptos" w:hAnsi="Aptos" w:eastAsia="Aptos" w:cs="Aptos"/>
+          <w:b w:val="0"/>
+          <w:bCs w:val="0"/>
+          <w:noProof w:val="0"/>
+          <w:sz w:val="24"/>
+          <w:szCs w:val="24"/>
+          <w:lang w:val="es-ES"/>
+        </w:rPr>
+        <w:t xml:space="preserve">, </w:t>
+      </w:r>
+      <w:r>
+        <w:rPr>
+          <w:rFonts w:ascii="Aptos" w:hAnsi="Aptos" w:eastAsia="Aptos" w:cs="Aptos"/>
+          <w:b w:val="0"/>
+          <w:bCs w:val="0"/>
+          <w:i w:val="1"/>
+          <w:iCs w:val="1"/>
+          <w:noProof w:val="0"/>
+          <w:sz w:val="24"/>
+          <w:szCs w:val="24"/>
+          <w:lang w:val="es-ES"/>
+        </w:rPr>
+        <w:t>distancia_centro_educativo</w:t>
+      </w:r>
+      <w:r>
+        <w:rPr>
+          <w:rFonts w:ascii="Aptos" w:hAnsi="Aptos" w:eastAsia="Aptos" w:cs="Aptos"/>
+          <w:b w:val="0"/>
+          <w:bCs w:val="0"/>
+          <w:noProof w:val="0"/>
+          <w:sz w:val="24"/>
+          <w:szCs w:val="24"/>
+          <w:lang w:val="es-ES"/>
+        </w:rPr>
+        <w:t xml:space="preserve">, </w:t>
+      </w:r>
+      <w:r>
+        <w:rPr>
+          <w:rFonts w:ascii="Aptos" w:hAnsi="Aptos" w:eastAsia="Aptos" w:cs="Aptos"/>
+          <w:b w:val="0"/>
+          <w:bCs w:val="0"/>
+          <w:i w:val="1"/>
+          <w:iCs w:val="1"/>
+          <w:noProof w:val="0"/>
+          <w:sz w:val="24"/>
+          <w:szCs w:val="24"/>
+          <w:lang w:val="es-ES"/>
+        </w:rPr>
+        <w:t>ratio_centros_salud</w:t>
+      </w:r>
+      <w:r>
+        <w:rPr>
+          <w:rFonts w:ascii="Aptos" w:hAnsi="Aptos" w:eastAsia="Aptos" w:cs="Aptos"/>
+          <w:b w:val="0"/>
+          <w:bCs w:val="0"/>
+          <w:noProof w:val="0"/>
+          <w:sz w:val="24"/>
+          <w:szCs w:val="24"/>
+          <w:lang w:val="es-ES"/>
+        </w:rPr>
+        <w:t xml:space="preserve">, </w:t>
+      </w:r>
+      <w:r>
+        <w:rPr>
+          <w:rFonts w:ascii="Aptos" w:hAnsi="Aptos" w:eastAsia="Aptos" w:cs="Aptos"/>
+          <w:b w:val="0"/>
+          <w:bCs w:val="0"/>
+          <w:i w:val="1"/>
+          <w:iCs w:val="1"/>
+          <w:noProof w:val="0"/>
+          <w:sz w:val="24"/>
+          <w:szCs w:val="24"/>
+          <w:lang w:val="es-ES"/>
+        </w:rPr>
+        <w:t>consultorio_local</w:t>
+      </w:r>
+      <w:r>
+        <w:rPr>
+          <w:rFonts w:ascii="Aptos" w:hAnsi="Aptos" w:eastAsia="Aptos" w:cs="Aptos"/>
+          <w:b w:val="0"/>
+          <w:bCs w:val="0"/>
+          <w:noProof w:val="0"/>
+          <w:sz w:val="24"/>
+          <w:szCs w:val="24"/>
+          <w:lang w:val="es-ES"/>
+        </w:rPr>
+        <w:t xml:space="preserve">, </w:t>
+      </w:r>
+      <w:r>
+        <w:rPr>
+          <w:rFonts w:ascii="Aptos" w:hAnsi="Aptos" w:eastAsia="Aptos" w:cs="Aptos"/>
+          <w:b w:val="0"/>
+          <w:bCs w:val="0"/>
+          <w:i w:val="1"/>
+          <w:iCs w:val="1"/>
+          <w:noProof w:val="0"/>
+          <w:sz w:val="24"/>
+          <w:szCs w:val="24"/>
+          <w:lang w:val="es-ES"/>
+        </w:rPr>
+        <w:t>ratio_hospital</w:t>
+      </w:r>
+      <w:r>
+        <w:rPr>
+          <w:rFonts w:ascii="Aptos" w:hAnsi="Aptos" w:eastAsia="Aptos" w:cs="Aptos"/>
+          <w:b w:val="0"/>
+          <w:bCs w:val="0"/>
+          <w:noProof w:val="0"/>
+          <w:sz w:val="24"/>
+          <w:szCs w:val="24"/>
+          <w:lang w:val="es-ES"/>
+        </w:rPr>
+        <w:t xml:space="preserve">, </w:t>
+      </w:r>
+      <w:r>
+        <w:rPr>
+          <w:rFonts w:ascii="Aptos" w:hAnsi="Aptos" w:eastAsia="Aptos" w:cs="Aptos"/>
+          <w:b w:val="0"/>
+          <w:bCs w:val="0"/>
+          <w:i w:val="1"/>
+          <w:iCs w:val="1"/>
+          <w:noProof w:val="0"/>
+          <w:sz w:val="24"/>
+          <w:szCs w:val="24"/>
+          <w:lang w:val="es-ES"/>
+        </w:rPr>
+        <w:t>distancia_hospital</w:t>
+      </w:r>
+      <w:r>
+        <w:rPr>
+          <w:rFonts w:ascii="Aptos" w:hAnsi="Aptos" w:eastAsia="Aptos" w:cs="Aptos"/>
+          <w:b w:val="0"/>
+          <w:bCs w:val="0"/>
+          <w:noProof w:val="0"/>
+          <w:sz w:val="24"/>
+          <w:szCs w:val="24"/>
+          <w:lang w:val="es-ES"/>
+        </w:rPr>
+        <w:t xml:space="preserve">, </w:t>
+      </w:r>
+      <w:r>
+        <w:rPr>
+          <w:rFonts w:ascii="Aptos" w:hAnsi="Aptos" w:eastAsia="Aptos" w:cs="Aptos"/>
+          <w:b w:val="0"/>
+          <w:bCs w:val="0"/>
+          <w:i w:val="1"/>
+          <w:iCs w:val="1"/>
+          <w:noProof w:val="0"/>
+          <w:sz w:val="24"/>
+          <w:szCs w:val="24"/>
+          <w:lang w:val="es-ES"/>
+        </w:rPr>
+        <w:t>esfuerzo_alquiler</w:t>
+      </w:r>
+      <w:r>
+        <w:rPr>
+          <w:rFonts w:ascii="Aptos" w:hAnsi="Aptos" w:eastAsia="Aptos" w:cs="Aptos"/>
+          <w:b w:val="0"/>
+          <w:bCs w:val="0"/>
+          <w:noProof w:val="0"/>
+          <w:sz w:val="24"/>
+          <w:szCs w:val="24"/>
+          <w:lang w:val="es-ES"/>
+        </w:rPr>
+        <w:t xml:space="preserve"> y </w:t>
+      </w:r>
+      <w:r>
+        <w:rPr>
+          <w:rFonts w:ascii="Aptos" w:hAnsi="Aptos" w:eastAsia="Aptos" w:cs="Aptos"/>
+          <w:b w:val="0"/>
+          <w:bCs w:val="0"/>
+          <w:i w:val="1"/>
+          <w:iCs w:val="1"/>
+          <w:noProof w:val="0"/>
+          <w:sz w:val="24"/>
+          <w:szCs w:val="24"/>
+          <w:lang w:val="es-ES"/>
+        </w:rPr>
+        <w:t>pct_hogares_100mbps</w:t>
+      </w:r>
+      <w:r>
+        <w:rPr>
+          <w:rFonts w:ascii="Aptos" w:hAnsi="Aptos" w:eastAsia="Aptos" w:cs="Aptos"/>
+          <w:b w:val="0"/>
+          <w:bCs w:val="0"/>
+          <w:noProof w:val="0"/>
+          <w:sz w:val="24"/>
+          <w:szCs w:val="24"/>
+          <w:lang w:val="es-ES"/>
+        </w:rPr>
+        <w:t xml:space="preserve">. Además, la variable </w:t>
+      </w:r>
+      <w:r>
+        <w:rPr>
+          <w:rFonts w:ascii="Aptos" w:hAnsi="Aptos" w:eastAsia="Aptos" w:cs="Aptos"/>
+          <w:b w:val="0"/>
+          <w:bCs w:val="0"/>
+          <w:i w:val="1"/>
+          <w:iCs w:val="1"/>
+          <w:noProof w:val="0"/>
+          <w:sz w:val="24"/>
+          <w:szCs w:val="24"/>
+          <w:lang w:val="es-ES"/>
+        </w:rPr>
+        <w:t>naturaleza_contratos</w:t>
+      </w:r>
+      <w:r>
+        <w:rPr>
+          <w:rFonts w:ascii="Aptos" w:hAnsi="Aptos" w:eastAsia="Aptos" w:cs="Aptos"/>
+          <w:b w:val="0"/>
+          <w:bCs w:val="0"/>
+          <w:noProof w:val="0"/>
+          <w:sz w:val="24"/>
+          <w:szCs w:val="24"/>
+          <w:lang w:val="es-ES"/>
+        </w:rPr>
+        <w:t xml:space="preserve"> se utilizó únicamente como apoyo interpretativo, no como variable activa en la formación de los clústeres.</w:t>
+      </w:r>
+    </w:p>
+    <w:p>
+      <w:pPr>
+        <w:pStyle w:val="Normal"/>
+        <w:spacing w:before="240" w:beforeAutospacing="off" w:after="240" w:afterAutospacing="off"/>
+        <w:jc w:val="both"/>
+        <w:rPr>
+          <w:rFonts w:ascii="Aptos" w:hAnsi="Aptos" w:eastAsia="Aptos" w:cs="Aptos"/>
+          <w:b w:val="0"/>
+          <w:bCs w:val="0"/>
+          <w:noProof w:val="0"/>
+          <w:sz w:val="24"/>
+          <w:szCs w:val="24"/>
+          <w:lang w:val="es-ES"/>
+        </w:rPr>
+      </w:pPr>
+      <w:r>
+        <w:rPr>
+          <w:rFonts w:ascii="Aptos" w:hAnsi="Aptos" w:eastAsia="Aptos" w:cs="Aptos"/>
+          <w:b w:val="0"/>
+          <w:bCs w:val="0"/>
+          <w:noProof w:val="0"/>
+          <w:sz w:val="24"/>
+          <w:szCs w:val="24"/>
+          <w:lang w:val="es-ES"/>
+        </w:rPr>
+        <w:t xml:space="preserve">Antes de agrupar los municipios, se comprobó la tendencia al </w:t>
+      </w:r>
+      <w:r>
+        <w:rPr>
+          <w:rFonts w:ascii="Aptos" w:hAnsi="Aptos" w:eastAsia="Aptos" w:cs="Aptos"/>
+          <w:b w:val="0"/>
+          <w:bCs w:val="0"/>
+          <w:noProof w:val="0"/>
+          <w:sz w:val="24"/>
+          <w:szCs w:val="24"/>
+          <w:lang w:val="es-ES"/>
+        </w:rPr>
+        <w:t>clustering</w:t>
+      </w:r>
+      <w:r>
+        <w:rPr>
+          <w:rFonts w:ascii="Aptos" w:hAnsi="Aptos" w:eastAsia="Aptos" w:cs="Aptos"/>
+          <w:b w:val="0"/>
+          <w:bCs w:val="0"/>
+          <w:noProof w:val="0"/>
+          <w:sz w:val="24"/>
+          <w:szCs w:val="24"/>
+          <w:lang w:val="es-ES"/>
+        </w:rPr>
+        <w:t xml:space="preserve"> mediante el estadístico de Hopkins, </w:t>
+      </w:r>
+      <w:r>
+        <w:rPr>
+          <w:rFonts w:ascii="Aptos" w:hAnsi="Aptos" w:eastAsia="Aptos" w:cs="Aptos"/>
+          <w:noProof w:val="0"/>
+          <w:sz w:val="24"/>
+          <w:szCs w:val="24"/>
+          <w:lang w:val="es-ES"/>
+        </w:rPr>
+        <w:t xml:space="preserve">obteniendo valores cercanos a 1 </w:t>
+      </w:r>
+      <w:r>
+        <w:rPr>
+          <w:rFonts w:ascii="Aptos" w:hAnsi="Aptos" w:eastAsia="Aptos" w:cs="Aptos"/>
+          <w:b w:val="0"/>
+          <w:bCs w:val="0"/>
+          <w:noProof w:val="0"/>
+          <w:sz w:val="24"/>
+          <w:szCs w:val="24"/>
+          <w:lang w:val="es-ES"/>
+        </w:rPr>
+        <w:t>tanto en Vizcaya (</w:t>
+      </w:r>
+      <w:r>
+        <w:rPr>
+          <w:rFonts w:ascii="Aptos" w:hAnsi="Aptos" w:eastAsia="Aptos" w:cs="Aptos"/>
+          <w:b w:val="0"/>
+          <w:bCs w:val="0"/>
+          <w:i w:val="1"/>
+          <w:iCs w:val="1"/>
+          <w:noProof w:val="0"/>
+          <w:sz w:val="24"/>
+          <w:szCs w:val="24"/>
+          <w:lang w:val="es-ES"/>
+        </w:rPr>
+        <w:t>Hopkins = 0,992</w:t>
+      </w:r>
+      <w:r>
+        <w:rPr>
+          <w:rFonts w:ascii="Aptos" w:hAnsi="Aptos" w:eastAsia="Aptos" w:cs="Aptos"/>
+          <w:b w:val="0"/>
+          <w:bCs w:val="0"/>
+          <w:noProof w:val="0"/>
+          <w:sz w:val="24"/>
+          <w:szCs w:val="24"/>
+          <w:lang w:val="es-ES"/>
+        </w:rPr>
+        <w:t>) como en Valencia (</w:t>
+      </w:r>
+      <w:r>
+        <w:rPr>
+          <w:rFonts w:ascii="Aptos" w:hAnsi="Aptos" w:eastAsia="Aptos" w:cs="Aptos"/>
+          <w:b w:val="0"/>
+          <w:bCs w:val="0"/>
+          <w:i w:val="1"/>
+          <w:iCs w:val="1"/>
+          <w:noProof w:val="0"/>
+          <w:sz w:val="24"/>
+          <w:szCs w:val="24"/>
+          <w:lang w:val="es-ES"/>
+        </w:rPr>
+        <w:t>Hopkins = 0,832</w:t>
+      </w:r>
+      <w:r>
+        <w:rPr>
+          <w:rFonts w:ascii="Aptos" w:hAnsi="Aptos" w:eastAsia="Aptos" w:cs="Aptos"/>
+          <w:b w:val="0"/>
+          <w:bCs w:val="0"/>
+          <w:noProof w:val="0"/>
+          <w:sz w:val="24"/>
+          <w:szCs w:val="24"/>
+          <w:lang w:val="es-ES"/>
+        </w:rPr>
+        <w:t>)</w:t>
+      </w:r>
+      <w:r>
+        <w:rPr>
+          <w:rFonts w:ascii="Aptos" w:hAnsi="Aptos" w:eastAsia="Aptos" w:cs="Aptos"/>
+          <w:b w:val="0"/>
+          <w:bCs w:val="0"/>
+          <w:noProof w:val="0"/>
+          <w:sz w:val="24"/>
+          <w:szCs w:val="24"/>
+          <w:lang w:val="es-ES"/>
+        </w:rPr>
+        <w:t>, indicando una clara tendencia al agrupamiento en ambos territorios</w:t>
+      </w:r>
+      <w:r>
+        <w:rPr>
+          <w:rFonts w:ascii="Aptos" w:hAnsi="Aptos" w:eastAsia="Aptos" w:cs="Aptos"/>
+          <w:b w:val="0"/>
+          <w:bCs w:val="0"/>
+          <w:noProof w:val="0"/>
+          <w:sz w:val="24"/>
+          <w:szCs w:val="24"/>
+          <w:lang w:val="es-ES"/>
+        </w:rPr>
+        <w:t xml:space="preserve">. Después, se compararon tres métodos: </w:t>
+      </w:r>
+      <w:r>
+        <w:rPr>
+          <w:rFonts w:ascii="Aptos" w:hAnsi="Aptos" w:eastAsia="Aptos" w:cs="Aptos"/>
+          <w:b w:val="0"/>
+          <w:bCs w:val="0"/>
+          <w:noProof w:val="0"/>
+          <w:sz w:val="24"/>
+          <w:szCs w:val="24"/>
+          <w:lang w:val="es-ES"/>
+        </w:rPr>
+        <w:t>clustering</w:t>
+      </w:r>
+      <w:r>
+        <w:rPr>
+          <w:rFonts w:ascii="Aptos" w:hAnsi="Aptos" w:eastAsia="Aptos" w:cs="Aptos"/>
+          <w:b w:val="0"/>
+          <w:bCs w:val="0"/>
+          <w:noProof w:val="0"/>
+          <w:sz w:val="24"/>
+          <w:szCs w:val="24"/>
+          <w:lang w:val="es-ES"/>
+        </w:rPr>
+        <w:t xml:space="preserve"> jerárquico con Ward.D2, k-medias y PAM. En ambos casos se seleccionó k-medias como solución principal, por ofrecer una mejor combinación entre calidad estadística e interpretación de los grupos.</w:t>
+      </w:r>
+    </w:p>
+    <w:p>
+      <w:pPr>
+        <w:spacing w:before="240" w:beforeAutospacing="off" w:after="240" w:afterAutospacing="off"/>
+        <w:jc w:val="both"/>
+        <w:rPr>
+          <w:rFonts w:ascii="Aptos" w:hAnsi="Aptos" w:eastAsia="Aptos" w:cs="Aptos"/>
+          <w:b w:val="0"/>
+          <w:bCs w:val="0"/>
+          <w:noProof w:val="0"/>
+          <w:sz w:val="24"/>
+          <w:szCs w:val="24"/>
+          <w:lang w:val="es-ES"/>
+        </w:rPr>
+      </w:pPr>
+      <w:r>
+        <w:rPr>
+          <w:rFonts w:ascii="Aptos" w:hAnsi="Aptos" w:eastAsia="Aptos" w:cs="Aptos"/>
+          <w:b w:val="0"/>
+          <w:bCs w:val="0"/>
+          <w:noProof w:val="0"/>
+          <w:sz w:val="24"/>
+          <w:szCs w:val="24"/>
+          <w:lang w:val="es-ES"/>
+        </w:rPr>
+        <w:t xml:space="preserve">En Vizcaya se identificaron </w:t>
+      </w:r>
+      <w:r>
+        <w:rPr>
+          <w:rFonts w:ascii="Aptos" w:hAnsi="Aptos" w:eastAsia="Aptos" w:cs="Aptos"/>
+          <w:b w:val="0"/>
+          <w:bCs w:val="0"/>
+          <w:noProof w:val="0"/>
+          <w:sz w:val="24"/>
+          <w:szCs w:val="24"/>
+          <w:lang w:val="es-ES"/>
+        </w:rPr>
+        <w:t>cinco perfiles municipales</w:t>
+      </w:r>
+      <w:r>
+        <w:rPr>
+          <w:rFonts w:ascii="Aptos" w:hAnsi="Aptos" w:eastAsia="Aptos" w:cs="Aptos"/>
+          <w:b w:val="0"/>
+          <w:bCs w:val="0"/>
+          <w:noProof w:val="0"/>
+          <w:sz w:val="24"/>
+          <w:szCs w:val="24"/>
+          <w:lang w:val="es-ES"/>
+        </w:rPr>
+        <w:t xml:space="preserve">: </w:t>
+      </w:r>
+      <w:r>
+        <w:rPr>
+          <w:rFonts w:ascii="Aptos" w:hAnsi="Aptos" w:eastAsia="Aptos" w:cs="Aptos"/>
+          <w:b w:val="0"/>
+          <w:bCs w:val="0"/>
+          <w:noProof w:val="0"/>
+          <w:sz w:val="24"/>
+          <w:szCs w:val="24"/>
+          <w:lang w:val="es-ES"/>
+        </w:rPr>
+        <w:t>municipios con alta presión de alquiler y orientación a perfiles mixtos y servicios</w:t>
+      </w:r>
+      <w:r>
+        <w:rPr>
+          <w:rFonts w:ascii="Aptos" w:hAnsi="Aptos" w:eastAsia="Aptos" w:cs="Aptos"/>
+          <w:b w:val="0"/>
+          <w:bCs w:val="0"/>
+          <w:noProof w:val="0"/>
+          <w:sz w:val="24"/>
+          <w:szCs w:val="24"/>
+          <w:lang w:val="es-ES"/>
+        </w:rPr>
+        <w:t xml:space="preserve">, </w:t>
+      </w:r>
+      <w:r>
+        <w:rPr>
+          <w:rFonts w:ascii="Aptos" w:hAnsi="Aptos" w:eastAsia="Aptos" w:cs="Aptos"/>
+          <w:b w:val="0"/>
+          <w:bCs w:val="0"/>
+          <w:noProof w:val="0"/>
+          <w:sz w:val="24"/>
+          <w:szCs w:val="24"/>
+          <w:lang w:val="es-ES"/>
+        </w:rPr>
+        <w:t>municipios urbanos envejecidos con alta formación orientados a servicios</w:t>
+      </w:r>
+      <w:r>
+        <w:rPr>
+          <w:rFonts w:ascii="Aptos" w:hAnsi="Aptos" w:eastAsia="Aptos" w:cs="Aptos"/>
+          <w:b w:val="0"/>
+          <w:bCs w:val="0"/>
+          <w:noProof w:val="0"/>
+          <w:sz w:val="24"/>
+          <w:szCs w:val="24"/>
+          <w:lang w:val="es-ES"/>
+        </w:rPr>
+        <w:t xml:space="preserve">, </w:t>
+      </w:r>
+      <w:r>
+        <w:rPr>
+          <w:rFonts w:ascii="Aptos" w:hAnsi="Aptos" w:eastAsia="Aptos" w:cs="Aptos"/>
+          <w:b w:val="0"/>
+          <w:bCs w:val="0"/>
+          <w:noProof w:val="0"/>
+          <w:sz w:val="24"/>
+          <w:szCs w:val="24"/>
+          <w:lang w:val="es-ES"/>
+        </w:rPr>
+        <w:t>municipios rurales con baja accesibilidad a servicios</w:t>
+      </w:r>
+      <w:r>
+        <w:rPr>
+          <w:rFonts w:ascii="Aptos" w:hAnsi="Aptos" w:eastAsia="Aptos" w:cs="Aptos"/>
+          <w:b w:val="0"/>
+          <w:bCs w:val="0"/>
+          <w:noProof w:val="0"/>
+          <w:sz w:val="24"/>
+          <w:szCs w:val="24"/>
+          <w:lang w:val="es-ES"/>
+        </w:rPr>
+        <w:t xml:space="preserve">, </w:t>
+      </w:r>
+      <w:r>
+        <w:rPr>
+          <w:rFonts w:ascii="Aptos" w:hAnsi="Aptos" w:eastAsia="Aptos" w:cs="Aptos"/>
+          <w:b w:val="0"/>
+          <w:bCs w:val="0"/>
+          <w:noProof w:val="0"/>
+          <w:sz w:val="24"/>
+          <w:szCs w:val="24"/>
+          <w:lang w:val="es-ES"/>
+        </w:rPr>
+        <w:t>municipios jóvenes con buena dotación sanitaria</w:t>
+      </w:r>
+      <w:r>
+        <w:rPr>
+          <w:rFonts w:ascii="Aptos" w:hAnsi="Aptos" w:eastAsia="Aptos" w:cs="Aptos"/>
+          <w:b w:val="0"/>
+          <w:bCs w:val="0"/>
+          <w:noProof w:val="0"/>
+          <w:sz w:val="24"/>
+          <w:szCs w:val="24"/>
+          <w:lang w:val="es-ES"/>
+        </w:rPr>
+        <w:t xml:space="preserve"> y </w:t>
+      </w:r>
+      <w:r>
+        <w:rPr>
+          <w:rFonts w:ascii="Aptos" w:hAnsi="Aptos" w:eastAsia="Aptos" w:cs="Aptos"/>
+          <w:b w:val="0"/>
+          <w:bCs w:val="0"/>
+          <w:noProof w:val="0"/>
+          <w:sz w:val="24"/>
+          <w:szCs w:val="24"/>
+          <w:lang w:val="es-ES"/>
+        </w:rPr>
+        <w:t>municipios equilibrados con alta conectividad digital</w:t>
+      </w:r>
+      <w:r>
+        <w:rPr>
+          <w:rFonts w:ascii="Aptos" w:hAnsi="Aptos" w:eastAsia="Aptos" w:cs="Aptos"/>
+          <w:b w:val="0"/>
+          <w:bCs w:val="0"/>
+          <w:noProof w:val="0"/>
+          <w:sz w:val="24"/>
+          <w:szCs w:val="24"/>
+          <w:lang w:val="es-ES"/>
+        </w:rPr>
+        <w:t xml:space="preserve">. En Valencia se obtuvieron </w:t>
+      </w:r>
+      <w:r>
+        <w:rPr>
+          <w:rFonts w:ascii="Aptos" w:hAnsi="Aptos" w:eastAsia="Aptos" w:cs="Aptos"/>
+          <w:b w:val="0"/>
+          <w:bCs w:val="0"/>
+          <w:noProof w:val="0"/>
+          <w:sz w:val="24"/>
+          <w:szCs w:val="24"/>
+          <w:lang w:val="es-ES"/>
+        </w:rPr>
+        <w:t>seis perfiles</w:t>
+      </w:r>
+      <w:r>
+        <w:rPr>
+          <w:rFonts w:ascii="Aptos" w:hAnsi="Aptos" w:eastAsia="Aptos" w:cs="Aptos"/>
+          <w:b w:val="0"/>
+          <w:bCs w:val="0"/>
+          <w:noProof w:val="0"/>
+          <w:sz w:val="24"/>
+          <w:szCs w:val="24"/>
+          <w:lang w:val="es-ES"/>
+        </w:rPr>
+        <w:t xml:space="preserve">: </w:t>
+      </w:r>
+      <w:r>
+        <w:rPr>
+          <w:rFonts w:ascii="Aptos" w:hAnsi="Aptos" w:eastAsia="Aptos" w:cs="Aptos"/>
+          <w:b w:val="0"/>
+          <w:bCs w:val="0"/>
+          <w:noProof w:val="0"/>
+          <w:sz w:val="24"/>
+          <w:szCs w:val="24"/>
+          <w:lang w:val="es-ES"/>
+        </w:rPr>
+        <w:t>municipios jóvenes con baja accesibilidad sanitaria</w:t>
+      </w:r>
+      <w:r>
+        <w:rPr>
+          <w:rFonts w:ascii="Aptos" w:hAnsi="Aptos" w:eastAsia="Aptos" w:cs="Aptos"/>
+          <w:b w:val="0"/>
+          <w:bCs w:val="0"/>
+          <w:noProof w:val="0"/>
+          <w:sz w:val="24"/>
+          <w:szCs w:val="24"/>
+          <w:lang w:val="es-ES"/>
+        </w:rPr>
+        <w:t xml:space="preserve">, </w:t>
+      </w:r>
+      <w:r>
+        <w:rPr>
+          <w:rFonts w:ascii="Aptos" w:hAnsi="Aptos" w:eastAsia="Aptos" w:cs="Aptos"/>
+          <w:b w:val="0"/>
+          <w:bCs w:val="0"/>
+          <w:noProof w:val="0"/>
+          <w:sz w:val="24"/>
+          <w:szCs w:val="24"/>
+          <w:lang w:val="es-ES"/>
+        </w:rPr>
+        <w:t>municipios equilibrados</w:t>
+      </w:r>
+      <w:r>
+        <w:rPr>
+          <w:rFonts w:ascii="Aptos" w:hAnsi="Aptos" w:eastAsia="Aptos" w:cs="Aptos"/>
+          <w:b w:val="0"/>
+          <w:bCs w:val="0"/>
+          <w:noProof w:val="0"/>
+          <w:sz w:val="24"/>
+          <w:szCs w:val="24"/>
+          <w:lang w:val="es-ES"/>
+        </w:rPr>
+        <w:t xml:space="preserve">, </w:t>
+      </w:r>
+      <w:r>
+        <w:rPr>
+          <w:rFonts w:ascii="Aptos" w:hAnsi="Aptos" w:eastAsia="Aptos" w:cs="Aptos"/>
+          <w:b w:val="0"/>
+          <w:bCs w:val="0"/>
+          <w:noProof w:val="0"/>
+          <w:sz w:val="24"/>
+          <w:szCs w:val="24"/>
+          <w:lang w:val="es-ES"/>
+        </w:rPr>
+        <w:t>municipios rurales con buena conectividad</w:t>
+      </w:r>
+      <w:r>
+        <w:rPr>
+          <w:rFonts w:ascii="Aptos" w:hAnsi="Aptos" w:eastAsia="Aptos" w:cs="Aptos"/>
+          <w:b w:val="0"/>
+          <w:bCs w:val="0"/>
+          <w:noProof w:val="0"/>
+          <w:sz w:val="24"/>
+          <w:szCs w:val="24"/>
+          <w:lang w:val="es-ES"/>
+        </w:rPr>
+        <w:t xml:space="preserve">, </w:t>
+      </w:r>
+      <w:r>
+        <w:rPr>
+          <w:rFonts w:ascii="Aptos" w:hAnsi="Aptos" w:eastAsia="Aptos" w:cs="Aptos"/>
+          <w:b w:val="0"/>
+          <w:bCs w:val="0"/>
+          <w:noProof w:val="0"/>
+          <w:sz w:val="24"/>
+          <w:szCs w:val="24"/>
+          <w:lang w:val="es-ES"/>
+        </w:rPr>
+        <w:t>municipios muy envejecidos</w:t>
+      </w:r>
+      <w:r>
+        <w:rPr>
+          <w:rFonts w:ascii="Aptos" w:hAnsi="Aptos" w:eastAsia="Aptos" w:cs="Aptos"/>
+          <w:b w:val="0"/>
+          <w:bCs w:val="0"/>
+          <w:noProof w:val="0"/>
+          <w:sz w:val="24"/>
+          <w:szCs w:val="24"/>
+          <w:lang w:val="es-ES"/>
+        </w:rPr>
+        <w:t xml:space="preserve">, </w:t>
+      </w:r>
+      <w:r>
+        <w:rPr>
+          <w:rFonts w:ascii="Aptos" w:hAnsi="Aptos" w:eastAsia="Aptos" w:cs="Aptos"/>
+          <w:b w:val="0"/>
+          <w:bCs w:val="0"/>
+          <w:noProof w:val="0"/>
+          <w:sz w:val="24"/>
+          <w:szCs w:val="24"/>
+          <w:lang w:val="es-ES"/>
+        </w:rPr>
+        <w:t>municipios rurales envejecidos con presión residencial</w:t>
+      </w:r>
+      <w:r>
+        <w:rPr>
+          <w:rFonts w:ascii="Aptos" w:hAnsi="Aptos" w:eastAsia="Aptos" w:cs="Aptos"/>
+          <w:b w:val="0"/>
+          <w:bCs w:val="0"/>
+          <w:noProof w:val="0"/>
+          <w:sz w:val="24"/>
+          <w:szCs w:val="24"/>
+          <w:lang w:val="es-ES"/>
+        </w:rPr>
+        <w:t xml:space="preserve"> y </w:t>
+      </w:r>
+      <w:r>
+        <w:rPr>
+          <w:rFonts w:ascii="Aptos" w:hAnsi="Aptos" w:eastAsia="Aptos" w:cs="Aptos"/>
+          <w:b w:val="0"/>
+          <w:bCs w:val="0"/>
+          <w:noProof w:val="0"/>
+          <w:sz w:val="24"/>
+          <w:szCs w:val="24"/>
+          <w:lang w:val="es-ES"/>
+        </w:rPr>
+        <w:t>municipios urbanos con alta formación y presión de alquiler</w:t>
+      </w:r>
+      <w:r>
+        <w:rPr>
+          <w:rFonts w:ascii="Aptos" w:hAnsi="Aptos" w:eastAsia="Aptos" w:cs="Aptos"/>
+          <w:b w:val="0"/>
+          <w:bCs w:val="0"/>
+          <w:noProof w:val="0"/>
+          <w:sz w:val="24"/>
+          <w:szCs w:val="24"/>
+          <w:lang w:val="es-ES"/>
+        </w:rPr>
+        <w:t>.</w:t>
+      </w:r>
+    </w:p>
+    <w:p>
+      <w:pPr>
+        <w:spacing w:before="240" w:beforeAutospacing="off" w:after="240" w:afterAutospacing="off"/>
+        <w:jc w:val="both"/>
+        <w:rPr>
+          <w:rFonts w:ascii="Aptos" w:hAnsi="Aptos" w:eastAsia="Aptos" w:cs="Aptos"/>
+          <w:b w:val="0"/>
+          <w:bCs w:val="0"/>
+          <w:noProof w:val="0"/>
+          <w:sz w:val="24"/>
+          <w:szCs w:val="24"/>
+          <w:lang w:val="es-ES"/>
+        </w:rPr>
+      </w:pPr>
+      <w:r>
+        <w:rPr>
+          <w:rFonts w:ascii="Aptos" w:hAnsi="Aptos" w:eastAsia="Aptos" w:cs="Aptos"/>
+          <w:b w:val="0"/>
+          <w:bCs w:val="0"/>
+          <w:noProof w:val="0"/>
+          <w:sz w:val="24"/>
+          <w:szCs w:val="24"/>
+          <w:lang w:val="es-ES"/>
+        </w:rPr>
+        <w:t xml:space="preserve">La interpretación de los resultados, apoyada en el PCA y en los perfiles medios, muestra que las variables con mayor capacidad para diferenciar los municipios son principalmente la </w:t>
+      </w:r>
+      <w:r>
+        <w:rPr>
+          <w:rFonts w:ascii="Aptos" w:hAnsi="Aptos" w:eastAsia="Aptos" w:cs="Aptos"/>
+          <w:b w:val="0"/>
+          <w:bCs w:val="0"/>
+          <w:i w:val="1"/>
+          <w:iCs w:val="1"/>
+          <w:noProof w:val="0"/>
+          <w:sz w:val="24"/>
+          <w:szCs w:val="24"/>
+          <w:lang w:val="es-ES"/>
+        </w:rPr>
+        <w:t>distancia_hospital</w:t>
+      </w:r>
+      <w:r>
+        <w:rPr>
+          <w:rFonts w:ascii="Aptos" w:hAnsi="Aptos" w:eastAsia="Aptos" w:cs="Aptos"/>
+          <w:b w:val="0"/>
+          <w:bCs w:val="0"/>
+          <w:noProof w:val="0"/>
+          <w:sz w:val="24"/>
+          <w:szCs w:val="24"/>
+          <w:lang w:val="es-ES"/>
+        </w:rPr>
+        <w:t xml:space="preserve">, la </w:t>
+      </w:r>
+      <w:r>
+        <w:rPr>
+          <w:rFonts w:ascii="Aptos" w:hAnsi="Aptos" w:eastAsia="Aptos" w:cs="Aptos"/>
+          <w:b w:val="0"/>
+          <w:bCs w:val="0"/>
+          <w:i w:val="1"/>
+          <w:iCs w:val="1"/>
+          <w:noProof w:val="0"/>
+          <w:sz w:val="24"/>
+          <w:szCs w:val="24"/>
+          <w:lang w:val="es-ES"/>
+        </w:rPr>
+        <w:t>distancia_centro_educativo</w:t>
+      </w:r>
+      <w:r>
+        <w:rPr>
+          <w:rFonts w:ascii="Aptos" w:hAnsi="Aptos" w:eastAsia="Aptos" w:cs="Aptos"/>
+          <w:b w:val="0"/>
+          <w:bCs w:val="0"/>
+          <w:noProof w:val="0"/>
+          <w:sz w:val="24"/>
+          <w:szCs w:val="24"/>
+          <w:lang w:val="es-ES"/>
+        </w:rPr>
+        <w:t xml:space="preserve">, el </w:t>
+      </w:r>
+      <w:r>
+        <w:rPr>
+          <w:rFonts w:ascii="Aptos" w:hAnsi="Aptos" w:eastAsia="Aptos" w:cs="Aptos"/>
+          <w:b w:val="0"/>
+          <w:bCs w:val="0"/>
+          <w:i w:val="1"/>
+          <w:iCs w:val="1"/>
+          <w:noProof w:val="0"/>
+          <w:sz w:val="24"/>
+          <w:szCs w:val="24"/>
+          <w:lang w:val="es-ES"/>
+        </w:rPr>
+        <w:t>indice_envejecimiento</w:t>
+      </w:r>
+      <w:r>
+        <w:rPr>
+          <w:rFonts w:ascii="Aptos" w:hAnsi="Aptos" w:eastAsia="Aptos" w:cs="Aptos"/>
+          <w:b w:val="0"/>
+          <w:bCs w:val="0"/>
+          <w:noProof w:val="0"/>
+          <w:sz w:val="24"/>
+          <w:szCs w:val="24"/>
+          <w:lang w:val="es-ES"/>
+        </w:rPr>
+        <w:t xml:space="preserve"> y el </w:t>
+      </w:r>
+      <w:r>
+        <w:rPr>
+          <w:rFonts w:ascii="Aptos" w:hAnsi="Aptos" w:eastAsia="Aptos" w:cs="Aptos"/>
+          <w:b w:val="0"/>
+          <w:bCs w:val="0"/>
+          <w:i w:val="1"/>
+          <w:iCs w:val="1"/>
+          <w:noProof w:val="0"/>
+          <w:sz w:val="24"/>
+          <w:szCs w:val="24"/>
+          <w:lang w:val="es-ES"/>
+        </w:rPr>
+        <w:t>esfuerzo_alquiler</w:t>
+      </w:r>
+      <w:r>
+        <w:rPr>
+          <w:rFonts w:ascii="Aptos" w:hAnsi="Aptos" w:eastAsia="Aptos" w:cs="Aptos"/>
+          <w:b w:val="0"/>
+          <w:bCs w:val="0"/>
+          <w:noProof w:val="0"/>
+          <w:sz w:val="24"/>
+          <w:szCs w:val="24"/>
+          <w:lang w:val="es-ES"/>
+        </w:rPr>
+        <w:t>.</w:t>
+      </w:r>
+    </w:p>
+    <w:p>
+      <w:pPr>
+        <w:spacing w:before="240" w:beforeAutospacing="off" w:after="240" w:afterAutospacing="off"/>
+        <w:jc w:val="both"/>
+        <w:rPr>
+          <w:rFonts w:ascii="Aptos" w:hAnsi="Aptos" w:eastAsia="Aptos" w:cs="Aptos"/>
+          <w:b w:val="0"/>
+          <w:bCs w:val="0"/>
+          <w:noProof w:val="0"/>
+          <w:sz w:val="24"/>
+          <w:szCs w:val="24"/>
+          <w:lang w:val="es-ES"/>
+        </w:rPr>
+      </w:pPr>
+      <w:r>
+        <w:rPr>
+          <w:rFonts w:ascii="Aptos" w:hAnsi="Aptos" w:eastAsia="Aptos" w:cs="Aptos"/>
+          <w:b w:val="0"/>
+          <w:bCs w:val="0"/>
+          <w:noProof w:val="0"/>
+          <w:sz w:val="24"/>
+          <w:szCs w:val="24"/>
+          <w:lang w:val="es-ES"/>
+        </w:rPr>
+        <w:t xml:space="preserve">En conjunto, el análisis permite concluir que los municipios de Vizcaya y Valencia presentan diferencias territoriales claras. El </w:t>
+      </w:r>
+      <w:r>
+        <w:rPr>
+          <w:rFonts w:ascii="Aptos" w:hAnsi="Aptos" w:eastAsia="Aptos" w:cs="Aptos"/>
+          <w:b w:val="0"/>
+          <w:bCs w:val="0"/>
+          <w:noProof w:val="0"/>
+          <w:sz w:val="24"/>
+          <w:szCs w:val="24"/>
+          <w:lang w:val="es-ES"/>
+        </w:rPr>
+        <w:t>clustering</w:t>
+      </w:r>
+      <w:r>
+        <w:rPr>
+          <w:rFonts w:ascii="Aptos" w:hAnsi="Aptos" w:eastAsia="Aptos" w:cs="Aptos"/>
+          <w:b w:val="0"/>
+          <w:bCs w:val="0"/>
+          <w:noProof w:val="0"/>
+          <w:sz w:val="24"/>
+          <w:szCs w:val="24"/>
+          <w:lang w:val="es-ES"/>
+        </w:rPr>
+        <w:t xml:space="preserve"> ha permitido sintetizar esa diversidad en grupos interpretables, diferenciando municipios urbanos y rurales, jóvenes y envejecidos, con mayor o menor accesibilidad a servicios, distinta conectividad digital y diferentes niveles de presión residencial.</w:t>
+      </w:r>
+    </w:p>
+    <w:p>
+      <w:pPr>
+        <w:spacing w:before="240" w:beforeAutospacing="off" w:after="240" w:afterAutospacing="off"/>
+        <w:rPr>
+          <w:rFonts w:ascii="Aptos" w:hAnsi="Aptos" w:eastAsia="Aptos" w:cs="Aptos"/>
+          <w:b w:val="1"/>
+          <w:bCs w:val="1"/>
+          <w:noProof w:val="0"/>
+          <w:sz w:val="24"/>
+          <w:szCs w:val="24"/>
+          <w:lang w:val="es-ES"/>
+        </w:rPr>
+      </w:pPr>
+    </w:p>
+    <w:p>
+      <w:pPr>
+        <w:spacing w:before="240" w:beforeAutospacing="off" w:after="240" w:afterAutospacing="off"/>
+      </w:pPr>
+      <w:r>
+        <w:rPr>
+          <w:rFonts w:ascii="Aptos" w:hAnsi="Aptos" w:eastAsia="Aptos" w:cs="Aptos"/>
+          <w:b w:val="1"/>
+          <w:bCs w:val="1"/>
+          <w:noProof w:val="0"/>
+          <w:sz w:val="24"/>
+          <w:szCs w:val="24"/>
+          <w:lang w:val="es-ES"/>
+        </w:rPr>
+        <w:t>OBJETIVO 2:</w:t>
+      </w:r>
+    </w:p>
+    <w:p>
+      <w:pPr>
+        <w:spacing w:before="240" w:beforeAutospacing="off" w:after="240" w:afterAutospacing="off"/>
+        <w:jc w:val="both"/>
+      </w:pPr>
+      <w:r>
+        <w:rPr>
+          <w:rFonts w:ascii="Aptos" w:hAnsi="Aptos" w:eastAsia="Aptos" w:cs="Aptos"/>
+          <w:noProof w:val="0"/>
+          <w:sz w:val="24"/>
+          <w:szCs w:val="24"/>
+          <w:lang w:val="es-ES"/>
+        </w:rPr>
+        <w:t xml:space="preserve">El segundo objetivo consistía en identificar y caracterizar distintos tipos de distritos en Bilbao y Valencia a partir de variables demográficas, de equipamiento urbano y de mercado residencial. Para ello, se prepararon las bases de distritos de ambas ciudades, se seleccionaron las variables </w:t>
+      </w:r>
+      <w:r>
+        <w:rPr>
+          <w:rFonts w:ascii="Aptos" w:hAnsi="Aptos" w:eastAsia="Aptos" w:cs="Aptos"/>
+          <w:noProof w:val="0"/>
+          <w:sz w:val="24"/>
+          <w:szCs w:val="24"/>
+          <w:lang w:val="es-ES"/>
+        </w:rPr>
+        <w:t>relevantes</w:t>
+      </w:r>
+      <w:r>
+        <w:rPr>
+          <w:rFonts w:ascii="Aptos" w:hAnsi="Aptos" w:eastAsia="Aptos" w:cs="Aptos"/>
+          <w:noProof w:val="0"/>
+          <w:sz w:val="24"/>
+          <w:szCs w:val="24"/>
+          <w:lang w:val="es-ES"/>
+        </w:rPr>
+        <w:t>, se escalaron los datos y se aplicaron distintos mé</w:t>
+      </w:r>
+      <w:r>
+        <w:rPr>
+          <w:rFonts w:ascii="Aptos" w:hAnsi="Aptos" w:eastAsia="Aptos" w:cs="Aptos"/>
+          <w:noProof w:val="0"/>
+          <w:sz w:val="24"/>
+          <w:szCs w:val="24"/>
+          <w:lang w:val="es-ES"/>
+        </w:rPr>
+        <w:t xml:space="preserve">todos de </w:t>
+      </w:r>
+      <w:r>
+        <w:rPr>
+          <w:rFonts w:ascii="Aptos" w:hAnsi="Aptos" w:eastAsia="Aptos" w:cs="Aptos"/>
+          <w:noProof w:val="0"/>
+          <w:sz w:val="24"/>
+          <w:szCs w:val="24"/>
+          <w:lang w:val="es-ES"/>
+        </w:rPr>
+        <w:t>c</w:t>
+      </w:r>
+      <w:r>
+        <w:rPr>
+          <w:rFonts w:ascii="Aptos" w:hAnsi="Aptos" w:eastAsia="Aptos" w:cs="Aptos"/>
+          <w:noProof w:val="0"/>
+          <w:sz w:val="24"/>
+          <w:szCs w:val="24"/>
+          <w:lang w:val="es-ES"/>
+        </w:rPr>
+        <w:t>lustering.</w:t>
+      </w:r>
+    </w:p>
+    <w:p>
+      <w:pPr>
+        <w:spacing w:before="240" w:beforeAutospacing="off" w:after="240" w:afterAutospacing="off"/>
+        <w:jc w:val="both"/>
+        <w:rPr>
+          <w:rFonts w:ascii="Aptos" w:hAnsi="Aptos" w:eastAsia="Aptos" w:cs="Aptos"/>
+          <w:noProof w:val="0"/>
+          <w:sz w:val="24"/>
+          <w:szCs w:val="24"/>
+          <w:lang w:val="es-ES"/>
+        </w:rPr>
+      </w:pPr>
+      <w:r>
+        <w:rPr>
+          <w:rFonts w:ascii="Aptos" w:hAnsi="Aptos" w:eastAsia="Aptos" w:cs="Aptos"/>
+          <w:noProof w:val="0"/>
+          <w:sz w:val="24"/>
+          <w:szCs w:val="24"/>
+          <w:lang w:val="es-ES"/>
+        </w:rPr>
+        <w:t xml:space="preserve">Las variables utilizadas en el </w:t>
+      </w:r>
+      <w:r>
+        <w:rPr>
+          <w:rFonts w:ascii="Aptos" w:hAnsi="Aptos" w:eastAsia="Aptos" w:cs="Aptos"/>
+          <w:noProof w:val="0"/>
+          <w:sz w:val="24"/>
+          <w:szCs w:val="24"/>
+          <w:lang w:val="es-ES"/>
+        </w:rPr>
+        <w:t>clustering</w:t>
+      </w:r>
+      <w:r>
+        <w:rPr>
+          <w:rFonts w:ascii="Aptos" w:hAnsi="Aptos" w:eastAsia="Aptos" w:cs="Aptos"/>
+          <w:noProof w:val="0"/>
+          <w:sz w:val="24"/>
+          <w:szCs w:val="24"/>
+          <w:lang w:val="es-ES"/>
+        </w:rPr>
+        <w:t xml:space="preserve"> fueron: </w:t>
+      </w:r>
+      <w:r>
+        <w:rPr>
+          <w:rFonts w:ascii="Aptos" w:hAnsi="Aptos" w:eastAsia="Aptos" w:cs="Aptos"/>
+          <w:i w:val="1"/>
+          <w:iCs w:val="1"/>
+          <w:noProof w:val="0"/>
+          <w:sz w:val="24"/>
+          <w:szCs w:val="24"/>
+          <w:lang w:val="es-ES"/>
+        </w:rPr>
+        <w:t>indice_envejecimiento</w:t>
+      </w:r>
+      <w:r>
+        <w:rPr>
+          <w:rFonts w:ascii="Aptos" w:hAnsi="Aptos" w:eastAsia="Aptos" w:cs="Aptos"/>
+          <w:i w:val="1"/>
+          <w:iCs w:val="1"/>
+          <w:noProof w:val="0"/>
+          <w:sz w:val="24"/>
+          <w:szCs w:val="24"/>
+          <w:lang w:val="es-ES"/>
+        </w:rPr>
+        <w:t xml:space="preserve">, </w:t>
+      </w:r>
+      <w:r>
+        <w:rPr>
+          <w:rFonts w:ascii="Aptos" w:hAnsi="Aptos" w:eastAsia="Aptos" w:cs="Aptos"/>
+          <w:i w:val="1"/>
+          <w:iCs w:val="1"/>
+          <w:noProof w:val="0"/>
+          <w:sz w:val="24"/>
+          <w:szCs w:val="24"/>
+          <w:lang w:val="es-ES"/>
+        </w:rPr>
+        <w:t>ratio_colegio</w:t>
+      </w:r>
+      <w:r>
+        <w:rPr>
+          <w:rFonts w:ascii="Aptos" w:hAnsi="Aptos" w:eastAsia="Aptos" w:cs="Aptos"/>
+          <w:i w:val="1"/>
+          <w:iCs w:val="1"/>
+          <w:noProof w:val="0"/>
+          <w:sz w:val="24"/>
+          <w:szCs w:val="24"/>
+          <w:lang w:val="es-ES"/>
+        </w:rPr>
+        <w:t xml:space="preserve">, </w:t>
+      </w:r>
+      <w:r>
+        <w:rPr>
+          <w:rFonts w:ascii="Aptos" w:hAnsi="Aptos" w:eastAsia="Aptos" w:cs="Aptos"/>
+          <w:i w:val="1"/>
+          <w:iCs w:val="1"/>
+          <w:noProof w:val="0"/>
+          <w:sz w:val="24"/>
+          <w:szCs w:val="24"/>
+          <w:lang w:val="es-ES"/>
+        </w:rPr>
+        <w:t>ratio_hospital</w:t>
+      </w:r>
+      <w:r>
+        <w:rPr>
+          <w:rFonts w:ascii="Aptos" w:hAnsi="Aptos" w:eastAsia="Aptos" w:cs="Aptos"/>
+          <w:i w:val="1"/>
+          <w:iCs w:val="1"/>
+          <w:noProof w:val="0"/>
+          <w:sz w:val="24"/>
+          <w:szCs w:val="24"/>
+          <w:lang w:val="es-ES"/>
+        </w:rPr>
+        <w:t xml:space="preserve">, </w:t>
+      </w:r>
+      <w:r>
+        <w:rPr>
+          <w:rFonts w:ascii="Aptos" w:hAnsi="Aptos" w:eastAsia="Aptos" w:cs="Aptos"/>
+          <w:i w:val="1"/>
+          <w:iCs w:val="1"/>
+          <w:noProof w:val="0"/>
+          <w:sz w:val="24"/>
+          <w:szCs w:val="24"/>
+          <w:lang w:val="es-ES"/>
+        </w:rPr>
+        <w:t>esfuerzo_alquiler</w:t>
+      </w:r>
+      <w:r>
+        <w:rPr>
+          <w:rFonts w:ascii="Aptos" w:hAnsi="Aptos" w:eastAsia="Aptos" w:cs="Aptos"/>
+          <w:i w:val="1"/>
+          <w:iCs w:val="1"/>
+          <w:noProof w:val="0"/>
+          <w:sz w:val="24"/>
+          <w:szCs w:val="24"/>
+          <w:lang w:val="es-ES"/>
+        </w:rPr>
+        <w:t xml:space="preserve"> y </w:t>
+      </w:r>
+      <w:r>
+        <w:rPr>
+          <w:rFonts w:ascii="Aptos" w:hAnsi="Aptos" w:eastAsia="Aptos" w:cs="Aptos"/>
+          <w:i w:val="1"/>
+          <w:iCs w:val="1"/>
+          <w:noProof w:val="0"/>
+          <w:sz w:val="24"/>
+          <w:szCs w:val="24"/>
+          <w:lang w:val="es-ES"/>
+        </w:rPr>
+        <w:t>ratio_zonas_verdes</w:t>
+      </w:r>
+      <w:r>
+        <w:rPr>
+          <w:rFonts w:ascii="Aptos" w:hAnsi="Aptos" w:eastAsia="Aptos" w:cs="Aptos"/>
+          <w:i w:val="1"/>
+          <w:iCs w:val="1"/>
+          <w:noProof w:val="0"/>
+          <w:sz w:val="24"/>
+          <w:szCs w:val="24"/>
+          <w:lang w:val="es-ES"/>
+        </w:rPr>
+        <w:t xml:space="preserve">. </w:t>
+      </w:r>
+    </w:p>
+    <w:p>
+      <w:pPr>
+        <w:pStyle w:val="Normal"/>
+        <w:spacing w:before="240" w:beforeAutospacing="off" w:after="240" w:afterAutospacing="off"/>
+        <w:jc w:val="both"/>
+      </w:pPr>
+      <w:r>
+        <w:rPr>
+          <w:rFonts w:ascii="Aptos" w:hAnsi="Aptos" w:eastAsia="Aptos" w:cs="Aptos"/>
+          <w:noProof w:val="0"/>
+          <w:sz w:val="24"/>
+          <w:szCs w:val="24"/>
+          <w:lang w:val="es-ES"/>
+        </w:rPr>
+        <w:t xml:space="preserve">Antes de agrupar los distritos, se comprobó la tendencia al </w:t>
+      </w:r>
+      <w:r>
+        <w:rPr>
+          <w:rFonts w:ascii="Aptos" w:hAnsi="Aptos" w:eastAsia="Aptos" w:cs="Aptos"/>
+          <w:noProof w:val="0"/>
+          <w:sz w:val="24"/>
+          <w:szCs w:val="24"/>
+          <w:lang w:val="es-ES"/>
+        </w:rPr>
+        <w:t>clustering</w:t>
+      </w:r>
+      <w:r>
+        <w:rPr>
+          <w:rFonts w:ascii="Aptos" w:hAnsi="Aptos" w:eastAsia="Aptos" w:cs="Aptos"/>
+          <w:noProof w:val="0"/>
+          <w:sz w:val="24"/>
+          <w:szCs w:val="24"/>
+          <w:lang w:val="es-ES"/>
+        </w:rPr>
+        <w:t xml:space="preserve"> mediante el estadístico de Hopkins. En Valencia se obtuvo un valor de Hopkins = 0,64, lo que indica una tendencia moderada al agrupamiento. </w:t>
+      </w:r>
+      <w:r>
+        <w:rPr>
+          <w:rFonts w:ascii="Aptos" w:hAnsi="Aptos" w:eastAsia="Aptos" w:cs="Aptos"/>
+          <w:noProof w:val="0"/>
+          <w:sz w:val="24"/>
+          <w:szCs w:val="24"/>
+          <w:lang w:val="es-ES"/>
+        </w:rPr>
+        <w:t xml:space="preserve">En Bilbao, tras excluir </w:t>
+      </w:r>
+      <w:r>
+        <w:rPr>
+          <w:rFonts w:ascii="Aptos" w:hAnsi="Aptos" w:eastAsia="Aptos" w:cs="Aptos"/>
+          <w:noProof w:val="0"/>
+          <w:sz w:val="24"/>
+          <w:szCs w:val="24"/>
+          <w:lang w:val="es-ES"/>
+        </w:rPr>
+        <w:t>Otxarkoaga</w:t>
+      </w:r>
+      <w:r>
+        <w:rPr>
+          <w:rFonts w:ascii="Aptos" w:hAnsi="Aptos" w:eastAsia="Aptos" w:cs="Aptos"/>
+          <w:noProof w:val="0"/>
+          <w:sz w:val="24"/>
+          <w:szCs w:val="24"/>
+          <w:lang w:val="es-ES"/>
+        </w:rPr>
+        <w:t xml:space="preserve"> como valor atípico para evitar que distorsionara el análisis principal, se obtuvo un valor de Hopkins = 0,43. Este valor, aunque más bajo que el de Valencia, es esperable en un espacio urbano compacto con tan solo siete distritos. No invalida, sin embargo, la existencia de diferencias interpretables entre grupos, que los análisis posteriores confirman.</w:t>
+      </w:r>
+    </w:p>
+    <w:p>
+      <w:pPr>
+        <w:spacing w:before="240" w:beforeAutospacing="off" w:after="240" w:afterAutospacing="off"/>
+        <w:jc w:val="both"/>
+      </w:pPr>
+      <w:r>
+        <w:rPr>
+          <w:rFonts w:ascii="Aptos" w:hAnsi="Aptos" w:eastAsia="Aptos" w:cs="Aptos"/>
+          <w:noProof w:val="0"/>
+          <w:sz w:val="24"/>
+          <w:szCs w:val="24"/>
+          <w:lang w:val="es-ES"/>
+        </w:rPr>
+        <w:t>Después, se compararon tres métodos: clustering jerárquico con Ward.D2, k-medias y PAM. En Valencia se seleccionó PAM con k = 5 como solución principal, ya que ofrecía una distribución equilibrada de los distritos y una interpretación clara de los perfiles. En Bilbao se optó por el clustering jerárquico con Ward.D2 y k = 3, ya que proporcionaba grupos equilibrados y coherentes, aunque k-medias ofrecía una segmentación equivalente. Además, Otxarkoaga se mantuvo como caso singular por sus valores extremos.</w:t>
+      </w:r>
+    </w:p>
+    <w:p>
+      <w:pPr>
+        <w:pStyle w:val="Normal"/>
+        <w:spacing w:before="240" w:beforeAutospacing="off" w:after="240" w:afterAutospacing="off"/>
+        <w:jc w:val="both"/>
+      </w:pPr>
+      <w:r>
+        <w:rPr>
+          <w:rFonts w:ascii="Aptos" w:hAnsi="Aptos" w:eastAsia="Aptos" w:cs="Aptos"/>
+          <w:noProof w:val="0"/>
+          <w:sz w:val="24"/>
+          <w:szCs w:val="24"/>
+          <w:lang w:val="es-ES"/>
+        </w:rPr>
+        <w:t xml:space="preserve">En Valencia se identificaron cinco perfiles de distritos: distritos envejecidos con buena dotación educativa y alta presión residencial, distritos muy envejecidos con perfil residencial menos tensionado, distrito atípico con mejor dotación sanitaria relativa, distritos equilibrados y distritos con baja dotación educativa y presión residencial. </w:t>
+      </w:r>
+      <w:r>
+        <w:rPr>
+          <w:rFonts w:ascii="Aptos" w:hAnsi="Aptos" w:eastAsia="Aptos" w:cs="Aptos"/>
+          <w:noProof w:val="0"/>
+          <w:sz w:val="24"/>
+          <w:szCs w:val="24"/>
+          <w:lang w:val="es-ES"/>
+        </w:rPr>
+        <w:t xml:space="preserve">En Bilbao se obtuvieron tres perfiles principales: distritos envejecidos con buena dotación educativa y menor presión de alquiler, distritos envejecidos con baja dotación educativa y alta presión residencial, y distritos más jóvenes con alta presión de alquiler y dependencia sanitaria externa. A estos tres grupos se añade </w:t>
+      </w:r>
+      <w:r>
+        <w:rPr>
+          <w:rFonts w:ascii="Aptos" w:hAnsi="Aptos" w:eastAsia="Aptos" w:cs="Aptos"/>
+          <w:noProof w:val="0"/>
+          <w:sz w:val="24"/>
+          <w:szCs w:val="24"/>
+          <w:lang w:val="es-ES"/>
+        </w:rPr>
+        <w:t>Otxarkoaga</w:t>
+      </w:r>
+      <w:r>
+        <w:rPr>
+          <w:rFonts w:ascii="Aptos" w:hAnsi="Aptos" w:eastAsia="Aptos" w:cs="Aptos"/>
+          <w:noProof w:val="0"/>
+          <w:sz w:val="24"/>
+          <w:szCs w:val="24"/>
+          <w:lang w:val="es-ES"/>
+        </w:rPr>
+        <w:t xml:space="preserve"> como caso singular, excluido del </w:t>
+      </w:r>
+      <w:r>
+        <w:rPr>
+          <w:rFonts w:ascii="Aptos" w:hAnsi="Aptos" w:eastAsia="Aptos" w:cs="Aptos"/>
+          <w:noProof w:val="0"/>
+          <w:sz w:val="24"/>
+          <w:szCs w:val="24"/>
+          <w:lang w:val="es-ES"/>
+        </w:rPr>
+        <w:t>clustering</w:t>
+      </w:r>
+      <w:r>
+        <w:rPr>
+          <w:rFonts w:ascii="Aptos" w:hAnsi="Aptos" w:eastAsia="Aptos" w:cs="Aptos"/>
+          <w:noProof w:val="0"/>
+          <w:sz w:val="24"/>
+          <w:szCs w:val="24"/>
+          <w:lang w:val="es-ES"/>
+        </w:rPr>
+        <w:t xml:space="preserve"> principal por sus valores extremos en ratios de </w:t>
+      </w:r>
+      <w:r>
+        <w:rPr>
+          <w:rFonts w:ascii="Aptos" w:hAnsi="Aptos" w:eastAsia="Aptos" w:cs="Aptos"/>
+          <w:noProof w:val="0"/>
+          <w:sz w:val="24"/>
+          <w:szCs w:val="24"/>
+          <w:lang w:val="es-ES"/>
+        </w:rPr>
+        <w:t>centros educativo y hospitalarios,</w:t>
+      </w:r>
+      <w:r>
+        <w:rPr>
+          <w:rFonts w:ascii="Aptos" w:hAnsi="Aptos" w:eastAsia="Aptos" w:cs="Aptos"/>
+          <w:noProof w:val="0"/>
+          <w:sz w:val="24"/>
+          <w:szCs w:val="24"/>
+          <w:lang w:val="es-ES"/>
+        </w:rPr>
+        <w:t xml:space="preserve"> y</w:t>
+      </w:r>
+      <w:r>
+        <w:rPr>
+          <w:rFonts w:ascii="Aptos" w:hAnsi="Aptos" w:eastAsia="Aptos" w:cs="Aptos"/>
+          <w:noProof w:val="0"/>
+          <w:sz w:val="24"/>
+          <w:szCs w:val="24"/>
+          <w:lang w:val="es-ES"/>
+        </w:rPr>
+        <w:t xml:space="preserve"> esfuerzo de alquiler, pero analizado de forma independiente por su relevancia territorial.</w:t>
+      </w:r>
+    </w:p>
+    <w:p>
+      <w:pPr>
+        <w:spacing w:before="240" w:beforeAutospacing="off" w:after="240" w:afterAutospacing="off"/>
+        <w:jc w:val="both"/>
+        <w:rPr>
+          <w:rFonts w:ascii="Aptos" w:hAnsi="Aptos" w:eastAsia="Aptos" w:cs="Aptos"/>
+          <w:i w:val="1"/>
+          <w:iCs w:val="1"/>
+          <w:noProof w:val="0"/>
+          <w:sz w:val="24"/>
+          <w:szCs w:val="24"/>
+          <w:lang w:val="es-ES"/>
+        </w:rPr>
+      </w:pPr>
+      <w:r>
+        <w:rPr>
+          <w:rFonts w:ascii="Aptos" w:hAnsi="Aptos" w:eastAsia="Aptos" w:cs="Aptos"/>
+          <w:noProof w:val="0"/>
+          <w:sz w:val="24"/>
+          <w:szCs w:val="24"/>
+          <w:lang w:val="es-ES"/>
+        </w:rPr>
+        <w:t xml:space="preserve">La interpretación de los resultados, apoyada en el PCA y en los perfiles medios, muestra que las variables con mayor capacidad para diferenciar los distritos son principalmente el </w:t>
+      </w:r>
+      <w:r>
+        <w:rPr>
+          <w:rFonts w:ascii="Aptos" w:hAnsi="Aptos" w:eastAsia="Aptos" w:cs="Aptos"/>
+          <w:i w:val="1"/>
+          <w:iCs w:val="1"/>
+          <w:noProof w:val="0"/>
+          <w:sz w:val="24"/>
+          <w:szCs w:val="24"/>
+          <w:lang w:val="es-ES"/>
+        </w:rPr>
+        <w:t xml:space="preserve">indice_envejecimiento, el esfuerzo_alquiler, el ratio_colegio </w:t>
+      </w:r>
+      <w:r>
+        <w:rPr>
+          <w:rFonts w:ascii="Aptos" w:hAnsi="Aptos" w:eastAsia="Aptos" w:cs="Aptos"/>
+          <w:i w:val="0"/>
+          <w:iCs w:val="0"/>
+          <w:noProof w:val="0"/>
+          <w:sz w:val="24"/>
+          <w:szCs w:val="24"/>
+          <w:lang w:val="es-ES"/>
+        </w:rPr>
+        <w:t>y</w:t>
+      </w:r>
+      <w:r>
+        <w:rPr>
+          <w:rFonts w:ascii="Aptos" w:hAnsi="Aptos" w:eastAsia="Aptos" w:cs="Aptos"/>
+          <w:i w:val="1"/>
+          <w:iCs w:val="1"/>
+          <w:noProof w:val="0"/>
+          <w:sz w:val="24"/>
+          <w:szCs w:val="24"/>
+          <w:lang w:val="es-ES"/>
+        </w:rPr>
+        <w:t xml:space="preserve"> el ratio_hospital.</w:t>
+      </w:r>
+    </w:p>
+    <w:p>
+      <w:pPr>
+        <w:spacing w:before="240" w:beforeAutospacing="off" w:after="240" w:afterAutospacing="off"/>
+        <w:jc w:val="both"/>
+      </w:pPr>
+      <w:r>
+        <w:rPr>
+          <w:rFonts w:ascii="Aptos" w:hAnsi="Aptos" w:eastAsia="Aptos" w:cs="Aptos"/>
+          <w:noProof w:val="0"/>
+          <w:sz w:val="24"/>
+          <w:szCs w:val="24"/>
+          <w:lang w:val="es-ES"/>
+        </w:rPr>
+        <w:t xml:space="preserve">En conjunto, el análisis permite concluir que Bilbao y Valencia no son espacios urbanos homogéneos, sino ciudades con diferencias internas claras entre distritos. El </w:t>
+      </w:r>
+      <w:r>
+        <w:rPr>
+          <w:rFonts w:ascii="Aptos" w:hAnsi="Aptos" w:eastAsia="Aptos" w:cs="Aptos"/>
+          <w:noProof w:val="0"/>
+          <w:sz w:val="24"/>
+          <w:szCs w:val="24"/>
+          <w:lang w:val="es-ES"/>
+        </w:rPr>
+        <w:t>clustering</w:t>
+      </w:r>
+      <w:r>
+        <w:rPr>
+          <w:rFonts w:ascii="Aptos" w:hAnsi="Aptos" w:eastAsia="Aptos" w:cs="Aptos"/>
+          <w:noProof w:val="0"/>
+          <w:sz w:val="24"/>
+          <w:szCs w:val="24"/>
+          <w:lang w:val="es-ES"/>
+        </w:rPr>
+        <w:t xml:space="preserve"> ha permitido sintetizar esa diversidad en grupos interpretables</w:t>
+      </w:r>
+      <w:r>
+        <w:rPr>
+          <w:rFonts w:ascii="Aptos" w:hAnsi="Aptos" w:eastAsia="Aptos" w:cs="Aptos"/>
+          <w:noProof w:val="0"/>
+          <w:sz w:val="24"/>
+          <w:szCs w:val="24"/>
+          <w:lang w:val="es-ES"/>
+        </w:rPr>
+        <w:t>.</w:t>
+      </w:r>
+    </w:p>
+    <w:p>
+      <w:pPr>
+        <w:pStyle w:val="Normal"/>
+      </w:pPr>
+    </w:p>
+    <w:p/>
+    <w:p/>
+    <w:p/>
+    <w:p/>
+    <w:p/>
+    <w:p/>
+    <w:p/>
+    <w:p/>
+    <w:p/>
+    <w:p/>
+    <w:p/>
+    <w:p/>
     <w:sectPr>
       <w:headerReference w:type="default" r:id="rId27"/>
       <w:footerReference w:type="default" r:id="rId28"/>
-      <w:pgSz w:w="11906" w:h="16838"/>
+      <w:pgSz w:w="11906" w:h="16838" w:orient="portrait"/>
       <w:pgMar w:top="1440" w:right="1440" w:bottom="1440" w:left="1440" w:header="720" w:footer="720" w:gutter="0"/>
       <w:cols w:space="720"/>
       <w:docGrid w:linePitch="360"/>
@@ -4619,7 +6319,7 @@
         <w:ind w:left="720" w:hanging="360"/>
       </w:pPr>
       <w:rPr>
-        <w:rFonts w:ascii="Symbol" w:hAnsi="Symbol" w:hint="default"/>
+        <w:rFonts w:hint="default" w:ascii="Symbol" w:hAnsi="Symbol"/>
       </w:rPr>
     </w:lvl>
     <w:lvl w:ilvl="1" w:tplc="16C03596">
@@ -4631,7 +6331,7 @@
         <w:ind w:left="1440" w:hanging="360"/>
       </w:pPr>
       <w:rPr>
-        <w:rFonts w:ascii="Courier New" w:hAnsi="Courier New" w:hint="default"/>
+        <w:rFonts w:hint="default" w:ascii="Courier New" w:hAnsi="Courier New"/>
       </w:rPr>
     </w:lvl>
     <w:lvl w:ilvl="2" w:tplc="324CEF98">
@@ -4643,7 +6343,7 @@
         <w:ind w:left="2160" w:hanging="360"/>
       </w:pPr>
       <w:rPr>
-        <w:rFonts w:ascii="Wingdings" w:hAnsi="Wingdings" w:hint="default"/>
+        <w:rFonts w:hint="default" w:ascii="Wingdings" w:hAnsi="Wingdings"/>
       </w:rPr>
     </w:lvl>
     <w:lvl w:ilvl="3" w:tplc="3E36EE92">
@@ -4655,7 +6355,7 @@
         <w:ind w:left="2880" w:hanging="360"/>
       </w:pPr>
       <w:rPr>
-        <w:rFonts w:ascii="Symbol" w:hAnsi="Symbol" w:hint="default"/>
+        <w:rFonts w:hint="default" w:ascii="Symbol" w:hAnsi="Symbol"/>
       </w:rPr>
     </w:lvl>
     <w:lvl w:ilvl="4" w:tplc="F93890C2">
@@ -4667,7 +6367,7 @@
         <w:ind w:left="3600" w:hanging="360"/>
       </w:pPr>
       <w:rPr>
-        <w:rFonts w:ascii="Courier New" w:hAnsi="Courier New" w:hint="default"/>
+        <w:rFonts w:hint="default" w:ascii="Courier New" w:hAnsi="Courier New"/>
       </w:rPr>
     </w:lvl>
     <w:lvl w:ilvl="5" w:tplc="CB2E3D90">
@@ -4679,7 +6379,7 @@
         <w:ind w:left="4320" w:hanging="360"/>
       </w:pPr>
       <w:rPr>
-        <w:rFonts w:ascii="Wingdings" w:hAnsi="Wingdings" w:hint="default"/>
+        <w:rFonts w:hint="default" w:ascii="Wingdings" w:hAnsi="Wingdings"/>
       </w:rPr>
     </w:lvl>
     <w:lvl w:ilvl="6" w:tplc="4796BBBC">
@@ -4691,7 +6391,7 @@
         <w:ind w:left="5040" w:hanging="360"/>
       </w:pPr>
       <w:rPr>
-        <w:rFonts w:ascii="Symbol" w:hAnsi="Symbol" w:hint="default"/>
+        <w:rFonts w:hint="default" w:ascii="Symbol" w:hAnsi="Symbol"/>
       </w:rPr>
     </w:lvl>
     <w:lvl w:ilvl="7" w:tplc="A1ACB3EC">
@@ -4703,7 +6403,7 @@
         <w:ind w:left="5760" w:hanging="360"/>
       </w:pPr>
       <w:rPr>
-        <w:rFonts w:ascii="Courier New" w:hAnsi="Courier New" w:hint="default"/>
+        <w:rFonts w:hint="default" w:ascii="Courier New" w:hAnsi="Courier New"/>
       </w:rPr>
     </w:lvl>
     <w:lvl w:ilvl="8" w:tplc="F6C80C4A">
@@ -4715,7 +6415,7 @@
         <w:ind w:left="6480" w:hanging="360"/>
       </w:pPr>
       <w:rPr>
-        <w:rFonts w:ascii="Wingdings" w:hAnsi="Wingdings" w:hint="default"/>
+        <w:rFonts w:hint="default" w:ascii="Wingdings" w:hAnsi="Wingdings"/>
       </w:rPr>
     </w:lvl>
   </w:abstractNum>
@@ -4731,7 +6431,7 @@
         <w:ind w:left="720" w:hanging="360"/>
       </w:pPr>
       <w:rPr>
-        <w:rFonts w:ascii="Aptos" w:eastAsiaTheme="minorHAnsi" w:hAnsi="Aptos" w:cstheme="minorBidi" w:hint="default"/>
+        <w:rFonts w:hint="default" w:ascii="Aptos" w:hAnsi="Aptos" w:eastAsiaTheme="minorHAnsi" w:cstheme="minorBidi"/>
         <w:b/>
       </w:rPr>
     </w:lvl>
@@ -4744,7 +6444,7 @@
         <w:ind w:left="1440" w:hanging="360"/>
       </w:pPr>
       <w:rPr>
-        <w:rFonts w:ascii="Courier New" w:hAnsi="Courier New" w:cs="Courier New" w:hint="default"/>
+        <w:rFonts w:hint="default" w:ascii="Courier New" w:hAnsi="Courier New" w:cs="Courier New"/>
       </w:rPr>
     </w:lvl>
     <w:lvl w:ilvl="2" w:tplc="0C0A0005" w:tentative="1">
@@ -4756,7 +6456,7 @@
         <w:ind w:left="2160" w:hanging="360"/>
       </w:pPr>
       <w:rPr>
-        <w:rFonts w:ascii="Wingdings" w:hAnsi="Wingdings" w:hint="default"/>
+        <w:rFonts w:hint="default" w:ascii="Wingdings" w:hAnsi="Wingdings"/>
       </w:rPr>
     </w:lvl>
     <w:lvl w:ilvl="3" w:tplc="0C0A0001" w:tentative="1">
@@ -4768,7 +6468,7 @@
         <w:ind w:left="2880" w:hanging="360"/>
       </w:pPr>
       <w:rPr>
-        <w:rFonts w:ascii="Symbol" w:hAnsi="Symbol" w:hint="default"/>
+        <w:rFonts w:hint="default" w:ascii="Symbol" w:hAnsi="Symbol"/>
       </w:rPr>
     </w:lvl>
     <w:lvl w:ilvl="4" w:tplc="0C0A0003" w:tentative="1">
@@ -4780,7 +6480,7 @@
         <w:ind w:left="3600" w:hanging="360"/>
       </w:pPr>
       <w:rPr>
-        <w:rFonts w:ascii="Courier New" w:hAnsi="Courier New" w:cs="Courier New" w:hint="default"/>
+        <w:rFonts w:hint="default" w:ascii="Courier New" w:hAnsi="Courier New" w:cs="Courier New"/>
       </w:rPr>
     </w:lvl>
     <w:lvl w:ilvl="5" w:tplc="0C0A0005" w:tentative="1">
@@ -4792,7 +6492,7 @@
         <w:ind w:left="4320" w:hanging="360"/>
       </w:pPr>
       <w:rPr>
-        <w:rFonts w:ascii="Wingdings" w:hAnsi="Wingdings" w:hint="default"/>
+        <w:rFonts w:hint="default" w:ascii="Wingdings" w:hAnsi="Wingdings"/>
       </w:rPr>
     </w:lvl>
     <w:lvl w:ilvl="6" w:tplc="0C0A0001" w:tentative="1">
@@ -4804,7 +6504,7 @@
         <w:ind w:left="5040" w:hanging="360"/>
       </w:pPr>
       <w:rPr>
-        <w:rFonts w:ascii="Symbol" w:hAnsi="Symbol" w:hint="default"/>
+        <w:rFonts w:hint="default" w:ascii="Symbol" w:hAnsi="Symbol"/>
       </w:rPr>
     </w:lvl>
     <w:lvl w:ilvl="7" w:tplc="0C0A0003" w:tentative="1">
@@ -4816,7 +6516,7 @@
         <w:ind w:left="5760" w:hanging="360"/>
       </w:pPr>
       <w:rPr>
-        <w:rFonts w:ascii="Courier New" w:hAnsi="Courier New" w:cs="Courier New" w:hint="default"/>
+        <w:rFonts w:hint="default" w:ascii="Courier New" w:hAnsi="Courier New" w:cs="Courier New"/>
       </w:rPr>
     </w:lvl>
     <w:lvl w:ilvl="8" w:tplc="0C0A0005" w:tentative="1">
@@ -4828,7 +6528,7 @@
         <w:ind w:left="6480" w:hanging="360"/>
       </w:pPr>
       <w:rPr>
-        <w:rFonts w:ascii="Wingdings" w:hAnsi="Wingdings" w:hint="default"/>
+        <w:rFonts w:hint="default" w:ascii="Wingdings" w:hAnsi="Wingdings"/>
       </w:rPr>
     </w:lvl>
   </w:abstractNum>
@@ -4845,7 +6545,7 @@
         <w:ind w:left="720" w:hanging="360"/>
       </w:pPr>
       <w:rPr>
-        <w:rFonts w:ascii="Symbol" w:hAnsi="Symbol" w:hint="default"/>
+        <w:rFonts w:hint="default" w:ascii="Symbol" w:hAnsi="Symbol"/>
       </w:rPr>
     </w:lvl>
     <w:lvl w:ilvl="1" w:tplc="C7A49B12">
@@ -4857,7 +6557,7 @@
         <w:ind w:left="1440" w:hanging="360"/>
       </w:pPr>
       <w:rPr>
-        <w:rFonts w:ascii="Courier New" w:hAnsi="Courier New" w:hint="default"/>
+        <w:rFonts w:hint="default" w:ascii="Courier New" w:hAnsi="Courier New"/>
       </w:rPr>
     </w:lvl>
     <w:lvl w:ilvl="2" w:tplc="A9C0986C">
@@ -4869,7 +6569,7 @@
         <w:ind w:left="2160" w:hanging="360"/>
       </w:pPr>
       <w:rPr>
-        <w:rFonts w:ascii="Wingdings" w:hAnsi="Wingdings" w:hint="default"/>
+        <w:rFonts w:hint="default" w:ascii="Wingdings" w:hAnsi="Wingdings"/>
       </w:rPr>
     </w:lvl>
     <w:lvl w:ilvl="3" w:tplc="04EAD070">
@@ -4881,7 +6581,7 @@
         <w:ind w:left="2880" w:hanging="360"/>
       </w:pPr>
       <w:rPr>
-        <w:rFonts w:ascii="Symbol" w:hAnsi="Symbol" w:hint="default"/>
+        <w:rFonts w:hint="default" w:ascii="Symbol" w:hAnsi="Symbol"/>
       </w:rPr>
     </w:lvl>
     <w:lvl w:ilvl="4" w:tplc="02CA71CA">
@@ -4893,7 +6593,7 @@
         <w:ind w:left="3600" w:hanging="360"/>
       </w:pPr>
       <w:rPr>
-        <w:rFonts w:ascii="Courier New" w:hAnsi="Courier New" w:hint="default"/>
+        <w:rFonts w:hint="default" w:ascii="Courier New" w:hAnsi="Courier New"/>
       </w:rPr>
     </w:lvl>
     <w:lvl w:ilvl="5" w:tplc="E022392C">
@@ -4905,7 +6605,7 @@
         <w:ind w:left="4320" w:hanging="360"/>
       </w:pPr>
       <w:rPr>
-        <w:rFonts w:ascii="Wingdings" w:hAnsi="Wingdings" w:hint="default"/>
+        <w:rFonts w:hint="default" w:ascii="Wingdings" w:hAnsi="Wingdings"/>
       </w:rPr>
     </w:lvl>
     <w:lvl w:ilvl="6" w:tplc="C3F4F482">
@@ -4917,7 +6617,7 @@
         <w:ind w:left="5040" w:hanging="360"/>
       </w:pPr>
       <w:rPr>
-        <w:rFonts w:ascii="Symbol" w:hAnsi="Symbol" w:hint="default"/>
+        <w:rFonts w:hint="default" w:ascii="Symbol" w:hAnsi="Symbol"/>
       </w:rPr>
     </w:lvl>
     <w:lvl w:ilvl="7" w:tplc="9FE21CC2">
@@ -4929,7 +6629,7 @@
         <w:ind w:left="5760" w:hanging="360"/>
       </w:pPr>
       <w:rPr>
-        <w:rFonts w:ascii="Courier New" w:hAnsi="Courier New" w:hint="default"/>
+        <w:rFonts w:hint="default" w:ascii="Courier New" w:hAnsi="Courier New"/>
       </w:rPr>
     </w:lvl>
     <w:lvl w:ilvl="8" w:tplc="B7B64906">
@@ -4941,7 +6641,7 @@
         <w:ind w:left="6480" w:hanging="360"/>
       </w:pPr>
       <w:rPr>
-        <w:rFonts w:ascii="Wingdings" w:hAnsi="Wingdings" w:hint="default"/>
+        <w:rFonts w:hint="default" w:ascii="Wingdings" w:hAnsi="Wingdings"/>
       </w:rPr>
     </w:lvl>
   </w:abstractNum>
@@ -4958,7 +6658,7 @@
         <w:ind w:left="720" w:hanging="360"/>
       </w:pPr>
       <w:rPr>
-        <w:rFonts w:ascii="Symbol" w:hAnsi="Symbol" w:hint="default"/>
+        <w:rFonts w:hint="default" w:ascii="Symbol" w:hAnsi="Symbol"/>
       </w:rPr>
     </w:lvl>
     <w:lvl w:ilvl="1" w:tplc="F702D01A">
@@ -4970,7 +6670,7 @@
         <w:ind w:left="1440" w:hanging="360"/>
       </w:pPr>
       <w:rPr>
-        <w:rFonts w:ascii="Courier New" w:hAnsi="Courier New" w:hint="default"/>
+        <w:rFonts w:hint="default" w:ascii="Courier New" w:hAnsi="Courier New"/>
       </w:rPr>
     </w:lvl>
     <w:lvl w:ilvl="2" w:tplc="3000E540">
@@ -4982,7 +6682,7 @@
         <w:ind w:left="2160" w:hanging="360"/>
       </w:pPr>
       <w:rPr>
-        <w:rFonts w:ascii="Wingdings" w:hAnsi="Wingdings" w:hint="default"/>
+        <w:rFonts w:hint="default" w:ascii="Wingdings" w:hAnsi="Wingdings"/>
       </w:rPr>
     </w:lvl>
     <w:lvl w:ilvl="3" w:tplc="57EEA21E">
@@ -4994,7 +6694,7 @@
         <w:ind w:left="2880" w:hanging="360"/>
       </w:pPr>
       <w:rPr>
-        <w:rFonts w:ascii="Symbol" w:hAnsi="Symbol" w:hint="default"/>
+        <w:rFonts w:hint="default" w:ascii="Symbol" w:hAnsi="Symbol"/>
       </w:rPr>
     </w:lvl>
     <w:lvl w:ilvl="4" w:tplc="C7441652">
@@ -5006,7 +6706,7 @@
         <w:ind w:left="3600" w:hanging="360"/>
       </w:pPr>
       <w:rPr>
-        <w:rFonts w:ascii="Courier New" w:hAnsi="Courier New" w:hint="default"/>
+        <w:rFonts w:hint="default" w:ascii="Courier New" w:hAnsi="Courier New"/>
       </w:rPr>
     </w:lvl>
     <w:lvl w:ilvl="5" w:tplc="8634106E">
@@ -5018,7 +6718,7 @@
         <w:ind w:left="4320" w:hanging="360"/>
       </w:pPr>
       <w:rPr>
-        <w:rFonts w:ascii="Wingdings" w:hAnsi="Wingdings" w:hint="default"/>
+        <w:rFonts w:hint="default" w:ascii="Wingdings" w:hAnsi="Wingdings"/>
       </w:rPr>
     </w:lvl>
     <w:lvl w:ilvl="6" w:tplc="88BAD200">
@@ -5030,7 +6730,7 @@
         <w:ind w:left="5040" w:hanging="360"/>
       </w:pPr>
       <w:rPr>
-        <w:rFonts w:ascii="Symbol" w:hAnsi="Symbol" w:hint="default"/>
+        <w:rFonts w:hint="default" w:ascii="Symbol" w:hAnsi="Symbol"/>
       </w:rPr>
     </w:lvl>
     <w:lvl w:ilvl="7" w:tplc="E51E2EA6">
@@ -5042,7 +6742,7 @@
         <w:ind w:left="5760" w:hanging="360"/>
       </w:pPr>
       <w:rPr>
-        <w:rFonts w:ascii="Courier New" w:hAnsi="Courier New" w:hint="default"/>
+        <w:rFonts w:hint="default" w:ascii="Courier New" w:hAnsi="Courier New"/>
       </w:rPr>
     </w:lvl>
     <w:lvl w:ilvl="8" w:tplc="F18AE418">
@@ -5054,7 +6754,7 @@
         <w:ind w:left="6480" w:hanging="360"/>
       </w:pPr>
       <w:rPr>
-        <w:rFonts w:ascii="Wingdings" w:hAnsi="Wingdings" w:hint="default"/>
+        <w:rFonts w:hint="default" w:ascii="Wingdings" w:hAnsi="Wingdings"/>
       </w:rPr>
     </w:lvl>
   </w:abstractNum>
@@ -5071,7 +6771,7 @@
         <w:ind w:left="720" w:hanging="360"/>
       </w:pPr>
       <w:rPr>
-        <w:rFonts w:ascii="Aptos" w:hAnsi="Aptos" w:hint="default"/>
+        <w:rFonts w:hint="default" w:ascii="Aptos" w:hAnsi="Aptos"/>
       </w:rPr>
     </w:lvl>
     <w:lvl w:ilvl="1" w:tplc="85C8F142">
@@ -5083,7 +6783,7 @@
         <w:ind w:left="1440" w:hanging="360"/>
       </w:pPr>
       <w:rPr>
-        <w:rFonts w:ascii="Courier New" w:hAnsi="Courier New" w:hint="default"/>
+        <w:rFonts w:hint="default" w:ascii="Courier New" w:hAnsi="Courier New"/>
       </w:rPr>
     </w:lvl>
     <w:lvl w:ilvl="2" w:tplc="08BC7CBA">
@@ -5095,7 +6795,7 @@
         <w:ind w:left="2160" w:hanging="360"/>
       </w:pPr>
       <w:rPr>
-        <w:rFonts w:ascii="Wingdings" w:hAnsi="Wingdings" w:hint="default"/>
+        <w:rFonts w:hint="default" w:ascii="Wingdings" w:hAnsi="Wingdings"/>
       </w:rPr>
     </w:lvl>
     <w:lvl w:ilvl="3" w:tplc="54ACAEE6">
@@ -5107,7 +6807,7 @@
         <w:ind w:left="2880" w:hanging="360"/>
       </w:pPr>
       <w:rPr>
-        <w:rFonts w:ascii="Symbol" w:hAnsi="Symbol" w:hint="default"/>
+        <w:rFonts w:hint="default" w:ascii="Symbol" w:hAnsi="Symbol"/>
       </w:rPr>
     </w:lvl>
     <w:lvl w:ilvl="4" w:tplc="28968DE6">
@@ -5119,7 +6819,7 @@
         <w:ind w:left="3600" w:hanging="360"/>
       </w:pPr>
       <w:rPr>
-        <w:rFonts w:ascii="Courier New" w:hAnsi="Courier New" w:hint="default"/>
+        <w:rFonts w:hint="default" w:ascii="Courier New" w:hAnsi="Courier New"/>
       </w:rPr>
     </w:lvl>
     <w:lvl w:ilvl="5" w:tplc="159ECA94">
@@ -5131,7 +6831,7 @@
         <w:ind w:left="4320" w:hanging="360"/>
       </w:pPr>
       <w:rPr>
-        <w:rFonts w:ascii="Wingdings" w:hAnsi="Wingdings" w:hint="default"/>
+        <w:rFonts w:hint="default" w:ascii="Wingdings" w:hAnsi="Wingdings"/>
       </w:rPr>
     </w:lvl>
     <w:lvl w:ilvl="6" w:tplc="22323CE6">
@@ -5143,7 +6843,7 @@
         <w:ind w:left="5040" w:hanging="360"/>
       </w:pPr>
       <w:rPr>
-        <w:rFonts w:ascii="Symbol" w:hAnsi="Symbol" w:hint="default"/>
+        <w:rFonts w:hint="default" w:ascii="Symbol" w:hAnsi="Symbol"/>
       </w:rPr>
     </w:lvl>
     <w:lvl w:ilvl="7" w:tplc="A9B04CD6">
@@ -5155,7 +6855,7 @@
         <w:ind w:left="5760" w:hanging="360"/>
       </w:pPr>
       <w:rPr>
-        <w:rFonts w:ascii="Courier New" w:hAnsi="Courier New" w:hint="default"/>
+        <w:rFonts w:hint="default" w:ascii="Courier New" w:hAnsi="Courier New"/>
       </w:rPr>
     </w:lvl>
     <w:lvl w:ilvl="8" w:tplc="2EEA23B4">
@@ -5167,7 +6867,7 @@
         <w:ind w:left="6480" w:hanging="360"/>
       </w:pPr>
       <w:rPr>
-        <w:rFonts w:ascii="Wingdings" w:hAnsi="Wingdings" w:hint="default"/>
+        <w:rFonts w:hint="default" w:ascii="Wingdings" w:hAnsi="Wingdings"/>
       </w:rPr>
     </w:lvl>
   </w:abstractNum>
@@ -5273,7 +6973,7 @@
         <w:ind w:left="720" w:hanging="360"/>
       </w:pPr>
       <w:rPr>
-        <w:rFonts w:ascii="Symbol" w:hAnsi="Symbol" w:hint="default"/>
+        <w:rFonts w:hint="default" w:ascii="Symbol" w:hAnsi="Symbol"/>
         <w:sz w:val="20"/>
       </w:rPr>
     </w:lvl>
@@ -5289,7 +6989,7 @@
         <w:ind w:left="1440" w:hanging="360"/>
       </w:pPr>
       <w:rPr>
-        <w:rFonts w:ascii="Courier New" w:hAnsi="Courier New" w:hint="default"/>
+        <w:rFonts w:hint="default" w:ascii="Courier New" w:hAnsi="Courier New"/>
         <w:sz w:val="20"/>
       </w:rPr>
     </w:lvl>
@@ -5305,7 +7005,7 @@
         <w:ind w:left="2160" w:hanging="360"/>
       </w:pPr>
       <w:rPr>
-        <w:rFonts w:ascii="Wingdings" w:hAnsi="Wingdings" w:hint="default"/>
+        <w:rFonts w:hint="default" w:ascii="Wingdings" w:hAnsi="Wingdings"/>
         <w:sz w:val="20"/>
       </w:rPr>
     </w:lvl>
@@ -5321,7 +7021,7 @@
         <w:ind w:left="2880" w:hanging="360"/>
       </w:pPr>
       <w:rPr>
-        <w:rFonts w:ascii="Wingdings" w:hAnsi="Wingdings" w:hint="default"/>
+        <w:rFonts w:hint="default" w:ascii="Wingdings" w:hAnsi="Wingdings"/>
         <w:sz w:val="20"/>
       </w:rPr>
     </w:lvl>
@@ -5337,7 +7037,7 @@
         <w:ind w:left="3600" w:hanging="360"/>
       </w:pPr>
       <w:rPr>
-        <w:rFonts w:ascii="Wingdings" w:hAnsi="Wingdings" w:hint="default"/>
+        <w:rFonts w:hint="default" w:ascii="Wingdings" w:hAnsi="Wingdings"/>
         <w:sz w:val="20"/>
       </w:rPr>
     </w:lvl>
@@ -5353,7 +7053,7 @@
         <w:ind w:left="4320" w:hanging="360"/>
       </w:pPr>
       <w:rPr>
-        <w:rFonts w:ascii="Wingdings" w:hAnsi="Wingdings" w:hint="default"/>
+        <w:rFonts w:hint="default" w:ascii="Wingdings" w:hAnsi="Wingdings"/>
         <w:sz w:val="20"/>
       </w:rPr>
     </w:lvl>
@@ -5369,7 +7069,7 @@
         <w:ind w:left="5040" w:hanging="360"/>
       </w:pPr>
       <w:rPr>
-        <w:rFonts w:ascii="Wingdings" w:hAnsi="Wingdings" w:hint="default"/>
+        <w:rFonts w:hint="default" w:ascii="Wingdings" w:hAnsi="Wingdings"/>
         <w:sz w:val="20"/>
       </w:rPr>
     </w:lvl>
@@ -5385,7 +7085,7 @@
         <w:ind w:left="5760" w:hanging="360"/>
       </w:pPr>
       <w:rPr>
-        <w:rFonts w:ascii="Wingdings" w:hAnsi="Wingdings" w:hint="default"/>
+        <w:rFonts w:hint="default" w:ascii="Wingdings" w:hAnsi="Wingdings"/>
         <w:sz w:val="20"/>
       </w:rPr>
     </w:lvl>
@@ -5401,7 +7101,7 @@
         <w:ind w:left="6480" w:hanging="360"/>
       </w:pPr>
       <w:rPr>
-        <w:rFonts w:ascii="Wingdings" w:hAnsi="Wingdings" w:hint="default"/>
+        <w:rFonts w:hint="default" w:ascii="Wingdings" w:hAnsi="Wingdings"/>
         <w:sz w:val="20"/>
       </w:rPr>
     </w:lvl>
@@ -5422,7 +7122,7 @@
         <w:ind w:left="720" w:hanging="360"/>
       </w:pPr>
       <w:rPr>
-        <w:rFonts w:ascii="Symbol" w:hAnsi="Symbol" w:hint="default"/>
+        <w:rFonts w:hint="default" w:ascii="Symbol" w:hAnsi="Symbol"/>
         <w:sz w:val="20"/>
       </w:rPr>
     </w:lvl>
@@ -5438,7 +7138,7 @@
         <w:ind w:left="1440" w:hanging="360"/>
       </w:pPr>
       <w:rPr>
-        <w:rFonts w:ascii="Courier New" w:hAnsi="Courier New" w:hint="default"/>
+        <w:rFonts w:hint="default" w:ascii="Courier New" w:hAnsi="Courier New"/>
         <w:sz w:val="20"/>
       </w:rPr>
     </w:lvl>
@@ -5454,7 +7154,7 @@
         <w:ind w:left="2160" w:hanging="360"/>
       </w:pPr>
       <w:rPr>
-        <w:rFonts w:ascii="Wingdings" w:hAnsi="Wingdings" w:hint="default"/>
+        <w:rFonts w:hint="default" w:ascii="Wingdings" w:hAnsi="Wingdings"/>
         <w:sz w:val="20"/>
       </w:rPr>
     </w:lvl>
@@ -5470,7 +7170,7 @@
         <w:ind w:left="2880" w:hanging="360"/>
       </w:pPr>
       <w:rPr>
-        <w:rFonts w:ascii="Wingdings" w:hAnsi="Wingdings" w:hint="default"/>
+        <w:rFonts w:hint="default" w:ascii="Wingdings" w:hAnsi="Wingdings"/>
         <w:sz w:val="20"/>
       </w:rPr>
     </w:lvl>
@@ -5486,7 +7186,7 @@
         <w:ind w:left="3600" w:hanging="360"/>
       </w:pPr>
       <w:rPr>
-        <w:rFonts w:ascii="Wingdings" w:hAnsi="Wingdings" w:hint="default"/>
+        <w:rFonts w:hint="default" w:ascii="Wingdings" w:hAnsi="Wingdings"/>
         <w:sz w:val="20"/>
       </w:rPr>
     </w:lvl>
@@ -5502,7 +7202,7 @@
         <w:ind w:left="4320" w:hanging="360"/>
       </w:pPr>
       <w:rPr>
-        <w:rFonts w:ascii="Wingdings" w:hAnsi="Wingdings" w:hint="default"/>
+        <w:rFonts w:hint="default" w:ascii="Wingdings" w:hAnsi="Wingdings"/>
         <w:sz w:val="20"/>
       </w:rPr>
     </w:lvl>
@@ -5518,7 +7218,7 @@
         <w:ind w:left="5040" w:hanging="360"/>
       </w:pPr>
       <w:rPr>
-        <w:rFonts w:ascii="Wingdings" w:hAnsi="Wingdings" w:hint="default"/>
+        <w:rFonts w:hint="default" w:ascii="Wingdings" w:hAnsi="Wingdings"/>
         <w:sz w:val="20"/>
       </w:rPr>
     </w:lvl>
@@ -5534,7 +7234,7 @@
         <w:ind w:left="5760" w:hanging="360"/>
       </w:pPr>
       <w:rPr>
-        <w:rFonts w:ascii="Wingdings" w:hAnsi="Wingdings" w:hint="default"/>
+        <w:rFonts w:hint="default" w:ascii="Wingdings" w:hAnsi="Wingdings"/>
         <w:sz w:val="20"/>
       </w:rPr>
     </w:lvl>
@@ -5550,7 +7250,7 @@
         <w:ind w:left="6480" w:hanging="360"/>
       </w:pPr>
       <w:rPr>
-        <w:rFonts w:ascii="Wingdings" w:hAnsi="Wingdings" w:hint="default"/>
+        <w:rFonts w:hint="default" w:ascii="Wingdings" w:hAnsi="Wingdings"/>
         <w:sz w:val="20"/>
       </w:rPr>
     </w:lvl>
@@ -5568,7 +7268,7 @@
         <w:ind w:left="720" w:hanging="360"/>
       </w:pPr>
       <w:rPr>
-        <w:rFonts w:ascii="Symbol" w:hAnsi="Symbol" w:hint="default"/>
+        <w:rFonts w:hint="default" w:ascii="Symbol" w:hAnsi="Symbol"/>
       </w:rPr>
     </w:lvl>
     <w:lvl w:ilvl="1" w:tplc="89E0D5FE">
@@ -5580,7 +7280,7 @@
         <w:ind w:left="1440" w:hanging="360"/>
       </w:pPr>
       <w:rPr>
-        <w:rFonts w:ascii="Courier New" w:hAnsi="Courier New" w:hint="default"/>
+        <w:rFonts w:hint="default" w:ascii="Courier New" w:hAnsi="Courier New"/>
       </w:rPr>
     </w:lvl>
     <w:lvl w:ilvl="2" w:tplc="19147F3A">
@@ -5592,7 +7292,7 @@
         <w:ind w:left="2160" w:hanging="360"/>
       </w:pPr>
       <w:rPr>
-        <w:rFonts w:ascii="Wingdings" w:hAnsi="Wingdings" w:hint="default"/>
+        <w:rFonts w:hint="default" w:ascii="Wingdings" w:hAnsi="Wingdings"/>
       </w:rPr>
     </w:lvl>
     <w:lvl w:ilvl="3" w:tplc="636204BA">
@@ -5604,7 +7304,7 @@
         <w:ind w:left="2880" w:hanging="360"/>
       </w:pPr>
       <w:rPr>
-        <w:rFonts w:ascii="Symbol" w:hAnsi="Symbol" w:hint="default"/>
+        <w:rFonts w:hint="default" w:ascii="Symbol" w:hAnsi="Symbol"/>
       </w:rPr>
     </w:lvl>
     <w:lvl w:ilvl="4" w:tplc="98C8A034">
@@ -5616,7 +7316,7 @@
         <w:ind w:left="3600" w:hanging="360"/>
       </w:pPr>
       <w:rPr>
-        <w:rFonts w:ascii="Courier New" w:hAnsi="Courier New" w:hint="default"/>
+        <w:rFonts w:hint="default" w:ascii="Courier New" w:hAnsi="Courier New"/>
       </w:rPr>
     </w:lvl>
     <w:lvl w:ilvl="5" w:tplc="9D509558">
@@ -5628,7 +7328,7 @@
         <w:ind w:left="4320" w:hanging="360"/>
       </w:pPr>
       <w:rPr>
-        <w:rFonts w:ascii="Wingdings" w:hAnsi="Wingdings" w:hint="default"/>
+        <w:rFonts w:hint="default" w:ascii="Wingdings" w:hAnsi="Wingdings"/>
       </w:rPr>
     </w:lvl>
     <w:lvl w:ilvl="6" w:tplc="B494FFAC">
@@ -5640,7 +7340,7 @@
         <w:ind w:left="5040" w:hanging="360"/>
       </w:pPr>
       <w:rPr>
-        <w:rFonts w:ascii="Symbol" w:hAnsi="Symbol" w:hint="default"/>
+        <w:rFonts w:hint="default" w:ascii="Symbol" w:hAnsi="Symbol"/>
       </w:rPr>
     </w:lvl>
     <w:lvl w:ilvl="7" w:tplc="340295F6">
@@ -5652,7 +7352,7 @@
         <w:ind w:left="5760" w:hanging="360"/>
       </w:pPr>
       <w:rPr>
-        <w:rFonts w:ascii="Courier New" w:hAnsi="Courier New" w:hint="default"/>
+        <w:rFonts w:hint="default" w:ascii="Courier New" w:hAnsi="Courier New"/>
       </w:rPr>
     </w:lvl>
     <w:lvl w:ilvl="8" w:tplc="9B8E2228">
@@ -5664,7 +7364,7 @@
         <w:ind w:left="6480" w:hanging="360"/>
       </w:pPr>
       <w:rPr>
-        <w:rFonts w:ascii="Wingdings" w:hAnsi="Wingdings" w:hint="default"/>
+        <w:rFonts w:hint="default" w:ascii="Wingdings" w:hAnsi="Wingdings"/>
       </w:rPr>
     </w:lvl>
   </w:abstractNum>
@@ -5681,7 +7381,7 @@
         <w:ind w:left="720" w:hanging="360"/>
       </w:pPr>
       <w:rPr>
-        <w:rFonts w:ascii="Symbol" w:hAnsi="Symbol" w:hint="default"/>
+        <w:rFonts w:hint="default" w:ascii="Symbol" w:hAnsi="Symbol"/>
       </w:rPr>
     </w:lvl>
     <w:lvl w:ilvl="1" w:tplc="F1223098">
@@ -5693,7 +7393,7 @@
         <w:ind w:left="1440" w:hanging="360"/>
       </w:pPr>
       <w:rPr>
-        <w:rFonts w:ascii="Courier New" w:hAnsi="Courier New" w:hint="default"/>
+        <w:rFonts w:hint="default" w:ascii="Courier New" w:hAnsi="Courier New"/>
       </w:rPr>
     </w:lvl>
     <w:lvl w:ilvl="2" w:tplc="A330F532">
@@ -5705,7 +7405,7 @@
         <w:ind w:left="2160" w:hanging="360"/>
       </w:pPr>
       <w:rPr>
-        <w:rFonts w:ascii="Wingdings" w:hAnsi="Wingdings" w:hint="default"/>
+        <w:rFonts w:hint="default" w:ascii="Wingdings" w:hAnsi="Wingdings"/>
       </w:rPr>
     </w:lvl>
     <w:lvl w:ilvl="3" w:tplc="22A44CE6">
@@ -5717,7 +7417,7 @@
         <w:ind w:left="2880" w:hanging="360"/>
       </w:pPr>
       <w:rPr>
-        <w:rFonts w:ascii="Symbol" w:hAnsi="Symbol" w:hint="default"/>
+        <w:rFonts w:hint="default" w:ascii="Symbol" w:hAnsi="Symbol"/>
       </w:rPr>
     </w:lvl>
     <w:lvl w:ilvl="4" w:tplc="967A5EE0">
@@ -5729,7 +7429,7 @@
         <w:ind w:left="3600" w:hanging="360"/>
       </w:pPr>
       <w:rPr>
-        <w:rFonts w:ascii="Courier New" w:hAnsi="Courier New" w:hint="default"/>
+        <w:rFonts w:hint="default" w:ascii="Courier New" w:hAnsi="Courier New"/>
       </w:rPr>
     </w:lvl>
     <w:lvl w:ilvl="5" w:tplc="3EE2B056">
@@ -5741,7 +7441,7 @@
         <w:ind w:left="4320" w:hanging="360"/>
       </w:pPr>
       <w:rPr>
-        <w:rFonts w:ascii="Wingdings" w:hAnsi="Wingdings" w:hint="default"/>
+        <w:rFonts w:hint="default" w:ascii="Wingdings" w:hAnsi="Wingdings"/>
       </w:rPr>
     </w:lvl>
     <w:lvl w:ilvl="6" w:tplc="72580A12">
@@ -5753,7 +7453,7 @@
         <w:ind w:left="5040" w:hanging="360"/>
       </w:pPr>
       <w:rPr>
-        <w:rFonts w:ascii="Symbol" w:hAnsi="Symbol" w:hint="default"/>
+        <w:rFonts w:hint="default" w:ascii="Symbol" w:hAnsi="Symbol"/>
       </w:rPr>
     </w:lvl>
     <w:lvl w:ilvl="7" w:tplc="C878479A">
@@ -5765,7 +7465,7 @@
         <w:ind w:left="5760" w:hanging="360"/>
       </w:pPr>
       <w:rPr>
-        <w:rFonts w:ascii="Courier New" w:hAnsi="Courier New" w:hint="default"/>
+        <w:rFonts w:hint="default" w:ascii="Courier New" w:hAnsi="Courier New"/>
       </w:rPr>
     </w:lvl>
     <w:lvl w:ilvl="8" w:tplc="740EBA06">
@@ -5777,7 +7477,7 @@
         <w:ind w:left="6480" w:hanging="360"/>
       </w:pPr>
       <w:rPr>
-        <w:rFonts w:ascii="Wingdings" w:hAnsi="Wingdings" w:hint="default"/>
+        <w:rFonts w:hint="default" w:ascii="Wingdings" w:hAnsi="Wingdings"/>
       </w:rPr>
     </w:lvl>
   </w:abstractNum>
@@ -5966,7 +7666,7 @@
         <w:ind w:left="720" w:hanging="360"/>
       </w:pPr>
       <w:rPr>
-        <w:rFonts w:ascii="Symbol" w:hAnsi="Symbol" w:hint="default"/>
+        <w:rFonts w:hint="default" w:ascii="Symbol" w:hAnsi="Symbol"/>
       </w:rPr>
     </w:lvl>
     <w:lvl w:ilvl="1" w:tplc="20049EBE">
@@ -5978,7 +7678,7 @@
         <w:ind w:left="1440" w:hanging="360"/>
       </w:pPr>
       <w:rPr>
-        <w:rFonts w:ascii="Courier New" w:hAnsi="Courier New" w:hint="default"/>
+        <w:rFonts w:hint="default" w:ascii="Courier New" w:hAnsi="Courier New"/>
       </w:rPr>
     </w:lvl>
     <w:lvl w:ilvl="2" w:tplc="82ACA0F8">
@@ -5990,7 +7690,7 @@
         <w:ind w:left="2160" w:hanging="360"/>
       </w:pPr>
       <w:rPr>
-        <w:rFonts w:ascii="Wingdings" w:hAnsi="Wingdings" w:hint="default"/>
+        <w:rFonts w:hint="default" w:ascii="Wingdings" w:hAnsi="Wingdings"/>
       </w:rPr>
     </w:lvl>
     <w:lvl w:ilvl="3" w:tplc="DB5AC2FA">
@@ -6002,7 +7702,7 @@
         <w:ind w:left="2880" w:hanging="360"/>
       </w:pPr>
       <w:rPr>
-        <w:rFonts w:ascii="Symbol" w:hAnsi="Symbol" w:hint="default"/>
+        <w:rFonts w:hint="default" w:ascii="Symbol" w:hAnsi="Symbol"/>
       </w:rPr>
     </w:lvl>
     <w:lvl w:ilvl="4" w:tplc="93BE42D2">
@@ -6014,7 +7714,7 @@
         <w:ind w:left="3600" w:hanging="360"/>
       </w:pPr>
       <w:rPr>
-        <w:rFonts w:ascii="Courier New" w:hAnsi="Courier New" w:hint="default"/>
+        <w:rFonts w:hint="default" w:ascii="Courier New" w:hAnsi="Courier New"/>
       </w:rPr>
     </w:lvl>
     <w:lvl w:ilvl="5" w:tplc="CC569600">
@@ -6026,7 +7726,7 @@
         <w:ind w:left="4320" w:hanging="360"/>
       </w:pPr>
       <w:rPr>
-        <w:rFonts w:ascii="Wingdings" w:hAnsi="Wingdings" w:hint="default"/>
+        <w:rFonts w:hint="default" w:ascii="Wingdings" w:hAnsi="Wingdings"/>
       </w:rPr>
     </w:lvl>
     <w:lvl w:ilvl="6" w:tplc="0B1A2F02">
@@ -6038,7 +7738,7 @@
         <w:ind w:left="5040" w:hanging="360"/>
       </w:pPr>
       <w:rPr>
-        <w:rFonts w:ascii="Symbol" w:hAnsi="Symbol" w:hint="default"/>
+        <w:rFonts w:hint="default" w:ascii="Symbol" w:hAnsi="Symbol"/>
       </w:rPr>
     </w:lvl>
     <w:lvl w:ilvl="7" w:tplc="A69AF64E">
@@ -6050,7 +7750,7 @@
         <w:ind w:left="5760" w:hanging="360"/>
       </w:pPr>
       <w:rPr>
-        <w:rFonts w:ascii="Courier New" w:hAnsi="Courier New" w:hint="default"/>
+        <w:rFonts w:hint="default" w:ascii="Courier New" w:hAnsi="Courier New"/>
       </w:rPr>
     </w:lvl>
     <w:lvl w:ilvl="8" w:tplc="A6AA68DA">
@@ -6062,7 +7762,7 @@
         <w:ind w:left="6480" w:hanging="360"/>
       </w:pPr>
       <w:rPr>
-        <w:rFonts w:ascii="Wingdings" w:hAnsi="Wingdings" w:hint="default"/>
+        <w:rFonts w:hint="default" w:ascii="Wingdings" w:hAnsi="Wingdings"/>
       </w:rPr>
     </w:lvl>
   </w:abstractNum>
@@ -6079,7 +7779,7 @@
         <w:ind w:left="720" w:hanging="360"/>
       </w:pPr>
       <w:rPr>
-        <w:rFonts w:ascii="Symbol" w:hAnsi="Symbol" w:hint="default"/>
+        <w:rFonts w:hint="default" w:ascii="Symbol" w:hAnsi="Symbol"/>
       </w:rPr>
     </w:lvl>
     <w:lvl w:ilvl="1" w:tplc="F774E9DC">
@@ -6091,7 +7791,7 @@
         <w:ind w:left="1440" w:hanging="360"/>
       </w:pPr>
       <w:rPr>
-        <w:rFonts w:ascii="Courier New" w:hAnsi="Courier New" w:hint="default"/>
+        <w:rFonts w:hint="default" w:ascii="Courier New" w:hAnsi="Courier New"/>
       </w:rPr>
     </w:lvl>
     <w:lvl w:ilvl="2" w:tplc="40D81BD6">
@@ -6103,7 +7803,7 @@
         <w:ind w:left="2160" w:hanging="360"/>
       </w:pPr>
       <w:rPr>
-        <w:rFonts w:ascii="Wingdings" w:hAnsi="Wingdings" w:hint="default"/>
+        <w:rFonts w:hint="default" w:ascii="Wingdings" w:hAnsi="Wingdings"/>
       </w:rPr>
     </w:lvl>
     <w:lvl w:ilvl="3" w:tplc="38E4E478">
@@ -6115,7 +7815,7 @@
         <w:ind w:left="2880" w:hanging="360"/>
       </w:pPr>
       <w:rPr>
-        <w:rFonts w:ascii="Symbol" w:hAnsi="Symbol" w:hint="default"/>
+        <w:rFonts w:hint="default" w:ascii="Symbol" w:hAnsi="Symbol"/>
       </w:rPr>
     </w:lvl>
     <w:lvl w:ilvl="4" w:tplc="8208E3BE">
@@ -6127,7 +7827,7 @@
         <w:ind w:left="3600" w:hanging="360"/>
       </w:pPr>
       <w:rPr>
-        <w:rFonts w:ascii="Courier New" w:hAnsi="Courier New" w:hint="default"/>
+        <w:rFonts w:hint="default" w:ascii="Courier New" w:hAnsi="Courier New"/>
       </w:rPr>
     </w:lvl>
     <w:lvl w:ilvl="5" w:tplc="9E50D772">
@@ -6139,7 +7839,7 @@
         <w:ind w:left="4320" w:hanging="360"/>
       </w:pPr>
       <w:rPr>
-        <w:rFonts w:ascii="Wingdings" w:hAnsi="Wingdings" w:hint="default"/>
+        <w:rFonts w:hint="default" w:ascii="Wingdings" w:hAnsi="Wingdings"/>
       </w:rPr>
     </w:lvl>
     <w:lvl w:ilvl="6" w:tplc="E334D1FE">
@@ -6151,7 +7851,7 @@
         <w:ind w:left="5040" w:hanging="360"/>
       </w:pPr>
       <w:rPr>
-        <w:rFonts w:ascii="Symbol" w:hAnsi="Symbol" w:hint="default"/>
+        <w:rFonts w:hint="default" w:ascii="Symbol" w:hAnsi="Symbol"/>
       </w:rPr>
     </w:lvl>
     <w:lvl w:ilvl="7" w:tplc="994A49E4">
@@ -6163,7 +7863,7 @@
         <w:ind w:left="5760" w:hanging="360"/>
       </w:pPr>
       <w:rPr>
-        <w:rFonts w:ascii="Courier New" w:hAnsi="Courier New" w:hint="default"/>
+        <w:rFonts w:hint="default" w:ascii="Courier New" w:hAnsi="Courier New"/>
       </w:rPr>
     </w:lvl>
     <w:lvl w:ilvl="8" w:tplc="1910CBC0">
@@ -6175,7 +7875,7 @@
         <w:ind w:left="6480" w:hanging="360"/>
       </w:pPr>
       <w:rPr>
-        <w:rFonts w:ascii="Wingdings" w:hAnsi="Wingdings" w:hint="default"/>
+        <w:rFonts w:hint="default" w:ascii="Wingdings" w:hAnsi="Wingdings"/>
       </w:rPr>
     </w:lvl>
   </w:abstractNum>
@@ -6192,7 +7892,7 @@
         <w:ind w:left="720" w:hanging="360"/>
       </w:pPr>
       <w:rPr>
-        <w:rFonts w:ascii="Symbol" w:hAnsi="Symbol" w:hint="default"/>
+        <w:rFonts w:hint="default" w:ascii="Symbol" w:hAnsi="Symbol"/>
       </w:rPr>
     </w:lvl>
     <w:lvl w:ilvl="1" w:tplc="49EC6798">
@@ -6204,7 +7904,7 @@
         <w:ind w:left="1440" w:hanging="360"/>
       </w:pPr>
       <w:rPr>
-        <w:rFonts w:ascii="Courier New" w:hAnsi="Courier New" w:hint="default"/>
+        <w:rFonts w:hint="default" w:ascii="Courier New" w:hAnsi="Courier New"/>
       </w:rPr>
     </w:lvl>
     <w:lvl w:ilvl="2" w:tplc="BE2E5E00">
@@ -6216,7 +7916,7 @@
         <w:ind w:left="2160" w:hanging="360"/>
       </w:pPr>
       <w:rPr>
-        <w:rFonts w:ascii="Wingdings" w:hAnsi="Wingdings" w:hint="default"/>
+        <w:rFonts w:hint="default" w:ascii="Wingdings" w:hAnsi="Wingdings"/>
       </w:rPr>
     </w:lvl>
     <w:lvl w:ilvl="3" w:tplc="8620133C">
@@ -6228,7 +7928,7 @@
         <w:ind w:left="2880" w:hanging="360"/>
       </w:pPr>
       <w:rPr>
-        <w:rFonts w:ascii="Symbol" w:hAnsi="Symbol" w:hint="default"/>
+        <w:rFonts w:hint="default" w:ascii="Symbol" w:hAnsi="Symbol"/>
       </w:rPr>
     </w:lvl>
     <w:lvl w:ilvl="4" w:tplc="6744330C">
@@ -6240,7 +7940,7 @@
         <w:ind w:left="3600" w:hanging="360"/>
       </w:pPr>
       <w:rPr>
-        <w:rFonts w:ascii="Courier New" w:hAnsi="Courier New" w:hint="default"/>
+        <w:rFonts w:hint="default" w:ascii="Courier New" w:hAnsi="Courier New"/>
       </w:rPr>
     </w:lvl>
     <w:lvl w:ilvl="5" w:tplc="A218E00C">
@@ -6252,7 +7952,7 @@
         <w:ind w:left="4320" w:hanging="360"/>
       </w:pPr>
       <w:rPr>
-        <w:rFonts w:ascii="Wingdings" w:hAnsi="Wingdings" w:hint="default"/>
+        <w:rFonts w:hint="default" w:ascii="Wingdings" w:hAnsi="Wingdings"/>
       </w:rPr>
     </w:lvl>
     <w:lvl w:ilvl="6" w:tplc="D9EAA192">
@@ -6264,7 +7964,7 @@
         <w:ind w:left="5040" w:hanging="360"/>
       </w:pPr>
       <w:rPr>
-        <w:rFonts w:ascii="Symbol" w:hAnsi="Symbol" w:hint="default"/>
+        <w:rFonts w:hint="default" w:ascii="Symbol" w:hAnsi="Symbol"/>
       </w:rPr>
     </w:lvl>
     <w:lvl w:ilvl="7" w:tplc="EBC8D7AC">
@@ -6276,7 +7976,7 @@
         <w:ind w:left="5760" w:hanging="360"/>
       </w:pPr>
       <w:rPr>
-        <w:rFonts w:ascii="Courier New" w:hAnsi="Courier New" w:hint="default"/>
+        <w:rFonts w:hint="default" w:ascii="Courier New" w:hAnsi="Courier New"/>
       </w:rPr>
     </w:lvl>
     <w:lvl w:ilvl="8" w:tplc="9CA63D68">
@@ -6288,7 +7988,7 @@
         <w:ind w:left="6480" w:hanging="360"/>
       </w:pPr>
       <w:rPr>
-        <w:rFonts w:ascii="Wingdings" w:hAnsi="Wingdings" w:hint="default"/>
+        <w:rFonts w:hint="default" w:ascii="Wingdings" w:hAnsi="Wingdings"/>
       </w:rPr>
     </w:lvl>
   </w:abstractNum>
@@ -6305,7 +8005,7 @@
         <w:ind w:left="720" w:hanging="360"/>
       </w:pPr>
       <w:rPr>
-        <w:rFonts w:ascii="Symbol" w:hAnsi="Symbol" w:hint="default"/>
+        <w:rFonts w:hint="default" w:ascii="Symbol" w:hAnsi="Symbol"/>
       </w:rPr>
     </w:lvl>
     <w:lvl w:ilvl="1" w:tplc="5CCEB388">
@@ -6317,7 +8017,7 @@
         <w:ind w:left="1440" w:hanging="360"/>
       </w:pPr>
       <w:rPr>
-        <w:rFonts w:ascii="Courier New" w:hAnsi="Courier New" w:hint="default"/>
+        <w:rFonts w:hint="default" w:ascii="Courier New" w:hAnsi="Courier New"/>
       </w:rPr>
     </w:lvl>
     <w:lvl w:ilvl="2" w:tplc="1278D548">
@@ -6329,7 +8029,7 @@
         <w:ind w:left="2160" w:hanging="360"/>
       </w:pPr>
       <w:rPr>
-        <w:rFonts w:ascii="Wingdings" w:hAnsi="Wingdings" w:hint="default"/>
+        <w:rFonts w:hint="default" w:ascii="Wingdings" w:hAnsi="Wingdings"/>
       </w:rPr>
     </w:lvl>
     <w:lvl w:ilvl="3" w:tplc="B4C8CA50">
@@ -6341,7 +8041,7 @@
         <w:ind w:left="2880" w:hanging="360"/>
       </w:pPr>
       <w:rPr>
-        <w:rFonts w:ascii="Symbol" w:hAnsi="Symbol" w:hint="default"/>
+        <w:rFonts w:hint="default" w:ascii="Symbol" w:hAnsi="Symbol"/>
       </w:rPr>
     </w:lvl>
     <w:lvl w:ilvl="4" w:tplc="0804F8DE">
@@ -6353,7 +8053,7 @@
         <w:ind w:left="3600" w:hanging="360"/>
       </w:pPr>
       <w:rPr>
-        <w:rFonts w:ascii="Courier New" w:hAnsi="Courier New" w:hint="default"/>
+        <w:rFonts w:hint="default" w:ascii="Courier New" w:hAnsi="Courier New"/>
       </w:rPr>
     </w:lvl>
     <w:lvl w:ilvl="5" w:tplc="1BCCB0D6">
@@ -6365,7 +8065,7 @@
         <w:ind w:left="4320" w:hanging="360"/>
       </w:pPr>
       <w:rPr>
-        <w:rFonts w:ascii="Wingdings" w:hAnsi="Wingdings" w:hint="default"/>
+        <w:rFonts w:hint="default" w:ascii="Wingdings" w:hAnsi="Wingdings"/>
       </w:rPr>
     </w:lvl>
     <w:lvl w:ilvl="6" w:tplc="7B1C4426">
@@ -6377,7 +8077,7 @@
         <w:ind w:left="5040" w:hanging="360"/>
       </w:pPr>
       <w:rPr>
-        <w:rFonts w:ascii="Symbol" w:hAnsi="Symbol" w:hint="default"/>
+        <w:rFonts w:hint="default" w:ascii="Symbol" w:hAnsi="Symbol"/>
       </w:rPr>
     </w:lvl>
     <w:lvl w:ilvl="7" w:tplc="F4CA6BE8">
@@ -6389,7 +8089,7 @@
         <w:ind w:left="5760" w:hanging="360"/>
       </w:pPr>
       <w:rPr>
-        <w:rFonts w:ascii="Courier New" w:hAnsi="Courier New" w:hint="default"/>
+        <w:rFonts w:hint="default" w:ascii="Courier New" w:hAnsi="Courier New"/>
       </w:rPr>
     </w:lvl>
     <w:lvl w:ilvl="8" w:tplc="427AB6C6">
@@ -6401,7 +8101,7 @@
         <w:ind w:left="6480" w:hanging="360"/>
       </w:pPr>
       <w:rPr>
-        <w:rFonts w:ascii="Wingdings" w:hAnsi="Wingdings" w:hint="default"/>
+        <w:rFonts w:hint="default" w:ascii="Wingdings" w:hAnsi="Wingdings"/>
       </w:rPr>
     </w:lvl>
   </w:abstractNum>
@@ -6418,7 +8118,7 @@
         <w:ind w:left="720" w:hanging="360"/>
       </w:pPr>
       <w:rPr>
-        <w:rFonts w:ascii="Symbol" w:hAnsi="Symbol" w:hint="default"/>
+        <w:rFonts w:hint="default" w:ascii="Symbol" w:hAnsi="Symbol"/>
       </w:rPr>
     </w:lvl>
     <w:lvl w:ilvl="1" w:tplc="934C6D54">
@@ -6430,7 +8130,7 @@
         <w:ind w:left="1440" w:hanging="360"/>
       </w:pPr>
       <w:rPr>
-        <w:rFonts w:ascii="Courier New" w:hAnsi="Courier New" w:hint="default"/>
+        <w:rFonts w:hint="default" w:ascii="Courier New" w:hAnsi="Courier New"/>
       </w:rPr>
     </w:lvl>
     <w:lvl w:ilvl="2" w:tplc="A88216F0">
@@ -6442,7 +8142,7 @@
         <w:ind w:left="2160" w:hanging="360"/>
       </w:pPr>
       <w:rPr>
-        <w:rFonts w:ascii="Wingdings" w:hAnsi="Wingdings" w:hint="default"/>
+        <w:rFonts w:hint="default" w:ascii="Wingdings" w:hAnsi="Wingdings"/>
       </w:rPr>
     </w:lvl>
     <w:lvl w:ilvl="3" w:tplc="412A4DE8">
@@ -6454,7 +8154,7 @@
         <w:ind w:left="2880" w:hanging="360"/>
       </w:pPr>
       <w:rPr>
-        <w:rFonts w:ascii="Symbol" w:hAnsi="Symbol" w:hint="default"/>
+        <w:rFonts w:hint="default" w:ascii="Symbol" w:hAnsi="Symbol"/>
       </w:rPr>
     </w:lvl>
     <w:lvl w:ilvl="4" w:tplc="53C2C8BE">
@@ -6466,7 +8166,7 @@
         <w:ind w:left="3600" w:hanging="360"/>
       </w:pPr>
       <w:rPr>
-        <w:rFonts w:ascii="Courier New" w:hAnsi="Courier New" w:hint="default"/>
+        <w:rFonts w:hint="default" w:ascii="Courier New" w:hAnsi="Courier New"/>
       </w:rPr>
     </w:lvl>
     <w:lvl w:ilvl="5" w:tplc="A2367584">
@@ -6478,7 +8178,7 @@
         <w:ind w:left="4320" w:hanging="360"/>
       </w:pPr>
       <w:rPr>
-        <w:rFonts w:ascii="Wingdings" w:hAnsi="Wingdings" w:hint="default"/>
+        <w:rFonts w:hint="default" w:ascii="Wingdings" w:hAnsi="Wingdings"/>
       </w:rPr>
     </w:lvl>
     <w:lvl w:ilvl="6" w:tplc="E4729240">
@@ -6490,7 +8190,7 @@
         <w:ind w:left="5040" w:hanging="360"/>
       </w:pPr>
       <w:rPr>
-        <w:rFonts w:ascii="Symbol" w:hAnsi="Symbol" w:hint="default"/>
+        <w:rFonts w:hint="default" w:ascii="Symbol" w:hAnsi="Symbol"/>
       </w:rPr>
     </w:lvl>
     <w:lvl w:ilvl="7" w:tplc="15D864BC">
@@ -6502,7 +8202,7 @@
         <w:ind w:left="5760" w:hanging="360"/>
       </w:pPr>
       <w:rPr>
-        <w:rFonts w:ascii="Courier New" w:hAnsi="Courier New" w:hint="default"/>
+        <w:rFonts w:hint="default" w:ascii="Courier New" w:hAnsi="Courier New"/>
       </w:rPr>
     </w:lvl>
     <w:lvl w:ilvl="8" w:tplc="F4F04426">
@@ -6514,7 +8214,7 @@
         <w:ind w:left="6480" w:hanging="360"/>
       </w:pPr>
       <w:rPr>
-        <w:rFonts w:ascii="Wingdings" w:hAnsi="Wingdings" w:hint="default"/>
+        <w:rFonts w:hint="default" w:ascii="Wingdings" w:hAnsi="Wingdings"/>
       </w:rPr>
     </w:lvl>
   </w:abstractNum>
@@ -6703,7 +8403,7 @@
         <w:ind w:left="720" w:hanging="360"/>
       </w:pPr>
       <w:rPr>
-        <w:rFonts w:ascii="Symbol" w:hAnsi="Symbol" w:hint="default"/>
+        <w:rFonts w:hint="default" w:ascii="Symbol" w:hAnsi="Symbol"/>
       </w:rPr>
     </w:lvl>
     <w:lvl w:ilvl="1" w:tplc="488E0662">
@@ -6715,7 +8415,7 @@
         <w:ind w:left="1440" w:hanging="360"/>
       </w:pPr>
       <w:rPr>
-        <w:rFonts w:ascii="Courier New" w:hAnsi="Courier New" w:hint="default"/>
+        <w:rFonts w:hint="default" w:ascii="Courier New" w:hAnsi="Courier New"/>
       </w:rPr>
     </w:lvl>
     <w:lvl w:ilvl="2" w:tplc="3F4495A8">
@@ -6727,7 +8427,7 @@
         <w:ind w:left="2160" w:hanging="360"/>
       </w:pPr>
       <w:rPr>
-        <w:rFonts w:ascii="Wingdings" w:hAnsi="Wingdings" w:hint="default"/>
+        <w:rFonts w:hint="default" w:ascii="Wingdings" w:hAnsi="Wingdings"/>
       </w:rPr>
     </w:lvl>
     <w:lvl w:ilvl="3" w:tplc="EE1E94DC">
@@ -6739,7 +8439,7 @@
         <w:ind w:left="2880" w:hanging="360"/>
       </w:pPr>
       <w:rPr>
-        <w:rFonts w:ascii="Symbol" w:hAnsi="Symbol" w:hint="default"/>
+        <w:rFonts w:hint="default" w:ascii="Symbol" w:hAnsi="Symbol"/>
       </w:rPr>
     </w:lvl>
     <w:lvl w:ilvl="4" w:tplc="5BD0A062">
@@ -6751,7 +8451,7 @@
         <w:ind w:left="3600" w:hanging="360"/>
       </w:pPr>
       <w:rPr>
-        <w:rFonts w:ascii="Courier New" w:hAnsi="Courier New" w:hint="default"/>
+        <w:rFonts w:hint="default" w:ascii="Courier New" w:hAnsi="Courier New"/>
       </w:rPr>
     </w:lvl>
     <w:lvl w:ilvl="5" w:tplc="6C405A06">
@@ -6763,7 +8463,7 @@
         <w:ind w:left="4320" w:hanging="360"/>
       </w:pPr>
       <w:rPr>
-        <w:rFonts w:ascii="Wingdings" w:hAnsi="Wingdings" w:hint="default"/>
+        <w:rFonts w:hint="default" w:ascii="Wingdings" w:hAnsi="Wingdings"/>
       </w:rPr>
     </w:lvl>
     <w:lvl w:ilvl="6" w:tplc="FEE09508">
@@ -6775,7 +8475,7 @@
         <w:ind w:left="5040" w:hanging="360"/>
       </w:pPr>
       <w:rPr>
-        <w:rFonts w:ascii="Symbol" w:hAnsi="Symbol" w:hint="default"/>
+        <w:rFonts w:hint="default" w:ascii="Symbol" w:hAnsi="Symbol"/>
       </w:rPr>
     </w:lvl>
     <w:lvl w:ilvl="7" w:tplc="CCF2E1CC">
@@ -6787,7 +8487,7 @@
         <w:ind w:left="5760" w:hanging="360"/>
       </w:pPr>
       <w:rPr>
-        <w:rFonts w:ascii="Courier New" w:hAnsi="Courier New" w:hint="default"/>
+        <w:rFonts w:hint="default" w:ascii="Courier New" w:hAnsi="Courier New"/>
       </w:rPr>
     </w:lvl>
     <w:lvl w:ilvl="8" w:tplc="D812E488">
@@ -6799,7 +8499,7 @@
         <w:ind w:left="6480" w:hanging="360"/>
       </w:pPr>
       <w:rPr>
-        <w:rFonts w:ascii="Wingdings" w:hAnsi="Wingdings" w:hint="default"/>
+        <w:rFonts w:hint="default" w:ascii="Wingdings" w:hAnsi="Wingdings"/>
       </w:rPr>
     </w:lvl>
   </w:abstractNum>
@@ -6874,7 +8574,7 @@
   <w:docDefaults>
     <w:rPrDefault>
       <w:rPr>
-        <w:rFonts w:asciiTheme="minorHAnsi" w:eastAsiaTheme="minorHAnsi" w:hAnsiTheme="minorHAnsi" w:cstheme="minorBidi"/>
+        <w:rFonts w:asciiTheme="minorHAnsi" w:hAnsiTheme="minorHAnsi" w:eastAsiaTheme="minorHAnsi" w:cstheme="minorBidi"/>
         <w:sz w:val="24"/>
         <w:szCs w:val="24"/>
         <w:lang w:val="es-ES" w:eastAsia="en-US" w:bidi="ar-SA"/>
@@ -6889,14 +8589,14 @@
   <w:latentStyles w:defLockedState="0" w:defUIPriority="99" w:defSemiHidden="0" w:defUnhideWhenUsed="0" w:defQFormat="0" w:count="376">
     <w:lsdException w:name="Normal" w:uiPriority="0" w:qFormat="1"/>
     <w:lsdException w:name="heading 1" w:uiPriority="9" w:qFormat="1"/>
-    <w:lsdException w:name="heading 2" w:semiHidden="1" w:uiPriority="9" w:unhideWhenUsed="1" w:qFormat="1"/>
-    <w:lsdException w:name="heading 3" w:semiHidden="1" w:uiPriority="9" w:unhideWhenUsed="1" w:qFormat="1"/>
-    <w:lsdException w:name="heading 4" w:semiHidden="1" w:uiPriority="9" w:unhideWhenUsed="1" w:qFormat="1"/>
-    <w:lsdException w:name="heading 5" w:semiHidden="1" w:uiPriority="9" w:unhideWhenUsed="1" w:qFormat="1"/>
-    <w:lsdException w:name="heading 6" w:semiHidden="1" w:uiPriority="9" w:unhideWhenUsed="1" w:qFormat="1"/>
-    <w:lsdException w:name="heading 7" w:semiHidden="1" w:uiPriority="9" w:unhideWhenUsed="1" w:qFormat="1"/>
-    <w:lsdException w:name="heading 8" w:semiHidden="1" w:uiPriority="9" w:unhideWhenUsed="1" w:qFormat="1"/>
-    <w:lsdException w:name="heading 9" w:semiHidden="1" w:uiPriority="9" w:unhideWhenUsed="1" w:qFormat="1"/>
+    <w:lsdException w:name="heading 2" w:uiPriority="9" w:semiHidden="1" w:unhideWhenUsed="1" w:qFormat="1"/>
+    <w:lsdException w:name="heading 3" w:uiPriority="9" w:semiHidden="1" w:unhideWhenUsed="1" w:qFormat="1"/>
+    <w:lsdException w:name="heading 4" w:uiPriority="9" w:semiHidden="1" w:unhideWhenUsed="1" w:qFormat="1"/>
+    <w:lsdException w:name="heading 5" w:uiPriority="9" w:semiHidden="1" w:unhideWhenUsed="1" w:qFormat="1"/>
+    <w:lsdException w:name="heading 6" w:uiPriority="9" w:semiHidden="1" w:unhideWhenUsed="1" w:qFormat="1"/>
+    <w:lsdException w:name="heading 7" w:uiPriority="9" w:semiHidden="1" w:unhideWhenUsed="1" w:qFormat="1"/>
+    <w:lsdException w:name="heading 8" w:uiPriority="9" w:semiHidden="1" w:unhideWhenUsed="1" w:qFormat="1"/>
+    <w:lsdException w:name="heading 9" w:uiPriority="9" w:semiHidden="1" w:unhideWhenUsed="1" w:qFormat="1"/>
     <w:lsdException w:name="index 1" w:semiHidden="1" w:unhideWhenUsed="1"/>
     <w:lsdException w:name="index 2" w:semiHidden="1" w:unhideWhenUsed="1"/>
     <w:lsdException w:name="index 3" w:semiHidden="1" w:unhideWhenUsed="1"/>
@@ -6906,22 +8606,22 @@
     <w:lsdException w:name="index 7" w:semiHidden="1" w:unhideWhenUsed="1"/>
     <w:lsdException w:name="index 8" w:semiHidden="1" w:unhideWhenUsed="1"/>
     <w:lsdException w:name="index 9" w:semiHidden="1" w:unhideWhenUsed="1"/>
-    <w:lsdException w:name="toc 1" w:semiHidden="1" w:uiPriority="39" w:unhideWhenUsed="1"/>
-    <w:lsdException w:name="toc 2" w:semiHidden="1" w:uiPriority="39" w:unhideWhenUsed="1"/>
-    <w:lsdException w:name="toc 3" w:semiHidden="1" w:uiPriority="39" w:unhideWhenUsed="1"/>
-    <w:lsdException w:name="toc 4" w:semiHidden="1" w:uiPriority="39" w:unhideWhenUsed="1"/>
-    <w:lsdException w:name="toc 5" w:semiHidden="1" w:uiPriority="39" w:unhideWhenUsed="1"/>
-    <w:lsdException w:name="toc 6" w:semiHidden="1" w:uiPriority="39" w:unhideWhenUsed="1"/>
-    <w:lsdException w:name="toc 7" w:semiHidden="1" w:uiPriority="39" w:unhideWhenUsed="1"/>
-    <w:lsdException w:name="toc 8" w:semiHidden="1" w:uiPriority="39" w:unhideWhenUsed="1"/>
-    <w:lsdException w:name="toc 9" w:semiHidden="1" w:uiPriority="39" w:unhideWhenUsed="1"/>
+    <w:lsdException w:name="toc 1" w:uiPriority="39" w:semiHidden="1" w:unhideWhenUsed="1"/>
+    <w:lsdException w:name="toc 2" w:uiPriority="39" w:semiHidden="1" w:unhideWhenUsed="1"/>
+    <w:lsdException w:name="toc 3" w:uiPriority="39" w:semiHidden="1" w:unhideWhenUsed="1"/>
+    <w:lsdException w:name="toc 4" w:uiPriority="39" w:semiHidden="1" w:unhideWhenUsed="1"/>
+    <w:lsdException w:name="toc 5" w:uiPriority="39" w:semiHidden="1" w:unhideWhenUsed="1"/>
+    <w:lsdException w:name="toc 6" w:uiPriority="39" w:semiHidden="1" w:unhideWhenUsed="1"/>
+    <w:lsdException w:name="toc 7" w:uiPriority="39" w:semiHidden="1" w:unhideWhenUsed="1"/>
+    <w:lsdException w:name="toc 8" w:uiPriority="39" w:semiHidden="1" w:unhideWhenUsed="1"/>
+    <w:lsdException w:name="toc 9" w:uiPriority="39" w:semiHidden="1" w:unhideWhenUsed="1"/>
     <w:lsdException w:name="Normal Indent" w:semiHidden="1" w:unhideWhenUsed="1"/>
     <w:lsdException w:name="footnote text" w:semiHidden="1" w:unhideWhenUsed="1"/>
     <w:lsdException w:name="annotation text" w:semiHidden="1" w:unhideWhenUsed="1"/>
     <w:lsdException w:name="header" w:semiHidden="1" w:unhideWhenUsed="1"/>
     <w:lsdException w:name="footer" w:semiHidden="1" w:unhideWhenUsed="1"/>
     <w:lsdException w:name="index heading" w:semiHidden="1" w:unhideWhenUsed="1"/>
-    <w:lsdException w:name="caption" w:semiHidden="1" w:uiPriority="35" w:unhideWhenUsed="1" w:qFormat="1"/>
+    <w:lsdException w:name="caption" w:uiPriority="35" w:semiHidden="1" w:unhideWhenUsed="1" w:qFormat="1"/>
     <w:lsdException w:name="table of figures" w:semiHidden="1" w:unhideWhenUsed="1"/>
     <w:lsdException w:name="envelope address" w:semiHidden="1" w:unhideWhenUsed="1"/>
     <w:lsdException w:name="envelope return" w:semiHidden="1" w:unhideWhenUsed="1"/>
@@ -6952,7 +8652,7 @@
     <w:lsdException w:name="Title" w:uiPriority="10" w:qFormat="1"/>
     <w:lsdException w:name="Closing" w:semiHidden="1" w:unhideWhenUsed="1"/>
     <w:lsdException w:name="Signature" w:semiHidden="1" w:unhideWhenUsed="1"/>
-    <w:lsdException w:name="Default Paragraph Font" w:semiHidden="1" w:uiPriority="1" w:unhideWhenUsed="1"/>
+    <w:lsdException w:name="Default Paragraph Font" w:uiPriority="1" w:semiHidden="1" w:unhideWhenUsed="1"/>
     <w:lsdException w:name="Body Text" w:semiHidden="1" w:unhideWhenUsed="1"/>
     <w:lsdException w:name="Body Text Indent" w:semiHidden="1" w:unhideWhenUsed="1"/>
     <w:lsdException w:name="List Continue" w:semiHidden="1" w:unhideWhenUsed="1"/>
@@ -7152,8 +8852,8 @@
     <w:lsdException w:name="Subtle Reference" w:uiPriority="31" w:qFormat="1"/>
     <w:lsdException w:name="Intense Reference" w:uiPriority="32" w:qFormat="1"/>
     <w:lsdException w:name="Book Title" w:uiPriority="33" w:qFormat="1"/>
-    <w:lsdException w:name="Bibliography" w:semiHidden="1" w:uiPriority="37" w:unhideWhenUsed="1"/>
-    <w:lsdException w:name="TOC Heading" w:semiHidden="1" w:uiPriority="39" w:unhideWhenUsed="1" w:qFormat="1"/>
+    <w:lsdException w:name="Bibliography" w:uiPriority="37" w:semiHidden="1" w:unhideWhenUsed="1"/>
+    <w:lsdException w:name="TOC Heading" w:uiPriority="39" w:semiHidden="1" w:unhideWhenUsed="1" w:qFormat="1"/>
     <w:lsdException w:name="Plain Table 1" w:uiPriority="41"/>
     <w:lsdException w:name="Plain Table 2" w:uiPriority="42"/>
     <w:lsdException w:name="Plain Table 3" w:uiPriority="43"/>
@@ -7264,7 +8964,7 @@
     <w:lsdException w:name="Unresolved Mention" w:semiHidden="1" w:unhideWhenUsed="1"/>
     <w:lsdException w:name="Smart Link" w:semiHidden="1" w:unhideWhenUsed="1"/>
   </w:latentStyles>
-  <w:style w:type="paragraph" w:default="1" w:styleId="Normal">
+  <w:style w:type="paragraph" w:styleId="Normal" w:default="1">
     <w:name w:val="Normal"/>
     <w:qFormat/>
   </w:style>
@@ -7283,7 +8983,7 @@
       <w:outlineLvl w:val="1"/>
     </w:pPr>
     <w:rPr>
-      <w:rFonts w:asciiTheme="majorHAnsi" w:eastAsiaTheme="majorEastAsia" w:hAnsiTheme="majorHAnsi" w:cstheme="majorBidi"/>
+      <w:rFonts w:asciiTheme="majorHAnsi" w:hAnsiTheme="majorHAnsi" w:eastAsiaTheme="majorEastAsia" w:cstheme="majorBidi"/>
       <w:color w:val="0F4761" w:themeColor="accent1" w:themeShade="BF"/>
       <w:sz w:val="32"/>
       <w:szCs w:val="32"/>
@@ -7306,17 +9006,17 @@
       <w:outlineLvl w:val="2"/>
     </w:pPr>
     <w:rPr>
-      <w:rFonts w:asciiTheme="majorHAnsi" w:eastAsiaTheme="majorEastAsia" w:hAnsiTheme="majorHAnsi" w:cstheme="majorBidi"/>
+      <w:rFonts w:asciiTheme="majorHAnsi" w:hAnsiTheme="majorHAnsi" w:eastAsiaTheme="majorEastAsia" w:cstheme="majorBidi"/>
       <w:color w:val="0A2F40" w:themeColor="accent1" w:themeShade="7F"/>
     </w:rPr>
   </w:style>
-  <w:style w:type="character" w:default="1" w:styleId="DefaultParagraphFont">
+  <w:style w:type="character" w:styleId="DefaultParagraphFont" w:default="1">
     <w:name w:val="Default Paragraph Font"/>
     <w:uiPriority w:val="1"/>
     <w:semiHidden/>
     <w:unhideWhenUsed/>
   </w:style>
-  <w:style w:type="table" w:default="1" w:styleId="TableNormal">
+  <w:style w:type="table" w:styleId="TableNormal" w:default="1">
     <w:name w:val="Normal Table"/>
     <w:uiPriority w:val="99"/>
     <w:semiHidden/>
@@ -7331,7 +9031,7 @@
       </w:tblCellMar>
     </w:tblPr>
   </w:style>
-  <w:style w:type="numbering" w:default="1" w:styleId="NoList">
+  <w:style w:type="numbering" w:styleId="NoList" w:default="1">
     <w:name w:val="No List"/>
     <w:uiPriority w:val="99"/>
     <w:semiHidden/>
@@ -7397,12 +9097,12 @@
     </w:pPr>
     <w:tblPr>
       <w:tblBorders>
-        <w:top w:val="single" w:sz="4" w:space="0" w:color="000000" w:themeColor="text1"/>
-        <w:left w:val="single" w:sz="4" w:space="0" w:color="000000" w:themeColor="text1"/>
-        <w:bottom w:val="single" w:sz="4" w:space="0" w:color="000000" w:themeColor="text1"/>
-        <w:right w:val="single" w:sz="4" w:space="0" w:color="000000" w:themeColor="text1"/>
-        <w:insideH w:val="single" w:sz="4" w:space="0" w:color="000000" w:themeColor="text1"/>
-        <w:insideV w:val="single" w:sz="4" w:space="0" w:color="000000" w:themeColor="text1"/>
+        <w:top w:val="single" w:color="000000" w:themeColor="text1" w:sz="4" w:space="0"/>
+        <w:left w:val="single" w:color="000000" w:themeColor="text1" w:sz="4" w:space="0"/>
+        <w:bottom w:val="single" w:color="000000" w:themeColor="text1" w:sz="4" w:space="0"/>
+        <w:right w:val="single" w:color="000000" w:themeColor="text1" w:sz="4" w:space="0"/>
+        <w:insideH w:val="single" w:color="000000" w:themeColor="text1" w:sz="4" w:space="0"/>
+        <w:insideV w:val="single" w:color="000000" w:themeColor="text1" w:sz="4" w:space="0"/>
       </w:tblBorders>
     </w:tblPr>
   </w:style>
@@ -7418,7 +9118,7 @@
       <w:u w:val="single"/>
     </w:rPr>
   </w:style>
-  <w:style w:type="character" w:customStyle="1" w:styleId="Heading3Char">
+  <w:style w:type="character" w:styleId="Heading3Char" w:customStyle="1">
     <w:name w:val="Heading 3 Char"/>
     <w:basedOn w:val="DefaultParagraphFont"/>
     <w:link w:val="Heading3"/>
@@ -7426,7 +9126,7 @@
     <w:semiHidden/>
     <w:rsid w:val="00EC0504"/>
     <w:rPr>
-      <w:rFonts w:asciiTheme="majorHAnsi" w:eastAsiaTheme="majorEastAsia" w:hAnsiTheme="majorHAnsi" w:cstheme="majorBidi"/>
+      <w:rFonts w:asciiTheme="majorHAnsi" w:hAnsiTheme="majorHAnsi" w:eastAsiaTheme="majorEastAsia" w:cstheme="majorBidi"/>
       <w:color w:val="0A2F40" w:themeColor="accent1" w:themeShade="7F"/>
     </w:rPr>
   </w:style>
@@ -7434,7 +9134,7 @@
 </file>
 
 <file path=word/theme/theme1.xml><?xml version="1.0" encoding="utf-8"?>
-<a:theme xmlns:a="http://schemas.openxmlformats.org/drawingml/2006/main" name="Office Theme">
+<a:theme xmlns:a="http://schemas.openxmlformats.org/drawingml/2006/main" xmlns:thm15="http://schemas.microsoft.com/office/thememl/2012/main" name="Office Theme">
   <a:themeElements>
     <a:clrScheme name="Office">
       <a:dk1>
